--- a/docs/Project status summary.docx
+++ b/docs/Project status summary.docx
@@ -7,14 +7,12 @@
         <w:rPr>
           <w:b/>
           <w:bCs/>
-          <w:lang w:val="en-US"/>
         </w:rPr>
       </w:pPr>
       <w:r>
         <w:rPr>
           <w:b/>
           <w:bCs/>
-          <w:lang w:val="en-US"/>
         </w:rPr>
         <w:t>IMPORTANTE:</w:t>
       </w:r>
@@ -47,95 +45,46 @@
           <w:b/>
           <w:bCs/>
         </w:rPr>
-        <w:t>“</w:t>
-      </w:r>
-      <w:proofErr w:type="spellStart"/>
+        <w:t>“Gym Env normal por fuera”</w:t>
+      </w:r>
+      <w:r>
+        <w:t xml:space="preserve">, y por dentro un </w:t>
+      </w:r>
       <w:r>
         <w:rPr>
           <w:b/>
           <w:bCs/>
         </w:rPr>
-        <w:t>Gym</w:t>
-      </w:r>
-      <w:proofErr w:type="spellEnd"/>
+        <w:t>traductor</w:t>
+      </w:r>
+      <w:r>
+        <w:t xml:space="preserve"> que convierte decisiones de asignación (RL) en acciones ejecutables por el env. El grafo ya existe como </w:t>
+      </w:r>
+      <w:r>
+        <w:rPr>
+          <w:i/>
+          <w:iCs/>
+        </w:rPr>
+        <w:t>estructura de datos</w:t>
+      </w:r>
+      <w:r>
+        <w:t xml:space="preserve">, pero </w:t>
+      </w:r>
       <w:r>
         <w:rPr>
           <w:b/>
           <w:bCs/>
         </w:rPr>
-        <w:t xml:space="preserve"> </w:t>
-      </w:r>
-      <w:proofErr w:type="spellStart"/>
+        <w:t>aún no existe la política GNN/atención end-to-end</w:t>
+      </w:r>
+      <w:r>
+        <w:t xml:space="preserve">: hoy el grafo se </w:t>
+      </w:r>
       <w:r>
         <w:rPr>
           <w:b/>
           <w:bCs/>
         </w:rPr>
-        <w:t>Env</w:t>
-      </w:r>
-      <w:proofErr w:type="spellEnd"/>
-      <w:r>
-        <w:rPr>
-          <w:b/>
-          <w:bCs/>
-        </w:rPr>
-        <w:t xml:space="preserve"> normal por fuera”</w:t>
-      </w:r>
-      <w:r>
-        <w:t xml:space="preserve">, y por dentro un </w:t>
-      </w:r>
-      <w:r>
-        <w:rPr>
-          <w:b/>
-          <w:bCs/>
-        </w:rPr>
-        <w:t>traductor</w:t>
-      </w:r>
-      <w:r>
-        <w:t xml:space="preserve"> que convierte decisiones de asignación (RL) en acciones ejecutables por el </w:t>
-      </w:r>
-      <w:proofErr w:type="spellStart"/>
-      <w:r>
-        <w:t>env</w:t>
-      </w:r>
-      <w:proofErr w:type="spellEnd"/>
-      <w:r>
-        <w:t xml:space="preserve">. El grafo ya existe como </w:t>
-      </w:r>
-      <w:r>
-        <w:rPr>
-          <w:i/>
-          <w:iCs/>
-        </w:rPr>
-        <w:t>estructura de datos</w:t>
-      </w:r>
-      <w:r>
-        <w:t xml:space="preserve">, pero </w:t>
-      </w:r>
-      <w:r>
-        <w:rPr>
-          <w:b/>
-          <w:bCs/>
-        </w:rPr>
-        <w:t xml:space="preserve">aún no existe la política GNN/atención </w:t>
-      </w:r>
-      <w:proofErr w:type="spellStart"/>
-      <w:r>
-        <w:rPr>
-          <w:b/>
-          <w:bCs/>
-        </w:rPr>
-        <w:t>end-to-end</w:t>
-      </w:r>
-      <w:proofErr w:type="spellEnd"/>
-      <w:r>
-        <w:t xml:space="preserve">: hoy el grafo se </w:t>
-      </w:r>
-      <w:r>
-        <w:rPr>
-          <w:b/>
-          <w:bCs/>
-        </w:rPr>
         <w:t>aplana</w:t>
       </w:r>
       <w:r>
@@ -148,7 +97,7 @@
       </w:pPr>
       <w:r>
         <w:pict w14:anchorId="30968240">
-          <v:rect id="_x0000_i1041" style="width:0;height:1.5pt" o:hralign="center" o:hrstd="t" o:hr="t" fillcolor="#a0a0a0" stroked="f"/>
+          <v:rect id="_x0000_i1025" style="width:0;height:1.5pt" o:hralign="center" o:hrstd="t" o:hr="t" fillcolor="#a0a0a0" stroked="f"/>
         </w:pict>
       </w:r>
     </w:p>
@@ -193,70 +142,29 @@
         <w:jc w:val="both"/>
       </w:pPr>
       <w:r>
-        <w:t xml:space="preserve">SB3 solo sabe hacer: </w:t>
-      </w:r>
-      <w:proofErr w:type="spellStart"/>
-      <w:r>
-        <w:t>obs</w:t>
-      </w:r>
-      <w:proofErr w:type="spellEnd"/>
-      <w:r>
-        <w:t xml:space="preserve"> = </w:t>
-      </w:r>
-      <w:proofErr w:type="spellStart"/>
+        <w:t xml:space="preserve">SB3 solo sabe hacer: obs = </w:t>
+      </w:r>
       <w:proofErr w:type="gramStart"/>
       <w:r>
         <w:t>env.reset</w:t>
       </w:r>
-      <w:proofErr w:type="spellEnd"/>
       <w:proofErr w:type="gramEnd"/>
       <w:r>
-        <w:t xml:space="preserve">() y luego </w:t>
-      </w:r>
-      <w:proofErr w:type="spellStart"/>
-      <w:r>
-        <w:t>obs</w:t>
-      </w:r>
-      <w:proofErr w:type="spellEnd"/>
-      <w:r>
-        <w:t xml:space="preserve">, </w:t>
-      </w:r>
-      <w:proofErr w:type="spellStart"/>
-      <w:r>
-        <w:t>reward</w:t>
-      </w:r>
-      <w:proofErr w:type="spellEnd"/>
-      <w:r>
-        <w:t xml:space="preserve"> = </w:t>
-      </w:r>
-      <w:proofErr w:type="spellStart"/>
+        <w:t xml:space="preserve">() y luego obs, reward = </w:t>
+      </w:r>
       <w:proofErr w:type="gramStart"/>
       <w:r>
         <w:t>env.step</w:t>
       </w:r>
-      <w:proofErr w:type="spellEnd"/>
       <w:proofErr w:type="gramEnd"/>
       <w:r>
-        <w:t>(</w:t>
-      </w:r>
-      <w:proofErr w:type="spellStart"/>
-      <w:r>
-        <w:t>action</w:t>
-      </w:r>
-      <w:proofErr w:type="spellEnd"/>
-      <w:r>
-        <w:t>) en</w:t>
+        <w:t>(action) en</w:t>
       </w:r>
       <w:r>
         <w:t xml:space="preserve"> </w:t>
       </w:r>
-      <w:proofErr w:type="spellStart"/>
-      <w:r>
-        <w:t>loop</w:t>
-      </w:r>
-      <w:proofErr w:type="spellEnd"/>
-      <w:r>
-        <w:t>.</w:t>
+      <w:r>
+        <w:t>loop.</w:t>
       </w:r>
     </w:p>
     <w:p>
@@ -268,15 +176,7 @@
         <w:jc w:val="both"/>
       </w:pPr>
       <w:r>
-        <w:t xml:space="preserve">Para SB3 esto es un </w:t>
-      </w:r>
-      <w:proofErr w:type="spellStart"/>
-      <w:r>
-        <w:t>Gym</w:t>
-      </w:r>
-      <w:proofErr w:type="spellEnd"/>
-      <w:r>
-        <w:t xml:space="preserve"> cualquiera.</w:t>
+        <w:t>Para SB3 esto es un Gym cualquiera.</w:t>
       </w:r>
     </w:p>
     <w:p>
@@ -289,21 +189,8 @@
       <w:r>
         <w:t xml:space="preserve"> </w:t>
       </w:r>
-      <w:proofErr w:type="spellStart"/>
-      <w:r>
-        <w:t>GraphAssignmentEnv</w:t>
-      </w:r>
-      <w:proofErr w:type="spellEnd"/>
-      <w:r>
-        <w:t>(...) y entrena PPO con "</w:t>
-      </w:r>
-      <w:proofErr w:type="spellStart"/>
-      <w:r>
-        <w:t>MlpPolicy</w:t>
-      </w:r>
-      <w:proofErr w:type="spellEnd"/>
-      <w:r>
-        <w:t xml:space="preserve">". </w:t>
+      <w:r>
+        <w:t xml:space="preserve">GraphAssignmentEnv(...) y entrena PPO con "MlpPolicy". </w:t>
       </w:r>
     </w:p>
     <w:p>
@@ -319,39 +206,7 @@
           <w:b/>
           <w:bCs/>
         </w:rPr>
-        <w:t xml:space="preserve">(B) </w:t>
-      </w:r>
-      <w:proofErr w:type="spellStart"/>
-      <w:r>
-        <w:rPr>
-          <w:b/>
-          <w:bCs/>
-        </w:rPr>
-        <w:t>GraphAssignmentEnv</w:t>
-      </w:r>
-      <w:proofErr w:type="spellEnd"/>
-      <w:r>
-        <w:rPr>
-          <w:b/>
-          <w:bCs/>
-        </w:rPr>
-        <w:t xml:space="preserve"> (</w:t>
-      </w:r>
-      <w:proofErr w:type="spellStart"/>
-      <w:r>
-        <w:rPr>
-          <w:b/>
-          <w:bCs/>
-        </w:rPr>
-        <w:t>wrapper</w:t>
-      </w:r>
-      <w:proofErr w:type="spellEnd"/>
-      <w:r>
-        <w:rPr>
-          <w:b/>
-          <w:bCs/>
-        </w:rPr>
-        <w:t>/puente)</w:t>
+        <w:t>(B) GraphAssignmentEnv (wrapper/puente)</w:t>
       </w:r>
     </w:p>
     <w:p>
@@ -359,15 +214,7 @@
         <w:jc w:val="both"/>
       </w:pPr>
       <w:r>
-        <w:t xml:space="preserve">Este </w:t>
-      </w:r>
-      <w:proofErr w:type="spellStart"/>
-      <w:r>
-        <w:t>env</w:t>
-      </w:r>
-      <w:proofErr w:type="spellEnd"/>
-      <w:r>
-        <w:t xml:space="preserve"> “puente” hace 3 trabajos:</w:t>
+        <w:t>Este env “puente” hace 3 trabajos:</w:t>
       </w:r>
     </w:p>
     <w:p>
@@ -386,23 +233,7 @@
         <w:t>Define espacios</w:t>
       </w:r>
       <w:r>
-        <w:t xml:space="preserve"> (</w:t>
-      </w:r>
-      <w:proofErr w:type="spellStart"/>
-      <w:r>
-        <w:t>observation_space</w:t>
-      </w:r>
-      <w:proofErr w:type="spellEnd"/>
-      <w:r>
-        <w:t xml:space="preserve"> y </w:t>
-      </w:r>
-      <w:proofErr w:type="spellStart"/>
-      <w:r>
-        <w:t>action_space</w:t>
-      </w:r>
-      <w:proofErr w:type="spellEnd"/>
-      <w:r>
-        <w:t xml:space="preserve">) fijos para SB3. </w:t>
+        <w:t xml:space="preserve"> (observation_space y action_space) fijos para SB3. </w:t>
       </w:r>
     </w:p>
     <w:p>
@@ -414,23 +245,7 @@
         <w:jc w:val="both"/>
       </w:pPr>
       <w:r>
-        <w:t xml:space="preserve">En </w:t>
-      </w:r>
-      <w:proofErr w:type="spellStart"/>
-      <w:r>
-        <w:t>reset</w:t>
-      </w:r>
-      <w:proofErr w:type="spellEnd"/>
-      <w:r>
-        <w:t xml:space="preserve">/step, llama al </w:t>
-      </w:r>
-      <w:proofErr w:type="spellStart"/>
-      <w:r>
-        <w:t>env</w:t>
-      </w:r>
-      <w:proofErr w:type="spellEnd"/>
-      <w:r>
-        <w:t xml:space="preserve"> real de TA-RWARE y mantiene estado. </w:t>
+        <w:t xml:space="preserve">En reset/step, llama al env real de TA-RWARE y mantiene estado. </w:t>
       </w:r>
     </w:p>
     <w:p>
@@ -449,23 +264,7 @@
         <w:t>Traduce</w:t>
       </w:r>
       <w:r>
-        <w:t xml:space="preserve"> la acción RL (slots) a acciones reales (</w:t>
-      </w:r>
-      <w:proofErr w:type="spellStart"/>
-      <w:r>
-        <w:t>location_id</w:t>
-      </w:r>
-      <w:proofErr w:type="spellEnd"/>
-      <w:r>
-        <w:t xml:space="preserve"> por AGV) usando un </w:t>
-      </w:r>
-      <w:proofErr w:type="spellStart"/>
-      <w:r>
-        <w:t>controller</w:t>
-      </w:r>
-      <w:proofErr w:type="spellEnd"/>
-      <w:r>
-        <w:t xml:space="preserve"> heurístico.</w:t>
+        <w:t xml:space="preserve"> la acción RL (slots) a acciones reales (location_id por AGV) usando un controller heurístico.</w:t>
       </w:r>
     </w:p>
     <w:p>
@@ -481,23 +280,7 @@
           <w:b/>
           <w:bCs/>
         </w:rPr>
-        <w:t xml:space="preserve">(C) </w:t>
-      </w:r>
-      <w:proofErr w:type="spellStart"/>
-      <w:r>
-        <w:rPr>
-          <w:b/>
-          <w:bCs/>
-        </w:rPr>
-        <w:t>Controller</w:t>
-      </w:r>
-      <w:proofErr w:type="spellEnd"/>
-      <w:r>
-        <w:rPr>
-          <w:b/>
-          <w:bCs/>
-        </w:rPr>
-        <w:t xml:space="preserve"> heurístico (ejecutor “macro”)</w:t>
+        <w:t>(C) Controller heurístico (ejecutor “macro”)</w:t>
       </w:r>
     </w:p>
     <w:p>
@@ -521,15 +304,7 @@
         <w:jc w:val="both"/>
       </w:pPr>
       <w:r>
-        <w:t xml:space="preserve">El </w:t>
-      </w:r>
-      <w:proofErr w:type="spellStart"/>
-      <w:r>
-        <w:t>controller</w:t>
-      </w:r>
-      <w:proofErr w:type="spellEnd"/>
-      <w:r>
-        <w:t xml:space="preserve"> se encarga del “cómo”: ir, recoger, entregar, volver, etc.</w:t>
+        <w:t>El controller se encarga del “cómo”: ir, recoger, entregar, volver, etc.</w:t>
       </w:r>
       <w:r>
         <w:br/>
@@ -541,39 +316,7 @@
         <w:jc w:val="both"/>
       </w:pPr>
       <w:r>
-        <w:t xml:space="preserve">Código: </w:t>
-      </w:r>
-      <w:proofErr w:type="spellStart"/>
-      <w:r>
-        <w:t>HeuristicController.step</w:t>
-      </w:r>
-      <w:proofErr w:type="spellEnd"/>
-      <w:r>
-        <w:t xml:space="preserve">(... </w:t>
-      </w:r>
-      <w:proofErr w:type="spellStart"/>
-      <w:r>
-        <w:t>rl_agv_assignments</w:t>
-      </w:r>
-      <w:proofErr w:type="spellEnd"/>
-      <w:r>
-        <w:t xml:space="preserve">=...) produce </w:t>
-      </w:r>
-      <w:proofErr w:type="spellStart"/>
-      <w:r>
-        <w:t>loc_actions</w:t>
-      </w:r>
-      <w:proofErr w:type="spellEnd"/>
-      <w:r>
-        <w:t xml:space="preserve"> para el </w:t>
-      </w:r>
-      <w:proofErr w:type="spellStart"/>
-      <w:r>
-        <w:t>env</w:t>
-      </w:r>
-      <w:proofErr w:type="spellEnd"/>
-      <w:r>
-        <w:t xml:space="preserve"> real. </w:t>
+        <w:t xml:space="preserve">Código: HeuristicController.step(... rl_agv_assignments=...) produce loc_actions para el env real. </w:t>
       </w:r>
     </w:p>
     <w:p>
@@ -589,23 +332,7 @@
           <w:b/>
           <w:bCs/>
         </w:rPr>
-        <w:t xml:space="preserve">(D) </w:t>
-      </w:r>
-      <w:proofErr w:type="spellStart"/>
-      <w:r>
-        <w:rPr>
-          <w:b/>
-          <w:bCs/>
-        </w:rPr>
-        <w:t>Builder</w:t>
-      </w:r>
-      <w:proofErr w:type="spellEnd"/>
-      <w:r>
-        <w:rPr>
-          <w:b/>
-          <w:bCs/>
-        </w:rPr>
-        <w:t>/Schema de grafo (representación)</w:t>
+        <w:t>(D) Builder/Schema de grafo (representación)</w:t>
       </w:r>
     </w:p>
     <w:p>
@@ -616,13 +343,8 @@
         </w:numPr>
         <w:jc w:val="both"/>
       </w:pPr>
-      <w:proofErr w:type="spellStart"/>
-      <w:r>
-        <w:t>GraphState</w:t>
-      </w:r>
-      <w:proofErr w:type="spellEnd"/>
-      <w:r>
-        <w:t xml:space="preserve"> define el contrato: nodos, aristas, tipos, y lo más importante:</w:t>
+      <w:r>
+        <w:t>GraphState define el contrato: nodos, aristas, tipos, y lo más importante:</w:t>
       </w:r>
     </w:p>
     <w:p>
@@ -636,70 +358,12 @@
           <w:lang w:val="en-US"/>
         </w:rPr>
       </w:pPr>
-      <w:proofErr w:type="spellStart"/>
       <w:r>
         <w:rPr>
           <w:lang w:val="en-US"/>
         </w:rPr>
-        <w:t>task_loc_ids</w:t>
-      </w:r>
-      <w:proofErr w:type="spellEnd"/>
-      <w:r>
-        <w:rPr>
-          <w:lang w:val="en-US"/>
-        </w:rPr>
-        <w:t xml:space="preserve"> para </w:t>
-      </w:r>
-      <w:proofErr w:type="spellStart"/>
-      <w:r>
-        <w:rPr>
-          <w:lang w:val="en-US"/>
-        </w:rPr>
-        <w:t>mapear</w:t>
-      </w:r>
-      <w:proofErr w:type="spellEnd"/>
-      <w:r>
-        <w:rPr>
-          <w:lang w:val="en-US"/>
-        </w:rPr>
-        <w:t xml:space="preserve"> “</w:t>
-      </w:r>
-      <w:proofErr w:type="spellStart"/>
-      <w:r>
-        <w:rPr>
-          <w:lang w:val="en-US"/>
-        </w:rPr>
-        <w:t>tarea</w:t>
-      </w:r>
-      <w:proofErr w:type="spellEnd"/>
-      <w:r>
-        <w:rPr>
-          <w:lang w:val="en-US"/>
-        </w:rPr>
-        <w:t xml:space="preserve"> </w:t>
-      </w:r>
-      <w:proofErr w:type="spellStart"/>
-      <w:r>
-        <w:rPr>
-          <w:lang w:val="en-US"/>
-        </w:rPr>
-        <w:t>i</w:t>
-      </w:r>
-      <w:proofErr w:type="spellEnd"/>
-      <w:r>
-        <w:rPr>
-          <w:lang w:val="en-US"/>
-        </w:rPr>
-        <w:t xml:space="preserve">” → env </w:t>
-      </w:r>
-      <w:proofErr w:type="spellStart"/>
-      <w:r>
-        <w:rPr>
-          <w:lang w:val="en-US"/>
-        </w:rPr>
-        <w:t>loc_id</w:t>
-      </w:r>
-      <w:proofErr w:type="spellEnd"/>
+        <w:t>task_loc_ids para mapear “tarea i” → env loc_id</w:t>
+      </w:r>
     </w:p>
     <w:p>
       <w:pPr>
@@ -709,13 +373,8 @@
         </w:numPr>
         <w:jc w:val="both"/>
       </w:pPr>
-      <w:proofErr w:type="spellStart"/>
-      <w:r>
-        <w:t>action_mask</w:t>
-      </w:r>
-      <w:proofErr w:type="spellEnd"/>
-      <w:r>
-        <w:t xml:space="preserve"> para decir qué asignaciones son válidas </w:t>
+      <w:r>
+        <w:t xml:space="preserve">action_mask para decir qué asignaciones son válidas </w:t>
       </w:r>
     </w:p>
     <w:p>
@@ -726,21 +385,8 @@
         </w:numPr>
         <w:jc w:val="both"/>
       </w:pPr>
-      <w:proofErr w:type="spellStart"/>
-      <w:r>
-        <w:t>AssignmentGraphBuilder</w:t>
-      </w:r>
-      <w:proofErr w:type="spellEnd"/>
-      <w:r>
-        <w:t xml:space="preserve"> construye el grafo y crea mapeos </w:t>
-      </w:r>
-      <w:proofErr w:type="spellStart"/>
-      <w:r>
-        <w:t>slot↔task</w:t>
-      </w:r>
-      <w:proofErr w:type="spellEnd"/>
-      <w:r>
-        <w:t xml:space="preserve"> </w:t>
+      <w:r>
+        <w:t xml:space="preserve">AssignmentGraphBuilder construye el grafo y crea mapeos slot↔task </w:t>
       </w:r>
     </w:p>
     <w:p>
@@ -756,23 +402,25 @@
           <w:b/>
           <w:bCs/>
         </w:rPr>
-        <w:t xml:space="preserve">(E) </w:t>
-      </w:r>
-      <w:proofErr w:type="spellStart"/>
+        <w:t>(E) Encoder actual (grafo → vector PPO)</w:t>
+      </w:r>
+    </w:p>
+    <w:p>
+      <w:pPr>
+        <w:jc w:val="both"/>
+      </w:pPr>
+      <w:r>
+        <w:t xml:space="preserve">Cuando obs_backend="graph", el env construye el grafo y luego lo </w:t>
+      </w:r>
       <w:r>
         <w:rPr>
           <w:b/>
           <w:bCs/>
         </w:rPr>
-        <w:t>Encoder</w:t>
-      </w:r>
-      <w:proofErr w:type="spellEnd"/>
-      <w:r>
-        <w:rPr>
-          <w:b/>
-          <w:bCs/>
-        </w:rPr>
-        <w:t xml:space="preserve"> actual (grafo → vector PPO)</w:t>
+        <w:t>convierte a un vector fijo</w:t>
+      </w:r>
+      <w:r>
+        <w:t xml:space="preserve"> para SB3.</w:t>
       </w:r>
     </w:p>
     <w:p>
@@ -780,76 +428,19 @@
         <w:jc w:val="both"/>
       </w:pPr>
       <w:r>
-        <w:t xml:space="preserve">Cuando </w:t>
-      </w:r>
-      <w:proofErr w:type="spellStart"/>
-      <w:r>
-        <w:t>obs_backend</w:t>
-      </w:r>
-      <w:proofErr w:type="spellEnd"/>
-      <w:r>
-        <w:t xml:space="preserve">="graph", el </w:t>
-      </w:r>
-      <w:proofErr w:type="spellStart"/>
-      <w:r>
-        <w:t>env</w:t>
-      </w:r>
-      <w:proofErr w:type="spellEnd"/>
-      <w:r>
-        <w:t xml:space="preserve"> construye el grafo y luego lo </w:t>
-      </w:r>
-      <w:r>
-        <w:rPr>
-          <w:b/>
-          <w:bCs/>
-        </w:rPr>
-        <w:t>convierte a un vector fijo</w:t>
-      </w:r>
-      <w:r>
-        <w:t xml:space="preserve"> para SB3.</w:t>
-      </w:r>
-    </w:p>
-    <w:p>
-      <w:pPr>
-        <w:jc w:val="both"/>
-      </w:pPr>
-      <w:r>
         <w:lastRenderedPageBreak/>
-        <w:t xml:space="preserve">Esto ocurre vía </w:t>
-      </w:r>
-      <w:proofErr w:type="spellStart"/>
-      <w:r>
-        <w:t>encode_graph_assignment_obs</w:t>
-      </w:r>
-      <w:proofErr w:type="spellEnd"/>
-      <w:r>
-        <w:t>(...).</w:t>
-      </w:r>
-    </w:p>
-    <w:p>
-      <w:pPr>
-        <w:rPr>
-          <w:lang w:val="en-US"/>
-        </w:rPr>
-      </w:pPr>
-    </w:p>
+        <w:t>Esto ocurre vía encode_graph_assignment_obs(...).</w:t>
+      </w:r>
+    </w:p>
+    <w:p/>
     <w:p>
       <w:pPr>
         <w:pBdr>
           <w:bottom w:val="single" w:sz="6" w:space="1" w:color="auto"/>
         </w:pBdr>
-        <w:rPr>
-          <w:lang w:val="en-US"/>
-        </w:rPr>
-      </w:pPr>
-    </w:p>
-    <w:p>
-      <w:pPr>
-        <w:rPr>
-          <w:lang w:val="en-US"/>
-        </w:rPr>
-      </w:pPr>
-    </w:p>
+      </w:pPr>
+    </w:p>
+    <w:p/>
     <w:p>
       <w:pPr>
         <w:rPr>
@@ -862,67 +453,27 @@
           <w:b/>
           <w:bCs/>
         </w:rPr>
-        <w:t xml:space="preserve">A) Diagrama de secuencia (quién llama a quién en cada </w:t>
-      </w:r>
-      <w:proofErr w:type="spellStart"/>
-      <w:r>
+        <w:t>A) Diagrama de secuencia (quién llama a quién en cada timestep)</w:t>
+      </w:r>
+    </w:p>
+    <w:p>
+      <w:pPr>
         <w:rPr>
           <w:b/>
           <w:bCs/>
         </w:rPr>
-        <w:t>timestep</w:t>
-      </w:r>
-      <w:proofErr w:type="spellEnd"/>
+      </w:pPr>
       <w:r>
         <w:rPr>
           <w:b/>
           <w:bCs/>
         </w:rPr>
-        <w:t>)</w:t>
-      </w:r>
-    </w:p>
-    <w:p>
-      <w:pPr>
-        <w:rPr>
-          <w:b/>
-          <w:bCs/>
-        </w:rPr>
-      </w:pPr>
-      <w:r>
-        <w:rPr>
-          <w:b/>
-          <w:bCs/>
-        </w:rPr>
         <w:t>1) Idea central</w:t>
       </w:r>
     </w:p>
     <w:p>
       <w:r>
-        <w:t xml:space="preserve">SB3/PPO solo entiende un </w:t>
-      </w:r>
-      <w:proofErr w:type="spellStart"/>
-      <w:r>
-        <w:t>Gym</w:t>
-      </w:r>
-      <w:proofErr w:type="spellEnd"/>
-      <w:r>
-        <w:t xml:space="preserve"> </w:t>
-      </w:r>
-      <w:proofErr w:type="spellStart"/>
-      <w:r>
-        <w:t>env</w:t>
-      </w:r>
-      <w:proofErr w:type="spellEnd"/>
-      <w:r>
-        <w:t xml:space="preserve">. Ustedes le dan </w:t>
-      </w:r>
-      <w:proofErr w:type="spellStart"/>
-      <w:r>
-        <w:t>GraphAssignmentEnv</w:t>
-      </w:r>
-      <w:proofErr w:type="spellEnd"/>
-      <w:r>
-        <w:t>, que por dentro:</w:t>
+        <w:t>SB3/PPO solo entiende un Gym env. Ustedes le dan GraphAssignmentEnv, que por dentro:</w:t>
       </w:r>
     </w:p>
     <w:p>
@@ -944,15 +495,7 @@
         </w:numPr>
       </w:pPr>
       <w:r>
-        <w:t>traduce acción RL (slots) → acción real (</w:t>
-      </w:r>
-      <w:proofErr w:type="spellStart"/>
-      <w:r>
-        <w:t>location_id</w:t>
-      </w:r>
-      <w:proofErr w:type="spellEnd"/>
-      <w:r>
-        <w:t>),</w:t>
+        <w:t>traduce acción RL (slots) → acción real (location_id),</w:t>
       </w:r>
     </w:p>
     <w:p>
@@ -963,15 +506,7 @@
         </w:numPr>
       </w:pPr>
       <w:r>
-        <w:t xml:space="preserve">delega ejecución “macro” al </w:t>
-      </w:r>
-      <w:proofErr w:type="spellStart"/>
-      <w:r>
-        <w:t>controller</w:t>
-      </w:r>
-      <w:proofErr w:type="spellEnd"/>
-      <w:r>
-        <w:t xml:space="preserve"> heurístico.</w:t>
+        <w:t>delega ejecución “macro” al controller heurístico.</w:t>
       </w:r>
     </w:p>
     <w:p>
@@ -996,21 +531,12 @@
           <w:bCs/>
         </w:rPr>
       </w:pPr>
-      <w:proofErr w:type="spellStart"/>
       <w:r>
         <w:rPr>
           <w:b/>
           <w:bCs/>
         </w:rPr>
-        <w:t>Reset</w:t>
-      </w:r>
-      <w:proofErr w:type="spellEnd"/>
-      <w:r>
-        <w:rPr>
-          <w:b/>
-          <w:bCs/>
-        </w:rPr>
-        <w:t xml:space="preserve"> (inicio de episodio)</w:t>
+        <w:t>Reset (inicio de episodio)</w:t>
       </w:r>
     </w:p>
     <w:p>
@@ -1021,12 +547,10 @@
         <w:br/>
         <w:t xml:space="preserve">  └─ </w:t>
       </w:r>
-      <w:proofErr w:type="spellStart"/>
       <w:proofErr w:type="gramStart"/>
       <w:r>
         <w:t>env.reset</w:t>
       </w:r>
-      <w:proofErr w:type="spellEnd"/>
       <w:proofErr w:type="gramEnd"/>
       <w:r>
         <w:t>()</w:t>
@@ -1048,13 +572,8 @@
         <w:t>─</w:t>
       </w:r>
       <w:r>
-        <w:t xml:space="preserve"> </w:t>
-      </w:r>
-      <w:proofErr w:type="spellStart"/>
-      <w:r>
-        <w:t>TarwareAdapter.reset</w:t>
-      </w:r>
-      <w:proofErr w:type="spellEnd"/>
+        <w:t xml:space="preserve"> TarwareAdapter.reset</w:t>
+      </w:r>
       <w:proofErr w:type="gramStart"/>
       <w:r>
         <w:t xml:space="preserve">()   </w:t>
@@ -1069,15 +588,7 @@
       </w:r>
       <w:proofErr w:type="gramEnd"/>
       <w:r>
-        <w:t xml:space="preserve">resetea </w:t>
-      </w:r>
-      <w:proofErr w:type="spellStart"/>
-      <w:r>
-        <w:t>env</w:t>
-      </w:r>
-      <w:proofErr w:type="spellEnd"/>
-      <w:r>
-        <w:t xml:space="preserve"> base)</w:t>
+        <w:t>resetea env base)</w:t>
       </w:r>
       <w:r>
         <w:br/>
@@ -1098,24 +609,17 @@
       <w:r>
         <w:t xml:space="preserve"> </w:t>
       </w:r>
-      <w:proofErr w:type="spellStart"/>
       <w:proofErr w:type="gramStart"/>
       <w:r>
         <w:t>controller.reset</w:t>
       </w:r>
-      <w:proofErr w:type="spellEnd"/>
       <w:proofErr w:type="gramEnd"/>
       <w:r>
         <w:t>(</w:t>
       </w:r>
-      <w:proofErr w:type="spellStart"/>
       <w:proofErr w:type="gramStart"/>
       <w:r>
-        <w:t>unwrapped</w:t>
-      </w:r>
-      <w:proofErr w:type="spellEnd"/>
-      <w:r>
-        <w:t xml:space="preserve">)   </w:t>
+        <w:t xml:space="preserve">unwrapped)   </w:t>
       </w:r>
       <w:proofErr w:type="gramEnd"/>
       <w:r>
@@ -1132,23 +636,7 @@
         <w:t>└─</w:t>
       </w:r>
       <w:r>
-        <w:t xml:space="preserve"> _</w:t>
-      </w:r>
-      <w:proofErr w:type="spellStart"/>
-      <w:r>
-        <w:t>encode_obs</w:t>
-      </w:r>
-      <w:proofErr w:type="spellEnd"/>
-      <w:r>
-        <w:t>(</w:t>
-      </w:r>
-      <w:proofErr w:type="spellStart"/>
-      <w:r>
-        <w:t>unwrapped</w:t>
-      </w:r>
-      <w:proofErr w:type="spellEnd"/>
-      <w:r>
-        <w:t>)</w:t>
+        <w:t xml:space="preserve"> _encode_obs(unwrapped)</w:t>
       </w:r>
       <w:r>
         <w:br/>
@@ -1167,25 +655,12 @@
         <w:t>─</w:t>
       </w:r>
       <w:r>
-        <w:t xml:space="preserve"> (si </w:t>
-      </w:r>
-      <w:proofErr w:type="spellStart"/>
-      <w:r>
-        <w:t>obs_backend</w:t>
-      </w:r>
-      <w:proofErr w:type="spellEnd"/>
-      <w:r>
-        <w:t xml:space="preserve">="graph") </w:t>
-      </w:r>
-      <w:proofErr w:type="spellStart"/>
-      <w:r>
-        <w:t>graph_</w:t>
+        <w:t xml:space="preserve"> (si obs_backend="graph") graph_</w:t>
       </w:r>
       <w:proofErr w:type="gramStart"/>
       <w:r>
         <w:t>builder.build</w:t>
       </w:r>
-      <w:proofErr w:type="spellEnd"/>
       <w:proofErr w:type="gramEnd"/>
       <w:r>
         <w:t>(...)</w:t>
@@ -1201,23 +676,7 @@
         <w:t>└─</w:t>
       </w:r>
       <w:r>
-        <w:t xml:space="preserve"> </w:t>
-      </w:r>
-      <w:proofErr w:type="spellStart"/>
-      <w:r>
-        <w:t>encode_graph_assignment_obs</w:t>
-      </w:r>
-      <w:proofErr w:type="spellEnd"/>
-      <w:r>
-        <w:t xml:space="preserve">(...) -&gt; vector </w:t>
-      </w:r>
-      <w:proofErr w:type="spellStart"/>
-      <w:r>
-        <w:t>obs</w:t>
-      </w:r>
-      <w:proofErr w:type="spellEnd"/>
-      <w:r>
-        <w:t xml:space="preserve"> fijo</w:t>
+        <w:t xml:space="preserve"> encode_graph_assignment_obs(...) -&gt; vector obs fijo</w:t>
       </w:r>
     </w:p>
     <w:p>
@@ -1236,13 +695,8 @@
           <w:numId w:val="32"/>
         </w:numPr>
       </w:pPr>
-      <w:proofErr w:type="spellStart"/>
-      <w:r>
-        <w:t>GraphAssignmentEnv.reset</w:t>
-      </w:r>
-      <w:proofErr w:type="spellEnd"/>
-      <w:r>
-        <w:t xml:space="preserve">() hace exactamente eso. </w:t>
+      <w:r>
+        <w:t xml:space="preserve">GraphAssignmentEnv.reset() hace exactamente eso. </w:t>
       </w:r>
     </w:p>
     <w:p>
@@ -1252,23 +706,13 @@
           <w:numId w:val="32"/>
         </w:numPr>
       </w:pPr>
-      <w:proofErr w:type="spellStart"/>
       <w:proofErr w:type="gramStart"/>
       <w:r>
         <w:t>controller.reset</w:t>
       </w:r>
-      <w:proofErr w:type="spellEnd"/>
       <w:proofErr w:type="gramEnd"/>
       <w:r>
-        <w:t xml:space="preserve">(...) inicializa agentes, mapeo </w:t>
-      </w:r>
-      <w:proofErr w:type="spellStart"/>
-      <w:r>
-        <w:t>loc_id</w:t>
-      </w:r>
-      <w:proofErr w:type="spellEnd"/>
-      <w:r>
-        <w:t xml:space="preserve">, etc. </w:t>
+        <w:t xml:space="preserve">(...) inicializa agentes, mapeo loc_id, etc. </w:t>
       </w:r>
     </w:p>
     <w:p>
@@ -1279,29 +723,13 @@
         </w:numPr>
       </w:pPr>
       <w:r>
-        <w:t xml:space="preserve">Si </w:t>
-      </w:r>
-      <w:proofErr w:type="spellStart"/>
-      <w:r>
-        <w:t>backend</w:t>
-      </w:r>
-      <w:proofErr w:type="spellEnd"/>
-      <w:r>
-        <w:t xml:space="preserve"> es "graph", construye </w:t>
-      </w:r>
-      <w:proofErr w:type="spellStart"/>
-      <w:r>
-        <w:t>GraphState</w:t>
-      </w:r>
-      <w:proofErr w:type="spellEnd"/>
-      <w:r>
-        <w:t xml:space="preserve"> + lo aplana.</w:t>
+        <w:t>Si backend es "graph", construye GraphState + lo aplana.</w:t>
       </w:r>
     </w:p>
     <w:p>
       <w:r>
         <w:pict w14:anchorId="7CCD59DA">
-          <v:rect id="_x0000_i1080" style="width:0;height:1.5pt" o:hralign="center" o:hrstd="t" o:hr="t" fillcolor="#a0a0a0" stroked="f"/>
+          <v:rect id="_x0000_i1026" style="width:0;height:1.5pt" o:hralign="center" o:hrstd="t" o:hr="t" fillcolor="#a0a0a0" stroked="f"/>
         </w:pict>
       </w:r>
     </w:p>
@@ -1712,55 +1140,16 @@
           <w:numId w:val="33"/>
         </w:numPr>
       </w:pPr>
-      <w:proofErr w:type="spellStart"/>
-      <w:r>
-        <w:t>GraphAssignmentEnv.step</w:t>
-      </w:r>
-      <w:proofErr w:type="spellEnd"/>
-      <w:r>
-        <w:t xml:space="preserve">(...) convierte </w:t>
-      </w:r>
-      <w:proofErr w:type="spellStart"/>
-      <w:r>
-        <w:t>action</w:t>
-      </w:r>
-      <w:proofErr w:type="spellEnd"/>
-      <w:r>
-        <w:t xml:space="preserve"> a </w:t>
-      </w:r>
-      <w:proofErr w:type="spellStart"/>
-      <w:r>
-        <w:t>assignments</w:t>
-      </w:r>
-      <w:proofErr w:type="spellEnd"/>
-      <w:r>
-        <w:t xml:space="preserve">, llama </w:t>
-      </w:r>
-      <w:proofErr w:type="spellStart"/>
-      <w:r>
-        <w:t>controller</w:t>
-      </w:r>
-      <w:proofErr w:type="spellEnd"/>
-      <w:r>
-        <w:t xml:space="preserve"> y luego </w:t>
-      </w:r>
-      <w:proofErr w:type="spellStart"/>
+      <w:r>
+        <w:t xml:space="preserve">GraphAssignmentEnv.step(...) convierte action a assignments, llama controller y luego </w:t>
+      </w:r>
       <w:proofErr w:type="gramStart"/>
       <w:r>
         <w:t>env.step</w:t>
       </w:r>
-      <w:proofErr w:type="spellEnd"/>
       <w:proofErr w:type="gramEnd"/>
       <w:r>
-        <w:t>(</w:t>
-      </w:r>
-      <w:proofErr w:type="spellStart"/>
-      <w:r>
-        <w:t>loc_actions</w:t>
-      </w:r>
-      <w:proofErr w:type="spellEnd"/>
-      <w:r>
-        <w:t xml:space="preserve">). </w:t>
+        <w:t xml:space="preserve">(loc_actions). </w:t>
       </w:r>
     </w:p>
     <w:p>
@@ -1770,19 +1159,14 @@
           <w:numId w:val="33"/>
         </w:numPr>
       </w:pPr>
-      <w:proofErr w:type="spellStart"/>
-      <w:r>
-        <w:t>HeuristicController.step</w:t>
-      </w:r>
-      <w:proofErr w:type="spellEnd"/>
-      <w:r>
-        <w:t xml:space="preserve">(...) ejecuta el pipeline de misiones y produce acciones “reales”. </w:t>
+      <w:r>
+        <w:t xml:space="preserve">HeuristicController.step(...) ejecuta el pipeline de misiones y produce acciones “reales”. </w:t>
       </w:r>
     </w:p>
     <w:p>
       <w:r>
         <w:pict w14:anchorId="6CFCFD53">
-          <v:rect id="_x0000_i1081" style="width:0;height:1.5pt" o:hralign="center" o:hrstd="t" o:hr="t" fillcolor="#a0a0a0" stroked="f"/>
+          <v:rect id="_x0000_i1027" style="width:0;height:1.5pt" o:hralign="center" o:hrstd="t" o:hr="t" fillcolor="#a0a0a0" stroked="f"/>
         </w:pict>
       </w:r>
     </w:p>
@@ -1833,128 +1217,72 @@
           <w:numId w:val="34"/>
         </w:numPr>
       </w:pPr>
-      <w:proofErr w:type="spellStart"/>
       <w:r>
         <w:rPr>
           <w:b/>
           <w:bCs/>
         </w:rPr>
-        <w:t>Controller</w:t>
-      </w:r>
-      <w:proofErr w:type="spellEnd"/>
-      <w:r>
+        <w:t>Controller decide</w:t>
+      </w:r>
+      <w:r>
+        <w:t>: “cómo cumplir la misión completa” (picking/delivering/returning).</w:t>
+      </w:r>
+    </w:p>
+    <w:p>
+      <w:r>
+        <w:t xml:space="preserve">Esto es útil porque te permite cambiar solo la </w:t>
+      </w:r>
+      <w:r>
+        <w:rPr>
+          <w:i/>
+          <w:iCs/>
+        </w:rPr>
+        <w:t>policy</w:t>
+      </w:r>
+      <w:r>
+        <w:t xml:space="preserve"> (MLP → GNN) sin reescribir el simulador.</w:t>
+      </w:r>
+    </w:p>
+    <w:p>
+      <w:r>
+        <w:pict w14:anchorId="408F402E">
+          <v:rect id="_x0000_i1028" style="width:0;height:1.5pt" o:hralign="center" o:hrstd="t" o:hr="t" fillcolor="#a0a0a0" stroked="f"/>
+        </w:pict>
+      </w:r>
+    </w:p>
+    <w:p>
+      <w:pPr>
         <w:rPr>
           <w:b/>
           <w:bCs/>
         </w:rPr>
-        <w:t xml:space="preserve"> decide</w:t>
-      </w:r>
-      <w:r>
-        <w:t>: “cómo cumplir la misión completa” (</w:t>
-      </w:r>
-      <w:proofErr w:type="spellStart"/>
-      <w:r>
-        <w:t>picking</w:t>
-      </w:r>
-      <w:proofErr w:type="spellEnd"/>
-      <w:r>
-        <w:t>/</w:t>
-      </w:r>
-      <w:proofErr w:type="spellStart"/>
-      <w:r>
-        <w:t>delivering</w:t>
-      </w:r>
-      <w:proofErr w:type="spellEnd"/>
-      <w:r>
-        <w:t>/</w:t>
-      </w:r>
-      <w:proofErr w:type="spellStart"/>
-      <w:r>
-        <w:t>returning</w:t>
-      </w:r>
-      <w:proofErr w:type="spellEnd"/>
-      <w:r>
-        <w:t>).</w:t>
-      </w:r>
-    </w:p>
-    <w:p>
-      <w:r>
-        <w:t xml:space="preserve">Esto es útil porque te permite cambiar solo la </w:t>
-      </w:r>
-      <w:proofErr w:type="spellStart"/>
-      <w:r>
-        <w:rPr>
-          <w:i/>
-          <w:iCs/>
-        </w:rPr>
-        <w:t>policy</w:t>
-      </w:r>
-      <w:proofErr w:type="spellEnd"/>
-      <w:r>
-        <w:t xml:space="preserve"> (MLP → GNN) sin reescribir el simulador.</w:t>
-      </w:r>
-    </w:p>
-    <w:p>
-      <w:r>
-        <w:pict w14:anchorId="408F402E">
-          <v:rect id="_x0000_i1082" style="width:0;height:1.5pt" o:hralign="center" o:hrstd="t" o:hr="t" fillcolor="#a0a0a0" stroked="f"/>
-        </w:pict>
-      </w:r>
-    </w:p>
-    <w:p>
-      <w:pPr>
+      </w:pPr>
+      <w:r>
         <w:rPr>
           <w:b/>
           <w:bCs/>
         </w:rPr>
-      </w:pPr>
-      <w:r>
+        <w:t>B) GraphState (qué es, para qué sirve, y cómo lo usaría una GNN)</w:t>
+      </w:r>
+    </w:p>
+    <w:p>
+      <w:pPr>
         <w:rPr>
           <w:b/>
           <w:bCs/>
         </w:rPr>
-        <w:t xml:space="preserve">B) </w:t>
-      </w:r>
-      <w:proofErr w:type="spellStart"/>
+      </w:pPr>
       <w:r>
         <w:rPr>
           <w:b/>
           <w:bCs/>
         </w:rPr>
-        <w:t>GraphState</w:t>
-      </w:r>
-      <w:proofErr w:type="spellEnd"/>
-      <w:r>
-        <w:rPr>
-          <w:b/>
-          <w:bCs/>
-        </w:rPr>
-        <w:t xml:space="preserve"> (qué es, para qué sirve, y cómo lo usaría una GNN)</w:t>
-      </w:r>
-    </w:p>
-    <w:p>
-      <w:pPr>
-        <w:rPr>
-          <w:b/>
-          <w:bCs/>
-        </w:rPr>
-      </w:pPr>
-      <w:r>
-        <w:rPr>
-          <w:b/>
-          <w:bCs/>
-        </w:rPr>
         <w:t>1) Idea central</w:t>
       </w:r>
     </w:p>
     <w:p>
-      <w:proofErr w:type="spellStart"/>
-      <w:r>
-        <w:t>GraphState</w:t>
-      </w:r>
-      <w:proofErr w:type="spellEnd"/>
-      <w:r>
-        <w:t xml:space="preserve"> es el </w:t>
+      <w:r>
+        <w:t xml:space="preserve">GraphState es el </w:t>
       </w:r>
       <w:r>
         <w:rPr>
@@ -1975,15 +1303,7 @@
         </w:numPr>
       </w:pPr>
       <w:r>
-        <w:t>quien construye el grafo (</w:t>
-      </w:r>
-      <w:proofErr w:type="spellStart"/>
-      <w:r>
-        <w:t>builder</w:t>
-      </w:r>
-      <w:proofErr w:type="spellEnd"/>
-      <w:r>
-        <w:t>),</w:t>
+        <w:t>quien construye el grafo (builder),</w:t>
       </w:r>
     </w:p>
     <w:p>
@@ -1994,52 +1314,12 @@
         </w:numPr>
       </w:pPr>
       <w:r>
-        <w:t>quien consume el grafo (</w:t>
-      </w:r>
-      <w:proofErr w:type="spellStart"/>
-      <w:r>
-        <w:t>encoder</w:t>
-      </w:r>
-      <w:proofErr w:type="spellEnd"/>
-      <w:r>
-        <w:t>/</w:t>
-      </w:r>
-      <w:proofErr w:type="spellStart"/>
-      <w:r>
-        <w:t>policy</w:t>
-      </w:r>
-      <w:proofErr w:type="spellEnd"/>
-      <w:r>
-        <w:t>).</w:t>
-      </w:r>
-    </w:p>
-    <w:p>
-      <w:r>
-        <w:t>Si ese contrato es bueno, cambiar “</w:t>
-      </w:r>
-      <w:proofErr w:type="spellStart"/>
-      <w:r>
-        <w:t>encoder</w:t>
-      </w:r>
-      <w:proofErr w:type="spellEnd"/>
-      <w:r>
-        <w:t xml:space="preserve"> vectorial” por “GNN” es “</w:t>
-      </w:r>
-      <w:proofErr w:type="spellStart"/>
-      <w:r>
-        <w:t>plug</w:t>
-      </w:r>
-      <w:proofErr w:type="spellEnd"/>
-      <w:r>
-        <w:t xml:space="preserve"> &amp; </w:t>
-      </w:r>
-      <w:proofErr w:type="spellStart"/>
-      <w:r>
-        <w:t>play</w:t>
-      </w:r>
-      <w:proofErr w:type="spellEnd"/>
-      <w:r>
-        <w:t>”.</w:t>
+        <w:t>quien consume el grafo (encoder/policy).</w:t>
+      </w:r>
+    </w:p>
+    <w:p>
+      <w:r>
+        <w:t>Si ese contrato es bueno, cambiar “encoder vectorial” por “GNN” es “plug &amp; play”.</w:t>
       </w:r>
     </w:p>
     <w:p>
@@ -2054,44 +1334,12 @@
           <w:b/>
           <w:bCs/>
         </w:rPr>
-        <w:t xml:space="preserve">2) ¿Qué contiene </w:t>
-      </w:r>
-      <w:proofErr w:type="spellStart"/>
-      <w:r>
-        <w:rPr>
-          <w:b/>
-          <w:bCs/>
-        </w:rPr>
-        <w:t>GraphState</w:t>
-      </w:r>
-      <w:proofErr w:type="spellEnd"/>
-      <w:r>
-        <w:rPr>
-          <w:b/>
-          <w:bCs/>
-        </w:rPr>
-        <w:t>?</w:t>
-      </w:r>
-    </w:p>
-    <w:p>
-      <w:r>
-        <w:t xml:space="preserve">Definición en </w:t>
-      </w:r>
-      <w:proofErr w:type="spellStart"/>
-      <w:r>
-        <w:t>tarware_ext</w:t>
-      </w:r>
-      <w:proofErr w:type="spellEnd"/>
-      <w:r>
-        <w:t>/</w:t>
-      </w:r>
-      <w:proofErr w:type="spellStart"/>
-      <w:r>
-        <w:t>graphs</w:t>
-      </w:r>
-      <w:proofErr w:type="spellEnd"/>
-      <w:r>
-        <w:t>/schema.py.</w:t>
+        <w:t>2) ¿Qué contiene GraphState?</w:t>
+      </w:r>
+    </w:p>
+    <w:p>
+      <w:r>
+        <w:t>Definición en tarware_ext/graphs/schema.py.</w:t>
       </w:r>
     </w:p>
     <w:p>
@@ -2116,13 +1364,8 @@
           <w:numId w:val="36"/>
         </w:numPr>
       </w:pPr>
-      <w:proofErr w:type="spellStart"/>
-      <w:r>
-        <w:t>node_features</w:t>
-      </w:r>
-      <w:proofErr w:type="spellEnd"/>
-      <w:r>
-        <w:t>: (N, F)</w:t>
+      <w:r>
+        <w:t>node_features: (N, F)</w:t>
       </w:r>
     </w:p>
     <w:p>
@@ -2133,15 +1376,7 @@
         </w:numPr>
       </w:pPr>
       <w:r>
-        <w:t xml:space="preserve">Matriz con </w:t>
-      </w:r>
-      <w:proofErr w:type="spellStart"/>
-      <w:r>
-        <w:t>features</w:t>
-      </w:r>
-      <w:proofErr w:type="spellEnd"/>
-      <w:r>
-        <w:t xml:space="preserve"> por nodo.</w:t>
+        <w:t>Matriz con features por nodo.</w:t>
       </w:r>
     </w:p>
     <w:p>
@@ -2152,15 +1387,7 @@
         </w:numPr>
       </w:pPr>
       <w:r>
-        <w:t xml:space="preserve">Convención: primeras 2 </w:t>
-      </w:r>
-      <w:proofErr w:type="spellStart"/>
-      <w:r>
-        <w:t>dims</w:t>
-      </w:r>
-      <w:proofErr w:type="spellEnd"/>
-      <w:r>
-        <w:t xml:space="preserve"> son </w:t>
+        <w:t xml:space="preserve">Convención: primeras 2 dims son </w:t>
       </w:r>
       <w:r>
         <w:rPr>
@@ -2169,7 +1396,6 @@
         </w:rPr>
         <w:t>(</w:t>
       </w:r>
-      <w:proofErr w:type="spellStart"/>
       <w:proofErr w:type="gramStart"/>
       <w:r>
         <w:rPr>
@@ -2178,7 +1404,6 @@
         </w:rPr>
         <w:t>y,x</w:t>
       </w:r>
-      <w:proofErr w:type="spellEnd"/>
       <w:proofErr w:type="gramEnd"/>
       <w:r>
         <w:rPr>
@@ -2198,13 +1423,8 @@
           <w:numId w:val="38"/>
         </w:numPr>
       </w:pPr>
-      <w:proofErr w:type="spellStart"/>
-      <w:r>
-        <w:t>edge_index</w:t>
-      </w:r>
-      <w:proofErr w:type="spellEnd"/>
-      <w:r>
-        <w:t>: (2, E)</w:t>
+      <w:r>
+        <w:t>edge_index: (2, E)</w:t>
       </w:r>
     </w:p>
     <w:p>
@@ -2215,23 +1435,7 @@
         </w:numPr>
       </w:pPr>
       <w:r>
-        <w:t xml:space="preserve">Lista de aristas tipo </w:t>
-      </w:r>
-      <w:proofErr w:type="spellStart"/>
-      <w:r>
-        <w:t>PyG</w:t>
-      </w:r>
-      <w:proofErr w:type="spellEnd"/>
-      <w:r>
-        <w:t xml:space="preserve">: </w:t>
-      </w:r>
-      <w:proofErr w:type="spellStart"/>
-      <w:r>
-        <w:t>edge_index</w:t>
-      </w:r>
-      <w:proofErr w:type="spellEnd"/>
-      <w:r>
-        <w:t>[</w:t>
+        <w:t>Lista de aristas tipo PyG: edge_index[</w:t>
       </w:r>
       <w:proofErr w:type="gramStart"/>
       <w:r>
@@ -2239,15 +1443,7 @@
       </w:r>
       <w:proofErr w:type="gramEnd"/>
       <w:r>
-        <w:t xml:space="preserve">] -&gt; </w:t>
-      </w:r>
-      <w:proofErr w:type="spellStart"/>
-      <w:r>
-        <w:t>edge_index</w:t>
-      </w:r>
-      <w:proofErr w:type="spellEnd"/>
-      <w:r>
-        <w:t>[</w:t>
+        <w:t>] -&gt; edge_index[</w:t>
       </w:r>
       <w:proofErr w:type="gramStart"/>
       <w:r>
@@ -2265,26 +1461,16 @@
           <w:numId w:val="40"/>
         </w:numPr>
       </w:pPr>
-      <w:proofErr w:type="spellStart"/>
-      <w:r>
-        <w:t>node_types</w:t>
-      </w:r>
-      <w:proofErr w:type="spellEnd"/>
-      <w:r>
-        <w:t xml:space="preserve">: </w:t>
+      <w:r>
+        <w:t xml:space="preserve">node_types: </w:t>
       </w:r>
       <w:proofErr w:type="gramStart"/>
       <w:r>
         <w:t>List[</w:t>
       </w:r>
-      <w:proofErr w:type="spellStart"/>
       <w:proofErr w:type="gramEnd"/>
       <w:r>
-        <w:t>NodeType</w:t>
-      </w:r>
-      <w:proofErr w:type="spellEnd"/>
-      <w:r>
-        <w:t>]</w:t>
+        <w:t>NodeType]</w:t>
       </w:r>
     </w:p>
     <w:p>
@@ -2339,12 +1525,10 @@
           <w:numId w:val="44"/>
         </w:numPr>
       </w:pPr>
-      <w:proofErr w:type="spellStart"/>
       <w:r>
         <w:lastRenderedPageBreak/>
         <w:t>task_loc_ids</w:t>
       </w:r>
-      <w:proofErr w:type="spellEnd"/>
     </w:p>
     <w:p>
       <w:pPr>
@@ -2361,39 +1545,7 @@
         <w:t>CRÍTICO</w:t>
       </w:r>
       <w:r>
-        <w:t xml:space="preserve">: mapea cada </w:t>
-      </w:r>
-      <w:proofErr w:type="spellStart"/>
-      <w:r>
-        <w:t>task</w:t>
-      </w:r>
-      <w:proofErr w:type="spellEnd"/>
-      <w:r>
-        <w:t xml:space="preserve"> </w:t>
-      </w:r>
-      <w:proofErr w:type="spellStart"/>
-      <w:r>
-        <w:t>node</w:t>
-      </w:r>
-      <w:proofErr w:type="spellEnd"/>
-      <w:r>
-        <w:t xml:space="preserve"> → </w:t>
-      </w:r>
-      <w:proofErr w:type="spellStart"/>
-      <w:r>
-        <w:t>env</w:t>
-      </w:r>
-      <w:proofErr w:type="spellEnd"/>
-      <w:r>
-        <w:t xml:space="preserve"> </w:t>
-      </w:r>
-      <w:proofErr w:type="spellStart"/>
-      <w:r>
-        <w:t>loc_id</w:t>
-      </w:r>
-      <w:proofErr w:type="spellEnd"/>
-      <w:r>
-        <w:t>.</w:t>
+        <w:t>: mapea cada task node → env loc_id.</w:t>
       </w:r>
     </w:p>
     <w:p>
@@ -2406,12 +1558,10 @@
       <w:r>
         <w:t xml:space="preserve">Es el puente para transformar “elige tarea” → “acción válida para </w:t>
       </w:r>
-      <w:proofErr w:type="spellStart"/>
       <w:proofErr w:type="gramStart"/>
       <w:r>
         <w:t>env.step</w:t>
       </w:r>
-      <w:proofErr w:type="spellEnd"/>
       <w:proofErr w:type="gramEnd"/>
       <w:r>
         <w:t>”.</w:t>
@@ -2427,47 +1577,11 @@
           <w:lang w:val="en-US"/>
         </w:rPr>
       </w:pPr>
-      <w:proofErr w:type="spellStart"/>
       <w:r>
         <w:rPr>
           <w:lang w:val="en-US"/>
         </w:rPr>
-        <w:t>action_mask</w:t>
-      </w:r>
-      <w:proofErr w:type="spellEnd"/>
-      <w:r>
-        <w:rPr>
-          <w:lang w:val="en-US"/>
-        </w:rPr>
-        <w:t>: (</w:t>
-      </w:r>
-      <w:proofErr w:type="spellStart"/>
-      <w:r>
-        <w:rPr>
-          <w:lang w:val="en-US"/>
-        </w:rPr>
-        <w:t>n_agents</w:t>
-      </w:r>
-      <w:proofErr w:type="spellEnd"/>
-      <w:r>
-        <w:rPr>
-          <w:lang w:val="en-US"/>
-        </w:rPr>
-        <w:t xml:space="preserve">, </w:t>
-      </w:r>
-      <w:proofErr w:type="spellStart"/>
-      <w:r>
-        <w:rPr>
-          <w:lang w:val="en-US"/>
-        </w:rPr>
-        <w:t>n_tasks</w:t>
-      </w:r>
-      <w:proofErr w:type="spellEnd"/>
-      <w:r>
-        <w:rPr>
-          <w:lang w:val="en-US"/>
-        </w:rPr>
-        <w:t>)</w:t>
+        <w:t>action_mask: (n_agents, n_tasks)</w:t>
       </w:r>
     </w:p>
     <w:p>
@@ -2484,7 +1598,7 @@
     <w:p>
       <w:r>
         <w:pict w14:anchorId="529DF542">
-          <v:rect id="_x0000_i1083" style="width:0;height:1.5pt" o:hralign="center" o:hrstd="t" o:hr="t" fillcolor="#a0a0a0" stroked="f"/>
+          <v:rect id="_x0000_i1029" style="width:0;height:1.5pt" o:hralign="center" o:hrstd="t" o:hr="t" fillcolor="#a0a0a0" stroked="f"/>
         </w:pict>
       </w:r>
     </w:p>
@@ -2509,25 +1623,7 @@
           <w:bCs/>
           <w:lang w:val="en-US"/>
         </w:rPr>
-        <w:t>(</w:t>
-      </w:r>
-      <w:proofErr w:type="spellStart"/>
-      <w:r>
-        <w:rPr>
-          <w:b/>
-          <w:bCs/>
-          <w:lang w:val="en-US"/>
-        </w:rPr>
-        <w:t>AssignmentGraphBuilder</w:t>
-      </w:r>
-      <w:proofErr w:type="spellEnd"/>
-      <w:r>
-        <w:rPr>
-          <w:b/>
-          <w:bCs/>
-          <w:lang w:val="en-US"/>
-        </w:rPr>
-        <w:t>)</w:t>
+        <w:t>(AssignmentGraphBuilder)</w:t>
       </w:r>
     </w:p>
     <w:p>
@@ -2590,35 +1686,7 @@
         <w:rPr>
           <w:lang w:val="en-US"/>
         </w:rPr>
-        <w:t xml:space="preserve">features: [y, x, busy, carrying, </w:t>
-      </w:r>
-      <w:proofErr w:type="spellStart"/>
-      <w:r>
-        <w:rPr>
-          <w:lang w:val="en-US"/>
-        </w:rPr>
-        <w:t>is_agv</w:t>
-      </w:r>
-      <w:proofErr w:type="spellEnd"/>
-      <w:r>
-        <w:rPr>
-          <w:lang w:val="en-US"/>
-        </w:rPr>
-        <w:t xml:space="preserve">, </w:t>
-      </w:r>
-      <w:proofErr w:type="spellStart"/>
-      <w:r>
-        <w:rPr>
-          <w:lang w:val="en-US"/>
-        </w:rPr>
-        <w:t>is_picker</w:t>
-      </w:r>
-      <w:proofErr w:type="spellEnd"/>
-      <w:r>
-        <w:rPr>
-          <w:lang w:val="en-US"/>
-        </w:rPr>
-        <w:t xml:space="preserve">] </w:t>
+        <w:t xml:space="preserve">features: [y, x, busy, carrying, is_agv, is_picker] </w:t>
       </w:r>
     </w:p>
     <w:p>
@@ -2636,23 +1704,7 @@
         <w:t>Tareas</w:t>
       </w:r>
       <w:r>
-        <w:t xml:space="preserve"> (</w:t>
-      </w:r>
-      <w:proofErr w:type="spellStart"/>
-      <w:r>
-        <w:t>shelves</w:t>
-      </w:r>
-      <w:proofErr w:type="spellEnd"/>
-      <w:r>
-        <w:t xml:space="preserve"> en </w:t>
-      </w:r>
-      <w:proofErr w:type="spellStart"/>
-      <w:r>
-        <w:t>request_queue</w:t>
-      </w:r>
-      <w:proofErr w:type="spellEnd"/>
-      <w:r>
-        <w:t>):</w:t>
+        <w:t xml:space="preserve"> (shelves en request_queue):</w:t>
       </w:r>
     </w:p>
     <w:p>
@@ -2669,63 +1721,7 @@
         <w:rPr>
           <w:lang w:val="en-US"/>
         </w:rPr>
-        <w:t xml:space="preserve">features: [y, x, </w:t>
-      </w:r>
-      <w:proofErr w:type="spellStart"/>
-      <w:r>
-        <w:rPr>
-          <w:lang w:val="en-US"/>
-        </w:rPr>
-        <w:t>slot_idx</w:t>
-      </w:r>
-      <w:proofErr w:type="spellEnd"/>
-      <w:r>
-        <w:rPr>
-          <w:lang w:val="en-US"/>
-        </w:rPr>
-        <w:t xml:space="preserve">, </w:t>
-      </w:r>
-      <w:proofErr w:type="spellStart"/>
-      <w:r>
-        <w:rPr>
-          <w:lang w:val="en-US"/>
-        </w:rPr>
-        <w:t>valid_loc</w:t>
-      </w:r>
-      <w:proofErr w:type="spellEnd"/>
-      <w:r>
-        <w:rPr>
-          <w:lang w:val="en-US"/>
-        </w:rPr>
-        <w:t xml:space="preserve">, </w:t>
-      </w:r>
-      <w:proofErr w:type="spellStart"/>
-      <w:r>
-        <w:rPr>
-          <w:lang w:val="en-US"/>
-        </w:rPr>
-        <w:t>assigned_flag</w:t>
-      </w:r>
-      <w:proofErr w:type="spellEnd"/>
-      <w:r>
-        <w:rPr>
-          <w:lang w:val="en-US"/>
-        </w:rPr>
-        <w:t xml:space="preserve">, </w:t>
-      </w:r>
-      <w:proofErr w:type="spellStart"/>
-      <w:r>
-        <w:rPr>
-          <w:lang w:val="en-US"/>
-        </w:rPr>
-        <w:t>item_id</w:t>
-      </w:r>
-      <w:proofErr w:type="spellEnd"/>
-      <w:r>
-        <w:rPr>
-          <w:lang w:val="en-US"/>
-        </w:rPr>
-        <w:t xml:space="preserve">] </w:t>
+        <w:t xml:space="preserve">features: [y, x, slot_idx, valid_loc, assigned_flag, item_id] </w:t>
       </w:r>
     </w:p>
     <w:p>
@@ -2758,27 +1754,10 @@
           <w:b/>
           <w:bCs/>
         </w:rPr>
-        <w:t xml:space="preserve">AGV → </w:t>
-      </w:r>
-      <w:proofErr w:type="spellStart"/>
-      <w:r>
-        <w:rPr>
-          <w:b/>
-          <w:bCs/>
-        </w:rPr>
-        <w:t>Task</w:t>
-      </w:r>
-      <w:proofErr w:type="spellEnd"/>
-      <w:r>
-        <w:t xml:space="preserve"> con </w:t>
-      </w:r>
-      <w:proofErr w:type="spellStart"/>
-      <w:r>
-        <w:t>edge_attr</w:t>
-      </w:r>
-      <w:proofErr w:type="spellEnd"/>
-      <w:r>
-        <w:t>:</w:t>
+        <w:t>AGV → Task</w:t>
+      </w:r>
+      <w:r>
+        <w:t xml:space="preserve"> con edge_attr:</w:t>
       </w:r>
     </w:p>
     <w:p>
@@ -2789,23 +1768,7 @@
         </w:numPr>
       </w:pPr>
       <w:r>
-        <w:t>[</w:t>
-      </w:r>
-      <w:proofErr w:type="spellStart"/>
-      <w:r>
-        <w:t>manhattan_distance</w:t>
-      </w:r>
-      <w:proofErr w:type="spellEnd"/>
-      <w:r>
-        <w:t xml:space="preserve">, </w:t>
-      </w:r>
-      <w:proofErr w:type="spellStart"/>
-      <w:r>
-        <w:t>valid_loc_flag</w:t>
-      </w:r>
-      <w:proofErr w:type="spellEnd"/>
-      <w:r>
-        <w:t xml:space="preserve">] </w:t>
+        <w:t xml:space="preserve">[manhattan_distance, valid_loc_flag] </w:t>
       </w:r>
     </w:p>
     <w:p>
@@ -2830,64 +1793,30 @@
           <w:numId w:val="50"/>
         </w:numPr>
       </w:pPr>
-      <w:proofErr w:type="spellStart"/>
       <w:r>
         <w:t>action_</w:t>
       </w:r>
       <w:proofErr w:type="gramStart"/>
       <w:r>
-        <w:t>mask</w:t>
-      </w:r>
-      <w:proofErr w:type="spellEnd"/>
-      <w:r>
-        <w:t>[</w:t>
-      </w:r>
-      <w:proofErr w:type="spellStart"/>
+        <w:t>mask[</w:t>
+      </w:r>
       <w:proofErr w:type="gramEnd"/>
       <w:r>
-        <w:t>agent</w:t>
-      </w:r>
-      <w:proofErr w:type="spellEnd"/>
-      <w:r>
-        <w:t xml:space="preserve">, slot] usa </w:t>
-      </w:r>
-      <w:proofErr w:type="spellStart"/>
-      <w:r>
-        <w:t>compute_valid_action_</w:t>
+        <w:t>agent, slot] usa compute_valid_action_</w:t>
       </w:r>
       <w:proofErr w:type="gramStart"/>
       <w:r>
-        <w:t>masks</w:t>
-      </w:r>
-      <w:proofErr w:type="spellEnd"/>
-      <w:r>
-        <w:t>(</w:t>
+        <w:t>masks(</w:t>
       </w:r>
       <w:proofErr w:type="gramEnd"/>
       <w:r>
-        <w:t xml:space="preserve">) del </w:t>
-      </w:r>
-      <w:proofErr w:type="spellStart"/>
-      <w:r>
-        <w:t>env</w:t>
-      </w:r>
-      <w:proofErr w:type="spellEnd"/>
-      <w:r>
-        <w:t xml:space="preserve">, y además invalida tareas sin </w:t>
-      </w:r>
-      <w:proofErr w:type="spellStart"/>
-      <w:r>
-        <w:t>loc_id</w:t>
-      </w:r>
-      <w:proofErr w:type="spellEnd"/>
-      <w:r>
-        <w:t xml:space="preserve">. </w:t>
+        <w:t xml:space="preserve">) del env, y además invalida tareas sin loc_id. </w:t>
       </w:r>
     </w:p>
     <w:p>
       <w:r>
         <w:pict w14:anchorId="10D6C8EF">
-          <v:rect id="_x0000_i1084" style="width:0;height:1.5pt" o:hralign="center" o:hrstd="t" o:hr="t" fillcolor="#a0a0a0" stroked="f"/>
+          <v:rect id="_x0000_i1030" style="width:0;height:1.5pt" o:hralign="center" o:hrstd="t" o:hr="t" fillcolor="#a0a0a0" stroked="f"/>
         </w:pict>
       </w:r>
     </w:p>
@@ -2903,73 +1832,35 @@
           <w:b/>
           <w:bCs/>
         </w:rPr>
-        <w:t>4) ¿Qué hace hoy el “</w:t>
-      </w:r>
-      <w:proofErr w:type="spellStart"/>
-      <w:r>
+        <w:t>4) ¿Qué hace hoy el “encoder” con ese grafo?</w:t>
+      </w:r>
+    </w:p>
+    <w:p>
+      <w:r>
+        <w:t>No hay GNN todavía.</w:t>
+      </w:r>
+    </w:p>
+    <w:p>
+      <w:pPr>
         <w:rPr>
           <w:b/>
           <w:bCs/>
         </w:rPr>
-        <w:t>encoder</w:t>
-      </w:r>
-      <w:proofErr w:type="spellEnd"/>
+      </w:pPr>
       <w:r>
         <w:rPr>
           <w:b/>
           <w:bCs/>
         </w:rPr>
-        <w:t>” con ese grafo?</w:t>
-      </w:r>
-    </w:p>
-    <w:p>
-      <w:r>
-        <w:t>No hay GNN todavía.</w:t>
-      </w:r>
-    </w:p>
-    <w:p>
-      <w:pPr>
-        <w:rPr>
-          <w:b/>
-          <w:bCs/>
-        </w:rPr>
-      </w:pPr>
-      <w:r>
-        <w:rPr>
-          <w:b/>
-          <w:bCs/>
-        </w:rPr>
         <w:t>Flujo actual</w:t>
       </w:r>
     </w:p>
     <w:p>
-      <w:proofErr w:type="spellStart"/>
       <w:r>
         <w:rPr>
           <w:lang w:val="en-US"/>
         </w:rPr>
-        <w:t>GraphState</w:t>
-      </w:r>
-      <w:proofErr w:type="spellEnd"/>
-      <w:r>
-        <w:rPr>
-          <w:lang w:val="en-US"/>
-        </w:rPr>
-        <w:t xml:space="preserve"> → </w:t>
-      </w:r>
-      <w:proofErr w:type="spellStart"/>
-      <w:r>
-        <w:rPr>
-          <w:lang w:val="en-US"/>
-        </w:rPr>
-        <w:t>project_graph_to_request_slots</w:t>
-      </w:r>
-      <w:proofErr w:type="spellEnd"/>
-      <w:r>
-        <w:rPr>
-          <w:lang w:val="en-US"/>
-        </w:rPr>
-        <w:t xml:space="preserve">(...) </w:t>
+        <w:t xml:space="preserve">GraphState → project_graph_to_request_slots(...) </w:t>
       </w:r>
       <w:r>
         <w:t xml:space="preserve">→ tensores fijos → vector fijo </w:t>
@@ -2991,23 +1882,7 @@
         </w:numPr>
       </w:pPr>
       <w:r>
-        <w:t xml:space="preserve">AGV </w:t>
-      </w:r>
-      <w:proofErr w:type="spellStart"/>
-      <w:r>
-        <w:t>features</w:t>
-      </w:r>
-      <w:proofErr w:type="spellEnd"/>
-      <w:r>
-        <w:t>: (</w:t>
-      </w:r>
-      <w:proofErr w:type="spellStart"/>
-      <w:r>
-        <w:t>num_agvs</w:t>
-      </w:r>
-      <w:proofErr w:type="spellEnd"/>
-      <w:r>
-        <w:t xml:space="preserve">, 6) </w:t>
+        <w:t xml:space="preserve">AGV features: (num_agvs, 6) </w:t>
       </w:r>
     </w:p>
     <w:p>
@@ -3018,39 +1893,7 @@
         </w:numPr>
       </w:pPr>
       <w:r>
-        <w:t xml:space="preserve">Slot </w:t>
-      </w:r>
-      <w:proofErr w:type="spellStart"/>
-      <w:r>
-        <w:t>features</w:t>
-      </w:r>
-      <w:proofErr w:type="spellEnd"/>
-      <w:r>
-        <w:t>: (</w:t>
-      </w:r>
-      <w:proofErr w:type="spellStart"/>
-      <w:r>
-        <w:t>num_agvs</w:t>
-      </w:r>
-      <w:proofErr w:type="spellEnd"/>
-      <w:r>
-        <w:t xml:space="preserve">, </w:t>
-      </w:r>
-      <w:proofErr w:type="spellStart"/>
-      <w:r>
-        <w:t>max_request_slots</w:t>
-      </w:r>
-      <w:proofErr w:type="spellEnd"/>
-      <w:r>
-        <w:t xml:space="preserve">, 7) (distancias, validez, competencia con otros </w:t>
-      </w:r>
-      <w:proofErr w:type="spellStart"/>
-      <w:r>
-        <w:t>AGVs</w:t>
-      </w:r>
-      <w:proofErr w:type="spellEnd"/>
-      <w:r>
-        <w:t xml:space="preserve">, etc.) </w:t>
+        <w:t xml:space="preserve">Slot features: (num_agvs, max_request_slots, 7) (distancias, validez, competencia con otros AGVs, etc.) </w:t>
       </w:r>
     </w:p>
     <w:p>
@@ -3072,29 +1915,13 @@
     </w:p>
     <w:p>
       <w:r>
-        <w:t xml:space="preserve">Luego </w:t>
-      </w:r>
-      <w:proofErr w:type="spellStart"/>
-      <w:r>
-        <w:t>encode_graph_assignment_obs</w:t>
-      </w:r>
-      <w:proofErr w:type="spellEnd"/>
-      <w:r>
-        <w:t xml:space="preserve"> aplana todo a un Box(</w:t>
-      </w:r>
-      <w:proofErr w:type="spellStart"/>
-      <w:r>
-        <w:t>obs_dim</w:t>
-      </w:r>
-      <w:proofErr w:type="spellEnd"/>
-      <w:r>
-        <w:t xml:space="preserve">,). </w:t>
+        <w:t xml:space="preserve">Luego encode_graph_assignment_obs aplana todo a un Box(obs_dim,). </w:t>
       </w:r>
     </w:p>
     <w:p>
       <w:r>
         <w:pict w14:anchorId="1AE73824">
-          <v:rect id="_x0000_i1085" style="width:0;height:1.5pt" o:hralign="center" o:hrstd="t" o:hr="t" fillcolor="#a0a0a0" stroked="f"/>
+          <v:rect id="_x0000_i1031" style="width:0;height:1.5pt" o:hralign="center" o:hrstd="t" o:hr="t" fillcolor="#a0a0a0" stroked="f"/>
         </w:pict>
       </w:r>
     </w:p>
@@ -3125,37 +1952,13 @@
           <w:b/>
           <w:bCs/>
         </w:rPr>
-        <w:t>Meta final (</w:t>
-      </w:r>
-      <w:proofErr w:type="spellStart"/>
-      <w:r>
-        <w:rPr>
-          <w:b/>
-          <w:bCs/>
-        </w:rPr>
-        <w:t>paper-like</w:t>
-      </w:r>
-      <w:proofErr w:type="spellEnd"/>
-      <w:r>
-        <w:rPr>
-          <w:b/>
-          <w:bCs/>
-        </w:rPr>
-        <w:t>)</w:t>
+        <w:t>Meta final (paper-like)</w:t>
       </w:r>
     </w:p>
     <w:p>
       <w:r>
         <w:lastRenderedPageBreak/>
-        <w:t xml:space="preserve">Quieres que la </w:t>
-      </w:r>
-      <w:proofErr w:type="spellStart"/>
-      <w:r>
-        <w:t>policy</w:t>
-      </w:r>
-      <w:proofErr w:type="spellEnd"/>
-      <w:r>
-        <w:t xml:space="preserve"> produzca algo como:</w:t>
+        <w:t>Quieres que la policy produzca algo como:</w:t>
       </w:r>
     </w:p>
     <w:p>
@@ -3165,36 +1968,15 @@
           <w:numId w:val="52"/>
         </w:numPr>
       </w:pPr>
-      <w:proofErr w:type="spellStart"/>
-      <w:r>
-        <w:t>logits</w:t>
-      </w:r>
-      <w:proofErr w:type="spellEnd"/>
-      <w:r>
-        <w:t xml:space="preserve"> o probabilidades de asignación </w:t>
+      <w:r>
+        <w:t xml:space="preserve">logits o probabilidades de asignación </w:t>
       </w:r>
       <w:r>
         <w:rPr>
           <w:b/>
           <w:bCs/>
         </w:rPr>
-        <w:t xml:space="preserve">para cada par (AGV, </w:t>
-      </w:r>
-      <w:proofErr w:type="spellStart"/>
-      <w:r>
-        <w:rPr>
-          <w:b/>
-          <w:bCs/>
-        </w:rPr>
-        <w:t>Task</w:t>
-      </w:r>
-      <w:proofErr w:type="spellEnd"/>
-      <w:r>
-        <w:rPr>
-          <w:b/>
-          <w:bCs/>
-        </w:rPr>
-        <w:t>)</w:t>
+        <w:t>para cada par (AGV, Task)</w:t>
       </w:r>
       <w:r>
         <w:t>,</w:t>
@@ -3210,19 +1992,11 @@
           <w:lang w:val="en-US"/>
         </w:rPr>
       </w:pPr>
-      <w:proofErr w:type="spellStart"/>
       <w:r>
         <w:rPr>
           <w:lang w:val="en-US"/>
         </w:rPr>
-        <w:t>idealmente</w:t>
-      </w:r>
-      <w:proofErr w:type="spellEnd"/>
-      <w:r>
-        <w:rPr>
-          <w:lang w:val="en-US"/>
-        </w:rPr>
-        <w:t xml:space="preserve"> con </w:t>
+        <w:t xml:space="preserve">idealmente con </w:t>
       </w:r>
       <w:r>
         <w:rPr>
@@ -3236,21 +2010,7 @@
         <w:rPr>
           <w:lang w:val="en-US"/>
         </w:rPr>
-        <w:t xml:space="preserve"> </w:t>
-      </w:r>
-      <w:proofErr w:type="spellStart"/>
-      <w:r>
-        <w:rPr>
-          <w:lang w:val="en-US"/>
-        </w:rPr>
-        <w:t>AGV↔Task</w:t>
-      </w:r>
-      <w:proofErr w:type="spellEnd"/>
-      <w:r>
-        <w:rPr>
-          <w:lang w:val="en-US"/>
-        </w:rPr>
-        <w:t>,</w:t>
+        <w:t xml:space="preserve"> AGV↔Task,</w:t>
       </w:r>
     </w:p>
     <w:p>
@@ -3263,7 +2023,6 @@
       <w:r>
         <w:t xml:space="preserve">y con </w:t>
       </w:r>
-      <w:proofErr w:type="spellStart"/>
       <w:r>
         <w:rPr>
           <w:b/>
@@ -3271,7 +2030,6 @@
         </w:rPr>
         <w:t>masking</w:t>
       </w:r>
-      <w:proofErr w:type="spellEnd"/>
       <w:r>
         <w:t xml:space="preserve"> real.</w:t>
       </w:r>
@@ -3288,23 +2046,7 @@
           <w:b/>
           <w:bCs/>
         </w:rPr>
-        <w:t>Qué falta (concretamente) para que sea “GNN-</w:t>
-      </w:r>
-      <w:proofErr w:type="spellStart"/>
-      <w:r>
-        <w:rPr>
-          <w:b/>
-          <w:bCs/>
-        </w:rPr>
-        <w:t>ready</w:t>
-      </w:r>
-      <w:proofErr w:type="spellEnd"/>
-      <w:r>
-        <w:rPr>
-          <w:b/>
-          <w:bCs/>
-        </w:rPr>
-        <w:t>”</w:t>
+        <w:t>Qué falta (concretamente) para que sea “GNN-ready”</w:t>
       </w:r>
     </w:p>
     <w:p>
@@ -3356,47 +2098,11 @@
           <w:lang w:val="en-US"/>
         </w:rPr>
       </w:pPr>
-      <w:proofErr w:type="spellStart"/>
       <w:r>
         <w:rPr>
           <w:lang w:val="en-US"/>
         </w:rPr>
-        <w:t>node_features</w:t>
-      </w:r>
-      <w:proofErr w:type="spellEnd"/>
-      <w:r>
-        <w:rPr>
-          <w:lang w:val="en-US"/>
-        </w:rPr>
-        <w:t xml:space="preserve">, </w:t>
-      </w:r>
-      <w:proofErr w:type="spellStart"/>
-      <w:r>
-        <w:rPr>
-          <w:lang w:val="en-US"/>
-        </w:rPr>
-        <w:t>edge_index</w:t>
-      </w:r>
-      <w:proofErr w:type="spellEnd"/>
-      <w:r>
-        <w:rPr>
-          <w:lang w:val="en-US"/>
-        </w:rPr>
-        <w:t xml:space="preserve">, </w:t>
-      </w:r>
-      <w:proofErr w:type="spellStart"/>
-      <w:r>
-        <w:rPr>
-          <w:lang w:val="en-US"/>
-        </w:rPr>
-        <w:t>node_types</w:t>
-      </w:r>
-      <w:proofErr w:type="spellEnd"/>
-      <w:r>
-        <w:rPr>
-          <w:lang w:val="en-US"/>
-        </w:rPr>
-        <w:t>,</w:t>
+        <w:t>node_features, edge_index, node_types,</w:t>
       </w:r>
     </w:p>
     <w:p>
@@ -3409,33 +2115,11 @@
           <w:lang w:val="en-US"/>
         </w:rPr>
       </w:pPr>
-      <w:proofErr w:type="spellStart"/>
       <w:r>
         <w:rPr>
           <w:lang w:val="en-US"/>
         </w:rPr>
-        <w:t>agent_node_ids</w:t>
-      </w:r>
-      <w:proofErr w:type="spellEnd"/>
-      <w:r>
-        <w:rPr>
-          <w:lang w:val="en-US"/>
-        </w:rPr>
-        <w:t xml:space="preserve">, </w:t>
-      </w:r>
-      <w:proofErr w:type="spellStart"/>
-      <w:r>
-        <w:rPr>
-          <w:lang w:val="en-US"/>
-        </w:rPr>
-        <w:t>task_node_ids</w:t>
-      </w:r>
-      <w:proofErr w:type="spellEnd"/>
-      <w:r>
-        <w:rPr>
-          <w:lang w:val="en-US"/>
-        </w:rPr>
-        <w:t>,</w:t>
+        <w:t>agent_node_ids, task_node_ids,</w:t>
       </w:r>
     </w:p>
     <w:p>
@@ -3445,13 +2129,8 @@
           <w:numId w:val="53"/>
         </w:numPr>
       </w:pPr>
-      <w:proofErr w:type="spellStart"/>
-      <w:r>
-        <w:t>action_mask</w:t>
-      </w:r>
-      <w:proofErr w:type="spellEnd"/>
-      <w:r>
-        <w:t>.</w:t>
+      <w:r>
+        <w:t>action_mask.</w:t>
       </w:r>
     </w:p>
     <w:p>
@@ -3472,39 +2151,1201 @@
           <w:numId w:val="53"/>
         </w:numPr>
       </w:pPr>
-      <w:proofErr w:type="spellStart"/>
       <w:proofErr w:type="gramStart"/>
       <w:r>
-        <w:t>logits</w:t>
-      </w:r>
-      <w:proofErr w:type="spellEnd"/>
-      <w:r>
-        <w:t>[</w:t>
-      </w:r>
-      <w:proofErr w:type="spellStart"/>
+        <w:t>logits[</w:t>
+      </w:r>
       <w:proofErr w:type="gramEnd"/>
       <w:r>
-        <w:t>agv</w:t>
-      </w:r>
-      <w:proofErr w:type="spellEnd"/>
-      <w:r>
-        <w:t xml:space="preserve">, </w:t>
-      </w:r>
-      <w:proofErr w:type="spellStart"/>
-      <w:r>
-        <w:t>task</w:t>
-      </w:r>
-      <w:proofErr w:type="spellEnd"/>
-      <w:r>
-        <w:t xml:space="preserve">] → distribución por AGV sobre </w:t>
-      </w:r>
-      <w:proofErr w:type="spellStart"/>
-      <w:r>
-        <w:t>tasks</w:t>
-      </w:r>
-      <w:proofErr w:type="spellEnd"/>
+        <w:t>agv, task] → distribución por AGV sobre tasks.</w:t>
+      </w:r>
+    </w:p>
+    <w:p/>
+    <w:p>
+      <w:pPr>
+        <w:pBdr>
+          <w:bottom w:val="single" w:sz="6" w:space="1" w:color="auto"/>
+        </w:pBdr>
+      </w:pPr>
+    </w:p>
+    <w:p/>
+    <w:p>
+      <w:r>
+        <w:rPr>
+          <w:b/>
+          <w:bCs/>
+        </w:rPr>
+        <w:t>Qué se logró</w:t>
+      </w:r>
+    </w:p>
+    <w:p>
+      <w:pPr>
+        <w:numPr>
+          <w:ilvl w:val="0"/>
+          <w:numId w:val="54"/>
+        </w:numPr>
+      </w:pPr>
+      <w:r>
+        <w:t>Se añadió una ruta GNN incremental sin romper SB3.</w:t>
+      </w:r>
+    </w:p>
+    <w:p>
+      <w:pPr>
+        <w:numPr>
+          <w:ilvl w:val="0"/>
+          <w:numId w:val="54"/>
+        </w:numPr>
+      </w:pPr>
+      <w:r>
+        <w:t>El wrapper ahora puede codificar observaciones graph en 2 modos:</w:t>
+      </w:r>
+    </w:p>
+    <w:p>
+      <w:pPr>
+        <w:numPr>
+          <w:ilvl w:val="0"/>
+          <w:numId w:val="55"/>
+        </w:numPr>
+      </w:pPr>
+      <w:r>
+        <w:t>manual (el anterior)</w:t>
+      </w:r>
+    </w:p>
+    <w:p>
+      <w:pPr>
+        <w:numPr>
+          <w:ilvl w:val="0"/>
+          <w:numId w:val="55"/>
+        </w:numPr>
+      </w:pPr>
+      <w:r>
+        <w:t>gnn (nuevo)</w:t>
+      </w:r>
+    </w:p>
+    <w:p>
+      <w:pPr>
+        <w:numPr>
+          <w:ilvl w:val="0"/>
+          <w:numId w:val="56"/>
+        </w:numPr>
+      </w:pPr>
+      <w:r>
+        <w:t>Se mantuvo el contrato Gym: </w:t>
+      </w:r>
+      <w:hyperlink r:id="rId5" w:history="1">
+        <w:r>
+          <w:rPr>
+            <w:rStyle w:val="Hyperlink"/>
+          </w:rPr>
+          <w:t>reset/step</w:t>
+        </w:r>
+      </w:hyperlink>
+      <w:r>
+        <w:t>, </w:t>
+      </w:r>
+      <w:hyperlink r:id="rId6" w:history="1">
+        <w:r>
+          <w:rPr>
+            <w:rStyle w:val="Hyperlink"/>
+          </w:rPr>
+          <w:t>action_space</w:t>
+        </w:r>
+      </w:hyperlink>
+      <w:r>
+        <w:t>, </w:t>
+      </w:r>
+      <w:hyperlink r:id="rId7" w:history="1">
+        <w:r>
+          <w:rPr>
+            <w:rStyle w:val="Hyperlink"/>
+          </w:rPr>
+          <w:t>observation_space</w:t>
+        </w:r>
+      </w:hyperlink>
+      <w:r>
+        <w:t> fijo.</w:t>
+      </w:r>
+    </w:p>
+    <w:p>
+      <w:pPr>
+        <w:numPr>
+          <w:ilvl w:val="0"/>
+          <w:numId w:val="56"/>
+        </w:numPr>
+      </w:pPr>
+      <w:r>
+        <w:t>Se actualizaron scripts y launch configs para seleccionar el modo desde argumentos.</w:t>
+      </w:r>
+    </w:p>
+    <w:p>
+      <w:r>
+        <w:pict w14:anchorId="5824BA8E">
+          <v:rect id="_x0000_i1062" style="width:0;height:1.5pt" o:hralign="center" o:hrstd="t" o:hr="t" fillcolor="#a0a0a0" stroked="f"/>
+        </w:pict>
+      </w:r>
+    </w:p>
+    <w:p>
+      <w:r>
+        <w:rPr>
+          <w:b/>
+          <w:bCs/>
+        </w:rPr>
+        <w:t>Arquitectura actual (alto nivel)</w:t>
+      </w:r>
+    </w:p>
+    <w:p>
+      <w:pPr>
+        <w:numPr>
+          <w:ilvl w:val="0"/>
+          <w:numId w:val="57"/>
+        </w:numPr>
+      </w:pPr>
+      <w:r>
+        <w:t>SB3 sigue igual:</w:t>
+      </w:r>
+    </w:p>
+    <w:p>
+      <w:pPr>
+        <w:numPr>
+          <w:ilvl w:val="0"/>
+          <w:numId w:val="58"/>
+        </w:numPr>
+      </w:pPr>
+      <w:r>
+        <w:t>Solo llama </w:t>
+      </w:r>
+      <w:hyperlink r:id="rId8" w:history="1">
+        <w:r>
+          <w:rPr>
+            <w:rStyle w:val="Hyperlink"/>
+          </w:rPr>
+          <w:t>env.reset()</w:t>
+        </w:r>
+      </w:hyperlink>
+      <w:r>
+        <w:t> y </w:t>
+      </w:r>
+      <w:hyperlink r:id="rId9" w:history="1">
+        <w:r>
+          <w:rPr>
+            <w:rStyle w:val="Hyperlink"/>
+          </w:rPr>
+          <w:t>env.step(action)</w:t>
+        </w:r>
+      </w:hyperlink>
       <w:r>
         <w:t>.</w:t>
+      </w:r>
+    </w:p>
+    <w:p>
+      <w:pPr>
+        <w:numPr>
+          <w:ilvl w:val="0"/>
+          <w:numId w:val="58"/>
+        </w:numPr>
+      </w:pPr>
+      <w:r>
+        <w:t>No sabe si el encoder interno es manual o GNN.</w:t>
+      </w:r>
+    </w:p>
+    <w:p>
+      <w:pPr>
+        <w:numPr>
+          <w:ilvl w:val="0"/>
+          <w:numId w:val="59"/>
+        </w:numPr>
+      </w:pPr>
+      <w:r>
+        <w:t>Wrapper (GraphAssignmentEnv) orquesta:</w:t>
+      </w:r>
+    </w:p>
+    <w:p>
+      <w:pPr>
+        <w:numPr>
+          <w:ilvl w:val="0"/>
+          <w:numId w:val="60"/>
+        </w:numPr>
+      </w:pPr>
+      <w:r>
+        <w:t>Construcción del graph state.</w:t>
+      </w:r>
+    </w:p>
+    <w:p>
+      <w:pPr>
+        <w:numPr>
+          <w:ilvl w:val="0"/>
+          <w:numId w:val="60"/>
+        </w:numPr>
+      </w:pPr>
+      <w:r>
+        <w:t>Llamada al encoder de observación (manual/gnn).</w:t>
+      </w:r>
+    </w:p>
+    <w:p>
+      <w:pPr>
+        <w:numPr>
+          <w:ilvl w:val="0"/>
+          <w:numId w:val="60"/>
+        </w:numPr>
+      </w:pPr>
+      <w:r>
+        <w:lastRenderedPageBreak/>
+        <w:t>Traducción acción RL -&gt; asignaciones -&gt; acciones reales del entorno.</w:t>
+      </w:r>
+    </w:p>
+    <w:p>
+      <w:pPr>
+        <w:numPr>
+          <w:ilvl w:val="0"/>
+          <w:numId w:val="61"/>
+        </w:numPr>
+      </w:pPr>
+      <w:r>
+        <w:t>Controller heurístico ejecuta macro-misiones:</w:t>
+      </w:r>
+    </w:p>
+    <w:p>
+      <w:pPr>
+        <w:numPr>
+          <w:ilvl w:val="0"/>
+          <w:numId w:val="62"/>
+        </w:numPr>
+      </w:pPr>
+      <w:r>
+        <w:t>picking/delivering/returning.</w:t>
+      </w:r>
+    </w:p>
+    <w:p>
+      <w:r>
+        <w:pict w14:anchorId="1415C842">
+          <v:rect id="_x0000_i1063" style="width:0;height:1.5pt" o:hralign="center" o:hrstd="t" o:hr="t" fillcolor="#a0a0a0" stroked="f"/>
+        </w:pict>
+      </w:r>
+    </w:p>
+    <w:p>
+      <w:r>
+        <w:rPr>
+          <w:b/>
+          <w:bCs/>
+        </w:rPr>
+        <w:t>Cambios por módulo</w:t>
+      </w:r>
+    </w:p>
+    <w:p>
+      <w:pPr>
+        <w:numPr>
+          <w:ilvl w:val="0"/>
+          <w:numId w:val="63"/>
+        </w:numPr>
+      </w:pPr>
+      <w:r>
+        <w:t>Wrapper y config:</w:t>
+      </w:r>
+    </w:p>
+    <w:p>
+      <w:pPr>
+        <w:numPr>
+          <w:ilvl w:val="0"/>
+          <w:numId w:val="64"/>
+        </w:numPr>
+      </w:pPr>
+      <w:hyperlink r:id="rId10" w:history="1">
+        <w:r>
+          <w:rPr>
+            <w:rStyle w:val="Hyperlink"/>
+          </w:rPr>
+          <w:t>graph_assignment_env.py:33</w:t>
+        </w:r>
+      </w:hyperlink>
+    </w:p>
+    <w:p>
+      <w:pPr>
+        <w:numPr>
+          <w:ilvl w:val="0"/>
+          <w:numId w:val="64"/>
+        </w:numPr>
+      </w:pPr>
+      <w:r>
+        <w:t>Nuevo campo de config: </w:t>
+      </w:r>
+      <w:hyperlink r:id="rId11" w:history="1">
+        <w:r>
+          <w:rPr>
+            <w:rStyle w:val="Hyperlink"/>
+          </w:rPr>
+          <w:t>graph_encoder_mode</w:t>
+        </w:r>
+      </w:hyperlink>
+      <w:r>
+        <w:t>.</w:t>
+      </w:r>
+    </w:p>
+    <w:p>
+      <w:pPr>
+        <w:numPr>
+          <w:ilvl w:val="0"/>
+          <w:numId w:val="64"/>
+        </w:numPr>
+      </w:pPr>
+      <w:r>
+        <w:t>Validación de modo en constructor.</w:t>
+      </w:r>
+    </w:p>
+    <w:p>
+      <w:pPr>
+        <w:numPr>
+          <w:ilvl w:val="0"/>
+          <w:numId w:val="64"/>
+        </w:numPr>
+      </w:pPr>
+      <w:r>
+        <w:t>Se propaga </w:t>
+      </w:r>
+      <w:hyperlink r:id="rId12" w:history="1">
+        <w:r>
+          <w:rPr>
+            <w:rStyle w:val="Hyperlink"/>
+          </w:rPr>
+          <w:t>encoder_mode</w:t>
+        </w:r>
+      </w:hyperlink>
+      <w:r>
+        <w:t> al encoder graph.</w:t>
+      </w:r>
+    </w:p>
+    <w:p>
+      <w:pPr>
+        <w:numPr>
+          <w:ilvl w:val="0"/>
+          <w:numId w:val="65"/>
+        </w:numPr>
+      </w:pPr>
+      <w:r>
+        <w:t>Encoder graph con dos rutas:</w:t>
+      </w:r>
+    </w:p>
+    <w:p>
+      <w:pPr>
+        <w:numPr>
+          <w:ilvl w:val="0"/>
+          <w:numId w:val="66"/>
+        </w:numPr>
+        <w:rPr>
+          <w:lang w:val="en-US"/>
+        </w:rPr>
+      </w:pPr>
+      <w:hyperlink r:id="rId13" w:history="1">
+        <w:r>
+          <w:rPr>
+            <w:rStyle w:val="Hyperlink"/>
+            <w:lang w:val="en-US"/>
+          </w:rPr>
+          <w:t>graph_assignment_obs_encoder.py:30</w:t>
+        </w:r>
+      </w:hyperlink>
+    </w:p>
+    <w:p>
+      <w:pPr>
+        <w:numPr>
+          <w:ilvl w:val="0"/>
+          <w:numId w:val="66"/>
+        </w:numPr>
+      </w:pPr>
+      <w:r>
+        <w:t>Se separó en:</w:t>
+      </w:r>
+    </w:p>
+    <w:p>
+      <w:pPr>
+        <w:numPr>
+          <w:ilvl w:val="0"/>
+          <w:numId w:val="66"/>
+        </w:numPr>
+        <w:rPr>
+          <w:lang w:val="en-US"/>
+        </w:rPr>
+      </w:pPr>
+      <w:hyperlink r:id="rId14" w:history="1">
+        <w:r>
+          <w:rPr>
+            <w:rStyle w:val="Hyperlink"/>
+            <w:lang w:val="en-US"/>
+          </w:rPr>
+          <w:t>_encode_graph_assignment_obs_manual(...)</w:t>
+        </w:r>
+      </w:hyperlink>
+    </w:p>
+    <w:p>
+      <w:pPr>
+        <w:numPr>
+          <w:ilvl w:val="0"/>
+          <w:numId w:val="66"/>
+        </w:numPr>
+        <w:rPr>
+          <w:lang w:val="en-US"/>
+        </w:rPr>
+      </w:pPr>
+      <w:hyperlink r:id="rId15" w:history="1">
+        <w:r>
+          <w:rPr>
+            <w:rStyle w:val="Hyperlink"/>
+            <w:lang w:val="en-US"/>
+          </w:rPr>
+          <w:t>_encode_graph_assignment_obs_gnn(...)</w:t>
+        </w:r>
+      </w:hyperlink>
+    </w:p>
+    <w:p>
+      <w:pPr>
+        <w:numPr>
+          <w:ilvl w:val="0"/>
+          <w:numId w:val="66"/>
+        </w:numPr>
+      </w:pPr>
+      <w:hyperlink r:id="rId16" w:history="1">
+        <w:r>
+          <w:rPr>
+            <w:rStyle w:val="Hyperlink"/>
+            <w:lang w:val="en-US"/>
+          </w:rPr>
+          <w:t>encode_graph_assignment_</w:t>
+        </w:r>
+        <w:proofErr w:type="gramStart"/>
+        <w:r>
+          <w:rPr>
+            <w:rStyle w:val="Hyperlink"/>
+            <w:lang w:val="en-US"/>
+          </w:rPr>
+          <w:t>obs(</w:t>
+        </w:r>
+        <w:proofErr w:type="gramEnd"/>
+        <w:r>
+          <w:rPr>
+            <w:rStyle w:val="Hyperlink"/>
+            <w:lang w:val="en-US"/>
+          </w:rPr>
+          <w:t>..., encoder_mode=...)</w:t>
+        </w:r>
+      </w:hyperlink>
+      <w:r>
+        <w:rPr>
+          <w:lang w:val="en-US"/>
+        </w:rPr>
+        <w:t> </w:t>
+      </w:r>
+      <w:r>
+        <w:t>como dispatcher.</w:t>
+      </w:r>
+    </w:p>
+    <w:p>
+      <w:pPr>
+        <w:numPr>
+          <w:ilvl w:val="0"/>
+          <w:numId w:val="66"/>
+        </w:numPr>
+      </w:pPr>
+      <w:r>
+        <w:t>Si falla la ruta GNN, hay fallback automático a manual (</w:t>
+      </w:r>
+      <w:proofErr w:type="gramStart"/>
+      <w:r>
+        <w:t>warning</w:t>
+      </w:r>
+      <w:proofErr w:type="gramEnd"/>
+      <w:r>
+        <w:t>), no rompe ejecución.</w:t>
+      </w:r>
+    </w:p>
+    <w:p>
+      <w:pPr>
+        <w:numPr>
+          <w:ilvl w:val="0"/>
+          <w:numId w:val="67"/>
+        </w:numPr>
+      </w:pPr>
+      <w:r>
+        <w:t>Núcleo GNN mínimo:</w:t>
+      </w:r>
+    </w:p>
+    <w:p>
+      <w:pPr>
+        <w:numPr>
+          <w:ilvl w:val="0"/>
+          <w:numId w:val="68"/>
+        </w:numPr>
+      </w:pPr>
+      <w:hyperlink r:id="rId17" w:history="1">
+        <w:r>
+          <w:rPr>
+            <w:rStyle w:val="Hyperlink"/>
+          </w:rPr>
+          <w:t>gnn_minimal.py:19</w:t>
+        </w:r>
+      </w:hyperlink>
+    </w:p>
+    <w:p>
+      <w:pPr>
+        <w:numPr>
+          <w:ilvl w:val="0"/>
+          <w:numId w:val="68"/>
+        </w:numPr>
+      </w:pPr>
+      <w:r>
+        <w:t>Claves:</w:t>
+      </w:r>
+    </w:p>
+    <w:p>
+      <w:pPr>
+        <w:numPr>
+          <w:ilvl w:val="0"/>
+          <w:numId w:val="68"/>
+        </w:numPr>
+      </w:pPr>
+      <w:hyperlink r:id="rId18" w:history="1">
+        <w:r>
+          <w:rPr>
+            <w:rStyle w:val="Hyperlink"/>
+          </w:rPr>
+          <w:t>GraphBatch.from_graph_state(...)</w:t>
+        </w:r>
+      </w:hyperlink>
+    </w:p>
+    <w:p>
+      <w:pPr>
+        <w:numPr>
+          <w:ilvl w:val="0"/>
+          <w:numId w:val="68"/>
+        </w:numPr>
+      </w:pPr>
+      <w:r>
+        <w:t>SimpleGraphSAGE</w:t>
+      </w:r>
+    </w:p>
+    <w:p>
+      <w:pPr>
+        <w:numPr>
+          <w:ilvl w:val="0"/>
+          <w:numId w:val="68"/>
+        </w:numPr>
+      </w:pPr>
+      <w:r>
+        <w:t>AssignmentPolicyHead</w:t>
+      </w:r>
+    </w:p>
+    <w:p>
+      <w:pPr>
+        <w:numPr>
+          <w:ilvl w:val="0"/>
+          <w:numId w:val="68"/>
+        </w:numPr>
+      </w:pPr>
+      <w:r>
+        <w:t>GnnAssignmentModel</w:t>
+      </w:r>
+    </w:p>
+    <w:p>
+      <w:pPr>
+        <w:numPr>
+          <w:ilvl w:val="0"/>
+          <w:numId w:val="68"/>
+        </w:numPr>
+      </w:pPr>
+      <w:r>
+        <w:t>masked_softmax(...) robusto (filas totalmente enmascaradas no generan NaN).</w:t>
+      </w:r>
+    </w:p>
+    <w:p>
+      <w:pPr>
+        <w:numPr>
+          <w:ilvl w:val="0"/>
+          <w:numId w:val="69"/>
+        </w:numPr>
+      </w:pPr>
+      <w:r>
+        <w:t>Scripts CLI actualizados:</w:t>
+      </w:r>
+    </w:p>
+    <w:p>
+      <w:pPr>
+        <w:numPr>
+          <w:ilvl w:val="0"/>
+          <w:numId w:val="70"/>
+        </w:numPr>
+        <w:rPr>
+          <w:lang w:val="en-US"/>
+        </w:rPr>
+      </w:pPr>
+      <w:hyperlink r:id="rId19" w:history="1">
+        <w:r>
+          <w:rPr>
+            <w:rStyle w:val="Hyperlink"/>
+            <w:lang w:val="en-US"/>
+          </w:rPr>
+          <w:t>smoke_sb3_assignment_env.py:21</w:t>
+        </w:r>
+      </w:hyperlink>
+    </w:p>
+    <w:p>
+      <w:pPr>
+        <w:numPr>
+          <w:ilvl w:val="0"/>
+          <w:numId w:val="70"/>
+        </w:numPr>
+        <w:rPr>
+          <w:lang w:val="en-US"/>
+        </w:rPr>
+      </w:pPr>
+      <w:hyperlink r:id="rId20" w:history="1">
+        <w:r>
+          <w:rPr>
+            <w:rStyle w:val="Hyperlink"/>
+            <w:lang w:val="en-US"/>
+          </w:rPr>
+          <w:t>train_sb3_assignment_ppo.py:21</w:t>
+        </w:r>
+      </w:hyperlink>
+    </w:p>
+    <w:p>
+      <w:pPr>
+        <w:numPr>
+          <w:ilvl w:val="0"/>
+          <w:numId w:val="70"/>
+        </w:numPr>
+      </w:pPr>
+      <w:hyperlink r:id="rId21" w:history="1">
+        <w:r>
+          <w:rPr>
+            <w:rStyle w:val="Hyperlink"/>
+          </w:rPr>
+          <w:t>benchmark_sb3_assignment.py:176</w:t>
+        </w:r>
+      </w:hyperlink>
+    </w:p>
+    <w:p>
+      <w:pPr>
+        <w:numPr>
+          <w:ilvl w:val="0"/>
+          <w:numId w:val="70"/>
+        </w:numPr>
+      </w:pPr>
+      <w:r>
+        <w:t>Nuevo argumento en los tres: </w:t>
+      </w:r>
+      <w:hyperlink r:id="rId22" w:history="1">
+        <w:r>
+          <w:rPr>
+            <w:rStyle w:val="Hyperlink"/>
+          </w:rPr>
+          <w:t>--graph-encoder-mode {manual,gnn}</w:t>
+        </w:r>
+      </w:hyperlink>
+      <w:r>
+        <w:t>.</w:t>
+      </w:r>
+    </w:p>
+    <w:p>
+      <w:pPr>
+        <w:numPr>
+          <w:ilvl w:val="0"/>
+          <w:numId w:val="71"/>
+        </w:numPr>
+      </w:pPr>
+      <w:r>
+        <w:lastRenderedPageBreak/>
+        <w:t>Tests añadidos:</w:t>
+      </w:r>
+    </w:p>
+    <w:p>
+      <w:pPr>
+        <w:numPr>
+          <w:ilvl w:val="0"/>
+          <w:numId w:val="72"/>
+        </w:numPr>
+        <w:rPr>
+          <w:lang w:val="en-US"/>
+        </w:rPr>
+      </w:pPr>
+      <w:hyperlink r:id="rId23" w:history="1">
+        <w:r>
+          <w:rPr>
+            <w:rStyle w:val="Hyperlink"/>
+            <w:lang w:val="en-US"/>
+          </w:rPr>
+          <w:t>test_gnn_minimal_assignment_shapes.py:19</w:t>
+        </w:r>
+      </w:hyperlink>
+    </w:p>
+    <w:p>
+      <w:pPr>
+        <w:numPr>
+          <w:ilvl w:val="0"/>
+          <w:numId w:val="72"/>
+        </w:numPr>
+        <w:rPr>
+          <w:lang w:val="en-US"/>
+        </w:rPr>
+      </w:pPr>
+      <w:hyperlink r:id="rId24" w:history="1">
+        <w:r>
+          <w:rPr>
+            <w:rStyle w:val="Hyperlink"/>
+            <w:lang w:val="en-US"/>
+          </w:rPr>
+          <w:t>test_graph_assignment_obs_encoder_modes.py:23</w:t>
+        </w:r>
+      </w:hyperlink>
+    </w:p>
+    <w:p>
+      <w:r>
+        <w:pict w14:anchorId="22B04A52">
+          <v:rect id="_x0000_i1064" style="width:0;height:1.5pt" o:hralign="center" o:hrstd="t" o:hr="t" fillcolor="#a0a0a0" stroked="f"/>
+        </w:pict>
+      </w:r>
+    </w:p>
+    <w:p>
+      <w:r>
+        <w:rPr>
+          <w:b/>
+          <w:bCs/>
+        </w:rPr>
+        <w:t>Flujo de ejecución (con enlaces entre paquetes)</w:t>
+      </w:r>
+    </w:p>
+    <w:p>
+      <w:pPr>
+        <w:numPr>
+          <w:ilvl w:val="0"/>
+          <w:numId w:val="73"/>
+        </w:numPr>
+      </w:pPr>
+      <w:r>
+        <w:t>Script crea config y env:</w:t>
+      </w:r>
+    </w:p>
+    <w:p>
+      <w:pPr>
+        <w:numPr>
+          <w:ilvl w:val="0"/>
+          <w:numId w:val="74"/>
+        </w:numPr>
+        <w:rPr>
+          <w:lang w:val="en-US"/>
+        </w:rPr>
+      </w:pPr>
+      <w:hyperlink r:id="rId25" w:history="1">
+        <w:r>
+          <w:rPr>
+            <w:rStyle w:val="Hyperlink"/>
+            <w:lang w:val="en-US"/>
+          </w:rPr>
+          <w:t>train_sb3_assignment_ppo.py:39</w:t>
+        </w:r>
+      </w:hyperlink>
+    </w:p>
+    <w:p>
+      <w:pPr>
+        <w:numPr>
+          <w:ilvl w:val="0"/>
+          <w:numId w:val="74"/>
+        </w:numPr>
+      </w:pPr>
+      <w:r>
+        <w:rPr>
+          <w:lang w:val="en-US"/>
+        </w:rPr>
+        <w:t>Usa </w:t>
+      </w:r>
+      <w:hyperlink r:id="rId26" w:history="1">
+        <w:r>
+          <w:rPr>
+            <w:rStyle w:val="Hyperlink"/>
+            <w:lang w:val="en-US"/>
+          </w:rPr>
+          <w:t>GraphAssignmentConfig(obs_backend, graph_encoder_mode, ...)</w:t>
+        </w:r>
+      </w:hyperlink>
+      <w:r>
+        <w:t>.</w:t>
+      </w:r>
+    </w:p>
+    <w:p>
+      <w:pPr>
+        <w:numPr>
+          <w:ilvl w:val="0"/>
+          <w:numId w:val="75"/>
+        </w:numPr>
+      </w:pPr>
+      <w:r>
+        <w:t>Env reset/step:</w:t>
+      </w:r>
+    </w:p>
+    <w:p>
+      <w:pPr>
+        <w:numPr>
+          <w:ilvl w:val="0"/>
+          <w:numId w:val="76"/>
+        </w:numPr>
+      </w:pPr>
+      <w:hyperlink r:id="rId27" w:history="1">
+        <w:r>
+          <w:rPr>
+            <w:rStyle w:val="Hyperlink"/>
+          </w:rPr>
+          <w:t>graph_assignment_env.py:186</w:t>
+        </w:r>
+      </w:hyperlink>
+    </w:p>
+    <w:p>
+      <w:pPr>
+        <w:numPr>
+          <w:ilvl w:val="0"/>
+          <w:numId w:val="76"/>
+        </w:numPr>
+        <w:rPr>
+          <w:lang w:val="en-US"/>
+        </w:rPr>
+      </w:pPr>
+      <w:r>
+        <w:rPr>
+          <w:lang w:val="en-US"/>
+        </w:rPr>
+        <w:t>Si </w:t>
+      </w:r>
+      <w:hyperlink r:id="rId28" w:history="1">
+        <w:r>
+          <w:rPr>
+            <w:rStyle w:val="Hyperlink"/>
+            <w:lang w:val="en-US"/>
+          </w:rPr>
+          <w:t>obs_backend=graph</w:t>
+        </w:r>
+      </w:hyperlink>
+      <w:r>
+        <w:rPr>
+          <w:lang w:val="en-US"/>
+        </w:rPr>
+        <w:t>, construye graph con builder:</w:t>
+      </w:r>
+    </w:p>
+    <w:p>
+      <w:pPr>
+        <w:numPr>
+          <w:ilvl w:val="0"/>
+          <w:numId w:val="76"/>
+        </w:numPr>
+      </w:pPr>
+      <w:hyperlink r:id="rId29" w:history="1">
+        <w:r>
+          <w:rPr>
+            <w:rStyle w:val="Hyperlink"/>
+          </w:rPr>
+          <w:t>builder_assignment_v1.py</w:t>
+        </w:r>
+      </w:hyperlink>
+    </w:p>
+    <w:p>
+      <w:pPr>
+        <w:numPr>
+          <w:ilvl w:val="0"/>
+          <w:numId w:val="77"/>
+        </w:numPr>
+      </w:pPr>
+      <w:r>
+        <w:t>Encoder de observación:</w:t>
+      </w:r>
+    </w:p>
+    <w:p>
+      <w:pPr>
+        <w:numPr>
+          <w:ilvl w:val="0"/>
+          <w:numId w:val="78"/>
+        </w:numPr>
+        <w:rPr>
+          <w:lang w:val="en-US"/>
+        </w:rPr>
+      </w:pPr>
+      <w:hyperlink r:id="rId30" w:history="1">
+        <w:r>
+          <w:rPr>
+            <w:rStyle w:val="Hyperlink"/>
+            <w:lang w:val="en-US"/>
+          </w:rPr>
+          <w:t>graph_assignment_obs_encoder.py:174</w:t>
+        </w:r>
+      </w:hyperlink>
+    </w:p>
+    <w:p>
+      <w:pPr>
+        <w:numPr>
+          <w:ilvl w:val="0"/>
+          <w:numId w:val="78"/>
+        </w:numPr>
+      </w:pPr>
+      <w:r>
+        <w:t>manual -&gt; proyección slot-aligned clásica.</w:t>
+      </w:r>
+    </w:p>
+    <w:p>
+      <w:pPr>
+        <w:numPr>
+          <w:ilvl w:val="0"/>
+          <w:numId w:val="78"/>
+        </w:numPr>
+      </w:pPr>
+      <w:r>
+        <w:t>gnn -&gt; GnnAssignmentModel -&gt; vector fijo compatible con SB3.</w:t>
+      </w:r>
+    </w:p>
+    <w:p>
+      <w:pPr>
+        <w:numPr>
+          <w:ilvl w:val="0"/>
+          <w:numId w:val="79"/>
+        </w:numPr>
+      </w:pPr>
+      <w:r>
+        <w:t>Acción RL se traduce vía controller:</w:t>
+      </w:r>
+    </w:p>
+    <w:p>
+      <w:pPr>
+        <w:numPr>
+          <w:ilvl w:val="0"/>
+          <w:numId w:val="80"/>
+        </w:numPr>
+      </w:pPr>
+      <w:hyperlink r:id="rId31" w:history="1">
+        <w:r>
+          <w:rPr>
+            <w:rStyle w:val="Hyperlink"/>
+          </w:rPr>
+          <w:t>heuristic_controller.py</w:t>
+        </w:r>
+      </w:hyperlink>
+    </w:p>
+    <w:p>
+      <w:pPr>
+        <w:numPr>
+          <w:ilvl w:val="0"/>
+          <w:numId w:val="80"/>
+        </w:numPr>
+      </w:pPr>
+      <w:r>
+        <w:t>Output final a entorno real por adapter:</w:t>
+      </w:r>
+    </w:p>
+    <w:p>
+      <w:pPr>
+        <w:numPr>
+          <w:ilvl w:val="0"/>
+          <w:numId w:val="80"/>
+        </w:numPr>
+      </w:pPr>
+      <w:hyperlink r:id="rId32" w:history="1">
+        <w:r>
+          <w:rPr>
+            <w:rStyle w:val="Hyperlink"/>
+          </w:rPr>
+          <w:t>tarware_adapter.py</w:t>
+        </w:r>
+      </w:hyperlink>
+    </w:p>
+    <w:p>
+      <w:r>
+        <w:pict w14:anchorId="601FE40F">
+          <v:rect id="_x0000_i1065" style="width:0;height:1.5pt" o:hralign="center" o:hrstd="t" o:hr="t" fillcolor="#a0a0a0" stroked="f"/>
+        </w:pict>
+      </w:r>
+    </w:p>
+    <w:p>
+      <w:r>
+        <w:rPr>
+          <w:b/>
+          <w:bCs/>
+        </w:rPr>
+        <w:t>Interfaces entre módulos (contratos)</w:t>
+      </w:r>
+    </w:p>
+    <w:p>
+      <w:pPr>
+        <w:numPr>
+          <w:ilvl w:val="0"/>
+          <w:numId w:val="81"/>
+        </w:numPr>
+      </w:pPr>
+      <w:r>
+        <w:t>Contrato de estado de grafo:</w:t>
+      </w:r>
+    </w:p>
+    <w:p>
+      <w:pPr>
+        <w:numPr>
+          <w:ilvl w:val="0"/>
+          <w:numId w:val="82"/>
+        </w:numPr>
+      </w:pPr>
+      <w:hyperlink r:id="rId33" w:history="1">
+        <w:r>
+          <w:rPr>
+            <w:rStyle w:val="Hyperlink"/>
+          </w:rPr>
+          <w:t>schema.py</w:t>
+        </w:r>
+      </w:hyperlink>
+    </w:p>
+    <w:p>
+      <w:pPr>
+        <w:numPr>
+          <w:ilvl w:val="0"/>
+          <w:numId w:val="82"/>
+        </w:numPr>
+        <w:rPr>
+          <w:lang w:val="en-US"/>
+        </w:rPr>
+      </w:pPr>
+      <w:hyperlink r:id="rId34" w:history="1">
+        <w:proofErr w:type="gramStart"/>
+        <w:r>
+          <w:rPr>
+            <w:rStyle w:val="Hyperlink"/>
+            <w:lang w:val="en-US"/>
+          </w:rPr>
+          <w:t>GraphState(</w:t>
+        </w:r>
+        <w:proofErr w:type="gramEnd"/>
+        <w:r>
+          <w:rPr>
+            <w:rStyle w:val="Hyperlink"/>
+            <w:lang w:val="en-US"/>
+          </w:rPr>
+          <w:t>node_features, edge_index, agent_node_ids, task_node_ids, task_loc_ids, action_mask, metadata)</w:t>
+        </w:r>
+      </w:hyperlink>
+      <w:r>
+        <w:rPr>
+          <w:lang w:val="en-US"/>
+        </w:rPr>
+        <w:t>.</w:t>
+      </w:r>
+    </w:p>
+    <w:p>
+      <w:pPr>
+        <w:numPr>
+          <w:ilvl w:val="0"/>
+          <w:numId w:val="83"/>
+        </w:numPr>
+      </w:pPr>
+      <w:r>
+        <w:t>Contrato de encoder de observación:</w:t>
+      </w:r>
+    </w:p>
+    <w:p>
+      <w:pPr>
+        <w:numPr>
+          <w:ilvl w:val="0"/>
+          <w:numId w:val="84"/>
+        </w:numPr>
+      </w:pPr>
+      <w:r>
+        <w:t>Entrada: </w:t>
+      </w:r>
+      <w:hyperlink r:id="rId35" w:history="1">
+        <w:r>
+          <w:rPr>
+            <w:rStyle w:val="Hyperlink"/>
+          </w:rPr>
+          <w:t>GraphState</w:t>
+        </w:r>
+      </w:hyperlink>
+      <w:r>
+        <w:t> + dims/shape.</w:t>
+      </w:r>
+    </w:p>
+    <w:p>
+      <w:pPr>
+        <w:numPr>
+          <w:ilvl w:val="0"/>
+          <w:numId w:val="84"/>
+        </w:numPr>
+      </w:pPr>
+      <w:r>
+        <w:t>Salida: </w:t>
+      </w:r>
+      <w:hyperlink r:id="rId36" w:history="1">
+        <w:r>
+          <w:rPr>
+            <w:rStyle w:val="Hyperlink"/>
+          </w:rPr>
+          <w:t>np.ndarray</w:t>
+        </w:r>
+      </w:hyperlink>
+      <w:r>
+        <w:t> </w:t>
+      </w:r>
+      <w:hyperlink r:id="rId37" w:history="1">
+        <w:r>
+          <w:rPr>
+            <w:rStyle w:val="Hyperlink"/>
+          </w:rPr>
+          <w:t>float32</w:t>
+        </w:r>
+      </w:hyperlink>
+      <w:r>
+        <w:t> de tamaño fijo.</w:t>
+      </w:r>
+    </w:p>
+    <w:p>
+      <w:pPr>
+        <w:numPr>
+          <w:ilvl w:val="0"/>
+          <w:numId w:val="85"/>
+        </w:numPr>
+      </w:pPr>
+      <w:r>
+        <w:t>Contrato de env para SB3:</w:t>
+      </w:r>
+    </w:p>
+    <w:p>
+      <w:pPr>
+        <w:numPr>
+          <w:ilvl w:val="0"/>
+          <w:numId w:val="86"/>
+        </w:numPr>
+      </w:pPr>
+      <w:r>
+        <w:t>Inmutable en API pública (esto era requisito central).</w:t>
+      </w:r>
+    </w:p>
+    <w:p>
+      <w:r>
+        <w:lastRenderedPageBreak/>
+        <w:pict w14:anchorId="427CFD19">
+          <v:rect id="_x0000_i1066" style="width:0;height:1.5pt" o:hralign="center" o:hrstd="t" o:hr="t" fillcolor="#a0a0a0" stroked="f"/>
+        </w:pict>
+      </w:r>
+    </w:p>
+    <w:p>
+      <w:r>
+        <w:rPr>
+          <w:b/>
+          <w:bCs/>
+        </w:rPr>
+        <w:t>Debug/launch</w:t>
+      </w:r>
+      <w:r>
+        <w:br/>
+        <w:t>Ya quedó actualizado para usar el nuevo parámetro </w:t>
+      </w:r>
+      <w:hyperlink r:id="rId38" w:history="1">
+        <w:r>
+          <w:rPr>
+            <w:rStyle w:val="Hyperlink"/>
+          </w:rPr>
+          <w:t>--graph-encoder-mode</w:t>
+        </w:r>
+      </w:hyperlink>
+      <w:r>
+        <w:t> en configuraciones relevantes de /.vscode/launch.json.</w:t>
       </w:r>
     </w:p>
     <w:p/>
@@ -4379,6 +4220,119 @@
     </w:lvl>
   </w:abstractNum>
   <w:abstractNum w:abstractNumId="6" w15:restartNumberingAfterBreak="0">
+    <w:nsid w:val="0C124161"/>
+    <w:multiLevelType w:val="multilevel"/>
+    <w:tmpl w:val="ADAE5888"/>
+    <w:lvl w:ilvl="0">
+      <w:start w:val="1"/>
+      <w:numFmt w:val="decimal"/>
+      <w:lvlText w:val="%1."/>
+      <w:lvlJc w:val="left"/>
+      <w:pPr>
+        <w:tabs>
+          <w:tab w:val="num" w:pos="720"/>
+        </w:tabs>
+        <w:ind w:left="720" w:hanging="360"/>
+      </w:pPr>
+    </w:lvl>
+    <w:lvl w:ilvl="1" w:tentative="1">
+      <w:start w:val="1"/>
+      <w:numFmt w:val="decimal"/>
+      <w:lvlText w:val="%2."/>
+      <w:lvlJc w:val="left"/>
+      <w:pPr>
+        <w:tabs>
+          <w:tab w:val="num" w:pos="1440"/>
+        </w:tabs>
+        <w:ind w:left="1440" w:hanging="360"/>
+      </w:pPr>
+    </w:lvl>
+    <w:lvl w:ilvl="2" w:tentative="1">
+      <w:start w:val="1"/>
+      <w:numFmt w:val="decimal"/>
+      <w:lvlText w:val="%3."/>
+      <w:lvlJc w:val="left"/>
+      <w:pPr>
+        <w:tabs>
+          <w:tab w:val="num" w:pos="2160"/>
+        </w:tabs>
+        <w:ind w:left="2160" w:hanging="360"/>
+      </w:pPr>
+    </w:lvl>
+    <w:lvl w:ilvl="3" w:tentative="1">
+      <w:start w:val="1"/>
+      <w:numFmt w:val="decimal"/>
+      <w:lvlText w:val="%4."/>
+      <w:lvlJc w:val="left"/>
+      <w:pPr>
+        <w:tabs>
+          <w:tab w:val="num" w:pos="2880"/>
+        </w:tabs>
+        <w:ind w:left="2880" w:hanging="360"/>
+      </w:pPr>
+    </w:lvl>
+    <w:lvl w:ilvl="4" w:tentative="1">
+      <w:start w:val="1"/>
+      <w:numFmt w:val="decimal"/>
+      <w:lvlText w:val="%5."/>
+      <w:lvlJc w:val="left"/>
+      <w:pPr>
+        <w:tabs>
+          <w:tab w:val="num" w:pos="3600"/>
+        </w:tabs>
+        <w:ind w:left="3600" w:hanging="360"/>
+      </w:pPr>
+    </w:lvl>
+    <w:lvl w:ilvl="5" w:tentative="1">
+      <w:start w:val="1"/>
+      <w:numFmt w:val="decimal"/>
+      <w:lvlText w:val="%6."/>
+      <w:lvlJc w:val="left"/>
+      <w:pPr>
+        <w:tabs>
+          <w:tab w:val="num" w:pos="4320"/>
+        </w:tabs>
+        <w:ind w:left="4320" w:hanging="360"/>
+      </w:pPr>
+    </w:lvl>
+    <w:lvl w:ilvl="6" w:tentative="1">
+      <w:start w:val="1"/>
+      <w:numFmt w:val="decimal"/>
+      <w:lvlText w:val="%7."/>
+      <w:lvlJc w:val="left"/>
+      <w:pPr>
+        <w:tabs>
+          <w:tab w:val="num" w:pos="5040"/>
+        </w:tabs>
+        <w:ind w:left="5040" w:hanging="360"/>
+      </w:pPr>
+    </w:lvl>
+    <w:lvl w:ilvl="7" w:tentative="1">
+      <w:start w:val="1"/>
+      <w:numFmt w:val="decimal"/>
+      <w:lvlText w:val="%8."/>
+      <w:lvlJc w:val="left"/>
+      <w:pPr>
+        <w:tabs>
+          <w:tab w:val="num" w:pos="5760"/>
+        </w:tabs>
+        <w:ind w:left="5760" w:hanging="360"/>
+      </w:pPr>
+    </w:lvl>
+    <w:lvl w:ilvl="8" w:tentative="1">
+      <w:start w:val="1"/>
+      <w:numFmt w:val="decimal"/>
+      <w:lvlText w:val="%9."/>
+      <w:lvlJc w:val="left"/>
+      <w:pPr>
+        <w:tabs>
+          <w:tab w:val="num" w:pos="6480"/>
+        </w:tabs>
+        <w:ind w:left="6480" w:hanging="360"/>
+      </w:pPr>
+    </w:lvl>
+  </w:abstractNum>
+  <w:abstractNum w:abstractNumId="7" w15:restartNumberingAfterBreak="0">
     <w:nsid w:val="0CCA4251"/>
     <w:multiLevelType w:val="multilevel"/>
     <w:tmpl w:val="A23A19D0"/>
@@ -4527,7 +4481,7 @@
       </w:rPr>
     </w:lvl>
   </w:abstractNum>
-  <w:abstractNum w:abstractNumId="7" w15:restartNumberingAfterBreak="0">
+  <w:abstractNum w:abstractNumId="8" w15:restartNumberingAfterBreak="0">
     <w:nsid w:val="0CF4213A"/>
     <w:multiLevelType w:val="multilevel"/>
     <w:tmpl w:val="CA94439C"/>
@@ -4640,7 +4594,120 @@
       </w:pPr>
     </w:lvl>
   </w:abstractNum>
-  <w:abstractNum w:abstractNumId="8" w15:restartNumberingAfterBreak="0">
+  <w:abstractNum w:abstractNumId="9" w15:restartNumberingAfterBreak="0">
+    <w:nsid w:val="0D6A5668"/>
+    <w:multiLevelType w:val="multilevel"/>
+    <w:tmpl w:val="118EF9C0"/>
+    <w:lvl w:ilvl="0">
+      <w:start w:val="3"/>
+      <w:numFmt w:val="decimal"/>
+      <w:lvlText w:val="%1."/>
+      <w:lvlJc w:val="left"/>
+      <w:pPr>
+        <w:tabs>
+          <w:tab w:val="num" w:pos="720"/>
+        </w:tabs>
+        <w:ind w:left="720" w:hanging="360"/>
+      </w:pPr>
+    </w:lvl>
+    <w:lvl w:ilvl="1" w:tentative="1">
+      <w:start w:val="1"/>
+      <w:numFmt w:val="decimal"/>
+      <w:lvlText w:val="%2."/>
+      <w:lvlJc w:val="left"/>
+      <w:pPr>
+        <w:tabs>
+          <w:tab w:val="num" w:pos="1440"/>
+        </w:tabs>
+        <w:ind w:left="1440" w:hanging="360"/>
+      </w:pPr>
+    </w:lvl>
+    <w:lvl w:ilvl="2" w:tentative="1">
+      <w:start w:val="1"/>
+      <w:numFmt w:val="decimal"/>
+      <w:lvlText w:val="%3."/>
+      <w:lvlJc w:val="left"/>
+      <w:pPr>
+        <w:tabs>
+          <w:tab w:val="num" w:pos="2160"/>
+        </w:tabs>
+        <w:ind w:left="2160" w:hanging="360"/>
+      </w:pPr>
+    </w:lvl>
+    <w:lvl w:ilvl="3" w:tentative="1">
+      <w:start w:val="1"/>
+      <w:numFmt w:val="decimal"/>
+      <w:lvlText w:val="%4."/>
+      <w:lvlJc w:val="left"/>
+      <w:pPr>
+        <w:tabs>
+          <w:tab w:val="num" w:pos="2880"/>
+        </w:tabs>
+        <w:ind w:left="2880" w:hanging="360"/>
+      </w:pPr>
+    </w:lvl>
+    <w:lvl w:ilvl="4" w:tentative="1">
+      <w:start w:val="1"/>
+      <w:numFmt w:val="decimal"/>
+      <w:lvlText w:val="%5."/>
+      <w:lvlJc w:val="left"/>
+      <w:pPr>
+        <w:tabs>
+          <w:tab w:val="num" w:pos="3600"/>
+        </w:tabs>
+        <w:ind w:left="3600" w:hanging="360"/>
+      </w:pPr>
+    </w:lvl>
+    <w:lvl w:ilvl="5" w:tentative="1">
+      <w:start w:val="1"/>
+      <w:numFmt w:val="decimal"/>
+      <w:lvlText w:val="%6."/>
+      <w:lvlJc w:val="left"/>
+      <w:pPr>
+        <w:tabs>
+          <w:tab w:val="num" w:pos="4320"/>
+        </w:tabs>
+        <w:ind w:left="4320" w:hanging="360"/>
+      </w:pPr>
+    </w:lvl>
+    <w:lvl w:ilvl="6" w:tentative="1">
+      <w:start w:val="1"/>
+      <w:numFmt w:val="decimal"/>
+      <w:lvlText w:val="%7."/>
+      <w:lvlJc w:val="left"/>
+      <w:pPr>
+        <w:tabs>
+          <w:tab w:val="num" w:pos="5040"/>
+        </w:tabs>
+        <w:ind w:left="5040" w:hanging="360"/>
+      </w:pPr>
+    </w:lvl>
+    <w:lvl w:ilvl="7" w:tentative="1">
+      <w:start w:val="1"/>
+      <w:numFmt w:val="decimal"/>
+      <w:lvlText w:val="%8."/>
+      <w:lvlJc w:val="left"/>
+      <w:pPr>
+        <w:tabs>
+          <w:tab w:val="num" w:pos="5760"/>
+        </w:tabs>
+        <w:ind w:left="5760" w:hanging="360"/>
+      </w:pPr>
+    </w:lvl>
+    <w:lvl w:ilvl="8" w:tentative="1">
+      <w:start w:val="1"/>
+      <w:numFmt w:val="decimal"/>
+      <w:lvlText w:val="%9."/>
+      <w:lvlJc w:val="left"/>
+      <w:pPr>
+        <w:tabs>
+          <w:tab w:val="num" w:pos="6480"/>
+        </w:tabs>
+        <w:ind w:left="6480" w:hanging="360"/>
+      </w:pPr>
+    </w:lvl>
+  </w:abstractNum>
+  <w:abstractNum w:abstractNumId="10" w15:restartNumberingAfterBreak="0">
     <w:nsid w:val="0DBA591A"/>
     <w:multiLevelType w:val="multilevel"/>
     <w:tmpl w:val="062C19C0"/>
@@ -4753,7 +4820,531 @@
       </w:pPr>
     </w:lvl>
   </w:abstractNum>
-  <w:abstractNum w:abstractNumId="9" w15:restartNumberingAfterBreak="0">
+  <w:abstractNum w:abstractNumId="11" w15:restartNumberingAfterBreak="0">
+    <w:nsid w:val="0F8E7710"/>
+    <w:multiLevelType w:val="multilevel"/>
+    <w:tmpl w:val="DD36F5AE"/>
+    <w:lvl w:ilvl="0">
+      <w:start w:val="1"/>
+      <w:numFmt w:val="bullet"/>
+      <w:lvlText w:val=""/>
+      <w:lvlJc w:val="left"/>
+      <w:pPr>
+        <w:tabs>
+          <w:tab w:val="num" w:pos="720"/>
+        </w:tabs>
+        <w:ind w:left="720" w:hanging="360"/>
+      </w:pPr>
+      <w:rPr>
+        <w:rFonts w:ascii="Symbol" w:hAnsi="Symbol" w:hint="default"/>
+        <w:sz w:val="20"/>
+      </w:rPr>
+    </w:lvl>
+    <w:lvl w:ilvl="1" w:tentative="1">
+      <w:start w:val="1"/>
+      <w:numFmt w:val="bullet"/>
+      <w:lvlText w:val="o"/>
+      <w:lvlJc w:val="left"/>
+      <w:pPr>
+        <w:tabs>
+          <w:tab w:val="num" w:pos="1440"/>
+        </w:tabs>
+        <w:ind w:left="1440" w:hanging="360"/>
+      </w:pPr>
+      <w:rPr>
+        <w:rFonts w:ascii="Courier New" w:hAnsi="Courier New" w:hint="default"/>
+        <w:sz w:val="20"/>
+      </w:rPr>
+    </w:lvl>
+    <w:lvl w:ilvl="2" w:tentative="1">
+      <w:start w:val="1"/>
+      <w:numFmt w:val="bullet"/>
+      <w:lvlText w:val=""/>
+      <w:lvlJc w:val="left"/>
+      <w:pPr>
+        <w:tabs>
+          <w:tab w:val="num" w:pos="2160"/>
+        </w:tabs>
+        <w:ind w:left="2160" w:hanging="360"/>
+      </w:pPr>
+      <w:rPr>
+        <w:rFonts w:ascii="Wingdings" w:hAnsi="Wingdings" w:hint="default"/>
+        <w:sz w:val="20"/>
+      </w:rPr>
+    </w:lvl>
+    <w:lvl w:ilvl="3" w:tentative="1">
+      <w:start w:val="1"/>
+      <w:numFmt w:val="bullet"/>
+      <w:lvlText w:val=""/>
+      <w:lvlJc w:val="left"/>
+      <w:pPr>
+        <w:tabs>
+          <w:tab w:val="num" w:pos="2880"/>
+        </w:tabs>
+        <w:ind w:left="2880" w:hanging="360"/>
+      </w:pPr>
+      <w:rPr>
+        <w:rFonts w:ascii="Wingdings" w:hAnsi="Wingdings" w:hint="default"/>
+        <w:sz w:val="20"/>
+      </w:rPr>
+    </w:lvl>
+    <w:lvl w:ilvl="4" w:tentative="1">
+      <w:start w:val="1"/>
+      <w:numFmt w:val="bullet"/>
+      <w:lvlText w:val=""/>
+      <w:lvlJc w:val="left"/>
+      <w:pPr>
+        <w:tabs>
+          <w:tab w:val="num" w:pos="3600"/>
+        </w:tabs>
+        <w:ind w:left="3600" w:hanging="360"/>
+      </w:pPr>
+      <w:rPr>
+        <w:rFonts w:ascii="Wingdings" w:hAnsi="Wingdings" w:hint="default"/>
+        <w:sz w:val="20"/>
+      </w:rPr>
+    </w:lvl>
+    <w:lvl w:ilvl="5" w:tentative="1">
+      <w:start w:val="1"/>
+      <w:numFmt w:val="bullet"/>
+      <w:lvlText w:val=""/>
+      <w:lvlJc w:val="left"/>
+      <w:pPr>
+        <w:tabs>
+          <w:tab w:val="num" w:pos="4320"/>
+        </w:tabs>
+        <w:ind w:left="4320" w:hanging="360"/>
+      </w:pPr>
+      <w:rPr>
+        <w:rFonts w:ascii="Wingdings" w:hAnsi="Wingdings" w:hint="default"/>
+        <w:sz w:val="20"/>
+      </w:rPr>
+    </w:lvl>
+    <w:lvl w:ilvl="6" w:tentative="1">
+      <w:start w:val="1"/>
+      <w:numFmt w:val="bullet"/>
+      <w:lvlText w:val=""/>
+      <w:lvlJc w:val="left"/>
+      <w:pPr>
+        <w:tabs>
+          <w:tab w:val="num" w:pos="5040"/>
+        </w:tabs>
+        <w:ind w:left="5040" w:hanging="360"/>
+      </w:pPr>
+      <w:rPr>
+        <w:rFonts w:ascii="Wingdings" w:hAnsi="Wingdings" w:hint="default"/>
+        <w:sz w:val="20"/>
+      </w:rPr>
+    </w:lvl>
+    <w:lvl w:ilvl="7" w:tentative="1">
+      <w:start w:val="1"/>
+      <w:numFmt w:val="bullet"/>
+      <w:lvlText w:val=""/>
+      <w:lvlJc w:val="left"/>
+      <w:pPr>
+        <w:tabs>
+          <w:tab w:val="num" w:pos="5760"/>
+        </w:tabs>
+        <w:ind w:left="5760" w:hanging="360"/>
+      </w:pPr>
+      <w:rPr>
+        <w:rFonts w:ascii="Wingdings" w:hAnsi="Wingdings" w:hint="default"/>
+        <w:sz w:val="20"/>
+      </w:rPr>
+    </w:lvl>
+    <w:lvl w:ilvl="8" w:tentative="1">
+      <w:start w:val="1"/>
+      <w:numFmt w:val="bullet"/>
+      <w:lvlText w:val=""/>
+      <w:lvlJc w:val="left"/>
+      <w:pPr>
+        <w:tabs>
+          <w:tab w:val="num" w:pos="6480"/>
+        </w:tabs>
+        <w:ind w:left="6480" w:hanging="360"/>
+      </w:pPr>
+      <w:rPr>
+        <w:rFonts w:ascii="Wingdings" w:hAnsi="Wingdings" w:hint="default"/>
+        <w:sz w:val="20"/>
+      </w:rPr>
+    </w:lvl>
+  </w:abstractNum>
+  <w:abstractNum w:abstractNumId="12" w15:restartNumberingAfterBreak="0">
+    <w:nsid w:val="102D4364"/>
+    <w:multiLevelType w:val="multilevel"/>
+    <w:tmpl w:val="27CE5EC2"/>
+    <w:lvl w:ilvl="0">
+      <w:start w:val="3"/>
+      <w:numFmt w:val="decimal"/>
+      <w:lvlText w:val="%1."/>
+      <w:lvlJc w:val="left"/>
+      <w:pPr>
+        <w:tabs>
+          <w:tab w:val="num" w:pos="720"/>
+        </w:tabs>
+        <w:ind w:left="720" w:hanging="360"/>
+      </w:pPr>
+    </w:lvl>
+    <w:lvl w:ilvl="1" w:tentative="1">
+      <w:start w:val="1"/>
+      <w:numFmt w:val="decimal"/>
+      <w:lvlText w:val="%2."/>
+      <w:lvlJc w:val="left"/>
+      <w:pPr>
+        <w:tabs>
+          <w:tab w:val="num" w:pos="1440"/>
+        </w:tabs>
+        <w:ind w:left="1440" w:hanging="360"/>
+      </w:pPr>
+    </w:lvl>
+    <w:lvl w:ilvl="2" w:tentative="1">
+      <w:start w:val="1"/>
+      <w:numFmt w:val="decimal"/>
+      <w:lvlText w:val="%3."/>
+      <w:lvlJc w:val="left"/>
+      <w:pPr>
+        <w:tabs>
+          <w:tab w:val="num" w:pos="2160"/>
+        </w:tabs>
+        <w:ind w:left="2160" w:hanging="360"/>
+      </w:pPr>
+    </w:lvl>
+    <w:lvl w:ilvl="3" w:tentative="1">
+      <w:start w:val="1"/>
+      <w:numFmt w:val="decimal"/>
+      <w:lvlText w:val="%4."/>
+      <w:lvlJc w:val="left"/>
+      <w:pPr>
+        <w:tabs>
+          <w:tab w:val="num" w:pos="2880"/>
+        </w:tabs>
+        <w:ind w:left="2880" w:hanging="360"/>
+      </w:pPr>
+    </w:lvl>
+    <w:lvl w:ilvl="4" w:tentative="1">
+      <w:start w:val="1"/>
+      <w:numFmt w:val="decimal"/>
+      <w:lvlText w:val="%5."/>
+      <w:lvlJc w:val="left"/>
+      <w:pPr>
+        <w:tabs>
+          <w:tab w:val="num" w:pos="3600"/>
+        </w:tabs>
+        <w:ind w:left="3600" w:hanging="360"/>
+      </w:pPr>
+    </w:lvl>
+    <w:lvl w:ilvl="5" w:tentative="1">
+      <w:start w:val="1"/>
+      <w:numFmt w:val="decimal"/>
+      <w:lvlText w:val="%6."/>
+      <w:lvlJc w:val="left"/>
+      <w:pPr>
+        <w:tabs>
+          <w:tab w:val="num" w:pos="4320"/>
+        </w:tabs>
+        <w:ind w:left="4320" w:hanging="360"/>
+      </w:pPr>
+    </w:lvl>
+    <w:lvl w:ilvl="6" w:tentative="1">
+      <w:start w:val="1"/>
+      <w:numFmt w:val="decimal"/>
+      <w:lvlText w:val="%7."/>
+      <w:lvlJc w:val="left"/>
+      <w:pPr>
+        <w:tabs>
+          <w:tab w:val="num" w:pos="5040"/>
+        </w:tabs>
+        <w:ind w:left="5040" w:hanging="360"/>
+      </w:pPr>
+    </w:lvl>
+    <w:lvl w:ilvl="7" w:tentative="1">
+      <w:start w:val="1"/>
+      <w:numFmt w:val="decimal"/>
+      <w:lvlText w:val="%8."/>
+      <w:lvlJc w:val="left"/>
+      <w:pPr>
+        <w:tabs>
+          <w:tab w:val="num" w:pos="5760"/>
+        </w:tabs>
+        <w:ind w:left="5760" w:hanging="360"/>
+      </w:pPr>
+    </w:lvl>
+    <w:lvl w:ilvl="8" w:tentative="1">
+      <w:start w:val="1"/>
+      <w:numFmt w:val="decimal"/>
+      <w:lvlText w:val="%9."/>
+      <w:lvlJc w:val="left"/>
+      <w:pPr>
+        <w:tabs>
+          <w:tab w:val="num" w:pos="6480"/>
+        </w:tabs>
+        <w:ind w:left="6480" w:hanging="360"/>
+      </w:pPr>
+    </w:lvl>
+  </w:abstractNum>
+  <w:abstractNum w:abstractNumId="13" w15:restartNumberingAfterBreak="0">
+    <w:nsid w:val="10EB2AD6"/>
+    <w:multiLevelType w:val="multilevel"/>
+    <w:tmpl w:val="34364E1E"/>
+    <w:lvl w:ilvl="0">
+      <w:start w:val="1"/>
+      <w:numFmt w:val="bullet"/>
+      <w:lvlText w:val=""/>
+      <w:lvlJc w:val="left"/>
+      <w:pPr>
+        <w:tabs>
+          <w:tab w:val="num" w:pos="720"/>
+        </w:tabs>
+        <w:ind w:left="720" w:hanging="360"/>
+      </w:pPr>
+      <w:rPr>
+        <w:rFonts w:ascii="Symbol" w:hAnsi="Symbol" w:hint="default"/>
+        <w:sz w:val="20"/>
+      </w:rPr>
+    </w:lvl>
+    <w:lvl w:ilvl="1" w:tentative="1">
+      <w:start w:val="1"/>
+      <w:numFmt w:val="bullet"/>
+      <w:lvlText w:val="o"/>
+      <w:lvlJc w:val="left"/>
+      <w:pPr>
+        <w:tabs>
+          <w:tab w:val="num" w:pos="1440"/>
+        </w:tabs>
+        <w:ind w:left="1440" w:hanging="360"/>
+      </w:pPr>
+      <w:rPr>
+        <w:rFonts w:ascii="Courier New" w:hAnsi="Courier New" w:hint="default"/>
+        <w:sz w:val="20"/>
+      </w:rPr>
+    </w:lvl>
+    <w:lvl w:ilvl="2" w:tentative="1">
+      <w:start w:val="1"/>
+      <w:numFmt w:val="bullet"/>
+      <w:lvlText w:val=""/>
+      <w:lvlJc w:val="left"/>
+      <w:pPr>
+        <w:tabs>
+          <w:tab w:val="num" w:pos="2160"/>
+        </w:tabs>
+        <w:ind w:left="2160" w:hanging="360"/>
+      </w:pPr>
+      <w:rPr>
+        <w:rFonts w:ascii="Wingdings" w:hAnsi="Wingdings" w:hint="default"/>
+        <w:sz w:val="20"/>
+      </w:rPr>
+    </w:lvl>
+    <w:lvl w:ilvl="3" w:tentative="1">
+      <w:start w:val="1"/>
+      <w:numFmt w:val="bullet"/>
+      <w:lvlText w:val=""/>
+      <w:lvlJc w:val="left"/>
+      <w:pPr>
+        <w:tabs>
+          <w:tab w:val="num" w:pos="2880"/>
+        </w:tabs>
+        <w:ind w:left="2880" w:hanging="360"/>
+      </w:pPr>
+      <w:rPr>
+        <w:rFonts w:ascii="Wingdings" w:hAnsi="Wingdings" w:hint="default"/>
+        <w:sz w:val="20"/>
+      </w:rPr>
+    </w:lvl>
+    <w:lvl w:ilvl="4" w:tentative="1">
+      <w:start w:val="1"/>
+      <w:numFmt w:val="bullet"/>
+      <w:lvlText w:val=""/>
+      <w:lvlJc w:val="left"/>
+      <w:pPr>
+        <w:tabs>
+          <w:tab w:val="num" w:pos="3600"/>
+        </w:tabs>
+        <w:ind w:left="3600" w:hanging="360"/>
+      </w:pPr>
+      <w:rPr>
+        <w:rFonts w:ascii="Wingdings" w:hAnsi="Wingdings" w:hint="default"/>
+        <w:sz w:val="20"/>
+      </w:rPr>
+    </w:lvl>
+    <w:lvl w:ilvl="5" w:tentative="1">
+      <w:start w:val="1"/>
+      <w:numFmt w:val="bullet"/>
+      <w:lvlText w:val=""/>
+      <w:lvlJc w:val="left"/>
+      <w:pPr>
+        <w:tabs>
+          <w:tab w:val="num" w:pos="4320"/>
+        </w:tabs>
+        <w:ind w:left="4320" w:hanging="360"/>
+      </w:pPr>
+      <w:rPr>
+        <w:rFonts w:ascii="Wingdings" w:hAnsi="Wingdings" w:hint="default"/>
+        <w:sz w:val="20"/>
+      </w:rPr>
+    </w:lvl>
+    <w:lvl w:ilvl="6" w:tentative="1">
+      <w:start w:val="1"/>
+      <w:numFmt w:val="bullet"/>
+      <w:lvlText w:val=""/>
+      <w:lvlJc w:val="left"/>
+      <w:pPr>
+        <w:tabs>
+          <w:tab w:val="num" w:pos="5040"/>
+        </w:tabs>
+        <w:ind w:left="5040" w:hanging="360"/>
+      </w:pPr>
+      <w:rPr>
+        <w:rFonts w:ascii="Wingdings" w:hAnsi="Wingdings" w:hint="default"/>
+        <w:sz w:val="20"/>
+      </w:rPr>
+    </w:lvl>
+    <w:lvl w:ilvl="7" w:tentative="1">
+      <w:start w:val="1"/>
+      <w:numFmt w:val="bullet"/>
+      <w:lvlText w:val=""/>
+      <w:lvlJc w:val="left"/>
+      <w:pPr>
+        <w:tabs>
+          <w:tab w:val="num" w:pos="5760"/>
+        </w:tabs>
+        <w:ind w:left="5760" w:hanging="360"/>
+      </w:pPr>
+      <w:rPr>
+        <w:rFonts w:ascii="Wingdings" w:hAnsi="Wingdings" w:hint="default"/>
+        <w:sz w:val="20"/>
+      </w:rPr>
+    </w:lvl>
+    <w:lvl w:ilvl="8" w:tentative="1">
+      <w:start w:val="1"/>
+      <w:numFmt w:val="bullet"/>
+      <w:lvlText w:val=""/>
+      <w:lvlJc w:val="left"/>
+      <w:pPr>
+        <w:tabs>
+          <w:tab w:val="num" w:pos="6480"/>
+        </w:tabs>
+        <w:ind w:left="6480" w:hanging="360"/>
+      </w:pPr>
+      <w:rPr>
+        <w:rFonts w:ascii="Wingdings" w:hAnsi="Wingdings" w:hint="default"/>
+        <w:sz w:val="20"/>
+      </w:rPr>
+    </w:lvl>
+  </w:abstractNum>
+  <w:abstractNum w:abstractNumId="14" w15:restartNumberingAfterBreak="0">
+    <w:nsid w:val="112A394A"/>
+    <w:multiLevelType w:val="multilevel"/>
+    <w:tmpl w:val="26A01C0C"/>
+    <w:lvl w:ilvl="0">
+      <w:start w:val="3"/>
+      <w:numFmt w:val="decimal"/>
+      <w:lvlText w:val="%1."/>
+      <w:lvlJc w:val="left"/>
+      <w:pPr>
+        <w:tabs>
+          <w:tab w:val="num" w:pos="720"/>
+        </w:tabs>
+        <w:ind w:left="720" w:hanging="360"/>
+      </w:pPr>
+    </w:lvl>
+    <w:lvl w:ilvl="1" w:tentative="1">
+      <w:start w:val="1"/>
+      <w:numFmt w:val="decimal"/>
+      <w:lvlText w:val="%2."/>
+      <w:lvlJc w:val="left"/>
+      <w:pPr>
+        <w:tabs>
+          <w:tab w:val="num" w:pos="1440"/>
+        </w:tabs>
+        <w:ind w:left="1440" w:hanging="360"/>
+      </w:pPr>
+    </w:lvl>
+    <w:lvl w:ilvl="2" w:tentative="1">
+      <w:start w:val="1"/>
+      <w:numFmt w:val="decimal"/>
+      <w:lvlText w:val="%3."/>
+      <w:lvlJc w:val="left"/>
+      <w:pPr>
+        <w:tabs>
+          <w:tab w:val="num" w:pos="2160"/>
+        </w:tabs>
+        <w:ind w:left="2160" w:hanging="360"/>
+      </w:pPr>
+    </w:lvl>
+    <w:lvl w:ilvl="3" w:tentative="1">
+      <w:start w:val="1"/>
+      <w:numFmt w:val="decimal"/>
+      <w:lvlText w:val="%4."/>
+      <w:lvlJc w:val="left"/>
+      <w:pPr>
+        <w:tabs>
+          <w:tab w:val="num" w:pos="2880"/>
+        </w:tabs>
+        <w:ind w:left="2880" w:hanging="360"/>
+      </w:pPr>
+    </w:lvl>
+    <w:lvl w:ilvl="4" w:tentative="1">
+      <w:start w:val="1"/>
+      <w:numFmt w:val="decimal"/>
+      <w:lvlText w:val="%5."/>
+      <w:lvlJc w:val="left"/>
+      <w:pPr>
+        <w:tabs>
+          <w:tab w:val="num" w:pos="3600"/>
+        </w:tabs>
+        <w:ind w:left="3600" w:hanging="360"/>
+      </w:pPr>
+    </w:lvl>
+    <w:lvl w:ilvl="5" w:tentative="1">
+      <w:start w:val="1"/>
+      <w:numFmt w:val="decimal"/>
+      <w:lvlText w:val="%6."/>
+      <w:lvlJc w:val="left"/>
+      <w:pPr>
+        <w:tabs>
+          <w:tab w:val="num" w:pos="4320"/>
+        </w:tabs>
+        <w:ind w:left="4320" w:hanging="360"/>
+      </w:pPr>
+    </w:lvl>
+    <w:lvl w:ilvl="6" w:tentative="1">
+      <w:start w:val="1"/>
+      <w:numFmt w:val="decimal"/>
+      <w:lvlText w:val="%7."/>
+      <w:lvlJc w:val="left"/>
+      <w:pPr>
+        <w:tabs>
+          <w:tab w:val="num" w:pos="5040"/>
+        </w:tabs>
+        <w:ind w:left="5040" w:hanging="360"/>
+      </w:pPr>
+    </w:lvl>
+    <w:lvl w:ilvl="7" w:tentative="1">
+      <w:start w:val="1"/>
+      <w:numFmt w:val="decimal"/>
+      <w:lvlText w:val="%8."/>
+      <w:lvlJc w:val="left"/>
+      <w:pPr>
+        <w:tabs>
+          <w:tab w:val="num" w:pos="5760"/>
+        </w:tabs>
+        <w:ind w:left="5760" w:hanging="360"/>
+      </w:pPr>
+    </w:lvl>
+    <w:lvl w:ilvl="8" w:tentative="1">
+      <w:start w:val="1"/>
+      <w:numFmt w:val="decimal"/>
+      <w:lvlText w:val="%9."/>
+      <w:lvlJc w:val="left"/>
+      <w:pPr>
+        <w:tabs>
+          <w:tab w:val="num" w:pos="6480"/>
+        </w:tabs>
+        <w:ind w:left="6480" w:hanging="360"/>
+      </w:pPr>
+    </w:lvl>
+  </w:abstractNum>
+  <w:abstractNum w:abstractNumId="15" w15:restartNumberingAfterBreak="0">
     <w:nsid w:val="133C15B0"/>
     <w:multiLevelType w:val="multilevel"/>
     <w:tmpl w:val="642A3B50"/>
@@ -4902,7 +5493,7 @@
       </w:rPr>
     </w:lvl>
   </w:abstractNum>
-  <w:abstractNum w:abstractNumId="10" w15:restartNumberingAfterBreak="0">
+  <w:abstractNum w:abstractNumId="16" w15:restartNumberingAfterBreak="0">
     <w:nsid w:val="13F564B8"/>
     <w:multiLevelType w:val="multilevel"/>
     <w:tmpl w:val="4C34F7C0"/>
@@ -5051,7 +5642,7 @@
       </w:rPr>
     </w:lvl>
   </w:abstractNum>
-  <w:abstractNum w:abstractNumId="11" w15:restartNumberingAfterBreak="0">
+  <w:abstractNum w:abstractNumId="17" w15:restartNumberingAfterBreak="0">
     <w:nsid w:val="16C948C7"/>
     <w:multiLevelType w:val="multilevel"/>
     <w:tmpl w:val="91C235CE"/>
@@ -5200,7 +5791,7 @@
       </w:rPr>
     </w:lvl>
   </w:abstractNum>
-  <w:abstractNum w:abstractNumId="12" w15:restartNumberingAfterBreak="0">
+  <w:abstractNum w:abstractNumId="18" w15:restartNumberingAfterBreak="0">
     <w:nsid w:val="17792EE2"/>
     <w:multiLevelType w:val="multilevel"/>
     <w:tmpl w:val="C0F2BD98"/>
@@ -5313,7 +5904,156 @@
       </w:pPr>
     </w:lvl>
   </w:abstractNum>
-  <w:abstractNum w:abstractNumId="13" w15:restartNumberingAfterBreak="0">
+  <w:abstractNum w:abstractNumId="19" w15:restartNumberingAfterBreak="0">
+    <w:nsid w:val="17A14387"/>
+    <w:multiLevelType w:val="multilevel"/>
+    <w:tmpl w:val="CC9CF5F4"/>
+    <w:lvl w:ilvl="0">
+      <w:start w:val="1"/>
+      <w:numFmt w:val="bullet"/>
+      <w:lvlText w:val=""/>
+      <w:lvlJc w:val="left"/>
+      <w:pPr>
+        <w:tabs>
+          <w:tab w:val="num" w:pos="720"/>
+        </w:tabs>
+        <w:ind w:left="720" w:hanging="360"/>
+      </w:pPr>
+      <w:rPr>
+        <w:rFonts w:ascii="Symbol" w:hAnsi="Symbol" w:hint="default"/>
+        <w:sz w:val="20"/>
+      </w:rPr>
+    </w:lvl>
+    <w:lvl w:ilvl="1" w:tentative="1">
+      <w:start w:val="1"/>
+      <w:numFmt w:val="bullet"/>
+      <w:lvlText w:val="o"/>
+      <w:lvlJc w:val="left"/>
+      <w:pPr>
+        <w:tabs>
+          <w:tab w:val="num" w:pos="1440"/>
+        </w:tabs>
+        <w:ind w:left="1440" w:hanging="360"/>
+      </w:pPr>
+      <w:rPr>
+        <w:rFonts w:ascii="Courier New" w:hAnsi="Courier New" w:hint="default"/>
+        <w:sz w:val="20"/>
+      </w:rPr>
+    </w:lvl>
+    <w:lvl w:ilvl="2" w:tentative="1">
+      <w:start w:val="1"/>
+      <w:numFmt w:val="bullet"/>
+      <w:lvlText w:val=""/>
+      <w:lvlJc w:val="left"/>
+      <w:pPr>
+        <w:tabs>
+          <w:tab w:val="num" w:pos="2160"/>
+        </w:tabs>
+        <w:ind w:left="2160" w:hanging="360"/>
+      </w:pPr>
+      <w:rPr>
+        <w:rFonts w:ascii="Wingdings" w:hAnsi="Wingdings" w:hint="default"/>
+        <w:sz w:val="20"/>
+      </w:rPr>
+    </w:lvl>
+    <w:lvl w:ilvl="3" w:tentative="1">
+      <w:start w:val="1"/>
+      <w:numFmt w:val="bullet"/>
+      <w:lvlText w:val=""/>
+      <w:lvlJc w:val="left"/>
+      <w:pPr>
+        <w:tabs>
+          <w:tab w:val="num" w:pos="2880"/>
+        </w:tabs>
+        <w:ind w:left="2880" w:hanging="360"/>
+      </w:pPr>
+      <w:rPr>
+        <w:rFonts w:ascii="Wingdings" w:hAnsi="Wingdings" w:hint="default"/>
+        <w:sz w:val="20"/>
+      </w:rPr>
+    </w:lvl>
+    <w:lvl w:ilvl="4" w:tentative="1">
+      <w:start w:val="1"/>
+      <w:numFmt w:val="bullet"/>
+      <w:lvlText w:val=""/>
+      <w:lvlJc w:val="left"/>
+      <w:pPr>
+        <w:tabs>
+          <w:tab w:val="num" w:pos="3600"/>
+        </w:tabs>
+        <w:ind w:left="3600" w:hanging="360"/>
+      </w:pPr>
+      <w:rPr>
+        <w:rFonts w:ascii="Wingdings" w:hAnsi="Wingdings" w:hint="default"/>
+        <w:sz w:val="20"/>
+      </w:rPr>
+    </w:lvl>
+    <w:lvl w:ilvl="5" w:tentative="1">
+      <w:start w:val="1"/>
+      <w:numFmt w:val="bullet"/>
+      <w:lvlText w:val=""/>
+      <w:lvlJc w:val="left"/>
+      <w:pPr>
+        <w:tabs>
+          <w:tab w:val="num" w:pos="4320"/>
+        </w:tabs>
+        <w:ind w:left="4320" w:hanging="360"/>
+      </w:pPr>
+      <w:rPr>
+        <w:rFonts w:ascii="Wingdings" w:hAnsi="Wingdings" w:hint="default"/>
+        <w:sz w:val="20"/>
+      </w:rPr>
+    </w:lvl>
+    <w:lvl w:ilvl="6" w:tentative="1">
+      <w:start w:val="1"/>
+      <w:numFmt w:val="bullet"/>
+      <w:lvlText w:val=""/>
+      <w:lvlJc w:val="left"/>
+      <w:pPr>
+        <w:tabs>
+          <w:tab w:val="num" w:pos="5040"/>
+        </w:tabs>
+        <w:ind w:left="5040" w:hanging="360"/>
+      </w:pPr>
+      <w:rPr>
+        <w:rFonts w:ascii="Wingdings" w:hAnsi="Wingdings" w:hint="default"/>
+        <w:sz w:val="20"/>
+      </w:rPr>
+    </w:lvl>
+    <w:lvl w:ilvl="7" w:tentative="1">
+      <w:start w:val="1"/>
+      <w:numFmt w:val="bullet"/>
+      <w:lvlText w:val=""/>
+      <w:lvlJc w:val="left"/>
+      <w:pPr>
+        <w:tabs>
+          <w:tab w:val="num" w:pos="5760"/>
+        </w:tabs>
+        <w:ind w:left="5760" w:hanging="360"/>
+      </w:pPr>
+      <w:rPr>
+        <w:rFonts w:ascii="Wingdings" w:hAnsi="Wingdings" w:hint="default"/>
+        <w:sz w:val="20"/>
+      </w:rPr>
+    </w:lvl>
+    <w:lvl w:ilvl="8" w:tentative="1">
+      <w:start w:val="1"/>
+      <w:numFmt w:val="bullet"/>
+      <w:lvlText w:val=""/>
+      <w:lvlJc w:val="left"/>
+      <w:pPr>
+        <w:tabs>
+          <w:tab w:val="num" w:pos="6480"/>
+        </w:tabs>
+        <w:ind w:left="6480" w:hanging="360"/>
+      </w:pPr>
+      <w:rPr>
+        <w:rFonts w:ascii="Wingdings" w:hAnsi="Wingdings" w:hint="default"/>
+        <w:sz w:val="20"/>
+      </w:rPr>
+    </w:lvl>
+  </w:abstractNum>
+  <w:abstractNum w:abstractNumId="20" w15:restartNumberingAfterBreak="0">
     <w:nsid w:val="1B037388"/>
     <w:multiLevelType w:val="multilevel"/>
     <w:tmpl w:val="16EA72A0"/>
@@ -5462,7 +6202,7 @@
       </w:rPr>
     </w:lvl>
   </w:abstractNum>
-  <w:abstractNum w:abstractNumId="14" w15:restartNumberingAfterBreak="0">
+  <w:abstractNum w:abstractNumId="21" w15:restartNumberingAfterBreak="0">
     <w:nsid w:val="1C662AD8"/>
     <w:multiLevelType w:val="multilevel"/>
     <w:tmpl w:val="9FC01F70"/>
@@ -5611,7 +6351,7 @@
       </w:rPr>
     </w:lvl>
   </w:abstractNum>
-  <w:abstractNum w:abstractNumId="15" w15:restartNumberingAfterBreak="0">
+  <w:abstractNum w:abstractNumId="22" w15:restartNumberingAfterBreak="0">
     <w:nsid w:val="1E7760DE"/>
     <w:multiLevelType w:val="multilevel"/>
     <w:tmpl w:val="DEAAD43C"/>
@@ -5760,7 +6500,233 @@
       </w:rPr>
     </w:lvl>
   </w:abstractNum>
-  <w:abstractNum w:abstractNumId="16" w15:restartNumberingAfterBreak="0">
+  <w:abstractNum w:abstractNumId="23" w15:restartNumberingAfterBreak="0">
+    <w:nsid w:val="207E4314"/>
+    <w:multiLevelType w:val="multilevel"/>
+    <w:tmpl w:val="3C7CF0DA"/>
+    <w:lvl w:ilvl="0">
+      <w:start w:val="1"/>
+      <w:numFmt w:val="decimal"/>
+      <w:lvlText w:val="%1."/>
+      <w:lvlJc w:val="left"/>
+      <w:pPr>
+        <w:tabs>
+          <w:tab w:val="num" w:pos="720"/>
+        </w:tabs>
+        <w:ind w:left="720" w:hanging="360"/>
+      </w:pPr>
+    </w:lvl>
+    <w:lvl w:ilvl="1" w:tentative="1">
+      <w:start w:val="1"/>
+      <w:numFmt w:val="decimal"/>
+      <w:lvlText w:val="%2."/>
+      <w:lvlJc w:val="left"/>
+      <w:pPr>
+        <w:tabs>
+          <w:tab w:val="num" w:pos="1440"/>
+        </w:tabs>
+        <w:ind w:left="1440" w:hanging="360"/>
+      </w:pPr>
+    </w:lvl>
+    <w:lvl w:ilvl="2" w:tentative="1">
+      <w:start w:val="1"/>
+      <w:numFmt w:val="decimal"/>
+      <w:lvlText w:val="%3."/>
+      <w:lvlJc w:val="left"/>
+      <w:pPr>
+        <w:tabs>
+          <w:tab w:val="num" w:pos="2160"/>
+        </w:tabs>
+        <w:ind w:left="2160" w:hanging="360"/>
+      </w:pPr>
+    </w:lvl>
+    <w:lvl w:ilvl="3" w:tentative="1">
+      <w:start w:val="1"/>
+      <w:numFmt w:val="decimal"/>
+      <w:lvlText w:val="%4."/>
+      <w:lvlJc w:val="left"/>
+      <w:pPr>
+        <w:tabs>
+          <w:tab w:val="num" w:pos="2880"/>
+        </w:tabs>
+        <w:ind w:left="2880" w:hanging="360"/>
+      </w:pPr>
+    </w:lvl>
+    <w:lvl w:ilvl="4" w:tentative="1">
+      <w:start w:val="1"/>
+      <w:numFmt w:val="decimal"/>
+      <w:lvlText w:val="%5."/>
+      <w:lvlJc w:val="left"/>
+      <w:pPr>
+        <w:tabs>
+          <w:tab w:val="num" w:pos="3600"/>
+        </w:tabs>
+        <w:ind w:left="3600" w:hanging="360"/>
+      </w:pPr>
+    </w:lvl>
+    <w:lvl w:ilvl="5" w:tentative="1">
+      <w:start w:val="1"/>
+      <w:numFmt w:val="decimal"/>
+      <w:lvlText w:val="%6."/>
+      <w:lvlJc w:val="left"/>
+      <w:pPr>
+        <w:tabs>
+          <w:tab w:val="num" w:pos="4320"/>
+        </w:tabs>
+        <w:ind w:left="4320" w:hanging="360"/>
+      </w:pPr>
+    </w:lvl>
+    <w:lvl w:ilvl="6" w:tentative="1">
+      <w:start w:val="1"/>
+      <w:numFmt w:val="decimal"/>
+      <w:lvlText w:val="%7."/>
+      <w:lvlJc w:val="left"/>
+      <w:pPr>
+        <w:tabs>
+          <w:tab w:val="num" w:pos="5040"/>
+        </w:tabs>
+        <w:ind w:left="5040" w:hanging="360"/>
+      </w:pPr>
+    </w:lvl>
+    <w:lvl w:ilvl="7" w:tentative="1">
+      <w:start w:val="1"/>
+      <w:numFmt w:val="decimal"/>
+      <w:lvlText w:val="%8."/>
+      <w:lvlJc w:val="left"/>
+      <w:pPr>
+        <w:tabs>
+          <w:tab w:val="num" w:pos="5760"/>
+        </w:tabs>
+        <w:ind w:left="5760" w:hanging="360"/>
+      </w:pPr>
+    </w:lvl>
+    <w:lvl w:ilvl="8" w:tentative="1">
+      <w:start w:val="1"/>
+      <w:numFmt w:val="decimal"/>
+      <w:lvlText w:val="%9."/>
+      <w:lvlJc w:val="left"/>
+      <w:pPr>
+        <w:tabs>
+          <w:tab w:val="num" w:pos="6480"/>
+        </w:tabs>
+        <w:ind w:left="6480" w:hanging="360"/>
+      </w:pPr>
+    </w:lvl>
+  </w:abstractNum>
+  <w:abstractNum w:abstractNumId="24" w15:restartNumberingAfterBreak="0">
+    <w:nsid w:val="20C72D45"/>
+    <w:multiLevelType w:val="multilevel"/>
+    <w:tmpl w:val="B3F081C2"/>
+    <w:lvl w:ilvl="0">
+      <w:start w:val="1"/>
+      <w:numFmt w:val="decimal"/>
+      <w:lvlText w:val="%1."/>
+      <w:lvlJc w:val="left"/>
+      <w:pPr>
+        <w:tabs>
+          <w:tab w:val="num" w:pos="720"/>
+        </w:tabs>
+        <w:ind w:left="720" w:hanging="360"/>
+      </w:pPr>
+    </w:lvl>
+    <w:lvl w:ilvl="1" w:tentative="1">
+      <w:start w:val="1"/>
+      <w:numFmt w:val="decimal"/>
+      <w:lvlText w:val="%2."/>
+      <w:lvlJc w:val="left"/>
+      <w:pPr>
+        <w:tabs>
+          <w:tab w:val="num" w:pos="1440"/>
+        </w:tabs>
+        <w:ind w:left="1440" w:hanging="360"/>
+      </w:pPr>
+    </w:lvl>
+    <w:lvl w:ilvl="2" w:tentative="1">
+      <w:start w:val="1"/>
+      <w:numFmt w:val="decimal"/>
+      <w:lvlText w:val="%3."/>
+      <w:lvlJc w:val="left"/>
+      <w:pPr>
+        <w:tabs>
+          <w:tab w:val="num" w:pos="2160"/>
+        </w:tabs>
+        <w:ind w:left="2160" w:hanging="360"/>
+      </w:pPr>
+    </w:lvl>
+    <w:lvl w:ilvl="3" w:tentative="1">
+      <w:start w:val="1"/>
+      <w:numFmt w:val="decimal"/>
+      <w:lvlText w:val="%4."/>
+      <w:lvlJc w:val="left"/>
+      <w:pPr>
+        <w:tabs>
+          <w:tab w:val="num" w:pos="2880"/>
+        </w:tabs>
+        <w:ind w:left="2880" w:hanging="360"/>
+      </w:pPr>
+    </w:lvl>
+    <w:lvl w:ilvl="4" w:tentative="1">
+      <w:start w:val="1"/>
+      <w:numFmt w:val="decimal"/>
+      <w:lvlText w:val="%5."/>
+      <w:lvlJc w:val="left"/>
+      <w:pPr>
+        <w:tabs>
+          <w:tab w:val="num" w:pos="3600"/>
+        </w:tabs>
+        <w:ind w:left="3600" w:hanging="360"/>
+      </w:pPr>
+    </w:lvl>
+    <w:lvl w:ilvl="5" w:tentative="1">
+      <w:start w:val="1"/>
+      <w:numFmt w:val="decimal"/>
+      <w:lvlText w:val="%6."/>
+      <w:lvlJc w:val="left"/>
+      <w:pPr>
+        <w:tabs>
+          <w:tab w:val="num" w:pos="4320"/>
+        </w:tabs>
+        <w:ind w:left="4320" w:hanging="360"/>
+      </w:pPr>
+    </w:lvl>
+    <w:lvl w:ilvl="6" w:tentative="1">
+      <w:start w:val="1"/>
+      <w:numFmt w:val="decimal"/>
+      <w:lvlText w:val="%7."/>
+      <w:lvlJc w:val="left"/>
+      <w:pPr>
+        <w:tabs>
+          <w:tab w:val="num" w:pos="5040"/>
+        </w:tabs>
+        <w:ind w:left="5040" w:hanging="360"/>
+      </w:pPr>
+    </w:lvl>
+    <w:lvl w:ilvl="7" w:tentative="1">
+      <w:start w:val="1"/>
+      <w:numFmt w:val="decimal"/>
+      <w:lvlText w:val="%8."/>
+      <w:lvlJc w:val="left"/>
+      <w:pPr>
+        <w:tabs>
+          <w:tab w:val="num" w:pos="5760"/>
+        </w:tabs>
+        <w:ind w:left="5760" w:hanging="360"/>
+      </w:pPr>
+    </w:lvl>
+    <w:lvl w:ilvl="8" w:tentative="1">
+      <w:start w:val="1"/>
+      <w:numFmt w:val="decimal"/>
+      <w:lvlText w:val="%9."/>
+      <w:lvlJc w:val="left"/>
+      <w:pPr>
+        <w:tabs>
+          <w:tab w:val="num" w:pos="6480"/>
+        </w:tabs>
+        <w:ind w:left="6480" w:hanging="360"/>
+      </w:pPr>
+    </w:lvl>
+  </w:abstractNum>
+  <w:abstractNum w:abstractNumId="25" w15:restartNumberingAfterBreak="0">
     <w:nsid w:val="20FC13D7"/>
     <w:multiLevelType w:val="multilevel"/>
     <w:tmpl w:val="BAB89E5E"/>
@@ -5873,7 +6839,7 @@
       </w:pPr>
     </w:lvl>
   </w:abstractNum>
-  <w:abstractNum w:abstractNumId="17" w15:restartNumberingAfterBreak="0">
+  <w:abstractNum w:abstractNumId="26" w15:restartNumberingAfterBreak="0">
     <w:nsid w:val="2489466F"/>
     <w:multiLevelType w:val="multilevel"/>
     <w:tmpl w:val="AA7CE75A"/>
@@ -5986,7 +6952,7 @@
       </w:pPr>
     </w:lvl>
   </w:abstractNum>
-  <w:abstractNum w:abstractNumId="18" w15:restartNumberingAfterBreak="0">
+  <w:abstractNum w:abstractNumId="27" w15:restartNumberingAfterBreak="0">
     <w:nsid w:val="264F5469"/>
     <w:multiLevelType w:val="multilevel"/>
     <w:tmpl w:val="0178BF62"/>
@@ -6099,7 +7065,269 @@
       </w:pPr>
     </w:lvl>
   </w:abstractNum>
-  <w:abstractNum w:abstractNumId="19" w15:restartNumberingAfterBreak="0">
+  <w:abstractNum w:abstractNumId="28" w15:restartNumberingAfterBreak="0">
+    <w:nsid w:val="2762060A"/>
+    <w:multiLevelType w:val="multilevel"/>
+    <w:tmpl w:val="A296EE54"/>
+    <w:lvl w:ilvl="0">
+      <w:start w:val="1"/>
+      <w:numFmt w:val="decimal"/>
+      <w:lvlText w:val="%1."/>
+      <w:lvlJc w:val="left"/>
+      <w:pPr>
+        <w:tabs>
+          <w:tab w:val="num" w:pos="720"/>
+        </w:tabs>
+        <w:ind w:left="720" w:hanging="360"/>
+      </w:pPr>
+    </w:lvl>
+    <w:lvl w:ilvl="1" w:tentative="1">
+      <w:start w:val="1"/>
+      <w:numFmt w:val="decimal"/>
+      <w:lvlText w:val="%2."/>
+      <w:lvlJc w:val="left"/>
+      <w:pPr>
+        <w:tabs>
+          <w:tab w:val="num" w:pos="1440"/>
+        </w:tabs>
+        <w:ind w:left="1440" w:hanging="360"/>
+      </w:pPr>
+    </w:lvl>
+    <w:lvl w:ilvl="2" w:tentative="1">
+      <w:start w:val="1"/>
+      <w:numFmt w:val="decimal"/>
+      <w:lvlText w:val="%3."/>
+      <w:lvlJc w:val="left"/>
+      <w:pPr>
+        <w:tabs>
+          <w:tab w:val="num" w:pos="2160"/>
+        </w:tabs>
+        <w:ind w:left="2160" w:hanging="360"/>
+      </w:pPr>
+    </w:lvl>
+    <w:lvl w:ilvl="3" w:tentative="1">
+      <w:start w:val="1"/>
+      <w:numFmt w:val="decimal"/>
+      <w:lvlText w:val="%4."/>
+      <w:lvlJc w:val="left"/>
+      <w:pPr>
+        <w:tabs>
+          <w:tab w:val="num" w:pos="2880"/>
+        </w:tabs>
+        <w:ind w:left="2880" w:hanging="360"/>
+      </w:pPr>
+    </w:lvl>
+    <w:lvl w:ilvl="4" w:tentative="1">
+      <w:start w:val="1"/>
+      <w:numFmt w:val="decimal"/>
+      <w:lvlText w:val="%5."/>
+      <w:lvlJc w:val="left"/>
+      <w:pPr>
+        <w:tabs>
+          <w:tab w:val="num" w:pos="3600"/>
+        </w:tabs>
+        <w:ind w:left="3600" w:hanging="360"/>
+      </w:pPr>
+    </w:lvl>
+    <w:lvl w:ilvl="5" w:tentative="1">
+      <w:start w:val="1"/>
+      <w:numFmt w:val="decimal"/>
+      <w:lvlText w:val="%6."/>
+      <w:lvlJc w:val="left"/>
+      <w:pPr>
+        <w:tabs>
+          <w:tab w:val="num" w:pos="4320"/>
+        </w:tabs>
+        <w:ind w:left="4320" w:hanging="360"/>
+      </w:pPr>
+    </w:lvl>
+    <w:lvl w:ilvl="6" w:tentative="1">
+      <w:start w:val="1"/>
+      <w:numFmt w:val="decimal"/>
+      <w:lvlText w:val="%7."/>
+      <w:lvlJc w:val="left"/>
+      <w:pPr>
+        <w:tabs>
+          <w:tab w:val="num" w:pos="5040"/>
+        </w:tabs>
+        <w:ind w:left="5040" w:hanging="360"/>
+      </w:pPr>
+    </w:lvl>
+    <w:lvl w:ilvl="7" w:tentative="1">
+      <w:start w:val="1"/>
+      <w:numFmt w:val="decimal"/>
+      <w:lvlText w:val="%8."/>
+      <w:lvlJc w:val="left"/>
+      <w:pPr>
+        <w:tabs>
+          <w:tab w:val="num" w:pos="5760"/>
+        </w:tabs>
+        <w:ind w:left="5760" w:hanging="360"/>
+      </w:pPr>
+    </w:lvl>
+    <w:lvl w:ilvl="8" w:tentative="1">
+      <w:start w:val="1"/>
+      <w:numFmt w:val="decimal"/>
+      <w:lvlText w:val="%9."/>
+      <w:lvlJc w:val="left"/>
+      <w:pPr>
+        <w:tabs>
+          <w:tab w:val="num" w:pos="6480"/>
+        </w:tabs>
+        <w:ind w:left="6480" w:hanging="360"/>
+      </w:pPr>
+    </w:lvl>
+  </w:abstractNum>
+  <w:abstractNum w:abstractNumId="29" w15:restartNumberingAfterBreak="0">
+    <w:nsid w:val="2858624B"/>
+    <w:multiLevelType w:val="multilevel"/>
+    <w:tmpl w:val="29A06542"/>
+    <w:lvl w:ilvl="0">
+      <w:start w:val="1"/>
+      <w:numFmt w:val="bullet"/>
+      <w:lvlText w:val=""/>
+      <w:lvlJc w:val="left"/>
+      <w:pPr>
+        <w:tabs>
+          <w:tab w:val="num" w:pos="720"/>
+        </w:tabs>
+        <w:ind w:left="720" w:hanging="360"/>
+      </w:pPr>
+      <w:rPr>
+        <w:rFonts w:ascii="Symbol" w:hAnsi="Symbol" w:hint="default"/>
+        <w:sz w:val="20"/>
+      </w:rPr>
+    </w:lvl>
+    <w:lvl w:ilvl="1" w:tentative="1">
+      <w:start w:val="1"/>
+      <w:numFmt w:val="bullet"/>
+      <w:lvlText w:val="o"/>
+      <w:lvlJc w:val="left"/>
+      <w:pPr>
+        <w:tabs>
+          <w:tab w:val="num" w:pos="1440"/>
+        </w:tabs>
+        <w:ind w:left="1440" w:hanging="360"/>
+      </w:pPr>
+      <w:rPr>
+        <w:rFonts w:ascii="Courier New" w:hAnsi="Courier New" w:hint="default"/>
+        <w:sz w:val="20"/>
+      </w:rPr>
+    </w:lvl>
+    <w:lvl w:ilvl="2" w:tentative="1">
+      <w:start w:val="1"/>
+      <w:numFmt w:val="bullet"/>
+      <w:lvlText w:val=""/>
+      <w:lvlJc w:val="left"/>
+      <w:pPr>
+        <w:tabs>
+          <w:tab w:val="num" w:pos="2160"/>
+        </w:tabs>
+        <w:ind w:left="2160" w:hanging="360"/>
+      </w:pPr>
+      <w:rPr>
+        <w:rFonts w:ascii="Wingdings" w:hAnsi="Wingdings" w:hint="default"/>
+        <w:sz w:val="20"/>
+      </w:rPr>
+    </w:lvl>
+    <w:lvl w:ilvl="3" w:tentative="1">
+      <w:start w:val="1"/>
+      <w:numFmt w:val="bullet"/>
+      <w:lvlText w:val=""/>
+      <w:lvlJc w:val="left"/>
+      <w:pPr>
+        <w:tabs>
+          <w:tab w:val="num" w:pos="2880"/>
+        </w:tabs>
+        <w:ind w:left="2880" w:hanging="360"/>
+      </w:pPr>
+      <w:rPr>
+        <w:rFonts w:ascii="Wingdings" w:hAnsi="Wingdings" w:hint="default"/>
+        <w:sz w:val="20"/>
+      </w:rPr>
+    </w:lvl>
+    <w:lvl w:ilvl="4" w:tentative="1">
+      <w:start w:val="1"/>
+      <w:numFmt w:val="bullet"/>
+      <w:lvlText w:val=""/>
+      <w:lvlJc w:val="left"/>
+      <w:pPr>
+        <w:tabs>
+          <w:tab w:val="num" w:pos="3600"/>
+        </w:tabs>
+        <w:ind w:left="3600" w:hanging="360"/>
+      </w:pPr>
+      <w:rPr>
+        <w:rFonts w:ascii="Wingdings" w:hAnsi="Wingdings" w:hint="default"/>
+        <w:sz w:val="20"/>
+      </w:rPr>
+    </w:lvl>
+    <w:lvl w:ilvl="5" w:tentative="1">
+      <w:start w:val="1"/>
+      <w:numFmt w:val="bullet"/>
+      <w:lvlText w:val=""/>
+      <w:lvlJc w:val="left"/>
+      <w:pPr>
+        <w:tabs>
+          <w:tab w:val="num" w:pos="4320"/>
+        </w:tabs>
+        <w:ind w:left="4320" w:hanging="360"/>
+      </w:pPr>
+      <w:rPr>
+        <w:rFonts w:ascii="Wingdings" w:hAnsi="Wingdings" w:hint="default"/>
+        <w:sz w:val="20"/>
+      </w:rPr>
+    </w:lvl>
+    <w:lvl w:ilvl="6" w:tentative="1">
+      <w:start w:val="1"/>
+      <w:numFmt w:val="bullet"/>
+      <w:lvlText w:val=""/>
+      <w:lvlJc w:val="left"/>
+      <w:pPr>
+        <w:tabs>
+          <w:tab w:val="num" w:pos="5040"/>
+        </w:tabs>
+        <w:ind w:left="5040" w:hanging="360"/>
+      </w:pPr>
+      <w:rPr>
+        <w:rFonts w:ascii="Wingdings" w:hAnsi="Wingdings" w:hint="default"/>
+        <w:sz w:val="20"/>
+      </w:rPr>
+    </w:lvl>
+    <w:lvl w:ilvl="7" w:tentative="1">
+      <w:start w:val="1"/>
+      <w:numFmt w:val="bullet"/>
+      <w:lvlText w:val=""/>
+      <w:lvlJc w:val="left"/>
+      <w:pPr>
+        <w:tabs>
+          <w:tab w:val="num" w:pos="5760"/>
+        </w:tabs>
+        <w:ind w:left="5760" w:hanging="360"/>
+      </w:pPr>
+      <w:rPr>
+        <w:rFonts w:ascii="Wingdings" w:hAnsi="Wingdings" w:hint="default"/>
+        <w:sz w:val="20"/>
+      </w:rPr>
+    </w:lvl>
+    <w:lvl w:ilvl="8" w:tentative="1">
+      <w:start w:val="1"/>
+      <w:numFmt w:val="bullet"/>
+      <w:lvlText w:val=""/>
+      <w:lvlJc w:val="left"/>
+      <w:pPr>
+        <w:tabs>
+          <w:tab w:val="num" w:pos="6480"/>
+        </w:tabs>
+        <w:ind w:left="6480" w:hanging="360"/>
+      </w:pPr>
+      <w:rPr>
+        <w:rFonts w:ascii="Wingdings" w:hAnsi="Wingdings" w:hint="default"/>
+        <w:sz w:val="20"/>
+      </w:rPr>
+    </w:lvl>
+  </w:abstractNum>
+  <w:abstractNum w:abstractNumId="30" w15:restartNumberingAfterBreak="0">
     <w:nsid w:val="2BB443F2"/>
     <w:multiLevelType w:val="multilevel"/>
     <w:tmpl w:val="B2C60402"/>
@@ -6212,7 +7440,156 @@
       </w:pPr>
     </w:lvl>
   </w:abstractNum>
-  <w:abstractNum w:abstractNumId="20" w15:restartNumberingAfterBreak="0">
+  <w:abstractNum w:abstractNumId="31" w15:restartNumberingAfterBreak="0">
+    <w:nsid w:val="2C060E1A"/>
+    <w:multiLevelType w:val="multilevel"/>
+    <w:tmpl w:val="71F8A5C2"/>
+    <w:lvl w:ilvl="0">
+      <w:start w:val="1"/>
+      <w:numFmt w:val="bullet"/>
+      <w:lvlText w:val=""/>
+      <w:lvlJc w:val="left"/>
+      <w:pPr>
+        <w:tabs>
+          <w:tab w:val="num" w:pos="720"/>
+        </w:tabs>
+        <w:ind w:left="720" w:hanging="360"/>
+      </w:pPr>
+      <w:rPr>
+        <w:rFonts w:ascii="Symbol" w:hAnsi="Symbol" w:hint="default"/>
+        <w:sz w:val="20"/>
+      </w:rPr>
+    </w:lvl>
+    <w:lvl w:ilvl="1" w:tentative="1">
+      <w:start w:val="1"/>
+      <w:numFmt w:val="bullet"/>
+      <w:lvlText w:val="o"/>
+      <w:lvlJc w:val="left"/>
+      <w:pPr>
+        <w:tabs>
+          <w:tab w:val="num" w:pos="1440"/>
+        </w:tabs>
+        <w:ind w:left="1440" w:hanging="360"/>
+      </w:pPr>
+      <w:rPr>
+        <w:rFonts w:ascii="Courier New" w:hAnsi="Courier New" w:hint="default"/>
+        <w:sz w:val="20"/>
+      </w:rPr>
+    </w:lvl>
+    <w:lvl w:ilvl="2" w:tentative="1">
+      <w:start w:val="1"/>
+      <w:numFmt w:val="bullet"/>
+      <w:lvlText w:val=""/>
+      <w:lvlJc w:val="left"/>
+      <w:pPr>
+        <w:tabs>
+          <w:tab w:val="num" w:pos="2160"/>
+        </w:tabs>
+        <w:ind w:left="2160" w:hanging="360"/>
+      </w:pPr>
+      <w:rPr>
+        <w:rFonts w:ascii="Wingdings" w:hAnsi="Wingdings" w:hint="default"/>
+        <w:sz w:val="20"/>
+      </w:rPr>
+    </w:lvl>
+    <w:lvl w:ilvl="3" w:tentative="1">
+      <w:start w:val="1"/>
+      <w:numFmt w:val="bullet"/>
+      <w:lvlText w:val=""/>
+      <w:lvlJc w:val="left"/>
+      <w:pPr>
+        <w:tabs>
+          <w:tab w:val="num" w:pos="2880"/>
+        </w:tabs>
+        <w:ind w:left="2880" w:hanging="360"/>
+      </w:pPr>
+      <w:rPr>
+        <w:rFonts w:ascii="Wingdings" w:hAnsi="Wingdings" w:hint="default"/>
+        <w:sz w:val="20"/>
+      </w:rPr>
+    </w:lvl>
+    <w:lvl w:ilvl="4" w:tentative="1">
+      <w:start w:val="1"/>
+      <w:numFmt w:val="bullet"/>
+      <w:lvlText w:val=""/>
+      <w:lvlJc w:val="left"/>
+      <w:pPr>
+        <w:tabs>
+          <w:tab w:val="num" w:pos="3600"/>
+        </w:tabs>
+        <w:ind w:left="3600" w:hanging="360"/>
+      </w:pPr>
+      <w:rPr>
+        <w:rFonts w:ascii="Wingdings" w:hAnsi="Wingdings" w:hint="default"/>
+        <w:sz w:val="20"/>
+      </w:rPr>
+    </w:lvl>
+    <w:lvl w:ilvl="5" w:tentative="1">
+      <w:start w:val="1"/>
+      <w:numFmt w:val="bullet"/>
+      <w:lvlText w:val=""/>
+      <w:lvlJc w:val="left"/>
+      <w:pPr>
+        <w:tabs>
+          <w:tab w:val="num" w:pos="4320"/>
+        </w:tabs>
+        <w:ind w:left="4320" w:hanging="360"/>
+      </w:pPr>
+      <w:rPr>
+        <w:rFonts w:ascii="Wingdings" w:hAnsi="Wingdings" w:hint="default"/>
+        <w:sz w:val="20"/>
+      </w:rPr>
+    </w:lvl>
+    <w:lvl w:ilvl="6" w:tentative="1">
+      <w:start w:val="1"/>
+      <w:numFmt w:val="bullet"/>
+      <w:lvlText w:val=""/>
+      <w:lvlJc w:val="left"/>
+      <w:pPr>
+        <w:tabs>
+          <w:tab w:val="num" w:pos="5040"/>
+        </w:tabs>
+        <w:ind w:left="5040" w:hanging="360"/>
+      </w:pPr>
+      <w:rPr>
+        <w:rFonts w:ascii="Wingdings" w:hAnsi="Wingdings" w:hint="default"/>
+        <w:sz w:val="20"/>
+      </w:rPr>
+    </w:lvl>
+    <w:lvl w:ilvl="7" w:tentative="1">
+      <w:start w:val="1"/>
+      <w:numFmt w:val="bullet"/>
+      <w:lvlText w:val=""/>
+      <w:lvlJc w:val="left"/>
+      <w:pPr>
+        <w:tabs>
+          <w:tab w:val="num" w:pos="5760"/>
+        </w:tabs>
+        <w:ind w:left="5760" w:hanging="360"/>
+      </w:pPr>
+      <w:rPr>
+        <w:rFonts w:ascii="Wingdings" w:hAnsi="Wingdings" w:hint="default"/>
+        <w:sz w:val="20"/>
+      </w:rPr>
+    </w:lvl>
+    <w:lvl w:ilvl="8" w:tentative="1">
+      <w:start w:val="1"/>
+      <w:numFmt w:val="bullet"/>
+      <w:lvlText w:val=""/>
+      <w:lvlJc w:val="left"/>
+      <w:pPr>
+        <w:tabs>
+          <w:tab w:val="num" w:pos="6480"/>
+        </w:tabs>
+        <w:ind w:left="6480" w:hanging="360"/>
+      </w:pPr>
+      <w:rPr>
+        <w:rFonts w:ascii="Wingdings" w:hAnsi="Wingdings" w:hint="default"/>
+        <w:sz w:val="20"/>
+      </w:rPr>
+    </w:lvl>
+  </w:abstractNum>
+  <w:abstractNum w:abstractNumId="32" w15:restartNumberingAfterBreak="0">
     <w:nsid w:val="2C435294"/>
     <w:multiLevelType w:val="multilevel"/>
     <w:tmpl w:val="5942A630"/>
@@ -6325,7 +7702,7 @@
       </w:pPr>
     </w:lvl>
   </w:abstractNum>
-  <w:abstractNum w:abstractNumId="21" w15:restartNumberingAfterBreak="0">
+  <w:abstractNum w:abstractNumId="33" w15:restartNumberingAfterBreak="0">
     <w:nsid w:val="2CDC1E5D"/>
     <w:multiLevelType w:val="multilevel"/>
     <w:tmpl w:val="FC642ED4"/>
@@ -6438,7 +7815,382 @@
       </w:pPr>
     </w:lvl>
   </w:abstractNum>
-  <w:abstractNum w:abstractNumId="22" w15:restartNumberingAfterBreak="0">
+  <w:abstractNum w:abstractNumId="34" w15:restartNumberingAfterBreak="0">
+    <w:nsid w:val="33CD7FBF"/>
+    <w:multiLevelType w:val="multilevel"/>
+    <w:tmpl w:val="4B382E52"/>
+    <w:lvl w:ilvl="0">
+      <w:start w:val="2"/>
+      <w:numFmt w:val="decimal"/>
+      <w:lvlText w:val="%1."/>
+      <w:lvlJc w:val="left"/>
+      <w:pPr>
+        <w:tabs>
+          <w:tab w:val="num" w:pos="720"/>
+        </w:tabs>
+        <w:ind w:left="720" w:hanging="360"/>
+      </w:pPr>
+    </w:lvl>
+    <w:lvl w:ilvl="1" w:tentative="1">
+      <w:start w:val="1"/>
+      <w:numFmt w:val="decimal"/>
+      <w:lvlText w:val="%2."/>
+      <w:lvlJc w:val="left"/>
+      <w:pPr>
+        <w:tabs>
+          <w:tab w:val="num" w:pos="1440"/>
+        </w:tabs>
+        <w:ind w:left="1440" w:hanging="360"/>
+      </w:pPr>
+    </w:lvl>
+    <w:lvl w:ilvl="2" w:tentative="1">
+      <w:start w:val="1"/>
+      <w:numFmt w:val="decimal"/>
+      <w:lvlText w:val="%3."/>
+      <w:lvlJc w:val="left"/>
+      <w:pPr>
+        <w:tabs>
+          <w:tab w:val="num" w:pos="2160"/>
+        </w:tabs>
+        <w:ind w:left="2160" w:hanging="360"/>
+      </w:pPr>
+    </w:lvl>
+    <w:lvl w:ilvl="3" w:tentative="1">
+      <w:start w:val="1"/>
+      <w:numFmt w:val="decimal"/>
+      <w:lvlText w:val="%4."/>
+      <w:lvlJc w:val="left"/>
+      <w:pPr>
+        <w:tabs>
+          <w:tab w:val="num" w:pos="2880"/>
+        </w:tabs>
+        <w:ind w:left="2880" w:hanging="360"/>
+      </w:pPr>
+    </w:lvl>
+    <w:lvl w:ilvl="4" w:tentative="1">
+      <w:start w:val="1"/>
+      <w:numFmt w:val="decimal"/>
+      <w:lvlText w:val="%5."/>
+      <w:lvlJc w:val="left"/>
+      <w:pPr>
+        <w:tabs>
+          <w:tab w:val="num" w:pos="3600"/>
+        </w:tabs>
+        <w:ind w:left="3600" w:hanging="360"/>
+      </w:pPr>
+    </w:lvl>
+    <w:lvl w:ilvl="5" w:tentative="1">
+      <w:start w:val="1"/>
+      <w:numFmt w:val="decimal"/>
+      <w:lvlText w:val="%6."/>
+      <w:lvlJc w:val="left"/>
+      <w:pPr>
+        <w:tabs>
+          <w:tab w:val="num" w:pos="4320"/>
+        </w:tabs>
+        <w:ind w:left="4320" w:hanging="360"/>
+      </w:pPr>
+    </w:lvl>
+    <w:lvl w:ilvl="6" w:tentative="1">
+      <w:start w:val="1"/>
+      <w:numFmt w:val="decimal"/>
+      <w:lvlText w:val="%7."/>
+      <w:lvlJc w:val="left"/>
+      <w:pPr>
+        <w:tabs>
+          <w:tab w:val="num" w:pos="5040"/>
+        </w:tabs>
+        <w:ind w:left="5040" w:hanging="360"/>
+      </w:pPr>
+    </w:lvl>
+    <w:lvl w:ilvl="7" w:tentative="1">
+      <w:start w:val="1"/>
+      <w:numFmt w:val="decimal"/>
+      <w:lvlText w:val="%8."/>
+      <w:lvlJc w:val="left"/>
+      <w:pPr>
+        <w:tabs>
+          <w:tab w:val="num" w:pos="5760"/>
+        </w:tabs>
+        <w:ind w:left="5760" w:hanging="360"/>
+      </w:pPr>
+    </w:lvl>
+    <w:lvl w:ilvl="8" w:tentative="1">
+      <w:start w:val="1"/>
+      <w:numFmt w:val="decimal"/>
+      <w:lvlText w:val="%9."/>
+      <w:lvlJc w:val="left"/>
+      <w:pPr>
+        <w:tabs>
+          <w:tab w:val="num" w:pos="6480"/>
+        </w:tabs>
+        <w:ind w:left="6480" w:hanging="360"/>
+      </w:pPr>
+    </w:lvl>
+  </w:abstractNum>
+  <w:abstractNum w:abstractNumId="35" w15:restartNumberingAfterBreak="0">
+    <w:nsid w:val="350B263D"/>
+    <w:multiLevelType w:val="multilevel"/>
+    <w:tmpl w:val="3D705616"/>
+    <w:lvl w:ilvl="0">
+      <w:start w:val="3"/>
+      <w:numFmt w:val="decimal"/>
+      <w:lvlText w:val="%1."/>
+      <w:lvlJc w:val="left"/>
+      <w:pPr>
+        <w:tabs>
+          <w:tab w:val="num" w:pos="720"/>
+        </w:tabs>
+        <w:ind w:left="720" w:hanging="360"/>
+      </w:pPr>
+    </w:lvl>
+    <w:lvl w:ilvl="1" w:tentative="1">
+      <w:start w:val="1"/>
+      <w:numFmt w:val="decimal"/>
+      <w:lvlText w:val="%2."/>
+      <w:lvlJc w:val="left"/>
+      <w:pPr>
+        <w:tabs>
+          <w:tab w:val="num" w:pos="1440"/>
+        </w:tabs>
+        <w:ind w:left="1440" w:hanging="360"/>
+      </w:pPr>
+    </w:lvl>
+    <w:lvl w:ilvl="2" w:tentative="1">
+      <w:start w:val="1"/>
+      <w:numFmt w:val="decimal"/>
+      <w:lvlText w:val="%3."/>
+      <w:lvlJc w:val="left"/>
+      <w:pPr>
+        <w:tabs>
+          <w:tab w:val="num" w:pos="2160"/>
+        </w:tabs>
+        <w:ind w:left="2160" w:hanging="360"/>
+      </w:pPr>
+    </w:lvl>
+    <w:lvl w:ilvl="3" w:tentative="1">
+      <w:start w:val="1"/>
+      <w:numFmt w:val="decimal"/>
+      <w:lvlText w:val="%4."/>
+      <w:lvlJc w:val="left"/>
+      <w:pPr>
+        <w:tabs>
+          <w:tab w:val="num" w:pos="2880"/>
+        </w:tabs>
+        <w:ind w:left="2880" w:hanging="360"/>
+      </w:pPr>
+    </w:lvl>
+    <w:lvl w:ilvl="4" w:tentative="1">
+      <w:start w:val="1"/>
+      <w:numFmt w:val="decimal"/>
+      <w:lvlText w:val="%5."/>
+      <w:lvlJc w:val="left"/>
+      <w:pPr>
+        <w:tabs>
+          <w:tab w:val="num" w:pos="3600"/>
+        </w:tabs>
+        <w:ind w:left="3600" w:hanging="360"/>
+      </w:pPr>
+    </w:lvl>
+    <w:lvl w:ilvl="5" w:tentative="1">
+      <w:start w:val="1"/>
+      <w:numFmt w:val="decimal"/>
+      <w:lvlText w:val="%6."/>
+      <w:lvlJc w:val="left"/>
+      <w:pPr>
+        <w:tabs>
+          <w:tab w:val="num" w:pos="4320"/>
+        </w:tabs>
+        <w:ind w:left="4320" w:hanging="360"/>
+      </w:pPr>
+    </w:lvl>
+    <w:lvl w:ilvl="6" w:tentative="1">
+      <w:start w:val="1"/>
+      <w:numFmt w:val="decimal"/>
+      <w:lvlText w:val="%7."/>
+      <w:lvlJc w:val="left"/>
+      <w:pPr>
+        <w:tabs>
+          <w:tab w:val="num" w:pos="5040"/>
+        </w:tabs>
+        <w:ind w:left="5040" w:hanging="360"/>
+      </w:pPr>
+    </w:lvl>
+    <w:lvl w:ilvl="7" w:tentative="1">
+      <w:start w:val="1"/>
+      <w:numFmt w:val="decimal"/>
+      <w:lvlText w:val="%8."/>
+      <w:lvlJc w:val="left"/>
+      <w:pPr>
+        <w:tabs>
+          <w:tab w:val="num" w:pos="5760"/>
+        </w:tabs>
+        <w:ind w:left="5760" w:hanging="360"/>
+      </w:pPr>
+    </w:lvl>
+    <w:lvl w:ilvl="8" w:tentative="1">
+      <w:start w:val="1"/>
+      <w:numFmt w:val="decimal"/>
+      <w:lvlText w:val="%9."/>
+      <w:lvlJc w:val="left"/>
+      <w:pPr>
+        <w:tabs>
+          <w:tab w:val="num" w:pos="6480"/>
+        </w:tabs>
+        <w:ind w:left="6480" w:hanging="360"/>
+      </w:pPr>
+    </w:lvl>
+  </w:abstractNum>
+  <w:abstractNum w:abstractNumId="36" w15:restartNumberingAfterBreak="0">
+    <w:nsid w:val="3529263E"/>
+    <w:multiLevelType w:val="multilevel"/>
+    <w:tmpl w:val="833AB22C"/>
+    <w:lvl w:ilvl="0">
+      <w:start w:val="1"/>
+      <w:numFmt w:val="bullet"/>
+      <w:lvlText w:val=""/>
+      <w:lvlJc w:val="left"/>
+      <w:pPr>
+        <w:tabs>
+          <w:tab w:val="num" w:pos="720"/>
+        </w:tabs>
+        <w:ind w:left="720" w:hanging="360"/>
+      </w:pPr>
+      <w:rPr>
+        <w:rFonts w:ascii="Symbol" w:hAnsi="Symbol" w:hint="default"/>
+        <w:sz w:val="20"/>
+      </w:rPr>
+    </w:lvl>
+    <w:lvl w:ilvl="1" w:tentative="1">
+      <w:start w:val="1"/>
+      <w:numFmt w:val="bullet"/>
+      <w:lvlText w:val="o"/>
+      <w:lvlJc w:val="left"/>
+      <w:pPr>
+        <w:tabs>
+          <w:tab w:val="num" w:pos="1440"/>
+        </w:tabs>
+        <w:ind w:left="1440" w:hanging="360"/>
+      </w:pPr>
+      <w:rPr>
+        <w:rFonts w:ascii="Courier New" w:hAnsi="Courier New" w:hint="default"/>
+        <w:sz w:val="20"/>
+      </w:rPr>
+    </w:lvl>
+    <w:lvl w:ilvl="2" w:tentative="1">
+      <w:start w:val="1"/>
+      <w:numFmt w:val="bullet"/>
+      <w:lvlText w:val=""/>
+      <w:lvlJc w:val="left"/>
+      <w:pPr>
+        <w:tabs>
+          <w:tab w:val="num" w:pos="2160"/>
+        </w:tabs>
+        <w:ind w:left="2160" w:hanging="360"/>
+      </w:pPr>
+      <w:rPr>
+        <w:rFonts w:ascii="Wingdings" w:hAnsi="Wingdings" w:hint="default"/>
+        <w:sz w:val="20"/>
+      </w:rPr>
+    </w:lvl>
+    <w:lvl w:ilvl="3" w:tentative="1">
+      <w:start w:val="1"/>
+      <w:numFmt w:val="bullet"/>
+      <w:lvlText w:val=""/>
+      <w:lvlJc w:val="left"/>
+      <w:pPr>
+        <w:tabs>
+          <w:tab w:val="num" w:pos="2880"/>
+        </w:tabs>
+        <w:ind w:left="2880" w:hanging="360"/>
+      </w:pPr>
+      <w:rPr>
+        <w:rFonts w:ascii="Wingdings" w:hAnsi="Wingdings" w:hint="default"/>
+        <w:sz w:val="20"/>
+      </w:rPr>
+    </w:lvl>
+    <w:lvl w:ilvl="4" w:tentative="1">
+      <w:start w:val="1"/>
+      <w:numFmt w:val="bullet"/>
+      <w:lvlText w:val=""/>
+      <w:lvlJc w:val="left"/>
+      <w:pPr>
+        <w:tabs>
+          <w:tab w:val="num" w:pos="3600"/>
+        </w:tabs>
+        <w:ind w:left="3600" w:hanging="360"/>
+      </w:pPr>
+      <w:rPr>
+        <w:rFonts w:ascii="Wingdings" w:hAnsi="Wingdings" w:hint="default"/>
+        <w:sz w:val="20"/>
+      </w:rPr>
+    </w:lvl>
+    <w:lvl w:ilvl="5" w:tentative="1">
+      <w:start w:val="1"/>
+      <w:numFmt w:val="bullet"/>
+      <w:lvlText w:val=""/>
+      <w:lvlJc w:val="left"/>
+      <w:pPr>
+        <w:tabs>
+          <w:tab w:val="num" w:pos="4320"/>
+        </w:tabs>
+        <w:ind w:left="4320" w:hanging="360"/>
+      </w:pPr>
+      <w:rPr>
+        <w:rFonts w:ascii="Wingdings" w:hAnsi="Wingdings" w:hint="default"/>
+        <w:sz w:val="20"/>
+      </w:rPr>
+    </w:lvl>
+    <w:lvl w:ilvl="6" w:tentative="1">
+      <w:start w:val="1"/>
+      <w:numFmt w:val="bullet"/>
+      <w:lvlText w:val=""/>
+      <w:lvlJc w:val="left"/>
+      <w:pPr>
+        <w:tabs>
+          <w:tab w:val="num" w:pos="5040"/>
+        </w:tabs>
+        <w:ind w:left="5040" w:hanging="360"/>
+      </w:pPr>
+      <w:rPr>
+        <w:rFonts w:ascii="Wingdings" w:hAnsi="Wingdings" w:hint="default"/>
+        <w:sz w:val="20"/>
+      </w:rPr>
+    </w:lvl>
+    <w:lvl w:ilvl="7" w:tentative="1">
+      <w:start w:val="1"/>
+      <w:numFmt w:val="bullet"/>
+      <w:lvlText w:val=""/>
+      <w:lvlJc w:val="left"/>
+      <w:pPr>
+        <w:tabs>
+          <w:tab w:val="num" w:pos="5760"/>
+        </w:tabs>
+        <w:ind w:left="5760" w:hanging="360"/>
+      </w:pPr>
+      <w:rPr>
+        <w:rFonts w:ascii="Wingdings" w:hAnsi="Wingdings" w:hint="default"/>
+        <w:sz w:val="20"/>
+      </w:rPr>
+    </w:lvl>
+    <w:lvl w:ilvl="8" w:tentative="1">
+      <w:start w:val="1"/>
+      <w:numFmt w:val="bullet"/>
+      <w:lvlText w:val=""/>
+      <w:lvlJc w:val="left"/>
+      <w:pPr>
+        <w:tabs>
+          <w:tab w:val="num" w:pos="6480"/>
+        </w:tabs>
+        <w:ind w:left="6480" w:hanging="360"/>
+      </w:pPr>
+      <w:rPr>
+        <w:rFonts w:ascii="Wingdings" w:hAnsi="Wingdings" w:hint="default"/>
+        <w:sz w:val="20"/>
+      </w:rPr>
+    </w:lvl>
+  </w:abstractNum>
+  <w:abstractNum w:abstractNumId="37" w15:restartNumberingAfterBreak="0">
     <w:nsid w:val="39F35E50"/>
     <w:multiLevelType w:val="multilevel"/>
     <w:tmpl w:val="C1B4BA46"/>
@@ -6551,7 +8303,156 @@
       </w:pPr>
     </w:lvl>
   </w:abstractNum>
-  <w:abstractNum w:abstractNumId="23" w15:restartNumberingAfterBreak="0">
+  <w:abstractNum w:abstractNumId="38" w15:restartNumberingAfterBreak="0">
+    <w:nsid w:val="3B1545C2"/>
+    <w:multiLevelType w:val="multilevel"/>
+    <w:tmpl w:val="E480C09A"/>
+    <w:lvl w:ilvl="0">
+      <w:start w:val="1"/>
+      <w:numFmt w:val="bullet"/>
+      <w:lvlText w:val=""/>
+      <w:lvlJc w:val="left"/>
+      <w:pPr>
+        <w:tabs>
+          <w:tab w:val="num" w:pos="720"/>
+        </w:tabs>
+        <w:ind w:left="720" w:hanging="360"/>
+      </w:pPr>
+      <w:rPr>
+        <w:rFonts w:ascii="Symbol" w:hAnsi="Symbol" w:hint="default"/>
+        <w:sz w:val="20"/>
+      </w:rPr>
+    </w:lvl>
+    <w:lvl w:ilvl="1" w:tentative="1">
+      <w:start w:val="1"/>
+      <w:numFmt w:val="bullet"/>
+      <w:lvlText w:val="o"/>
+      <w:lvlJc w:val="left"/>
+      <w:pPr>
+        <w:tabs>
+          <w:tab w:val="num" w:pos="1440"/>
+        </w:tabs>
+        <w:ind w:left="1440" w:hanging="360"/>
+      </w:pPr>
+      <w:rPr>
+        <w:rFonts w:ascii="Courier New" w:hAnsi="Courier New" w:hint="default"/>
+        <w:sz w:val="20"/>
+      </w:rPr>
+    </w:lvl>
+    <w:lvl w:ilvl="2" w:tentative="1">
+      <w:start w:val="1"/>
+      <w:numFmt w:val="bullet"/>
+      <w:lvlText w:val=""/>
+      <w:lvlJc w:val="left"/>
+      <w:pPr>
+        <w:tabs>
+          <w:tab w:val="num" w:pos="2160"/>
+        </w:tabs>
+        <w:ind w:left="2160" w:hanging="360"/>
+      </w:pPr>
+      <w:rPr>
+        <w:rFonts w:ascii="Wingdings" w:hAnsi="Wingdings" w:hint="default"/>
+        <w:sz w:val="20"/>
+      </w:rPr>
+    </w:lvl>
+    <w:lvl w:ilvl="3" w:tentative="1">
+      <w:start w:val="1"/>
+      <w:numFmt w:val="bullet"/>
+      <w:lvlText w:val=""/>
+      <w:lvlJc w:val="left"/>
+      <w:pPr>
+        <w:tabs>
+          <w:tab w:val="num" w:pos="2880"/>
+        </w:tabs>
+        <w:ind w:left="2880" w:hanging="360"/>
+      </w:pPr>
+      <w:rPr>
+        <w:rFonts w:ascii="Wingdings" w:hAnsi="Wingdings" w:hint="default"/>
+        <w:sz w:val="20"/>
+      </w:rPr>
+    </w:lvl>
+    <w:lvl w:ilvl="4" w:tentative="1">
+      <w:start w:val="1"/>
+      <w:numFmt w:val="bullet"/>
+      <w:lvlText w:val=""/>
+      <w:lvlJc w:val="left"/>
+      <w:pPr>
+        <w:tabs>
+          <w:tab w:val="num" w:pos="3600"/>
+        </w:tabs>
+        <w:ind w:left="3600" w:hanging="360"/>
+      </w:pPr>
+      <w:rPr>
+        <w:rFonts w:ascii="Wingdings" w:hAnsi="Wingdings" w:hint="default"/>
+        <w:sz w:val="20"/>
+      </w:rPr>
+    </w:lvl>
+    <w:lvl w:ilvl="5" w:tentative="1">
+      <w:start w:val="1"/>
+      <w:numFmt w:val="bullet"/>
+      <w:lvlText w:val=""/>
+      <w:lvlJc w:val="left"/>
+      <w:pPr>
+        <w:tabs>
+          <w:tab w:val="num" w:pos="4320"/>
+        </w:tabs>
+        <w:ind w:left="4320" w:hanging="360"/>
+      </w:pPr>
+      <w:rPr>
+        <w:rFonts w:ascii="Wingdings" w:hAnsi="Wingdings" w:hint="default"/>
+        <w:sz w:val="20"/>
+      </w:rPr>
+    </w:lvl>
+    <w:lvl w:ilvl="6" w:tentative="1">
+      <w:start w:val="1"/>
+      <w:numFmt w:val="bullet"/>
+      <w:lvlText w:val=""/>
+      <w:lvlJc w:val="left"/>
+      <w:pPr>
+        <w:tabs>
+          <w:tab w:val="num" w:pos="5040"/>
+        </w:tabs>
+        <w:ind w:left="5040" w:hanging="360"/>
+      </w:pPr>
+      <w:rPr>
+        <w:rFonts w:ascii="Wingdings" w:hAnsi="Wingdings" w:hint="default"/>
+        <w:sz w:val="20"/>
+      </w:rPr>
+    </w:lvl>
+    <w:lvl w:ilvl="7" w:tentative="1">
+      <w:start w:val="1"/>
+      <w:numFmt w:val="bullet"/>
+      <w:lvlText w:val=""/>
+      <w:lvlJc w:val="left"/>
+      <w:pPr>
+        <w:tabs>
+          <w:tab w:val="num" w:pos="5760"/>
+        </w:tabs>
+        <w:ind w:left="5760" w:hanging="360"/>
+      </w:pPr>
+      <w:rPr>
+        <w:rFonts w:ascii="Wingdings" w:hAnsi="Wingdings" w:hint="default"/>
+        <w:sz w:val="20"/>
+      </w:rPr>
+    </w:lvl>
+    <w:lvl w:ilvl="8" w:tentative="1">
+      <w:start w:val="1"/>
+      <w:numFmt w:val="bullet"/>
+      <w:lvlText w:val=""/>
+      <w:lvlJc w:val="left"/>
+      <w:pPr>
+        <w:tabs>
+          <w:tab w:val="num" w:pos="6480"/>
+        </w:tabs>
+        <w:ind w:left="6480" w:hanging="360"/>
+      </w:pPr>
+      <w:rPr>
+        <w:rFonts w:ascii="Wingdings" w:hAnsi="Wingdings" w:hint="default"/>
+        <w:sz w:val="20"/>
+      </w:rPr>
+    </w:lvl>
+  </w:abstractNum>
+  <w:abstractNum w:abstractNumId="39" w15:restartNumberingAfterBreak="0">
     <w:nsid w:val="3C3F6A6A"/>
     <w:multiLevelType w:val="multilevel"/>
     <w:tmpl w:val="8B163B1E"/>
@@ -6700,7 +8601,7 @@
       </w:rPr>
     </w:lvl>
   </w:abstractNum>
-  <w:abstractNum w:abstractNumId="24" w15:restartNumberingAfterBreak="0">
+  <w:abstractNum w:abstractNumId="40" w15:restartNumberingAfterBreak="0">
     <w:nsid w:val="3F723ED6"/>
     <w:multiLevelType w:val="multilevel"/>
     <w:tmpl w:val="8C120962"/>
@@ -6813,7 +8714,7 @@
       </w:pPr>
     </w:lvl>
   </w:abstractNum>
-  <w:abstractNum w:abstractNumId="25" w15:restartNumberingAfterBreak="0">
+  <w:abstractNum w:abstractNumId="41" w15:restartNumberingAfterBreak="0">
     <w:nsid w:val="416618EC"/>
     <w:multiLevelType w:val="multilevel"/>
     <w:tmpl w:val="89A293E4"/>
@@ -6930,7 +8831,7 @@
       </w:pPr>
     </w:lvl>
   </w:abstractNum>
-  <w:abstractNum w:abstractNumId="26" w15:restartNumberingAfterBreak="0">
+  <w:abstractNum w:abstractNumId="42" w15:restartNumberingAfterBreak="0">
     <w:nsid w:val="41CB39DB"/>
     <w:multiLevelType w:val="multilevel"/>
     <w:tmpl w:val="7B18D6D4"/>
@@ -7079,7 +8980,7 @@
       </w:rPr>
     </w:lvl>
   </w:abstractNum>
-  <w:abstractNum w:abstractNumId="27" w15:restartNumberingAfterBreak="0">
+  <w:abstractNum w:abstractNumId="43" w15:restartNumberingAfterBreak="0">
     <w:nsid w:val="42BA1CB7"/>
     <w:multiLevelType w:val="multilevel"/>
     <w:tmpl w:val="7C2E7534"/>
@@ -7228,7 +9129,7 @@
       </w:rPr>
     </w:lvl>
   </w:abstractNum>
-  <w:abstractNum w:abstractNumId="28" w15:restartNumberingAfterBreak="0">
+  <w:abstractNum w:abstractNumId="44" w15:restartNumberingAfterBreak="0">
     <w:nsid w:val="42ED313F"/>
     <w:multiLevelType w:val="multilevel"/>
     <w:tmpl w:val="CF6CF12A"/>
@@ -7341,7 +9242,233 @@
       </w:pPr>
     </w:lvl>
   </w:abstractNum>
-  <w:abstractNum w:abstractNumId="29" w15:restartNumberingAfterBreak="0">
+  <w:abstractNum w:abstractNumId="45" w15:restartNumberingAfterBreak="0">
+    <w:nsid w:val="43DE5A63"/>
+    <w:multiLevelType w:val="multilevel"/>
+    <w:tmpl w:val="9F9A5C0A"/>
+    <w:lvl w:ilvl="0">
+      <w:start w:val="4"/>
+      <w:numFmt w:val="decimal"/>
+      <w:lvlText w:val="%1."/>
+      <w:lvlJc w:val="left"/>
+      <w:pPr>
+        <w:tabs>
+          <w:tab w:val="num" w:pos="720"/>
+        </w:tabs>
+        <w:ind w:left="720" w:hanging="360"/>
+      </w:pPr>
+    </w:lvl>
+    <w:lvl w:ilvl="1" w:tentative="1">
+      <w:start w:val="1"/>
+      <w:numFmt w:val="decimal"/>
+      <w:lvlText w:val="%2."/>
+      <w:lvlJc w:val="left"/>
+      <w:pPr>
+        <w:tabs>
+          <w:tab w:val="num" w:pos="1440"/>
+        </w:tabs>
+        <w:ind w:left="1440" w:hanging="360"/>
+      </w:pPr>
+    </w:lvl>
+    <w:lvl w:ilvl="2" w:tentative="1">
+      <w:start w:val="1"/>
+      <w:numFmt w:val="decimal"/>
+      <w:lvlText w:val="%3."/>
+      <w:lvlJc w:val="left"/>
+      <w:pPr>
+        <w:tabs>
+          <w:tab w:val="num" w:pos="2160"/>
+        </w:tabs>
+        <w:ind w:left="2160" w:hanging="360"/>
+      </w:pPr>
+    </w:lvl>
+    <w:lvl w:ilvl="3" w:tentative="1">
+      <w:start w:val="1"/>
+      <w:numFmt w:val="decimal"/>
+      <w:lvlText w:val="%4."/>
+      <w:lvlJc w:val="left"/>
+      <w:pPr>
+        <w:tabs>
+          <w:tab w:val="num" w:pos="2880"/>
+        </w:tabs>
+        <w:ind w:left="2880" w:hanging="360"/>
+      </w:pPr>
+    </w:lvl>
+    <w:lvl w:ilvl="4" w:tentative="1">
+      <w:start w:val="1"/>
+      <w:numFmt w:val="decimal"/>
+      <w:lvlText w:val="%5."/>
+      <w:lvlJc w:val="left"/>
+      <w:pPr>
+        <w:tabs>
+          <w:tab w:val="num" w:pos="3600"/>
+        </w:tabs>
+        <w:ind w:left="3600" w:hanging="360"/>
+      </w:pPr>
+    </w:lvl>
+    <w:lvl w:ilvl="5" w:tentative="1">
+      <w:start w:val="1"/>
+      <w:numFmt w:val="decimal"/>
+      <w:lvlText w:val="%6."/>
+      <w:lvlJc w:val="left"/>
+      <w:pPr>
+        <w:tabs>
+          <w:tab w:val="num" w:pos="4320"/>
+        </w:tabs>
+        <w:ind w:left="4320" w:hanging="360"/>
+      </w:pPr>
+    </w:lvl>
+    <w:lvl w:ilvl="6" w:tentative="1">
+      <w:start w:val="1"/>
+      <w:numFmt w:val="decimal"/>
+      <w:lvlText w:val="%7."/>
+      <w:lvlJc w:val="left"/>
+      <w:pPr>
+        <w:tabs>
+          <w:tab w:val="num" w:pos="5040"/>
+        </w:tabs>
+        <w:ind w:left="5040" w:hanging="360"/>
+      </w:pPr>
+    </w:lvl>
+    <w:lvl w:ilvl="7" w:tentative="1">
+      <w:start w:val="1"/>
+      <w:numFmt w:val="decimal"/>
+      <w:lvlText w:val="%8."/>
+      <w:lvlJc w:val="left"/>
+      <w:pPr>
+        <w:tabs>
+          <w:tab w:val="num" w:pos="5760"/>
+        </w:tabs>
+        <w:ind w:left="5760" w:hanging="360"/>
+      </w:pPr>
+    </w:lvl>
+    <w:lvl w:ilvl="8" w:tentative="1">
+      <w:start w:val="1"/>
+      <w:numFmt w:val="decimal"/>
+      <w:lvlText w:val="%9."/>
+      <w:lvlJc w:val="left"/>
+      <w:pPr>
+        <w:tabs>
+          <w:tab w:val="num" w:pos="6480"/>
+        </w:tabs>
+        <w:ind w:left="6480" w:hanging="360"/>
+      </w:pPr>
+    </w:lvl>
+  </w:abstractNum>
+  <w:abstractNum w:abstractNumId="46" w15:restartNumberingAfterBreak="0">
+    <w:nsid w:val="452F6922"/>
+    <w:multiLevelType w:val="multilevel"/>
+    <w:tmpl w:val="2F1461B2"/>
+    <w:lvl w:ilvl="0">
+      <w:start w:val="2"/>
+      <w:numFmt w:val="decimal"/>
+      <w:lvlText w:val="%1."/>
+      <w:lvlJc w:val="left"/>
+      <w:pPr>
+        <w:tabs>
+          <w:tab w:val="num" w:pos="720"/>
+        </w:tabs>
+        <w:ind w:left="720" w:hanging="360"/>
+      </w:pPr>
+    </w:lvl>
+    <w:lvl w:ilvl="1" w:tentative="1">
+      <w:start w:val="1"/>
+      <w:numFmt w:val="decimal"/>
+      <w:lvlText w:val="%2."/>
+      <w:lvlJc w:val="left"/>
+      <w:pPr>
+        <w:tabs>
+          <w:tab w:val="num" w:pos="1440"/>
+        </w:tabs>
+        <w:ind w:left="1440" w:hanging="360"/>
+      </w:pPr>
+    </w:lvl>
+    <w:lvl w:ilvl="2" w:tentative="1">
+      <w:start w:val="1"/>
+      <w:numFmt w:val="decimal"/>
+      <w:lvlText w:val="%3."/>
+      <w:lvlJc w:val="left"/>
+      <w:pPr>
+        <w:tabs>
+          <w:tab w:val="num" w:pos="2160"/>
+        </w:tabs>
+        <w:ind w:left="2160" w:hanging="360"/>
+      </w:pPr>
+    </w:lvl>
+    <w:lvl w:ilvl="3" w:tentative="1">
+      <w:start w:val="1"/>
+      <w:numFmt w:val="decimal"/>
+      <w:lvlText w:val="%4."/>
+      <w:lvlJc w:val="left"/>
+      <w:pPr>
+        <w:tabs>
+          <w:tab w:val="num" w:pos="2880"/>
+        </w:tabs>
+        <w:ind w:left="2880" w:hanging="360"/>
+      </w:pPr>
+    </w:lvl>
+    <w:lvl w:ilvl="4" w:tentative="1">
+      <w:start w:val="1"/>
+      <w:numFmt w:val="decimal"/>
+      <w:lvlText w:val="%5."/>
+      <w:lvlJc w:val="left"/>
+      <w:pPr>
+        <w:tabs>
+          <w:tab w:val="num" w:pos="3600"/>
+        </w:tabs>
+        <w:ind w:left="3600" w:hanging="360"/>
+      </w:pPr>
+    </w:lvl>
+    <w:lvl w:ilvl="5" w:tentative="1">
+      <w:start w:val="1"/>
+      <w:numFmt w:val="decimal"/>
+      <w:lvlText w:val="%6."/>
+      <w:lvlJc w:val="left"/>
+      <w:pPr>
+        <w:tabs>
+          <w:tab w:val="num" w:pos="4320"/>
+        </w:tabs>
+        <w:ind w:left="4320" w:hanging="360"/>
+      </w:pPr>
+    </w:lvl>
+    <w:lvl w:ilvl="6" w:tentative="1">
+      <w:start w:val="1"/>
+      <w:numFmt w:val="decimal"/>
+      <w:lvlText w:val="%7."/>
+      <w:lvlJc w:val="left"/>
+      <w:pPr>
+        <w:tabs>
+          <w:tab w:val="num" w:pos="5040"/>
+        </w:tabs>
+        <w:ind w:left="5040" w:hanging="360"/>
+      </w:pPr>
+    </w:lvl>
+    <w:lvl w:ilvl="7" w:tentative="1">
+      <w:start w:val="1"/>
+      <w:numFmt w:val="decimal"/>
+      <w:lvlText w:val="%8."/>
+      <w:lvlJc w:val="left"/>
+      <w:pPr>
+        <w:tabs>
+          <w:tab w:val="num" w:pos="5760"/>
+        </w:tabs>
+        <w:ind w:left="5760" w:hanging="360"/>
+      </w:pPr>
+    </w:lvl>
+    <w:lvl w:ilvl="8" w:tentative="1">
+      <w:start w:val="1"/>
+      <w:numFmt w:val="decimal"/>
+      <w:lvlText w:val="%9."/>
+      <w:lvlJc w:val="left"/>
+      <w:pPr>
+        <w:tabs>
+          <w:tab w:val="num" w:pos="6480"/>
+        </w:tabs>
+        <w:ind w:left="6480" w:hanging="360"/>
+      </w:pPr>
+    </w:lvl>
+  </w:abstractNum>
+  <w:abstractNum w:abstractNumId="47" w15:restartNumberingAfterBreak="0">
     <w:nsid w:val="4617148D"/>
     <w:multiLevelType w:val="multilevel"/>
     <w:tmpl w:val="16204E04"/>
@@ -7490,7 +9617,156 @@
       </w:rPr>
     </w:lvl>
   </w:abstractNum>
-  <w:abstractNum w:abstractNumId="30" w15:restartNumberingAfterBreak="0">
+  <w:abstractNum w:abstractNumId="48" w15:restartNumberingAfterBreak="0">
+    <w:nsid w:val="48261D51"/>
+    <w:multiLevelType w:val="multilevel"/>
+    <w:tmpl w:val="CDCEFE46"/>
+    <w:lvl w:ilvl="0">
+      <w:start w:val="1"/>
+      <w:numFmt w:val="bullet"/>
+      <w:lvlText w:val=""/>
+      <w:lvlJc w:val="left"/>
+      <w:pPr>
+        <w:tabs>
+          <w:tab w:val="num" w:pos="720"/>
+        </w:tabs>
+        <w:ind w:left="720" w:hanging="360"/>
+      </w:pPr>
+      <w:rPr>
+        <w:rFonts w:ascii="Symbol" w:hAnsi="Symbol" w:hint="default"/>
+        <w:sz w:val="20"/>
+      </w:rPr>
+    </w:lvl>
+    <w:lvl w:ilvl="1" w:tentative="1">
+      <w:start w:val="1"/>
+      <w:numFmt w:val="bullet"/>
+      <w:lvlText w:val="o"/>
+      <w:lvlJc w:val="left"/>
+      <w:pPr>
+        <w:tabs>
+          <w:tab w:val="num" w:pos="1440"/>
+        </w:tabs>
+        <w:ind w:left="1440" w:hanging="360"/>
+      </w:pPr>
+      <w:rPr>
+        <w:rFonts w:ascii="Courier New" w:hAnsi="Courier New" w:hint="default"/>
+        <w:sz w:val="20"/>
+      </w:rPr>
+    </w:lvl>
+    <w:lvl w:ilvl="2" w:tentative="1">
+      <w:start w:val="1"/>
+      <w:numFmt w:val="bullet"/>
+      <w:lvlText w:val=""/>
+      <w:lvlJc w:val="left"/>
+      <w:pPr>
+        <w:tabs>
+          <w:tab w:val="num" w:pos="2160"/>
+        </w:tabs>
+        <w:ind w:left="2160" w:hanging="360"/>
+      </w:pPr>
+      <w:rPr>
+        <w:rFonts w:ascii="Wingdings" w:hAnsi="Wingdings" w:hint="default"/>
+        <w:sz w:val="20"/>
+      </w:rPr>
+    </w:lvl>
+    <w:lvl w:ilvl="3" w:tentative="1">
+      <w:start w:val="1"/>
+      <w:numFmt w:val="bullet"/>
+      <w:lvlText w:val=""/>
+      <w:lvlJc w:val="left"/>
+      <w:pPr>
+        <w:tabs>
+          <w:tab w:val="num" w:pos="2880"/>
+        </w:tabs>
+        <w:ind w:left="2880" w:hanging="360"/>
+      </w:pPr>
+      <w:rPr>
+        <w:rFonts w:ascii="Wingdings" w:hAnsi="Wingdings" w:hint="default"/>
+        <w:sz w:val="20"/>
+      </w:rPr>
+    </w:lvl>
+    <w:lvl w:ilvl="4" w:tentative="1">
+      <w:start w:val="1"/>
+      <w:numFmt w:val="bullet"/>
+      <w:lvlText w:val=""/>
+      <w:lvlJc w:val="left"/>
+      <w:pPr>
+        <w:tabs>
+          <w:tab w:val="num" w:pos="3600"/>
+        </w:tabs>
+        <w:ind w:left="3600" w:hanging="360"/>
+      </w:pPr>
+      <w:rPr>
+        <w:rFonts w:ascii="Wingdings" w:hAnsi="Wingdings" w:hint="default"/>
+        <w:sz w:val="20"/>
+      </w:rPr>
+    </w:lvl>
+    <w:lvl w:ilvl="5" w:tentative="1">
+      <w:start w:val="1"/>
+      <w:numFmt w:val="bullet"/>
+      <w:lvlText w:val=""/>
+      <w:lvlJc w:val="left"/>
+      <w:pPr>
+        <w:tabs>
+          <w:tab w:val="num" w:pos="4320"/>
+        </w:tabs>
+        <w:ind w:left="4320" w:hanging="360"/>
+      </w:pPr>
+      <w:rPr>
+        <w:rFonts w:ascii="Wingdings" w:hAnsi="Wingdings" w:hint="default"/>
+        <w:sz w:val="20"/>
+      </w:rPr>
+    </w:lvl>
+    <w:lvl w:ilvl="6" w:tentative="1">
+      <w:start w:val="1"/>
+      <w:numFmt w:val="bullet"/>
+      <w:lvlText w:val=""/>
+      <w:lvlJc w:val="left"/>
+      <w:pPr>
+        <w:tabs>
+          <w:tab w:val="num" w:pos="5040"/>
+        </w:tabs>
+        <w:ind w:left="5040" w:hanging="360"/>
+      </w:pPr>
+      <w:rPr>
+        <w:rFonts w:ascii="Wingdings" w:hAnsi="Wingdings" w:hint="default"/>
+        <w:sz w:val="20"/>
+      </w:rPr>
+    </w:lvl>
+    <w:lvl w:ilvl="7" w:tentative="1">
+      <w:start w:val="1"/>
+      <w:numFmt w:val="bullet"/>
+      <w:lvlText w:val=""/>
+      <w:lvlJc w:val="left"/>
+      <w:pPr>
+        <w:tabs>
+          <w:tab w:val="num" w:pos="5760"/>
+        </w:tabs>
+        <w:ind w:left="5760" w:hanging="360"/>
+      </w:pPr>
+      <w:rPr>
+        <w:rFonts w:ascii="Wingdings" w:hAnsi="Wingdings" w:hint="default"/>
+        <w:sz w:val="20"/>
+      </w:rPr>
+    </w:lvl>
+    <w:lvl w:ilvl="8" w:tentative="1">
+      <w:start w:val="1"/>
+      <w:numFmt w:val="bullet"/>
+      <w:lvlText w:val=""/>
+      <w:lvlJc w:val="left"/>
+      <w:pPr>
+        <w:tabs>
+          <w:tab w:val="num" w:pos="6480"/>
+        </w:tabs>
+        <w:ind w:left="6480" w:hanging="360"/>
+      </w:pPr>
+      <w:rPr>
+        <w:rFonts w:ascii="Wingdings" w:hAnsi="Wingdings" w:hint="default"/>
+        <w:sz w:val="20"/>
+      </w:rPr>
+    </w:lvl>
+  </w:abstractNum>
+  <w:abstractNum w:abstractNumId="49" w15:restartNumberingAfterBreak="0">
     <w:nsid w:val="49B32D2C"/>
     <w:multiLevelType w:val="multilevel"/>
     <w:tmpl w:val="33D4BA94"/>
@@ -7639,7 +9915,269 @@
       </w:rPr>
     </w:lvl>
   </w:abstractNum>
-  <w:abstractNum w:abstractNumId="31" w15:restartNumberingAfterBreak="0">
+  <w:abstractNum w:abstractNumId="50" w15:restartNumberingAfterBreak="0">
+    <w:nsid w:val="4A43386C"/>
+    <w:multiLevelType w:val="multilevel"/>
+    <w:tmpl w:val="829E491E"/>
+    <w:lvl w:ilvl="0">
+      <w:start w:val="3"/>
+      <w:numFmt w:val="decimal"/>
+      <w:lvlText w:val="%1."/>
+      <w:lvlJc w:val="left"/>
+      <w:pPr>
+        <w:tabs>
+          <w:tab w:val="num" w:pos="720"/>
+        </w:tabs>
+        <w:ind w:left="720" w:hanging="360"/>
+      </w:pPr>
+    </w:lvl>
+    <w:lvl w:ilvl="1" w:tentative="1">
+      <w:start w:val="1"/>
+      <w:numFmt w:val="decimal"/>
+      <w:lvlText w:val="%2."/>
+      <w:lvlJc w:val="left"/>
+      <w:pPr>
+        <w:tabs>
+          <w:tab w:val="num" w:pos="1440"/>
+        </w:tabs>
+        <w:ind w:left="1440" w:hanging="360"/>
+      </w:pPr>
+    </w:lvl>
+    <w:lvl w:ilvl="2" w:tentative="1">
+      <w:start w:val="1"/>
+      <w:numFmt w:val="decimal"/>
+      <w:lvlText w:val="%3."/>
+      <w:lvlJc w:val="left"/>
+      <w:pPr>
+        <w:tabs>
+          <w:tab w:val="num" w:pos="2160"/>
+        </w:tabs>
+        <w:ind w:left="2160" w:hanging="360"/>
+      </w:pPr>
+    </w:lvl>
+    <w:lvl w:ilvl="3" w:tentative="1">
+      <w:start w:val="1"/>
+      <w:numFmt w:val="decimal"/>
+      <w:lvlText w:val="%4."/>
+      <w:lvlJc w:val="left"/>
+      <w:pPr>
+        <w:tabs>
+          <w:tab w:val="num" w:pos="2880"/>
+        </w:tabs>
+        <w:ind w:left="2880" w:hanging="360"/>
+      </w:pPr>
+    </w:lvl>
+    <w:lvl w:ilvl="4" w:tentative="1">
+      <w:start w:val="1"/>
+      <w:numFmt w:val="decimal"/>
+      <w:lvlText w:val="%5."/>
+      <w:lvlJc w:val="left"/>
+      <w:pPr>
+        <w:tabs>
+          <w:tab w:val="num" w:pos="3600"/>
+        </w:tabs>
+        <w:ind w:left="3600" w:hanging="360"/>
+      </w:pPr>
+    </w:lvl>
+    <w:lvl w:ilvl="5" w:tentative="1">
+      <w:start w:val="1"/>
+      <w:numFmt w:val="decimal"/>
+      <w:lvlText w:val="%6."/>
+      <w:lvlJc w:val="left"/>
+      <w:pPr>
+        <w:tabs>
+          <w:tab w:val="num" w:pos="4320"/>
+        </w:tabs>
+        <w:ind w:left="4320" w:hanging="360"/>
+      </w:pPr>
+    </w:lvl>
+    <w:lvl w:ilvl="6" w:tentative="1">
+      <w:start w:val="1"/>
+      <w:numFmt w:val="decimal"/>
+      <w:lvlText w:val="%7."/>
+      <w:lvlJc w:val="left"/>
+      <w:pPr>
+        <w:tabs>
+          <w:tab w:val="num" w:pos="5040"/>
+        </w:tabs>
+        <w:ind w:left="5040" w:hanging="360"/>
+      </w:pPr>
+    </w:lvl>
+    <w:lvl w:ilvl="7" w:tentative="1">
+      <w:start w:val="1"/>
+      <w:numFmt w:val="decimal"/>
+      <w:lvlText w:val="%8."/>
+      <w:lvlJc w:val="left"/>
+      <w:pPr>
+        <w:tabs>
+          <w:tab w:val="num" w:pos="5760"/>
+        </w:tabs>
+        <w:ind w:left="5760" w:hanging="360"/>
+      </w:pPr>
+    </w:lvl>
+    <w:lvl w:ilvl="8" w:tentative="1">
+      <w:start w:val="1"/>
+      <w:numFmt w:val="decimal"/>
+      <w:lvlText w:val="%9."/>
+      <w:lvlJc w:val="left"/>
+      <w:pPr>
+        <w:tabs>
+          <w:tab w:val="num" w:pos="6480"/>
+        </w:tabs>
+        <w:ind w:left="6480" w:hanging="360"/>
+      </w:pPr>
+    </w:lvl>
+  </w:abstractNum>
+  <w:abstractNum w:abstractNumId="51" w15:restartNumberingAfterBreak="0">
+    <w:nsid w:val="4A863762"/>
+    <w:multiLevelType w:val="multilevel"/>
+    <w:tmpl w:val="CE04E828"/>
+    <w:lvl w:ilvl="0">
+      <w:start w:val="1"/>
+      <w:numFmt w:val="bullet"/>
+      <w:lvlText w:val=""/>
+      <w:lvlJc w:val="left"/>
+      <w:pPr>
+        <w:tabs>
+          <w:tab w:val="num" w:pos="720"/>
+        </w:tabs>
+        <w:ind w:left="720" w:hanging="360"/>
+      </w:pPr>
+      <w:rPr>
+        <w:rFonts w:ascii="Symbol" w:hAnsi="Symbol" w:hint="default"/>
+        <w:sz w:val="20"/>
+      </w:rPr>
+    </w:lvl>
+    <w:lvl w:ilvl="1" w:tentative="1">
+      <w:start w:val="1"/>
+      <w:numFmt w:val="bullet"/>
+      <w:lvlText w:val="o"/>
+      <w:lvlJc w:val="left"/>
+      <w:pPr>
+        <w:tabs>
+          <w:tab w:val="num" w:pos="1440"/>
+        </w:tabs>
+        <w:ind w:left="1440" w:hanging="360"/>
+      </w:pPr>
+      <w:rPr>
+        <w:rFonts w:ascii="Courier New" w:hAnsi="Courier New" w:hint="default"/>
+        <w:sz w:val="20"/>
+      </w:rPr>
+    </w:lvl>
+    <w:lvl w:ilvl="2" w:tentative="1">
+      <w:start w:val="1"/>
+      <w:numFmt w:val="bullet"/>
+      <w:lvlText w:val=""/>
+      <w:lvlJc w:val="left"/>
+      <w:pPr>
+        <w:tabs>
+          <w:tab w:val="num" w:pos="2160"/>
+        </w:tabs>
+        <w:ind w:left="2160" w:hanging="360"/>
+      </w:pPr>
+      <w:rPr>
+        <w:rFonts w:ascii="Wingdings" w:hAnsi="Wingdings" w:hint="default"/>
+        <w:sz w:val="20"/>
+      </w:rPr>
+    </w:lvl>
+    <w:lvl w:ilvl="3" w:tentative="1">
+      <w:start w:val="1"/>
+      <w:numFmt w:val="bullet"/>
+      <w:lvlText w:val=""/>
+      <w:lvlJc w:val="left"/>
+      <w:pPr>
+        <w:tabs>
+          <w:tab w:val="num" w:pos="2880"/>
+        </w:tabs>
+        <w:ind w:left="2880" w:hanging="360"/>
+      </w:pPr>
+      <w:rPr>
+        <w:rFonts w:ascii="Wingdings" w:hAnsi="Wingdings" w:hint="default"/>
+        <w:sz w:val="20"/>
+      </w:rPr>
+    </w:lvl>
+    <w:lvl w:ilvl="4" w:tentative="1">
+      <w:start w:val="1"/>
+      <w:numFmt w:val="bullet"/>
+      <w:lvlText w:val=""/>
+      <w:lvlJc w:val="left"/>
+      <w:pPr>
+        <w:tabs>
+          <w:tab w:val="num" w:pos="3600"/>
+        </w:tabs>
+        <w:ind w:left="3600" w:hanging="360"/>
+      </w:pPr>
+      <w:rPr>
+        <w:rFonts w:ascii="Wingdings" w:hAnsi="Wingdings" w:hint="default"/>
+        <w:sz w:val="20"/>
+      </w:rPr>
+    </w:lvl>
+    <w:lvl w:ilvl="5" w:tentative="1">
+      <w:start w:val="1"/>
+      <w:numFmt w:val="bullet"/>
+      <w:lvlText w:val=""/>
+      <w:lvlJc w:val="left"/>
+      <w:pPr>
+        <w:tabs>
+          <w:tab w:val="num" w:pos="4320"/>
+        </w:tabs>
+        <w:ind w:left="4320" w:hanging="360"/>
+      </w:pPr>
+      <w:rPr>
+        <w:rFonts w:ascii="Wingdings" w:hAnsi="Wingdings" w:hint="default"/>
+        <w:sz w:val="20"/>
+      </w:rPr>
+    </w:lvl>
+    <w:lvl w:ilvl="6" w:tentative="1">
+      <w:start w:val="1"/>
+      <w:numFmt w:val="bullet"/>
+      <w:lvlText w:val=""/>
+      <w:lvlJc w:val="left"/>
+      <w:pPr>
+        <w:tabs>
+          <w:tab w:val="num" w:pos="5040"/>
+        </w:tabs>
+        <w:ind w:left="5040" w:hanging="360"/>
+      </w:pPr>
+      <w:rPr>
+        <w:rFonts w:ascii="Wingdings" w:hAnsi="Wingdings" w:hint="default"/>
+        <w:sz w:val="20"/>
+      </w:rPr>
+    </w:lvl>
+    <w:lvl w:ilvl="7" w:tentative="1">
+      <w:start w:val="1"/>
+      <w:numFmt w:val="bullet"/>
+      <w:lvlText w:val=""/>
+      <w:lvlJc w:val="left"/>
+      <w:pPr>
+        <w:tabs>
+          <w:tab w:val="num" w:pos="5760"/>
+        </w:tabs>
+        <w:ind w:left="5760" w:hanging="360"/>
+      </w:pPr>
+      <w:rPr>
+        <w:rFonts w:ascii="Wingdings" w:hAnsi="Wingdings" w:hint="default"/>
+        <w:sz w:val="20"/>
+      </w:rPr>
+    </w:lvl>
+    <w:lvl w:ilvl="8" w:tentative="1">
+      <w:start w:val="1"/>
+      <w:numFmt w:val="bullet"/>
+      <w:lvlText w:val=""/>
+      <w:lvlJc w:val="left"/>
+      <w:pPr>
+        <w:tabs>
+          <w:tab w:val="num" w:pos="6480"/>
+        </w:tabs>
+        <w:ind w:left="6480" w:hanging="360"/>
+      </w:pPr>
+      <w:rPr>
+        <w:rFonts w:ascii="Wingdings" w:hAnsi="Wingdings" w:hint="default"/>
+        <w:sz w:val="20"/>
+      </w:rPr>
+    </w:lvl>
+  </w:abstractNum>
+  <w:abstractNum w:abstractNumId="52" w15:restartNumberingAfterBreak="0">
     <w:nsid w:val="4D160DC0"/>
     <w:multiLevelType w:val="multilevel"/>
     <w:tmpl w:val="5B08A664"/>
@@ -7752,7 +10290,7 @@
       </w:pPr>
     </w:lvl>
   </w:abstractNum>
-  <w:abstractNum w:abstractNumId="32" w15:restartNumberingAfterBreak="0">
+  <w:abstractNum w:abstractNumId="53" w15:restartNumberingAfterBreak="0">
     <w:nsid w:val="4F344A32"/>
     <w:multiLevelType w:val="multilevel"/>
     <w:tmpl w:val="68865D4A"/>
@@ -7901,7 +10439,7 @@
       </w:rPr>
     </w:lvl>
   </w:abstractNum>
-  <w:abstractNum w:abstractNumId="33" w15:restartNumberingAfterBreak="0">
+  <w:abstractNum w:abstractNumId="54" w15:restartNumberingAfterBreak="0">
     <w:nsid w:val="4F8A3124"/>
     <w:multiLevelType w:val="multilevel"/>
     <w:tmpl w:val="BB3C6A0C"/>
@@ -8050,7 +10588,7 @@
       </w:rPr>
     </w:lvl>
   </w:abstractNum>
-  <w:abstractNum w:abstractNumId="34" w15:restartNumberingAfterBreak="0">
+  <w:abstractNum w:abstractNumId="55" w15:restartNumberingAfterBreak="0">
     <w:nsid w:val="4FE70E0F"/>
     <w:multiLevelType w:val="multilevel"/>
     <w:tmpl w:val="F60A90A8"/>
@@ -8163,7 +10701,7 @@
       </w:pPr>
     </w:lvl>
   </w:abstractNum>
-  <w:abstractNum w:abstractNumId="35" w15:restartNumberingAfterBreak="0">
+  <w:abstractNum w:abstractNumId="56" w15:restartNumberingAfterBreak="0">
     <w:nsid w:val="50B735DB"/>
     <w:multiLevelType w:val="multilevel"/>
     <w:tmpl w:val="AD22A39C"/>
@@ -8276,7 +10814,156 @@
       </w:pPr>
     </w:lvl>
   </w:abstractNum>
-  <w:abstractNum w:abstractNumId="36" w15:restartNumberingAfterBreak="0">
+  <w:abstractNum w:abstractNumId="57" w15:restartNumberingAfterBreak="0">
+    <w:nsid w:val="51597B5D"/>
+    <w:multiLevelType w:val="multilevel"/>
+    <w:tmpl w:val="CCE62F06"/>
+    <w:lvl w:ilvl="0">
+      <w:start w:val="1"/>
+      <w:numFmt w:val="bullet"/>
+      <w:lvlText w:val=""/>
+      <w:lvlJc w:val="left"/>
+      <w:pPr>
+        <w:tabs>
+          <w:tab w:val="num" w:pos="720"/>
+        </w:tabs>
+        <w:ind w:left="720" w:hanging="360"/>
+      </w:pPr>
+      <w:rPr>
+        <w:rFonts w:ascii="Symbol" w:hAnsi="Symbol" w:hint="default"/>
+        <w:sz w:val="20"/>
+      </w:rPr>
+    </w:lvl>
+    <w:lvl w:ilvl="1" w:tentative="1">
+      <w:start w:val="1"/>
+      <w:numFmt w:val="bullet"/>
+      <w:lvlText w:val="o"/>
+      <w:lvlJc w:val="left"/>
+      <w:pPr>
+        <w:tabs>
+          <w:tab w:val="num" w:pos="1440"/>
+        </w:tabs>
+        <w:ind w:left="1440" w:hanging="360"/>
+      </w:pPr>
+      <w:rPr>
+        <w:rFonts w:ascii="Courier New" w:hAnsi="Courier New" w:hint="default"/>
+        <w:sz w:val="20"/>
+      </w:rPr>
+    </w:lvl>
+    <w:lvl w:ilvl="2" w:tentative="1">
+      <w:start w:val="1"/>
+      <w:numFmt w:val="bullet"/>
+      <w:lvlText w:val=""/>
+      <w:lvlJc w:val="left"/>
+      <w:pPr>
+        <w:tabs>
+          <w:tab w:val="num" w:pos="2160"/>
+        </w:tabs>
+        <w:ind w:left="2160" w:hanging="360"/>
+      </w:pPr>
+      <w:rPr>
+        <w:rFonts w:ascii="Wingdings" w:hAnsi="Wingdings" w:hint="default"/>
+        <w:sz w:val="20"/>
+      </w:rPr>
+    </w:lvl>
+    <w:lvl w:ilvl="3" w:tentative="1">
+      <w:start w:val="1"/>
+      <w:numFmt w:val="bullet"/>
+      <w:lvlText w:val=""/>
+      <w:lvlJc w:val="left"/>
+      <w:pPr>
+        <w:tabs>
+          <w:tab w:val="num" w:pos="2880"/>
+        </w:tabs>
+        <w:ind w:left="2880" w:hanging="360"/>
+      </w:pPr>
+      <w:rPr>
+        <w:rFonts w:ascii="Wingdings" w:hAnsi="Wingdings" w:hint="default"/>
+        <w:sz w:val="20"/>
+      </w:rPr>
+    </w:lvl>
+    <w:lvl w:ilvl="4" w:tentative="1">
+      <w:start w:val="1"/>
+      <w:numFmt w:val="bullet"/>
+      <w:lvlText w:val=""/>
+      <w:lvlJc w:val="left"/>
+      <w:pPr>
+        <w:tabs>
+          <w:tab w:val="num" w:pos="3600"/>
+        </w:tabs>
+        <w:ind w:left="3600" w:hanging="360"/>
+      </w:pPr>
+      <w:rPr>
+        <w:rFonts w:ascii="Wingdings" w:hAnsi="Wingdings" w:hint="default"/>
+        <w:sz w:val="20"/>
+      </w:rPr>
+    </w:lvl>
+    <w:lvl w:ilvl="5" w:tentative="1">
+      <w:start w:val="1"/>
+      <w:numFmt w:val="bullet"/>
+      <w:lvlText w:val=""/>
+      <w:lvlJc w:val="left"/>
+      <w:pPr>
+        <w:tabs>
+          <w:tab w:val="num" w:pos="4320"/>
+        </w:tabs>
+        <w:ind w:left="4320" w:hanging="360"/>
+      </w:pPr>
+      <w:rPr>
+        <w:rFonts w:ascii="Wingdings" w:hAnsi="Wingdings" w:hint="default"/>
+        <w:sz w:val="20"/>
+      </w:rPr>
+    </w:lvl>
+    <w:lvl w:ilvl="6" w:tentative="1">
+      <w:start w:val="1"/>
+      <w:numFmt w:val="bullet"/>
+      <w:lvlText w:val=""/>
+      <w:lvlJc w:val="left"/>
+      <w:pPr>
+        <w:tabs>
+          <w:tab w:val="num" w:pos="5040"/>
+        </w:tabs>
+        <w:ind w:left="5040" w:hanging="360"/>
+      </w:pPr>
+      <w:rPr>
+        <w:rFonts w:ascii="Wingdings" w:hAnsi="Wingdings" w:hint="default"/>
+        <w:sz w:val="20"/>
+      </w:rPr>
+    </w:lvl>
+    <w:lvl w:ilvl="7" w:tentative="1">
+      <w:start w:val="1"/>
+      <w:numFmt w:val="bullet"/>
+      <w:lvlText w:val=""/>
+      <w:lvlJc w:val="left"/>
+      <w:pPr>
+        <w:tabs>
+          <w:tab w:val="num" w:pos="5760"/>
+        </w:tabs>
+        <w:ind w:left="5760" w:hanging="360"/>
+      </w:pPr>
+      <w:rPr>
+        <w:rFonts w:ascii="Wingdings" w:hAnsi="Wingdings" w:hint="default"/>
+        <w:sz w:val="20"/>
+      </w:rPr>
+    </w:lvl>
+    <w:lvl w:ilvl="8" w:tentative="1">
+      <w:start w:val="1"/>
+      <w:numFmt w:val="bullet"/>
+      <w:lvlText w:val=""/>
+      <w:lvlJc w:val="left"/>
+      <w:pPr>
+        <w:tabs>
+          <w:tab w:val="num" w:pos="6480"/>
+        </w:tabs>
+        <w:ind w:left="6480" w:hanging="360"/>
+      </w:pPr>
+      <w:rPr>
+        <w:rFonts w:ascii="Wingdings" w:hAnsi="Wingdings" w:hint="default"/>
+        <w:sz w:val="20"/>
+      </w:rPr>
+    </w:lvl>
+  </w:abstractNum>
+  <w:abstractNum w:abstractNumId="58" w15:restartNumberingAfterBreak="0">
     <w:nsid w:val="553D468D"/>
     <w:multiLevelType w:val="multilevel"/>
     <w:tmpl w:val="B50AE3E8"/>
@@ -8389,7 +11076,7 @@
       </w:pPr>
     </w:lvl>
   </w:abstractNum>
-  <w:abstractNum w:abstractNumId="37" w15:restartNumberingAfterBreak="0">
+  <w:abstractNum w:abstractNumId="59" w15:restartNumberingAfterBreak="0">
     <w:nsid w:val="56652951"/>
     <w:multiLevelType w:val="multilevel"/>
     <w:tmpl w:val="7A163F82"/>
@@ -8506,7 +11193,7 @@
       </w:pPr>
     </w:lvl>
   </w:abstractNum>
-  <w:abstractNum w:abstractNumId="38" w15:restartNumberingAfterBreak="0">
+  <w:abstractNum w:abstractNumId="60" w15:restartNumberingAfterBreak="0">
     <w:nsid w:val="58993294"/>
     <w:multiLevelType w:val="multilevel"/>
     <w:tmpl w:val="4B2C2A0C"/>
@@ -8655,7 +11342,7 @@
       </w:rPr>
     </w:lvl>
   </w:abstractNum>
-  <w:abstractNum w:abstractNumId="39" w15:restartNumberingAfterBreak="0">
+  <w:abstractNum w:abstractNumId="61" w15:restartNumberingAfterBreak="0">
     <w:nsid w:val="59567965"/>
     <w:multiLevelType w:val="multilevel"/>
     <w:tmpl w:val="C6EA86A2"/>
@@ -8804,7 +11491,269 @@
       </w:rPr>
     </w:lvl>
   </w:abstractNum>
-  <w:abstractNum w:abstractNumId="40" w15:restartNumberingAfterBreak="0">
+  <w:abstractNum w:abstractNumId="62" w15:restartNumberingAfterBreak="0">
+    <w:nsid w:val="5A232D91"/>
+    <w:multiLevelType w:val="multilevel"/>
+    <w:tmpl w:val="8E329EF2"/>
+    <w:lvl w:ilvl="0">
+      <w:start w:val="1"/>
+      <w:numFmt w:val="decimal"/>
+      <w:lvlText w:val="%1."/>
+      <w:lvlJc w:val="left"/>
+      <w:pPr>
+        <w:tabs>
+          <w:tab w:val="num" w:pos="720"/>
+        </w:tabs>
+        <w:ind w:left="720" w:hanging="360"/>
+      </w:pPr>
+    </w:lvl>
+    <w:lvl w:ilvl="1" w:tentative="1">
+      <w:start w:val="1"/>
+      <w:numFmt w:val="decimal"/>
+      <w:lvlText w:val="%2."/>
+      <w:lvlJc w:val="left"/>
+      <w:pPr>
+        <w:tabs>
+          <w:tab w:val="num" w:pos="1440"/>
+        </w:tabs>
+        <w:ind w:left="1440" w:hanging="360"/>
+      </w:pPr>
+    </w:lvl>
+    <w:lvl w:ilvl="2" w:tentative="1">
+      <w:start w:val="1"/>
+      <w:numFmt w:val="decimal"/>
+      <w:lvlText w:val="%3."/>
+      <w:lvlJc w:val="left"/>
+      <w:pPr>
+        <w:tabs>
+          <w:tab w:val="num" w:pos="2160"/>
+        </w:tabs>
+        <w:ind w:left="2160" w:hanging="360"/>
+      </w:pPr>
+    </w:lvl>
+    <w:lvl w:ilvl="3" w:tentative="1">
+      <w:start w:val="1"/>
+      <w:numFmt w:val="decimal"/>
+      <w:lvlText w:val="%4."/>
+      <w:lvlJc w:val="left"/>
+      <w:pPr>
+        <w:tabs>
+          <w:tab w:val="num" w:pos="2880"/>
+        </w:tabs>
+        <w:ind w:left="2880" w:hanging="360"/>
+      </w:pPr>
+    </w:lvl>
+    <w:lvl w:ilvl="4" w:tentative="1">
+      <w:start w:val="1"/>
+      <w:numFmt w:val="decimal"/>
+      <w:lvlText w:val="%5."/>
+      <w:lvlJc w:val="left"/>
+      <w:pPr>
+        <w:tabs>
+          <w:tab w:val="num" w:pos="3600"/>
+        </w:tabs>
+        <w:ind w:left="3600" w:hanging="360"/>
+      </w:pPr>
+    </w:lvl>
+    <w:lvl w:ilvl="5" w:tentative="1">
+      <w:start w:val="1"/>
+      <w:numFmt w:val="decimal"/>
+      <w:lvlText w:val="%6."/>
+      <w:lvlJc w:val="left"/>
+      <w:pPr>
+        <w:tabs>
+          <w:tab w:val="num" w:pos="4320"/>
+        </w:tabs>
+        <w:ind w:left="4320" w:hanging="360"/>
+      </w:pPr>
+    </w:lvl>
+    <w:lvl w:ilvl="6" w:tentative="1">
+      <w:start w:val="1"/>
+      <w:numFmt w:val="decimal"/>
+      <w:lvlText w:val="%7."/>
+      <w:lvlJc w:val="left"/>
+      <w:pPr>
+        <w:tabs>
+          <w:tab w:val="num" w:pos="5040"/>
+        </w:tabs>
+        <w:ind w:left="5040" w:hanging="360"/>
+      </w:pPr>
+    </w:lvl>
+    <w:lvl w:ilvl="7" w:tentative="1">
+      <w:start w:val="1"/>
+      <w:numFmt w:val="decimal"/>
+      <w:lvlText w:val="%8."/>
+      <w:lvlJc w:val="left"/>
+      <w:pPr>
+        <w:tabs>
+          <w:tab w:val="num" w:pos="5760"/>
+        </w:tabs>
+        <w:ind w:left="5760" w:hanging="360"/>
+      </w:pPr>
+    </w:lvl>
+    <w:lvl w:ilvl="8" w:tentative="1">
+      <w:start w:val="1"/>
+      <w:numFmt w:val="decimal"/>
+      <w:lvlText w:val="%9."/>
+      <w:lvlJc w:val="left"/>
+      <w:pPr>
+        <w:tabs>
+          <w:tab w:val="num" w:pos="6480"/>
+        </w:tabs>
+        <w:ind w:left="6480" w:hanging="360"/>
+      </w:pPr>
+    </w:lvl>
+  </w:abstractNum>
+  <w:abstractNum w:abstractNumId="63" w15:restartNumberingAfterBreak="0">
+    <w:nsid w:val="5B0931A5"/>
+    <w:multiLevelType w:val="multilevel"/>
+    <w:tmpl w:val="7D8A85FA"/>
+    <w:lvl w:ilvl="0">
+      <w:start w:val="1"/>
+      <w:numFmt w:val="bullet"/>
+      <w:lvlText w:val=""/>
+      <w:lvlJc w:val="left"/>
+      <w:pPr>
+        <w:tabs>
+          <w:tab w:val="num" w:pos="720"/>
+        </w:tabs>
+        <w:ind w:left="720" w:hanging="360"/>
+      </w:pPr>
+      <w:rPr>
+        <w:rFonts w:ascii="Symbol" w:hAnsi="Symbol" w:hint="default"/>
+        <w:sz w:val="20"/>
+      </w:rPr>
+    </w:lvl>
+    <w:lvl w:ilvl="1" w:tentative="1">
+      <w:start w:val="1"/>
+      <w:numFmt w:val="bullet"/>
+      <w:lvlText w:val="o"/>
+      <w:lvlJc w:val="left"/>
+      <w:pPr>
+        <w:tabs>
+          <w:tab w:val="num" w:pos="1440"/>
+        </w:tabs>
+        <w:ind w:left="1440" w:hanging="360"/>
+      </w:pPr>
+      <w:rPr>
+        <w:rFonts w:ascii="Courier New" w:hAnsi="Courier New" w:hint="default"/>
+        <w:sz w:val="20"/>
+      </w:rPr>
+    </w:lvl>
+    <w:lvl w:ilvl="2" w:tentative="1">
+      <w:start w:val="1"/>
+      <w:numFmt w:val="bullet"/>
+      <w:lvlText w:val=""/>
+      <w:lvlJc w:val="left"/>
+      <w:pPr>
+        <w:tabs>
+          <w:tab w:val="num" w:pos="2160"/>
+        </w:tabs>
+        <w:ind w:left="2160" w:hanging="360"/>
+      </w:pPr>
+      <w:rPr>
+        <w:rFonts w:ascii="Wingdings" w:hAnsi="Wingdings" w:hint="default"/>
+        <w:sz w:val="20"/>
+      </w:rPr>
+    </w:lvl>
+    <w:lvl w:ilvl="3" w:tentative="1">
+      <w:start w:val="1"/>
+      <w:numFmt w:val="bullet"/>
+      <w:lvlText w:val=""/>
+      <w:lvlJc w:val="left"/>
+      <w:pPr>
+        <w:tabs>
+          <w:tab w:val="num" w:pos="2880"/>
+        </w:tabs>
+        <w:ind w:left="2880" w:hanging="360"/>
+      </w:pPr>
+      <w:rPr>
+        <w:rFonts w:ascii="Wingdings" w:hAnsi="Wingdings" w:hint="default"/>
+        <w:sz w:val="20"/>
+      </w:rPr>
+    </w:lvl>
+    <w:lvl w:ilvl="4" w:tentative="1">
+      <w:start w:val="1"/>
+      <w:numFmt w:val="bullet"/>
+      <w:lvlText w:val=""/>
+      <w:lvlJc w:val="left"/>
+      <w:pPr>
+        <w:tabs>
+          <w:tab w:val="num" w:pos="3600"/>
+        </w:tabs>
+        <w:ind w:left="3600" w:hanging="360"/>
+      </w:pPr>
+      <w:rPr>
+        <w:rFonts w:ascii="Wingdings" w:hAnsi="Wingdings" w:hint="default"/>
+        <w:sz w:val="20"/>
+      </w:rPr>
+    </w:lvl>
+    <w:lvl w:ilvl="5" w:tentative="1">
+      <w:start w:val="1"/>
+      <w:numFmt w:val="bullet"/>
+      <w:lvlText w:val=""/>
+      <w:lvlJc w:val="left"/>
+      <w:pPr>
+        <w:tabs>
+          <w:tab w:val="num" w:pos="4320"/>
+        </w:tabs>
+        <w:ind w:left="4320" w:hanging="360"/>
+      </w:pPr>
+      <w:rPr>
+        <w:rFonts w:ascii="Wingdings" w:hAnsi="Wingdings" w:hint="default"/>
+        <w:sz w:val="20"/>
+      </w:rPr>
+    </w:lvl>
+    <w:lvl w:ilvl="6" w:tentative="1">
+      <w:start w:val="1"/>
+      <w:numFmt w:val="bullet"/>
+      <w:lvlText w:val=""/>
+      <w:lvlJc w:val="left"/>
+      <w:pPr>
+        <w:tabs>
+          <w:tab w:val="num" w:pos="5040"/>
+        </w:tabs>
+        <w:ind w:left="5040" w:hanging="360"/>
+      </w:pPr>
+      <w:rPr>
+        <w:rFonts w:ascii="Wingdings" w:hAnsi="Wingdings" w:hint="default"/>
+        <w:sz w:val="20"/>
+      </w:rPr>
+    </w:lvl>
+    <w:lvl w:ilvl="7" w:tentative="1">
+      <w:start w:val="1"/>
+      <w:numFmt w:val="bullet"/>
+      <w:lvlText w:val=""/>
+      <w:lvlJc w:val="left"/>
+      <w:pPr>
+        <w:tabs>
+          <w:tab w:val="num" w:pos="5760"/>
+        </w:tabs>
+        <w:ind w:left="5760" w:hanging="360"/>
+      </w:pPr>
+      <w:rPr>
+        <w:rFonts w:ascii="Wingdings" w:hAnsi="Wingdings" w:hint="default"/>
+        <w:sz w:val="20"/>
+      </w:rPr>
+    </w:lvl>
+    <w:lvl w:ilvl="8" w:tentative="1">
+      <w:start w:val="1"/>
+      <w:numFmt w:val="bullet"/>
+      <w:lvlText w:val=""/>
+      <w:lvlJc w:val="left"/>
+      <w:pPr>
+        <w:tabs>
+          <w:tab w:val="num" w:pos="6480"/>
+        </w:tabs>
+        <w:ind w:left="6480" w:hanging="360"/>
+      </w:pPr>
+      <w:rPr>
+        <w:rFonts w:ascii="Wingdings" w:hAnsi="Wingdings" w:hint="default"/>
+        <w:sz w:val="20"/>
+      </w:rPr>
+    </w:lvl>
+  </w:abstractNum>
+  <w:abstractNum w:abstractNumId="64" w15:restartNumberingAfterBreak="0">
     <w:nsid w:val="5B5E601B"/>
     <w:multiLevelType w:val="multilevel"/>
     <w:tmpl w:val="7F8C96E4"/>
@@ -8953,7 +11902,7 @@
       </w:rPr>
     </w:lvl>
   </w:abstractNum>
-  <w:abstractNum w:abstractNumId="41" w15:restartNumberingAfterBreak="0">
+  <w:abstractNum w:abstractNumId="65" w15:restartNumberingAfterBreak="0">
     <w:nsid w:val="5DC7613E"/>
     <w:multiLevelType w:val="multilevel"/>
     <w:tmpl w:val="C94ABC34"/>
@@ -9102,7 +12051,7 @@
       </w:rPr>
     </w:lvl>
   </w:abstractNum>
-  <w:abstractNum w:abstractNumId="42" w15:restartNumberingAfterBreak="0">
+  <w:abstractNum w:abstractNumId="66" w15:restartNumberingAfterBreak="0">
     <w:nsid w:val="60725084"/>
     <w:multiLevelType w:val="multilevel"/>
     <w:tmpl w:val="2612CBDA"/>
@@ -9251,7 +12200,7 @@
       </w:rPr>
     </w:lvl>
   </w:abstractNum>
-  <w:abstractNum w:abstractNumId="43" w15:restartNumberingAfterBreak="0">
+  <w:abstractNum w:abstractNumId="67" w15:restartNumberingAfterBreak="0">
     <w:nsid w:val="613A26EE"/>
     <w:multiLevelType w:val="multilevel"/>
     <w:tmpl w:val="7408CB28"/>
@@ -9400,7 +12349,7 @@
       </w:rPr>
     </w:lvl>
   </w:abstractNum>
-  <w:abstractNum w:abstractNumId="44" w15:restartNumberingAfterBreak="0">
+  <w:abstractNum w:abstractNumId="68" w15:restartNumberingAfterBreak="0">
     <w:nsid w:val="628426B2"/>
     <w:multiLevelType w:val="multilevel"/>
     <w:tmpl w:val="478636FC"/>
@@ -9513,7 +12462,7 @@
       </w:pPr>
     </w:lvl>
   </w:abstractNum>
-  <w:abstractNum w:abstractNumId="45" w15:restartNumberingAfterBreak="0">
+  <w:abstractNum w:abstractNumId="69" w15:restartNumberingAfterBreak="0">
     <w:nsid w:val="63EE64E9"/>
     <w:multiLevelType w:val="multilevel"/>
     <w:tmpl w:val="17B2898C"/>
@@ -9662,7 +12611,7 @@
       </w:rPr>
     </w:lvl>
   </w:abstractNum>
-  <w:abstractNum w:abstractNumId="46" w15:restartNumberingAfterBreak="0">
+  <w:abstractNum w:abstractNumId="70" w15:restartNumberingAfterBreak="0">
     <w:nsid w:val="6849090A"/>
     <w:multiLevelType w:val="multilevel"/>
     <w:tmpl w:val="C994C5A0"/>
@@ -9811,7 +12760,7 @@
       </w:rPr>
     </w:lvl>
   </w:abstractNum>
-  <w:abstractNum w:abstractNumId="47" w15:restartNumberingAfterBreak="0">
+  <w:abstractNum w:abstractNumId="71" w15:restartNumberingAfterBreak="0">
     <w:nsid w:val="69E65F2D"/>
     <w:multiLevelType w:val="multilevel"/>
     <w:tmpl w:val="1F72C5D6"/>
@@ -9960,7 +12909,7 @@
       </w:rPr>
     </w:lvl>
   </w:abstractNum>
-  <w:abstractNum w:abstractNumId="48" w15:restartNumberingAfterBreak="0">
+  <w:abstractNum w:abstractNumId="72" w15:restartNumberingAfterBreak="0">
     <w:nsid w:val="6E6A2CA5"/>
     <w:multiLevelType w:val="multilevel"/>
     <w:tmpl w:val="CBE81AC8"/>
@@ -10109,7 +13058,495 @@
       </w:rPr>
     </w:lvl>
   </w:abstractNum>
-  <w:abstractNum w:abstractNumId="49" w15:restartNumberingAfterBreak="0">
+  <w:abstractNum w:abstractNumId="73" w15:restartNumberingAfterBreak="0">
+    <w:nsid w:val="6FD921FB"/>
+    <w:multiLevelType w:val="multilevel"/>
+    <w:tmpl w:val="A3709FB6"/>
+    <w:lvl w:ilvl="0">
+      <w:start w:val="2"/>
+      <w:numFmt w:val="decimal"/>
+      <w:lvlText w:val="%1."/>
+      <w:lvlJc w:val="left"/>
+      <w:pPr>
+        <w:tabs>
+          <w:tab w:val="num" w:pos="720"/>
+        </w:tabs>
+        <w:ind w:left="720" w:hanging="360"/>
+      </w:pPr>
+    </w:lvl>
+    <w:lvl w:ilvl="1" w:tentative="1">
+      <w:start w:val="1"/>
+      <w:numFmt w:val="decimal"/>
+      <w:lvlText w:val="%2."/>
+      <w:lvlJc w:val="left"/>
+      <w:pPr>
+        <w:tabs>
+          <w:tab w:val="num" w:pos="1440"/>
+        </w:tabs>
+        <w:ind w:left="1440" w:hanging="360"/>
+      </w:pPr>
+    </w:lvl>
+    <w:lvl w:ilvl="2" w:tentative="1">
+      <w:start w:val="1"/>
+      <w:numFmt w:val="decimal"/>
+      <w:lvlText w:val="%3."/>
+      <w:lvlJc w:val="left"/>
+      <w:pPr>
+        <w:tabs>
+          <w:tab w:val="num" w:pos="2160"/>
+        </w:tabs>
+        <w:ind w:left="2160" w:hanging="360"/>
+      </w:pPr>
+    </w:lvl>
+    <w:lvl w:ilvl="3" w:tentative="1">
+      <w:start w:val="1"/>
+      <w:numFmt w:val="decimal"/>
+      <w:lvlText w:val="%4."/>
+      <w:lvlJc w:val="left"/>
+      <w:pPr>
+        <w:tabs>
+          <w:tab w:val="num" w:pos="2880"/>
+        </w:tabs>
+        <w:ind w:left="2880" w:hanging="360"/>
+      </w:pPr>
+    </w:lvl>
+    <w:lvl w:ilvl="4" w:tentative="1">
+      <w:start w:val="1"/>
+      <w:numFmt w:val="decimal"/>
+      <w:lvlText w:val="%5."/>
+      <w:lvlJc w:val="left"/>
+      <w:pPr>
+        <w:tabs>
+          <w:tab w:val="num" w:pos="3600"/>
+        </w:tabs>
+        <w:ind w:left="3600" w:hanging="360"/>
+      </w:pPr>
+    </w:lvl>
+    <w:lvl w:ilvl="5" w:tentative="1">
+      <w:start w:val="1"/>
+      <w:numFmt w:val="decimal"/>
+      <w:lvlText w:val="%6."/>
+      <w:lvlJc w:val="left"/>
+      <w:pPr>
+        <w:tabs>
+          <w:tab w:val="num" w:pos="4320"/>
+        </w:tabs>
+        <w:ind w:left="4320" w:hanging="360"/>
+      </w:pPr>
+    </w:lvl>
+    <w:lvl w:ilvl="6" w:tentative="1">
+      <w:start w:val="1"/>
+      <w:numFmt w:val="decimal"/>
+      <w:lvlText w:val="%7."/>
+      <w:lvlJc w:val="left"/>
+      <w:pPr>
+        <w:tabs>
+          <w:tab w:val="num" w:pos="5040"/>
+        </w:tabs>
+        <w:ind w:left="5040" w:hanging="360"/>
+      </w:pPr>
+    </w:lvl>
+    <w:lvl w:ilvl="7" w:tentative="1">
+      <w:start w:val="1"/>
+      <w:numFmt w:val="decimal"/>
+      <w:lvlText w:val="%8."/>
+      <w:lvlJc w:val="left"/>
+      <w:pPr>
+        <w:tabs>
+          <w:tab w:val="num" w:pos="5760"/>
+        </w:tabs>
+        <w:ind w:left="5760" w:hanging="360"/>
+      </w:pPr>
+    </w:lvl>
+    <w:lvl w:ilvl="8" w:tentative="1">
+      <w:start w:val="1"/>
+      <w:numFmt w:val="decimal"/>
+      <w:lvlText w:val="%9."/>
+      <w:lvlJc w:val="left"/>
+      <w:pPr>
+        <w:tabs>
+          <w:tab w:val="num" w:pos="6480"/>
+        </w:tabs>
+        <w:ind w:left="6480" w:hanging="360"/>
+      </w:pPr>
+    </w:lvl>
+  </w:abstractNum>
+  <w:abstractNum w:abstractNumId="74" w15:restartNumberingAfterBreak="0">
+    <w:nsid w:val="715D4259"/>
+    <w:multiLevelType w:val="multilevel"/>
+    <w:tmpl w:val="16ECC4AE"/>
+    <w:lvl w:ilvl="0">
+      <w:start w:val="5"/>
+      <w:numFmt w:val="decimal"/>
+      <w:lvlText w:val="%1."/>
+      <w:lvlJc w:val="left"/>
+      <w:pPr>
+        <w:tabs>
+          <w:tab w:val="num" w:pos="720"/>
+        </w:tabs>
+        <w:ind w:left="720" w:hanging="360"/>
+      </w:pPr>
+    </w:lvl>
+    <w:lvl w:ilvl="1" w:tentative="1">
+      <w:start w:val="1"/>
+      <w:numFmt w:val="decimal"/>
+      <w:lvlText w:val="%2."/>
+      <w:lvlJc w:val="left"/>
+      <w:pPr>
+        <w:tabs>
+          <w:tab w:val="num" w:pos="1440"/>
+        </w:tabs>
+        <w:ind w:left="1440" w:hanging="360"/>
+      </w:pPr>
+    </w:lvl>
+    <w:lvl w:ilvl="2" w:tentative="1">
+      <w:start w:val="1"/>
+      <w:numFmt w:val="decimal"/>
+      <w:lvlText w:val="%3."/>
+      <w:lvlJc w:val="left"/>
+      <w:pPr>
+        <w:tabs>
+          <w:tab w:val="num" w:pos="2160"/>
+        </w:tabs>
+        <w:ind w:left="2160" w:hanging="360"/>
+      </w:pPr>
+    </w:lvl>
+    <w:lvl w:ilvl="3" w:tentative="1">
+      <w:start w:val="1"/>
+      <w:numFmt w:val="decimal"/>
+      <w:lvlText w:val="%4."/>
+      <w:lvlJc w:val="left"/>
+      <w:pPr>
+        <w:tabs>
+          <w:tab w:val="num" w:pos="2880"/>
+        </w:tabs>
+        <w:ind w:left="2880" w:hanging="360"/>
+      </w:pPr>
+    </w:lvl>
+    <w:lvl w:ilvl="4" w:tentative="1">
+      <w:start w:val="1"/>
+      <w:numFmt w:val="decimal"/>
+      <w:lvlText w:val="%5."/>
+      <w:lvlJc w:val="left"/>
+      <w:pPr>
+        <w:tabs>
+          <w:tab w:val="num" w:pos="3600"/>
+        </w:tabs>
+        <w:ind w:left="3600" w:hanging="360"/>
+      </w:pPr>
+    </w:lvl>
+    <w:lvl w:ilvl="5" w:tentative="1">
+      <w:start w:val="1"/>
+      <w:numFmt w:val="decimal"/>
+      <w:lvlText w:val="%6."/>
+      <w:lvlJc w:val="left"/>
+      <w:pPr>
+        <w:tabs>
+          <w:tab w:val="num" w:pos="4320"/>
+        </w:tabs>
+        <w:ind w:left="4320" w:hanging="360"/>
+      </w:pPr>
+    </w:lvl>
+    <w:lvl w:ilvl="6" w:tentative="1">
+      <w:start w:val="1"/>
+      <w:numFmt w:val="decimal"/>
+      <w:lvlText w:val="%7."/>
+      <w:lvlJc w:val="left"/>
+      <w:pPr>
+        <w:tabs>
+          <w:tab w:val="num" w:pos="5040"/>
+        </w:tabs>
+        <w:ind w:left="5040" w:hanging="360"/>
+      </w:pPr>
+    </w:lvl>
+    <w:lvl w:ilvl="7" w:tentative="1">
+      <w:start w:val="1"/>
+      <w:numFmt w:val="decimal"/>
+      <w:lvlText w:val="%8."/>
+      <w:lvlJc w:val="left"/>
+      <w:pPr>
+        <w:tabs>
+          <w:tab w:val="num" w:pos="5760"/>
+        </w:tabs>
+        <w:ind w:left="5760" w:hanging="360"/>
+      </w:pPr>
+    </w:lvl>
+    <w:lvl w:ilvl="8" w:tentative="1">
+      <w:start w:val="1"/>
+      <w:numFmt w:val="decimal"/>
+      <w:lvlText w:val="%9."/>
+      <w:lvlJc w:val="left"/>
+      <w:pPr>
+        <w:tabs>
+          <w:tab w:val="num" w:pos="6480"/>
+        </w:tabs>
+        <w:ind w:left="6480" w:hanging="360"/>
+      </w:pPr>
+    </w:lvl>
+  </w:abstractNum>
+  <w:abstractNum w:abstractNumId="75" w15:restartNumberingAfterBreak="0">
+    <w:nsid w:val="72EF171C"/>
+    <w:multiLevelType w:val="multilevel"/>
+    <w:tmpl w:val="87BA506C"/>
+    <w:lvl w:ilvl="0">
+      <w:start w:val="4"/>
+      <w:numFmt w:val="decimal"/>
+      <w:lvlText w:val="%1."/>
+      <w:lvlJc w:val="left"/>
+      <w:pPr>
+        <w:tabs>
+          <w:tab w:val="num" w:pos="720"/>
+        </w:tabs>
+        <w:ind w:left="720" w:hanging="360"/>
+      </w:pPr>
+    </w:lvl>
+    <w:lvl w:ilvl="1" w:tentative="1">
+      <w:start w:val="1"/>
+      <w:numFmt w:val="decimal"/>
+      <w:lvlText w:val="%2."/>
+      <w:lvlJc w:val="left"/>
+      <w:pPr>
+        <w:tabs>
+          <w:tab w:val="num" w:pos="1440"/>
+        </w:tabs>
+        <w:ind w:left="1440" w:hanging="360"/>
+      </w:pPr>
+    </w:lvl>
+    <w:lvl w:ilvl="2" w:tentative="1">
+      <w:start w:val="1"/>
+      <w:numFmt w:val="decimal"/>
+      <w:lvlText w:val="%3."/>
+      <w:lvlJc w:val="left"/>
+      <w:pPr>
+        <w:tabs>
+          <w:tab w:val="num" w:pos="2160"/>
+        </w:tabs>
+        <w:ind w:left="2160" w:hanging="360"/>
+      </w:pPr>
+    </w:lvl>
+    <w:lvl w:ilvl="3" w:tentative="1">
+      <w:start w:val="1"/>
+      <w:numFmt w:val="decimal"/>
+      <w:lvlText w:val="%4."/>
+      <w:lvlJc w:val="left"/>
+      <w:pPr>
+        <w:tabs>
+          <w:tab w:val="num" w:pos="2880"/>
+        </w:tabs>
+        <w:ind w:left="2880" w:hanging="360"/>
+      </w:pPr>
+    </w:lvl>
+    <w:lvl w:ilvl="4" w:tentative="1">
+      <w:start w:val="1"/>
+      <w:numFmt w:val="decimal"/>
+      <w:lvlText w:val="%5."/>
+      <w:lvlJc w:val="left"/>
+      <w:pPr>
+        <w:tabs>
+          <w:tab w:val="num" w:pos="3600"/>
+        </w:tabs>
+        <w:ind w:left="3600" w:hanging="360"/>
+      </w:pPr>
+    </w:lvl>
+    <w:lvl w:ilvl="5" w:tentative="1">
+      <w:start w:val="1"/>
+      <w:numFmt w:val="decimal"/>
+      <w:lvlText w:val="%6."/>
+      <w:lvlJc w:val="left"/>
+      <w:pPr>
+        <w:tabs>
+          <w:tab w:val="num" w:pos="4320"/>
+        </w:tabs>
+        <w:ind w:left="4320" w:hanging="360"/>
+      </w:pPr>
+    </w:lvl>
+    <w:lvl w:ilvl="6" w:tentative="1">
+      <w:start w:val="1"/>
+      <w:numFmt w:val="decimal"/>
+      <w:lvlText w:val="%7."/>
+      <w:lvlJc w:val="left"/>
+      <w:pPr>
+        <w:tabs>
+          <w:tab w:val="num" w:pos="5040"/>
+        </w:tabs>
+        <w:ind w:left="5040" w:hanging="360"/>
+      </w:pPr>
+    </w:lvl>
+    <w:lvl w:ilvl="7" w:tentative="1">
+      <w:start w:val="1"/>
+      <w:numFmt w:val="decimal"/>
+      <w:lvlText w:val="%8."/>
+      <w:lvlJc w:val="left"/>
+      <w:pPr>
+        <w:tabs>
+          <w:tab w:val="num" w:pos="5760"/>
+        </w:tabs>
+        <w:ind w:left="5760" w:hanging="360"/>
+      </w:pPr>
+    </w:lvl>
+    <w:lvl w:ilvl="8" w:tentative="1">
+      <w:start w:val="1"/>
+      <w:numFmt w:val="decimal"/>
+      <w:lvlText w:val="%9."/>
+      <w:lvlJc w:val="left"/>
+      <w:pPr>
+        <w:tabs>
+          <w:tab w:val="num" w:pos="6480"/>
+        </w:tabs>
+        <w:ind w:left="6480" w:hanging="360"/>
+      </w:pPr>
+    </w:lvl>
+  </w:abstractNum>
+  <w:abstractNum w:abstractNumId="76" w15:restartNumberingAfterBreak="0">
+    <w:nsid w:val="757B45E3"/>
+    <w:multiLevelType w:val="multilevel"/>
+    <w:tmpl w:val="A77CC540"/>
+    <w:lvl w:ilvl="0">
+      <w:start w:val="1"/>
+      <w:numFmt w:val="bullet"/>
+      <w:lvlText w:val=""/>
+      <w:lvlJc w:val="left"/>
+      <w:pPr>
+        <w:tabs>
+          <w:tab w:val="num" w:pos="720"/>
+        </w:tabs>
+        <w:ind w:left="720" w:hanging="360"/>
+      </w:pPr>
+      <w:rPr>
+        <w:rFonts w:ascii="Symbol" w:hAnsi="Symbol" w:hint="default"/>
+        <w:sz w:val="20"/>
+      </w:rPr>
+    </w:lvl>
+    <w:lvl w:ilvl="1" w:tentative="1">
+      <w:start w:val="1"/>
+      <w:numFmt w:val="bullet"/>
+      <w:lvlText w:val="o"/>
+      <w:lvlJc w:val="left"/>
+      <w:pPr>
+        <w:tabs>
+          <w:tab w:val="num" w:pos="1440"/>
+        </w:tabs>
+        <w:ind w:left="1440" w:hanging="360"/>
+      </w:pPr>
+      <w:rPr>
+        <w:rFonts w:ascii="Courier New" w:hAnsi="Courier New" w:hint="default"/>
+        <w:sz w:val="20"/>
+      </w:rPr>
+    </w:lvl>
+    <w:lvl w:ilvl="2" w:tentative="1">
+      <w:start w:val="1"/>
+      <w:numFmt w:val="bullet"/>
+      <w:lvlText w:val=""/>
+      <w:lvlJc w:val="left"/>
+      <w:pPr>
+        <w:tabs>
+          <w:tab w:val="num" w:pos="2160"/>
+        </w:tabs>
+        <w:ind w:left="2160" w:hanging="360"/>
+      </w:pPr>
+      <w:rPr>
+        <w:rFonts w:ascii="Wingdings" w:hAnsi="Wingdings" w:hint="default"/>
+        <w:sz w:val="20"/>
+      </w:rPr>
+    </w:lvl>
+    <w:lvl w:ilvl="3" w:tentative="1">
+      <w:start w:val="1"/>
+      <w:numFmt w:val="bullet"/>
+      <w:lvlText w:val=""/>
+      <w:lvlJc w:val="left"/>
+      <w:pPr>
+        <w:tabs>
+          <w:tab w:val="num" w:pos="2880"/>
+        </w:tabs>
+        <w:ind w:left="2880" w:hanging="360"/>
+      </w:pPr>
+      <w:rPr>
+        <w:rFonts w:ascii="Wingdings" w:hAnsi="Wingdings" w:hint="default"/>
+        <w:sz w:val="20"/>
+      </w:rPr>
+    </w:lvl>
+    <w:lvl w:ilvl="4" w:tentative="1">
+      <w:start w:val="1"/>
+      <w:numFmt w:val="bullet"/>
+      <w:lvlText w:val=""/>
+      <w:lvlJc w:val="left"/>
+      <w:pPr>
+        <w:tabs>
+          <w:tab w:val="num" w:pos="3600"/>
+        </w:tabs>
+        <w:ind w:left="3600" w:hanging="360"/>
+      </w:pPr>
+      <w:rPr>
+        <w:rFonts w:ascii="Wingdings" w:hAnsi="Wingdings" w:hint="default"/>
+        <w:sz w:val="20"/>
+      </w:rPr>
+    </w:lvl>
+    <w:lvl w:ilvl="5" w:tentative="1">
+      <w:start w:val="1"/>
+      <w:numFmt w:val="bullet"/>
+      <w:lvlText w:val=""/>
+      <w:lvlJc w:val="left"/>
+      <w:pPr>
+        <w:tabs>
+          <w:tab w:val="num" w:pos="4320"/>
+        </w:tabs>
+        <w:ind w:left="4320" w:hanging="360"/>
+      </w:pPr>
+      <w:rPr>
+        <w:rFonts w:ascii="Wingdings" w:hAnsi="Wingdings" w:hint="default"/>
+        <w:sz w:val="20"/>
+      </w:rPr>
+    </w:lvl>
+    <w:lvl w:ilvl="6" w:tentative="1">
+      <w:start w:val="1"/>
+      <w:numFmt w:val="bullet"/>
+      <w:lvlText w:val=""/>
+      <w:lvlJc w:val="left"/>
+      <w:pPr>
+        <w:tabs>
+          <w:tab w:val="num" w:pos="5040"/>
+        </w:tabs>
+        <w:ind w:left="5040" w:hanging="360"/>
+      </w:pPr>
+      <w:rPr>
+        <w:rFonts w:ascii="Wingdings" w:hAnsi="Wingdings" w:hint="default"/>
+        <w:sz w:val="20"/>
+      </w:rPr>
+    </w:lvl>
+    <w:lvl w:ilvl="7" w:tentative="1">
+      <w:start w:val="1"/>
+      <w:numFmt w:val="bullet"/>
+      <w:lvlText w:val=""/>
+      <w:lvlJc w:val="left"/>
+      <w:pPr>
+        <w:tabs>
+          <w:tab w:val="num" w:pos="5760"/>
+        </w:tabs>
+        <w:ind w:left="5760" w:hanging="360"/>
+      </w:pPr>
+      <w:rPr>
+        <w:rFonts w:ascii="Wingdings" w:hAnsi="Wingdings" w:hint="default"/>
+        <w:sz w:val="20"/>
+      </w:rPr>
+    </w:lvl>
+    <w:lvl w:ilvl="8" w:tentative="1">
+      <w:start w:val="1"/>
+      <w:numFmt w:val="bullet"/>
+      <w:lvlText w:val=""/>
+      <w:lvlJc w:val="left"/>
+      <w:pPr>
+        <w:tabs>
+          <w:tab w:val="num" w:pos="6480"/>
+        </w:tabs>
+        <w:ind w:left="6480" w:hanging="360"/>
+      </w:pPr>
+      <w:rPr>
+        <w:rFonts w:ascii="Wingdings" w:hAnsi="Wingdings" w:hint="default"/>
+        <w:sz w:val="20"/>
+      </w:rPr>
+    </w:lvl>
+  </w:abstractNum>
+  <w:abstractNum w:abstractNumId="77" w15:restartNumberingAfterBreak="0">
     <w:nsid w:val="75A80763"/>
     <w:multiLevelType w:val="multilevel"/>
     <w:tmpl w:val="46F6DE76"/>
@@ -10258,7 +13695,454 @@
       </w:rPr>
     </w:lvl>
   </w:abstractNum>
-  <w:abstractNum w:abstractNumId="50" w15:restartNumberingAfterBreak="0">
+  <w:abstractNum w:abstractNumId="78" w15:restartNumberingAfterBreak="0">
+    <w:nsid w:val="78D43A11"/>
+    <w:multiLevelType w:val="multilevel"/>
+    <w:tmpl w:val="E12E5AA4"/>
+    <w:lvl w:ilvl="0">
+      <w:start w:val="1"/>
+      <w:numFmt w:val="bullet"/>
+      <w:lvlText w:val=""/>
+      <w:lvlJc w:val="left"/>
+      <w:pPr>
+        <w:tabs>
+          <w:tab w:val="num" w:pos="720"/>
+        </w:tabs>
+        <w:ind w:left="720" w:hanging="360"/>
+      </w:pPr>
+      <w:rPr>
+        <w:rFonts w:ascii="Symbol" w:hAnsi="Symbol" w:hint="default"/>
+        <w:sz w:val="20"/>
+      </w:rPr>
+    </w:lvl>
+    <w:lvl w:ilvl="1" w:tentative="1">
+      <w:start w:val="1"/>
+      <w:numFmt w:val="bullet"/>
+      <w:lvlText w:val="o"/>
+      <w:lvlJc w:val="left"/>
+      <w:pPr>
+        <w:tabs>
+          <w:tab w:val="num" w:pos="1440"/>
+        </w:tabs>
+        <w:ind w:left="1440" w:hanging="360"/>
+      </w:pPr>
+      <w:rPr>
+        <w:rFonts w:ascii="Courier New" w:hAnsi="Courier New" w:hint="default"/>
+        <w:sz w:val="20"/>
+      </w:rPr>
+    </w:lvl>
+    <w:lvl w:ilvl="2" w:tentative="1">
+      <w:start w:val="1"/>
+      <w:numFmt w:val="bullet"/>
+      <w:lvlText w:val=""/>
+      <w:lvlJc w:val="left"/>
+      <w:pPr>
+        <w:tabs>
+          <w:tab w:val="num" w:pos="2160"/>
+        </w:tabs>
+        <w:ind w:left="2160" w:hanging="360"/>
+      </w:pPr>
+      <w:rPr>
+        <w:rFonts w:ascii="Wingdings" w:hAnsi="Wingdings" w:hint="default"/>
+        <w:sz w:val="20"/>
+      </w:rPr>
+    </w:lvl>
+    <w:lvl w:ilvl="3" w:tentative="1">
+      <w:start w:val="1"/>
+      <w:numFmt w:val="bullet"/>
+      <w:lvlText w:val=""/>
+      <w:lvlJc w:val="left"/>
+      <w:pPr>
+        <w:tabs>
+          <w:tab w:val="num" w:pos="2880"/>
+        </w:tabs>
+        <w:ind w:left="2880" w:hanging="360"/>
+      </w:pPr>
+      <w:rPr>
+        <w:rFonts w:ascii="Wingdings" w:hAnsi="Wingdings" w:hint="default"/>
+        <w:sz w:val="20"/>
+      </w:rPr>
+    </w:lvl>
+    <w:lvl w:ilvl="4" w:tentative="1">
+      <w:start w:val="1"/>
+      <w:numFmt w:val="bullet"/>
+      <w:lvlText w:val=""/>
+      <w:lvlJc w:val="left"/>
+      <w:pPr>
+        <w:tabs>
+          <w:tab w:val="num" w:pos="3600"/>
+        </w:tabs>
+        <w:ind w:left="3600" w:hanging="360"/>
+      </w:pPr>
+      <w:rPr>
+        <w:rFonts w:ascii="Wingdings" w:hAnsi="Wingdings" w:hint="default"/>
+        <w:sz w:val="20"/>
+      </w:rPr>
+    </w:lvl>
+    <w:lvl w:ilvl="5" w:tentative="1">
+      <w:start w:val="1"/>
+      <w:numFmt w:val="bullet"/>
+      <w:lvlText w:val=""/>
+      <w:lvlJc w:val="left"/>
+      <w:pPr>
+        <w:tabs>
+          <w:tab w:val="num" w:pos="4320"/>
+        </w:tabs>
+        <w:ind w:left="4320" w:hanging="360"/>
+      </w:pPr>
+      <w:rPr>
+        <w:rFonts w:ascii="Wingdings" w:hAnsi="Wingdings" w:hint="default"/>
+        <w:sz w:val="20"/>
+      </w:rPr>
+    </w:lvl>
+    <w:lvl w:ilvl="6" w:tentative="1">
+      <w:start w:val="1"/>
+      <w:numFmt w:val="bullet"/>
+      <w:lvlText w:val=""/>
+      <w:lvlJc w:val="left"/>
+      <w:pPr>
+        <w:tabs>
+          <w:tab w:val="num" w:pos="5040"/>
+        </w:tabs>
+        <w:ind w:left="5040" w:hanging="360"/>
+      </w:pPr>
+      <w:rPr>
+        <w:rFonts w:ascii="Wingdings" w:hAnsi="Wingdings" w:hint="default"/>
+        <w:sz w:val="20"/>
+      </w:rPr>
+    </w:lvl>
+    <w:lvl w:ilvl="7" w:tentative="1">
+      <w:start w:val="1"/>
+      <w:numFmt w:val="bullet"/>
+      <w:lvlText w:val=""/>
+      <w:lvlJc w:val="left"/>
+      <w:pPr>
+        <w:tabs>
+          <w:tab w:val="num" w:pos="5760"/>
+        </w:tabs>
+        <w:ind w:left="5760" w:hanging="360"/>
+      </w:pPr>
+      <w:rPr>
+        <w:rFonts w:ascii="Wingdings" w:hAnsi="Wingdings" w:hint="default"/>
+        <w:sz w:val="20"/>
+      </w:rPr>
+    </w:lvl>
+    <w:lvl w:ilvl="8" w:tentative="1">
+      <w:start w:val="1"/>
+      <w:numFmt w:val="bullet"/>
+      <w:lvlText w:val=""/>
+      <w:lvlJc w:val="left"/>
+      <w:pPr>
+        <w:tabs>
+          <w:tab w:val="num" w:pos="6480"/>
+        </w:tabs>
+        <w:ind w:left="6480" w:hanging="360"/>
+      </w:pPr>
+      <w:rPr>
+        <w:rFonts w:ascii="Wingdings" w:hAnsi="Wingdings" w:hint="default"/>
+        <w:sz w:val="20"/>
+      </w:rPr>
+    </w:lvl>
+  </w:abstractNum>
+  <w:abstractNum w:abstractNumId="79" w15:restartNumberingAfterBreak="0">
+    <w:nsid w:val="78E83281"/>
+    <w:multiLevelType w:val="multilevel"/>
+    <w:tmpl w:val="91B432BE"/>
+    <w:lvl w:ilvl="0">
+      <w:start w:val="1"/>
+      <w:numFmt w:val="bullet"/>
+      <w:lvlText w:val=""/>
+      <w:lvlJc w:val="left"/>
+      <w:pPr>
+        <w:tabs>
+          <w:tab w:val="num" w:pos="720"/>
+        </w:tabs>
+        <w:ind w:left="720" w:hanging="360"/>
+      </w:pPr>
+      <w:rPr>
+        <w:rFonts w:ascii="Symbol" w:hAnsi="Symbol" w:hint="default"/>
+        <w:sz w:val="20"/>
+      </w:rPr>
+    </w:lvl>
+    <w:lvl w:ilvl="1" w:tentative="1">
+      <w:start w:val="1"/>
+      <w:numFmt w:val="bullet"/>
+      <w:lvlText w:val="o"/>
+      <w:lvlJc w:val="left"/>
+      <w:pPr>
+        <w:tabs>
+          <w:tab w:val="num" w:pos="1440"/>
+        </w:tabs>
+        <w:ind w:left="1440" w:hanging="360"/>
+      </w:pPr>
+      <w:rPr>
+        <w:rFonts w:ascii="Courier New" w:hAnsi="Courier New" w:hint="default"/>
+        <w:sz w:val="20"/>
+      </w:rPr>
+    </w:lvl>
+    <w:lvl w:ilvl="2" w:tentative="1">
+      <w:start w:val="1"/>
+      <w:numFmt w:val="bullet"/>
+      <w:lvlText w:val=""/>
+      <w:lvlJc w:val="left"/>
+      <w:pPr>
+        <w:tabs>
+          <w:tab w:val="num" w:pos="2160"/>
+        </w:tabs>
+        <w:ind w:left="2160" w:hanging="360"/>
+      </w:pPr>
+      <w:rPr>
+        <w:rFonts w:ascii="Wingdings" w:hAnsi="Wingdings" w:hint="default"/>
+        <w:sz w:val="20"/>
+      </w:rPr>
+    </w:lvl>
+    <w:lvl w:ilvl="3" w:tentative="1">
+      <w:start w:val="1"/>
+      <w:numFmt w:val="bullet"/>
+      <w:lvlText w:val=""/>
+      <w:lvlJc w:val="left"/>
+      <w:pPr>
+        <w:tabs>
+          <w:tab w:val="num" w:pos="2880"/>
+        </w:tabs>
+        <w:ind w:left="2880" w:hanging="360"/>
+      </w:pPr>
+      <w:rPr>
+        <w:rFonts w:ascii="Wingdings" w:hAnsi="Wingdings" w:hint="default"/>
+        <w:sz w:val="20"/>
+      </w:rPr>
+    </w:lvl>
+    <w:lvl w:ilvl="4" w:tentative="1">
+      <w:start w:val="1"/>
+      <w:numFmt w:val="bullet"/>
+      <w:lvlText w:val=""/>
+      <w:lvlJc w:val="left"/>
+      <w:pPr>
+        <w:tabs>
+          <w:tab w:val="num" w:pos="3600"/>
+        </w:tabs>
+        <w:ind w:left="3600" w:hanging="360"/>
+      </w:pPr>
+      <w:rPr>
+        <w:rFonts w:ascii="Wingdings" w:hAnsi="Wingdings" w:hint="default"/>
+        <w:sz w:val="20"/>
+      </w:rPr>
+    </w:lvl>
+    <w:lvl w:ilvl="5" w:tentative="1">
+      <w:start w:val="1"/>
+      <w:numFmt w:val="bullet"/>
+      <w:lvlText w:val=""/>
+      <w:lvlJc w:val="left"/>
+      <w:pPr>
+        <w:tabs>
+          <w:tab w:val="num" w:pos="4320"/>
+        </w:tabs>
+        <w:ind w:left="4320" w:hanging="360"/>
+      </w:pPr>
+      <w:rPr>
+        <w:rFonts w:ascii="Wingdings" w:hAnsi="Wingdings" w:hint="default"/>
+        <w:sz w:val="20"/>
+      </w:rPr>
+    </w:lvl>
+    <w:lvl w:ilvl="6" w:tentative="1">
+      <w:start w:val="1"/>
+      <w:numFmt w:val="bullet"/>
+      <w:lvlText w:val=""/>
+      <w:lvlJc w:val="left"/>
+      <w:pPr>
+        <w:tabs>
+          <w:tab w:val="num" w:pos="5040"/>
+        </w:tabs>
+        <w:ind w:left="5040" w:hanging="360"/>
+      </w:pPr>
+      <w:rPr>
+        <w:rFonts w:ascii="Wingdings" w:hAnsi="Wingdings" w:hint="default"/>
+        <w:sz w:val="20"/>
+      </w:rPr>
+    </w:lvl>
+    <w:lvl w:ilvl="7" w:tentative="1">
+      <w:start w:val="1"/>
+      <w:numFmt w:val="bullet"/>
+      <w:lvlText w:val=""/>
+      <w:lvlJc w:val="left"/>
+      <w:pPr>
+        <w:tabs>
+          <w:tab w:val="num" w:pos="5760"/>
+        </w:tabs>
+        <w:ind w:left="5760" w:hanging="360"/>
+      </w:pPr>
+      <w:rPr>
+        <w:rFonts w:ascii="Wingdings" w:hAnsi="Wingdings" w:hint="default"/>
+        <w:sz w:val="20"/>
+      </w:rPr>
+    </w:lvl>
+    <w:lvl w:ilvl="8" w:tentative="1">
+      <w:start w:val="1"/>
+      <w:numFmt w:val="bullet"/>
+      <w:lvlText w:val=""/>
+      <w:lvlJc w:val="left"/>
+      <w:pPr>
+        <w:tabs>
+          <w:tab w:val="num" w:pos="6480"/>
+        </w:tabs>
+        <w:ind w:left="6480" w:hanging="360"/>
+      </w:pPr>
+      <w:rPr>
+        <w:rFonts w:ascii="Wingdings" w:hAnsi="Wingdings" w:hint="default"/>
+        <w:sz w:val="20"/>
+      </w:rPr>
+    </w:lvl>
+  </w:abstractNum>
+  <w:abstractNum w:abstractNumId="80" w15:restartNumberingAfterBreak="0">
+    <w:nsid w:val="79156B9B"/>
+    <w:multiLevelType w:val="multilevel"/>
+    <w:tmpl w:val="C0A62E34"/>
+    <w:lvl w:ilvl="0">
+      <w:start w:val="1"/>
+      <w:numFmt w:val="bullet"/>
+      <w:lvlText w:val=""/>
+      <w:lvlJc w:val="left"/>
+      <w:pPr>
+        <w:tabs>
+          <w:tab w:val="num" w:pos="720"/>
+        </w:tabs>
+        <w:ind w:left="720" w:hanging="360"/>
+      </w:pPr>
+      <w:rPr>
+        <w:rFonts w:ascii="Symbol" w:hAnsi="Symbol" w:hint="default"/>
+        <w:sz w:val="20"/>
+      </w:rPr>
+    </w:lvl>
+    <w:lvl w:ilvl="1" w:tentative="1">
+      <w:start w:val="1"/>
+      <w:numFmt w:val="bullet"/>
+      <w:lvlText w:val="o"/>
+      <w:lvlJc w:val="left"/>
+      <w:pPr>
+        <w:tabs>
+          <w:tab w:val="num" w:pos="1440"/>
+        </w:tabs>
+        <w:ind w:left="1440" w:hanging="360"/>
+      </w:pPr>
+      <w:rPr>
+        <w:rFonts w:ascii="Courier New" w:hAnsi="Courier New" w:hint="default"/>
+        <w:sz w:val="20"/>
+      </w:rPr>
+    </w:lvl>
+    <w:lvl w:ilvl="2" w:tentative="1">
+      <w:start w:val="1"/>
+      <w:numFmt w:val="bullet"/>
+      <w:lvlText w:val=""/>
+      <w:lvlJc w:val="left"/>
+      <w:pPr>
+        <w:tabs>
+          <w:tab w:val="num" w:pos="2160"/>
+        </w:tabs>
+        <w:ind w:left="2160" w:hanging="360"/>
+      </w:pPr>
+      <w:rPr>
+        <w:rFonts w:ascii="Wingdings" w:hAnsi="Wingdings" w:hint="default"/>
+        <w:sz w:val="20"/>
+      </w:rPr>
+    </w:lvl>
+    <w:lvl w:ilvl="3" w:tentative="1">
+      <w:start w:val="1"/>
+      <w:numFmt w:val="bullet"/>
+      <w:lvlText w:val=""/>
+      <w:lvlJc w:val="left"/>
+      <w:pPr>
+        <w:tabs>
+          <w:tab w:val="num" w:pos="2880"/>
+        </w:tabs>
+        <w:ind w:left="2880" w:hanging="360"/>
+      </w:pPr>
+      <w:rPr>
+        <w:rFonts w:ascii="Wingdings" w:hAnsi="Wingdings" w:hint="default"/>
+        <w:sz w:val="20"/>
+      </w:rPr>
+    </w:lvl>
+    <w:lvl w:ilvl="4" w:tentative="1">
+      <w:start w:val="1"/>
+      <w:numFmt w:val="bullet"/>
+      <w:lvlText w:val=""/>
+      <w:lvlJc w:val="left"/>
+      <w:pPr>
+        <w:tabs>
+          <w:tab w:val="num" w:pos="3600"/>
+        </w:tabs>
+        <w:ind w:left="3600" w:hanging="360"/>
+      </w:pPr>
+      <w:rPr>
+        <w:rFonts w:ascii="Wingdings" w:hAnsi="Wingdings" w:hint="default"/>
+        <w:sz w:val="20"/>
+      </w:rPr>
+    </w:lvl>
+    <w:lvl w:ilvl="5" w:tentative="1">
+      <w:start w:val="1"/>
+      <w:numFmt w:val="bullet"/>
+      <w:lvlText w:val=""/>
+      <w:lvlJc w:val="left"/>
+      <w:pPr>
+        <w:tabs>
+          <w:tab w:val="num" w:pos="4320"/>
+        </w:tabs>
+        <w:ind w:left="4320" w:hanging="360"/>
+      </w:pPr>
+      <w:rPr>
+        <w:rFonts w:ascii="Wingdings" w:hAnsi="Wingdings" w:hint="default"/>
+        <w:sz w:val="20"/>
+      </w:rPr>
+    </w:lvl>
+    <w:lvl w:ilvl="6" w:tentative="1">
+      <w:start w:val="1"/>
+      <w:numFmt w:val="bullet"/>
+      <w:lvlText w:val=""/>
+      <w:lvlJc w:val="left"/>
+      <w:pPr>
+        <w:tabs>
+          <w:tab w:val="num" w:pos="5040"/>
+        </w:tabs>
+        <w:ind w:left="5040" w:hanging="360"/>
+      </w:pPr>
+      <w:rPr>
+        <w:rFonts w:ascii="Wingdings" w:hAnsi="Wingdings" w:hint="default"/>
+        <w:sz w:val="20"/>
+      </w:rPr>
+    </w:lvl>
+    <w:lvl w:ilvl="7" w:tentative="1">
+      <w:start w:val="1"/>
+      <w:numFmt w:val="bullet"/>
+      <w:lvlText w:val=""/>
+      <w:lvlJc w:val="left"/>
+      <w:pPr>
+        <w:tabs>
+          <w:tab w:val="num" w:pos="5760"/>
+        </w:tabs>
+        <w:ind w:left="5760" w:hanging="360"/>
+      </w:pPr>
+      <w:rPr>
+        <w:rFonts w:ascii="Wingdings" w:hAnsi="Wingdings" w:hint="default"/>
+        <w:sz w:val="20"/>
+      </w:rPr>
+    </w:lvl>
+    <w:lvl w:ilvl="8" w:tentative="1">
+      <w:start w:val="1"/>
+      <w:numFmt w:val="bullet"/>
+      <w:lvlText w:val=""/>
+      <w:lvlJc w:val="left"/>
+      <w:pPr>
+        <w:tabs>
+          <w:tab w:val="num" w:pos="6480"/>
+        </w:tabs>
+        <w:ind w:left="6480" w:hanging="360"/>
+      </w:pPr>
+      <w:rPr>
+        <w:rFonts w:ascii="Wingdings" w:hAnsi="Wingdings" w:hint="default"/>
+        <w:sz w:val="20"/>
+      </w:rPr>
+    </w:lvl>
+  </w:abstractNum>
+  <w:abstractNum w:abstractNumId="81" w15:restartNumberingAfterBreak="0">
     <w:nsid w:val="79C13014"/>
     <w:multiLevelType w:val="multilevel"/>
     <w:tmpl w:val="671272CC"/>
@@ -10407,7 +14291,156 @@
       </w:rPr>
     </w:lvl>
   </w:abstractNum>
-  <w:abstractNum w:abstractNumId="51" w15:restartNumberingAfterBreak="0">
+  <w:abstractNum w:abstractNumId="82" w15:restartNumberingAfterBreak="0">
+    <w:nsid w:val="7ADB6ADE"/>
+    <w:multiLevelType w:val="multilevel"/>
+    <w:tmpl w:val="0FD0DDA6"/>
+    <w:lvl w:ilvl="0">
+      <w:start w:val="1"/>
+      <w:numFmt w:val="bullet"/>
+      <w:lvlText w:val=""/>
+      <w:lvlJc w:val="left"/>
+      <w:pPr>
+        <w:tabs>
+          <w:tab w:val="num" w:pos="720"/>
+        </w:tabs>
+        <w:ind w:left="720" w:hanging="360"/>
+      </w:pPr>
+      <w:rPr>
+        <w:rFonts w:ascii="Symbol" w:hAnsi="Symbol" w:hint="default"/>
+        <w:sz w:val="20"/>
+      </w:rPr>
+    </w:lvl>
+    <w:lvl w:ilvl="1" w:tentative="1">
+      <w:start w:val="1"/>
+      <w:numFmt w:val="bullet"/>
+      <w:lvlText w:val="o"/>
+      <w:lvlJc w:val="left"/>
+      <w:pPr>
+        <w:tabs>
+          <w:tab w:val="num" w:pos="1440"/>
+        </w:tabs>
+        <w:ind w:left="1440" w:hanging="360"/>
+      </w:pPr>
+      <w:rPr>
+        <w:rFonts w:ascii="Courier New" w:hAnsi="Courier New" w:hint="default"/>
+        <w:sz w:val="20"/>
+      </w:rPr>
+    </w:lvl>
+    <w:lvl w:ilvl="2" w:tentative="1">
+      <w:start w:val="1"/>
+      <w:numFmt w:val="bullet"/>
+      <w:lvlText w:val=""/>
+      <w:lvlJc w:val="left"/>
+      <w:pPr>
+        <w:tabs>
+          <w:tab w:val="num" w:pos="2160"/>
+        </w:tabs>
+        <w:ind w:left="2160" w:hanging="360"/>
+      </w:pPr>
+      <w:rPr>
+        <w:rFonts w:ascii="Wingdings" w:hAnsi="Wingdings" w:hint="default"/>
+        <w:sz w:val="20"/>
+      </w:rPr>
+    </w:lvl>
+    <w:lvl w:ilvl="3" w:tentative="1">
+      <w:start w:val="1"/>
+      <w:numFmt w:val="bullet"/>
+      <w:lvlText w:val=""/>
+      <w:lvlJc w:val="left"/>
+      <w:pPr>
+        <w:tabs>
+          <w:tab w:val="num" w:pos="2880"/>
+        </w:tabs>
+        <w:ind w:left="2880" w:hanging="360"/>
+      </w:pPr>
+      <w:rPr>
+        <w:rFonts w:ascii="Wingdings" w:hAnsi="Wingdings" w:hint="default"/>
+        <w:sz w:val="20"/>
+      </w:rPr>
+    </w:lvl>
+    <w:lvl w:ilvl="4" w:tentative="1">
+      <w:start w:val="1"/>
+      <w:numFmt w:val="bullet"/>
+      <w:lvlText w:val=""/>
+      <w:lvlJc w:val="left"/>
+      <w:pPr>
+        <w:tabs>
+          <w:tab w:val="num" w:pos="3600"/>
+        </w:tabs>
+        <w:ind w:left="3600" w:hanging="360"/>
+      </w:pPr>
+      <w:rPr>
+        <w:rFonts w:ascii="Wingdings" w:hAnsi="Wingdings" w:hint="default"/>
+        <w:sz w:val="20"/>
+      </w:rPr>
+    </w:lvl>
+    <w:lvl w:ilvl="5" w:tentative="1">
+      <w:start w:val="1"/>
+      <w:numFmt w:val="bullet"/>
+      <w:lvlText w:val=""/>
+      <w:lvlJc w:val="left"/>
+      <w:pPr>
+        <w:tabs>
+          <w:tab w:val="num" w:pos="4320"/>
+        </w:tabs>
+        <w:ind w:left="4320" w:hanging="360"/>
+      </w:pPr>
+      <w:rPr>
+        <w:rFonts w:ascii="Wingdings" w:hAnsi="Wingdings" w:hint="default"/>
+        <w:sz w:val="20"/>
+      </w:rPr>
+    </w:lvl>
+    <w:lvl w:ilvl="6" w:tentative="1">
+      <w:start w:val="1"/>
+      <w:numFmt w:val="bullet"/>
+      <w:lvlText w:val=""/>
+      <w:lvlJc w:val="left"/>
+      <w:pPr>
+        <w:tabs>
+          <w:tab w:val="num" w:pos="5040"/>
+        </w:tabs>
+        <w:ind w:left="5040" w:hanging="360"/>
+      </w:pPr>
+      <w:rPr>
+        <w:rFonts w:ascii="Wingdings" w:hAnsi="Wingdings" w:hint="default"/>
+        <w:sz w:val="20"/>
+      </w:rPr>
+    </w:lvl>
+    <w:lvl w:ilvl="7" w:tentative="1">
+      <w:start w:val="1"/>
+      <w:numFmt w:val="bullet"/>
+      <w:lvlText w:val=""/>
+      <w:lvlJc w:val="left"/>
+      <w:pPr>
+        <w:tabs>
+          <w:tab w:val="num" w:pos="5760"/>
+        </w:tabs>
+        <w:ind w:left="5760" w:hanging="360"/>
+      </w:pPr>
+      <w:rPr>
+        <w:rFonts w:ascii="Wingdings" w:hAnsi="Wingdings" w:hint="default"/>
+        <w:sz w:val="20"/>
+      </w:rPr>
+    </w:lvl>
+    <w:lvl w:ilvl="8" w:tentative="1">
+      <w:start w:val="1"/>
+      <w:numFmt w:val="bullet"/>
+      <w:lvlText w:val=""/>
+      <w:lvlJc w:val="left"/>
+      <w:pPr>
+        <w:tabs>
+          <w:tab w:val="num" w:pos="6480"/>
+        </w:tabs>
+        <w:ind w:left="6480" w:hanging="360"/>
+      </w:pPr>
+      <w:rPr>
+        <w:rFonts w:ascii="Wingdings" w:hAnsi="Wingdings" w:hint="default"/>
+        <w:sz w:val="20"/>
+      </w:rPr>
+    </w:lvl>
+  </w:abstractNum>
+  <w:abstractNum w:abstractNumId="83" w15:restartNumberingAfterBreak="0">
     <w:nsid w:val="7C3E2197"/>
     <w:multiLevelType w:val="multilevel"/>
     <w:tmpl w:val="88105E4C"/>
@@ -10556,7 +14589,7 @@
       </w:rPr>
     </w:lvl>
   </w:abstractNum>
-  <w:abstractNum w:abstractNumId="52" w15:restartNumberingAfterBreak="0">
+  <w:abstractNum w:abstractNumId="84" w15:restartNumberingAfterBreak="0">
     <w:nsid w:val="7E2F1EE5"/>
     <w:multiLevelType w:val="multilevel"/>
     <w:tmpl w:val="E1B6B3F4"/>
@@ -10705,155 +14738,268 @@
       </w:rPr>
     </w:lvl>
   </w:abstractNum>
+  <w:abstractNum w:abstractNumId="85" w15:restartNumberingAfterBreak="0">
+    <w:nsid w:val="7F3601B4"/>
+    <w:multiLevelType w:val="multilevel"/>
+    <w:tmpl w:val="07DE102E"/>
+    <w:lvl w:ilvl="0">
+      <w:start w:val="2"/>
+      <w:numFmt w:val="decimal"/>
+      <w:lvlText w:val="%1."/>
+      <w:lvlJc w:val="left"/>
+      <w:pPr>
+        <w:tabs>
+          <w:tab w:val="num" w:pos="720"/>
+        </w:tabs>
+        <w:ind w:left="720" w:hanging="360"/>
+      </w:pPr>
+    </w:lvl>
+    <w:lvl w:ilvl="1" w:tentative="1">
+      <w:start w:val="1"/>
+      <w:numFmt w:val="decimal"/>
+      <w:lvlText w:val="%2."/>
+      <w:lvlJc w:val="left"/>
+      <w:pPr>
+        <w:tabs>
+          <w:tab w:val="num" w:pos="1440"/>
+        </w:tabs>
+        <w:ind w:left="1440" w:hanging="360"/>
+      </w:pPr>
+    </w:lvl>
+    <w:lvl w:ilvl="2" w:tentative="1">
+      <w:start w:val="1"/>
+      <w:numFmt w:val="decimal"/>
+      <w:lvlText w:val="%3."/>
+      <w:lvlJc w:val="left"/>
+      <w:pPr>
+        <w:tabs>
+          <w:tab w:val="num" w:pos="2160"/>
+        </w:tabs>
+        <w:ind w:left="2160" w:hanging="360"/>
+      </w:pPr>
+    </w:lvl>
+    <w:lvl w:ilvl="3" w:tentative="1">
+      <w:start w:val="1"/>
+      <w:numFmt w:val="decimal"/>
+      <w:lvlText w:val="%4."/>
+      <w:lvlJc w:val="left"/>
+      <w:pPr>
+        <w:tabs>
+          <w:tab w:val="num" w:pos="2880"/>
+        </w:tabs>
+        <w:ind w:left="2880" w:hanging="360"/>
+      </w:pPr>
+    </w:lvl>
+    <w:lvl w:ilvl="4" w:tentative="1">
+      <w:start w:val="1"/>
+      <w:numFmt w:val="decimal"/>
+      <w:lvlText w:val="%5."/>
+      <w:lvlJc w:val="left"/>
+      <w:pPr>
+        <w:tabs>
+          <w:tab w:val="num" w:pos="3600"/>
+        </w:tabs>
+        <w:ind w:left="3600" w:hanging="360"/>
+      </w:pPr>
+    </w:lvl>
+    <w:lvl w:ilvl="5" w:tentative="1">
+      <w:start w:val="1"/>
+      <w:numFmt w:val="decimal"/>
+      <w:lvlText w:val="%6."/>
+      <w:lvlJc w:val="left"/>
+      <w:pPr>
+        <w:tabs>
+          <w:tab w:val="num" w:pos="4320"/>
+        </w:tabs>
+        <w:ind w:left="4320" w:hanging="360"/>
+      </w:pPr>
+    </w:lvl>
+    <w:lvl w:ilvl="6" w:tentative="1">
+      <w:start w:val="1"/>
+      <w:numFmt w:val="decimal"/>
+      <w:lvlText w:val="%7."/>
+      <w:lvlJc w:val="left"/>
+      <w:pPr>
+        <w:tabs>
+          <w:tab w:val="num" w:pos="5040"/>
+        </w:tabs>
+        <w:ind w:left="5040" w:hanging="360"/>
+      </w:pPr>
+    </w:lvl>
+    <w:lvl w:ilvl="7" w:tentative="1">
+      <w:start w:val="1"/>
+      <w:numFmt w:val="decimal"/>
+      <w:lvlText w:val="%8."/>
+      <w:lvlJc w:val="left"/>
+      <w:pPr>
+        <w:tabs>
+          <w:tab w:val="num" w:pos="5760"/>
+        </w:tabs>
+        <w:ind w:left="5760" w:hanging="360"/>
+      </w:pPr>
+    </w:lvl>
+    <w:lvl w:ilvl="8" w:tentative="1">
+      <w:start w:val="1"/>
+      <w:numFmt w:val="decimal"/>
+      <w:lvlText w:val="%9."/>
+      <w:lvlJc w:val="left"/>
+      <w:pPr>
+        <w:tabs>
+          <w:tab w:val="num" w:pos="6480"/>
+        </w:tabs>
+        <w:ind w:left="6480" w:hanging="360"/>
+      </w:pPr>
+    </w:lvl>
+  </w:abstractNum>
   <w:num w:numId="1" w16cid:durableId="192690355">
+    <w:abstractNumId w:val="64"/>
+  </w:num>
+  <w:num w:numId="2" w16cid:durableId="1794444519">
+    <w:abstractNumId w:val="68"/>
+  </w:num>
+  <w:num w:numId="3" w16cid:durableId="1584144904">
+    <w:abstractNumId w:val="22"/>
+  </w:num>
+  <w:num w:numId="4" w16cid:durableId="881747293">
     <w:abstractNumId w:val="40"/>
   </w:num>
-  <w:num w:numId="2" w16cid:durableId="1794444519">
-    <w:abstractNumId w:val="44"/>
-  </w:num>
-  <w:num w:numId="3" w16cid:durableId="1584144904">
-    <w:abstractNumId w:val="15"/>
-  </w:num>
-  <w:num w:numId="4" w16cid:durableId="881747293">
-    <w:abstractNumId w:val="24"/>
-  </w:num>
   <w:num w:numId="5" w16cid:durableId="367726496">
-    <w:abstractNumId w:val="52"/>
+    <w:abstractNumId w:val="84"/>
   </w:num>
   <w:num w:numId="6" w16cid:durableId="97913231">
-    <w:abstractNumId w:val="21"/>
+    <w:abstractNumId w:val="33"/>
   </w:num>
   <w:num w:numId="7" w16cid:durableId="465510605">
-    <w:abstractNumId w:val="45"/>
+    <w:abstractNumId w:val="69"/>
   </w:num>
   <w:num w:numId="8" w16cid:durableId="414673054">
-    <w:abstractNumId w:val="7"/>
+    <w:abstractNumId w:val="8"/>
   </w:num>
   <w:num w:numId="9" w16cid:durableId="1810050426">
-    <w:abstractNumId w:val="33"/>
+    <w:abstractNumId w:val="54"/>
   </w:num>
   <w:num w:numId="10" w16cid:durableId="1185750901">
-    <w:abstractNumId w:val="38"/>
+    <w:abstractNumId w:val="60"/>
   </w:num>
   <w:num w:numId="11" w16cid:durableId="1070277437">
     <w:abstractNumId w:val="1"/>
   </w:num>
   <w:num w:numId="12" w16cid:durableId="557979443">
-    <w:abstractNumId w:val="10"/>
+    <w:abstractNumId w:val="16"/>
   </w:num>
   <w:num w:numId="13" w16cid:durableId="317340650">
-    <w:abstractNumId w:val="26"/>
+    <w:abstractNumId w:val="42"/>
   </w:num>
   <w:num w:numId="14" w16cid:durableId="328023907">
-    <w:abstractNumId w:val="25"/>
+    <w:abstractNumId w:val="41"/>
   </w:num>
   <w:num w:numId="15" w16cid:durableId="1597129604">
     <w:abstractNumId w:val="3"/>
   </w:num>
   <w:num w:numId="16" w16cid:durableId="1870944984">
-    <w:abstractNumId w:val="34"/>
+    <w:abstractNumId w:val="55"/>
   </w:num>
   <w:num w:numId="17" w16cid:durableId="1683968138">
-    <w:abstractNumId w:val="36"/>
+    <w:abstractNumId w:val="58"/>
   </w:num>
   <w:num w:numId="18" w16cid:durableId="288829627">
-    <w:abstractNumId w:val="8"/>
+    <w:abstractNumId w:val="10"/>
   </w:num>
   <w:num w:numId="19" w16cid:durableId="386340793">
-    <w:abstractNumId w:val="16"/>
+    <w:abstractNumId w:val="25"/>
   </w:num>
   <w:num w:numId="20" w16cid:durableId="723455090">
+    <w:abstractNumId w:val="49"/>
+  </w:num>
+  <w:num w:numId="21" w16cid:durableId="418598004">
+    <w:abstractNumId w:val="32"/>
+  </w:num>
+  <w:num w:numId="22" w16cid:durableId="463164135">
+    <w:abstractNumId w:val="39"/>
+  </w:num>
+  <w:num w:numId="23" w16cid:durableId="1142427482">
+    <w:abstractNumId w:val="27"/>
+  </w:num>
+  <w:num w:numId="24" w16cid:durableId="1275479849">
+    <w:abstractNumId w:val="17"/>
+  </w:num>
+  <w:num w:numId="25" w16cid:durableId="301666280">
     <w:abstractNumId w:val="30"/>
   </w:num>
-  <w:num w:numId="21" w16cid:durableId="418598004">
-    <w:abstractNumId w:val="20"/>
-  </w:num>
-  <w:num w:numId="22" w16cid:durableId="463164135">
-    <w:abstractNumId w:val="23"/>
-  </w:num>
-  <w:num w:numId="23" w16cid:durableId="1142427482">
-    <w:abstractNumId w:val="18"/>
-  </w:num>
-  <w:num w:numId="24" w16cid:durableId="1275479849">
-    <w:abstractNumId w:val="11"/>
-  </w:num>
-  <w:num w:numId="25" w16cid:durableId="301666280">
-    <w:abstractNumId w:val="19"/>
-  </w:num>
   <w:num w:numId="26" w16cid:durableId="1891066006">
-    <w:abstractNumId w:val="42"/>
+    <w:abstractNumId w:val="66"/>
   </w:num>
   <w:num w:numId="27" w16cid:durableId="455022706">
-    <w:abstractNumId w:val="46"/>
+    <w:abstractNumId w:val="70"/>
   </w:num>
   <w:num w:numId="28" w16cid:durableId="826939615">
     <w:abstractNumId w:val="4"/>
   </w:num>
   <w:num w:numId="29" w16cid:durableId="244848398">
-    <w:abstractNumId w:val="47"/>
+    <w:abstractNumId w:val="71"/>
   </w:num>
   <w:num w:numId="30" w16cid:durableId="1133256623">
-    <w:abstractNumId w:val="14"/>
+    <w:abstractNumId w:val="21"/>
   </w:num>
   <w:num w:numId="31" w16cid:durableId="1659455694">
-    <w:abstractNumId w:val="9"/>
+    <w:abstractNumId w:val="15"/>
   </w:num>
   <w:num w:numId="32" w16cid:durableId="1336491417">
-    <w:abstractNumId w:val="39"/>
+    <w:abstractNumId w:val="61"/>
   </w:num>
   <w:num w:numId="33" w16cid:durableId="909115797">
-    <w:abstractNumId w:val="32"/>
+    <w:abstractNumId w:val="53"/>
   </w:num>
   <w:num w:numId="34" w16cid:durableId="1497113050">
-    <w:abstractNumId w:val="48"/>
+    <w:abstractNumId w:val="72"/>
   </w:num>
   <w:num w:numId="35" w16cid:durableId="1603797873">
-    <w:abstractNumId w:val="41"/>
+    <w:abstractNumId w:val="65"/>
   </w:num>
   <w:num w:numId="36" w16cid:durableId="1343319196">
-    <w:abstractNumId w:val="28"/>
+    <w:abstractNumId w:val="44"/>
   </w:num>
   <w:num w:numId="37" w16cid:durableId="1996058481">
-    <w:abstractNumId w:val="49"/>
+    <w:abstractNumId w:val="77"/>
   </w:num>
   <w:num w:numId="38" w16cid:durableId="284436130">
-    <w:abstractNumId w:val="12"/>
+    <w:abstractNumId w:val="18"/>
   </w:num>
   <w:num w:numId="39" w16cid:durableId="992759133">
+    <w:abstractNumId w:val="67"/>
+  </w:num>
+  <w:num w:numId="40" w16cid:durableId="1060708748">
+    <w:abstractNumId w:val="37"/>
+  </w:num>
+  <w:num w:numId="41" w16cid:durableId="1482384172">
     <w:abstractNumId w:val="43"/>
   </w:num>
-  <w:num w:numId="40" w16cid:durableId="1060708748">
-    <w:abstractNumId w:val="22"/>
-  </w:num>
-  <w:num w:numId="41" w16cid:durableId="1482384172">
-    <w:abstractNumId w:val="27"/>
-  </w:num>
   <w:num w:numId="42" w16cid:durableId="308440354">
-    <w:abstractNumId w:val="35"/>
+    <w:abstractNumId w:val="56"/>
   </w:num>
   <w:num w:numId="43" w16cid:durableId="1247232488">
-    <w:abstractNumId w:val="6"/>
+    <w:abstractNumId w:val="7"/>
   </w:num>
   <w:num w:numId="44" w16cid:durableId="2122214950">
-    <w:abstractNumId w:val="17"/>
+    <w:abstractNumId w:val="26"/>
   </w:num>
   <w:num w:numId="45" w16cid:durableId="1190484142">
     <w:abstractNumId w:val="2"/>
   </w:num>
   <w:num w:numId="46" w16cid:durableId="1621764922">
-    <w:abstractNumId w:val="31"/>
+    <w:abstractNumId w:val="52"/>
   </w:num>
   <w:num w:numId="47" w16cid:durableId="1894534262">
-    <w:abstractNumId w:val="51"/>
+    <w:abstractNumId w:val="83"/>
   </w:num>
   <w:num w:numId="48" w16cid:durableId="1804417964">
-    <w:abstractNumId w:val="13"/>
+    <w:abstractNumId w:val="20"/>
   </w:num>
   <w:num w:numId="49" w16cid:durableId="1199466914">
-    <w:abstractNumId w:val="50"/>
+    <w:abstractNumId w:val="81"/>
   </w:num>
   <w:num w:numId="50" w16cid:durableId="895893798">
-    <w:abstractNumId w:val="29"/>
+    <w:abstractNumId w:val="47"/>
   </w:num>
   <w:num w:numId="51" w16cid:durableId="162748658">
     <w:abstractNumId w:val="5"/>
@@ -10862,7 +15008,106 @@
     <w:abstractNumId w:val="0"/>
   </w:num>
   <w:num w:numId="53" w16cid:durableId="1763646068">
-    <w:abstractNumId w:val="37"/>
+    <w:abstractNumId w:val="59"/>
+  </w:num>
+  <w:num w:numId="54" w16cid:durableId="1207134300">
+    <w:abstractNumId w:val="24"/>
+  </w:num>
+  <w:num w:numId="55" w16cid:durableId="873005170">
+    <w:abstractNumId w:val="57"/>
+  </w:num>
+  <w:num w:numId="56" w16cid:durableId="1308169849">
+    <w:abstractNumId w:val="50"/>
+  </w:num>
+  <w:num w:numId="57" w16cid:durableId="357968050">
+    <w:abstractNumId w:val="62"/>
+  </w:num>
+  <w:num w:numId="58" w16cid:durableId="1895892093">
+    <w:abstractNumId w:val="80"/>
+  </w:num>
+  <w:num w:numId="59" w16cid:durableId="1027221841">
+    <w:abstractNumId w:val="73"/>
+  </w:num>
+  <w:num w:numId="60" w16cid:durableId="2069063080">
+    <w:abstractNumId w:val="51"/>
+  </w:num>
+  <w:num w:numId="61" w16cid:durableId="49771116">
+    <w:abstractNumId w:val="35"/>
+  </w:num>
+  <w:num w:numId="62" w16cid:durableId="1448159084">
+    <w:abstractNumId w:val="78"/>
+  </w:num>
+  <w:num w:numId="63" w16cid:durableId="1575122264">
+    <w:abstractNumId w:val="6"/>
+  </w:num>
+  <w:num w:numId="64" w16cid:durableId="904991766">
+    <w:abstractNumId w:val="13"/>
+  </w:num>
+  <w:num w:numId="65" w16cid:durableId="831141903">
+    <w:abstractNumId w:val="34"/>
+  </w:num>
+  <w:num w:numId="66" w16cid:durableId="339043224">
+    <w:abstractNumId w:val="63"/>
+  </w:num>
+  <w:num w:numId="67" w16cid:durableId="1496143401">
+    <w:abstractNumId w:val="12"/>
+  </w:num>
+  <w:num w:numId="68" w16cid:durableId="1870217932">
+    <w:abstractNumId w:val="36"/>
+  </w:num>
+  <w:num w:numId="69" w16cid:durableId="636647002">
+    <w:abstractNumId w:val="45"/>
+  </w:num>
+  <w:num w:numId="70" w16cid:durableId="1385714199">
+    <w:abstractNumId w:val="31"/>
+  </w:num>
+  <w:num w:numId="71" w16cid:durableId="2077898425">
+    <w:abstractNumId w:val="74"/>
+  </w:num>
+  <w:num w:numId="72" w16cid:durableId="444547860">
+    <w:abstractNumId w:val="19"/>
+  </w:num>
+  <w:num w:numId="73" w16cid:durableId="1302029979">
+    <w:abstractNumId w:val="23"/>
+  </w:num>
+  <w:num w:numId="74" w16cid:durableId="1699622012">
+    <w:abstractNumId w:val="11"/>
+  </w:num>
+  <w:num w:numId="75" w16cid:durableId="1010185719">
+    <w:abstractNumId w:val="46"/>
+  </w:num>
+  <w:num w:numId="76" w16cid:durableId="68312096">
+    <w:abstractNumId w:val="79"/>
+  </w:num>
+  <w:num w:numId="77" w16cid:durableId="813985498">
+    <w:abstractNumId w:val="14"/>
+  </w:num>
+  <w:num w:numId="78" w16cid:durableId="1472091110">
+    <w:abstractNumId w:val="76"/>
+  </w:num>
+  <w:num w:numId="79" w16cid:durableId="1560744818">
+    <w:abstractNumId w:val="75"/>
+  </w:num>
+  <w:num w:numId="80" w16cid:durableId="2133285104">
+    <w:abstractNumId w:val="29"/>
+  </w:num>
+  <w:num w:numId="81" w16cid:durableId="1218783631">
+    <w:abstractNumId w:val="28"/>
+  </w:num>
+  <w:num w:numId="82" w16cid:durableId="1894808844">
+    <w:abstractNumId w:val="82"/>
+  </w:num>
+  <w:num w:numId="83" w16cid:durableId="154609397">
+    <w:abstractNumId w:val="85"/>
+  </w:num>
+  <w:num w:numId="84" w16cid:durableId="904415263">
+    <w:abstractNumId w:val="38"/>
+  </w:num>
+  <w:num w:numId="85" w16cid:durableId="1926957044">
+    <w:abstractNumId w:val="9"/>
+  </w:num>
+  <w:num w:numId="86" w16cid:durableId="1041907343">
+    <w:abstractNumId w:val="48"/>
   </w:num>
 </w:numbering>
 </file>
@@ -11783,6 +16028,29 @@
       <w:spacing w:val="5"/>
     </w:rPr>
   </w:style>
+  <w:style w:type="character" w:styleId="Hyperlink">
+    <w:name w:val="Hyperlink"/>
+    <w:basedOn w:val="DefaultParagraphFont"/>
+    <w:uiPriority w:val="99"/>
+    <w:unhideWhenUsed/>
+    <w:rsid w:val="00E54D57"/>
+    <w:rPr>
+      <w:color w:val="467886" w:themeColor="hyperlink"/>
+      <w:u w:val="single"/>
+    </w:rPr>
+  </w:style>
+  <w:style w:type="character" w:styleId="UnresolvedMention">
+    <w:name w:val="Unresolved Mention"/>
+    <w:basedOn w:val="DefaultParagraphFont"/>
+    <w:uiPriority w:val="99"/>
+    <w:semiHidden/>
+    <w:unhideWhenUsed/>
+    <w:rsid w:val="00E54D57"/>
+    <w:rPr>
+      <w:color w:val="605E5C"/>
+      <w:shd w:val="clear" w:color="auto" w:fill="E1DFDD"/>
+    </w:rPr>
+  </w:style>
 </w:styles>
 </file>
 

--- a/docs/Project status summary.docx
+++ b/docs/Project status summary.docx
@@ -5507,7 +5507,6 @@
       </w:pPr>
       <w:hyperlink r:id="rId25" w:history="1">
         <w:proofErr w:type="spellStart"/>
-        <w:proofErr w:type="gramStart"/>
         <w:r>
           <w:rPr>
             <w:rStyle w:val="Hyperlink"/>
@@ -5524,7 +5523,6 @@
           <w:t>(</w:t>
         </w:r>
         <w:proofErr w:type="spellStart"/>
-        <w:proofErr w:type="gramEnd"/>
         <w:r>
           <w:rPr>
             <w:rStyle w:val="Hyperlink"/>
@@ -6016,7 +6014,7 @@
     <w:p>
       <w:r>
         <w:pict w14:anchorId="4E75F237">
-          <v:rect id="_x0000_i1055" style="width:0;height:1.5pt" o:hralign="center" o:hrstd="t" o:hr="t" fillcolor="#a0a0a0" stroked="f"/>
+          <v:rect id="_x0000_i1037" style="width:0;height:1.5pt" o:hralign="center" o:hrstd="t" o:hr="t" fillcolor="#a0a0a0" stroked="f"/>
         </w:pict>
       </w:r>
     </w:p>
@@ -6096,30 +6094,19 @@
         <w:t xml:space="preserve"> exponer un </w:t>
       </w:r>
       <w:proofErr w:type="spellStart"/>
-      <w:proofErr w:type="gramStart"/>
       <w:r>
         <w:t>gym.Env</w:t>
       </w:r>
       <w:proofErr w:type="spellEnd"/>
-      <w:proofErr w:type="gramEnd"/>
       <w:r>
         <w:t xml:space="preserve"> </w:t>
       </w:r>
-      <w:proofErr w:type="gramStart"/>
       <w:r>
         <w:rPr>
           <w:i/>
           <w:iCs/>
         </w:rPr>
-        <w:t>single</w:t>
-      </w:r>
-      <w:proofErr w:type="gramEnd"/>
-      <w:r>
-        <w:rPr>
-          <w:i/>
-          <w:iCs/>
-        </w:rPr>
-        <w:t>-</w:t>
+        <w:t>single-</w:t>
       </w:r>
       <w:proofErr w:type="spellStart"/>
       <w:r>
@@ -6186,17 +6173,9 @@
         <w:rPr>
           <w:lang w:val="en-US"/>
         </w:rPr>
-        <w:t>([R+</w:t>
-      </w:r>
-      <w:proofErr w:type="gramStart"/>
-      <w:r>
-        <w:rPr>
-          <w:lang w:val="en-US"/>
-        </w:rPr>
-        <w:t>1]*</w:t>
-      </w:r>
-      <w:proofErr w:type="spellStart"/>
-      <w:proofErr w:type="gramEnd"/>
+        <w:t>([R+1]*</w:t>
+      </w:r>
+      <w:proofErr w:type="spellStart"/>
       <w:r>
         <w:rPr>
           <w:lang w:val="en-US"/>
@@ -6253,21 +6232,7 @@
         <w:rPr>
           <w:lang w:val="en-US"/>
         </w:rPr>
-        <w:t xml:space="preserve"> </w:t>
-      </w:r>
-      <w:proofErr w:type="gramStart"/>
-      <w:r>
-        <w:rPr>
-          <w:lang w:val="en-US"/>
-        </w:rPr>
-        <w:t>a</w:t>
-      </w:r>
-      <w:proofErr w:type="gramEnd"/>
-      <w:r>
-        <w:rPr>
-          <w:lang w:val="en-US"/>
-        </w:rPr>
-        <w:t xml:space="preserve"> env real y </w:t>
+        <w:t xml:space="preserve"> a env real y </w:t>
       </w:r>
       <w:proofErr w:type="spellStart"/>
       <w:r>
@@ -6301,7 +6266,7 @@
     <w:p>
       <w:r>
         <w:pict w14:anchorId="1DDA0CE9">
-          <v:rect id="_x0000_i1056" style="width:0;height:1.5pt" o:hralign="center" o:hrstd="t" o:hr="t" fillcolor="#a0a0a0" stroked="f"/>
+          <v:rect id="_x0000_i1038" style="width:0;height:1.5pt" o:hralign="center" o:hrstd="t" o:hr="t" fillcolor="#a0a0a0" stroked="f"/>
         </w:pict>
       </w:r>
     </w:p>
@@ -6433,7 +6398,7 @@
     <w:p>
       <w:r>
         <w:pict w14:anchorId="512E13D2">
-          <v:rect id="_x0000_i1057" style="width:0;height:1.5pt" o:hralign="center" o:hrstd="t" o:hr="t" fillcolor="#a0a0a0" stroked="f"/>
+          <v:rect id="_x0000_i1039" style="width:0;height:1.5pt" o:hralign="center" o:hrstd="t" o:hr="t" fillcolor="#a0a0a0" stroked="f"/>
         </w:pict>
       </w:r>
     </w:p>
@@ -6652,17 +6617,12 @@
         </w:numPr>
       </w:pPr>
       <w:proofErr w:type="spellStart"/>
-      <w:proofErr w:type="gramStart"/>
       <w:r>
         <w:t>GraphAssignmentEnv</w:t>
       </w:r>
       <w:proofErr w:type="spellEnd"/>
       <w:r>
-        <w:t>._</w:t>
-      </w:r>
-      <w:proofErr w:type="gramEnd"/>
-      <w:r>
-        <w:t>_</w:t>
+        <w:t>.__</w:t>
       </w:r>
       <w:proofErr w:type="spellStart"/>
       <w:r>
@@ -6692,12 +6652,10 @@
         <w:t xml:space="preserve"> base </w:t>
       </w:r>
       <w:proofErr w:type="spellStart"/>
-      <w:proofErr w:type="gramStart"/>
       <w:r>
         <w:t>gym.make</w:t>
       </w:r>
       <w:proofErr w:type="spellEnd"/>
-      <w:proofErr w:type="gramEnd"/>
       <w:r>
         <w:t>(</w:t>
       </w:r>
@@ -6971,17 +6929,9 @@
         <w:rPr>
           <w:lang w:val="en-US"/>
         </w:rPr>
-        <w:t>([max_request_slots+</w:t>
-      </w:r>
-      <w:proofErr w:type="gramStart"/>
-      <w:r>
-        <w:rPr>
-          <w:lang w:val="en-US"/>
-        </w:rPr>
-        <w:t>1]*</w:t>
-      </w:r>
-      <w:proofErr w:type="spellStart"/>
-      <w:proofErr w:type="gramEnd"/>
+        <w:t>([max_request_slots+1]*</w:t>
+      </w:r>
+      <w:proofErr w:type="spellStart"/>
       <w:r>
         <w:rPr>
           <w:lang w:val="en-US"/>
@@ -7004,12 +6954,10 @@
         </w:numPr>
       </w:pPr>
       <w:proofErr w:type="spellStart"/>
-      <w:proofErr w:type="gramStart"/>
       <w:r>
         <w:t>env.reset</w:t>
       </w:r>
       <w:proofErr w:type="spellEnd"/>
-      <w:proofErr w:type="gramEnd"/>
       <w:r>
         <w:t>(</w:t>
       </w:r>
@@ -7027,15 +6975,7 @@
       </w:r>
       <w:proofErr w:type="spellEnd"/>
       <w:r>
-        <w:t xml:space="preserve"> base, </w:t>
-      </w:r>
-      <w:proofErr w:type="gramStart"/>
-      <w:r>
-        <w:t>resetea</w:t>
-      </w:r>
-      <w:proofErr w:type="gramEnd"/>
-      <w:r>
-        <w:t xml:space="preserve"> </w:t>
+        <w:t xml:space="preserve"> base, resetea </w:t>
       </w:r>
       <w:proofErr w:type="spellStart"/>
       <w:r>
@@ -7055,40 +6995,32 @@
       </w:r>
       <w:proofErr w:type="spellStart"/>
       <w:r>
-        <w:t>encode_</w:t>
-      </w:r>
-      <w:proofErr w:type="gramStart"/>
-      <w:r>
-        <w:t>obs</w:t>
+        <w:t>encode_obs</w:t>
+      </w:r>
+      <w:proofErr w:type="spellEnd"/>
+      <w:r>
+        <w:t xml:space="preserve">() </w:t>
+      </w:r>
+    </w:p>
+    <w:p>
+      <w:r>
+        <w:rPr>
+          <w:b/>
+          <w:bCs/>
+        </w:rPr>
+        <w:t>Interfaz clave:</w:t>
+      </w:r>
+      <w:r>
+        <w:t xml:space="preserve"> _</w:t>
+      </w:r>
+      <w:proofErr w:type="spellStart"/>
+      <w:r>
+        <w:t>encode_obs</w:t>
       </w:r>
       <w:proofErr w:type="spellEnd"/>
       <w:r>
         <w:t>(</w:t>
       </w:r>
-      <w:proofErr w:type="gramEnd"/>
-      <w:r>
-        <w:t xml:space="preserve">) </w:t>
-      </w:r>
-    </w:p>
-    <w:p>
-      <w:r>
-        <w:rPr>
-          <w:b/>
-          <w:bCs/>
-        </w:rPr>
-        <w:t>Interfaz clave:</w:t>
-      </w:r>
-      <w:r>
-        <w:t xml:space="preserve"> _</w:t>
-      </w:r>
-      <w:proofErr w:type="spellStart"/>
-      <w:r>
-        <w:t>encode_obs</w:t>
-      </w:r>
-      <w:proofErr w:type="spellEnd"/>
-      <w:r>
-        <w:t>(</w:t>
-      </w:r>
       <w:proofErr w:type="spellStart"/>
       <w:r>
         <w:t>unwrapped_env</w:t>
@@ -7098,25 +7030,18 @@
         <w:t xml:space="preserve">) -&gt; </w:t>
       </w:r>
       <w:proofErr w:type="spellStart"/>
-      <w:proofErr w:type="gramStart"/>
       <w:r>
         <w:t>np.ndarray</w:t>
       </w:r>
       <w:proofErr w:type="spellEnd"/>
-      <w:proofErr w:type="gramEnd"/>
       <w:r>
         <w:t xml:space="preserve"> del tamaño exacto </w:t>
       </w:r>
       <w:proofErr w:type="spellStart"/>
       <w:r>
-        <w:t>observation_</w:t>
-      </w:r>
-      <w:proofErr w:type="gramStart"/>
-      <w:r>
-        <w:t>space.shape</w:t>
-      </w:r>
-      <w:proofErr w:type="spellEnd"/>
-      <w:proofErr w:type="gramEnd"/>
+        <w:t>observation_space.shape</w:t>
+      </w:r>
+      <w:proofErr w:type="spellEnd"/>
       <w:r>
         <w:t>.</w:t>
       </w:r>
@@ -7124,7 +7049,7 @@
     <w:p>
       <w:r>
         <w:pict w14:anchorId="0C17DEF2">
-          <v:rect id="_x0000_i1085" style="width:0;height:1.5pt" o:hralign="center" o:hrstd="t" o:hr="t" fillcolor="#a0a0a0" stroked="f"/>
+          <v:rect id="_x0000_i1040" style="width:0;height:1.5pt" o:hralign="center" o:hrstd="t" o:hr="t" fillcolor="#a0a0a0" stroked="f"/>
         </w:pict>
       </w:r>
     </w:p>
@@ -7233,12 +7158,10 @@
         <w:t xml:space="preserve">llama </w:t>
       </w:r>
       <w:proofErr w:type="spellStart"/>
-      <w:proofErr w:type="gramStart"/>
       <w:r>
         <w:t>controller.step</w:t>
       </w:r>
       <w:proofErr w:type="spellEnd"/>
-      <w:proofErr w:type="gramEnd"/>
       <w:r>
         <w:t>(</w:t>
       </w:r>
@@ -7278,12 +7201,10 @@
         <w:t xml:space="preserve">ejecuta </w:t>
       </w:r>
       <w:proofErr w:type="spellStart"/>
-      <w:proofErr w:type="gramStart"/>
       <w:r>
         <w:t>self.env.step</w:t>
       </w:r>
       <w:proofErr w:type="spellEnd"/>
-      <w:proofErr w:type="gramEnd"/>
       <w:r>
         <w:t>(</w:t>
       </w:r>
@@ -7383,19 +7304,11 @@
       </w:r>
       <w:proofErr w:type="spellStart"/>
       <w:r>
-        <w:t>encode_</w:t>
-      </w:r>
-      <w:proofErr w:type="gramStart"/>
-      <w:r>
-        <w:t>obs</w:t>
-      </w:r>
-      <w:proofErr w:type="spellEnd"/>
-      <w:r>
-        <w:t>(</w:t>
-      </w:r>
-      <w:proofErr w:type="gramEnd"/>
-      <w:r>
-        <w:t xml:space="preserve">) </w:t>
+        <w:t>encode_obs</w:t>
+      </w:r>
+      <w:proofErr w:type="spellEnd"/>
+      <w:r>
+        <w:t xml:space="preserve">() </w:t>
       </w:r>
     </w:p>
     <w:p>
@@ -7432,7 +7345,7 @@
     <w:p>
       <w:r>
         <w:pict w14:anchorId="0AD09407">
-          <v:rect id="_x0000_i1086" style="width:0;height:1.5pt" o:hralign="center" o:hrstd="t" o:hr="t" fillcolor="#a0a0a0" stroked="f"/>
+          <v:rect id="_x0000_i1041" style="width:0;height:1.5pt" o:hralign="center" o:hrstd="t" o:hr="t" fillcolor="#a0a0a0" stroked="f"/>
         </w:pict>
       </w:r>
     </w:p>
@@ -7561,15 +7474,7 @@
       </w:r>
       <w:proofErr w:type="spellEnd"/>
       <w:r>
-        <w:t xml:space="preserve"> es </w:t>
-      </w:r>
-      <w:proofErr w:type="gramStart"/>
-      <w:r>
-        <w:t>np.float</w:t>
-      </w:r>
-      <w:proofErr w:type="gramEnd"/>
-      <w:r>
-        <w:t xml:space="preserve">32 y </w:t>
+        <w:t xml:space="preserve"> es np.float32 y </w:t>
       </w:r>
       <w:proofErr w:type="spellStart"/>
       <w:r>
@@ -7626,7 +7531,7 @@
     <w:p>
       <w:r>
         <w:pict w14:anchorId="7ECB872A">
-          <v:rect id="_x0000_i1087" style="width:0;height:1.5pt" o:hralign="center" o:hrstd="t" o:hr="t" fillcolor="#a0a0a0" stroked="f"/>
+          <v:rect id="_x0000_i1042" style="width:0;height:1.5pt" o:hralign="center" o:hrstd="t" o:hr="t" fillcolor="#a0a0a0" stroked="f"/>
         </w:pict>
       </w:r>
     </w:p>
@@ -7875,7 +7780,7 @@
     <w:p>
       <w:r>
         <w:pict w14:anchorId="610D400E">
-          <v:rect id="_x0000_i1088" style="width:0;height:1.5pt" o:hralign="center" o:hrstd="t" o:hr="t" fillcolor="#a0a0a0" stroked="f"/>
+          <v:rect id="_x0000_i1043" style="width:0;height:1.5pt" o:hralign="center" o:hrstd="t" o:hr="t" fillcolor="#a0a0a0" stroked="f"/>
         </w:pict>
       </w:r>
     </w:p>
@@ -8389,27 +8294,17 @@
         <w:t xml:space="preserve"> = </w:t>
       </w:r>
       <w:proofErr w:type="spellStart"/>
-      <w:proofErr w:type="gramStart"/>
       <w:r>
         <w:t>np.ndarray</w:t>
       </w:r>
       <w:proofErr w:type="spellEnd"/>
-      <w:proofErr w:type="gramEnd"/>
       <w:r>
         <w:t xml:space="preserve"> fijo.</w:t>
       </w:r>
     </w:p>
     <w:p>
       <w:r>
-        <w:t>Esto encaja perfecto con el diagrama: “</w:t>
-      </w:r>
-      <w:proofErr w:type="gramStart"/>
-      <w:r>
-        <w:t>looks</w:t>
-      </w:r>
-      <w:proofErr w:type="gramEnd"/>
-      <w:r>
-        <w:t xml:space="preserve"> </w:t>
+        <w:t xml:space="preserve">Esto encaja perfecto con el diagrama: “looks </w:t>
       </w:r>
       <w:proofErr w:type="spellStart"/>
       <w:r>
@@ -8701,15 +8596,7 @@
     </w:p>
     <w:p>
       <w:r>
-        <w:t xml:space="preserve">Tu script entrena así: </w:t>
-      </w:r>
-      <w:proofErr w:type="gramStart"/>
-      <w:r>
-        <w:t>PPO(</w:t>
-      </w:r>
-      <w:proofErr w:type="gramEnd"/>
-      <w:r>
-        <w:t>"</w:t>
+        <w:t>Tu script entrena así: PPO("</w:t>
       </w:r>
       <w:proofErr w:type="spellStart"/>
       <w:r>
@@ -8840,7 +8727,7 @@
     <w:p>
       <w:r>
         <w:pict w14:anchorId="72EA059E">
-          <v:rect id="_x0000_i1099" style="width:0;height:1.5pt" o:hralign="center" o:hrstd="t" o:hr="t" fillcolor="#a0a0a0" stroked="f"/>
+          <v:rect id="_x0000_i1044" style="width:0;height:1.5pt" o:hralign="center" o:hrstd="t" o:hr="t" fillcolor="#a0a0a0" stroked="f"/>
         </w:pict>
       </w:r>
     </w:p>
@@ -8991,7 +8878,6 @@
         <w:t xml:space="preserve">Calcula </w:t>
       </w:r>
       <w:proofErr w:type="spellStart"/>
-      <w:proofErr w:type="gramStart"/>
       <w:r>
         <w:t>logits</w:t>
       </w:r>
@@ -9000,7 +8886,6 @@
         <w:t>[</w:t>
       </w:r>
       <w:proofErr w:type="spellStart"/>
-      <w:proofErr w:type="gramEnd"/>
       <w:r>
         <w:t>agv</w:t>
       </w:r>
@@ -9467,96 +9352,6 @@
                       <w:lang w:val="en-US"/>
                     </w:rPr>
                     <m:t xml:space="preserve"> </m:t>
-                  </m:r>
-                  <m:r>
-                    <m:rPr>
-                      <m:nor/>
-                    </m:rPr>
-                    <w:rPr>
-                      <w:lang w:val="en-US"/>
-                    </w:rPr>
-                    <w:tab/>
-                  </m:r>
-                  <m:r>
-                    <m:rPr>
-                      <m:nor/>
-                    </m:rPr>
-                    <w:rPr>
-                      <w:lang w:val="en-US"/>
-                    </w:rPr>
-                    <w:tab/>
-                  </m:r>
-                  <m:r>
-                    <m:rPr>
-                      <m:nor/>
-                    </m:rPr>
-                    <w:rPr>
-                      <w:lang w:val="en-US"/>
-                    </w:rPr>
-                    <w:tab/>
-                  </m:r>
-                  <m:r>
-                    <m:rPr>
-                      <m:nor/>
-                    </m:rPr>
-                    <w:rPr>
-                      <w:lang w:val="en-US"/>
-                    </w:rPr>
-                    <w:tab/>
-                  </m:r>
-                  <m:r>
-                    <m:rPr>
-                      <m:nor/>
-                    </m:rPr>
-                    <w:rPr>
-                      <w:lang w:val="en-US"/>
-                    </w:rPr>
-                    <w:tab/>
-                  </m:r>
-                  <m:r>
-                    <m:rPr>
-                      <m:nor/>
-                    </m:rPr>
-                    <w:rPr>
-                      <w:lang w:val="en-US"/>
-                    </w:rPr>
-                    <w:tab/>
-                  </m:r>
-                  <m:r>
-                    <m:rPr>
-                      <m:nor/>
-                    </m:rPr>
-                    <w:rPr>
-                      <w:lang w:val="en-US"/>
-                    </w:rPr>
-                    <w:tab/>
-                  </m:r>
-                  <m:r>
-                    <m:rPr>
-                      <m:nor/>
-                    </m:rPr>
-                    <w:rPr>
-                      <w:lang w:val="en-US"/>
-                    </w:rPr>
-                    <w:tab/>
-                  </m:r>
-                  <m:r>
-                    <m:rPr>
-                      <m:nor/>
-                    </m:rPr>
-                    <w:rPr>
-                      <w:lang w:val="en-US"/>
-                    </w:rPr>
-                    <w:tab/>
-                  </m:r>
-                  <m:r>
-                    <m:rPr>
-                      <m:nor/>
-                    </m:rPr>
-                    <w:rPr>
-                      <w:lang w:val="en-US"/>
-                    </w:rPr>
-                    <w:tab/>
                   </m:r>
                   <m:r>
                     <w:rPr>
@@ -9674,6 +9469,9 @@
             <m:t>n</m:t>
           </m:r>
           <m:r>
+            <m:rPr>
+              <m:sty m:val="p"/>
+            </m:rPr>
             <w:rPr>
               <w:lang w:val="en-US"/>
             </w:rPr>
@@ -9803,12 +9601,10 @@
         <w:t xml:space="preserve">“qué tareas forman un </w:t>
       </w:r>
       <w:proofErr w:type="spellStart"/>
-      <w:proofErr w:type="gramStart"/>
       <w:r>
         <w:t>cluster</w:t>
       </w:r>
       <w:proofErr w:type="spellEnd"/>
-      <w:proofErr w:type="gramEnd"/>
       <w:r>
         <w:t xml:space="preserve"> natural para minimizar </w:t>
       </w:r>
@@ -9864,7 +9660,7 @@
     <w:p>
       <w:r>
         <w:pict w14:anchorId="5E88D587">
-          <v:rect id="_x0000_i1107" style="width:0;height:1.5pt" o:hralign="center" o:hrstd="t" o:hr="t" fillcolor="#a0a0a0" stroked="f"/>
+          <v:rect id="_x0000_i1045" style="width:0;height:1.5pt" o:hralign="center" o:hrstd="t" o:hr="t" fillcolor="#a0a0a0" stroked="f"/>
         </w:pict>
       </w:r>
     </w:p>
@@ -10212,6 +10008,2585 @@
       <w:proofErr w:type="spellEnd"/>
       <w:r>
         <w:t xml:space="preserve"> internas para optimizar el proceso; no es optimizar la estructura del grafo.</w:t>
+      </w:r>
+    </w:p>
+    <w:p/>
+    <w:p>
+      <w:pPr>
+        <w:pBdr>
+          <w:bottom w:val="single" w:sz="6" w:space="1" w:color="auto"/>
+        </w:pBdr>
+      </w:pPr>
+    </w:p>
+    <w:p/>
+    <w:p>
+      <w:pPr>
+        <w:rPr>
+          <w:b/>
+          <w:bCs/>
+        </w:rPr>
+      </w:pPr>
+      <w:r>
+        <w:rPr>
+          <w:b/>
+          <w:bCs/>
+        </w:rPr>
+        <w:t>1) Qué se realizó (visión general)</w:t>
+      </w:r>
+    </w:p>
+    <w:p>
+      <w:pPr>
+        <w:rPr>
+          <w:b/>
+          <w:bCs/>
+        </w:rPr>
+      </w:pPr>
+      <w:r>
+        <w:rPr>
+          <w:b/>
+          <w:bCs/>
+        </w:rPr>
+        <w:t>Antes (lo que tenían)</w:t>
+      </w:r>
+    </w:p>
+    <w:p>
+      <w:pPr>
+        <w:numPr>
+          <w:ilvl w:val="0"/>
+          <w:numId w:val="107"/>
+        </w:numPr>
+      </w:pPr>
+      <w:r>
+        <w:t xml:space="preserve">El </w:t>
+      </w:r>
+      <w:proofErr w:type="spellStart"/>
+      <w:r>
+        <w:t>env</w:t>
+      </w:r>
+      <w:proofErr w:type="spellEnd"/>
+      <w:r>
+        <w:t xml:space="preserve"> entregaba un </w:t>
+      </w:r>
+      <w:r>
+        <w:rPr>
+          <w:b/>
+          <w:bCs/>
+        </w:rPr>
+        <w:t>vector</w:t>
+      </w:r>
+      <w:r>
+        <w:t xml:space="preserve"> de observación. </w:t>
+      </w:r>
+    </w:p>
+    <w:p>
+      <w:pPr>
+        <w:numPr>
+          <w:ilvl w:val="0"/>
+          <w:numId w:val="107"/>
+        </w:numPr>
+      </w:pPr>
+      <w:r>
+        <w:lastRenderedPageBreak/>
+        <w:t xml:space="preserve">PPO entrenaba una </w:t>
+      </w:r>
+      <w:r>
+        <w:rPr>
+          <w:b/>
+          <w:bCs/>
+        </w:rPr>
+        <w:t>MLP</w:t>
+      </w:r>
+      <w:r>
+        <w:t xml:space="preserve"> (</w:t>
+      </w:r>
+      <w:proofErr w:type="spellStart"/>
+      <w:r>
+        <w:t>MlpPolicy</w:t>
+      </w:r>
+      <w:proofErr w:type="spellEnd"/>
+      <w:r>
+        <w:t xml:space="preserve">) sobre ese vector. </w:t>
+      </w:r>
+    </w:p>
+    <w:p>
+      <w:pPr>
+        <w:numPr>
+          <w:ilvl w:val="0"/>
+          <w:numId w:val="107"/>
+        </w:numPr>
+      </w:pPr>
+      <w:r>
+        <w:t xml:space="preserve">Si había GNN, se usaba “afuera” para fabricar </w:t>
+      </w:r>
+      <w:proofErr w:type="spellStart"/>
+      <w:r>
+        <w:t>features</w:t>
+      </w:r>
+      <w:proofErr w:type="spellEnd"/>
+      <w:r>
+        <w:t xml:space="preserve"> (sin gradiente de PPO). </w:t>
+      </w:r>
+    </w:p>
+    <w:p>
+      <w:pPr>
+        <w:rPr>
+          <w:b/>
+          <w:bCs/>
+        </w:rPr>
+      </w:pPr>
+      <w:r>
+        <w:rPr>
+          <w:b/>
+          <w:bCs/>
+        </w:rPr>
+        <w:t>Ahora (lo nuevo)</w:t>
+      </w:r>
+    </w:p>
+    <w:p>
+      <w:r>
+        <w:t xml:space="preserve">Se agregaron </w:t>
+      </w:r>
+      <w:r>
+        <w:rPr>
+          <w:b/>
+          <w:bCs/>
+        </w:rPr>
+        <w:t>dos piezas clave</w:t>
+      </w:r>
+      <w:r>
+        <w:t>:</w:t>
+      </w:r>
+    </w:p>
+    <w:p>
+      <w:pPr>
+        <w:numPr>
+          <w:ilvl w:val="0"/>
+          <w:numId w:val="108"/>
+        </w:numPr>
+      </w:pPr>
+      <w:r>
+        <w:rPr>
+          <w:b/>
+          <w:bCs/>
+        </w:rPr>
+        <w:t xml:space="preserve">Nuevo </w:t>
+      </w:r>
+      <w:proofErr w:type="spellStart"/>
+      <w:r>
+        <w:rPr>
+          <w:b/>
+          <w:bCs/>
+        </w:rPr>
+        <w:t>backend</w:t>
+      </w:r>
+      <w:proofErr w:type="spellEnd"/>
+      <w:r>
+        <w:rPr>
+          <w:b/>
+          <w:bCs/>
+        </w:rPr>
+        <w:t xml:space="preserve"> de observación: </w:t>
+      </w:r>
+      <w:proofErr w:type="spellStart"/>
+      <w:r>
+        <w:rPr>
+          <w:b/>
+          <w:bCs/>
+        </w:rPr>
+        <w:t>graph_dict</w:t>
+      </w:r>
+      <w:proofErr w:type="spellEnd"/>
+      <w:r>
+        <w:t xml:space="preserve"> </w:t>
+      </w:r>
+    </w:p>
+    <w:p>
+      <w:pPr>
+        <w:numPr>
+          <w:ilvl w:val="1"/>
+          <w:numId w:val="108"/>
+        </w:numPr>
+      </w:pPr>
+      <w:r>
+        <w:t xml:space="preserve">El </w:t>
+      </w:r>
+      <w:proofErr w:type="spellStart"/>
+      <w:r>
+        <w:t>env</w:t>
+      </w:r>
+      <w:proofErr w:type="spellEnd"/>
+      <w:r>
+        <w:t xml:space="preserve"> ya no solo puede dar </w:t>
+      </w:r>
+      <w:proofErr w:type="spellStart"/>
+      <w:r>
+        <w:t>assignment</w:t>
+      </w:r>
+      <w:proofErr w:type="spellEnd"/>
+      <w:r>
+        <w:t xml:space="preserve"> o graph (vector), sino también un </w:t>
+      </w:r>
+      <w:proofErr w:type="spellStart"/>
+      <w:r>
+        <w:rPr>
+          <w:b/>
+          <w:bCs/>
+        </w:rPr>
+        <w:t>Dict</w:t>
+      </w:r>
+      <w:proofErr w:type="spellEnd"/>
+      <w:r>
+        <w:rPr>
+          <w:b/>
+          <w:bCs/>
+        </w:rPr>
+        <w:t xml:space="preserve"> con el grafo “crudo” </w:t>
+      </w:r>
+      <w:proofErr w:type="spellStart"/>
+      <w:r>
+        <w:rPr>
+          <w:b/>
+          <w:bCs/>
+        </w:rPr>
+        <w:t>padded</w:t>
+      </w:r>
+      <w:proofErr w:type="spellEnd"/>
+      <w:r>
+        <w:t xml:space="preserve">. </w:t>
+      </w:r>
+    </w:p>
+    <w:p>
+      <w:pPr>
+        <w:numPr>
+          <w:ilvl w:val="0"/>
+          <w:numId w:val="108"/>
+        </w:numPr>
+      </w:pPr>
+      <w:r>
+        <w:rPr>
+          <w:b/>
+          <w:bCs/>
+        </w:rPr>
+        <w:t xml:space="preserve">Un </w:t>
+      </w:r>
+      <w:proofErr w:type="spellStart"/>
+      <w:r>
+        <w:rPr>
+          <w:b/>
+          <w:bCs/>
+        </w:rPr>
+        <w:t>FeatureExtractor</w:t>
+      </w:r>
+      <w:proofErr w:type="spellEnd"/>
+      <w:r>
+        <w:rPr>
+          <w:b/>
+          <w:bCs/>
+        </w:rPr>
+        <w:t xml:space="preserve"> </w:t>
+      </w:r>
+      <w:proofErr w:type="spellStart"/>
+      <w:r>
+        <w:rPr>
+          <w:b/>
+          <w:bCs/>
+        </w:rPr>
+        <w:t>entrenable</w:t>
+      </w:r>
+      <w:proofErr w:type="spellEnd"/>
+      <w:r>
+        <w:rPr>
+          <w:b/>
+          <w:bCs/>
+        </w:rPr>
+        <w:t xml:space="preserve"> para SB3: </w:t>
+      </w:r>
+      <w:proofErr w:type="spellStart"/>
+      <w:r>
+        <w:rPr>
+          <w:b/>
+          <w:bCs/>
+        </w:rPr>
+        <w:t>GnnFeatureExtractor</w:t>
+      </w:r>
+      <w:proofErr w:type="spellEnd"/>
+      <w:r>
+        <w:t xml:space="preserve"> </w:t>
+      </w:r>
+    </w:p>
+    <w:p>
+      <w:pPr>
+        <w:numPr>
+          <w:ilvl w:val="1"/>
+          <w:numId w:val="108"/>
+        </w:numPr>
+      </w:pPr>
+      <w:r>
+        <w:t xml:space="preserve">SB3 usa </w:t>
+      </w:r>
+      <w:proofErr w:type="spellStart"/>
+      <w:r>
+        <w:t>MultiInputPolicy</w:t>
+      </w:r>
+      <w:proofErr w:type="spellEnd"/>
+      <w:r>
+        <w:t xml:space="preserve"> y el extractor corre una </w:t>
+      </w:r>
+      <w:r>
+        <w:rPr>
+          <w:b/>
+          <w:bCs/>
+        </w:rPr>
+        <w:t xml:space="preserve">GNN + </w:t>
+      </w:r>
+      <w:proofErr w:type="spellStart"/>
+      <w:r>
+        <w:rPr>
+          <w:b/>
+          <w:bCs/>
+        </w:rPr>
+        <w:t>pooling</w:t>
+      </w:r>
+      <w:proofErr w:type="spellEnd"/>
+      <w:r>
+        <w:t xml:space="preserve">, devolviendo un embedding fijo. </w:t>
+      </w:r>
+    </w:p>
+    <w:p>
+      <w:pPr>
+        <w:numPr>
+          <w:ilvl w:val="1"/>
+          <w:numId w:val="108"/>
+        </w:numPr>
+      </w:pPr>
+      <w:r>
+        <w:t xml:space="preserve">Como este extractor está dentro del forward del </w:t>
+      </w:r>
+      <w:proofErr w:type="spellStart"/>
+      <w:r>
+        <w:t>policy</w:t>
+      </w:r>
+      <w:proofErr w:type="spellEnd"/>
+      <w:r>
+        <w:t xml:space="preserve">, </w:t>
+      </w:r>
+      <w:r>
+        <w:rPr>
+          <w:b/>
+          <w:bCs/>
+        </w:rPr>
+        <w:t xml:space="preserve">PPO sí entrena la GNN </w:t>
+      </w:r>
+      <w:proofErr w:type="spellStart"/>
+      <w:r>
+        <w:rPr>
+          <w:b/>
+          <w:bCs/>
+        </w:rPr>
+        <w:t>end-to-end</w:t>
+      </w:r>
+      <w:proofErr w:type="spellEnd"/>
+      <w:r>
+        <w:t xml:space="preserve">. </w:t>
+      </w:r>
+    </w:p>
+    <w:p>
+      <w:r>
+        <w:rPr>
+          <w:rFonts w:ascii="Segoe UI Emoji" w:hAnsi="Segoe UI Emoji" w:cs="Segoe UI Emoji"/>
+        </w:rPr>
+        <w:t>✅</w:t>
+      </w:r>
+      <w:r>
+        <w:t xml:space="preserve"> Resultado: sin tocar SB3 internamente, ahora tienes el pipeline:</w:t>
+      </w:r>
+    </w:p>
+    <w:p>
+      <w:pPr>
+        <w:rPr>
+          <w:lang w:val="en-US"/>
+        </w:rPr>
+      </w:pPr>
+      <w:r>
+        <w:rPr>
+          <w:b/>
+          <w:bCs/>
+          <w:lang w:val="en-US"/>
+        </w:rPr>
+        <w:t>GraphDict (grafo padded)</w:t>
+      </w:r>
+      <w:r>
+        <w:rPr>
+          <w:lang w:val="en-US"/>
+        </w:rPr>
+        <w:t xml:space="preserve"> → </w:t>
+      </w:r>
+      <w:r>
+        <w:rPr>
+          <w:b/>
+          <w:bCs/>
+          <w:lang w:val="en-US"/>
+        </w:rPr>
+        <w:t>GNNFeatureExtractor (entrenable)</w:t>
+      </w:r>
+      <w:r>
+        <w:rPr>
+          <w:lang w:val="en-US"/>
+        </w:rPr>
+        <w:t xml:space="preserve"> → </w:t>
+      </w:r>
+      <w:r>
+        <w:rPr>
+          <w:b/>
+          <w:bCs/>
+          <w:lang w:val="en-US"/>
+        </w:rPr>
+        <w:t>embedding fijo z</w:t>
+      </w:r>
+      <w:r>
+        <w:rPr>
+          <w:lang w:val="en-US"/>
+        </w:rPr>
+        <w:t xml:space="preserve"> → </w:t>
+      </w:r>
+      <w:r>
+        <w:rPr>
+          <w:b/>
+          <w:bCs/>
+          <w:lang w:val="en-US"/>
+        </w:rPr>
+        <w:t>PPO actor/critic</w:t>
+      </w:r>
+    </w:p>
+    <w:p>
+      <w:r>
+        <w:pict w14:anchorId="5F7CF27E">
+          <v:rect id="_x0000_i1076" style="width:0;height:1.5pt" o:hralign="center" o:hrstd="t" o:hr="t" fillcolor="#a0a0a0" stroked="f"/>
+        </w:pict>
+      </w:r>
+    </w:p>
+    <w:p>
+      <w:pPr>
+        <w:rPr>
+          <w:b/>
+          <w:bCs/>
+        </w:rPr>
+      </w:pPr>
+      <w:r>
+        <w:rPr>
+          <w:b/>
+          <w:bCs/>
+        </w:rPr>
+        <w:t>2) Arquitectura (por capas)</w:t>
+      </w:r>
+    </w:p>
+    <w:p>
+      <w:pPr>
+        <w:rPr>
+          <w:b/>
+          <w:bCs/>
+        </w:rPr>
+      </w:pPr>
+      <w:r>
+        <w:rPr>
+          <w:b/>
+          <w:bCs/>
+        </w:rPr>
+        <w:t xml:space="preserve">Capa A — </w:t>
+      </w:r>
+      <w:proofErr w:type="spellStart"/>
+      <w:r>
+        <w:rPr>
+          <w:b/>
+          <w:bCs/>
+        </w:rPr>
+        <w:t>Env</w:t>
+      </w:r>
+      <w:proofErr w:type="spellEnd"/>
+      <w:r>
+        <w:rPr>
+          <w:b/>
+          <w:bCs/>
+        </w:rPr>
+        <w:t xml:space="preserve"> “normal” para SB3 (se mantiene)</w:t>
+      </w:r>
+    </w:p>
+    <w:p>
+      <w:proofErr w:type="spellStart"/>
+      <w:r>
+        <w:t>GraphAssignmentEnv</w:t>
+      </w:r>
+      <w:proofErr w:type="spellEnd"/>
+      <w:r>
+        <w:t xml:space="preserve"> sigue siendo un </w:t>
+      </w:r>
+      <w:proofErr w:type="spellStart"/>
+      <w:r>
+        <w:t>gym.Env</w:t>
+      </w:r>
+      <w:proofErr w:type="spellEnd"/>
+      <w:r>
+        <w:t xml:space="preserve"> estándar para SB3. </w:t>
+      </w:r>
+    </w:p>
+    <w:p>
+      <w:pPr>
+        <w:numPr>
+          <w:ilvl w:val="0"/>
+          <w:numId w:val="109"/>
+        </w:numPr>
+        <w:rPr>
+          <w:lang w:val="en-US"/>
+        </w:rPr>
+      </w:pPr>
+      <w:r>
+        <w:rPr>
+          <w:lang w:val="en-US"/>
+        </w:rPr>
+        <w:t xml:space="preserve">action_space: MultiDiscrete([max_request_slots+1]*num_agvs) (0 = no asignar). </w:t>
+      </w:r>
+    </w:p>
+    <w:p>
+      <w:pPr>
+        <w:numPr>
+          <w:ilvl w:val="0"/>
+          <w:numId w:val="109"/>
+        </w:numPr>
+      </w:pPr>
+      <w:r>
+        <w:t xml:space="preserve">step: traduce asignaciones → </w:t>
+      </w:r>
+      <w:proofErr w:type="spellStart"/>
+      <w:r>
+        <w:t>controller</w:t>
+      </w:r>
+      <w:proofErr w:type="spellEnd"/>
+      <w:r>
+        <w:t xml:space="preserve"> → acciones del simulador. </w:t>
+      </w:r>
+    </w:p>
+    <w:p>
+      <w:pPr>
+        <w:numPr>
+          <w:ilvl w:val="0"/>
+          <w:numId w:val="109"/>
+        </w:numPr>
+      </w:pPr>
+      <w:proofErr w:type="spellStart"/>
+      <w:r>
+        <w:t>reward</w:t>
+      </w:r>
+      <w:proofErr w:type="spellEnd"/>
+      <w:r>
+        <w:t xml:space="preserve">: viene del simulador/adaptador. </w:t>
+      </w:r>
+    </w:p>
+    <w:p>
+      <w:pPr>
+        <w:rPr>
+          <w:b/>
+          <w:bCs/>
+        </w:rPr>
+      </w:pPr>
+      <w:r>
+        <w:rPr>
+          <w:b/>
+          <w:bCs/>
+        </w:rPr>
+        <w:t xml:space="preserve">Capa B — Observación (ahora con 3 </w:t>
+      </w:r>
+      <w:proofErr w:type="spellStart"/>
+      <w:r>
+        <w:rPr>
+          <w:b/>
+          <w:bCs/>
+        </w:rPr>
+        <w:t>backends</w:t>
+      </w:r>
+      <w:proofErr w:type="spellEnd"/>
+      <w:r>
+        <w:rPr>
+          <w:b/>
+          <w:bCs/>
+        </w:rPr>
+        <w:t>)</w:t>
+      </w:r>
+    </w:p>
+    <w:p>
+      <w:r>
+        <w:t xml:space="preserve">En el </w:t>
+      </w:r>
+      <w:proofErr w:type="spellStart"/>
+      <w:r>
+        <w:t>config</w:t>
+      </w:r>
+      <w:proofErr w:type="spellEnd"/>
+      <w:r>
+        <w:t>:</w:t>
+      </w:r>
+    </w:p>
+    <w:p>
+      <w:pPr>
+        <w:numPr>
+          <w:ilvl w:val="0"/>
+          <w:numId w:val="110"/>
+        </w:numPr>
+      </w:pPr>
+      <w:proofErr w:type="spellStart"/>
+      <w:r>
+        <w:t>obs_backend</w:t>
+      </w:r>
+      <w:proofErr w:type="spellEnd"/>
+      <w:r>
+        <w:t>="</w:t>
+      </w:r>
+      <w:proofErr w:type="spellStart"/>
+      <w:r>
+        <w:t>assignment</w:t>
+      </w:r>
+      <w:proofErr w:type="spellEnd"/>
+      <w:r>
+        <w:t xml:space="preserve">" → vector clásico </w:t>
+      </w:r>
+    </w:p>
+    <w:p>
+      <w:pPr>
+        <w:numPr>
+          <w:ilvl w:val="0"/>
+          <w:numId w:val="110"/>
+        </w:numPr>
+      </w:pPr>
+      <w:proofErr w:type="spellStart"/>
+      <w:r>
+        <w:t>obs_backend</w:t>
+      </w:r>
+      <w:proofErr w:type="spellEnd"/>
+      <w:r>
+        <w:t>="graph" → vector proyectado desde grafo (manual o “</w:t>
+      </w:r>
+      <w:proofErr w:type="spellStart"/>
+      <w:r>
+        <w:t>gnn</w:t>
+      </w:r>
+      <w:proofErr w:type="spellEnd"/>
+      <w:r>
+        <w:t xml:space="preserve">” </w:t>
+      </w:r>
+      <w:proofErr w:type="spellStart"/>
+      <w:r>
+        <w:t>mode</w:t>
+      </w:r>
+      <w:proofErr w:type="spellEnd"/>
+      <w:r>
+        <w:t xml:space="preserve"> del </w:t>
+      </w:r>
+      <w:proofErr w:type="spellStart"/>
+      <w:r>
+        <w:t>encoder</w:t>
+      </w:r>
+      <w:proofErr w:type="spellEnd"/>
+      <w:r>
+        <w:t xml:space="preserve"> vectorial) </w:t>
+      </w:r>
+    </w:p>
+    <w:p>
+      <w:pPr>
+        <w:numPr>
+          <w:ilvl w:val="0"/>
+          <w:numId w:val="110"/>
+        </w:numPr>
+      </w:pPr>
+      <w:proofErr w:type="spellStart"/>
+      <w:r>
+        <w:t>obs_backend</w:t>
+      </w:r>
+      <w:proofErr w:type="spellEnd"/>
+      <w:r>
+        <w:t>="</w:t>
+      </w:r>
+      <w:proofErr w:type="spellStart"/>
+      <w:r>
+        <w:t>graph_dict</w:t>
+      </w:r>
+      <w:proofErr w:type="spellEnd"/>
+      <w:r>
+        <w:t xml:space="preserve">" → </w:t>
+      </w:r>
+      <w:proofErr w:type="spellStart"/>
+      <w:r>
+        <w:rPr>
+          <w:b/>
+          <w:bCs/>
+        </w:rPr>
+        <w:t>Dict</w:t>
+      </w:r>
+      <w:proofErr w:type="spellEnd"/>
+      <w:r>
+        <w:rPr>
+          <w:b/>
+          <w:bCs/>
+        </w:rPr>
+        <w:t xml:space="preserve"> </w:t>
+      </w:r>
+      <w:proofErr w:type="spellStart"/>
+      <w:r>
+        <w:rPr>
+          <w:b/>
+          <w:bCs/>
+        </w:rPr>
+        <w:t>padded</w:t>
+      </w:r>
+      <w:proofErr w:type="spellEnd"/>
+      <w:r>
+        <w:t xml:space="preserve"> con grafo (para entrenar GNN dentro del </w:t>
+      </w:r>
+      <w:proofErr w:type="spellStart"/>
+      <w:r>
+        <w:t>policy</w:t>
+      </w:r>
+      <w:proofErr w:type="spellEnd"/>
+      <w:r>
+        <w:t xml:space="preserve">) </w:t>
+      </w:r>
+    </w:p>
+    <w:p>
+      <w:pPr>
+        <w:rPr>
+          <w:b/>
+          <w:bCs/>
+          <w:lang w:val="en-US"/>
+        </w:rPr>
+      </w:pPr>
+      <w:r>
+        <w:rPr>
+          <w:b/>
+          <w:bCs/>
+          <w:lang w:val="en-US"/>
+        </w:rPr>
+        <w:t>Capa C — GNN end-to-end (nuevo)</w:t>
+      </w:r>
+    </w:p>
+    <w:p>
+      <w:proofErr w:type="spellStart"/>
+      <w:r>
+        <w:t>GnnFeatureExtractor</w:t>
+      </w:r>
+      <w:proofErr w:type="spellEnd"/>
+      <w:r>
+        <w:t xml:space="preserve"> (SB3) hace:</w:t>
+      </w:r>
+    </w:p>
+    <w:p>
+      <w:pPr>
+        <w:numPr>
+          <w:ilvl w:val="0"/>
+          <w:numId w:val="111"/>
+        </w:numPr>
+        <w:rPr>
+          <w:lang w:val="en-US"/>
+        </w:rPr>
+      </w:pPr>
+      <w:r>
+        <w:rPr>
+          <w:lang w:val="en-US"/>
+        </w:rPr>
+        <w:t xml:space="preserve">recorta node_features/edge_index/edge_attr usando contadores (n_nodes,n_edges,n_tasks) </w:t>
+      </w:r>
+    </w:p>
+    <w:p>
+      <w:pPr>
+        <w:numPr>
+          <w:ilvl w:val="0"/>
+          <w:numId w:val="111"/>
+        </w:numPr>
+      </w:pPr>
+      <w:r>
+        <w:lastRenderedPageBreak/>
+        <w:t xml:space="preserve">corre </w:t>
+      </w:r>
+      <w:proofErr w:type="spellStart"/>
+      <w:r>
+        <w:t>encoder</w:t>
+      </w:r>
+      <w:proofErr w:type="spellEnd"/>
+      <w:r>
+        <w:t xml:space="preserve"> GNN (</w:t>
+      </w:r>
+      <w:proofErr w:type="spellStart"/>
+      <w:r>
+        <w:t>GnnAssignmentModel.encoder</w:t>
+      </w:r>
+      <w:proofErr w:type="spellEnd"/>
+      <w:r>
+        <w:t xml:space="preserve">) </w:t>
+      </w:r>
+    </w:p>
+    <w:p>
+      <w:pPr>
+        <w:numPr>
+          <w:ilvl w:val="0"/>
+          <w:numId w:val="111"/>
+        </w:numPr>
+      </w:pPr>
+      <w:r>
+        <w:t xml:space="preserve">hace </w:t>
+      </w:r>
+      <w:proofErr w:type="spellStart"/>
+      <w:r>
+        <w:t>pooling</w:t>
+      </w:r>
+      <w:proofErr w:type="spellEnd"/>
+      <w:r>
+        <w:t xml:space="preserve">: mean de todo el grafo, mean </w:t>
+      </w:r>
+      <w:proofErr w:type="spellStart"/>
+      <w:r>
+        <w:t>AGVs</w:t>
+      </w:r>
+      <w:proofErr w:type="spellEnd"/>
+      <w:r>
+        <w:t xml:space="preserve">, mean </w:t>
+      </w:r>
+      <w:proofErr w:type="spellStart"/>
+      <w:r>
+        <w:t>tasks</w:t>
+      </w:r>
+      <w:proofErr w:type="spellEnd"/>
+      <w:r>
+        <w:t xml:space="preserve"> </w:t>
+      </w:r>
+    </w:p>
+    <w:p>
+      <w:pPr>
+        <w:numPr>
+          <w:ilvl w:val="0"/>
+          <w:numId w:val="111"/>
+        </w:numPr>
+        <w:rPr>
+          <w:lang w:val="en-US"/>
+        </w:rPr>
+      </w:pPr>
+      <w:r>
+        <w:rPr>
+          <w:lang w:val="en-US"/>
+        </w:rPr>
+        <w:t xml:space="preserve">concatena [graph_emb, agv_pool, task_pool, counts] → vector fijo z </w:t>
+      </w:r>
+    </w:p>
+    <w:p>
+      <w:r>
+        <w:pict w14:anchorId="576FB532">
+          <v:rect id="_x0000_i1077" style="width:0;height:1.5pt" o:hralign="center" o:hrstd="t" o:hr="t" fillcolor="#a0a0a0" stroked="f"/>
+        </w:pict>
+      </w:r>
+    </w:p>
+    <w:p>
+      <w:pPr>
+        <w:rPr>
+          <w:b/>
+          <w:bCs/>
+        </w:rPr>
+      </w:pPr>
+      <w:r>
+        <w:rPr>
+          <w:b/>
+          <w:bCs/>
+        </w:rPr>
+        <w:t xml:space="preserve">3) Flujo principal (pedagógico) — </w:t>
+      </w:r>
+      <w:proofErr w:type="spellStart"/>
+      <w:r>
+        <w:rPr>
+          <w:b/>
+          <w:bCs/>
+        </w:rPr>
+        <w:t>reset</w:t>
+      </w:r>
+      <w:proofErr w:type="spellEnd"/>
+      <w:r>
+        <w:rPr>
+          <w:b/>
+          <w:bCs/>
+        </w:rPr>
+        <w:t>/step/</w:t>
+      </w:r>
+      <w:proofErr w:type="spellStart"/>
+      <w:r>
+        <w:rPr>
+          <w:b/>
+          <w:bCs/>
+        </w:rPr>
+        <w:t>train</w:t>
+      </w:r>
+      <w:proofErr w:type="spellEnd"/>
+    </w:p>
+    <w:p>
+      <w:pPr>
+        <w:rPr>
+          <w:b/>
+          <w:bCs/>
+        </w:rPr>
+      </w:pPr>
+      <w:r>
+        <w:rPr>
+          <w:b/>
+          <w:bCs/>
+        </w:rPr>
+        <w:t xml:space="preserve">3.1 </w:t>
+      </w:r>
+      <w:proofErr w:type="spellStart"/>
+      <w:r>
+        <w:rPr>
+          <w:b/>
+          <w:bCs/>
+        </w:rPr>
+        <w:t>Reset</w:t>
+      </w:r>
+      <w:proofErr w:type="spellEnd"/>
+    </w:p>
+    <w:p>
+      <w:pPr>
+        <w:numPr>
+          <w:ilvl w:val="0"/>
+          <w:numId w:val="112"/>
+        </w:numPr>
+      </w:pPr>
+      <w:proofErr w:type="spellStart"/>
+      <w:r>
+        <w:t>env.reset</w:t>
+      </w:r>
+      <w:proofErr w:type="spellEnd"/>
+      <w:r>
+        <w:t xml:space="preserve">() en </w:t>
+      </w:r>
+      <w:proofErr w:type="spellStart"/>
+      <w:r>
+        <w:t>GraphAssignmentEnv</w:t>
+      </w:r>
+      <w:proofErr w:type="spellEnd"/>
+      <w:r>
+        <w:t xml:space="preserve"> </w:t>
+      </w:r>
+    </w:p>
+    <w:p>
+      <w:pPr>
+        <w:numPr>
+          <w:ilvl w:val="0"/>
+          <w:numId w:val="112"/>
+        </w:numPr>
+      </w:pPr>
+      <w:proofErr w:type="spellStart"/>
+      <w:r>
+        <w:t>wrapper</w:t>
+      </w:r>
+      <w:proofErr w:type="spellEnd"/>
+      <w:r>
+        <w:t xml:space="preserve"> resetea </w:t>
+      </w:r>
+      <w:proofErr w:type="spellStart"/>
+      <w:r>
+        <w:t>env</w:t>
+      </w:r>
+      <w:proofErr w:type="spellEnd"/>
+      <w:r>
+        <w:t xml:space="preserve"> base + </w:t>
+      </w:r>
+      <w:proofErr w:type="spellStart"/>
+      <w:r>
+        <w:t>controller</w:t>
+      </w:r>
+      <w:proofErr w:type="spellEnd"/>
+      <w:r>
+        <w:t xml:space="preserve"> </w:t>
+      </w:r>
+    </w:p>
+    <w:p>
+      <w:pPr>
+        <w:numPr>
+          <w:ilvl w:val="0"/>
+          <w:numId w:val="112"/>
+        </w:numPr>
+      </w:pPr>
+      <w:r>
+        <w:t xml:space="preserve">genera observación según </w:t>
+      </w:r>
+      <w:proofErr w:type="spellStart"/>
+      <w:r>
+        <w:t>backend</w:t>
+      </w:r>
+      <w:proofErr w:type="spellEnd"/>
+      <w:r>
+        <w:t xml:space="preserve">: </w:t>
+      </w:r>
+    </w:p>
+    <w:p>
+      <w:pPr>
+        <w:numPr>
+          <w:ilvl w:val="0"/>
+          <w:numId w:val="113"/>
+        </w:numPr>
+      </w:pPr>
+      <w:r>
+        <w:t xml:space="preserve">si </w:t>
+      </w:r>
+      <w:proofErr w:type="spellStart"/>
+      <w:r>
+        <w:t>graph_dict</w:t>
+      </w:r>
+      <w:proofErr w:type="spellEnd"/>
+      <w:r>
+        <w:t xml:space="preserve">: construye grafo con </w:t>
+      </w:r>
+      <w:proofErr w:type="spellStart"/>
+      <w:r>
+        <w:t>graph_builder.build</w:t>
+      </w:r>
+      <w:proofErr w:type="spellEnd"/>
+      <w:r>
+        <w:t xml:space="preserve">() y lo empaca en </w:t>
+      </w:r>
+      <w:proofErr w:type="spellStart"/>
+      <w:r>
+        <w:t>Dict</w:t>
+      </w:r>
+      <w:proofErr w:type="spellEnd"/>
+      <w:r>
+        <w:t xml:space="preserve"> </w:t>
+      </w:r>
+      <w:proofErr w:type="spellStart"/>
+      <w:r>
+        <w:t>padded</w:t>
+      </w:r>
+      <w:proofErr w:type="spellEnd"/>
+      <w:r>
+        <w:t xml:space="preserve"> </w:t>
+      </w:r>
+    </w:p>
+    <w:p>
+      <w:pPr>
+        <w:rPr>
+          <w:b/>
+          <w:bCs/>
+        </w:rPr>
+      </w:pPr>
+      <w:r>
+        <w:rPr>
+          <w:b/>
+          <w:bCs/>
+        </w:rPr>
+        <w:t>3.2 Step</w:t>
+      </w:r>
+    </w:p>
+    <w:p>
+      <w:pPr>
+        <w:numPr>
+          <w:ilvl w:val="0"/>
+          <w:numId w:val="114"/>
+        </w:numPr>
+      </w:pPr>
+      <w:r>
+        <w:t xml:space="preserve">SB3 da acción (slots por AGV) </w:t>
+      </w:r>
+    </w:p>
+    <w:p>
+      <w:pPr>
+        <w:numPr>
+          <w:ilvl w:val="0"/>
+          <w:numId w:val="114"/>
+        </w:numPr>
+      </w:pPr>
+      <w:proofErr w:type="spellStart"/>
+      <w:r>
+        <w:t>GraphAssignmentEnv.step</w:t>
+      </w:r>
+      <w:proofErr w:type="spellEnd"/>
+      <w:r>
+        <w:t>(</w:t>
+      </w:r>
+      <w:proofErr w:type="spellStart"/>
+      <w:r>
+        <w:t>action</w:t>
+      </w:r>
+      <w:proofErr w:type="spellEnd"/>
+      <w:r>
+        <w:t xml:space="preserve">): </w:t>
+      </w:r>
+    </w:p>
+    <w:p>
+      <w:pPr>
+        <w:numPr>
+          <w:ilvl w:val="1"/>
+          <w:numId w:val="114"/>
+        </w:numPr>
+      </w:pPr>
+      <w:proofErr w:type="spellStart"/>
+      <w:r>
+        <w:t>assignments</w:t>
+      </w:r>
+      <w:proofErr w:type="spellEnd"/>
+      <w:r>
+        <w:t xml:space="preserve"> = [</w:t>
+      </w:r>
+      <w:proofErr w:type="spellStart"/>
+      <w:r>
+        <w:t>slot_i</w:t>
+      </w:r>
+      <w:proofErr w:type="spellEnd"/>
+      <w:r>
+        <w:t xml:space="preserve">] </w:t>
+      </w:r>
+    </w:p>
+    <w:p>
+      <w:pPr>
+        <w:numPr>
+          <w:ilvl w:val="1"/>
+          <w:numId w:val="114"/>
+        </w:numPr>
+      </w:pPr>
+      <w:proofErr w:type="spellStart"/>
+      <w:r>
+        <w:t>controller</w:t>
+      </w:r>
+      <w:proofErr w:type="spellEnd"/>
+      <w:r>
+        <w:t xml:space="preserve"> ejecuta misión y produce </w:t>
+      </w:r>
+      <w:proofErr w:type="spellStart"/>
+      <w:r>
+        <w:t>loc_actions</w:t>
+      </w:r>
+      <w:proofErr w:type="spellEnd"/>
+      <w:r>
+        <w:t xml:space="preserve"> </w:t>
+      </w:r>
+    </w:p>
+    <w:p>
+      <w:pPr>
+        <w:numPr>
+          <w:ilvl w:val="1"/>
+          <w:numId w:val="114"/>
+        </w:numPr>
+      </w:pPr>
+      <w:r>
+        <w:t xml:space="preserve">se hace </w:t>
+      </w:r>
+      <w:proofErr w:type="spellStart"/>
+      <w:r>
+        <w:t>env.step</w:t>
+      </w:r>
+      <w:proofErr w:type="spellEnd"/>
+      <w:r>
+        <w:t>(</w:t>
+      </w:r>
+      <w:proofErr w:type="spellStart"/>
+      <w:r>
+        <w:t>loc_actions</w:t>
+      </w:r>
+      <w:proofErr w:type="spellEnd"/>
+      <w:r>
+        <w:t xml:space="preserve">) </w:t>
+      </w:r>
+    </w:p>
+    <w:p>
+      <w:pPr>
+        <w:numPr>
+          <w:ilvl w:val="1"/>
+          <w:numId w:val="114"/>
+        </w:numPr>
+      </w:pPr>
+      <w:r>
+        <w:t xml:space="preserve">se vuelve a codificar </w:t>
+      </w:r>
+      <w:proofErr w:type="spellStart"/>
+      <w:r>
+        <w:t>obs</w:t>
+      </w:r>
+      <w:proofErr w:type="spellEnd"/>
+      <w:r>
+        <w:t xml:space="preserve"> (</w:t>
+      </w:r>
+      <w:proofErr w:type="spellStart"/>
+      <w:r>
+        <w:t>graph_dict</w:t>
+      </w:r>
+      <w:proofErr w:type="spellEnd"/>
+      <w:r>
+        <w:t xml:space="preserve"> o vector) </w:t>
+      </w:r>
+    </w:p>
+    <w:p>
+      <w:pPr>
+        <w:numPr>
+          <w:ilvl w:val="1"/>
+          <w:numId w:val="114"/>
+        </w:numPr>
+      </w:pPr>
+      <w:r>
+        <w:t xml:space="preserve">se calcula </w:t>
+      </w:r>
+      <w:proofErr w:type="spellStart"/>
+      <w:r>
+        <w:t>terminated</w:t>
+      </w:r>
+      <w:proofErr w:type="spellEnd"/>
+      <w:r>
+        <w:t>/</w:t>
+      </w:r>
+      <w:proofErr w:type="spellStart"/>
+      <w:r>
+        <w:t>truncated</w:t>
+      </w:r>
+      <w:proofErr w:type="spellEnd"/>
+      <w:r>
+        <w:t xml:space="preserve"> </w:t>
+      </w:r>
+    </w:p>
+    <w:p>
+      <w:pPr>
+        <w:numPr>
+          <w:ilvl w:val="1"/>
+          <w:numId w:val="114"/>
+        </w:numPr>
+      </w:pPr>
+      <w:r>
+        <w:t xml:space="preserve">al final del episodio añade métricas en </w:t>
+      </w:r>
+      <w:proofErr w:type="spellStart"/>
+      <w:r>
+        <w:t>info</w:t>
+      </w:r>
+      <w:proofErr w:type="spellEnd"/>
+      <w:r>
+        <w:t>["</w:t>
+      </w:r>
+      <w:proofErr w:type="spellStart"/>
+      <w:r>
+        <w:t>episode</w:t>
+      </w:r>
+      <w:proofErr w:type="spellEnd"/>
+      <w:r>
+        <w:t xml:space="preserve">"] </w:t>
+      </w:r>
+    </w:p>
+    <w:p>
+      <w:pPr>
+        <w:rPr>
+          <w:b/>
+          <w:bCs/>
+        </w:rPr>
+      </w:pPr>
+      <w:r>
+        <w:rPr>
+          <w:b/>
+          <w:bCs/>
+        </w:rPr>
+        <w:t xml:space="preserve">3.3 Train (lo que cambia cuando </w:t>
+      </w:r>
+      <w:proofErr w:type="spellStart"/>
+      <w:r>
+        <w:rPr>
+          <w:b/>
+          <w:bCs/>
+        </w:rPr>
+        <w:t>obs_backend</w:t>
+      </w:r>
+      <w:proofErr w:type="spellEnd"/>
+      <w:r>
+        <w:rPr>
+          <w:b/>
+          <w:bCs/>
+        </w:rPr>
+        <w:t>=</w:t>
+      </w:r>
+      <w:proofErr w:type="spellStart"/>
+      <w:r>
+        <w:rPr>
+          <w:b/>
+          <w:bCs/>
+        </w:rPr>
+        <w:t>graph_dict</w:t>
+      </w:r>
+      <w:proofErr w:type="spellEnd"/>
+      <w:r>
+        <w:rPr>
+          <w:b/>
+          <w:bCs/>
+        </w:rPr>
+        <w:t>)</w:t>
+      </w:r>
+    </w:p>
+    <w:p>
+      <w:pPr>
+        <w:rPr>
+          <w:lang w:val="en-US"/>
+        </w:rPr>
+      </w:pPr>
+      <w:r>
+        <w:rPr>
+          <w:lang w:val="en-US"/>
+        </w:rPr>
+        <w:t>En train_sb3_assignment_ppo.py:</w:t>
+      </w:r>
+    </w:p>
+    <w:p>
+      <w:pPr>
+        <w:numPr>
+          <w:ilvl w:val="0"/>
+          <w:numId w:val="115"/>
+        </w:numPr>
+        <w:rPr>
+          <w:lang w:val="en-US"/>
+        </w:rPr>
+      </w:pPr>
+      <w:r>
+        <w:rPr>
+          <w:lang w:val="en-US"/>
+        </w:rPr>
+        <w:t xml:space="preserve">Si obs_backend == "graph_dict": </w:t>
+      </w:r>
+    </w:p>
+    <w:p>
+      <w:pPr>
+        <w:numPr>
+          <w:ilvl w:val="1"/>
+          <w:numId w:val="115"/>
+        </w:numPr>
+      </w:pPr>
+      <w:r>
+        <w:t>usa PPO("</w:t>
+      </w:r>
+      <w:proofErr w:type="spellStart"/>
+      <w:r>
+        <w:t>MultiInputPolicy</w:t>
+      </w:r>
+      <w:proofErr w:type="spellEnd"/>
+      <w:r>
+        <w:t xml:space="preserve">", ...) </w:t>
+      </w:r>
+    </w:p>
+    <w:p>
+      <w:pPr>
+        <w:numPr>
+          <w:ilvl w:val="1"/>
+          <w:numId w:val="115"/>
+        </w:numPr>
+      </w:pPr>
+      <w:r>
+        <w:t xml:space="preserve">pasa </w:t>
+      </w:r>
+      <w:proofErr w:type="spellStart"/>
+      <w:r>
+        <w:t>features_extractor_class</w:t>
+      </w:r>
+      <w:proofErr w:type="spellEnd"/>
+      <w:r>
+        <w:t xml:space="preserve"> = </w:t>
+      </w:r>
+      <w:proofErr w:type="spellStart"/>
+      <w:r>
+        <w:t>GnnFeatureExtractor</w:t>
+      </w:r>
+      <w:proofErr w:type="spellEnd"/>
+      <w:r>
+        <w:t xml:space="preserve"> </w:t>
+      </w:r>
+    </w:p>
+    <w:p>
+      <w:pPr>
+        <w:numPr>
+          <w:ilvl w:val="0"/>
+          <w:numId w:val="115"/>
+        </w:numPr>
+      </w:pPr>
+      <w:r>
+        <w:t xml:space="preserve">En otros </w:t>
+      </w:r>
+      <w:proofErr w:type="spellStart"/>
+      <w:r>
+        <w:t>backends</w:t>
+      </w:r>
+      <w:proofErr w:type="spellEnd"/>
+      <w:r>
+        <w:t xml:space="preserve">: </w:t>
+      </w:r>
+    </w:p>
+    <w:p>
+      <w:pPr>
+        <w:numPr>
+          <w:ilvl w:val="1"/>
+          <w:numId w:val="115"/>
+        </w:numPr>
+      </w:pPr>
+      <w:r>
+        <w:t>PPO("</w:t>
+      </w:r>
+      <w:proofErr w:type="spellStart"/>
+      <w:r>
+        <w:t>MlpPolicy</w:t>
+      </w:r>
+      <w:proofErr w:type="spellEnd"/>
+      <w:r>
+        <w:t xml:space="preserve">", ...) </w:t>
+      </w:r>
+    </w:p>
+    <w:p>
+      <w:r>
+        <w:rPr>
+          <w:rFonts w:ascii="Segoe UI Emoji" w:hAnsi="Segoe UI Emoji" w:cs="Segoe UI Emoji"/>
+        </w:rPr>
+        <w:t>📌</w:t>
+      </w:r>
+      <w:r>
+        <w:t xml:space="preserve"> </w:t>
+      </w:r>
+      <w:r>
+        <w:rPr>
+          <w:b/>
+          <w:bCs/>
+        </w:rPr>
+        <w:t xml:space="preserve">Este es el punto exacto donde ahora sí se hace </w:t>
+      </w:r>
+      <w:proofErr w:type="spellStart"/>
+      <w:r>
+        <w:rPr>
+          <w:b/>
+          <w:bCs/>
+        </w:rPr>
+        <w:t>end-to-end</w:t>
+      </w:r>
+      <w:proofErr w:type="spellEnd"/>
+      <w:r>
+        <w:t>:</w:t>
+      </w:r>
+    </w:p>
+    <w:p>
+      <w:pPr>
+        <w:numPr>
+          <w:ilvl w:val="0"/>
+          <w:numId w:val="116"/>
+        </w:numPr>
+      </w:pPr>
+      <w:proofErr w:type="spellStart"/>
+      <w:r>
+        <w:t>MultiInputPolicy</w:t>
+      </w:r>
+      <w:proofErr w:type="spellEnd"/>
+      <w:r>
+        <w:t xml:space="preserve"> llama al </w:t>
+      </w:r>
+      <w:proofErr w:type="spellStart"/>
+      <w:r>
+        <w:t>GnnFeatureExtractor</w:t>
+      </w:r>
+      <w:proofErr w:type="spellEnd"/>
+      <w:r>
+        <w:t xml:space="preserve"> dentro del forward. </w:t>
+      </w:r>
+    </w:p>
+    <w:p>
+      <w:pPr>
+        <w:numPr>
+          <w:ilvl w:val="0"/>
+          <w:numId w:val="116"/>
+        </w:numPr>
+      </w:pPr>
+      <w:r>
+        <w:t>PPO actualiza pesos del extractor (GNN) + actor/</w:t>
+      </w:r>
+      <w:proofErr w:type="spellStart"/>
+      <w:r>
+        <w:t>critic</w:t>
+      </w:r>
+      <w:proofErr w:type="spellEnd"/>
+      <w:r>
+        <w:t xml:space="preserve">. </w:t>
+      </w:r>
+    </w:p>
+    <w:p>
+      <w:r>
+        <w:pict w14:anchorId="73872ECE">
+          <v:rect id="_x0000_i1078" style="width:0;height:1.5pt" o:hralign="center" o:hrstd="t" o:hr="t" fillcolor="#a0a0a0" stroked="f"/>
+        </w:pict>
+      </w:r>
+    </w:p>
+    <w:p>
+      <w:pPr>
+        <w:rPr>
+          <w:b/>
+          <w:bCs/>
+        </w:rPr>
+      </w:pPr>
+      <w:r>
+        <w:rPr>
+          <w:b/>
+          <w:bCs/>
+        </w:rPr>
+        <w:lastRenderedPageBreak/>
+        <w:t>4) Interfaces entre módulos (contratos importantes)</w:t>
+      </w:r>
+    </w:p>
+    <w:p>
+      <w:pPr>
+        <w:rPr>
+          <w:b/>
+          <w:bCs/>
+        </w:rPr>
+      </w:pPr>
+      <w:r>
+        <w:rPr>
+          <w:b/>
+          <w:bCs/>
+        </w:rPr>
+        <w:t xml:space="preserve">4.1 Contrato </w:t>
+      </w:r>
+      <w:proofErr w:type="spellStart"/>
+      <w:r>
+        <w:rPr>
+          <w:b/>
+          <w:bCs/>
+        </w:rPr>
+        <w:t>env</w:t>
+      </w:r>
+      <w:proofErr w:type="spellEnd"/>
+      <w:r>
+        <w:rPr>
+          <w:b/>
+          <w:bCs/>
+        </w:rPr>
+        <w:t xml:space="preserve"> → SB3 (invariantes)</w:t>
+      </w:r>
+    </w:p>
+    <w:p>
+      <w:pPr>
+        <w:numPr>
+          <w:ilvl w:val="0"/>
+          <w:numId w:val="117"/>
+        </w:numPr>
+      </w:pPr>
+      <w:proofErr w:type="spellStart"/>
+      <w:r>
+        <w:t>reset</w:t>
+      </w:r>
+      <w:proofErr w:type="spellEnd"/>
+      <w:r>
+        <w:t xml:space="preserve">/step compatibilidad </w:t>
+      </w:r>
+      <w:proofErr w:type="spellStart"/>
+      <w:r>
+        <w:t>Gymnasium</w:t>
+      </w:r>
+      <w:proofErr w:type="spellEnd"/>
+      <w:r>
+        <w:t xml:space="preserve"> </w:t>
+      </w:r>
+      <w:r>
+        <w:rPr>
+          <w:rFonts w:ascii="Segoe UI Emoji" w:hAnsi="Segoe UI Emoji" w:cs="Segoe UI Emoji"/>
+        </w:rPr>
+        <w:t>✅</w:t>
+      </w:r>
+      <w:r>
+        <w:t xml:space="preserve"> </w:t>
+      </w:r>
+    </w:p>
+    <w:p>
+      <w:pPr>
+        <w:numPr>
+          <w:ilvl w:val="0"/>
+          <w:numId w:val="117"/>
+        </w:numPr>
+      </w:pPr>
+      <w:proofErr w:type="spellStart"/>
+      <w:r>
+        <w:t>action_space</w:t>
+      </w:r>
+      <w:proofErr w:type="spellEnd"/>
+      <w:r>
+        <w:t xml:space="preserve"> estable (</w:t>
+      </w:r>
+      <w:proofErr w:type="spellStart"/>
+      <w:r>
+        <w:t>MultiDiscrete</w:t>
+      </w:r>
+      <w:proofErr w:type="spellEnd"/>
+      <w:r>
+        <w:t xml:space="preserve">) </w:t>
+      </w:r>
+      <w:r>
+        <w:rPr>
+          <w:rFonts w:ascii="Segoe UI Emoji" w:hAnsi="Segoe UI Emoji" w:cs="Segoe UI Emoji"/>
+        </w:rPr>
+        <w:t>✅</w:t>
+      </w:r>
+      <w:r>
+        <w:t xml:space="preserve"> </w:t>
+      </w:r>
+    </w:p>
+    <w:p>
+      <w:pPr>
+        <w:rPr>
+          <w:b/>
+          <w:bCs/>
+        </w:rPr>
+      </w:pPr>
+      <w:r>
+        <w:rPr>
+          <w:b/>
+          <w:bCs/>
+        </w:rPr>
+        <w:t xml:space="preserve">4.2 Contrato </w:t>
+      </w:r>
+      <w:proofErr w:type="spellStart"/>
+      <w:r>
+        <w:rPr>
+          <w:b/>
+          <w:bCs/>
+        </w:rPr>
+        <w:t>obs</w:t>
+      </w:r>
+      <w:proofErr w:type="spellEnd"/>
+      <w:r>
+        <w:rPr>
+          <w:b/>
+          <w:bCs/>
+        </w:rPr>
+        <w:t xml:space="preserve"> </w:t>
+      </w:r>
+      <w:proofErr w:type="spellStart"/>
+      <w:r>
+        <w:rPr>
+          <w:b/>
+          <w:bCs/>
+        </w:rPr>
+        <w:t>graph_dict</w:t>
+      </w:r>
+      <w:proofErr w:type="spellEnd"/>
+    </w:p>
+    <w:p>
+      <w:r>
+        <w:t xml:space="preserve">El </w:t>
+      </w:r>
+      <w:proofErr w:type="spellStart"/>
+      <w:r>
+        <w:t>dict</w:t>
+      </w:r>
+      <w:proofErr w:type="spellEnd"/>
+      <w:r>
+        <w:t xml:space="preserve"> debe traer exactamente:</w:t>
+      </w:r>
+    </w:p>
+    <w:p>
+      <w:pPr>
+        <w:numPr>
+          <w:ilvl w:val="0"/>
+          <w:numId w:val="118"/>
+        </w:numPr>
+        <w:rPr>
+          <w:lang w:val="en-US"/>
+        </w:rPr>
+      </w:pPr>
+      <w:r>
+        <w:rPr>
+          <w:lang w:val="en-US"/>
+        </w:rPr>
+        <w:t xml:space="preserve">node_features float32 (max_nodes, F) </w:t>
+      </w:r>
+    </w:p>
+    <w:p>
+      <w:pPr>
+        <w:numPr>
+          <w:ilvl w:val="0"/>
+          <w:numId w:val="118"/>
+        </w:numPr>
+        <w:rPr>
+          <w:lang w:val="en-US"/>
+        </w:rPr>
+      </w:pPr>
+      <w:r>
+        <w:rPr>
+          <w:lang w:val="en-US"/>
+        </w:rPr>
+        <w:t xml:space="preserve">edge_index int32 (2, max_edges) </w:t>
+      </w:r>
+    </w:p>
+    <w:p>
+      <w:pPr>
+        <w:numPr>
+          <w:ilvl w:val="0"/>
+          <w:numId w:val="118"/>
+        </w:numPr>
+        <w:rPr>
+          <w:lang w:val="en-US"/>
+        </w:rPr>
+      </w:pPr>
+      <w:r>
+        <w:rPr>
+          <w:lang w:val="en-US"/>
+        </w:rPr>
+        <w:t xml:space="preserve">edge_attr float32 (max_edges, E) </w:t>
+      </w:r>
+    </w:p>
+    <w:p>
+      <w:pPr>
+        <w:numPr>
+          <w:ilvl w:val="0"/>
+          <w:numId w:val="118"/>
+        </w:numPr>
+        <w:rPr>
+          <w:lang w:val="en-US"/>
+        </w:rPr>
+      </w:pPr>
+      <w:r>
+        <w:rPr>
+          <w:lang w:val="en-US"/>
+        </w:rPr>
+        <w:t xml:space="preserve">action_mask int8 (num_agvs, max_slots) </w:t>
+      </w:r>
+    </w:p>
+    <w:p>
+      <w:pPr>
+        <w:numPr>
+          <w:ilvl w:val="0"/>
+          <w:numId w:val="118"/>
+        </w:numPr>
+        <w:rPr>
+          <w:lang w:val="en-US"/>
+        </w:rPr>
+      </w:pPr>
+      <w:r>
+        <w:rPr>
+          <w:lang w:val="en-US"/>
+        </w:rPr>
+        <w:t xml:space="preserve">n_nodes, n_edges, n_tasks int32 (1,) </w:t>
+      </w:r>
+    </w:p>
+    <w:p>
+      <w:r>
+        <w:rPr>
+          <w:rFonts w:ascii="Segoe UI Emoji" w:hAnsi="Segoe UI Emoji" w:cs="Segoe UI Emoji"/>
+        </w:rPr>
+        <w:t>✅</w:t>
+      </w:r>
+      <w:r>
+        <w:t xml:space="preserve"> Esto ya está testeado con </w:t>
+      </w:r>
+      <w:proofErr w:type="spellStart"/>
+      <w:r>
+        <w:t>smoke</w:t>
+      </w:r>
+      <w:proofErr w:type="spellEnd"/>
+      <w:r>
+        <w:t xml:space="preserve"> </w:t>
+      </w:r>
+      <w:proofErr w:type="spellStart"/>
+      <w:r>
+        <w:t>tests</w:t>
+      </w:r>
+      <w:proofErr w:type="spellEnd"/>
+      <w:r>
+        <w:t>.</w:t>
+      </w:r>
+    </w:p>
+    <w:p>
+      <w:pPr>
+        <w:rPr>
+          <w:b/>
+          <w:bCs/>
+        </w:rPr>
+      </w:pPr>
+      <w:r>
+        <w:rPr>
+          <w:b/>
+          <w:bCs/>
+        </w:rPr>
+        <w:t>4.3 Contrato extractor SB3</w:t>
+      </w:r>
+    </w:p>
+    <w:p>
+      <w:pPr>
+        <w:numPr>
+          <w:ilvl w:val="0"/>
+          <w:numId w:val="119"/>
+        </w:numPr>
+      </w:pPr>
+      <w:r>
+        <w:t xml:space="preserve">Entrada: </w:t>
+      </w:r>
+      <w:proofErr w:type="spellStart"/>
+      <w:r>
+        <w:t>batch</w:t>
+      </w:r>
+      <w:proofErr w:type="spellEnd"/>
+      <w:r>
+        <w:t xml:space="preserve"> de </w:t>
+      </w:r>
+      <w:proofErr w:type="spellStart"/>
+      <w:r>
+        <w:t>dict</w:t>
+      </w:r>
+      <w:proofErr w:type="spellEnd"/>
+      <w:r>
+        <w:t xml:space="preserve"> </w:t>
+      </w:r>
+      <w:proofErr w:type="spellStart"/>
+      <w:r>
+        <w:t>obs</w:t>
+      </w:r>
+      <w:proofErr w:type="spellEnd"/>
+      <w:r>
+        <w:t xml:space="preserve"> (cada tensor con </w:t>
+      </w:r>
+      <w:proofErr w:type="spellStart"/>
+      <w:r>
+        <w:t>batch</w:t>
+      </w:r>
+      <w:proofErr w:type="spellEnd"/>
+      <w:r>
+        <w:t xml:space="preserve"> </w:t>
+      </w:r>
+      <w:proofErr w:type="spellStart"/>
+      <w:r>
+        <w:t>dim</w:t>
+      </w:r>
+      <w:proofErr w:type="spellEnd"/>
+      <w:r>
+        <w:t xml:space="preserve">) </w:t>
+      </w:r>
+    </w:p>
+    <w:p>
+      <w:pPr>
+        <w:numPr>
+          <w:ilvl w:val="0"/>
+          <w:numId w:val="119"/>
+        </w:numPr>
+      </w:pPr>
+      <w:r>
+        <w:t xml:space="preserve">Salida: z con </w:t>
+      </w:r>
+      <w:proofErr w:type="spellStart"/>
+      <w:r>
+        <w:t>shape</w:t>
+      </w:r>
+      <w:proofErr w:type="spellEnd"/>
+      <w:r>
+        <w:t xml:space="preserve"> (</w:t>
+      </w:r>
+      <w:proofErr w:type="spellStart"/>
+      <w:r>
+        <w:t>batch</w:t>
+      </w:r>
+      <w:proofErr w:type="spellEnd"/>
+      <w:r>
+        <w:t xml:space="preserve">, </w:t>
+      </w:r>
+      <w:proofErr w:type="spellStart"/>
+      <w:r>
+        <w:t>features_dim</w:t>
+      </w:r>
+      <w:proofErr w:type="spellEnd"/>
+      <w:r>
+        <w:t xml:space="preserve">) </w:t>
+      </w:r>
+    </w:p>
+    <w:p>
+      <w:pPr>
+        <w:numPr>
+          <w:ilvl w:val="0"/>
+          <w:numId w:val="119"/>
+        </w:numPr>
+      </w:pPr>
+      <w:r>
+        <w:t xml:space="preserve">Garantiza finitud (no </w:t>
+      </w:r>
+      <w:proofErr w:type="spellStart"/>
+      <w:r>
+        <w:t>NaNs</w:t>
+      </w:r>
+      <w:proofErr w:type="spellEnd"/>
+      <w:r>
+        <w:t xml:space="preserve">) </w:t>
+      </w:r>
+    </w:p>
+    <w:p>
+      <w:r>
+        <w:pict w14:anchorId="241B8767">
+          <v:rect id="_x0000_i1079" style="width:0;height:1.5pt" o:hralign="center" o:hrstd="t" o:hr="t" fillcolor="#a0a0a0" stroked="f"/>
+        </w:pict>
+      </w:r>
+    </w:p>
+    <w:p>
+      <w:pPr>
+        <w:rPr>
+          <w:b/>
+          <w:bCs/>
+        </w:rPr>
+      </w:pPr>
+      <w:r>
+        <w:rPr>
+          <w:b/>
+          <w:bCs/>
+        </w:rPr>
+        <w:t>5) Nivel de cumplimiento de objetivos (dónde están hoy)</w:t>
+      </w:r>
+    </w:p>
+    <w:p>
+      <w:pPr>
+        <w:rPr>
+          <w:b/>
+          <w:bCs/>
+        </w:rPr>
+      </w:pPr>
+      <w:r>
+        <w:rPr>
+          <w:b/>
+          <w:bCs/>
+        </w:rPr>
+        <w:t>Objetivo: “explotar riqueza de grafos” + “reusar SB3”</w:t>
+      </w:r>
+    </w:p>
+    <w:p>
+      <w:pPr>
+        <w:rPr>
+          <w:b/>
+          <w:bCs/>
+        </w:rPr>
+      </w:pPr>
+      <w:r>
+        <w:rPr>
+          <w:rFonts w:ascii="Segoe UI Emoji" w:hAnsi="Segoe UI Emoji" w:cs="Segoe UI Emoji"/>
+          <w:b/>
+          <w:bCs/>
+        </w:rPr>
+        <w:t>✅</w:t>
+      </w:r>
+      <w:r>
+        <w:rPr>
+          <w:b/>
+          <w:bCs/>
+        </w:rPr>
+        <w:t xml:space="preserve"> Cumplimiento alto en reutilización SB3</w:t>
+      </w:r>
+    </w:p>
+    <w:p>
+      <w:pPr>
+        <w:numPr>
+          <w:ilvl w:val="0"/>
+          <w:numId w:val="120"/>
+        </w:numPr>
+      </w:pPr>
+      <w:r>
+        <w:t xml:space="preserve">No se reescribió SB3. </w:t>
+      </w:r>
+    </w:p>
+    <w:p>
+      <w:pPr>
+        <w:numPr>
+          <w:ilvl w:val="0"/>
+          <w:numId w:val="120"/>
+        </w:numPr>
+      </w:pPr>
+      <w:r>
+        <w:t xml:space="preserve">Solo se cambió a </w:t>
+      </w:r>
+      <w:proofErr w:type="spellStart"/>
+      <w:r>
+        <w:t>MultiInputPolicy</w:t>
+      </w:r>
+      <w:proofErr w:type="spellEnd"/>
+      <w:r>
+        <w:t xml:space="preserve"> cuando hace falta. </w:t>
+      </w:r>
+    </w:p>
+    <w:p>
+      <w:pPr>
+        <w:numPr>
+          <w:ilvl w:val="0"/>
+          <w:numId w:val="120"/>
+        </w:numPr>
+      </w:pPr>
+      <w:r>
+        <w:t xml:space="preserve">Se agregó un extractor </w:t>
+      </w:r>
+      <w:proofErr w:type="spellStart"/>
+      <w:r>
+        <w:t>custom</w:t>
+      </w:r>
+      <w:proofErr w:type="spellEnd"/>
+      <w:r>
+        <w:t xml:space="preserve"> (es la extensión oficial prevista por SB3). </w:t>
+      </w:r>
+    </w:p>
+    <w:p>
+      <w:pPr>
+        <w:rPr>
+          <w:b/>
+          <w:bCs/>
+        </w:rPr>
+      </w:pPr>
+      <w:r>
+        <w:rPr>
+          <w:rFonts w:ascii="Segoe UI Emoji" w:hAnsi="Segoe UI Emoji" w:cs="Segoe UI Emoji"/>
+          <w:b/>
+          <w:bCs/>
+        </w:rPr>
+        <w:t>✅</w:t>
+      </w:r>
+      <w:r>
+        <w:rPr>
+          <w:b/>
+          <w:bCs/>
+        </w:rPr>
+        <w:t xml:space="preserve"> Cumplimiento medio-alto en “GRL </w:t>
+      </w:r>
+      <w:proofErr w:type="spellStart"/>
+      <w:r>
+        <w:rPr>
+          <w:b/>
+          <w:bCs/>
+        </w:rPr>
+        <w:t>end-to-end</w:t>
+      </w:r>
+      <w:proofErr w:type="spellEnd"/>
+      <w:r>
+        <w:rPr>
+          <w:b/>
+          <w:bCs/>
+        </w:rPr>
+        <w:t>”</w:t>
+      </w:r>
+    </w:p>
+    <w:p>
+      <w:pPr>
+        <w:numPr>
+          <w:ilvl w:val="0"/>
+          <w:numId w:val="121"/>
+        </w:numPr>
+      </w:pPr>
+      <w:r>
+        <w:t xml:space="preserve">Ahora la GNN </w:t>
+      </w:r>
+      <w:r>
+        <w:rPr>
+          <w:b/>
+          <w:bCs/>
+        </w:rPr>
+        <w:t>sí puede entrenarse con PPO</w:t>
+      </w:r>
+      <w:r>
+        <w:t xml:space="preserve">, porque vive dentro del </w:t>
+      </w:r>
+      <w:proofErr w:type="spellStart"/>
+      <w:r>
+        <w:t>policy</w:t>
+      </w:r>
+      <w:proofErr w:type="spellEnd"/>
+      <w:r>
+        <w:t xml:space="preserve">. </w:t>
+      </w:r>
+    </w:p>
+    <w:p>
+      <w:pPr>
+        <w:numPr>
+          <w:ilvl w:val="0"/>
+          <w:numId w:val="121"/>
+        </w:numPr>
+      </w:pPr>
+      <w:r>
+        <w:t>El “grafo” entra como estructura (</w:t>
+      </w:r>
+      <w:proofErr w:type="spellStart"/>
+      <w:r>
+        <w:t>node</w:t>
+      </w:r>
+      <w:proofErr w:type="spellEnd"/>
+      <w:r>
+        <w:t>/</w:t>
+      </w:r>
+      <w:proofErr w:type="spellStart"/>
+      <w:r>
+        <w:t>edge</w:t>
+      </w:r>
+      <w:proofErr w:type="spellEnd"/>
+      <w:r>
+        <w:t xml:space="preserve"> </w:t>
+      </w:r>
+      <w:proofErr w:type="spellStart"/>
+      <w:r>
+        <w:t>tensors</w:t>
+      </w:r>
+      <w:proofErr w:type="spellEnd"/>
+      <w:r>
+        <w:t xml:space="preserve">). </w:t>
+      </w:r>
+    </w:p>
+    <w:p>
+      <w:pPr>
+        <w:numPr>
+          <w:ilvl w:val="0"/>
+          <w:numId w:val="121"/>
+        </w:numPr>
+      </w:pPr>
+      <w:proofErr w:type="spellStart"/>
+      <w:r>
+        <w:t>Pooling</w:t>
+      </w:r>
+      <w:proofErr w:type="spellEnd"/>
+      <w:r>
+        <w:t xml:space="preserve"> permite tamaño fijo. </w:t>
+      </w:r>
+    </w:p>
+    <w:p>
+      <w:pPr>
+        <w:rPr>
+          <w:b/>
+          <w:bCs/>
+        </w:rPr>
+      </w:pPr>
+      <w:r>
+        <w:rPr>
+          <w:rFonts w:ascii="Segoe UI Emoji" w:hAnsi="Segoe UI Emoji" w:cs="Segoe UI Emoji"/>
+          <w:b/>
+          <w:bCs/>
+        </w:rPr>
+        <w:t>⚠️</w:t>
+      </w:r>
+      <w:r>
+        <w:rPr>
+          <w:b/>
+          <w:bCs/>
+        </w:rPr>
+        <w:t xml:space="preserve"> Cumplimiento parcial respecto al “</w:t>
+      </w:r>
+      <w:proofErr w:type="spellStart"/>
+      <w:r>
+        <w:rPr>
+          <w:b/>
+          <w:bCs/>
+        </w:rPr>
+        <w:t>paper-like</w:t>
+      </w:r>
+      <w:proofErr w:type="spellEnd"/>
+      <w:r>
+        <w:rPr>
+          <w:b/>
+          <w:bCs/>
+        </w:rPr>
+        <w:t xml:space="preserve"> </w:t>
+      </w:r>
+      <w:proofErr w:type="spellStart"/>
+      <w:r>
+        <w:rPr>
+          <w:b/>
+          <w:bCs/>
+        </w:rPr>
+        <w:t>assignment</w:t>
+      </w:r>
+      <w:proofErr w:type="spellEnd"/>
+      <w:r>
+        <w:rPr>
+          <w:b/>
+          <w:bCs/>
+        </w:rPr>
+        <w:t xml:space="preserve"> </w:t>
+      </w:r>
+      <w:proofErr w:type="spellStart"/>
+      <w:r>
+        <w:rPr>
+          <w:b/>
+          <w:bCs/>
+        </w:rPr>
+        <w:t>decoder</w:t>
+      </w:r>
+      <w:proofErr w:type="spellEnd"/>
+      <w:r>
+        <w:rPr>
+          <w:b/>
+          <w:bCs/>
+        </w:rPr>
+        <w:t>”</w:t>
+      </w:r>
+    </w:p>
+    <w:p>
+      <w:r>
+        <w:t>Aún NO es totalmente “</w:t>
+      </w:r>
+      <w:proofErr w:type="spellStart"/>
+      <w:r>
+        <w:t>paper-like</w:t>
+      </w:r>
+      <w:proofErr w:type="spellEnd"/>
+      <w:r>
+        <w:t>” porque:</w:t>
+      </w:r>
+    </w:p>
+    <w:p>
+      <w:pPr>
+        <w:numPr>
+          <w:ilvl w:val="0"/>
+          <w:numId w:val="122"/>
+        </w:numPr>
+      </w:pPr>
+      <w:r>
+        <w:t xml:space="preserve">La acción sigue siendo generada por la cabeza estándar de PPO sobre z (embedding global). </w:t>
+      </w:r>
+    </w:p>
+    <w:p>
+      <w:pPr>
+        <w:numPr>
+          <w:ilvl w:val="0"/>
+          <w:numId w:val="122"/>
+        </w:numPr>
+      </w:pPr>
+      <w:r>
+        <w:lastRenderedPageBreak/>
+        <w:t xml:space="preserve">Todavía no se produce explícitamente </w:t>
+      </w:r>
+      <w:proofErr w:type="spellStart"/>
+      <w:r>
+        <w:t>logits</w:t>
+      </w:r>
+      <w:proofErr w:type="spellEnd"/>
+      <w:r>
+        <w:t>[</w:t>
+      </w:r>
+      <w:proofErr w:type="spellStart"/>
+      <w:r>
+        <w:t>agv</w:t>
+      </w:r>
+      <w:proofErr w:type="spellEnd"/>
+      <w:r>
+        <w:t xml:space="preserve">, </w:t>
+      </w:r>
+      <w:proofErr w:type="spellStart"/>
+      <w:r>
+        <w:t>task</w:t>
+      </w:r>
+      <w:proofErr w:type="spellEnd"/>
+      <w:r>
+        <w:t xml:space="preserve">] como matriz desde la red del actor. </w:t>
+      </w:r>
+    </w:p>
+    <w:p>
+      <w:pPr>
+        <w:numPr>
+          <w:ilvl w:val="0"/>
+          <w:numId w:val="122"/>
+        </w:numPr>
+      </w:pPr>
+      <w:proofErr w:type="spellStart"/>
+      <w:r>
+        <w:t>action_mask</w:t>
+      </w:r>
+      <w:proofErr w:type="spellEnd"/>
+      <w:r>
+        <w:t xml:space="preserve"> hoy se pasa al extractor, pero </w:t>
+      </w:r>
+      <w:r>
+        <w:rPr>
+          <w:b/>
+          <w:bCs/>
+        </w:rPr>
+        <w:t>no se usa para enmascarar la distribución de acción del actor</w:t>
+      </w:r>
+      <w:r>
+        <w:t xml:space="preserve"> (solo para construir </w:t>
+      </w:r>
+      <w:proofErr w:type="spellStart"/>
+      <w:r>
+        <w:t>GraphBatch</w:t>
+      </w:r>
+      <w:proofErr w:type="spellEnd"/>
+      <w:r>
+        <w:t xml:space="preserve">, y aun ahí no condiciona </w:t>
+      </w:r>
+      <w:proofErr w:type="spellStart"/>
+      <w:r>
+        <w:t>logits</w:t>
+      </w:r>
+      <w:proofErr w:type="spellEnd"/>
+      <w:r>
+        <w:t xml:space="preserve"> de SB3). </w:t>
+      </w:r>
+    </w:p>
+    <w:p>
+      <w:r>
+        <w:rPr>
+          <w:rFonts w:ascii="Segoe UI Emoji" w:hAnsi="Segoe UI Emoji" w:cs="Segoe UI Emoji"/>
+        </w:rPr>
+        <w:t>👉</w:t>
+      </w:r>
+      <w:r>
+        <w:t xml:space="preserve"> En términos del artículo: ya están fuertes en </w:t>
+      </w:r>
+      <w:r>
+        <w:rPr>
+          <w:b/>
+          <w:bCs/>
+        </w:rPr>
+        <w:t>Process Optimization</w:t>
+      </w:r>
+      <w:r>
+        <w:t xml:space="preserve"> (MRTA), pero todavía usan una “cabeza” de política genérica (PPO) en vez de un </w:t>
+      </w:r>
+      <w:proofErr w:type="spellStart"/>
+      <w:r>
+        <w:t>decoder</w:t>
+      </w:r>
+      <w:proofErr w:type="spellEnd"/>
+      <w:r>
+        <w:t xml:space="preserve"> estructurado de asignación.</w:t>
+      </w:r>
+    </w:p>
+    <w:p>
+      <w:r>
+        <w:pict w14:anchorId="4F2649EB">
+          <v:rect id="_x0000_i1080" style="width:0;height:1.5pt" o:hralign="center" o:hrstd="t" o:hr="t" fillcolor="#a0a0a0" stroked="f"/>
+        </w:pict>
+      </w:r>
+    </w:p>
+    <w:p>
+      <w:pPr>
+        <w:rPr>
+          <w:b/>
+          <w:bCs/>
+        </w:rPr>
+      </w:pPr>
+      <w:r>
+        <w:rPr>
+          <w:b/>
+          <w:bCs/>
+        </w:rPr>
+        <w:t>6) Qué hicieron especialmente bien (arquitectura + ingeniería)</w:t>
+      </w:r>
+    </w:p>
+    <w:p>
+      <w:pPr>
+        <w:numPr>
+          <w:ilvl w:val="0"/>
+          <w:numId w:val="123"/>
+        </w:numPr>
+        <w:rPr>
+          <w:lang w:val="en-US"/>
+        </w:rPr>
+      </w:pPr>
+      <w:r>
+        <w:rPr>
+          <w:b/>
+          <w:bCs/>
+          <w:lang w:val="en-US"/>
+        </w:rPr>
+        <w:t>Nuevo obs_backend="graph_dict"</w:t>
+      </w:r>
+      <w:r>
+        <w:rPr>
+          <w:lang w:val="en-US"/>
+        </w:rPr>
+        <w:t xml:space="preserve"> </w:t>
+      </w:r>
+    </w:p>
+    <w:p>
+      <w:pPr>
+        <w:numPr>
+          <w:ilvl w:val="1"/>
+          <w:numId w:val="123"/>
+        </w:numPr>
+      </w:pPr>
+      <w:r>
+        <w:t xml:space="preserve">Permite “grafo crudo” sin romper el </w:t>
+      </w:r>
+      <w:proofErr w:type="spellStart"/>
+      <w:r>
+        <w:t>env</w:t>
+      </w:r>
+      <w:proofErr w:type="spellEnd"/>
+      <w:r>
+        <w:t xml:space="preserve"> para SB3. </w:t>
+      </w:r>
+    </w:p>
+    <w:p>
+      <w:pPr>
+        <w:numPr>
+          <w:ilvl w:val="0"/>
+          <w:numId w:val="123"/>
+        </w:numPr>
+      </w:pPr>
+      <w:r>
+        <w:rPr>
+          <w:b/>
+          <w:bCs/>
+        </w:rPr>
+        <w:t xml:space="preserve">Extractor </w:t>
+      </w:r>
+      <w:proofErr w:type="spellStart"/>
+      <w:r>
+        <w:rPr>
+          <w:b/>
+          <w:bCs/>
+        </w:rPr>
+        <w:t>entrenable</w:t>
+      </w:r>
+      <w:proofErr w:type="spellEnd"/>
+      <w:r>
+        <w:rPr>
+          <w:b/>
+          <w:bCs/>
+        </w:rPr>
+        <w:t xml:space="preserve"> y aislado</w:t>
+      </w:r>
+      <w:r>
+        <w:t xml:space="preserve"> (gnn_feature_extractor.py) </w:t>
+      </w:r>
+    </w:p>
+    <w:p>
+      <w:pPr>
+        <w:numPr>
+          <w:ilvl w:val="1"/>
+          <w:numId w:val="123"/>
+        </w:numPr>
+      </w:pPr>
+      <w:r>
+        <w:t xml:space="preserve">Buen aislamiento: el </w:t>
+      </w:r>
+      <w:proofErr w:type="spellStart"/>
+      <w:r>
+        <w:t>env</w:t>
+      </w:r>
+      <w:proofErr w:type="spellEnd"/>
+      <w:r>
+        <w:t xml:space="preserve"> no necesita saber de </w:t>
+      </w:r>
+      <w:proofErr w:type="spellStart"/>
+      <w:r>
+        <w:t>PyTorch</w:t>
+      </w:r>
+      <w:proofErr w:type="spellEnd"/>
+      <w:r>
+        <w:t xml:space="preserve">/SB3 internamente. </w:t>
+      </w:r>
+    </w:p>
+    <w:p>
+      <w:pPr>
+        <w:numPr>
+          <w:ilvl w:val="0"/>
+          <w:numId w:val="123"/>
+        </w:numPr>
+      </w:pPr>
+      <w:proofErr w:type="spellStart"/>
+      <w:r>
+        <w:rPr>
+          <w:b/>
+          <w:bCs/>
+        </w:rPr>
+        <w:t>Tests</w:t>
+      </w:r>
+      <w:proofErr w:type="spellEnd"/>
+      <w:r>
+        <w:rPr>
+          <w:b/>
+          <w:bCs/>
+        </w:rPr>
+        <w:t xml:space="preserve"> de humo completos</w:t>
+      </w:r>
+      <w:r>
+        <w:t xml:space="preserve"> </w:t>
+      </w:r>
+    </w:p>
+    <w:p>
+      <w:pPr>
+        <w:numPr>
+          <w:ilvl w:val="1"/>
+          <w:numId w:val="123"/>
+        </w:numPr>
+        <w:rPr>
+          <w:lang w:val="en-US"/>
+        </w:rPr>
+      </w:pPr>
+      <w:r>
+        <w:rPr>
+          <w:lang w:val="en-US"/>
+        </w:rPr>
+        <w:t xml:space="preserve">test_graph_assignment_env_smoke.py valida reset/step y dtypes por backend. </w:t>
+      </w:r>
+    </w:p>
+    <w:p>
+      <w:pPr>
+        <w:numPr>
+          <w:ilvl w:val="1"/>
+          <w:numId w:val="123"/>
+        </w:numPr>
+      </w:pPr>
+      <w:r>
+        <w:t>test_sb3_gnn_feature_extractor_smoke.py valida el extractor y arquitecturas (</w:t>
+      </w:r>
+      <w:proofErr w:type="spellStart"/>
+      <w:r>
+        <w:t>sage</w:t>
+      </w:r>
+      <w:proofErr w:type="spellEnd"/>
+      <w:r>
+        <w:t>/</w:t>
+      </w:r>
+      <w:proofErr w:type="spellStart"/>
+      <w:r>
+        <w:t>gcn</w:t>
+      </w:r>
+      <w:proofErr w:type="spellEnd"/>
+      <w:r>
+        <w:t>/</w:t>
+      </w:r>
+      <w:proofErr w:type="spellStart"/>
+      <w:r>
+        <w:t>gat</w:t>
+      </w:r>
+      <w:proofErr w:type="spellEnd"/>
+      <w:r>
+        <w:t xml:space="preserve">). </w:t>
+      </w:r>
+    </w:p>
+    <w:p>
+      <w:pPr>
+        <w:numPr>
+          <w:ilvl w:val="0"/>
+          <w:numId w:val="123"/>
+        </w:numPr>
+      </w:pPr>
+      <w:proofErr w:type="spellStart"/>
+      <w:r>
+        <w:rPr>
+          <w:b/>
+          <w:bCs/>
+        </w:rPr>
+        <w:t>Benchmark</w:t>
+      </w:r>
+      <w:proofErr w:type="spellEnd"/>
+      <w:r>
+        <w:rPr>
+          <w:b/>
+          <w:bCs/>
+        </w:rPr>
+        <w:t xml:space="preserve"> actualizado</w:t>
+      </w:r>
+      <w:r>
+        <w:t xml:space="preserve"> </w:t>
+      </w:r>
+    </w:p>
+    <w:p>
+      <w:pPr>
+        <w:numPr>
+          <w:ilvl w:val="1"/>
+          <w:numId w:val="123"/>
+        </w:numPr>
+      </w:pPr>
+      <w:r>
+        <w:t xml:space="preserve">benchmark_sb3_assignment.py ya entrena PPO con extractor cuando </w:t>
+      </w:r>
+      <w:proofErr w:type="spellStart"/>
+      <w:r>
+        <w:t>graph_dict</w:t>
+      </w:r>
+      <w:proofErr w:type="spellEnd"/>
+      <w:r>
+        <w:t>.</w:t>
       </w:r>
     </w:p>
     <w:p/>
@@ -10675,6 +13050,272 @@
     </w:lvl>
   </w:abstractNum>
   <w:abstractNum w:abstractNumId="3" w15:restartNumberingAfterBreak="0">
+    <w:nsid w:val="08666D85"/>
+    <w:multiLevelType w:val="multilevel"/>
+    <w:tmpl w:val="CBA28216"/>
+    <w:lvl w:ilvl="0">
+      <w:start w:val="1"/>
+      <w:numFmt w:val="bullet"/>
+      <w:lvlText w:val=""/>
+      <w:lvlJc w:val="left"/>
+      <w:pPr>
+        <w:tabs>
+          <w:tab w:val="num" w:pos="720"/>
+        </w:tabs>
+        <w:ind w:left="720" w:hanging="360"/>
+      </w:pPr>
+      <w:rPr>
+        <w:rFonts w:ascii="Symbol" w:hAnsi="Symbol" w:hint="default"/>
+        <w:sz w:val="20"/>
+      </w:rPr>
+    </w:lvl>
+    <w:lvl w:ilvl="1" w:tentative="1">
+      <w:start w:val="1"/>
+      <w:numFmt w:val="bullet"/>
+      <w:lvlText w:val="o"/>
+      <w:lvlJc w:val="left"/>
+      <w:pPr>
+        <w:tabs>
+          <w:tab w:val="num" w:pos="1440"/>
+        </w:tabs>
+        <w:ind w:left="1440" w:hanging="360"/>
+      </w:pPr>
+      <w:rPr>
+        <w:rFonts w:ascii="Courier New" w:hAnsi="Courier New" w:hint="default"/>
+        <w:sz w:val="20"/>
+      </w:rPr>
+    </w:lvl>
+    <w:lvl w:ilvl="2" w:tentative="1">
+      <w:start w:val="1"/>
+      <w:numFmt w:val="bullet"/>
+      <w:lvlText w:val=""/>
+      <w:lvlJc w:val="left"/>
+      <w:pPr>
+        <w:tabs>
+          <w:tab w:val="num" w:pos="2160"/>
+        </w:tabs>
+        <w:ind w:left="2160" w:hanging="360"/>
+      </w:pPr>
+      <w:rPr>
+        <w:rFonts w:ascii="Wingdings" w:hAnsi="Wingdings" w:hint="default"/>
+        <w:sz w:val="20"/>
+      </w:rPr>
+    </w:lvl>
+    <w:lvl w:ilvl="3" w:tentative="1">
+      <w:start w:val="1"/>
+      <w:numFmt w:val="bullet"/>
+      <w:lvlText w:val=""/>
+      <w:lvlJc w:val="left"/>
+      <w:pPr>
+        <w:tabs>
+          <w:tab w:val="num" w:pos="2880"/>
+        </w:tabs>
+        <w:ind w:left="2880" w:hanging="360"/>
+      </w:pPr>
+      <w:rPr>
+        <w:rFonts w:ascii="Wingdings" w:hAnsi="Wingdings" w:hint="default"/>
+        <w:sz w:val="20"/>
+      </w:rPr>
+    </w:lvl>
+    <w:lvl w:ilvl="4" w:tentative="1">
+      <w:start w:val="1"/>
+      <w:numFmt w:val="bullet"/>
+      <w:lvlText w:val=""/>
+      <w:lvlJc w:val="left"/>
+      <w:pPr>
+        <w:tabs>
+          <w:tab w:val="num" w:pos="3600"/>
+        </w:tabs>
+        <w:ind w:left="3600" w:hanging="360"/>
+      </w:pPr>
+      <w:rPr>
+        <w:rFonts w:ascii="Wingdings" w:hAnsi="Wingdings" w:hint="default"/>
+        <w:sz w:val="20"/>
+      </w:rPr>
+    </w:lvl>
+    <w:lvl w:ilvl="5" w:tentative="1">
+      <w:start w:val="1"/>
+      <w:numFmt w:val="bullet"/>
+      <w:lvlText w:val=""/>
+      <w:lvlJc w:val="left"/>
+      <w:pPr>
+        <w:tabs>
+          <w:tab w:val="num" w:pos="4320"/>
+        </w:tabs>
+        <w:ind w:left="4320" w:hanging="360"/>
+      </w:pPr>
+      <w:rPr>
+        <w:rFonts w:ascii="Wingdings" w:hAnsi="Wingdings" w:hint="default"/>
+        <w:sz w:val="20"/>
+      </w:rPr>
+    </w:lvl>
+    <w:lvl w:ilvl="6" w:tentative="1">
+      <w:start w:val="1"/>
+      <w:numFmt w:val="bullet"/>
+      <w:lvlText w:val=""/>
+      <w:lvlJc w:val="left"/>
+      <w:pPr>
+        <w:tabs>
+          <w:tab w:val="num" w:pos="5040"/>
+        </w:tabs>
+        <w:ind w:left="5040" w:hanging="360"/>
+      </w:pPr>
+      <w:rPr>
+        <w:rFonts w:ascii="Wingdings" w:hAnsi="Wingdings" w:hint="default"/>
+        <w:sz w:val="20"/>
+      </w:rPr>
+    </w:lvl>
+    <w:lvl w:ilvl="7" w:tentative="1">
+      <w:start w:val="1"/>
+      <w:numFmt w:val="bullet"/>
+      <w:lvlText w:val=""/>
+      <w:lvlJc w:val="left"/>
+      <w:pPr>
+        <w:tabs>
+          <w:tab w:val="num" w:pos="5760"/>
+        </w:tabs>
+        <w:ind w:left="5760" w:hanging="360"/>
+      </w:pPr>
+      <w:rPr>
+        <w:rFonts w:ascii="Wingdings" w:hAnsi="Wingdings" w:hint="default"/>
+        <w:sz w:val="20"/>
+      </w:rPr>
+    </w:lvl>
+    <w:lvl w:ilvl="8" w:tentative="1">
+      <w:start w:val="1"/>
+      <w:numFmt w:val="bullet"/>
+      <w:lvlText w:val=""/>
+      <w:lvlJc w:val="left"/>
+      <w:pPr>
+        <w:tabs>
+          <w:tab w:val="num" w:pos="6480"/>
+        </w:tabs>
+        <w:ind w:left="6480" w:hanging="360"/>
+      </w:pPr>
+      <w:rPr>
+        <w:rFonts w:ascii="Wingdings" w:hAnsi="Wingdings" w:hint="default"/>
+        <w:sz w:val="20"/>
+      </w:rPr>
+    </w:lvl>
+  </w:abstractNum>
+  <w:abstractNum w:abstractNumId="4" w15:restartNumberingAfterBreak="0">
+    <w:nsid w:val="09496297"/>
+    <w:multiLevelType w:val="multilevel"/>
+    <w:tmpl w:val="20582A82"/>
+    <w:lvl w:ilvl="0">
+      <w:start w:val="1"/>
+      <w:numFmt w:val="decimal"/>
+      <w:lvlText w:val="%1."/>
+      <w:lvlJc w:val="left"/>
+      <w:pPr>
+        <w:tabs>
+          <w:tab w:val="num" w:pos="720"/>
+        </w:tabs>
+        <w:ind w:left="720" w:hanging="360"/>
+      </w:pPr>
+    </w:lvl>
+    <w:lvl w:ilvl="1">
+      <w:start w:val="1"/>
+      <w:numFmt w:val="bullet"/>
+      <w:lvlText w:val="o"/>
+      <w:lvlJc w:val="left"/>
+      <w:pPr>
+        <w:tabs>
+          <w:tab w:val="num" w:pos="1440"/>
+        </w:tabs>
+        <w:ind w:left="1440" w:hanging="360"/>
+      </w:pPr>
+      <w:rPr>
+        <w:rFonts w:ascii="Courier New" w:hAnsi="Courier New" w:hint="default"/>
+        <w:sz w:val="20"/>
+      </w:rPr>
+    </w:lvl>
+    <w:lvl w:ilvl="2" w:tentative="1">
+      <w:start w:val="1"/>
+      <w:numFmt w:val="decimal"/>
+      <w:lvlText w:val="%3."/>
+      <w:lvlJc w:val="left"/>
+      <w:pPr>
+        <w:tabs>
+          <w:tab w:val="num" w:pos="2160"/>
+        </w:tabs>
+        <w:ind w:left="2160" w:hanging="360"/>
+      </w:pPr>
+    </w:lvl>
+    <w:lvl w:ilvl="3" w:tentative="1">
+      <w:start w:val="1"/>
+      <w:numFmt w:val="decimal"/>
+      <w:lvlText w:val="%4."/>
+      <w:lvlJc w:val="left"/>
+      <w:pPr>
+        <w:tabs>
+          <w:tab w:val="num" w:pos="2880"/>
+        </w:tabs>
+        <w:ind w:left="2880" w:hanging="360"/>
+      </w:pPr>
+    </w:lvl>
+    <w:lvl w:ilvl="4" w:tentative="1">
+      <w:start w:val="1"/>
+      <w:numFmt w:val="decimal"/>
+      <w:lvlText w:val="%5."/>
+      <w:lvlJc w:val="left"/>
+      <w:pPr>
+        <w:tabs>
+          <w:tab w:val="num" w:pos="3600"/>
+        </w:tabs>
+        <w:ind w:left="3600" w:hanging="360"/>
+      </w:pPr>
+    </w:lvl>
+    <w:lvl w:ilvl="5" w:tentative="1">
+      <w:start w:val="1"/>
+      <w:numFmt w:val="decimal"/>
+      <w:lvlText w:val="%6."/>
+      <w:lvlJc w:val="left"/>
+      <w:pPr>
+        <w:tabs>
+          <w:tab w:val="num" w:pos="4320"/>
+        </w:tabs>
+        <w:ind w:left="4320" w:hanging="360"/>
+      </w:pPr>
+    </w:lvl>
+    <w:lvl w:ilvl="6" w:tentative="1">
+      <w:start w:val="1"/>
+      <w:numFmt w:val="decimal"/>
+      <w:lvlText w:val="%7."/>
+      <w:lvlJc w:val="left"/>
+      <w:pPr>
+        <w:tabs>
+          <w:tab w:val="num" w:pos="5040"/>
+        </w:tabs>
+        <w:ind w:left="5040" w:hanging="360"/>
+      </w:pPr>
+    </w:lvl>
+    <w:lvl w:ilvl="7" w:tentative="1">
+      <w:start w:val="1"/>
+      <w:numFmt w:val="decimal"/>
+      <w:lvlText w:val="%8."/>
+      <w:lvlJc w:val="left"/>
+      <w:pPr>
+        <w:tabs>
+          <w:tab w:val="num" w:pos="5760"/>
+        </w:tabs>
+        <w:ind w:left="5760" w:hanging="360"/>
+      </w:pPr>
+    </w:lvl>
+    <w:lvl w:ilvl="8" w:tentative="1">
+      <w:start w:val="1"/>
+      <w:numFmt w:val="decimal"/>
+      <w:lvlText w:val="%9."/>
+      <w:lvlJc w:val="left"/>
+      <w:pPr>
+        <w:tabs>
+          <w:tab w:val="num" w:pos="6480"/>
+        </w:tabs>
+        <w:ind w:left="6480" w:hanging="360"/>
+      </w:pPr>
+    </w:lvl>
+  </w:abstractNum>
+  <w:abstractNum w:abstractNumId="5" w15:restartNumberingAfterBreak="0">
     <w:nsid w:val="09A40559"/>
     <w:multiLevelType w:val="multilevel"/>
     <w:tmpl w:val="962CA0F8"/>
@@ -10823,7 +13464,7 @@
       </w:rPr>
     </w:lvl>
   </w:abstractNum>
-  <w:abstractNum w:abstractNumId="4" w15:restartNumberingAfterBreak="0">
+  <w:abstractNum w:abstractNumId="6" w15:restartNumberingAfterBreak="0">
     <w:nsid w:val="09CD2B2A"/>
     <w:multiLevelType w:val="multilevel"/>
     <w:tmpl w:val="315E55F8"/>
@@ -10936,7 +13577,7 @@
       </w:pPr>
     </w:lvl>
   </w:abstractNum>
-  <w:abstractNum w:abstractNumId="5" w15:restartNumberingAfterBreak="0">
+  <w:abstractNum w:abstractNumId="7" w15:restartNumberingAfterBreak="0">
     <w:nsid w:val="0AA34A95"/>
     <w:multiLevelType w:val="multilevel"/>
     <w:tmpl w:val="0A66469A"/>
@@ -11085,7 +13726,7 @@
       </w:rPr>
     </w:lvl>
   </w:abstractNum>
-  <w:abstractNum w:abstractNumId="6" w15:restartNumberingAfterBreak="0">
+  <w:abstractNum w:abstractNumId="8" w15:restartNumberingAfterBreak="0">
     <w:nsid w:val="0B352659"/>
     <w:multiLevelType w:val="multilevel"/>
     <w:tmpl w:val="CE784B26"/>
@@ -11234,7 +13875,7 @@
       </w:rPr>
     </w:lvl>
   </w:abstractNum>
-  <w:abstractNum w:abstractNumId="7" w15:restartNumberingAfterBreak="0">
+  <w:abstractNum w:abstractNumId="9" w15:restartNumberingAfterBreak="0">
     <w:nsid w:val="0C124161"/>
     <w:multiLevelType w:val="multilevel"/>
     <w:tmpl w:val="ADAE5888"/>
@@ -11347,7 +13988,7 @@
       </w:pPr>
     </w:lvl>
   </w:abstractNum>
-  <w:abstractNum w:abstractNumId="8" w15:restartNumberingAfterBreak="0">
+  <w:abstractNum w:abstractNumId="10" w15:restartNumberingAfterBreak="0">
     <w:nsid w:val="0CCA4251"/>
     <w:multiLevelType w:val="multilevel"/>
     <w:tmpl w:val="A23A19D0"/>
@@ -11496,7 +14137,7 @@
       </w:rPr>
     </w:lvl>
   </w:abstractNum>
-  <w:abstractNum w:abstractNumId="9" w15:restartNumberingAfterBreak="0">
+  <w:abstractNum w:abstractNumId="11" w15:restartNumberingAfterBreak="0">
     <w:nsid w:val="0CF4213A"/>
     <w:multiLevelType w:val="multilevel"/>
     <w:tmpl w:val="CA94439C"/>
@@ -11609,7 +14250,7 @@
       </w:pPr>
     </w:lvl>
   </w:abstractNum>
-  <w:abstractNum w:abstractNumId="10" w15:restartNumberingAfterBreak="0">
+  <w:abstractNum w:abstractNumId="12" w15:restartNumberingAfterBreak="0">
     <w:nsid w:val="0D6A5668"/>
     <w:multiLevelType w:val="multilevel"/>
     <w:tmpl w:val="118EF9C0"/>
@@ -11722,7 +14363,7 @@
       </w:pPr>
     </w:lvl>
   </w:abstractNum>
-  <w:abstractNum w:abstractNumId="11" w15:restartNumberingAfterBreak="0">
+  <w:abstractNum w:abstractNumId="13" w15:restartNumberingAfterBreak="0">
     <w:nsid w:val="0DBA591A"/>
     <w:multiLevelType w:val="multilevel"/>
     <w:tmpl w:val="062C19C0"/>
@@ -11835,7 +14476,156 @@
       </w:pPr>
     </w:lvl>
   </w:abstractNum>
-  <w:abstractNum w:abstractNumId="12" w15:restartNumberingAfterBreak="0">
+  <w:abstractNum w:abstractNumId="14" w15:restartNumberingAfterBreak="0">
+    <w:nsid w:val="0E1C6F35"/>
+    <w:multiLevelType w:val="multilevel"/>
+    <w:tmpl w:val="441076D0"/>
+    <w:lvl w:ilvl="0">
+      <w:start w:val="1"/>
+      <w:numFmt w:val="bullet"/>
+      <w:lvlText w:val=""/>
+      <w:lvlJc w:val="left"/>
+      <w:pPr>
+        <w:tabs>
+          <w:tab w:val="num" w:pos="720"/>
+        </w:tabs>
+        <w:ind w:left="720" w:hanging="360"/>
+      </w:pPr>
+      <w:rPr>
+        <w:rFonts w:ascii="Symbol" w:hAnsi="Symbol" w:hint="default"/>
+        <w:sz w:val="20"/>
+      </w:rPr>
+    </w:lvl>
+    <w:lvl w:ilvl="1">
+      <w:start w:val="1"/>
+      <w:numFmt w:val="bullet"/>
+      <w:lvlText w:val="o"/>
+      <w:lvlJc w:val="left"/>
+      <w:pPr>
+        <w:tabs>
+          <w:tab w:val="num" w:pos="1440"/>
+        </w:tabs>
+        <w:ind w:left="1440" w:hanging="360"/>
+      </w:pPr>
+      <w:rPr>
+        <w:rFonts w:ascii="Courier New" w:hAnsi="Courier New" w:hint="default"/>
+        <w:sz w:val="20"/>
+      </w:rPr>
+    </w:lvl>
+    <w:lvl w:ilvl="2" w:tentative="1">
+      <w:start w:val="1"/>
+      <w:numFmt w:val="bullet"/>
+      <w:lvlText w:val=""/>
+      <w:lvlJc w:val="left"/>
+      <w:pPr>
+        <w:tabs>
+          <w:tab w:val="num" w:pos="2160"/>
+        </w:tabs>
+        <w:ind w:left="2160" w:hanging="360"/>
+      </w:pPr>
+      <w:rPr>
+        <w:rFonts w:ascii="Wingdings" w:hAnsi="Wingdings" w:hint="default"/>
+        <w:sz w:val="20"/>
+      </w:rPr>
+    </w:lvl>
+    <w:lvl w:ilvl="3" w:tentative="1">
+      <w:start w:val="1"/>
+      <w:numFmt w:val="bullet"/>
+      <w:lvlText w:val=""/>
+      <w:lvlJc w:val="left"/>
+      <w:pPr>
+        <w:tabs>
+          <w:tab w:val="num" w:pos="2880"/>
+        </w:tabs>
+        <w:ind w:left="2880" w:hanging="360"/>
+      </w:pPr>
+      <w:rPr>
+        <w:rFonts w:ascii="Wingdings" w:hAnsi="Wingdings" w:hint="default"/>
+        <w:sz w:val="20"/>
+      </w:rPr>
+    </w:lvl>
+    <w:lvl w:ilvl="4" w:tentative="1">
+      <w:start w:val="1"/>
+      <w:numFmt w:val="bullet"/>
+      <w:lvlText w:val=""/>
+      <w:lvlJc w:val="left"/>
+      <w:pPr>
+        <w:tabs>
+          <w:tab w:val="num" w:pos="3600"/>
+        </w:tabs>
+        <w:ind w:left="3600" w:hanging="360"/>
+      </w:pPr>
+      <w:rPr>
+        <w:rFonts w:ascii="Wingdings" w:hAnsi="Wingdings" w:hint="default"/>
+        <w:sz w:val="20"/>
+      </w:rPr>
+    </w:lvl>
+    <w:lvl w:ilvl="5" w:tentative="1">
+      <w:start w:val="1"/>
+      <w:numFmt w:val="bullet"/>
+      <w:lvlText w:val=""/>
+      <w:lvlJc w:val="left"/>
+      <w:pPr>
+        <w:tabs>
+          <w:tab w:val="num" w:pos="4320"/>
+        </w:tabs>
+        <w:ind w:left="4320" w:hanging="360"/>
+      </w:pPr>
+      <w:rPr>
+        <w:rFonts w:ascii="Wingdings" w:hAnsi="Wingdings" w:hint="default"/>
+        <w:sz w:val="20"/>
+      </w:rPr>
+    </w:lvl>
+    <w:lvl w:ilvl="6" w:tentative="1">
+      <w:start w:val="1"/>
+      <w:numFmt w:val="bullet"/>
+      <w:lvlText w:val=""/>
+      <w:lvlJc w:val="left"/>
+      <w:pPr>
+        <w:tabs>
+          <w:tab w:val="num" w:pos="5040"/>
+        </w:tabs>
+        <w:ind w:left="5040" w:hanging="360"/>
+      </w:pPr>
+      <w:rPr>
+        <w:rFonts w:ascii="Wingdings" w:hAnsi="Wingdings" w:hint="default"/>
+        <w:sz w:val="20"/>
+      </w:rPr>
+    </w:lvl>
+    <w:lvl w:ilvl="7" w:tentative="1">
+      <w:start w:val="1"/>
+      <w:numFmt w:val="bullet"/>
+      <w:lvlText w:val=""/>
+      <w:lvlJc w:val="left"/>
+      <w:pPr>
+        <w:tabs>
+          <w:tab w:val="num" w:pos="5760"/>
+        </w:tabs>
+        <w:ind w:left="5760" w:hanging="360"/>
+      </w:pPr>
+      <w:rPr>
+        <w:rFonts w:ascii="Wingdings" w:hAnsi="Wingdings" w:hint="default"/>
+        <w:sz w:val="20"/>
+      </w:rPr>
+    </w:lvl>
+    <w:lvl w:ilvl="8" w:tentative="1">
+      <w:start w:val="1"/>
+      <w:numFmt w:val="bullet"/>
+      <w:lvlText w:val=""/>
+      <w:lvlJc w:val="left"/>
+      <w:pPr>
+        <w:tabs>
+          <w:tab w:val="num" w:pos="6480"/>
+        </w:tabs>
+        <w:ind w:left="6480" w:hanging="360"/>
+      </w:pPr>
+      <w:rPr>
+        <w:rFonts w:ascii="Wingdings" w:hAnsi="Wingdings" w:hint="default"/>
+        <w:sz w:val="20"/>
+      </w:rPr>
+    </w:lvl>
+  </w:abstractNum>
+  <w:abstractNum w:abstractNumId="15" w15:restartNumberingAfterBreak="0">
     <w:nsid w:val="0F8E7710"/>
     <w:multiLevelType w:val="multilevel"/>
     <w:tmpl w:val="DD36F5AE"/>
@@ -11984,7 +14774,7 @@
       </w:rPr>
     </w:lvl>
   </w:abstractNum>
-  <w:abstractNum w:abstractNumId="13" w15:restartNumberingAfterBreak="0">
+  <w:abstractNum w:abstractNumId="16" w15:restartNumberingAfterBreak="0">
     <w:nsid w:val="102D4364"/>
     <w:multiLevelType w:val="multilevel"/>
     <w:tmpl w:val="27CE5EC2"/>
@@ -12097,7 +14887,7 @@
       </w:pPr>
     </w:lvl>
   </w:abstractNum>
-  <w:abstractNum w:abstractNumId="14" w15:restartNumberingAfterBreak="0">
+  <w:abstractNum w:abstractNumId="17" w15:restartNumberingAfterBreak="0">
     <w:nsid w:val="10EB2AD6"/>
     <w:multiLevelType w:val="multilevel"/>
     <w:tmpl w:val="34364E1E"/>
@@ -12246,7 +15036,7 @@
       </w:rPr>
     </w:lvl>
   </w:abstractNum>
-  <w:abstractNum w:abstractNumId="15" w15:restartNumberingAfterBreak="0">
+  <w:abstractNum w:abstractNumId="18" w15:restartNumberingAfterBreak="0">
     <w:nsid w:val="112A394A"/>
     <w:multiLevelType w:val="multilevel"/>
     <w:tmpl w:val="26A01C0C"/>
@@ -12359,7 +15149,7 @@
       </w:pPr>
     </w:lvl>
   </w:abstractNum>
-  <w:abstractNum w:abstractNumId="16" w15:restartNumberingAfterBreak="0">
+  <w:abstractNum w:abstractNumId="19" w15:restartNumberingAfterBreak="0">
     <w:nsid w:val="130B38A8"/>
     <w:multiLevelType w:val="multilevel"/>
     <w:tmpl w:val="9DB6D7C8"/>
@@ -12508,7 +15298,7 @@
       </w:rPr>
     </w:lvl>
   </w:abstractNum>
-  <w:abstractNum w:abstractNumId="17" w15:restartNumberingAfterBreak="0">
+  <w:abstractNum w:abstractNumId="20" w15:restartNumberingAfterBreak="0">
     <w:nsid w:val="133C15B0"/>
     <w:multiLevelType w:val="multilevel"/>
     <w:tmpl w:val="642A3B50"/>
@@ -12657,7 +15447,124 @@
       </w:rPr>
     </w:lvl>
   </w:abstractNum>
-  <w:abstractNum w:abstractNumId="18" w15:restartNumberingAfterBreak="0">
+  <w:abstractNum w:abstractNumId="21" w15:restartNumberingAfterBreak="0">
+    <w:nsid w:val="1366708B"/>
+    <w:multiLevelType w:val="multilevel"/>
+    <w:tmpl w:val="C6F8B712"/>
+    <w:lvl w:ilvl="0">
+      <w:start w:val="1"/>
+      <w:numFmt w:val="decimal"/>
+      <w:lvlText w:val="%1."/>
+      <w:lvlJc w:val="left"/>
+      <w:pPr>
+        <w:tabs>
+          <w:tab w:val="num" w:pos="720"/>
+        </w:tabs>
+        <w:ind w:left="720" w:hanging="360"/>
+      </w:pPr>
+    </w:lvl>
+    <w:lvl w:ilvl="1">
+      <w:start w:val="1"/>
+      <w:numFmt w:val="bullet"/>
+      <w:lvlText w:val="o"/>
+      <w:lvlJc w:val="left"/>
+      <w:pPr>
+        <w:tabs>
+          <w:tab w:val="num" w:pos="1440"/>
+        </w:tabs>
+        <w:ind w:left="1440" w:hanging="360"/>
+      </w:pPr>
+      <w:rPr>
+        <w:rFonts w:ascii="Courier New" w:hAnsi="Courier New" w:hint="default"/>
+        <w:sz w:val="20"/>
+      </w:rPr>
+    </w:lvl>
+    <w:lvl w:ilvl="2" w:tentative="1">
+      <w:start w:val="1"/>
+      <w:numFmt w:val="decimal"/>
+      <w:lvlText w:val="%3."/>
+      <w:lvlJc w:val="left"/>
+      <w:pPr>
+        <w:tabs>
+          <w:tab w:val="num" w:pos="2160"/>
+        </w:tabs>
+        <w:ind w:left="2160" w:hanging="360"/>
+      </w:pPr>
+    </w:lvl>
+    <w:lvl w:ilvl="3" w:tentative="1">
+      <w:start w:val="1"/>
+      <w:numFmt w:val="decimal"/>
+      <w:lvlText w:val="%4."/>
+      <w:lvlJc w:val="left"/>
+      <w:pPr>
+        <w:tabs>
+          <w:tab w:val="num" w:pos="2880"/>
+        </w:tabs>
+        <w:ind w:left="2880" w:hanging="360"/>
+      </w:pPr>
+    </w:lvl>
+    <w:lvl w:ilvl="4" w:tentative="1">
+      <w:start w:val="1"/>
+      <w:numFmt w:val="decimal"/>
+      <w:lvlText w:val="%5."/>
+      <w:lvlJc w:val="left"/>
+      <w:pPr>
+        <w:tabs>
+          <w:tab w:val="num" w:pos="3600"/>
+        </w:tabs>
+        <w:ind w:left="3600" w:hanging="360"/>
+      </w:pPr>
+    </w:lvl>
+    <w:lvl w:ilvl="5" w:tentative="1">
+      <w:start w:val="1"/>
+      <w:numFmt w:val="decimal"/>
+      <w:lvlText w:val="%6."/>
+      <w:lvlJc w:val="left"/>
+      <w:pPr>
+        <w:tabs>
+          <w:tab w:val="num" w:pos="4320"/>
+        </w:tabs>
+        <w:ind w:left="4320" w:hanging="360"/>
+      </w:pPr>
+    </w:lvl>
+    <w:lvl w:ilvl="6" w:tentative="1">
+      <w:start w:val="1"/>
+      <w:numFmt w:val="decimal"/>
+      <w:lvlText w:val="%7."/>
+      <w:lvlJc w:val="left"/>
+      <w:pPr>
+        <w:tabs>
+          <w:tab w:val="num" w:pos="5040"/>
+        </w:tabs>
+        <w:ind w:left="5040" w:hanging="360"/>
+      </w:pPr>
+    </w:lvl>
+    <w:lvl w:ilvl="7" w:tentative="1">
+      <w:start w:val="1"/>
+      <w:numFmt w:val="decimal"/>
+      <w:lvlText w:val="%8."/>
+      <w:lvlJc w:val="left"/>
+      <w:pPr>
+        <w:tabs>
+          <w:tab w:val="num" w:pos="5760"/>
+        </w:tabs>
+        <w:ind w:left="5760" w:hanging="360"/>
+      </w:pPr>
+    </w:lvl>
+    <w:lvl w:ilvl="8" w:tentative="1">
+      <w:start w:val="1"/>
+      <w:numFmt w:val="decimal"/>
+      <w:lvlText w:val="%9."/>
+      <w:lvlJc w:val="left"/>
+      <w:pPr>
+        <w:tabs>
+          <w:tab w:val="num" w:pos="6480"/>
+        </w:tabs>
+        <w:ind w:left="6480" w:hanging="360"/>
+      </w:pPr>
+    </w:lvl>
+  </w:abstractNum>
+  <w:abstractNum w:abstractNumId="22" w15:restartNumberingAfterBreak="0">
     <w:nsid w:val="13F564B8"/>
     <w:multiLevelType w:val="multilevel"/>
     <w:tmpl w:val="4C34F7C0"/>
@@ -12806,7 +15713,120 @@
       </w:rPr>
     </w:lvl>
   </w:abstractNum>
-  <w:abstractNum w:abstractNumId="19" w15:restartNumberingAfterBreak="0">
+  <w:abstractNum w:abstractNumId="23" w15:restartNumberingAfterBreak="0">
+    <w:nsid w:val="1650227E"/>
+    <w:multiLevelType w:val="multilevel"/>
+    <w:tmpl w:val="D102F716"/>
+    <w:lvl w:ilvl="0">
+      <w:start w:val="1"/>
+      <w:numFmt w:val="decimal"/>
+      <w:lvlText w:val="%1."/>
+      <w:lvlJc w:val="left"/>
+      <w:pPr>
+        <w:tabs>
+          <w:tab w:val="num" w:pos="720"/>
+        </w:tabs>
+        <w:ind w:left="720" w:hanging="360"/>
+      </w:pPr>
+    </w:lvl>
+    <w:lvl w:ilvl="1" w:tentative="1">
+      <w:start w:val="1"/>
+      <w:numFmt w:val="decimal"/>
+      <w:lvlText w:val="%2."/>
+      <w:lvlJc w:val="left"/>
+      <w:pPr>
+        <w:tabs>
+          <w:tab w:val="num" w:pos="1440"/>
+        </w:tabs>
+        <w:ind w:left="1440" w:hanging="360"/>
+      </w:pPr>
+    </w:lvl>
+    <w:lvl w:ilvl="2" w:tentative="1">
+      <w:start w:val="1"/>
+      <w:numFmt w:val="decimal"/>
+      <w:lvlText w:val="%3."/>
+      <w:lvlJc w:val="left"/>
+      <w:pPr>
+        <w:tabs>
+          <w:tab w:val="num" w:pos="2160"/>
+        </w:tabs>
+        <w:ind w:left="2160" w:hanging="360"/>
+      </w:pPr>
+    </w:lvl>
+    <w:lvl w:ilvl="3" w:tentative="1">
+      <w:start w:val="1"/>
+      <w:numFmt w:val="decimal"/>
+      <w:lvlText w:val="%4."/>
+      <w:lvlJc w:val="left"/>
+      <w:pPr>
+        <w:tabs>
+          <w:tab w:val="num" w:pos="2880"/>
+        </w:tabs>
+        <w:ind w:left="2880" w:hanging="360"/>
+      </w:pPr>
+    </w:lvl>
+    <w:lvl w:ilvl="4" w:tentative="1">
+      <w:start w:val="1"/>
+      <w:numFmt w:val="decimal"/>
+      <w:lvlText w:val="%5."/>
+      <w:lvlJc w:val="left"/>
+      <w:pPr>
+        <w:tabs>
+          <w:tab w:val="num" w:pos="3600"/>
+        </w:tabs>
+        <w:ind w:left="3600" w:hanging="360"/>
+      </w:pPr>
+    </w:lvl>
+    <w:lvl w:ilvl="5" w:tentative="1">
+      <w:start w:val="1"/>
+      <w:numFmt w:val="decimal"/>
+      <w:lvlText w:val="%6."/>
+      <w:lvlJc w:val="left"/>
+      <w:pPr>
+        <w:tabs>
+          <w:tab w:val="num" w:pos="4320"/>
+        </w:tabs>
+        <w:ind w:left="4320" w:hanging="360"/>
+      </w:pPr>
+    </w:lvl>
+    <w:lvl w:ilvl="6" w:tentative="1">
+      <w:start w:val="1"/>
+      <w:numFmt w:val="decimal"/>
+      <w:lvlText w:val="%7."/>
+      <w:lvlJc w:val="left"/>
+      <w:pPr>
+        <w:tabs>
+          <w:tab w:val="num" w:pos="5040"/>
+        </w:tabs>
+        <w:ind w:left="5040" w:hanging="360"/>
+      </w:pPr>
+    </w:lvl>
+    <w:lvl w:ilvl="7" w:tentative="1">
+      <w:start w:val="1"/>
+      <w:numFmt w:val="decimal"/>
+      <w:lvlText w:val="%8."/>
+      <w:lvlJc w:val="left"/>
+      <w:pPr>
+        <w:tabs>
+          <w:tab w:val="num" w:pos="5760"/>
+        </w:tabs>
+        <w:ind w:left="5760" w:hanging="360"/>
+      </w:pPr>
+    </w:lvl>
+    <w:lvl w:ilvl="8" w:tentative="1">
+      <w:start w:val="1"/>
+      <w:numFmt w:val="decimal"/>
+      <w:lvlText w:val="%9."/>
+      <w:lvlJc w:val="left"/>
+      <w:pPr>
+        <w:tabs>
+          <w:tab w:val="num" w:pos="6480"/>
+        </w:tabs>
+        <w:ind w:left="6480" w:hanging="360"/>
+      </w:pPr>
+    </w:lvl>
+  </w:abstractNum>
+  <w:abstractNum w:abstractNumId="24" w15:restartNumberingAfterBreak="0">
     <w:nsid w:val="167F3139"/>
     <w:multiLevelType w:val="multilevel"/>
     <w:tmpl w:val="3C1C6A48"/>
@@ -12955,7 +15975,7 @@
       </w:rPr>
     </w:lvl>
   </w:abstractNum>
-  <w:abstractNum w:abstractNumId="20" w15:restartNumberingAfterBreak="0">
+  <w:abstractNum w:abstractNumId="25" w15:restartNumberingAfterBreak="0">
     <w:nsid w:val="16C948C7"/>
     <w:multiLevelType w:val="multilevel"/>
     <w:tmpl w:val="91C235CE"/>
@@ -13104,7 +16124,7 @@
       </w:rPr>
     </w:lvl>
   </w:abstractNum>
-  <w:abstractNum w:abstractNumId="21" w15:restartNumberingAfterBreak="0">
+  <w:abstractNum w:abstractNumId="26" w15:restartNumberingAfterBreak="0">
     <w:nsid w:val="17792EE2"/>
     <w:multiLevelType w:val="multilevel"/>
     <w:tmpl w:val="C0F2BD98"/>
@@ -13217,7 +16237,7 @@
       </w:pPr>
     </w:lvl>
   </w:abstractNum>
-  <w:abstractNum w:abstractNumId="22" w15:restartNumberingAfterBreak="0">
+  <w:abstractNum w:abstractNumId="27" w15:restartNumberingAfterBreak="0">
     <w:nsid w:val="17A14387"/>
     <w:multiLevelType w:val="multilevel"/>
     <w:tmpl w:val="CC9CF5F4"/>
@@ -13366,7 +16386,7 @@
       </w:rPr>
     </w:lvl>
   </w:abstractNum>
-  <w:abstractNum w:abstractNumId="23" w15:restartNumberingAfterBreak="0">
+  <w:abstractNum w:abstractNumId="28" w15:restartNumberingAfterBreak="0">
     <w:nsid w:val="192847B4"/>
     <w:multiLevelType w:val="multilevel"/>
     <w:tmpl w:val="27AEAE30"/>
@@ -13515,7 +16535,7 @@
       </w:rPr>
     </w:lvl>
   </w:abstractNum>
-  <w:abstractNum w:abstractNumId="24" w15:restartNumberingAfterBreak="0">
+  <w:abstractNum w:abstractNumId="29" w15:restartNumberingAfterBreak="0">
     <w:nsid w:val="1B037388"/>
     <w:multiLevelType w:val="multilevel"/>
     <w:tmpl w:val="16EA72A0"/>
@@ -13664,7 +16684,156 @@
       </w:rPr>
     </w:lvl>
   </w:abstractNum>
-  <w:abstractNum w:abstractNumId="25" w15:restartNumberingAfterBreak="0">
+  <w:abstractNum w:abstractNumId="30" w15:restartNumberingAfterBreak="0">
+    <w:nsid w:val="1B1A68FB"/>
+    <w:multiLevelType w:val="multilevel"/>
+    <w:tmpl w:val="78F242AA"/>
+    <w:lvl w:ilvl="0">
+      <w:start w:val="1"/>
+      <w:numFmt w:val="bullet"/>
+      <w:lvlText w:val=""/>
+      <w:lvlJc w:val="left"/>
+      <w:pPr>
+        <w:tabs>
+          <w:tab w:val="num" w:pos="720"/>
+        </w:tabs>
+        <w:ind w:left="720" w:hanging="360"/>
+      </w:pPr>
+      <w:rPr>
+        <w:rFonts w:ascii="Symbol" w:hAnsi="Symbol" w:hint="default"/>
+        <w:sz w:val="20"/>
+      </w:rPr>
+    </w:lvl>
+    <w:lvl w:ilvl="1" w:tentative="1">
+      <w:start w:val="1"/>
+      <w:numFmt w:val="bullet"/>
+      <w:lvlText w:val="o"/>
+      <w:lvlJc w:val="left"/>
+      <w:pPr>
+        <w:tabs>
+          <w:tab w:val="num" w:pos="1440"/>
+        </w:tabs>
+        <w:ind w:left="1440" w:hanging="360"/>
+      </w:pPr>
+      <w:rPr>
+        <w:rFonts w:ascii="Courier New" w:hAnsi="Courier New" w:hint="default"/>
+        <w:sz w:val="20"/>
+      </w:rPr>
+    </w:lvl>
+    <w:lvl w:ilvl="2" w:tentative="1">
+      <w:start w:val="1"/>
+      <w:numFmt w:val="bullet"/>
+      <w:lvlText w:val=""/>
+      <w:lvlJc w:val="left"/>
+      <w:pPr>
+        <w:tabs>
+          <w:tab w:val="num" w:pos="2160"/>
+        </w:tabs>
+        <w:ind w:left="2160" w:hanging="360"/>
+      </w:pPr>
+      <w:rPr>
+        <w:rFonts w:ascii="Wingdings" w:hAnsi="Wingdings" w:hint="default"/>
+        <w:sz w:val="20"/>
+      </w:rPr>
+    </w:lvl>
+    <w:lvl w:ilvl="3" w:tentative="1">
+      <w:start w:val="1"/>
+      <w:numFmt w:val="bullet"/>
+      <w:lvlText w:val=""/>
+      <w:lvlJc w:val="left"/>
+      <w:pPr>
+        <w:tabs>
+          <w:tab w:val="num" w:pos="2880"/>
+        </w:tabs>
+        <w:ind w:left="2880" w:hanging="360"/>
+      </w:pPr>
+      <w:rPr>
+        <w:rFonts w:ascii="Wingdings" w:hAnsi="Wingdings" w:hint="default"/>
+        <w:sz w:val="20"/>
+      </w:rPr>
+    </w:lvl>
+    <w:lvl w:ilvl="4" w:tentative="1">
+      <w:start w:val="1"/>
+      <w:numFmt w:val="bullet"/>
+      <w:lvlText w:val=""/>
+      <w:lvlJc w:val="left"/>
+      <w:pPr>
+        <w:tabs>
+          <w:tab w:val="num" w:pos="3600"/>
+        </w:tabs>
+        <w:ind w:left="3600" w:hanging="360"/>
+      </w:pPr>
+      <w:rPr>
+        <w:rFonts w:ascii="Wingdings" w:hAnsi="Wingdings" w:hint="default"/>
+        <w:sz w:val="20"/>
+      </w:rPr>
+    </w:lvl>
+    <w:lvl w:ilvl="5" w:tentative="1">
+      <w:start w:val="1"/>
+      <w:numFmt w:val="bullet"/>
+      <w:lvlText w:val=""/>
+      <w:lvlJc w:val="left"/>
+      <w:pPr>
+        <w:tabs>
+          <w:tab w:val="num" w:pos="4320"/>
+        </w:tabs>
+        <w:ind w:left="4320" w:hanging="360"/>
+      </w:pPr>
+      <w:rPr>
+        <w:rFonts w:ascii="Wingdings" w:hAnsi="Wingdings" w:hint="default"/>
+        <w:sz w:val="20"/>
+      </w:rPr>
+    </w:lvl>
+    <w:lvl w:ilvl="6" w:tentative="1">
+      <w:start w:val="1"/>
+      <w:numFmt w:val="bullet"/>
+      <w:lvlText w:val=""/>
+      <w:lvlJc w:val="left"/>
+      <w:pPr>
+        <w:tabs>
+          <w:tab w:val="num" w:pos="5040"/>
+        </w:tabs>
+        <w:ind w:left="5040" w:hanging="360"/>
+      </w:pPr>
+      <w:rPr>
+        <w:rFonts w:ascii="Wingdings" w:hAnsi="Wingdings" w:hint="default"/>
+        <w:sz w:val="20"/>
+      </w:rPr>
+    </w:lvl>
+    <w:lvl w:ilvl="7" w:tentative="1">
+      <w:start w:val="1"/>
+      <w:numFmt w:val="bullet"/>
+      <w:lvlText w:val=""/>
+      <w:lvlJc w:val="left"/>
+      <w:pPr>
+        <w:tabs>
+          <w:tab w:val="num" w:pos="5760"/>
+        </w:tabs>
+        <w:ind w:left="5760" w:hanging="360"/>
+      </w:pPr>
+      <w:rPr>
+        <w:rFonts w:ascii="Wingdings" w:hAnsi="Wingdings" w:hint="default"/>
+        <w:sz w:val="20"/>
+      </w:rPr>
+    </w:lvl>
+    <w:lvl w:ilvl="8" w:tentative="1">
+      <w:start w:val="1"/>
+      <w:numFmt w:val="bullet"/>
+      <w:lvlText w:val=""/>
+      <w:lvlJc w:val="left"/>
+      <w:pPr>
+        <w:tabs>
+          <w:tab w:val="num" w:pos="6480"/>
+        </w:tabs>
+        <w:ind w:left="6480" w:hanging="360"/>
+      </w:pPr>
+      <w:rPr>
+        <w:rFonts w:ascii="Wingdings" w:hAnsi="Wingdings" w:hint="default"/>
+        <w:sz w:val="20"/>
+      </w:rPr>
+    </w:lvl>
+  </w:abstractNum>
+  <w:abstractNum w:abstractNumId="31" w15:restartNumberingAfterBreak="0">
     <w:nsid w:val="1C662AD8"/>
     <w:multiLevelType w:val="multilevel"/>
     <w:tmpl w:val="9FC01F70"/>
@@ -13813,7 +16982,7 @@
       </w:rPr>
     </w:lvl>
   </w:abstractNum>
-  <w:abstractNum w:abstractNumId="26" w15:restartNumberingAfterBreak="0">
+  <w:abstractNum w:abstractNumId="32" w15:restartNumberingAfterBreak="0">
     <w:nsid w:val="1E7760DE"/>
     <w:multiLevelType w:val="multilevel"/>
     <w:tmpl w:val="DEAAD43C"/>
@@ -13962,7 +17131,7 @@
       </w:rPr>
     </w:lvl>
   </w:abstractNum>
-  <w:abstractNum w:abstractNumId="27" w15:restartNumberingAfterBreak="0">
+  <w:abstractNum w:abstractNumId="33" w15:restartNumberingAfterBreak="0">
     <w:nsid w:val="207E4314"/>
     <w:multiLevelType w:val="multilevel"/>
     <w:tmpl w:val="3C7CF0DA"/>
@@ -14075,7 +17244,156 @@
       </w:pPr>
     </w:lvl>
   </w:abstractNum>
-  <w:abstractNum w:abstractNumId="28" w15:restartNumberingAfterBreak="0">
+  <w:abstractNum w:abstractNumId="34" w15:restartNumberingAfterBreak="0">
+    <w:nsid w:val="20907BED"/>
+    <w:multiLevelType w:val="multilevel"/>
+    <w:tmpl w:val="0E762C12"/>
+    <w:lvl w:ilvl="0">
+      <w:start w:val="1"/>
+      <w:numFmt w:val="bullet"/>
+      <w:lvlText w:val=""/>
+      <w:lvlJc w:val="left"/>
+      <w:pPr>
+        <w:tabs>
+          <w:tab w:val="num" w:pos="720"/>
+        </w:tabs>
+        <w:ind w:left="720" w:hanging="360"/>
+      </w:pPr>
+      <w:rPr>
+        <w:rFonts w:ascii="Symbol" w:hAnsi="Symbol" w:hint="default"/>
+        <w:sz w:val="20"/>
+      </w:rPr>
+    </w:lvl>
+    <w:lvl w:ilvl="1" w:tentative="1">
+      <w:start w:val="1"/>
+      <w:numFmt w:val="bullet"/>
+      <w:lvlText w:val="o"/>
+      <w:lvlJc w:val="left"/>
+      <w:pPr>
+        <w:tabs>
+          <w:tab w:val="num" w:pos="1440"/>
+        </w:tabs>
+        <w:ind w:left="1440" w:hanging="360"/>
+      </w:pPr>
+      <w:rPr>
+        <w:rFonts w:ascii="Courier New" w:hAnsi="Courier New" w:hint="default"/>
+        <w:sz w:val="20"/>
+      </w:rPr>
+    </w:lvl>
+    <w:lvl w:ilvl="2" w:tentative="1">
+      <w:start w:val="1"/>
+      <w:numFmt w:val="bullet"/>
+      <w:lvlText w:val=""/>
+      <w:lvlJc w:val="left"/>
+      <w:pPr>
+        <w:tabs>
+          <w:tab w:val="num" w:pos="2160"/>
+        </w:tabs>
+        <w:ind w:left="2160" w:hanging="360"/>
+      </w:pPr>
+      <w:rPr>
+        <w:rFonts w:ascii="Wingdings" w:hAnsi="Wingdings" w:hint="default"/>
+        <w:sz w:val="20"/>
+      </w:rPr>
+    </w:lvl>
+    <w:lvl w:ilvl="3" w:tentative="1">
+      <w:start w:val="1"/>
+      <w:numFmt w:val="bullet"/>
+      <w:lvlText w:val=""/>
+      <w:lvlJc w:val="left"/>
+      <w:pPr>
+        <w:tabs>
+          <w:tab w:val="num" w:pos="2880"/>
+        </w:tabs>
+        <w:ind w:left="2880" w:hanging="360"/>
+      </w:pPr>
+      <w:rPr>
+        <w:rFonts w:ascii="Wingdings" w:hAnsi="Wingdings" w:hint="default"/>
+        <w:sz w:val="20"/>
+      </w:rPr>
+    </w:lvl>
+    <w:lvl w:ilvl="4" w:tentative="1">
+      <w:start w:val="1"/>
+      <w:numFmt w:val="bullet"/>
+      <w:lvlText w:val=""/>
+      <w:lvlJc w:val="left"/>
+      <w:pPr>
+        <w:tabs>
+          <w:tab w:val="num" w:pos="3600"/>
+        </w:tabs>
+        <w:ind w:left="3600" w:hanging="360"/>
+      </w:pPr>
+      <w:rPr>
+        <w:rFonts w:ascii="Wingdings" w:hAnsi="Wingdings" w:hint="default"/>
+        <w:sz w:val="20"/>
+      </w:rPr>
+    </w:lvl>
+    <w:lvl w:ilvl="5" w:tentative="1">
+      <w:start w:val="1"/>
+      <w:numFmt w:val="bullet"/>
+      <w:lvlText w:val=""/>
+      <w:lvlJc w:val="left"/>
+      <w:pPr>
+        <w:tabs>
+          <w:tab w:val="num" w:pos="4320"/>
+        </w:tabs>
+        <w:ind w:left="4320" w:hanging="360"/>
+      </w:pPr>
+      <w:rPr>
+        <w:rFonts w:ascii="Wingdings" w:hAnsi="Wingdings" w:hint="default"/>
+        <w:sz w:val="20"/>
+      </w:rPr>
+    </w:lvl>
+    <w:lvl w:ilvl="6" w:tentative="1">
+      <w:start w:val="1"/>
+      <w:numFmt w:val="bullet"/>
+      <w:lvlText w:val=""/>
+      <w:lvlJc w:val="left"/>
+      <w:pPr>
+        <w:tabs>
+          <w:tab w:val="num" w:pos="5040"/>
+        </w:tabs>
+        <w:ind w:left="5040" w:hanging="360"/>
+      </w:pPr>
+      <w:rPr>
+        <w:rFonts w:ascii="Wingdings" w:hAnsi="Wingdings" w:hint="default"/>
+        <w:sz w:val="20"/>
+      </w:rPr>
+    </w:lvl>
+    <w:lvl w:ilvl="7" w:tentative="1">
+      <w:start w:val="1"/>
+      <w:numFmt w:val="bullet"/>
+      <w:lvlText w:val=""/>
+      <w:lvlJc w:val="left"/>
+      <w:pPr>
+        <w:tabs>
+          <w:tab w:val="num" w:pos="5760"/>
+        </w:tabs>
+        <w:ind w:left="5760" w:hanging="360"/>
+      </w:pPr>
+      <w:rPr>
+        <w:rFonts w:ascii="Wingdings" w:hAnsi="Wingdings" w:hint="default"/>
+        <w:sz w:val="20"/>
+      </w:rPr>
+    </w:lvl>
+    <w:lvl w:ilvl="8" w:tentative="1">
+      <w:start w:val="1"/>
+      <w:numFmt w:val="bullet"/>
+      <w:lvlText w:val=""/>
+      <w:lvlJc w:val="left"/>
+      <w:pPr>
+        <w:tabs>
+          <w:tab w:val="num" w:pos="6480"/>
+        </w:tabs>
+        <w:ind w:left="6480" w:hanging="360"/>
+      </w:pPr>
+      <w:rPr>
+        <w:rFonts w:ascii="Wingdings" w:hAnsi="Wingdings" w:hint="default"/>
+        <w:sz w:val="20"/>
+      </w:rPr>
+    </w:lvl>
+  </w:abstractNum>
+  <w:abstractNum w:abstractNumId="35" w15:restartNumberingAfterBreak="0">
     <w:nsid w:val="20C72D45"/>
     <w:multiLevelType w:val="multilevel"/>
     <w:tmpl w:val="B3F081C2"/>
@@ -14188,7 +17506,7 @@
       </w:pPr>
     </w:lvl>
   </w:abstractNum>
-  <w:abstractNum w:abstractNumId="29" w15:restartNumberingAfterBreak="0">
+  <w:abstractNum w:abstractNumId="36" w15:restartNumberingAfterBreak="0">
     <w:nsid w:val="20FC13D7"/>
     <w:multiLevelType w:val="multilevel"/>
     <w:tmpl w:val="BAB89E5E"/>
@@ -14301,7 +17619,156 @@
       </w:pPr>
     </w:lvl>
   </w:abstractNum>
-  <w:abstractNum w:abstractNumId="30" w15:restartNumberingAfterBreak="0">
+  <w:abstractNum w:abstractNumId="37" w15:restartNumberingAfterBreak="0">
+    <w:nsid w:val="21D0514F"/>
+    <w:multiLevelType w:val="multilevel"/>
+    <w:tmpl w:val="02863C0E"/>
+    <w:lvl w:ilvl="0">
+      <w:start w:val="1"/>
+      <w:numFmt w:val="bullet"/>
+      <w:lvlText w:val=""/>
+      <w:lvlJc w:val="left"/>
+      <w:pPr>
+        <w:tabs>
+          <w:tab w:val="num" w:pos="720"/>
+        </w:tabs>
+        <w:ind w:left="720" w:hanging="360"/>
+      </w:pPr>
+      <w:rPr>
+        <w:rFonts w:ascii="Symbol" w:hAnsi="Symbol" w:hint="default"/>
+        <w:sz w:val="20"/>
+      </w:rPr>
+    </w:lvl>
+    <w:lvl w:ilvl="1" w:tentative="1">
+      <w:start w:val="1"/>
+      <w:numFmt w:val="bullet"/>
+      <w:lvlText w:val="o"/>
+      <w:lvlJc w:val="left"/>
+      <w:pPr>
+        <w:tabs>
+          <w:tab w:val="num" w:pos="1440"/>
+        </w:tabs>
+        <w:ind w:left="1440" w:hanging="360"/>
+      </w:pPr>
+      <w:rPr>
+        <w:rFonts w:ascii="Courier New" w:hAnsi="Courier New" w:hint="default"/>
+        <w:sz w:val="20"/>
+      </w:rPr>
+    </w:lvl>
+    <w:lvl w:ilvl="2" w:tentative="1">
+      <w:start w:val="1"/>
+      <w:numFmt w:val="bullet"/>
+      <w:lvlText w:val=""/>
+      <w:lvlJc w:val="left"/>
+      <w:pPr>
+        <w:tabs>
+          <w:tab w:val="num" w:pos="2160"/>
+        </w:tabs>
+        <w:ind w:left="2160" w:hanging="360"/>
+      </w:pPr>
+      <w:rPr>
+        <w:rFonts w:ascii="Wingdings" w:hAnsi="Wingdings" w:hint="default"/>
+        <w:sz w:val="20"/>
+      </w:rPr>
+    </w:lvl>
+    <w:lvl w:ilvl="3" w:tentative="1">
+      <w:start w:val="1"/>
+      <w:numFmt w:val="bullet"/>
+      <w:lvlText w:val=""/>
+      <w:lvlJc w:val="left"/>
+      <w:pPr>
+        <w:tabs>
+          <w:tab w:val="num" w:pos="2880"/>
+        </w:tabs>
+        <w:ind w:left="2880" w:hanging="360"/>
+      </w:pPr>
+      <w:rPr>
+        <w:rFonts w:ascii="Wingdings" w:hAnsi="Wingdings" w:hint="default"/>
+        <w:sz w:val="20"/>
+      </w:rPr>
+    </w:lvl>
+    <w:lvl w:ilvl="4" w:tentative="1">
+      <w:start w:val="1"/>
+      <w:numFmt w:val="bullet"/>
+      <w:lvlText w:val=""/>
+      <w:lvlJc w:val="left"/>
+      <w:pPr>
+        <w:tabs>
+          <w:tab w:val="num" w:pos="3600"/>
+        </w:tabs>
+        <w:ind w:left="3600" w:hanging="360"/>
+      </w:pPr>
+      <w:rPr>
+        <w:rFonts w:ascii="Wingdings" w:hAnsi="Wingdings" w:hint="default"/>
+        <w:sz w:val="20"/>
+      </w:rPr>
+    </w:lvl>
+    <w:lvl w:ilvl="5" w:tentative="1">
+      <w:start w:val="1"/>
+      <w:numFmt w:val="bullet"/>
+      <w:lvlText w:val=""/>
+      <w:lvlJc w:val="left"/>
+      <w:pPr>
+        <w:tabs>
+          <w:tab w:val="num" w:pos="4320"/>
+        </w:tabs>
+        <w:ind w:left="4320" w:hanging="360"/>
+      </w:pPr>
+      <w:rPr>
+        <w:rFonts w:ascii="Wingdings" w:hAnsi="Wingdings" w:hint="default"/>
+        <w:sz w:val="20"/>
+      </w:rPr>
+    </w:lvl>
+    <w:lvl w:ilvl="6" w:tentative="1">
+      <w:start w:val="1"/>
+      <w:numFmt w:val="bullet"/>
+      <w:lvlText w:val=""/>
+      <w:lvlJc w:val="left"/>
+      <w:pPr>
+        <w:tabs>
+          <w:tab w:val="num" w:pos="5040"/>
+        </w:tabs>
+        <w:ind w:left="5040" w:hanging="360"/>
+      </w:pPr>
+      <w:rPr>
+        <w:rFonts w:ascii="Wingdings" w:hAnsi="Wingdings" w:hint="default"/>
+        <w:sz w:val="20"/>
+      </w:rPr>
+    </w:lvl>
+    <w:lvl w:ilvl="7" w:tentative="1">
+      <w:start w:val="1"/>
+      <w:numFmt w:val="bullet"/>
+      <w:lvlText w:val=""/>
+      <w:lvlJc w:val="left"/>
+      <w:pPr>
+        <w:tabs>
+          <w:tab w:val="num" w:pos="5760"/>
+        </w:tabs>
+        <w:ind w:left="5760" w:hanging="360"/>
+      </w:pPr>
+      <w:rPr>
+        <w:rFonts w:ascii="Wingdings" w:hAnsi="Wingdings" w:hint="default"/>
+        <w:sz w:val="20"/>
+      </w:rPr>
+    </w:lvl>
+    <w:lvl w:ilvl="8" w:tentative="1">
+      <w:start w:val="1"/>
+      <w:numFmt w:val="bullet"/>
+      <w:lvlText w:val=""/>
+      <w:lvlJc w:val="left"/>
+      <w:pPr>
+        <w:tabs>
+          <w:tab w:val="num" w:pos="6480"/>
+        </w:tabs>
+        <w:ind w:left="6480" w:hanging="360"/>
+      </w:pPr>
+      <w:rPr>
+        <w:rFonts w:ascii="Wingdings" w:hAnsi="Wingdings" w:hint="default"/>
+        <w:sz w:val="20"/>
+      </w:rPr>
+    </w:lvl>
+  </w:abstractNum>
+  <w:abstractNum w:abstractNumId="38" w15:restartNumberingAfterBreak="0">
     <w:nsid w:val="234C60EF"/>
     <w:multiLevelType w:val="multilevel"/>
     <w:tmpl w:val="04302622"/>
@@ -14450,7 +17917,7 @@
       </w:rPr>
     </w:lvl>
   </w:abstractNum>
-  <w:abstractNum w:abstractNumId="31" w15:restartNumberingAfterBreak="0">
+  <w:abstractNum w:abstractNumId="39" w15:restartNumberingAfterBreak="0">
     <w:nsid w:val="2489466F"/>
     <w:multiLevelType w:val="multilevel"/>
     <w:tmpl w:val="AA7CE75A"/>
@@ -14563,7 +18030,7 @@
       </w:pPr>
     </w:lvl>
   </w:abstractNum>
-  <w:abstractNum w:abstractNumId="32" w15:restartNumberingAfterBreak="0">
+  <w:abstractNum w:abstractNumId="40" w15:restartNumberingAfterBreak="0">
     <w:nsid w:val="264F5469"/>
     <w:multiLevelType w:val="multilevel"/>
     <w:tmpl w:val="0178BF62"/>
@@ -14676,7 +18143,7 @@
       </w:pPr>
     </w:lvl>
   </w:abstractNum>
-  <w:abstractNum w:abstractNumId="33" w15:restartNumberingAfterBreak="0">
+  <w:abstractNum w:abstractNumId="41" w15:restartNumberingAfterBreak="0">
     <w:nsid w:val="2762060A"/>
     <w:multiLevelType w:val="multilevel"/>
     <w:tmpl w:val="A296EE54"/>
@@ -14789,7 +18256,7 @@
       </w:pPr>
     </w:lvl>
   </w:abstractNum>
-  <w:abstractNum w:abstractNumId="34" w15:restartNumberingAfterBreak="0">
+  <w:abstractNum w:abstractNumId="42" w15:restartNumberingAfterBreak="0">
     <w:nsid w:val="2858624B"/>
     <w:multiLevelType w:val="multilevel"/>
     <w:tmpl w:val="29A06542"/>
@@ -14938,7 +18405,273 @@
       </w:rPr>
     </w:lvl>
   </w:abstractNum>
-  <w:abstractNum w:abstractNumId="35" w15:restartNumberingAfterBreak="0">
+  <w:abstractNum w:abstractNumId="43" w15:restartNumberingAfterBreak="0">
+    <w:nsid w:val="291F3F10"/>
+    <w:multiLevelType w:val="multilevel"/>
+    <w:tmpl w:val="2C16ABAA"/>
+    <w:lvl w:ilvl="0">
+      <w:start w:val="1"/>
+      <w:numFmt w:val="decimal"/>
+      <w:lvlText w:val="%1."/>
+      <w:lvlJc w:val="left"/>
+      <w:pPr>
+        <w:tabs>
+          <w:tab w:val="num" w:pos="720"/>
+        </w:tabs>
+        <w:ind w:left="720" w:hanging="360"/>
+      </w:pPr>
+    </w:lvl>
+    <w:lvl w:ilvl="1">
+      <w:start w:val="1"/>
+      <w:numFmt w:val="bullet"/>
+      <w:lvlText w:val="o"/>
+      <w:lvlJc w:val="left"/>
+      <w:pPr>
+        <w:tabs>
+          <w:tab w:val="num" w:pos="1440"/>
+        </w:tabs>
+        <w:ind w:left="1440" w:hanging="360"/>
+      </w:pPr>
+      <w:rPr>
+        <w:rFonts w:ascii="Courier New" w:hAnsi="Courier New" w:hint="default"/>
+        <w:sz w:val="20"/>
+      </w:rPr>
+    </w:lvl>
+    <w:lvl w:ilvl="2" w:tentative="1">
+      <w:start w:val="1"/>
+      <w:numFmt w:val="decimal"/>
+      <w:lvlText w:val="%3."/>
+      <w:lvlJc w:val="left"/>
+      <w:pPr>
+        <w:tabs>
+          <w:tab w:val="num" w:pos="2160"/>
+        </w:tabs>
+        <w:ind w:left="2160" w:hanging="360"/>
+      </w:pPr>
+    </w:lvl>
+    <w:lvl w:ilvl="3" w:tentative="1">
+      <w:start w:val="1"/>
+      <w:numFmt w:val="decimal"/>
+      <w:lvlText w:val="%4."/>
+      <w:lvlJc w:val="left"/>
+      <w:pPr>
+        <w:tabs>
+          <w:tab w:val="num" w:pos="2880"/>
+        </w:tabs>
+        <w:ind w:left="2880" w:hanging="360"/>
+      </w:pPr>
+    </w:lvl>
+    <w:lvl w:ilvl="4" w:tentative="1">
+      <w:start w:val="1"/>
+      <w:numFmt w:val="decimal"/>
+      <w:lvlText w:val="%5."/>
+      <w:lvlJc w:val="left"/>
+      <w:pPr>
+        <w:tabs>
+          <w:tab w:val="num" w:pos="3600"/>
+        </w:tabs>
+        <w:ind w:left="3600" w:hanging="360"/>
+      </w:pPr>
+    </w:lvl>
+    <w:lvl w:ilvl="5" w:tentative="1">
+      <w:start w:val="1"/>
+      <w:numFmt w:val="decimal"/>
+      <w:lvlText w:val="%6."/>
+      <w:lvlJc w:val="left"/>
+      <w:pPr>
+        <w:tabs>
+          <w:tab w:val="num" w:pos="4320"/>
+        </w:tabs>
+        <w:ind w:left="4320" w:hanging="360"/>
+      </w:pPr>
+    </w:lvl>
+    <w:lvl w:ilvl="6" w:tentative="1">
+      <w:start w:val="1"/>
+      <w:numFmt w:val="decimal"/>
+      <w:lvlText w:val="%7."/>
+      <w:lvlJc w:val="left"/>
+      <w:pPr>
+        <w:tabs>
+          <w:tab w:val="num" w:pos="5040"/>
+        </w:tabs>
+        <w:ind w:left="5040" w:hanging="360"/>
+      </w:pPr>
+    </w:lvl>
+    <w:lvl w:ilvl="7" w:tentative="1">
+      <w:start w:val="1"/>
+      <w:numFmt w:val="decimal"/>
+      <w:lvlText w:val="%8."/>
+      <w:lvlJc w:val="left"/>
+      <w:pPr>
+        <w:tabs>
+          <w:tab w:val="num" w:pos="5760"/>
+        </w:tabs>
+        <w:ind w:left="5760" w:hanging="360"/>
+      </w:pPr>
+    </w:lvl>
+    <w:lvl w:ilvl="8" w:tentative="1">
+      <w:start w:val="1"/>
+      <w:numFmt w:val="decimal"/>
+      <w:lvlText w:val="%9."/>
+      <w:lvlJc w:val="left"/>
+      <w:pPr>
+        <w:tabs>
+          <w:tab w:val="num" w:pos="6480"/>
+        </w:tabs>
+        <w:ind w:left="6480" w:hanging="360"/>
+      </w:pPr>
+    </w:lvl>
+  </w:abstractNum>
+  <w:abstractNum w:abstractNumId="44" w15:restartNumberingAfterBreak="0">
+    <w:nsid w:val="29586240"/>
+    <w:multiLevelType w:val="multilevel"/>
+    <w:tmpl w:val="0674E836"/>
+    <w:lvl w:ilvl="0">
+      <w:start w:val="1"/>
+      <w:numFmt w:val="bullet"/>
+      <w:lvlText w:val=""/>
+      <w:lvlJc w:val="left"/>
+      <w:pPr>
+        <w:tabs>
+          <w:tab w:val="num" w:pos="720"/>
+        </w:tabs>
+        <w:ind w:left="720" w:hanging="360"/>
+      </w:pPr>
+      <w:rPr>
+        <w:rFonts w:ascii="Symbol" w:hAnsi="Symbol" w:hint="default"/>
+        <w:sz w:val="20"/>
+      </w:rPr>
+    </w:lvl>
+    <w:lvl w:ilvl="1" w:tentative="1">
+      <w:start w:val="1"/>
+      <w:numFmt w:val="bullet"/>
+      <w:lvlText w:val="o"/>
+      <w:lvlJc w:val="left"/>
+      <w:pPr>
+        <w:tabs>
+          <w:tab w:val="num" w:pos="1440"/>
+        </w:tabs>
+        <w:ind w:left="1440" w:hanging="360"/>
+      </w:pPr>
+      <w:rPr>
+        <w:rFonts w:ascii="Courier New" w:hAnsi="Courier New" w:hint="default"/>
+        <w:sz w:val="20"/>
+      </w:rPr>
+    </w:lvl>
+    <w:lvl w:ilvl="2" w:tentative="1">
+      <w:start w:val="1"/>
+      <w:numFmt w:val="bullet"/>
+      <w:lvlText w:val=""/>
+      <w:lvlJc w:val="left"/>
+      <w:pPr>
+        <w:tabs>
+          <w:tab w:val="num" w:pos="2160"/>
+        </w:tabs>
+        <w:ind w:left="2160" w:hanging="360"/>
+      </w:pPr>
+      <w:rPr>
+        <w:rFonts w:ascii="Wingdings" w:hAnsi="Wingdings" w:hint="default"/>
+        <w:sz w:val="20"/>
+      </w:rPr>
+    </w:lvl>
+    <w:lvl w:ilvl="3" w:tentative="1">
+      <w:start w:val="1"/>
+      <w:numFmt w:val="bullet"/>
+      <w:lvlText w:val=""/>
+      <w:lvlJc w:val="left"/>
+      <w:pPr>
+        <w:tabs>
+          <w:tab w:val="num" w:pos="2880"/>
+        </w:tabs>
+        <w:ind w:left="2880" w:hanging="360"/>
+      </w:pPr>
+      <w:rPr>
+        <w:rFonts w:ascii="Wingdings" w:hAnsi="Wingdings" w:hint="default"/>
+        <w:sz w:val="20"/>
+      </w:rPr>
+    </w:lvl>
+    <w:lvl w:ilvl="4" w:tentative="1">
+      <w:start w:val="1"/>
+      <w:numFmt w:val="bullet"/>
+      <w:lvlText w:val=""/>
+      <w:lvlJc w:val="left"/>
+      <w:pPr>
+        <w:tabs>
+          <w:tab w:val="num" w:pos="3600"/>
+        </w:tabs>
+        <w:ind w:left="3600" w:hanging="360"/>
+      </w:pPr>
+      <w:rPr>
+        <w:rFonts w:ascii="Wingdings" w:hAnsi="Wingdings" w:hint="default"/>
+        <w:sz w:val="20"/>
+      </w:rPr>
+    </w:lvl>
+    <w:lvl w:ilvl="5" w:tentative="1">
+      <w:start w:val="1"/>
+      <w:numFmt w:val="bullet"/>
+      <w:lvlText w:val=""/>
+      <w:lvlJc w:val="left"/>
+      <w:pPr>
+        <w:tabs>
+          <w:tab w:val="num" w:pos="4320"/>
+        </w:tabs>
+        <w:ind w:left="4320" w:hanging="360"/>
+      </w:pPr>
+      <w:rPr>
+        <w:rFonts w:ascii="Wingdings" w:hAnsi="Wingdings" w:hint="default"/>
+        <w:sz w:val="20"/>
+      </w:rPr>
+    </w:lvl>
+    <w:lvl w:ilvl="6" w:tentative="1">
+      <w:start w:val="1"/>
+      <w:numFmt w:val="bullet"/>
+      <w:lvlText w:val=""/>
+      <w:lvlJc w:val="left"/>
+      <w:pPr>
+        <w:tabs>
+          <w:tab w:val="num" w:pos="5040"/>
+        </w:tabs>
+        <w:ind w:left="5040" w:hanging="360"/>
+      </w:pPr>
+      <w:rPr>
+        <w:rFonts w:ascii="Wingdings" w:hAnsi="Wingdings" w:hint="default"/>
+        <w:sz w:val="20"/>
+      </w:rPr>
+    </w:lvl>
+    <w:lvl w:ilvl="7" w:tentative="1">
+      <w:start w:val="1"/>
+      <w:numFmt w:val="bullet"/>
+      <w:lvlText w:val=""/>
+      <w:lvlJc w:val="left"/>
+      <w:pPr>
+        <w:tabs>
+          <w:tab w:val="num" w:pos="5760"/>
+        </w:tabs>
+        <w:ind w:left="5760" w:hanging="360"/>
+      </w:pPr>
+      <w:rPr>
+        <w:rFonts w:ascii="Wingdings" w:hAnsi="Wingdings" w:hint="default"/>
+        <w:sz w:val="20"/>
+      </w:rPr>
+    </w:lvl>
+    <w:lvl w:ilvl="8" w:tentative="1">
+      <w:start w:val="1"/>
+      <w:numFmt w:val="bullet"/>
+      <w:lvlText w:val=""/>
+      <w:lvlJc w:val="left"/>
+      <w:pPr>
+        <w:tabs>
+          <w:tab w:val="num" w:pos="6480"/>
+        </w:tabs>
+        <w:ind w:left="6480" w:hanging="360"/>
+      </w:pPr>
+      <w:rPr>
+        <w:rFonts w:ascii="Wingdings" w:hAnsi="Wingdings" w:hint="default"/>
+        <w:sz w:val="20"/>
+      </w:rPr>
+    </w:lvl>
+  </w:abstractNum>
+  <w:abstractNum w:abstractNumId="45" w15:restartNumberingAfterBreak="0">
     <w:nsid w:val="2BB443F2"/>
     <w:multiLevelType w:val="multilevel"/>
     <w:tmpl w:val="B2C60402"/>
@@ -15051,7 +18784,7 @@
       </w:pPr>
     </w:lvl>
   </w:abstractNum>
-  <w:abstractNum w:abstractNumId="36" w15:restartNumberingAfterBreak="0">
+  <w:abstractNum w:abstractNumId="46" w15:restartNumberingAfterBreak="0">
     <w:nsid w:val="2C060E1A"/>
     <w:multiLevelType w:val="multilevel"/>
     <w:tmpl w:val="71F8A5C2"/>
@@ -15200,7 +18933,7 @@
       </w:rPr>
     </w:lvl>
   </w:abstractNum>
-  <w:abstractNum w:abstractNumId="37" w15:restartNumberingAfterBreak="0">
+  <w:abstractNum w:abstractNumId="47" w15:restartNumberingAfterBreak="0">
     <w:nsid w:val="2C435294"/>
     <w:multiLevelType w:val="multilevel"/>
     <w:tmpl w:val="5942A630"/>
@@ -15313,7 +19046,7 @@
       </w:pPr>
     </w:lvl>
   </w:abstractNum>
-  <w:abstractNum w:abstractNumId="38" w15:restartNumberingAfterBreak="0">
+  <w:abstractNum w:abstractNumId="48" w15:restartNumberingAfterBreak="0">
     <w:nsid w:val="2C463A73"/>
     <w:multiLevelType w:val="multilevel"/>
     <w:tmpl w:val="0BC62E34"/>
@@ -15462,7 +19195,7 @@
       </w:rPr>
     </w:lvl>
   </w:abstractNum>
-  <w:abstractNum w:abstractNumId="39" w15:restartNumberingAfterBreak="0">
+  <w:abstractNum w:abstractNumId="49" w15:restartNumberingAfterBreak="0">
     <w:nsid w:val="2CDC1E5D"/>
     <w:multiLevelType w:val="multilevel"/>
     <w:tmpl w:val="FC642ED4"/>
@@ -15575,7 +19308,156 @@
       </w:pPr>
     </w:lvl>
   </w:abstractNum>
-  <w:abstractNum w:abstractNumId="40" w15:restartNumberingAfterBreak="0">
+  <w:abstractNum w:abstractNumId="50" w15:restartNumberingAfterBreak="0">
+    <w:nsid w:val="2E897250"/>
+    <w:multiLevelType w:val="multilevel"/>
+    <w:tmpl w:val="8F787BC4"/>
+    <w:lvl w:ilvl="0">
+      <w:start w:val="1"/>
+      <w:numFmt w:val="bullet"/>
+      <w:lvlText w:val=""/>
+      <w:lvlJc w:val="left"/>
+      <w:pPr>
+        <w:tabs>
+          <w:tab w:val="num" w:pos="720"/>
+        </w:tabs>
+        <w:ind w:left="720" w:hanging="360"/>
+      </w:pPr>
+      <w:rPr>
+        <w:rFonts w:ascii="Symbol" w:hAnsi="Symbol" w:hint="default"/>
+        <w:sz w:val="20"/>
+      </w:rPr>
+    </w:lvl>
+    <w:lvl w:ilvl="1" w:tentative="1">
+      <w:start w:val="1"/>
+      <w:numFmt w:val="bullet"/>
+      <w:lvlText w:val="o"/>
+      <w:lvlJc w:val="left"/>
+      <w:pPr>
+        <w:tabs>
+          <w:tab w:val="num" w:pos="1440"/>
+        </w:tabs>
+        <w:ind w:left="1440" w:hanging="360"/>
+      </w:pPr>
+      <w:rPr>
+        <w:rFonts w:ascii="Courier New" w:hAnsi="Courier New" w:hint="default"/>
+        <w:sz w:val="20"/>
+      </w:rPr>
+    </w:lvl>
+    <w:lvl w:ilvl="2" w:tentative="1">
+      <w:start w:val="1"/>
+      <w:numFmt w:val="bullet"/>
+      <w:lvlText w:val=""/>
+      <w:lvlJc w:val="left"/>
+      <w:pPr>
+        <w:tabs>
+          <w:tab w:val="num" w:pos="2160"/>
+        </w:tabs>
+        <w:ind w:left="2160" w:hanging="360"/>
+      </w:pPr>
+      <w:rPr>
+        <w:rFonts w:ascii="Wingdings" w:hAnsi="Wingdings" w:hint="default"/>
+        <w:sz w:val="20"/>
+      </w:rPr>
+    </w:lvl>
+    <w:lvl w:ilvl="3" w:tentative="1">
+      <w:start w:val="1"/>
+      <w:numFmt w:val="bullet"/>
+      <w:lvlText w:val=""/>
+      <w:lvlJc w:val="left"/>
+      <w:pPr>
+        <w:tabs>
+          <w:tab w:val="num" w:pos="2880"/>
+        </w:tabs>
+        <w:ind w:left="2880" w:hanging="360"/>
+      </w:pPr>
+      <w:rPr>
+        <w:rFonts w:ascii="Wingdings" w:hAnsi="Wingdings" w:hint="default"/>
+        <w:sz w:val="20"/>
+      </w:rPr>
+    </w:lvl>
+    <w:lvl w:ilvl="4" w:tentative="1">
+      <w:start w:val="1"/>
+      <w:numFmt w:val="bullet"/>
+      <w:lvlText w:val=""/>
+      <w:lvlJc w:val="left"/>
+      <w:pPr>
+        <w:tabs>
+          <w:tab w:val="num" w:pos="3600"/>
+        </w:tabs>
+        <w:ind w:left="3600" w:hanging="360"/>
+      </w:pPr>
+      <w:rPr>
+        <w:rFonts w:ascii="Wingdings" w:hAnsi="Wingdings" w:hint="default"/>
+        <w:sz w:val="20"/>
+      </w:rPr>
+    </w:lvl>
+    <w:lvl w:ilvl="5" w:tentative="1">
+      <w:start w:val="1"/>
+      <w:numFmt w:val="bullet"/>
+      <w:lvlText w:val=""/>
+      <w:lvlJc w:val="left"/>
+      <w:pPr>
+        <w:tabs>
+          <w:tab w:val="num" w:pos="4320"/>
+        </w:tabs>
+        <w:ind w:left="4320" w:hanging="360"/>
+      </w:pPr>
+      <w:rPr>
+        <w:rFonts w:ascii="Wingdings" w:hAnsi="Wingdings" w:hint="default"/>
+        <w:sz w:val="20"/>
+      </w:rPr>
+    </w:lvl>
+    <w:lvl w:ilvl="6" w:tentative="1">
+      <w:start w:val="1"/>
+      <w:numFmt w:val="bullet"/>
+      <w:lvlText w:val=""/>
+      <w:lvlJc w:val="left"/>
+      <w:pPr>
+        <w:tabs>
+          <w:tab w:val="num" w:pos="5040"/>
+        </w:tabs>
+        <w:ind w:left="5040" w:hanging="360"/>
+      </w:pPr>
+      <w:rPr>
+        <w:rFonts w:ascii="Wingdings" w:hAnsi="Wingdings" w:hint="default"/>
+        <w:sz w:val="20"/>
+      </w:rPr>
+    </w:lvl>
+    <w:lvl w:ilvl="7" w:tentative="1">
+      <w:start w:val="1"/>
+      <w:numFmt w:val="bullet"/>
+      <w:lvlText w:val=""/>
+      <w:lvlJc w:val="left"/>
+      <w:pPr>
+        <w:tabs>
+          <w:tab w:val="num" w:pos="5760"/>
+        </w:tabs>
+        <w:ind w:left="5760" w:hanging="360"/>
+      </w:pPr>
+      <w:rPr>
+        <w:rFonts w:ascii="Wingdings" w:hAnsi="Wingdings" w:hint="default"/>
+        <w:sz w:val="20"/>
+      </w:rPr>
+    </w:lvl>
+    <w:lvl w:ilvl="8" w:tentative="1">
+      <w:start w:val="1"/>
+      <w:numFmt w:val="bullet"/>
+      <w:lvlText w:val=""/>
+      <w:lvlJc w:val="left"/>
+      <w:pPr>
+        <w:tabs>
+          <w:tab w:val="num" w:pos="6480"/>
+        </w:tabs>
+        <w:ind w:left="6480" w:hanging="360"/>
+      </w:pPr>
+      <w:rPr>
+        <w:rFonts w:ascii="Wingdings" w:hAnsi="Wingdings" w:hint="default"/>
+        <w:sz w:val="20"/>
+      </w:rPr>
+    </w:lvl>
+  </w:abstractNum>
+  <w:abstractNum w:abstractNumId="51" w15:restartNumberingAfterBreak="0">
     <w:nsid w:val="33592661"/>
     <w:multiLevelType w:val="multilevel"/>
     <w:tmpl w:val="292014D4"/>
@@ -15724,7 +19606,7 @@
       </w:rPr>
     </w:lvl>
   </w:abstractNum>
-  <w:abstractNum w:abstractNumId="41" w15:restartNumberingAfterBreak="0">
+  <w:abstractNum w:abstractNumId="52" w15:restartNumberingAfterBreak="0">
     <w:nsid w:val="336F57BA"/>
     <w:multiLevelType w:val="multilevel"/>
     <w:tmpl w:val="6BCA9A28"/>
@@ -15841,7 +19723,7 @@
       </w:pPr>
     </w:lvl>
   </w:abstractNum>
-  <w:abstractNum w:abstractNumId="42" w15:restartNumberingAfterBreak="0">
+  <w:abstractNum w:abstractNumId="53" w15:restartNumberingAfterBreak="0">
     <w:nsid w:val="33CD7FBF"/>
     <w:multiLevelType w:val="multilevel"/>
     <w:tmpl w:val="4B382E52"/>
@@ -15954,7 +19836,7 @@
       </w:pPr>
     </w:lvl>
   </w:abstractNum>
-  <w:abstractNum w:abstractNumId="43" w15:restartNumberingAfterBreak="0">
+  <w:abstractNum w:abstractNumId="54" w15:restartNumberingAfterBreak="0">
     <w:nsid w:val="350B263D"/>
     <w:multiLevelType w:val="multilevel"/>
     <w:tmpl w:val="3D705616"/>
@@ -16067,7 +19949,7 @@
       </w:pPr>
     </w:lvl>
   </w:abstractNum>
-  <w:abstractNum w:abstractNumId="44" w15:restartNumberingAfterBreak="0">
+  <w:abstractNum w:abstractNumId="55" w15:restartNumberingAfterBreak="0">
     <w:nsid w:val="3529263E"/>
     <w:multiLevelType w:val="multilevel"/>
     <w:tmpl w:val="833AB22C"/>
@@ -16216,7 +20098,7 @@
       </w:rPr>
     </w:lvl>
   </w:abstractNum>
-  <w:abstractNum w:abstractNumId="45" w15:restartNumberingAfterBreak="0">
+  <w:abstractNum w:abstractNumId="56" w15:restartNumberingAfterBreak="0">
     <w:nsid w:val="39F35E50"/>
     <w:multiLevelType w:val="multilevel"/>
     <w:tmpl w:val="C1B4BA46"/>
@@ -16329,7 +20211,7 @@
       </w:pPr>
     </w:lvl>
   </w:abstractNum>
-  <w:abstractNum w:abstractNumId="46" w15:restartNumberingAfterBreak="0">
+  <w:abstractNum w:abstractNumId="57" w15:restartNumberingAfterBreak="0">
     <w:nsid w:val="3B1545C2"/>
     <w:multiLevelType w:val="multilevel"/>
     <w:tmpl w:val="E480C09A"/>
@@ -16478,7 +20360,7 @@
       </w:rPr>
     </w:lvl>
   </w:abstractNum>
-  <w:abstractNum w:abstractNumId="47" w15:restartNumberingAfterBreak="0">
+  <w:abstractNum w:abstractNumId="58" w15:restartNumberingAfterBreak="0">
     <w:nsid w:val="3C3F6A6A"/>
     <w:multiLevelType w:val="multilevel"/>
     <w:tmpl w:val="8B163B1E"/>
@@ -16627,7 +20509,156 @@
       </w:rPr>
     </w:lvl>
   </w:abstractNum>
-  <w:abstractNum w:abstractNumId="48" w15:restartNumberingAfterBreak="0">
+  <w:abstractNum w:abstractNumId="59" w15:restartNumberingAfterBreak="0">
+    <w:nsid w:val="3E8E0236"/>
+    <w:multiLevelType w:val="multilevel"/>
+    <w:tmpl w:val="FC3408AA"/>
+    <w:lvl w:ilvl="0">
+      <w:start w:val="1"/>
+      <w:numFmt w:val="bullet"/>
+      <w:lvlText w:val=""/>
+      <w:lvlJc w:val="left"/>
+      <w:pPr>
+        <w:tabs>
+          <w:tab w:val="num" w:pos="720"/>
+        </w:tabs>
+        <w:ind w:left="720" w:hanging="360"/>
+      </w:pPr>
+      <w:rPr>
+        <w:rFonts w:ascii="Symbol" w:hAnsi="Symbol" w:hint="default"/>
+        <w:sz w:val="20"/>
+      </w:rPr>
+    </w:lvl>
+    <w:lvl w:ilvl="1" w:tentative="1">
+      <w:start w:val="1"/>
+      <w:numFmt w:val="bullet"/>
+      <w:lvlText w:val="o"/>
+      <w:lvlJc w:val="left"/>
+      <w:pPr>
+        <w:tabs>
+          <w:tab w:val="num" w:pos="1440"/>
+        </w:tabs>
+        <w:ind w:left="1440" w:hanging="360"/>
+      </w:pPr>
+      <w:rPr>
+        <w:rFonts w:ascii="Courier New" w:hAnsi="Courier New" w:hint="default"/>
+        <w:sz w:val="20"/>
+      </w:rPr>
+    </w:lvl>
+    <w:lvl w:ilvl="2" w:tentative="1">
+      <w:start w:val="1"/>
+      <w:numFmt w:val="bullet"/>
+      <w:lvlText w:val=""/>
+      <w:lvlJc w:val="left"/>
+      <w:pPr>
+        <w:tabs>
+          <w:tab w:val="num" w:pos="2160"/>
+        </w:tabs>
+        <w:ind w:left="2160" w:hanging="360"/>
+      </w:pPr>
+      <w:rPr>
+        <w:rFonts w:ascii="Wingdings" w:hAnsi="Wingdings" w:hint="default"/>
+        <w:sz w:val="20"/>
+      </w:rPr>
+    </w:lvl>
+    <w:lvl w:ilvl="3" w:tentative="1">
+      <w:start w:val="1"/>
+      <w:numFmt w:val="bullet"/>
+      <w:lvlText w:val=""/>
+      <w:lvlJc w:val="left"/>
+      <w:pPr>
+        <w:tabs>
+          <w:tab w:val="num" w:pos="2880"/>
+        </w:tabs>
+        <w:ind w:left="2880" w:hanging="360"/>
+      </w:pPr>
+      <w:rPr>
+        <w:rFonts w:ascii="Wingdings" w:hAnsi="Wingdings" w:hint="default"/>
+        <w:sz w:val="20"/>
+      </w:rPr>
+    </w:lvl>
+    <w:lvl w:ilvl="4" w:tentative="1">
+      <w:start w:val="1"/>
+      <w:numFmt w:val="bullet"/>
+      <w:lvlText w:val=""/>
+      <w:lvlJc w:val="left"/>
+      <w:pPr>
+        <w:tabs>
+          <w:tab w:val="num" w:pos="3600"/>
+        </w:tabs>
+        <w:ind w:left="3600" w:hanging="360"/>
+      </w:pPr>
+      <w:rPr>
+        <w:rFonts w:ascii="Wingdings" w:hAnsi="Wingdings" w:hint="default"/>
+        <w:sz w:val="20"/>
+      </w:rPr>
+    </w:lvl>
+    <w:lvl w:ilvl="5" w:tentative="1">
+      <w:start w:val="1"/>
+      <w:numFmt w:val="bullet"/>
+      <w:lvlText w:val=""/>
+      <w:lvlJc w:val="left"/>
+      <w:pPr>
+        <w:tabs>
+          <w:tab w:val="num" w:pos="4320"/>
+        </w:tabs>
+        <w:ind w:left="4320" w:hanging="360"/>
+      </w:pPr>
+      <w:rPr>
+        <w:rFonts w:ascii="Wingdings" w:hAnsi="Wingdings" w:hint="default"/>
+        <w:sz w:val="20"/>
+      </w:rPr>
+    </w:lvl>
+    <w:lvl w:ilvl="6" w:tentative="1">
+      <w:start w:val="1"/>
+      <w:numFmt w:val="bullet"/>
+      <w:lvlText w:val=""/>
+      <w:lvlJc w:val="left"/>
+      <w:pPr>
+        <w:tabs>
+          <w:tab w:val="num" w:pos="5040"/>
+        </w:tabs>
+        <w:ind w:left="5040" w:hanging="360"/>
+      </w:pPr>
+      <w:rPr>
+        <w:rFonts w:ascii="Wingdings" w:hAnsi="Wingdings" w:hint="default"/>
+        <w:sz w:val="20"/>
+      </w:rPr>
+    </w:lvl>
+    <w:lvl w:ilvl="7" w:tentative="1">
+      <w:start w:val="1"/>
+      <w:numFmt w:val="bullet"/>
+      <w:lvlText w:val=""/>
+      <w:lvlJc w:val="left"/>
+      <w:pPr>
+        <w:tabs>
+          <w:tab w:val="num" w:pos="5760"/>
+        </w:tabs>
+        <w:ind w:left="5760" w:hanging="360"/>
+      </w:pPr>
+      <w:rPr>
+        <w:rFonts w:ascii="Wingdings" w:hAnsi="Wingdings" w:hint="default"/>
+        <w:sz w:val="20"/>
+      </w:rPr>
+    </w:lvl>
+    <w:lvl w:ilvl="8" w:tentative="1">
+      <w:start w:val="1"/>
+      <w:numFmt w:val="bullet"/>
+      <w:lvlText w:val=""/>
+      <w:lvlJc w:val="left"/>
+      <w:pPr>
+        <w:tabs>
+          <w:tab w:val="num" w:pos="6480"/>
+        </w:tabs>
+        <w:ind w:left="6480" w:hanging="360"/>
+      </w:pPr>
+      <w:rPr>
+        <w:rFonts w:ascii="Wingdings" w:hAnsi="Wingdings" w:hint="default"/>
+        <w:sz w:val="20"/>
+      </w:rPr>
+    </w:lvl>
+  </w:abstractNum>
+  <w:abstractNum w:abstractNumId="60" w15:restartNumberingAfterBreak="0">
     <w:nsid w:val="3F723ED6"/>
     <w:multiLevelType w:val="multilevel"/>
     <w:tmpl w:val="8C120962"/>
@@ -16740,7 +20771,7 @@
       </w:pPr>
     </w:lvl>
   </w:abstractNum>
-  <w:abstractNum w:abstractNumId="49" w15:restartNumberingAfterBreak="0">
+  <w:abstractNum w:abstractNumId="61" w15:restartNumberingAfterBreak="0">
     <w:nsid w:val="3F9029EC"/>
     <w:multiLevelType w:val="multilevel"/>
     <w:tmpl w:val="1548C6FE"/>
@@ -16889,7 +20920,7 @@
       </w:rPr>
     </w:lvl>
   </w:abstractNum>
-  <w:abstractNum w:abstractNumId="50" w15:restartNumberingAfterBreak="0">
+  <w:abstractNum w:abstractNumId="62" w15:restartNumberingAfterBreak="0">
     <w:nsid w:val="40A6600C"/>
     <w:multiLevelType w:val="multilevel"/>
     <w:tmpl w:val="FAAAD178"/>
@@ -17038,7 +21069,7 @@
       </w:rPr>
     </w:lvl>
   </w:abstractNum>
-  <w:abstractNum w:abstractNumId="51" w15:restartNumberingAfterBreak="0">
+  <w:abstractNum w:abstractNumId="63" w15:restartNumberingAfterBreak="0">
     <w:nsid w:val="416618EC"/>
     <w:multiLevelType w:val="multilevel"/>
     <w:tmpl w:val="89A293E4"/>
@@ -17155,7 +21186,7 @@
       </w:pPr>
     </w:lvl>
   </w:abstractNum>
-  <w:abstractNum w:abstractNumId="52" w15:restartNumberingAfterBreak="0">
+  <w:abstractNum w:abstractNumId="64" w15:restartNumberingAfterBreak="0">
     <w:nsid w:val="41CB39DB"/>
     <w:multiLevelType w:val="multilevel"/>
     <w:tmpl w:val="7B18D6D4"/>
@@ -17304,7 +21335,7 @@
       </w:rPr>
     </w:lvl>
   </w:abstractNum>
-  <w:abstractNum w:abstractNumId="53" w15:restartNumberingAfterBreak="0">
+  <w:abstractNum w:abstractNumId="65" w15:restartNumberingAfterBreak="0">
     <w:nsid w:val="42BA1CB7"/>
     <w:multiLevelType w:val="multilevel"/>
     <w:tmpl w:val="7C2E7534"/>
@@ -17453,7 +21484,7 @@
       </w:rPr>
     </w:lvl>
   </w:abstractNum>
-  <w:abstractNum w:abstractNumId="54" w15:restartNumberingAfterBreak="0">
+  <w:abstractNum w:abstractNumId="66" w15:restartNumberingAfterBreak="0">
     <w:nsid w:val="42ED313F"/>
     <w:multiLevelType w:val="multilevel"/>
     <w:tmpl w:val="CF6CF12A"/>
@@ -17566,7 +21597,7 @@
       </w:pPr>
     </w:lvl>
   </w:abstractNum>
-  <w:abstractNum w:abstractNumId="55" w15:restartNumberingAfterBreak="0">
+  <w:abstractNum w:abstractNumId="67" w15:restartNumberingAfterBreak="0">
     <w:nsid w:val="43DE5A63"/>
     <w:multiLevelType w:val="multilevel"/>
     <w:tmpl w:val="9F9A5C0A"/>
@@ -17679,7 +21710,7 @@
       </w:pPr>
     </w:lvl>
   </w:abstractNum>
-  <w:abstractNum w:abstractNumId="56" w15:restartNumberingAfterBreak="0">
+  <w:abstractNum w:abstractNumId="68" w15:restartNumberingAfterBreak="0">
     <w:nsid w:val="45093081"/>
     <w:multiLevelType w:val="multilevel"/>
     <w:tmpl w:val="038C91B2"/>
@@ -17828,7 +21859,7 @@
       </w:rPr>
     </w:lvl>
   </w:abstractNum>
-  <w:abstractNum w:abstractNumId="57" w15:restartNumberingAfterBreak="0">
+  <w:abstractNum w:abstractNumId="69" w15:restartNumberingAfterBreak="0">
     <w:nsid w:val="452F6922"/>
     <w:multiLevelType w:val="multilevel"/>
     <w:tmpl w:val="2F1461B2"/>
@@ -17941,7 +21972,7 @@
       </w:pPr>
     </w:lvl>
   </w:abstractNum>
-  <w:abstractNum w:abstractNumId="58" w15:restartNumberingAfterBreak="0">
+  <w:abstractNum w:abstractNumId="70" w15:restartNumberingAfterBreak="0">
     <w:nsid w:val="4617148D"/>
     <w:multiLevelType w:val="multilevel"/>
     <w:tmpl w:val="16204E04"/>
@@ -18090,7 +22121,7 @@
       </w:rPr>
     </w:lvl>
   </w:abstractNum>
-  <w:abstractNum w:abstractNumId="59" w15:restartNumberingAfterBreak="0">
+  <w:abstractNum w:abstractNumId="71" w15:restartNumberingAfterBreak="0">
     <w:nsid w:val="475E211B"/>
     <w:multiLevelType w:val="multilevel"/>
     <w:tmpl w:val="8C9A5E64"/>
@@ -18239,7 +22270,7 @@
       </w:rPr>
     </w:lvl>
   </w:abstractNum>
-  <w:abstractNum w:abstractNumId="60" w15:restartNumberingAfterBreak="0">
+  <w:abstractNum w:abstractNumId="72" w15:restartNumberingAfterBreak="0">
     <w:nsid w:val="48261D51"/>
     <w:multiLevelType w:val="multilevel"/>
     <w:tmpl w:val="CDCEFE46"/>
@@ -18388,7 +22419,7 @@
       </w:rPr>
     </w:lvl>
   </w:abstractNum>
-  <w:abstractNum w:abstractNumId="61" w15:restartNumberingAfterBreak="0">
+  <w:abstractNum w:abstractNumId="73" w15:restartNumberingAfterBreak="0">
     <w:nsid w:val="49B32D2C"/>
     <w:multiLevelType w:val="multilevel"/>
     <w:tmpl w:val="33D4BA94"/>
@@ -18537,7 +22568,7 @@
       </w:rPr>
     </w:lvl>
   </w:abstractNum>
-  <w:abstractNum w:abstractNumId="62" w15:restartNumberingAfterBreak="0">
+  <w:abstractNum w:abstractNumId="74" w15:restartNumberingAfterBreak="0">
     <w:nsid w:val="4A43386C"/>
     <w:multiLevelType w:val="multilevel"/>
     <w:tmpl w:val="829E491E"/>
@@ -18650,7 +22681,7 @@
       </w:pPr>
     </w:lvl>
   </w:abstractNum>
-  <w:abstractNum w:abstractNumId="63" w15:restartNumberingAfterBreak="0">
+  <w:abstractNum w:abstractNumId="75" w15:restartNumberingAfterBreak="0">
     <w:nsid w:val="4A863762"/>
     <w:multiLevelType w:val="multilevel"/>
     <w:tmpl w:val="CE04E828"/>
@@ -18799,7 +22830,7 @@
       </w:rPr>
     </w:lvl>
   </w:abstractNum>
-  <w:abstractNum w:abstractNumId="64" w15:restartNumberingAfterBreak="0">
+  <w:abstractNum w:abstractNumId="76" w15:restartNumberingAfterBreak="0">
     <w:nsid w:val="4B4E36B9"/>
     <w:multiLevelType w:val="multilevel"/>
     <w:tmpl w:val="104C8CB2"/>
@@ -18948,7 +22979,7 @@
       </w:rPr>
     </w:lvl>
   </w:abstractNum>
-  <w:abstractNum w:abstractNumId="65" w15:restartNumberingAfterBreak="0">
+  <w:abstractNum w:abstractNumId="77" w15:restartNumberingAfterBreak="0">
     <w:nsid w:val="4BE84BC9"/>
     <w:multiLevelType w:val="multilevel"/>
     <w:tmpl w:val="5E601504"/>
@@ -19097,7 +23128,7 @@
       </w:rPr>
     </w:lvl>
   </w:abstractNum>
-  <w:abstractNum w:abstractNumId="66" w15:restartNumberingAfterBreak="0">
+  <w:abstractNum w:abstractNumId="78" w15:restartNumberingAfterBreak="0">
     <w:nsid w:val="4D160DC0"/>
     <w:multiLevelType w:val="multilevel"/>
     <w:tmpl w:val="5B08A664"/>
@@ -19210,7 +23241,7 @@
       </w:pPr>
     </w:lvl>
   </w:abstractNum>
-  <w:abstractNum w:abstractNumId="67" w15:restartNumberingAfterBreak="0">
+  <w:abstractNum w:abstractNumId="79" w15:restartNumberingAfterBreak="0">
     <w:nsid w:val="4F344A32"/>
     <w:multiLevelType w:val="multilevel"/>
     <w:tmpl w:val="68865D4A"/>
@@ -19359,7 +23390,7 @@
       </w:rPr>
     </w:lvl>
   </w:abstractNum>
-  <w:abstractNum w:abstractNumId="68" w15:restartNumberingAfterBreak="0">
+  <w:abstractNum w:abstractNumId="80" w15:restartNumberingAfterBreak="0">
     <w:nsid w:val="4F8A3124"/>
     <w:multiLevelType w:val="multilevel"/>
     <w:tmpl w:val="BB3C6A0C"/>
@@ -19508,7 +23539,7 @@
       </w:rPr>
     </w:lvl>
   </w:abstractNum>
-  <w:abstractNum w:abstractNumId="69" w15:restartNumberingAfterBreak="0">
+  <w:abstractNum w:abstractNumId="81" w15:restartNumberingAfterBreak="0">
     <w:nsid w:val="4FE70E0F"/>
     <w:multiLevelType w:val="multilevel"/>
     <w:tmpl w:val="F60A90A8"/>
@@ -19621,7 +23652,7 @@
       </w:pPr>
     </w:lvl>
   </w:abstractNum>
-  <w:abstractNum w:abstractNumId="70" w15:restartNumberingAfterBreak="0">
+  <w:abstractNum w:abstractNumId="82" w15:restartNumberingAfterBreak="0">
     <w:nsid w:val="50B735DB"/>
     <w:multiLevelType w:val="multilevel"/>
     <w:tmpl w:val="AD22A39C"/>
@@ -19734,7 +23765,7 @@
       </w:pPr>
     </w:lvl>
   </w:abstractNum>
-  <w:abstractNum w:abstractNumId="71" w15:restartNumberingAfterBreak="0">
+  <w:abstractNum w:abstractNumId="83" w15:restartNumberingAfterBreak="0">
     <w:nsid w:val="51597B5D"/>
     <w:multiLevelType w:val="multilevel"/>
     <w:tmpl w:val="CCE62F06"/>
@@ -19883,7 +23914,7 @@
       </w:rPr>
     </w:lvl>
   </w:abstractNum>
-  <w:abstractNum w:abstractNumId="72" w15:restartNumberingAfterBreak="0">
+  <w:abstractNum w:abstractNumId="84" w15:restartNumberingAfterBreak="0">
     <w:nsid w:val="553D468D"/>
     <w:multiLevelType w:val="multilevel"/>
     <w:tmpl w:val="B50AE3E8"/>
@@ -19996,7 +24027,7 @@
       </w:pPr>
     </w:lvl>
   </w:abstractNum>
-  <w:abstractNum w:abstractNumId="73" w15:restartNumberingAfterBreak="0">
+  <w:abstractNum w:abstractNumId="85" w15:restartNumberingAfterBreak="0">
     <w:nsid w:val="56652951"/>
     <w:multiLevelType w:val="multilevel"/>
     <w:tmpl w:val="7A163F82"/>
@@ -20113,7 +24144,7 @@
       </w:pPr>
     </w:lvl>
   </w:abstractNum>
-  <w:abstractNum w:abstractNumId="74" w15:restartNumberingAfterBreak="0">
+  <w:abstractNum w:abstractNumId="86" w15:restartNumberingAfterBreak="0">
     <w:nsid w:val="58993294"/>
     <w:multiLevelType w:val="multilevel"/>
     <w:tmpl w:val="4B2C2A0C"/>
@@ -20262,7 +24293,7 @@
       </w:rPr>
     </w:lvl>
   </w:abstractNum>
-  <w:abstractNum w:abstractNumId="75" w15:restartNumberingAfterBreak="0">
+  <w:abstractNum w:abstractNumId="87" w15:restartNumberingAfterBreak="0">
     <w:nsid w:val="59030172"/>
     <w:multiLevelType w:val="multilevel"/>
     <w:tmpl w:val="421ED242"/>
@@ -20411,7 +24442,7 @@
       </w:rPr>
     </w:lvl>
   </w:abstractNum>
-  <w:abstractNum w:abstractNumId="76" w15:restartNumberingAfterBreak="0">
+  <w:abstractNum w:abstractNumId="88" w15:restartNumberingAfterBreak="0">
     <w:nsid w:val="59567965"/>
     <w:multiLevelType w:val="multilevel"/>
     <w:tmpl w:val="C6EA86A2"/>
@@ -20560,7 +24591,7 @@
       </w:rPr>
     </w:lvl>
   </w:abstractNum>
-  <w:abstractNum w:abstractNumId="77" w15:restartNumberingAfterBreak="0">
+  <w:abstractNum w:abstractNumId="89" w15:restartNumberingAfterBreak="0">
     <w:nsid w:val="5A232D91"/>
     <w:multiLevelType w:val="multilevel"/>
     <w:tmpl w:val="8E329EF2"/>
@@ -20673,7 +24704,305 @@
       </w:pPr>
     </w:lvl>
   </w:abstractNum>
-  <w:abstractNum w:abstractNumId="78" w15:restartNumberingAfterBreak="0">
+  <w:abstractNum w:abstractNumId="90" w15:restartNumberingAfterBreak="0">
+    <w:nsid w:val="5A6C3525"/>
+    <w:multiLevelType w:val="multilevel"/>
+    <w:tmpl w:val="0E32021E"/>
+    <w:lvl w:ilvl="0">
+      <w:start w:val="1"/>
+      <w:numFmt w:val="bullet"/>
+      <w:lvlText w:val=""/>
+      <w:lvlJc w:val="left"/>
+      <w:pPr>
+        <w:tabs>
+          <w:tab w:val="num" w:pos="720"/>
+        </w:tabs>
+        <w:ind w:left="720" w:hanging="360"/>
+      </w:pPr>
+      <w:rPr>
+        <w:rFonts w:ascii="Symbol" w:hAnsi="Symbol" w:hint="default"/>
+        <w:sz w:val="20"/>
+      </w:rPr>
+    </w:lvl>
+    <w:lvl w:ilvl="1" w:tentative="1">
+      <w:start w:val="1"/>
+      <w:numFmt w:val="bullet"/>
+      <w:lvlText w:val="o"/>
+      <w:lvlJc w:val="left"/>
+      <w:pPr>
+        <w:tabs>
+          <w:tab w:val="num" w:pos="1440"/>
+        </w:tabs>
+        <w:ind w:left="1440" w:hanging="360"/>
+      </w:pPr>
+      <w:rPr>
+        <w:rFonts w:ascii="Courier New" w:hAnsi="Courier New" w:hint="default"/>
+        <w:sz w:val="20"/>
+      </w:rPr>
+    </w:lvl>
+    <w:lvl w:ilvl="2" w:tentative="1">
+      <w:start w:val="1"/>
+      <w:numFmt w:val="bullet"/>
+      <w:lvlText w:val=""/>
+      <w:lvlJc w:val="left"/>
+      <w:pPr>
+        <w:tabs>
+          <w:tab w:val="num" w:pos="2160"/>
+        </w:tabs>
+        <w:ind w:left="2160" w:hanging="360"/>
+      </w:pPr>
+      <w:rPr>
+        <w:rFonts w:ascii="Wingdings" w:hAnsi="Wingdings" w:hint="default"/>
+        <w:sz w:val="20"/>
+      </w:rPr>
+    </w:lvl>
+    <w:lvl w:ilvl="3" w:tentative="1">
+      <w:start w:val="1"/>
+      <w:numFmt w:val="bullet"/>
+      <w:lvlText w:val=""/>
+      <w:lvlJc w:val="left"/>
+      <w:pPr>
+        <w:tabs>
+          <w:tab w:val="num" w:pos="2880"/>
+        </w:tabs>
+        <w:ind w:left="2880" w:hanging="360"/>
+      </w:pPr>
+      <w:rPr>
+        <w:rFonts w:ascii="Wingdings" w:hAnsi="Wingdings" w:hint="default"/>
+        <w:sz w:val="20"/>
+      </w:rPr>
+    </w:lvl>
+    <w:lvl w:ilvl="4" w:tentative="1">
+      <w:start w:val="1"/>
+      <w:numFmt w:val="bullet"/>
+      <w:lvlText w:val=""/>
+      <w:lvlJc w:val="left"/>
+      <w:pPr>
+        <w:tabs>
+          <w:tab w:val="num" w:pos="3600"/>
+        </w:tabs>
+        <w:ind w:left="3600" w:hanging="360"/>
+      </w:pPr>
+      <w:rPr>
+        <w:rFonts w:ascii="Wingdings" w:hAnsi="Wingdings" w:hint="default"/>
+        <w:sz w:val="20"/>
+      </w:rPr>
+    </w:lvl>
+    <w:lvl w:ilvl="5" w:tentative="1">
+      <w:start w:val="1"/>
+      <w:numFmt w:val="bullet"/>
+      <w:lvlText w:val=""/>
+      <w:lvlJc w:val="left"/>
+      <w:pPr>
+        <w:tabs>
+          <w:tab w:val="num" w:pos="4320"/>
+        </w:tabs>
+        <w:ind w:left="4320" w:hanging="360"/>
+      </w:pPr>
+      <w:rPr>
+        <w:rFonts w:ascii="Wingdings" w:hAnsi="Wingdings" w:hint="default"/>
+        <w:sz w:val="20"/>
+      </w:rPr>
+    </w:lvl>
+    <w:lvl w:ilvl="6" w:tentative="1">
+      <w:start w:val="1"/>
+      <w:numFmt w:val="bullet"/>
+      <w:lvlText w:val=""/>
+      <w:lvlJc w:val="left"/>
+      <w:pPr>
+        <w:tabs>
+          <w:tab w:val="num" w:pos="5040"/>
+        </w:tabs>
+        <w:ind w:left="5040" w:hanging="360"/>
+      </w:pPr>
+      <w:rPr>
+        <w:rFonts w:ascii="Wingdings" w:hAnsi="Wingdings" w:hint="default"/>
+        <w:sz w:val="20"/>
+      </w:rPr>
+    </w:lvl>
+    <w:lvl w:ilvl="7" w:tentative="1">
+      <w:start w:val="1"/>
+      <w:numFmt w:val="bullet"/>
+      <w:lvlText w:val=""/>
+      <w:lvlJc w:val="left"/>
+      <w:pPr>
+        <w:tabs>
+          <w:tab w:val="num" w:pos="5760"/>
+        </w:tabs>
+        <w:ind w:left="5760" w:hanging="360"/>
+      </w:pPr>
+      <w:rPr>
+        <w:rFonts w:ascii="Wingdings" w:hAnsi="Wingdings" w:hint="default"/>
+        <w:sz w:val="20"/>
+      </w:rPr>
+    </w:lvl>
+    <w:lvl w:ilvl="8" w:tentative="1">
+      <w:start w:val="1"/>
+      <w:numFmt w:val="bullet"/>
+      <w:lvlText w:val=""/>
+      <w:lvlJc w:val="left"/>
+      <w:pPr>
+        <w:tabs>
+          <w:tab w:val="num" w:pos="6480"/>
+        </w:tabs>
+        <w:ind w:left="6480" w:hanging="360"/>
+      </w:pPr>
+      <w:rPr>
+        <w:rFonts w:ascii="Wingdings" w:hAnsi="Wingdings" w:hint="default"/>
+        <w:sz w:val="20"/>
+      </w:rPr>
+    </w:lvl>
+  </w:abstractNum>
+  <w:abstractNum w:abstractNumId="91" w15:restartNumberingAfterBreak="0">
+    <w:nsid w:val="5A831618"/>
+    <w:multiLevelType w:val="multilevel"/>
+    <w:tmpl w:val="A4B42106"/>
+    <w:lvl w:ilvl="0">
+      <w:start w:val="1"/>
+      <w:numFmt w:val="bullet"/>
+      <w:lvlText w:val=""/>
+      <w:lvlJc w:val="left"/>
+      <w:pPr>
+        <w:tabs>
+          <w:tab w:val="num" w:pos="720"/>
+        </w:tabs>
+        <w:ind w:left="720" w:hanging="360"/>
+      </w:pPr>
+      <w:rPr>
+        <w:rFonts w:ascii="Symbol" w:hAnsi="Symbol" w:hint="default"/>
+        <w:sz w:val="20"/>
+      </w:rPr>
+    </w:lvl>
+    <w:lvl w:ilvl="1" w:tentative="1">
+      <w:start w:val="1"/>
+      <w:numFmt w:val="bullet"/>
+      <w:lvlText w:val="o"/>
+      <w:lvlJc w:val="left"/>
+      <w:pPr>
+        <w:tabs>
+          <w:tab w:val="num" w:pos="1440"/>
+        </w:tabs>
+        <w:ind w:left="1440" w:hanging="360"/>
+      </w:pPr>
+      <w:rPr>
+        <w:rFonts w:ascii="Courier New" w:hAnsi="Courier New" w:hint="default"/>
+        <w:sz w:val="20"/>
+      </w:rPr>
+    </w:lvl>
+    <w:lvl w:ilvl="2" w:tentative="1">
+      <w:start w:val="1"/>
+      <w:numFmt w:val="bullet"/>
+      <w:lvlText w:val=""/>
+      <w:lvlJc w:val="left"/>
+      <w:pPr>
+        <w:tabs>
+          <w:tab w:val="num" w:pos="2160"/>
+        </w:tabs>
+        <w:ind w:left="2160" w:hanging="360"/>
+      </w:pPr>
+      <w:rPr>
+        <w:rFonts w:ascii="Wingdings" w:hAnsi="Wingdings" w:hint="default"/>
+        <w:sz w:val="20"/>
+      </w:rPr>
+    </w:lvl>
+    <w:lvl w:ilvl="3" w:tentative="1">
+      <w:start w:val="1"/>
+      <w:numFmt w:val="bullet"/>
+      <w:lvlText w:val=""/>
+      <w:lvlJc w:val="left"/>
+      <w:pPr>
+        <w:tabs>
+          <w:tab w:val="num" w:pos="2880"/>
+        </w:tabs>
+        <w:ind w:left="2880" w:hanging="360"/>
+      </w:pPr>
+      <w:rPr>
+        <w:rFonts w:ascii="Wingdings" w:hAnsi="Wingdings" w:hint="default"/>
+        <w:sz w:val="20"/>
+      </w:rPr>
+    </w:lvl>
+    <w:lvl w:ilvl="4" w:tentative="1">
+      <w:start w:val="1"/>
+      <w:numFmt w:val="bullet"/>
+      <w:lvlText w:val=""/>
+      <w:lvlJc w:val="left"/>
+      <w:pPr>
+        <w:tabs>
+          <w:tab w:val="num" w:pos="3600"/>
+        </w:tabs>
+        <w:ind w:left="3600" w:hanging="360"/>
+      </w:pPr>
+      <w:rPr>
+        <w:rFonts w:ascii="Wingdings" w:hAnsi="Wingdings" w:hint="default"/>
+        <w:sz w:val="20"/>
+      </w:rPr>
+    </w:lvl>
+    <w:lvl w:ilvl="5" w:tentative="1">
+      <w:start w:val="1"/>
+      <w:numFmt w:val="bullet"/>
+      <w:lvlText w:val=""/>
+      <w:lvlJc w:val="left"/>
+      <w:pPr>
+        <w:tabs>
+          <w:tab w:val="num" w:pos="4320"/>
+        </w:tabs>
+        <w:ind w:left="4320" w:hanging="360"/>
+      </w:pPr>
+      <w:rPr>
+        <w:rFonts w:ascii="Wingdings" w:hAnsi="Wingdings" w:hint="default"/>
+        <w:sz w:val="20"/>
+      </w:rPr>
+    </w:lvl>
+    <w:lvl w:ilvl="6" w:tentative="1">
+      <w:start w:val="1"/>
+      <w:numFmt w:val="bullet"/>
+      <w:lvlText w:val=""/>
+      <w:lvlJc w:val="left"/>
+      <w:pPr>
+        <w:tabs>
+          <w:tab w:val="num" w:pos="5040"/>
+        </w:tabs>
+        <w:ind w:left="5040" w:hanging="360"/>
+      </w:pPr>
+      <w:rPr>
+        <w:rFonts w:ascii="Wingdings" w:hAnsi="Wingdings" w:hint="default"/>
+        <w:sz w:val="20"/>
+      </w:rPr>
+    </w:lvl>
+    <w:lvl w:ilvl="7" w:tentative="1">
+      <w:start w:val="1"/>
+      <w:numFmt w:val="bullet"/>
+      <w:lvlText w:val=""/>
+      <w:lvlJc w:val="left"/>
+      <w:pPr>
+        <w:tabs>
+          <w:tab w:val="num" w:pos="5760"/>
+        </w:tabs>
+        <w:ind w:left="5760" w:hanging="360"/>
+      </w:pPr>
+      <w:rPr>
+        <w:rFonts w:ascii="Wingdings" w:hAnsi="Wingdings" w:hint="default"/>
+        <w:sz w:val="20"/>
+      </w:rPr>
+    </w:lvl>
+    <w:lvl w:ilvl="8" w:tentative="1">
+      <w:start w:val="1"/>
+      <w:numFmt w:val="bullet"/>
+      <w:lvlText w:val=""/>
+      <w:lvlJc w:val="left"/>
+      <w:pPr>
+        <w:tabs>
+          <w:tab w:val="num" w:pos="6480"/>
+        </w:tabs>
+        <w:ind w:left="6480" w:hanging="360"/>
+      </w:pPr>
+      <w:rPr>
+        <w:rFonts w:ascii="Wingdings" w:hAnsi="Wingdings" w:hint="default"/>
+        <w:sz w:val="20"/>
+      </w:rPr>
+    </w:lvl>
+  </w:abstractNum>
+  <w:abstractNum w:abstractNumId="92" w15:restartNumberingAfterBreak="0">
     <w:nsid w:val="5B0931A5"/>
     <w:multiLevelType w:val="multilevel"/>
     <w:tmpl w:val="7D8A85FA"/>
@@ -20822,7 +25151,7 @@
       </w:rPr>
     </w:lvl>
   </w:abstractNum>
-  <w:abstractNum w:abstractNumId="79" w15:restartNumberingAfterBreak="0">
+  <w:abstractNum w:abstractNumId="93" w15:restartNumberingAfterBreak="0">
     <w:nsid w:val="5B5E601B"/>
     <w:multiLevelType w:val="multilevel"/>
     <w:tmpl w:val="7F8C96E4"/>
@@ -20971,7 +25300,7 @@
       </w:rPr>
     </w:lvl>
   </w:abstractNum>
-  <w:abstractNum w:abstractNumId="80" w15:restartNumberingAfterBreak="0">
+  <w:abstractNum w:abstractNumId="94" w15:restartNumberingAfterBreak="0">
     <w:nsid w:val="5DC7613E"/>
     <w:multiLevelType w:val="multilevel"/>
     <w:tmpl w:val="C94ABC34"/>
@@ -21120,7 +25449,156 @@
       </w:rPr>
     </w:lvl>
   </w:abstractNum>
-  <w:abstractNum w:abstractNumId="81" w15:restartNumberingAfterBreak="0">
+  <w:abstractNum w:abstractNumId="95" w15:restartNumberingAfterBreak="0">
+    <w:nsid w:val="5E953779"/>
+    <w:multiLevelType w:val="multilevel"/>
+    <w:tmpl w:val="B60EC55C"/>
+    <w:lvl w:ilvl="0">
+      <w:start w:val="1"/>
+      <w:numFmt w:val="bullet"/>
+      <w:lvlText w:val=""/>
+      <w:lvlJc w:val="left"/>
+      <w:pPr>
+        <w:tabs>
+          <w:tab w:val="num" w:pos="720"/>
+        </w:tabs>
+        <w:ind w:left="720" w:hanging="360"/>
+      </w:pPr>
+      <w:rPr>
+        <w:rFonts w:ascii="Symbol" w:hAnsi="Symbol" w:hint="default"/>
+        <w:sz w:val="20"/>
+      </w:rPr>
+    </w:lvl>
+    <w:lvl w:ilvl="1" w:tentative="1">
+      <w:start w:val="1"/>
+      <w:numFmt w:val="bullet"/>
+      <w:lvlText w:val="o"/>
+      <w:lvlJc w:val="left"/>
+      <w:pPr>
+        <w:tabs>
+          <w:tab w:val="num" w:pos="1440"/>
+        </w:tabs>
+        <w:ind w:left="1440" w:hanging="360"/>
+      </w:pPr>
+      <w:rPr>
+        <w:rFonts w:ascii="Courier New" w:hAnsi="Courier New" w:hint="default"/>
+        <w:sz w:val="20"/>
+      </w:rPr>
+    </w:lvl>
+    <w:lvl w:ilvl="2" w:tentative="1">
+      <w:start w:val="1"/>
+      <w:numFmt w:val="bullet"/>
+      <w:lvlText w:val=""/>
+      <w:lvlJc w:val="left"/>
+      <w:pPr>
+        <w:tabs>
+          <w:tab w:val="num" w:pos="2160"/>
+        </w:tabs>
+        <w:ind w:left="2160" w:hanging="360"/>
+      </w:pPr>
+      <w:rPr>
+        <w:rFonts w:ascii="Wingdings" w:hAnsi="Wingdings" w:hint="default"/>
+        <w:sz w:val="20"/>
+      </w:rPr>
+    </w:lvl>
+    <w:lvl w:ilvl="3" w:tentative="1">
+      <w:start w:val="1"/>
+      <w:numFmt w:val="bullet"/>
+      <w:lvlText w:val=""/>
+      <w:lvlJc w:val="left"/>
+      <w:pPr>
+        <w:tabs>
+          <w:tab w:val="num" w:pos="2880"/>
+        </w:tabs>
+        <w:ind w:left="2880" w:hanging="360"/>
+      </w:pPr>
+      <w:rPr>
+        <w:rFonts w:ascii="Wingdings" w:hAnsi="Wingdings" w:hint="default"/>
+        <w:sz w:val="20"/>
+      </w:rPr>
+    </w:lvl>
+    <w:lvl w:ilvl="4" w:tentative="1">
+      <w:start w:val="1"/>
+      <w:numFmt w:val="bullet"/>
+      <w:lvlText w:val=""/>
+      <w:lvlJc w:val="left"/>
+      <w:pPr>
+        <w:tabs>
+          <w:tab w:val="num" w:pos="3600"/>
+        </w:tabs>
+        <w:ind w:left="3600" w:hanging="360"/>
+      </w:pPr>
+      <w:rPr>
+        <w:rFonts w:ascii="Wingdings" w:hAnsi="Wingdings" w:hint="default"/>
+        <w:sz w:val="20"/>
+      </w:rPr>
+    </w:lvl>
+    <w:lvl w:ilvl="5" w:tentative="1">
+      <w:start w:val="1"/>
+      <w:numFmt w:val="bullet"/>
+      <w:lvlText w:val=""/>
+      <w:lvlJc w:val="left"/>
+      <w:pPr>
+        <w:tabs>
+          <w:tab w:val="num" w:pos="4320"/>
+        </w:tabs>
+        <w:ind w:left="4320" w:hanging="360"/>
+      </w:pPr>
+      <w:rPr>
+        <w:rFonts w:ascii="Wingdings" w:hAnsi="Wingdings" w:hint="default"/>
+        <w:sz w:val="20"/>
+      </w:rPr>
+    </w:lvl>
+    <w:lvl w:ilvl="6" w:tentative="1">
+      <w:start w:val="1"/>
+      <w:numFmt w:val="bullet"/>
+      <w:lvlText w:val=""/>
+      <w:lvlJc w:val="left"/>
+      <w:pPr>
+        <w:tabs>
+          <w:tab w:val="num" w:pos="5040"/>
+        </w:tabs>
+        <w:ind w:left="5040" w:hanging="360"/>
+      </w:pPr>
+      <w:rPr>
+        <w:rFonts w:ascii="Wingdings" w:hAnsi="Wingdings" w:hint="default"/>
+        <w:sz w:val="20"/>
+      </w:rPr>
+    </w:lvl>
+    <w:lvl w:ilvl="7" w:tentative="1">
+      <w:start w:val="1"/>
+      <w:numFmt w:val="bullet"/>
+      <w:lvlText w:val=""/>
+      <w:lvlJc w:val="left"/>
+      <w:pPr>
+        <w:tabs>
+          <w:tab w:val="num" w:pos="5760"/>
+        </w:tabs>
+        <w:ind w:left="5760" w:hanging="360"/>
+      </w:pPr>
+      <w:rPr>
+        <w:rFonts w:ascii="Wingdings" w:hAnsi="Wingdings" w:hint="default"/>
+        <w:sz w:val="20"/>
+      </w:rPr>
+    </w:lvl>
+    <w:lvl w:ilvl="8" w:tentative="1">
+      <w:start w:val="1"/>
+      <w:numFmt w:val="bullet"/>
+      <w:lvlText w:val=""/>
+      <w:lvlJc w:val="left"/>
+      <w:pPr>
+        <w:tabs>
+          <w:tab w:val="num" w:pos="6480"/>
+        </w:tabs>
+        <w:ind w:left="6480" w:hanging="360"/>
+      </w:pPr>
+      <w:rPr>
+        <w:rFonts w:ascii="Wingdings" w:hAnsi="Wingdings" w:hint="default"/>
+        <w:sz w:val="20"/>
+      </w:rPr>
+    </w:lvl>
+  </w:abstractNum>
+  <w:abstractNum w:abstractNumId="96" w15:restartNumberingAfterBreak="0">
     <w:nsid w:val="60725084"/>
     <w:multiLevelType w:val="multilevel"/>
     <w:tmpl w:val="2612CBDA"/>
@@ -21269,7 +25747,7 @@
       </w:rPr>
     </w:lvl>
   </w:abstractNum>
-  <w:abstractNum w:abstractNumId="82" w15:restartNumberingAfterBreak="0">
+  <w:abstractNum w:abstractNumId="97" w15:restartNumberingAfterBreak="0">
     <w:nsid w:val="613A26EE"/>
     <w:multiLevelType w:val="multilevel"/>
     <w:tmpl w:val="7408CB28"/>
@@ -21418,7 +25896,7 @@
       </w:rPr>
     </w:lvl>
   </w:abstractNum>
-  <w:abstractNum w:abstractNumId="83" w15:restartNumberingAfterBreak="0">
+  <w:abstractNum w:abstractNumId="98" w15:restartNumberingAfterBreak="0">
     <w:nsid w:val="628426B2"/>
     <w:multiLevelType w:val="multilevel"/>
     <w:tmpl w:val="478636FC"/>
@@ -21531,7 +26009,7 @@
       </w:pPr>
     </w:lvl>
   </w:abstractNum>
-  <w:abstractNum w:abstractNumId="84" w15:restartNumberingAfterBreak="0">
+  <w:abstractNum w:abstractNumId="99" w15:restartNumberingAfterBreak="0">
     <w:nsid w:val="63EE64E9"/>
     <w:multiLevelType w:val="multilevel"/>
     <w:tmpl w:val="17B2898C"/>
@@ -21680,7 +26158,7 @@
       </w:rPr>
     </w:lvl>
   </w:abstractNum>
-  <w:abstractNum w:abstractNumId="85" w15:restartNumberingAfterBreak="0">
+  <w:abstractNum w:abstractNumId="100" w15:restartNumberingAfterBreak="0">
     <w:nsid w:val="646F34E7"/>
     <w:multiLevelType w:val="multilevel"/>
     <w:tmpl w:val="8F52D3E8"/>
@@ -21829,7 +26307,7 @@
       </w:rPr>
     </w:lvl>
   </w:abstractNum>
-  <w:abstractNum w:abstractNumId="86" w15:restartNumberingAfterBreak="0">
+  <w:abstractNum w:abstractNumId="101" w15:restartNumberingAfterBreak="0">
     <w:nsid w:val="677E0B26"/>
     <w:multiLevelType w:val="multilevel"/>
     <w:tmpl w:val="B448D494"/>
@@ -21978,7 +26456,7 @@
       </w:rPr>
     </w:lvl>
   </w:abstractNum>
-  <w:abstractNum w:abstractNumId="87" w15:restartNumberingAfterBreak="0">
+  <w:abstractNum w:abstractNumId="102" w15:restartNumberingAfterBreak="0">
     <w:nsid w:val="6849090A"/>
     <w:multiLevelType w:val="multilevel"/>
     <w:tmpl w:val="C994C5A0"/>
@@ -22127,7 +26605,7 @@
       </w:rPr>
     </w:lvl>
   </w:abstractNum>
-  <w:abstractNum w:abstractNumId="88" w15:restartNumberingAfterBreak="0">
+  <w:abstractNum w:abstractNumId="103" w15:restartNumberingAfterBreak="0">
     <w:nsid w:val="69E65F2D"/>
     <w:multiLevelType w:val="multilevel"/>
     <w:tmpl w:val="1F72C5D6"/>
@@ -22276,7 +26754,7 @@
       </w:rPr>
     </w:lvl>
   </w:abstractNum>
-  <w:abstractNum w:abstractNumId="89" w15:restartNumberingAfterBreak="0">
+  <w:abstractNum w:abstractNumId="104" w15:restartNumberingAfterBreak="0">
     <w:nsid w:val="6E6A2CA5"/>
     <w:multiLevelType w:val="multilevel"/>
     <w:tmpl w:val="CBE81AC8"/>
@@ -22425,7 +26903,7 @@
       </w:rPr>
     </w:lvl>
   </w:abstractNum>
-  <w:abstractNum w:abstractNumId="90" w15:restartNumberingAfterBreak="0">
+  <w:abstractNum w:abstractNumId="105" w15:restartNumberingAfterBreak="0">
     <w:nsid w:val="6FD921FB"/>
     <w:multiLevelType w:val="multilevel"/>
     <w:tmpl w:val="A3709FB6"/>
@@ -22538,7 +27016,7 @@
       </w:pPr>
     </w:lvl>
   </w:abstractNum>
-  <w:abstractNum w:abstractNumId="91" w15:restartNumberingAfterBreak="0">
+  <w:abstractNum w:abstractNumId="106" w15:restartNumberingAfterBreak="0">
     <w:nsid w:val="715D4259"/>
     <w:multiLevelType w:val="multilevel"/>
     <w:tmpl w:val="16ECC4AE"/>
@@ -22651,7 +27129,7 @@
       </w:pPr>
     </w:lvl>
   </w:abstractNum>
-  <w:abstractNum w:abstractNumId="92" w15:restartNumberingAfterBreak="0">
+  <w:abstractNum w:abstractNumId="107" w15:restartNumberingAfterBreak="0">
     <w:nsid w:val="72CA0AB5"/>
     <w:multiLevelType w:val="multilevel"/>
     <w:tmpl w:val="F48AE8EE"/>
@@ -22764,7 +27242,7 @@
       </w:pPr>
     </w:lvl>
   </w:abstractNum>
-  <w:abstractNum w:abstractNumId="93" w15:restartNumberingAfterBreak="0">
+  <w:abstractNum w:abstractNumId="108" w15:restartNumberingAfterBreak="0">
     <w:nsid w:val="72EF171C"/>
     <w:multiLevelType w:val="multilevel"/>
     <w:tmpl w:val="87BA506C"/>
@@ -22877,7 +27355,156 @@
       </w:pPr>
     </w:lvl>
   </w:abstractNum>
-  <w:abstractNum w:abstractNumId="94" w15:restartNumberingAfterBreak="0">
+  <w:abstractNum w:abstractNumId="109" w15:restartNumberingAfterBreak="0">
+    <w:nsid w:val="73A42E84"/>
+    <w:multiLevelType w:val="multilevel"/>
+    <w:tmpl w:val="51CC6D12"/>
+    <w:lvl w:ilvl="0">
+      <w:start w:val="1"/>
+      <w:numFmt w:val="bullet"/>
+      <w:lvlText w:val=""/>
+      <w:lvlJc w:val="left"/>
+      <w:pPr>
+        <w:tabs>
+          <w:tab w:val="num" w:pos="720"/>
+        </w:tabs>
+        <w:ind w:left="720" w:hanging="360"/>
+      </w:pPr>
+      <w:rPr>
+        <w:rFonts w:ascii="Symbol" w:hAnsi="Symbol" w:hint="default"/>
+        <w:sz w:val="20"/>
+      </w:rPr>
+    </w:lvl>
+    <w:lvl w:ilvl="1" w:tentative="1">
+      <w:start w:val="1"/>
+      <w:numFmt w:val="bullet"/>
+      <w:lvlText w:val="o"/>
+      <w:lvlJc w:val="left"/>
+      <w:pPr>
+        <w:tabs>
+          <w:tab w:val="num" w:pos="1440"/>
+        </w:tabs>
+        <w:ind w:left="1440" w:hanging="360"/>
+      </w:pPr>
+      <w:rPr>
+        <w:rFonts w:ascii="Courier New" w:hAnsi="Courier New" w:hint="default"/>
+        <w:sz w:val="20"/>
+      </w:rPr>
+    </w:lvl>
+    <w:lvl w:ilvl="2" w:tentative="1">
+      <w:start w:val="1"/>
+      <w:numFmt w:val="bullet"/>
+      <w:lvlText w:val=""/>
+      <w:lvlJc w:val="left"/>
+      <w:pPr>
+        <w:tabs>
+          <w:tab w:val="num" w:pos="2160"/>
+        </w:tabs>
+        <w:ind w:left="2160" w:hanging="360"/>
+      </w:pPr>
+      <w:rPr>
+        <w:rFonts w:ascii="Wingdings" w:hAnsi="Wingdings" w:hint="default"/>
+        <w:sz w:val="20"/>
+      </w:rPr>
+    </w:lvl>
+    <w:lvl w:ilvl="3" w:tentative="1">
+      <w:start w:val="1"/>
+      <w:numFmt w:val="bullet"/>
+      <w:lvlText w:val=""/>
+      <w:lvlJc w:val="left"/>
+      <w:pPr>
+        <w:tabs>
+          <w:tab w:val="num" w:pos="2880"/>
+        </w:tabs>
+        <w:ind w:left="2880" w:hanging="360"/>
+      </w:pPr>
+      <w:rPr>
+        <w:rFonts w:ascii="Wingdings" w:hAnsi="Wingdings" w:hint="default"/>
+        <w:sz w:val="20"/>
+      </w:rPr>
+    </w:lvl>
+    <w:lvl w:ilvl="4" w:tentative="1">
+      <w:start w:val="1"/>
+      <w:numFmt w:val="bullet"/>
+      <w:lvlText w:val=""/>
+      <w:lvlJc w:val="left"/>
+      <w:pPr>
+        <w:tabs>
+          <w:tab w:val="num" w:pos="3600"/>
+        </w:tabs>
+        <w:ind w:left="3600" w:hanging="360"/>
+      </w:pPr>
+      <w:rPr>
+        <w:rFonts w:ascii="Wingdings" w:hAnsi="Wingdings" w:hint="default"/>
+        <w:sz w:val="20"/>
+      </w:rPr>
+    </w:lvl>
+    <w:lvl w:ilvl="5" w:tentative="1">
+      <w:start w:val="1"/>
+      <w:numFmt w:val="bullet"/>
+      <w:lvlText w:val=""/>
+      <w:lvlJc w:val="left"/>
+      <w:pPr>
+        <w:tabs>
+          <w:tab w:val="num" w:pos="4320"/>
+        </w:tabs>
+        <w:ind w:left="4320" w:hanging="360"/>
+      </w:pPr>
+      <w:rPr>
+        <w:rFonts w:ascii="Wingdings" w:hAnsi="Wingdings" w:hint="default"/>
+        <w:sz w:val="20"/>
+      </w:rPr>
+    </w:lvl>
+    <w:lvl w:ilvl="6" w:tentative="1">
+      <w:start w:val="1"/>
+      <w:numFmt w:val="bullet"/>
+      <w:lvlText w:val=""/>
+      <w:lvlJc w:val="left"/>
+      <w:pPr>
+        <w:tabs>
+          <w:tab w:val="num" w:pos="5040"/>
+        </w:tabs>
+        <w:ind w:left="5040" w:hanging="360"/>
+      </w:pPr>
+      <w:rPr>
+        <w:rFonts w:ascii="Wingdings" w:hAnsi="Wingdings" w:hint="default"/>
+        <w:sz w:val="20"/>
+      </w:rPr>
+    </w:lvl>
+    <w:lvl w:ilvl="7" w:tentative="1">
+      <w:start w:val="1"/>
+      <w:numFmt w:val="bullet"/>
+      <w:lvlText w:val=""/>
+      <w:lvlJc w:val="left"/>
+      <w:pPr>
+        <w:tabs>
+          <w:tab w:val="num" w:pos="5760"/>
+        </w:tabs>
+        <w:ind w:left="5760" w:hanging="360"/>
+      </w:pPr>
+      <w:rPr>
+        <w:rFonts w:ascii="Wingdings" w:hAnsi="Wingdings" w:hint="default"/>
+        <w:sz w:val="20"/>
+      </w:rPr>
+    </w:lvl>
+    <w:lvl w:ilvl="8" w:tentative="1">
+      <w:start w:val="1"/>
+      <w:numFmt w:val="bullet"/>
+      <w:lvlText w:val=""/>
+      <w:lvlJc w:val="left"/>
+      <w:pPr>
+        <w:tabs>
+          <w:tab w:val="num" w:pos="6480"/>
+        </w:tabs>
+        <w:ind w:left="6480" w:hanging="360"/>
+      </w:pPr>
+      <w:rPr>
+        <w:rFonts w:ascii="Wingdings" w:hAnsi="Wingdings" w:hint="default"/>
+        <w:sz w:val="20"/>
+      </w:rPr>
+    </w:lvl>
+  </w:abstractNum>
+  <w:abstractNum w:abstractNumId="110" w15:restartNumberingAfterBreak="0">
     <w:nsid w:val="757B45E3"/>
     <w:multiLevelType w:val="multilevel"/>
     <w:tmpl w:val="A77CC540"/>
@@ -23026,7 +27653,7 @@
       </w:rPr>
     </w:lvl>
   </w:abstractNum>
-  <w:abstractNum w:abstractNumId="95" w15:restartNumberingAfterBreak="0">
+  <w:abstractNum w:abstractNumId="111" w15:restartNumberingAfterBreak="0">
     <w:nsid w:val="75A80763"/>
     <w:multiLevelType w:val="multilevel"/>
     <w:tmpl w:val="46F6DE76"/>
@@ -23175,7 +27802,156 @@
       </w:rPr>
     </w:lvl>
   </w:abstractNum>
-  <w:abstractNum w:abstractNumId="96" w15:restartNumberingAfterBreak="0">
+  <w:abstractNum w:abstractNumId="112" w15:restartNumberingAfterBreak="0">
+    <w:nsid w:val="77C22387"/>
+    <w:multiLevelType w:val="multilevel"/>
+    <w:tmpl w:val="3C4C855C"/>
+    <w:lvl w:ilvl="0">
+      <w:start w:val="1"/>
+      <w:numFmt w:val="bullet"/>
+      <w:lvlText w:val=""/>
+      <w:lvlJc w:val="left"/>
+      <w:pPr>
+        <w:tabs>
+          <w:tab w:val="num" w:pos="720"/>
+        </w:tabs>
+        <w:ind w:left="720" w:hanging="360"/>
+      </w:pPr>
+      <w:rPr>
+        <w:rFonts w:ascii="Symbol" w:hAnsi="Symbol" w:hint="default"/>
+        <w:sz w:val="20"/>
+      </w:rPr>
+    </w:lvl>
+    <w:lvl w:ilvl="1" w:tentative="1">
+      <w:start w:val="1"/>
+      <w:numFmt w:val="bullet"/>
+      <w:lvlText w:val="o"/>
+      <w:lvlJc w:val="left"/>
+      <w:pPr>
+        <w:tabs>
+          <w:tab w:val="num" w:pos="1440"/>
+        </w:tabs>
+        <w:ind w:left="1440" w:hanging="360"/>
+      </w:pPr>
+      <w:rPr>
+        <w:rFonts w:ascii="Courier New" w:hAnsi="Courier New" w:hint="default"/>
+        <w:sz w:val="20"/>
+      </w:rPr>
+    </w:lvl>
+    <w:lvl w:ilvl="2" w:tentative="1">
+      <w:start w:val="1"/>
+      <w:numFmt w:val="bullet"/>
+      <w:lvlText w:val=""/>
+      <w:lvlJc w:val="left"/>
+      <w:pPr>
+        <w:tabs>
+          <w:tab w:val="num" w:pos="2160"/>
+        </w:tabs>
+        <w:ind w:left="2160" w:hanging="360"/>
+      </w:pPr>
+      <w:rPr>
+        <w:rFonts w:ascii="Wingdings" w:hAnsi="Wingdings" w:hint="default"/>
+        <w:sz w:val="20"/>
+      </w:rPr>
+    </w:lvl>
+    <w:lvl w:ilvl="3" w:tentative="1">
+      <w:start w:val="1"/>
+      <w:numFmt w:val="bullet"/>
+      <w:lvlText w:val=""/>
+      <w:lvlJc w:val="left"/>
+      <w:pPr>
+        <w:tabs>
+          <w:tab w:val="num" w:pos="2880"/>
+        </w:tabs>
+        <w:ind w:left="2880" w:hanging="360"/>
+      </w:pPr>
+      <w:rPr>
+        <w:rFonts w:ascii="Wingdings" w:hAnsi="Wingdings" w:hint="default"/>
+        <w:sz w:val="20"/>
+      </w:rPr>
+    </w:lvl>
+    <w:lvl w:ilvl="4" w:tentative="1">
+      <w:start w:val="1"/>
+      <w:numFmt w:val="bullet"/>
+      <w:lvlText w:val=""/>
+      <w:lvlJc w:val="left"/>
+      <w:pPr>
+        <w:tabs>
+          <w:tab w:val="num" w:pos="3600"/>
+        </w:tabs>
+        <w:ind w:left="3600" w:hanging="360"/>
+      </w:pPr>
+      <w:rPr>
+        <w:rFonts w:ascii="Wingdings" w:hAnsi="Wingdings" w:hint="default"/>
+        <w:sz w:val="20"/>
+      </w:rPr>
+    </w:lvl>
+    <w:lvl w:ilvl="5" w:tentative="1">
+      <w:start w:val="1"/>
+      <w:numFmt w:val="bullet"/>
+      <w:lvlText w:val=""/>
+      <w:lvlJc w:val="left"/>
+      <w:pPr>
+        <w:tabs>
+          <w:tab w:val="num" w:pos="4320"/>
+        </w:tabs>
+        <w:ind w:left="4320" w:hanging="360"/>
+      </w:pPr>
+      <w:rPr>
+        <w:rFonts w:ascii="Wingdings" w:hAnsi="Wingdings" w:hint="default"/>
+        <w:sz w:val="20"/>
+      </w:rPr>
+    </w:lvl>
+    <w:lvl w:ilvl="6" w:tentative="1">
+      <w:start w:val="1"/>
+      <w:numFmt w:val="bullet"/>
+      <w:lvlText w:val=""/>
+      <w:lvlJc w:val="left"/>
+      <w:pPr>
+        <w:tabs>
+          <w:tab w:val="num" w:pos="5040"/>
+        </w:tabs>
+        <w:ind w:left="5040" w:hanging="360"/>
+      </w:pPr>
+      <w:rPr>
+        <w:rFonts w:ascii="Wingdings" w:hAnsi="Wingdings" w:hint="default"/>
+        <w:sz w:val="20"/>
+      </w:rPr>
+    </w:lvl>
+    <w:lvl w:ilvl="7" w:tentative="1">
+      <w:start w:val="1"/>
+      <w:numFmt w:val="bullet"/>
+      <w:lvlText w:val=""/>
+      <w:lvlJc w:val="left"/>
+      <w:pPr>
+        <w:tabs>
+          <w:tab w:val="num" w:pos="5760"/>
+        </w:tabs>
+        <w:ind w:left="5760" w:hanging="360"/>
+      </w:pPr>
+      <w:rPr>
+        <w:rFonts w:ascii="Wingdings" w:hAnsi="Wingdings" w:hint="default"/>
+        <w:sz w:val="20"/>
+      </w:rPr>
+    </w:lvl>
+    <w:lvl w:ilvl="8" w:tentative="1">
+      <w:start w:val="1"/>
+      <w:numFmt w:val="bullet"/>
+      <w:lvlText w:val=""/>
+      <w:lvlJc w:val="left"/>
+      <w:pPr>
+        <w:tabs>
+          <w:tab w:val="num" w:pos="6480"/>
+        </w:tabs>
+        <w:ind w:left="6480" w:hanging="360"/>
+      </w:pPr>
+      <w:rPr>
+        <w:rFonts w:ascii="Wingdings" w:hAnsi="Wingdings" w:hint="default"/>
+        <w:sz w:val="20"/>
+      </w:rPr>
+    </w:lvl>
+  </w:abstractNum>
+  <w:abstractNum w:abstractNumId="113" w15:restartNumberingAfterBreak="0">
     <w:nsid w:val="78D43A11"/>
     <w:multiLevelType w:val="multilevel"/>
     <w:tmpl w:val="E12E5AA4"/>
@@ -23324,7 +28100,7 @@
       </w:rPr>
     </w:lvl>
   </w:abstractNum>
-  <w:abstractNum w:abstractNumId="97" w15:restartNumberingAfterBreak="0">
+  <w:abstractNum w:abstractNumId="114" w15:restartNumberingAfterBreak="0">
     <w:nsid w:val="78E83281"/>
     <w:multiLevelType w:val="multilevel"/>
     <w:tmpl w:val="91B432BE"/>
@@ -23473,7 +28249,7 @@
       </w:rPr>
     </w:lvl>
   </w:abstractNum>
-  <w:abstractNum w:abstractNumId="98" w15:restartNumberingAfterBreak="0">
+  <w:abstractNum w:abstractNumId="115" w15:restartNumberingAfterBreak="0">
     <w:nsid w:val="79156B9B"/>
     <w:multiLevelType w:val="multilevel"/>
     <w:tmpl w:val="C0A62E34"/>
@@ -23622,7 +28398,7 @@
       </w:rPr>
     </w:lvl>
   </w:abstractNum>
-  <w:abstractNum w:abstractNumId="99" w15:restartNumberingAfterBreak="0">
+  <w:abstractNum w:abstractNumId="116" w15:restartNumberingAfterBreak="0">
     <w:nsid w:val="79C13014"/>
     <w:multiLevelType w:val="multilevel"/>
     <w:tmpl w:val="671272CC"/>
@@ -23771,7 +28547,7 @@
       </w:rPr>
     </w:lvl>
   </w:abstractNum>
-  <w:abstractNum w:abstractNumId="100" w15:restartNumberingAfterBreak="0">
+  <w:abstractNum w:abstractNumId="117" w15:restartNumberingAfterBreak="0">
     <w:nsid w:val="7ADB6ADE"/>
     <w:multiLevelType w:val="multilevel"/>
     <w:tmpl w:val="0FD0DDA6"/>
@@ -23920,7 +28696,7 @@
       </w:rPr>
     </w:lvl>
   </w:abstractNum>
-  <w:abstractNum w:abstractNumId="101" w15:restartNumberingAfterBreak="0">
+  <w:abstractNum w:abstractNumId="118" w15:restartNumberingAfterBreak="0">
     <w:nsid w:val="7C3E2197"/>
     <w:multiLevelType w:val="multilevel"/>
     <w:tmpl w:val="88105E4C"/>
@@ -24069,7 +28845,7 @@
       </w:rPr>
     </w:lvl>
   </w:abstractNum>
-  <w:abstractNum w:abstractNumId="102" w15:restartNumberingAfterBreak="0">
+  <w:abstractNum w:abstractNumId="119" w15:restartNumberingAfterBreak="0">
     <w:nsid w:val="7D532593"/>
     <w:multiLevelType w:val="multilevel"/>
     <w:tmpl w:val="5D0ACE8E"/>
@@ -24186,7 +28962,7 @@
       </w:pPr>
     </w:lvl>
   </w:abstractNum>
-  <w:abstractNum w:abstractNumId="103" w15:restartNumberingAfterBreak="0">
+  <w:abstractNum w:abstractNumId="120" w15:restartNumberingAfterBreak="0">
     <w:nsid w:val="7E2F1EE5"/>
     <w:multiLevelType w:val="multilevel"/>
     <w:tmpl w:val="E1B6B3F4"/>
@@ -24335,7 +29111,7 @@
       </w:rPr>
     </w:lvl>
   </w:abstractNum>
-  <w:abstractNum w:abstractNumId="104" w15:restartNumberingAfterBreak="0">
+  <w:abstractNum w:abstractNumId="121" w15:restartNumberingAfterBreak="0">
     <w:nsid w:val="7F3601B4"/>
     <w:multiLevelType w:val="multilevel"/>
     <w:tmpl w:val="07DE102E"/>
@@ -24448,7 +29224,7 @@
       </w:pPr>
     </w:lvl>
   </w:abstractNum>
-  <w:abstractNum w:abstractNumId="105" w15:restartNumberingAfterBreak="0">
+  <w:abstractNum w:abstractNumId="122" w15:restartNumberingAfterBreak="0">
     <w:nsid w:val="7F8A13D0"/>
     <w:multiLevelType w:val="multilevel"/>
     <w:tmpl w:val="AB5EDB70"/>
@@ -24598,322 +29374,373 @@
     </w:lvl>
   </w:abstractNum>
   <w:num w:numId="1" w16cid:durableId="192690355">
-    <w:abstractNumId w:val="79"/>
+    <w:abstractNumId w:val="93"/>
   </w:num>
   <w:num w:numId="2" w16cid:durableId="1794444519">
-    <w:abstractNumId w:val="83"/>
+    <w:abstractNumId w:val="98"/>
   </w:num>
   <w:num w:numId="3" w16cid:durableId="1584144904">
-    <w:abstractNumId w:val="26"/>
+    <w:abstractNumId w:val="32"/>
   </w:num>
   <w:num w:numId="4" w16cid:durableId="881747293">
-    <w:abstractNumId w:val="48"/>
+    <w:abstractNumId w:val="60"/>
   </w:num>
   <w:num w:numId="5" w16cid:durableId="367726496">
-    <w:abstractNumId w:val="103"/>
+    <w:abstractNumId w:val="120"/>
   </w:num>
   <w:num w:numId="6" w16cid:durableId="97913231">
-    <w:abstractNumId w:val="39"/>
+    <w:abstractNumId w:val="49"/>
   </w:num>
   <w:num w:numId="7" w16cid:durableId="465510605">
-    <w:abstractNumId w:val="84"/>
+    <w:abstractNumId w:val="99"/>
   </w:num>
   <w:num w:numId="8" w16cid:durableId="414673054">
-    <w:abstractNumId w:val="9"/>
+    <w:abstractNumId w:val="11"/>
   </w:num>
   <w:num w:numId="9" w16cid:durableId="1810050426">
-    <w:abstractNumId w:val="68"/>
+    <w:abstractNumId w:val="80"/>
   </w:num>
   <w:num w:numId="10" w16cid:durableId="1185750901">
-    <w:abstractNumId w:val="74"/>
+    <w:abstractNumId w:val="86"/>
   </w:num>
   <w:num w:numId="11" w16cid:durableId="1070277437">
     <w:abstractNumId w:val="1"/>
   </w:num>
   <w:num w:numId="12" w16cid:durableId="557979443">
-    <w:abstractNumId w:val="18"/>
+    <w:abstractNumId w:val="22"/>
   </w:num>
   <w:num w:numId="13" w16cid:durableId="317340650">
-    <w:abstractNumId w:val="52"/>
+    <w:abstractNumId w:val="64"/>
   </w:num>
   <w:num w:numId="14" w16cid:durableId="328023907">
-    <w:abstractNumId w:val="51"/>
+    <w:abstractNumId w:val="63"/>
   </w:num>
   <w:num w:numId="15" w16cid:durableId="1597129604">
-    <w:abstractNumId w:val="3"/>
+    <w:abstractNumId w:val="5"/>
   </w:num>
   <w:num w:numId="16" w16cid:durableId="1870944984">
-    <w:abstractNumId w:val="69"/>
+    <w:abstractNumId w:val="81"/>
   </w:num>
   <w:num w:numId="17" w16cid:durableId="1683968138">
-    <w:abstractNumId w:val="72"/>
+    <w:abstractNumId w:val="84"/>
   </w:num>
   <w:num w:numId="18" w16cid:durableId="288829627">
-    <w:abstractNumId w:val="11"/>
+    <w:abstractNumId w:val="13"/>
   </w:num>
   <w:num w:numId="19" w16cid:durableId="386340793">
-    <w:abstractNumId w:val="29"/>
+    <w:abstractNumId w:val="36"/>
   </w:num>
   <w:num w:numId="20" w16cid:durableId="723455090">
-    <w:abstractNumId w:val="61"/>
+    <w:abstractNumId w:val="73"/>
   </w:num>
   <w:num w:numId="21" w16cid:durableId="418598004">
-    <w:abstractNumId w:val="37"/>
+    <w:abstractNumId w:val="47"/>
   </w:num>
   <w:num w:numId="22" w16cid:durableId="463164135">
-    <w:abstractNumId w:val="47"/>
+    <w:abstractNumId w:val="58"/>
   </w:num>
   <w:num w:numId="23" w16cid:durableId="1142427482">
-    <w:abstractNumId w:val="32"/>
+    <w:abstractNumId w:val="40"/>
   </w:num>
   <w:num w:numId="24" w16cid:durableId="1275479849">
+    <w:abstractNumId w:val="25"/>
+  </w:num>
+  <w:num w:numId="25" w16cid:durableId="301666280">
+    <w:abstractNumId w:val="45"/>
+  </w:num>
+  <w:num w:numId="26" w16cid:durableId="1891066006">
+    <w:abstractNumId w:val="96"/>
+  </w:num>
+  <w:num w:numId="27" w16cid:durableId="455022706">
+    <w:abstractNumId w:val="102"/>
+  </w:num>
+  <w:num w:numId="28" w16cid:durableId="826939615">
+    <w:abstractNumId w:val="6"/>
+  </w:num>
+  <w:num w:numId="29" w16cid:durableId="244848398">
+    <w:abstractNumId w:val="103"/>
+  </w:num>
+  <w:num w:numId="30" w16cid:durableId="1133256623">
+    <w:abstractNumId w:val="31"/>
+  </w:num>
+  <w:num w:numId="31" w16cid:durableId="1659455694">
     <w:abstractNumId w:val="20"/>
   </w:num>
-  <w:num w:numId="25" w16cid:durableId="301666280">
-    <w:abstractNumId w:val="35"/>
-  </w:num>
-  <w:num w:numId="26" w16cid:durableId="1891066006">
-    <w:abstractNumId w:val="81"/>
-  </w:num>
-  <w:num w:numId="27" w16cid:durableId="455022706">
-    <w:abstractNumId w:val="87"/>
-  </w:num>
-  <w:num w:numId="28" w16cid:durableId="826939615">
-    <w:abstractNumId w:val="4"/>
-  </w:num>
-  <w:num w:numId="29" w16cid:durableId="244848398">
+  <w:num w:numId="32" w16cid:durableId="1336491417">
     <w:abstractNumId w:val="88"/>
   </w:num>
-  <w:num w:numId="30" w16cid:durableId="1133256623">
-    <w:abstractNumId w:val="25"/>
-  </w:num>
-  <w:num w:numId="31" w16cid:durableId="1659455694">
-    <w:abstractNumId w:val="17"/>
-  </w:num>
-  <w:num w:numId="32" w16cid:durableId="1336491417">
-    <w:abstractNumId w:val="76"/>
-  </w:num>
   <w:num w:numId="33" w16cid:durableId="909115797">
-    <w:abstractNumId w:val="67"/>
+    <w:abstractNumId w:val="79"/>
   </w:num>
   <w:num w:numId="34" w16cid:durableId="1497113050">
-    <w:abstractNumId w:val="89"/>
+    <w:abstractNumId w:val="104"/>
   </w:num>
   <w:num w:numId="35" w16cid:durableId="1603797873">
-    <w:abstractNumId w:val="80"/>
+    <w:abstractNumId w:val="94"/>
   </w:num>
   <w:num w:numId="36" w16cid:durableId="1343319196">
-    <w:abstractNumId w:val="54"/>
+    <w:abstractNumId w:val="66"/>
   </w:num>
   <w:num w:numId="37" w16cid:durableId="1996058481">
-    <w:abstractNumId w:val="95"/>
+    <w:abstractNumId w:val="111"/>
   </w:num>
   <w:num w:numId="38" w16cid:durableId="284436130">
-    <w:abstractNumId w:val="21"/>
+    <w:abstractNumId w:val="26"/>
   </w:num>
   <w:num w:numId="39" w16cid:durableId="992759133">
+    <w:abstractNumId w:val="97"/>
+  </w:num>
+  <w:num w:numId="40" w16cid:durableId="1060708748">
+    <w:abstractNumId w:val="56"/>
+  </w:num>
+  <w:num w:numId="41" w16cid:durableId="1482384172">
+    <w:abstractNumId w:val="65"/>
+  </w:num>
+  <w:num w:numId="42" w16cid:durableId="308440354">
     <w:abstractNumId w:val="82"/>
   </w:num>
-  <w:num w:numId="40" w16cid:durableId="1060708748">
-    <w:abstractNumId w:val="45"/>
-  </w:num>
-  <w:num w:numId="41" w16cid:durableId="1482384172">
-    <w:abstractNumId w:val="53"/>
-  </w:num>
-  <w:num w:numId="42" w16cid:durableId="308440354">
-    <w:abstractNumId w:val="70"/>
-  </w:num>
   <w:num w:numId="43" w16cid:durableId="1247232488">
-    <w:abstractNumId w:val="8"/>
+    <w:abstractNumId w:val="10"/>
   </w:num>
   <w:num w:numId="44" w16cid:durableId="2122214950">
-    <w:abstractNumId w:val="31"/>
+    <w:abstractNumId w:val="39"/>
   </w:num>
   <w:num w:numId="45" w16cid:durableId="1190484142">
     <w:abstractNumId w:val="2"/>
   </w:num>
   <w:num w:numId="46" w16cid:durableId="1621764922">
-    <w:abstractNumId w:val="66"/>
+    <w:abstractNumId w:val="78"/>
   </w:num>
   <w:num w:numId="47" w16cid:durableId="1894534262">
-    <w:abstractNumId w:val="101"/>
+    <w:abstractNumId w:val="118"/>
   </w:num>
   <w:num w:numId="48" w16cid:durableId="1804417964">
-    <w:abstractNumId w:val="24"/>
+    <w:abstractNumId w:val="29"/>
   </w:num>
   <w:num w:numId="49" w16cid:durableId="1199466914">
-    <w:abstractNumId w:val="99"/>
+    <w:abstractNumId w:val="116"/>
   </w:num>
   <w:num w:numId="50" w16cid:durableId="895893798">
-    <w:abstractNumId w:val="58"/>
+    <w:abstractNumId w:val="70"/>
   </w:num>
   <w:num w:numId="51" w16cid:durableId="162748658">
-    <w:abstractNumId w:val="5"/>
+    <w:abstractNumId w:val="7"/>
   </w:num>
   <w:num w:numId="52" w16cid:durableId="1314677041">
     <w:abstractNumId w:val="0"/>
   </w:num>
   <w:num w:numId="53" w16cid:durableId="1763646068">
-    <w:abstractNumId w:val="73"/>
+    <w:abstractNumId w:val="85"/>
   </w:num>
   <w:num w:numId="54" w16cid:durableId="1207134300">
+    <w:abstractNumId w:val="35"/>
+  </w:num>
+  <w:num w:numId="55" w16cid:durableId="873005170">
+    <w:abstractNumId w:val="83"/>
+  </w:num>
+  <w:num w:numId="56" w16cid:durableId="1308169849">
+    <w:abstractNumId w:val="74"/>
+  </w:num>
+  <w:num w:numId="57" w16cid:durableId="357968050">
+    <w:abstractNumId w:val="89"/>
+  </w:num>
+  <w:num w:numId="58" w16cid:durableId="1895892093">
+    <w:abstractNumId w:val="115"/>
+  </w:num>
+  <w:num w:numId="59" w16cid:durableId="1027221841">
+    <w:abstractNumId w:val="105"/>
+  </w:num>
+  <w:num w:numId="60" w16cid:durableId="2069063080">
+    <w:abstractNumId w:val="75"/>
+  </w:num>
+  <w:num w:numId="61" w16cid:durableId="49771116">
+    <w:abstractNumId w:val="54"/>
+  </w:num>
+  <w:num w:numId="62" w16cid:durableId="1448159084">
+    <w:abstractNumId w:val="113"/>
+  </w:num>
+  <w:num w:numId="63" w16cid:durableId="1575122264">
+    <w:abstractNumId w:val="9"/>
+  </w:num>
+  <w:num w:numId="64" w16cid:durableId="904991766">
+    <w:abstractNumId w:val="17"/>
+  </w:num>
+  <w:num w:numId="65" w16cid:durableId="831141903">
+    <w:abstractNumId w:val="53"/>
+  </w:num>
+  <w:num w:numId="66" w16cid:durableId="339043224">
+    <w:abstractNumId w:val="92"/>
+  </w:num>
+  <w:num w:numId="67" w16cid:durableId="1496143401">
+    <w:abstractNumId w:val="16"/>
+  </w:num>
+  <w:num w:numId="68" w16cid:durableId="1870217932">
+    <w:abstractNumId w:val="55"/>
+  </w:num>
+  <w:num w:numId="69" w16cid:durableId="636647002">
+    <w:abstractNumId w:val="67"/>
+  </w:num>
+  <w:num w:numId="70" w16cid:durableId="1385714199">
+    <w:abstractNumId w:val="46"/>
+  </w:num>
+  <w:num w:numId="71" w16cid:durableId="2077898425">
+    <w:abstractNumId w:val="106"/>
+  </w:num>
+  <w:num w:numId="72" w16cid:durableId="444547860">
+    <w:abstractNumId w:val="27"/>
+  </w:num>
+  <w:num w:numId="73" w16cid:durableId="1302029979">
+    <w:abstractNumId w:val="33"/>
+  </w:num>
+  <w:num w:numId="74" w16cid:durableId="1699622012">
+    <w:abstractNumId w:val="15"/>
+  </w:num>
+  <w:num w:numId="75" w16cid:durableId="1010185719">
+    <w:abstractNumId w:val="69"/>
+  </w:num>
+  <w:num w:numId="76" w16cid:durableId="68312096">
+    <w:abstractNumId w:val="114"/>
+  </w:num>
+  <w:num w:numId="77" w16cid:durableId="813985498">
+    <w:abstractNumId w:val="18"/>
+  </w:num>
+  <w:num w:numId="78" w16cid:durableId="1472091110">
+    <w:abstractNumId w:val="110"/>
+  </w:num>
+  <w:num w:numId="79" w16cid:durableId="1560744818">
+    <w:abstractNumId w:val="108"/>
+  </w:num>
+  <w:num w:numId="80" w16cid:durableId="2133285104">
+    <w:abstractNumId w:val="42"/>
+  </w:num>
+  <w:num w:numId="81" w16cid:durableId="1218783631">
+    <w:abstractNumId w:val="41"/>
+  </w:num>
+  <w:num w:numId="82" w16cid:durableId="1894808844">
+    <w:abstractNumId w:val="117"/>
+  </w:num>
+  <w:num w:numId="83" w16cid:durableId="154609397">
+    <w:abstractNumId w:val="121"/>
+  </w:num>
+  <w:num w:numId="84" w16cid:durableId="904415263">
+    <w:abstractNumId w:val="57"/>
+  </w:num>
+  <w:num w:numId="85" w16cid:durableId="1926957044">
+    <w:abstractNumId w:val="12"/>
+  </w:num>
+  <w:num w:numId="86" w16cid:durableId="1041907343">
+    <w:abstractNumId w:val="72"/>
+  </w:num>
+  <w:num w:numId="87" w16cid:durableId="637536826">
+    <w:abstractNumId w:val="38"/>
+  </w:num>
+  <w:num w:numId="88" w16cid:durableId="1955479532">
+    <w:abstractNumId w:val="24"/>
+  </w:num>
+  <w:num w:numId="89" w16cid:durableId="219024226">
+    <w:abstractNumId w:val="122"/>
+  </w:num>
+  <w:num w:numId="90" w16cid:durableId="1387878547">
+    <w:abstractNumId w:val="87"/>
+  </w:num>
+  <w:num w:numId="91" w16cid:durableId="320280345">
+    <w:abstractNumId w:val="76"/>
+  </w:num>
+  <w:num w:numId="92" w16cid:durableId="891773784">
+    <w:abstractNumId w:val="52"/>
+  </w:num>
+  <w:num w:numId="93" w16cid:durableId="1600140324">
+    <w:abstractNumId w:val="119"/>
+  </w:num>
+  <w:num w:numId="94" w16cid:durableId="803352876">
+    <w:abstractNumId w:val="8"/>
+  </w:num>
+  <w:num w:numId="95" w16cid:durableId="1983996636">
+    <w:abstractNumId w:val="48"/>
+  </w:num>
+  <w:num w:numId="96" w16cid:durableId="1258364294">
+    <w:abstractNumId w:val="77"/>
+  </w:num>
+  <w:num w:numId="97" w16cid:durableId="1542744364">
+    <w:abstractNumId w:val="71"/>
+  </w:num>
+  <w:num w:numId="98" w16cid:durableId="1179391935">
+    <w:abstractNumId w:val="62"/>
+  </w:num>
+  <w:num w:numId="99" w16cid:durableId="1507403615">
+    <w:abstractNumId w:val="61"/>
+  </w:num>
+  <w:num w:numId="100" w16cid:durableId="2095470275">
+    <w:abstractNumId w:val="100"/>
+  </w:num>
+  <w:num w:numId="101" w16cid:durableId="1136216192">
+    <w:abstractNumId w:val="51"/>
+  </w:num>
+  <w:num w:numId="102" w16cid:durableId="16928882">
     <w:abstractNumId w:val="28"/>
   </w:num>
-  <w:num w:numId="55" w16cid:durableId="873005170">
-    <w:abstractNumId w:val="71"/>
+  <w:num w:numId="103" w16cid:durableId="1147824221">
+    <w:abstractNumId w:val="107"/>
   </w:num>
-  <w:num w:numId="56" w16cid:durableId="1308169849">
-    <w:abstractNumId w:val="62"/>
+  <w:num w:numId="104" w16cid:durableId="1785152204">
+    <w:abstractNumId w:val="19"/>
   </w:num>
-  <w:num w:numId="57" w16cid:durableId="357968050">
-    <w:abstractNumId w:val="77"/>
+  <w:num w:numId="105" w16cid:durableId="2107965728">
+    <w:abstractNumId w:val="68"/>
   </w:num>
-  <w:num w:numId="58" w16cid:durableId="1895892093">
-    <w:abstractNumId w:val="98"/>
+  <w:num w:numId="106" w16cid:durableId="1994990968">
+    <w:abstractNumId w:val="101"/>
   </w:num>
-  <w:num w:numId="59" w16cid:durableId="1027221841">
+  <w:num w:numId="107" w16cid:durableId="1303272197">
     <w:abstractNumId w:val="90"/>
   </w:num>
-  <w:num w:numId="60" w16cid:durableId="2069063080">
-    <w:abstractNumId w:val="63"/>
+  <w:num w:numId="108" w16cid:durableId="1555314431">
+    <w:abstractNumId w:val="21"/>
   </w:num>
-  <w:num w:numId="61" w16cid:durableId="49771116">
+  <w:num w:numId="109" w16cid:durableId="759521048">
+    <w:abstractNumId w:val="37"/>
+  </w:num>
+  <w:num w:numId="110" w16cid:durableId="1747335696">
+    <w:abstractNumId w:val="95"/>
+  </w:num>
+  <w:num w:numId="111" w16cid:durableId="1733119241">
+    <w:abstractNumId w:val="59"/>
+  </w:num>
+  <w:num w:numId="112" w16cid:durableId="1455444160">
+    <w:abstractNumId w:val="23"/>
+  </w:num>
+  <w:num w:numId="113" w16cid:durableId="358509399">
+    <w:abstractNumId w:val="34"/>
+  </w:num>
+  <w:num w:numId="114" w16cid:durableId="280769799">
     <w:abstractNumId w:val="43"/>
   </w:num>
-  <w:num w:numId="62" w16cid:durableId="1448159084">
-    <w:abstractNumId w:val="96"/>
-  </w:num>
-  <w:num w:numId="63" w16cid:durableId="1575122264">
-    <w:abstractNumId w:val="7"/>
-  </w:num>
-  <w:num w:numId="64" w16cid:durableId="904991766">
+  <w:num w:numId="115" w16cid:durableId="1281063890">
     <w:abstractNumId w:val="14"/>
   </w:num>
-  <w:num w:numId="65" w16cid:durableId="831141903">
-    <w:abstractNumId w:val="42"/>
+  <w:num w:numId="116" w16cid:durableId="331033586">
+    <w:abstractNumId w:val="3"/>
   </w:num>
-  <w:num w:numId="66" w16cid:durableId="339043224">
-    <w:abstractNumId w:val="78"/>
+  <w:num w:numId="117" w16cid:durableId="1451509980">
+    <w:abstractNumId w:val="50"/>
   </w:num>
-  <w:num w:numId="67" w16cid:durableId="1496143401">
-    <w:abstractNumId w:val="13"/>
+  <w:num w:numId="118" w16cid:durableId="1912035400">
+    <w:abstractNumId w:val="109"/>
   </w:num>
-  <w:num w:numId="68" w16cid:durableId="1870217932">
+  <w:num w:numId="119" w16cid:durableId="46225977">
+    <w:abstractNumId w:val="30"/>
+  </w:num>
+  <w:num w:numId="120" w16cid:durableId="1129326893">
+    <w:abstractNumId w:val="112"/>
+  </w:num>
+  <w:num w:numId="121" w16cid:durableId="683021237">
+    <w:abstractNumId w:val="91"/>
+  </w:num>
+  <w:num w:numId="122" w16cid:durableId="156462817">
     <w:abstractNumId w:val="44"/>
   </w:num>
-  <w:num w:numId="69" w16cid:durableId="636647002">
-    <w:abstractNumId w:val="55"/>
-  </w:num>
-  <w:num w:numId="70" w16cid:durableId="1385714199">
-    <w:abstractNumId w:val="36"/>
-  </w:num>
-  <w:num w:numId="71" w16cid:durableId="2077898425">
-    <w:abstractNumId w:val="91"/>
-  </w:num>
-  <w:num w:numId="72" w16cid:durableId="444547860">
-    <w:abstractNumId w:val="22"/>
-  </w:num>
-  <w:num w:numId="73" w16cid:durableId="1302029979">
-    <w:abstractNumId w:val="27"/>
-  </w:num>
-  <w:num w:numId="74" w16cid:durableId="1699622012">
-    <w:abstractNumId w:val="12"/>
-  </w:num>
-  <w:num w:numId="75" w16cid:durableId="1010185719">
-    <w:abstractNumId w:val="57"/>
-  </w:num>
-  <w:num w:numId="76" w16cid:durableId="68312096">
-    <w:abstractNumId w:val="97"/>
-  </w:num>
-  <w:num w:numId="77" w16cid:durableId="813985498">
-    <w:abstractNumId w:val="15"/>
-  </w:num>
-  <w:num w:numId="78" w16cid:durableId="1472091110">
-    <w:abstractNumId w:val="94"/>
-  </w:num>
-  <w:num w:numId="79" w16cid:durableId="1560744818">
-    <w:abstractNumId w:val="93"/>
-  </w:num>
-  <w:num w:numId="80" w16cid:durableId="2133285104">
-    <w:abstractNumId w:val="34"/>
-  </w:num>
-  <w:num w:numId="81" w16cid:durableId="1218783631">
-    <w:abstractNumId w:val="33"/>
-  </w:num>
-  <w:num w:numId="82" w16cid:durableId="1894808844">
-    <w:abstractNumId w:val="100"/>
-  </w:num>
-  <w:num w:numId="83" w16cid:durableId="154609397">
-    <w:abstractNumId w:val="104"/>
-  </w:num>
-  <w:num w:numId="84" w16cid:durableId="904415263">
-    <w:abstractNumId w:val="46"/>
-  </w:num>
-  <w:num w:numId="85" w16cid:durableId="1926957044">
-    <w:abstractNumId w:val="10"/>
-  </w:num>
-  <w:num w:numId="86" w16cid:durableId="1041907343">
-    <w:abstractNumId w:val="60"/>
-  </w:num>
-  <w:num w:numId="87" w16cid:durableId="637536826">
-    <w:abstractNumId w:val="30"/>
-  </w:num>
-  <w:num w:numId="88" w16cid:durableId="1955479532">
-    <w:abstractNumId w:val="19"/>
-  </w:num>
-  <w:num w:numId="89" w16cid:durableId="219024226">
-    <w:abstractNumId w:val="105"/>
-  </w:num>
-  <w:num w:numId="90" w16cid:durableId="1387878547">
-    <w:abstractNumId w:val="75"/>
-  </w:num>
-  <w:num w:numId="91" w16cid:durableId="320280345">
-    <w:abstractNumId w:val="64"/>
-  </w:num>
-  <w:num w:numId="92" w16cid:durableId="891773784">
-    <w:abstractNumId w:val="41"/>
-  </w:num>
-  <w:num w:numId="93" w16cid:durableId="1600140324">
-    <w:abstractNumId w:val="102"/>
-  </w:num>
-  <w:num w:numId="94" w16cid:durableId="803352876">
-    <w:abstractNumId w:val="6"/>
-  </w:num>
-  <w:num w:numId="95" w16cid:durableId="1983996636">
-    <w:abstractNumId w:val="38"/>
-  </w:num>
-  <w:num w:numId="96" w16cid:durableId="1258364294">
-    <w:abstractNumId w:val="65"/>
-  </w:num>
-  <w:num w:numId="97" w16cid:durableId="1542744364">
-    <w:abstractNumId w:val="59"/>
-  </w:num>
-  <w:num w:numId="98" w16cid:durableId="1179391935">
-    <w:abstractNumId w:val="50"/>
-  </w:num>
-  <w:num w:numId="99" w16cid:durableId="1507403615">
-    <w:abstractNumId w:val="49"/>
-  </w:num>
-  <w:num w:numId="100" w16cid:durableId="2095470275">
-    <w:abstractNumId w:val="85"/>
-  </w:num>
-  <w:num w:numId="101" w16cid:durableId="1136216192">
-    <w:abstractNumId w:val="40"/>
-  </w:num>
-  <w:num w:numId="102" w16cid:durableId="16928882">
-    <w:abstractNumId w:val="23"/>
-  </w:num>
-  <w:num w:numId="103" w16cid:durableId="1147824221">
-    <w:abstractNumId w:val="92"/>
-  </w:num>
-  <w:num w:numId="104" w16cid:durableId="1785152204">
-    <w:abstractNumId w:val="16"/>
-  </w:num>
-  <w:num w:numId="105" w16cid:durableId="2107965728">
-    <w:abstractNumId w:val="56"/>
-  </w:num>
-  <w:num w:numId="106" w16cid:durableId="1994990968">
-    <w:abstractNumId w:val="86"/>
+  <w:num w:numId="123" w16cid:durableId="519205073">
+    <w:abstractNumId w:val="4"/>
   </w:num>
 </w:numbering>
 </file>

--- a/docs/Project status summary.docx
+++ b/docs/Project status summary.docx
@@ -5507,6 +5507,7 @@
       </w:pPr>
       <w:hyperlink r:id="rId25" w:history="1">
         <w:proofErr w:type="spellStart"/>
+        <w:proofErr w:type="gramStart"/>
         <w:r>
           <w:rPr>
             <w:rStyle w:val="Hyperlink"/>
@@ -5523,6 +5524,7 @@
           <w:t>(</w:t>
         </w:r>
         <w:proofErr w:type="spellStart"/>
+        <w:proofErr w:type="gramEnd"/>
         <w:r>
           <w:rPr>
             <w:rStyle w:val="Hyperlink"/>
@@ -10461,7 +10463,7 @@
     <w:p>
       <w:r>
         <w:pict w14:anchorId="5F7CF27E">
-          <v:rect id="_x0000_i1076" style="width:0;height:1.5pt" o:hralign="center" o:hrstd="t" o:hr="t" fillcolor="#a0a0a0" stroked="f"/>
+          <v:rect id="_x0000_i1046" style="width:0;height:1.5pt" o:hralign="center" o:hrstd="t" o:hr="t" fillcolor="#a0a0a0" stroked="f"/>
         </w:pict>
       </w:r>
     </w:p>
@@ -10876,7 +10878,7 @@
     <w:p>
       <w:r>
         <w:pict w14:anchorId="576FB532">
-          <v:rect id="_x0000_i1077" style="width:0;height:1.5pt" o:hralign="center" o:hrstd="t" o:hr="t" fillcolor="#a0a0a0" stroked="f"/>
+          <v:rect id="_x0000_i1047" style="width:0;height:1.5pt" o:hralign="center" o:hrstd="t" o:hr="t" fillcolor="#a0a0a0" stroked="f"/>
         </w:pict>
       </w:r>
     </w:p>
@@ -11505,7 +11507,7 @@
     <w:p>
       <w:r>
         <w:pict w14:anchorId="73872ECE">
-          <v:rect id="_x0000_i1078" style="width:0;height:1.5pt" o:hralign="center" o:hrstd="t" o:hr="t" fillcolor="#a0a0a0" stroked="f"/>
+          <v:rect id="_x0000_i1048" style="width:0;height:1.5pt" o:hralign="center" o:hrstd="t" o:hr="t" fillcolor="#a0a0a0" stroked="f"/>
         </w:pict>
       </w:r>
     </w:p>
@@ -11910,7 +11912,7 @@
     <w:p>
       <w:r>
         <w:pict w14:anchorId="241B8767">
-          <v:rect id="_x0000_i1079" style="width:0;height:1.5pt" o:hralign="center" o:hrstd="t" o:hr="t" fillcolor="#a0a0a0" stroked="f"/>
+          <v:rect id="_x0000_i1049" style="width:0;height:1.5pt" o:hralign="center" o:hrstd="t" o:hr="t" fillcolor="#a0a0a0" stroked="f"/>
         </w:pict>
       </w:r>
     </w:p>
@@ -12340,7 +12342,7 @@
     <w:p>
       <w:r>
         <w:pict w14:anchorId="4F2649EB">
-          <v:rect id="_x0000_i1080" style="width:0;height:1.5pt" o:hralign="center" o:hrstd="t" o:hr="t" fillcolor="#a0a0a0" stroked="f"/>
+          <v:rect id="_x0000_i1050" style="width:0;height:1.5pt" o:hralign="center" o:hrstd="t" o:hr="t" fillcolor="#a0a0a0" stroked="f"/>
         </w:pict>
       </w:r>
     </w:p>
@@ -12587,6 +12589,1423 @@
       <w:proofErr w:type="spellEnd"/>
       <w:r>
         <w:t>.</w:t>
+      </w:r>
+    </w:p>
+    <w:p>
+      <w:pPr>
+        <w:pBdr>
+          <w:bottom w:val="single" w:sz="6" w:space="1" w:color="auto"/>
+        </w:pBdr>
+      </w:pPr>
+    </w:p>
+    <w:p/>
+    <w:p/>
+    <w:p>
+      <w:pPr>
+        <w:rPr>
+          <w:b/>
+          <w:bCs/>
+        </w:rPr>
+      </w:pPr>
+      <w:r>
+        <w:rPr>
+          <w:b/>
+          <w:bCs/>
+        </w:rPr>
+        <w:t>Evolución de la arquitectura: antes vs ahora</w:t>
+      </w:r>
+    </w:p>
+    <w:p>
+      <w:pPr>
+        <w:rPr>
+          <w:b/>
+          <w:bCs/>
+        </w:rPr>
+      </w:pPr>
+      <w:r>
+        <w:rPr>
+          <w:b/>
+          <w:bCs/>
+        </w:rPr>
+        <w:t>Antes</w:t>
+      </w:r>
+    </w:p>
+    <w:p>
+      <w:pPr>
+        <w:numPr>
+          <w:ilvl w:val="0"/>
+          <w:numId w:val="124"/>
+        </w:numPr>
+        <w:rPr>
+          <w:lang w:val="en-US"/>
+        </w:rPr>
+      </w:pPr>
+      <w:r>
+        <w:rPr>
+          <w:b/>
+          <w:bCs/>
+          <w:lang w:val="en-US"/>
+        </w:rPr>
+        <w:t>Env “normal” para SB3</w:t>
+      </w:r>
+      <w:r>
+        <w:rPr>
+          <w:lang w:val="en-US"/>
+        </w:rPr>
+        <w:t xml:space="preserve">: GraphAssignmentEnv expone reset/step, action_space=MultiDiscrete. </w:t>
+      </w:r>
+    </w:p>
+    <w:p>
+      <w:pPr>
+        <w:numPr>
+          <w:ilvl w:val="0"/>
+          <w:numId w:val="124"/>
+        </w:numPr>
+      </w:pPr>
+      <w:r>
+        <w:rPr>
+          <w:b/>
+          <w:bCs/>
+        </w:rPr>
+        <w:t>Observación = vector fijo</w:t>
+      </w:r>
+      <w:r>
+        <w:t xml:space="preserve">: </w:t>
+      </w:r>
+    </w:p>
+    <w:p>
+      <w:pPr>
+        <w:numPr>
+          <w:ilvl w:val="1"/>
+          <w:numId w:val="124"/>
+        </w:numPr>
+      </w:pPr>
+      <w:proofErr w:type="spellStart"/>
+      <w:r>
+        <w:t>assignment</w:t>
+      </w:r>
+      <w:proofErr w:type="spellEnd"/>
+      <w:r>
+        <w:t xml:space="preserve"> (</w:t>
+      </w:r>
+      <w:proofErr w:type="spellStart"/>
+      <w:r>
+        <w:t>features</w:t>
+      </w:r>
+      <w:proofErr w:type="spellEnd"/>
+      <w:r>
+        <w:t xml:space="preserve"> directas) o </w:t>
+      </w:r>
+    </w:p>
+    <w:p>
+      <w:pPr>
+        <w:numPr>
+          <w:ilvl w:val="1"/>
+          <w:numId w:val="124"/>
+        </w:numPr>
+      </w:pPr>
+      <w:r>
+        <w:t xml:space="preserve">graph (grafo → proyección manual → vector). </w:t>
+      </w:r>
+    </w:p>
+    <w:p>
+      <w:pPr>
+        <w:numPr>
+          <w:ilvl w:val="0"/>
+          <w:numId w:val="124"/>
+        </w:numPr>
+      </w:pPr>
+      <w:r>
+        <w:rPr>
+          <w:b/>
+          <w:bCs/>
+        </w:rPr>
+        <w:t>PPO entrenaba solo la MLP</w:t>
+      </w:r>
+      <w:r>
+        <w:t xml:space="preserve"> (</w:t>
+      </w:r>
+      <w:proofErr w:type="spellStart"/>
+      <w:r>
+        <w:t>MlpPolicy</w:t>
+      </w:r>
+      <w:proofErr w:type="spellEnd"/>
+      <w:r>
+        <w:t xml:space="preserve">) sobre ese vector. </w:t>
+      </w:r>
+    </w:p>
+    <w:p>
+      <w:pPr>
+        <w:numPr>
+          <w:ilvl w:val="0"/>
+          <w:numId w:val="124"/>
+        </w:numPr>
+      </w:pPr>
+      <w:r>
+        <w:rPr>
+          <w:b/>
+          <w:bCs/>
+        </w:rPr>
+        <w:lastRenderedPageBreak/>
+        <w:t>La máscara existía conceptualmente</w:t>
+      </w:r>
+      <w:r>
+        <w:t xml:space="preserve">, pero </w:t>
+      </w:r>
+      <w:r>
+        <w:rPr>
+          <w:b/>
+          <w:bCs/>
+        </w:rPr>
+        <w:t>no se aplicaba al muestreo</w:t>
+      </w:r>
+      <w:r>
+        <w:t xml:space="preserve">: la </w:t>
+      </w:r>
+      <w:proofErr w:type="spellStart"/>
+      <w:r>
+        <w:t>policy</w:t>
+      </w:r>
+      <w:proofErr w:type="spellEnd"/>
+      <w:r>
+        <w:t xml:space="preserve"> podía proponer inválidos y el </w:t>
+      </w:r>
+      <w:proofErr w:type="spellStart"/>
+      <w:r>
+        <w:t>controller</w:t>
+      </w:r>
+      <w:proofErr w:type="spellEnd"/>
+      <w:r>
+        <w:t xml:space="preserve"> los “absorbía”. </w:t>
+      </w:r>
+    </w:p>
+    <w:p>
+      <w:r>
+        <w:rPr>
+          <w:b/>
+          <w:bCs/>
+        </w:rPr>
+        <w:t>Aporte</w:t>
+      </w:r>
+      <w:r>
+        <w:t>: pipeline estable y rápido, pero el aprendizaje estaba limitado por el “</w:t>
+      </w:r>
+      <w:proofErr w:type="spellStart"/>
+      <w:r>
+        <w:t>feature</w:t>
+      </w:r>
+      <w:proofErr w:type="spellEnd"/>
+      <w:r>
+        <w:t xml:space="preserve"> </w:t>
+      </w:r>
+      <w:proofErr w:type="spellStart"/>
+      <w:r>
+        <w:t>engineering</w:t>
+      </w:r>
+      <w:proofErr w:type="spellEnd"/>
+      <w:r>
+        <w:t>” (y exploración inválida).</w:t>
+      </w:r>
+    </w:p>
+    <w:p>
+      <w:r>
+        <w:pict w14:anchorId="5F78A751">
+          <v:rect id="_x0000_i1075" style="width:0;height:1.5pt" o:hralign="center" o:hrstd="t" o:hr="t" fillcolor="#a0a0a0" stroked="f"/>
+        </w:pict>
+      </w:r>
+    </w:p>
+    <w:p>
+      <w:pPr>
+        <w:rPr>
+          <w:b/>
+          <w:bCs/>
+        </w:rPr>
+      </w:pPr>
+      <w:r>
+        <w:rPr>
+          <w:b/>
+          <w:bCs/>
+        </w:rPr>
+        <w:t>Ahora (principales adiciones)</w:t>
+      </w:r>
+    </w:p>
+    <w:p>
+      <w:pPr>
+        <w:numPr>
+          <w:ilvl w:val="0"/>
+          <w:numId w:val="125"/>
+        </w:numPr>
+      </w:pPr>
+      <w:proofErr w:type="spellStart"/>
+      <w:r>
+        <w:rPr>
+          <w:b/>
+          <w:bCs/>
+        </w:rPr>
+        <w:t>Backend</w:t>
+      </w:r>
+      <w:proofErr w:type="spellEnd"/>
+      <w:r>
+        <w:rPr>
+          <w:b/>
+          <w:bCs/>
+        </w:rPr>
+        <w:t xml:space="preserve"> </w:t>
+      </w:r>
+      <w:proofErr w:type="spellStart"/>
+      <w:r>
+        <w:rPr>
+          <w:b/>
+          <w:bCs/>
+        </w:rPr>
+        <w:t>graph_dict</w:t>
+      </w:r>
+      <w:proofErr w:type="spellEnd"/>
+      <w:r>
+        <w:rPr>
+          <w:b/>
+          <w:bCs/>
+        </w:rPr>
+        <w:t xml:space="preserve"> (observación como </w:t>
+      </w:r>
+      <w:proofErr w:type="spellStart"/>
+      <w:r>
+        <w:rPr>
+          <w:b/>
+          <w:bCs/>
+        </w:rPr>
+        <w:t>Dict</w:t>
+      </w:r>
+      <w:proofErr w:type="spellEnd"/>
+      <w:r>
+        <w:rPr>
+          <w:b/>
+          <w:bCs/>
+        </w:rPr>
+        <w:t xml:space="preserve"> de grafo </w:t>
+      </w:r>
+      <w:proofErr w:type="spellStart"/>
+      <w:r>
+        <w:rPr>
+          <w:b/>
+          <w:bCs/>
+        </w:rPr>
+        <w:t>padded</w:t>
+      </w:r>
+      <w:proofErr w:type="spellEnd"/>
+      <w:r>
+        <w:rPr>
+          <w:b/>
+          <w:bCs/>
+        </w:rPr>
+        <w:t>)</w:t>
+      </w:r>
+      <w:r>
+        <w:t xml:space="preserve"> </w:t>
+      </w:r>
+    </w:p>
+    <w:p>
+      <w:pPr>
+        <w:numPr>
+          <w:ilvl w:val="1"/>
+          <w:numId w:val="125"/>
+        </w:numPr>
+      </w:pPr>
+      <w:r>
+        <w:t xml:space="preserve">El </w:t>
+      </w:r>
+      <w:proofErr w:type="spellStart"/>
+      <w:r>
+        <w:t>env</w:t>
+      </w:r>
+      <w:proofErr w:type="spellEnd"/>
+      <w:r>
+        <w:t xml:space="preserve"> puede devolver un </w:t>
+      </w:r>
+      <w:proofErr w:type="spellStart"/>
+      <w:r>
+        <w:t>dict</w:t>
+      </w:r>
+      <w:proofErr w:type="spellEnd"/>
+      <w:r>
+        <w:t xml:space="preserve"> con: </w:t>
+      </w:r>
+      <w:proofErr w:type="spellStart"/>
+      <w:r>
+        <w:t>node_features</w:t>
+      </w:r>
+      <w:proofErr w:type="spellEnd"/>
+      <w:r>
+        <w:t xml:space="preserve">, </w:t>
+      </w:r>
+      <w:proofErr w:type="spellStart"/>
+      <w:r>
+        <w:t>edge_index</w:t>
+      </w:r>
+      <w:proofErr w:type="spellEnd"/>
+      <w:r>
+        <w:t xml:space="preserve">, </w:t>
+      </w:r>
+      <w:proofErr w:type="spellStart"/>
+      <w:r>
+        <w:t>edge_attr</w:t>
+      </w:r>
+      <w:proofErr w:type="spellEnd"/>
+      <w:r>
+        <w:t xml:space="preserve">, </w:t>
+      </w:r>
+      <w:proofErr w:type="spellStart"/>
+      <w:r>
+        <w:t>action_mask</w:t>
+      </w:r>
+      <w:proofErr w:type="spellEnd"/>
+      <w:r>
+        <w:t xml:space="preserve"> + contadores (</w:t>
+      </w:r>
+      <w:proofErr w:type="spellStart"/>
+      <w:r>
+        <w:t>n_nodes</w:t>
+      </w:r>
+      <w:proofErr w:type="spellEnd"/>
+      <w:r>
+        <w:t xml:space="preserve">, </w:t>
+      </w:r>
+      <w:proofErr w:type="spellStart"/>
+      <w:r>
+        <w:t>n_edges</w:t>
+      </w:r>
+      <w:proofErr w:type="spellEnd"/>
+      <w:r>
+        <w:t xml:space="preserve">, </w:t>
+      </w:r>
+      <w:proofErr w:type="spellStart"/>
+      <w:r>
+        <w:t>n_tasks</w:t>
+      </w:r>
+      <w:proofErr w:type="spellEnd"/>
+      <w:r>
+        <w:t xml:space="preserve">). </w:t>
+      </w:r>
+    </w:p>
+    <w:p>
+      <w:pPr>
+        <w:numPr>
+          <w:ilvl w:val="1"/>
+          <w:numId w:val="125"/>
+        </w:numPr>
+      </w:pPr>
+      <w:r>
+        <w:t xml:space="preserve">Esto permite que el </w:t>
+      </w:r>
+      <w:proofErr w:type="spellStart"/>
+      <w:r>
+        <w:t>policy</w:t>
+      </w:r>
+      <w:proofErr w:type="spellEnd"/>
+      <w:r>
+        <w:t xml:space="preserve"> “vea” el grafo como estructura, con </w:t>
+      </w:r>
+      <w:proofErr w:type="spellStart"/>
+      <w:r>
+        <w:t>shapes</w:t>
+      </w:r>
+      <w:proofErr w:type="spellEnd"/>
+      <w:r>
+        <w:t xml:space="preserve"> fijas (</w:t>
+      </w:r>
+      <w:proofErr w:type="spellStart"/>
+      <w:r>
+        <w:t>padding</w:t>
+      </w:r>
+      <w:proofErr w:type="spellEnd"/>
+      <w:r>
+        <w:t xml:space="preserve">). </w:t>
+      </w:r>
+    </w:p>
+    <w:p>
+      <w:pPr>
+        <w:numPr>
+          <w:ilvl w:val="0"/>
+          <w:numId w:val="125"/>
+        </w:numPr>
+      </w:pPr>
+      <w:proofErr w:type="spellStart"/>
+      <w:r>
+        <w:rPr>
+          <w:b/>
+          <w:bCs/>
+        </w:rPr>
+        <w:t>GnnFeatureExtractor</w:t>
+      </w:r>
+      <w:proofErr w:type="spellEnd"/>
+      <w:r>
+        <w:rPr>
+          <w:b/>
+          <w:bCs/>
+        </w:rPr>
+        <w:t xml:space="preserve"> </w:t>
+      </w:r>
+      <w:proofErr w:type="spellStart"/>
+      <w:r>
+        <w:rPr>
+          <w:b/>
+          <w:bCs/>
+        </w:rPr>
+        <w:t>entrenable</w:t>
+      </w:r>
+      <w:proofErr w:type="spellEnd"/>
+      <w:r>
+        <w:rPr>
+          <w:b/>
+          <w:bCs/>
+        </w:rPr>
+        <w:t xml:space="preserve"> (GNN + </w:t>
+      </w:r>
+      <w:proofErr w:type="spellStart"/>
+      <w:r>
+        <w:rPr>
+          <w:b/>
+          <w:bCs/>
+        </w:rPr>
+        <w:t>pooling</w:t>
+      </w:r>
+      <w:proofErr w:type="spellEnd"/>
+      <w:r>
+        <w:rPr>
+          <w:b/>
+          <w:bCs/>
+        </w:rPr>
+        <w:t xml:space="preserve"> dentro de SB3)</w:t>
+      </w:r>
+      <w:r>
+        <w:t xml:space="preserve"> </w:t>
+      </w:r>
+    </w:p>
+    <w:p>
+      <w:pPr>
+        <w:numPr>
+          <w:ilvl w:val="1"/>
+          <w:numId w:val="125"/>
+        </w:numPr>
+      </w:pPr>
+      <w:r>
+        <w:t xml:space="preserve">SB3 usa </w:t>
+      </w:r>
+      <w:proofErr w:type="spellStart"/>
+      <w:r>
+        <w:t>MultiInputPolicy</w:t>
+      </w:r>
+      <w:proofErr w:type="spellEnd"/>
+      <w:r>
+        <w:t xml:space="preserve">. </w:t>
+      </w:r>
+    </w:p>
+    <w:p>
+      <w:pPr>
+        <w:numPr>
+          <w:ilvl w:val="1"/>
+          <w:numId w:val="125"/>
+        </w:numPr>
+      </w:pPr>
+      <w:r>
+        <w:t xml:space="preserve">El extractor corre la </w:t>
+      </w:r>
+      <w:r>
+        <w:rPr>
+          <w:b/>
+          <w:bCs/>
+        </w:rPr>
+        <w:t>GNN</w:t>
+      </w:r>
+      <w:r>
+        <w:t xml:space="preserve"> y hace </w:t>
+      </w:r>
+      <w:proofErr w:type="spellStart"/>
+      <w:r>
+        <w:rPr>
+          <w:b/>
+          <w:bCs/>
+        </w:rPr>
+        <w:t>pooling</w:t>
+      </w:r>
+      <w:proofErr w:type="spellEnd"/>
+      <w:r>
+        <w:t xml:space="preserve"> para producir un embedding fijo z. </w:t>
+      </w:r>
+    </w:p>
+    <w:p>
+      <w:pPr>
+        <w:numPr>
+          <w:ilvl w:val="1"/>
+          <w:numId w:val="125"/>
+        </w:numPr>
+      </w:pPr>
+      <w:r>
+        <w:t xml:space="preserve">Como esto está dentro del forward del </w:t>
+      </w:r>
+      <w:proofErr w:type="spellStart"/>
+      <w:r>
+        <w:t>policy</w:t>
+      </w:r>
+      <w:proofErr w:type="spellEnd"/>
+      <w:r>
+        <w:t xml:space="preserve">, </w:t>
+      </w:r>
+      <w:r>
+        <w:rPr>
+          <w:b/>
+          <w:bCs/>
+        </w:rPr>
+        <w:t xml:space="preserve">PPO entrena </w:t>
+      </w:r>
+      <w:proofErr w:type="spellStart"/>
+      <w:r>
+        <w:rPr>
+          <w:b/>
+          <w:bCs/>
+        </w:rPr>
+        <w:t>end-to-end</w:t>
+      </w:r>
+      <w:proofErr w:type="spellEnd"/>
+      <w:r>
+        <w:t xml:space="preserve">: GNN + </w:t>
+      </w:r>
+      <w:proofErr w:type="spellStart"/>
+      <w:r>
+        <w:t>heads</w:t>
+      </w:r>
+      <w:proofErr w:type="spellEnd"/>
+      <w:r>
+        <w:t xml:space="preserve">. </w:t>
+      </w:r>
+    </w:p>
+    <w:p>
+      <w:pPr>
+        <w:numPr>
+          <w:ilvl w:val="0"/>
+          <w:numId w:val="125"/>
+        </w:numPr>
+      </w:pPr>
+      <w:proofErr w:type="spellStart"/>
+      <w:r>
+        <w:rPr>
+          <w:b/>
+          <w:bCs/>
+        </w:rPr>
+        <w:t>Masking</w:t>
+      </w:r>
+      <w:proofErr w:type="spellEnd"/>
+      <w:r>
+        <w:rPr>
+          <w:b/>
+          <w:bCs/>
+        </w:rPr>
+        <w:t xml:space="preserve"> real con </w:t>
+      </w:r>
+      <w:proofErr w:type="spellStart"/>
+      <w:r>
+        <w:rPr>
+          <w:b/>
+          <w:bCs/>
+        </w:rPr>
+        <w:t>MaskablePPO</w:t>
+      </w:r>
+      <w:proofErr w:type="spellEnd"/>
+      <w:r>
+        <w:rPr>
+          <w:b/>
+          <w:bCs/>
+        </w:rPr>
+        <w:t xml:space="preserve"> + </w:t>
+      </w:r>
+      <w:proofErr w:type="spellStart"/>
+      <w:r>
+        <w:rPr>
+          <w:b/>
+          <w:bCs/>
+        </w:rPr>
+        <w:t>ActionMasker</w:t>
+      </w:r>
+      <w:proofErr w:type="spellEnd"/>
+      <w:r>
+        <w:t xml:space="preserve"> </w:t>
+      </w:r>
+    </w:p>
+    <w:p>
+      <w:pPr>
+        <w:numPr>
+          <w:ilvl w:val="1"/>
+          <w:numId w:val="125"/>
+        </w:numPr>
+      </w:pPr>
+      <w:r>
+        <w:t xml:space="preserve">En cada paso, el algoritmo consulta </w:t>
+      </w:r>
+      <w:proofErr w:type="spellStart"/>
+      <w:proofErr w:type="gramStart"/>
+      <w:r>
+        <w:t>env.action</w:t>
+      </w:r>
+      <w:proofErr w:type="gramEnd"/>
+      <w:r>
+        <w:t>_</w:t>
+      </w:r>
+      <w:proofErr w:type="gramStart"/>
+      <w:r>
+        <w:t>masks</w:t>
+      </w:r>
+      <w:proofErr w:type="spellEnd"/>
+      <w:r>
+        <w:t>(</w:t>
+      </w:r>
+      <w:proofErr w:type="gramEnd"/>
+      <w:r>
+        <w:t xml:space="preserve">). </w:t>
+      </w:r>
+    </w:p>
+    <w:p>
+      <w:pPr>
+        <w:numPr>
+          <w:ilvl w:val="1"/>
+          <w:numId w:val="125"/>
+        </w:numPr>
+      </w:pPr>
+      <w:r>
+        <w:t xml:space="preserve">Aplica la máscara a los </w:t>
+      </w:r>
+      <w:proofErr w:type="spellStart"/>
+      <w:r>
+        <w:t>logits</w:t>
+      </w:r>
+      <w:proofErr w:type="spellEnd"/>
+      <w:r>
+        <w:t xml:space="preserve"> (inválidos → </w:t>
+      </w:r>
+      <w:proofErr w:type="spellStart"/>
+      <w:r>
+        <w:t>prob</w:t>
+      </w:r>
+      <w:proofErr w:type="spellEnd"/>
+      <w:r>
+        <w:t xml:space="preserve"> 0) </w:t>
+      </w:r>
+      <w:r>
+        <w:rPr>
+          <w:b/>
+          <w:bCs/>
+        </w:rPr>
+        <w:t>antes</w:t>
+      </w:r>
+      <w:r>
+        <w:t xml:space="preserve"> de </w:t>
+      </w:r>
+      <w:proofErr w:type="spellStart"/>
+      <w:r>
+        <w:t>samplear</w:t>
+      </w:r>
+      <w:proofErr w:type="spellEnd"/>
+      <w:r>
+        <w:t xml:space="preserve">. </w:t>
+      </w:r>
+    </w:p>
+    <w:p>
+      <w:pPr>
+        <w:numPr>
+          <w:ilvl w:val="1"/>
+          <w:numId w:val="125"/>
+        </w:numPr>
+      </w:pPr>
+      <w:r>
+        <w:t xml:space="preserve">Resultado: </w:t>
+      </w:r>
+      <w:r>
+        <w:rPr>
+          <w:b/>
+          <w:bCs/>
+        </w:rPr>
+        <w:t>no explora acciones inválidas</w:t>
+      </w:r>
+      <w:r>
+        <w:t xml:space="preserve">. </w:t>
+      </w:r>
+    </w:p>
+    <w:p>
+      <w:r>
+        <w:rPr>
+          <w:b/>
+          <w:bCs/>
+        </w:rPr>
+        <w:t>Aporte</w:t>
+      </w:r>
+      <w:r>
+        <w:t xml:space="preserve">: más expresividad (grafo real), </w:t>
+      </w:r>
+      <w:proofErr w:type="spellStart"/>
+      <w:r>
+        <w:t>embeddings</w:t>
+      </w:r>
+      <w:proofErr w:type="spellEnd"/>
+      <w:r>
+        <w:t xml:space="preserve"> aprendidos (no solo manual), y aprendizaje más eficiente/estable (</w:t>
+      </w:r>
+      <w:proofErr w:type="spellStart"/>
+      <w:r>
+        <w:t>masking</w:t>
+      </w:r>
+      <w:proofErr w:type="spellEnd"/>
+      <w:r>
+        <w:t>).</w:t>
+      </w:r>
+    </w:p>
+    <w:p>
+      <w:r>
+        <w:pict w14:anchorId="32B7ABF0">
+          <v:rect id="_x0000_i1076" style="width:0;height:1.5pt" o:hralign="center" o:hrstd="t" o:hr="t" fillcolor="#a0a0a0" stroked="f"/>
+        </w:pict>
+      </w:r>
+    </w:p>
+    <w:p>
+      <w:pPr>
+        <w:rPr>
+          <w:b/>
+          <w:bCs/>
+        </w:rPr>
+      </w:pPr>
+      <w:r>
+        <w:rPr>
+          <w:b/>
+          <w:bCs/>
+        </w:rPr>
+        <w:t>Qué nos aporta esta evolución (en una frase)</w:t>
+      </w:r>
+    </w:p>
+    <w:p>
+      <w:r>
+        <w:t xml:space="preserve">Pasamos de “PPO sobre vector con </w:t>
+      </w:r>
+      <w:proofErr w:type="spellStart"/>
+      <w:r>
+        <w:t>features</w:t>
+      </w:r>
+      <w:proofErr w:type="spellEnd"/>
+      <w:r>
+        <w:t xml:space="preserve"> diseñadas” a “PPO que puede </w:t>
+      </w:r>
+      <w:r>
+        <w:rPr>
+          <w:b/>
+          <w:bCs/>
+        </w:rPr>
+        <w:t>aprender representaciones del grafo</w:t>
+      </w:r>
+      <w:r>
+        <w:t xml:space="preserve"> y </w:t>
+      </w:r>
+      <w:r>
+        <w:rPr>
+          <w:b/>
+          <w:bCs/>
+        </w:rPr>
+        <w:t>decidir solo entre acciones válidas</w:t>
+      </w:r>
+      <w:r>
+        <w:t>”, manteniendo SB3 sin reescritura.</w:t>
+      </w:r>
+    </w:p>
+    <w:p>
+      <w:r>
+        <w:pict w14:anchorId="4B4BE40A">
+          <v:rect id="_x0000_i1077" style="width:0;height:1.5pt" o:hralign="center" o:hrstd="t" o:hr="t" fillcolor="#a0a0a0" stroked="f"/>
+        </w:pict>
+      </w:r>
+    </w:p>
+    <w:p>
+      <w:pPr>
+        <w:rPr>
+          <w:b/>
+          <w:bCs/>
+        </w:rPr>
+      </w:pPr>
+      <w:r>
+        <w:rPr>
+          <w:b/>
+          <w:bCs/>
+        </w:rPr>
+        <w:t>Flujo principal: entrada → salida</w:t>
+      </w:r>
+    </w:p>
+    <w:p>
+      <w:pPr>
+        <w:rPr>
+          <w:b/>
+          <w:bCs/>
+        </w:rPr>
+      </w:pPr>
+      <w:r>
+        <w:rPr>
+          <w:b/>
+          <w:bCs/>
+        </w:rPr>
+        <w:t>Entrada (lo que recibe el sistema en cada decisión)</w:t>
+      </w:r>
+    </w:p>
+    <w:p>
+      <w:pPr>
+        <w:numPr>
+          <w:ilvl w:val="0"/>
+          <w:numId w:val="126"/>
+        </w:numPr>
+      </w:pPr>
+      <w:r>
+        <w:rPr>
+          <w:b/>
+          <w:bCs/>
+        </w:rPr>
+        <w:t xml:space="preserve">Estado del </w:t>
+      </w:r>
+      <w:proofErr w:type="spellStart"/>
+      <w:r>
+        <w:rPr>
+          <w:b/>
+          <w:bCs/>
+        </w:rPr>
+        <w:t>warehouse</w:t>
+      </w:r>
+      <w:proofErr w:type="spellEnd"/>
+      <w:r>
+        <w:t xml:space="preserve">: robots (posición/ocupación), tareas (cola), restricciones. </w:t>
+      </w:r>
+    </w:p>
+    <w:p>
+      <w:pPr>
+        <w:numPr>
+          <w:ilvl w:val="0"/>
+          <w:numId w:val="126"/>
+        </w:numPr>
+      </w:pPr>
+      <w:r>
+        <w:t xml:space="preserve">Representación interna según modo: </w:t>
+      </w:r>
+    </w:p>
+    <w:p>
+      <w:pPr>
+        <w:numPr>
+          <w:ilvl w:val="1"/>
+          <w:numId w:val="126"/>
+        </w:numPr>
+      </w:pPr>
+      <w:proofErr w:type="spellStart"/>
+      <w:r>
+        <w:t>assignment</w:t>
+      </w:r>
+      <w:proofErr w:type="spellEnd"/>
+      <w:r>
+        <w:t xml:space="preserve">/graph: vector fijo </w:t>
+      </w:r>
+    </w:p>
+    <w:p>
+      <w:pPr>
+        <w:numPr>
+          <w:ilvl w:val="1"/>
+          <w:numId w:val="126"/>
+        </w:numPr>
+        <w:rPr>
+          <w:lang w:val="en-US"/>
+        </w:rPr>
+      </w:pPr>
+      <w:r>
+        <w:rPr>
+          <w:lang w:val="en-US"/>
+        </w:rPr>
+        <w:t xml:space="preserve">graph_dict: grafo padded + action_mask </w:t>
+      </w:r>
+    </w:p>
+    <w:p>
+      <w:pPr>
+        <w:rPr>
+          <w:b/>
+          <w:bCs/>
+        </w:rPr>
+      </w:pPr>
+      <w:r>
+        <w:rPr>
+          <w:b/>
+          <w:bCs/>
+        </w:rPr>
+        <w:lastRenderedPageBreak/>
+        <w:t>Proceso (qué ocurre en el medio)</w:t>
+      </w:r>
+    </w:p>
+    <w:p>
+      <w:pPr>
+        <w:numPr>
+          <w:ilvl w:val="0"/>
+          <w:numId w:val="127"/>
+        </w:numPr>
+      </w:pPr>
+      <w:r>
+        <w:rPr>
+          <w:b/>
+          <w:bCs/>
+        </w:rPr>
+        <w:t>Policy (PPO)</w:t>
+      </w:r>
+      <w:r>
+        <w:t xml:space="preserve"> produce una acción: </w:t>
+      </w:r>
+    </w:p>
+    <w:p>
+      <w:pPr>
+        <w:numPr>
+          <w:ilvl w:val="1"/>
+          <w:numId w:val="127"/>
+        </w:numPr>
+        <w:rPr>
+          <w:lang w:val="en-US"/>
+        </w:rPr>
+      </w:pPr>
+      <w:r>
+        <w:rPr>
+          <w:lang w:val="en-US"/>
+        </w:rPr>
+        <w:t xml:space="preserve">con graph_dict: obs_dict → GNNFeatureExtractor → z → actor logits </w:t>
+      </w:r>
+    </w:p>
+    <w:p>
+      <w:pPr>
+        <w:numPr>
+          <w:ilvl w:val="0"/>
+          <w:numId w:val="127"/>
+        </w:numPr>
+      </w:pPr>
+      <w:proofErr w:type="spellStart"/>
+      <w:r>
+        <w:rPr>
+          <w:b/>
+          <w:bCs/>
+        </w:rPr>
+        <w:t>Masking</w:t>
+      </w:r>
+      <w:proofErr w:type="spellEnd"/>
+      <w:r>
+        <w:rPr>
+          <w:b/>
+          <w:bCs/>
+        </w:rPr>
+        <w:t xml:space="preserve"> real</w:t>
+      </w:r>
+      <w:r>
+        <w:t xml:space="preserve"> (si </w:t>
+      </w:r>
+      <w:proofErr w:type="spellStart"/>
+      <w:r>
+        <w:t>MaskablePPO</w:t>
+      </w:r>
+      <w:proofErr w:type="spellEnd"/>
+      <w:r>
+        <w:t xml:space="preserve">): </w:t>
+      </w:r>
+    </w:p>
+    <w:p>
+      <w:pPr>
+        <w:numPr>
+          <w:ilvl w:val="1"/>
+          <w:numId w:val="127"/>
+        </w:numPr>
+      </w:pPr>
+      <w:r>
+        <w:t xml:space="preserve">elimina acciones inválidas del muestreo </w:t>
+      </w:r>
+    </w:p>
+    <w:p>
+      <w:pPr>
+        <w:numPr>
+          <w:ilvl w:val="0"/>
+          <w:numId w:val="127"/>
+        </w:numPr>
+      </w:pPr>
+      <w:r>
+        <w:rPr>
+          <w:b/>
+          <w:bCs/>
+        </w:rPr>
+        <w:t>Acción RL</w:t>
+      </w:r>
+      <w:r>
+        <w:t xml:space="preserve"> = asignaciones por AGV (slots) </w:t>
+      </w:r>
+    </w:p>
+    <w:p>
+      <w:pPr>
+        <w:numPr>
+          <w:ilvl w:val="0"/>
+          <w:numId w:val="127"/>
+        </w:numPr>
+      </w:pPr>
+      <w:proofErr w:type="spellStart"/>
+      <w:r>
+        <w:rPr>
+          <w:b/>
+          <w:bCs/>
+        </w:rPr>
+        <w:t>Controller</w:t>
+      </w:r>
+      <w:proofErr w:type="spellEnd"/>
+      <w:r>
+        <w:t xml:space="preserve"> ejecuta la </w:t>
+      </w:r>
+      <w:proofErr w:type="spellStart"/>
+      <w:r>
+        <w:t>macro-misión</w:t>
+      </w:r>
+      <w:proofErr w:type="spellEnd"/>
+      <w:r>
+        <w:t xml:space="preserve"> y traduce a acciones del simulador </w:t>
+      </w:r>
+    </w:p>
+    <w:p>
+      <w:pPr>
+        <w:rPr>
+          <w:b/>
+          <w:bCs/>
+        </w:rPr>
+      </w:pPr>
+      <w:r>
+        <w:rPr>
+          <w:b/>
+          <w:bCs/>
+        </w:rPr>
+        <w:t>Salida (lo que entrega el sistema)</w:t>
+      </w:r>
+    </w:p>
+    <w:p>
+      <w:pPr>
+        <w:numPr>
+          <w:ilvl w:val="0"/>
+          <w:numId w:val="128"/>
+        </w:numPr>
+      </w:pPr>
+      <w:r>
+        <w:rPr>
+          <w:b/>
+          <w:bCs/>
+        </w:rPr>
+        <w:t>Acción de alto nivel</w:t>
+      </w:r>
+      <w:r>
+        <w:t xml:space="preserve">: asignación </w:t>
+      </w:r>
+      <w:proofErr w:type="spellStart"/>
+      <w:r>
+        <w:t>robot→tarea</w:t>
+      </w:r>
+      <w:proofErr w:type="spellEnd"/>
+      <w:r>
+        <w:t xml:space="preserve"> (slots) </w:t>
+      </w:r>
+    </w:p>
+    <w:p>
+      <w:pPr>
+        <w:numPr>
+          <w:ilvl w:val="0"/>
+          <w:numId w:val="128"/>
+        </w:numPr>
+      </w:pPr>
+      <w:r>
+        <w:rPr>
+          <w:b/>
+          <w:bCs/>
+        </w:rPr>
+        <w:t>Efecto en el mundo</w:t>
+      </w:r>
+      <w:r>
+        <w:t xml:space="preserve">: movimientos/acciones ejecutadas por el simulador </w:t>
+      </w:r>
+      <w:proofErr w:type="spellStart"/>
+      <w:r>
+        <w:t>via</w:t>
+      </w:r>
+      <w:proofErr w:type="spellEnd"/>
+      <w:r>
+        <w:t xml:space="preserve"> </w:t>
+      </w:r>
+      <w:proofErr w:type="spellStart"/>
+      <w:r>
+        <w:t>controller</w:t>
+      </w:r>
+      <w:proofErr w:type="spellEnd"/>
+      <w:r>
+        <w:t xml:space="preserve"> </w:t>
+      </w:r>
+    </w:p>
+    <w:p>
+      <w:pPr>
+        <w:numPr>
+          <w:ilvl w:val="0"/>
+          <w:numId w:val="128"/>
+        </w:numPr>
+      </w:pPr>
+      <w:proofErr w:type="spellStart"/>
+      <w:r>
+        <w:rPr>
+          <w:b/>
+          <w:bCs/>
+        </w:rPr>
+        <w:t>Feedback</w:t>
+      </w:r>
+      <w:proofErr w:type="spellEnd"/>
+      <w:r>
+        <w:t xml:space="preserve">: </w:t>
+      </w:r>
+      <w:proofErr w:type="spellStart"/>
+      <w:r>
+        <w:t>reward</w:t>
+      </w:r>
+      <w:proofErr w:type="spellEnd"/>
+      <w:r>
+        <w:t xml:space="preserve"> + métricas (entregas, etc.) </w:t>
+      </w:r>
+    </w:p>
+    <w:p>
+      <w:r>
+        <w:pict w14:anchorId="397822E8">
+          <v:rect id="_x0000_i1078" style="width:0;height:1.5pt" o:hralign="center" o:hrstd="t" o:hr="t" fillcolor="#a0a0a0" stroked="f"/>
+        </w:pict>
+      </w:r>
+    </w:p>
+    <w:p>
+      <w:pPr>
+        <w:rPr>
+          <w:b/>
+          <w:bCs/>
+        </w:rPr>
+      </w:pPr>
+      <w:r>
+        <w:rPr>
+          <w:b/>
+          <w:bCs/>
+        </w:rPr>
+        <w:t>En qué nivel de objetivos están</w:t>
+      </w:r>
+    </w:p>
+    <w:p>
+      <w:pPr>
+        <w:numPr>
+          <w:ilvl w:val="0"/>
+          <w:numId w:val="129"/>
+        </w:numPr>
+      </w:pPr>
+      <w:r>
+        <w:rPr>
+          <w:rFonts w:ascii="Segoe UI Emoji" w:hAnsi="Segoe UI Emoji" w:cs="Segoe UI Emoji"/>
+        </w:rPr>
+        <w:t>✅</w:t>
+      </w:r>
+      <w:r>
+        <w:t xml:space="preserve"> </w:t>
+      </w:r>
+      <w:r>
+        <w:rPr>
+          <w:b/>
+          <w:bCs/>
+        </w:rPr>
+        <w:t>Process optimization (MRTA)</w:t>
+      </w:r>
+      <w:r>
+        <w:t xml:space="preserve">: sí, totalmente. </w:t>
+      </w:r>
+    </w:p>
+    <w:p>
+      <w:pPr>
+        <w:numPr>
+          <w:ilvl w:val="0"/>
+          <w:numId w:val="129"/>
+        </w:numPr>
+      </w:pPr>
+      <w:r>
+        <w:rPr>
+          <w:rFonts w:ascii="Segoe UI Emoji" w:hAnsi="Segoe UI Emoji" w:cs="Segoe UI Emoji"/>
+        </w:rPr>
+        <w:t>✅</w:t>
+      </w:r>
+      <w:r>
+        <w:t xml:space="preserve"> </w:t>
+      </w:r>
+      <w:r>
+        <w:rPr>
+          <w:b/>
+          <w:bCs/>
+        </w:rPr>
+        <w:t>Explotar grafos sin romper SB3</w:t>
+      </w:r>
+      <w:r>
+        <w:t>: sí (</w:t>
+      </w:r>
+      <w:proofErr w:type="spellStart"/>
+      <w:r>
+        <w:t>graph_dict</w:t>
+      </w:r>
+      <w:proofErr w:type="spellEnd"/>
+      <w:r>
+        <w:t xml:space="preserve"> + extractor </w:t>
+      </w:r>
+      <w:proofErr w:type="spellStart"/>
+      <w:r>
+        <w:t>entrenable</w:t>
+      </w:r>
+      <w:proofErr w:type="spellEnd"/>
+      <w:r>
+        <w:t xml:space="preserve">). </w:t>
+      </w:r>
+    </w:p>
+    <w:p>
+      <w:pPr>
+        <w:numPr>
+          <w:ilvl w:val="0"/>
+          <w:numId w:val="129"/>
+        </w:numPr>
+      </w:pPr>
+      <w:r>
+        <w:rPr>
+          <w:rFonts w:ascii="Segoe UI Emoji" w:hAnsi="Segoe UI Emoji" w:cs="Segoe UI Emoji"/>
+        </w:rPr>
+        <w:t>✅</w:t>
+      </w:r>
+      <w:r>
+        <w:t xml:space="preserve"> </w:t>
+      </w:r>
+      <w:r>
+        <w:rPr>
+          <w:b/>
+          <w:bCs/>
+        </w:rPr>
+        <w:t>Acciones válidas siempre</w:t>
+      </w:r>
+      <w:r>
+        <w:t>: sí (</w:t>
+      </w:r>
+      <w:proofErr w:type="spellStart"/>
+      <w:r>
+        <w:t>MaskablePPO</w:t>
+      </w:r>
+      <w:proofErr w:type="spellEnd"/>
+      <w:r>
+        <w:t xml:space="preserve">). </w:t>
+      </w:r>
+    </w:p>
+    <w:p>
+      <w:pPr>
+        <w:numPr>
+          <w:ilvl w:val="0"/>
+          <w:numId w:val="129"/>
+        </w:numPr>
+      </w:pPr>
+      <w:r>
+        <w:rPr>
+          <w:rFonts w:ascii="Segoe UI Emoji" w:hAnsi="Segoe UI Emoji" w:cs="Segoe UI Emoji"/>
+        </w:rPr>
+        <w:t>◻️</w:t>
+      </w:r>
+      <w:r>
+        <w:t xml:space="preserve"> </w:t>
+      </w:r>
+      <w:r>
+        <w:rPr>
+          <w:b/>
+          <w:bCs/>
+        </w:rPr>
+        <w:t>Paper-</w:t>
+      </w:r>
+      <w:proofErr w:type="spellStart"/>
+      <w:r>
+        <w:rPr>
+          <w:b/>
+          <w:bCs/>
+        </w:rPr>
+        <w:t>like</w:t>
+      </w:r>
+      <w:proofErr w:type="spellEnd"/>
+      <w:r>
+        <w:rPr>
+          <w:b/>
+          <w:bCs/>
+        </w:rPr>
+        <w:t xml:space="preserve"> </w:t>
+      </w:r>
+      <w:proofErr w:type="spellStart"/>
+      <w:r>
+        <w:rPr>
+          <w:b/>
+          <w:bCs/>
+        </w:rPr>
+        <w:t>decoder</w:t>
+      </w:r>
+      <w:proofErr w:type="spellEnd"/>
+      <w:r>
+        <w:rPr>
+          <w:b/>
+          <w:bCs/>
+        </w:rPr>
+        <w:t xml:space="preserve"> (</w:t>
+      </w:r>
+      <w:proofErr w:type="spellStart"/>
+      <w:r>
+        <w:rPr>
+          <w:b/>
+          <w:bCs/>
+        </w:rPr>
+        <w:t>logits</w:t>
+      </w:r>
+      <w:proofErr w:type="spellEnd"/>
+      <w:r>
+        <w:rPr>
+          <w:b/>
+          <w:bCs/>
+        </w:rPr>
+        <w:t xml:space="preserve"> </w:t>
+      </w:r>
+      <w:proofErr w:type="spellStart"/>
+      <w:r>
+        <w:rPr>
+          <w:b/>
+          <w:bCs/>
+        </w:rPr>
+        <w:t>AGV×Task</w:t>
+      </w:r>
+      <w:proofErr w:type="spellEnd"/>
+      <w:r>
+        <w:rPr>
+          <w:b/>
+          <w:bCs/>
+        </w:rPr>
+        <w:t>/</w:t>
+      </w:r>
+      <w:proofErr w:type="spellStart"/>
+      <w:r>
+        <w:rPr>
+          <w:b/>
+          <w:bCs/>
+        </w:rPr>
+        <w:t>cross-attention</w:t>
+      </w:r>
+      <w:proofErr w:type="spellEnd"/>
+      <w:r>
+        <w:rPr>
+          <w:b/>
+          <w:bCs/>
+        </w:rPr>
+        <w:t>)</w:t>
+      </w:r>
+      <w:r>
+        <w:t xml:space="preserve">: todavía no; hoy el actor decide sobre un embedding </w:t>
+      </w:r>
+      <w:proofErr w:type="spellStart"/>
+      <w:r>
+        <w:t>pooled</w:t>
+      </w:r>
+      <w:proofErr w:type="spellEnd"/>
+      <w:r>
+        <w:t xml:space="preserve"> (paso incremental correcto).</w:t>
       </w:r>
     </w:p>
     <w:p/>
@@ -12901,6 +14320,155 @@
     </w:lvl>
   </w:abstractNum>
   <w:abstractNum w:abstractNumId="2" w15:restartNumberingAfterBreak="0">
+    <w:nsid w:val="04236EB2"/>
+    <w:multiLevelType w:val="multilevel"/>
+    <w:tmpl w:val="ED8A690C"/>
+    <w:lvl w:ilvl="0">
+      <w:start w:val="1"/>
+      <w:numFmt w:val="bullet"/>
+      <w:lvlText w:val=""/>
+      <w:lvlJc w:val="left"/>
+      <w:pPr>
+        <w:tabs>
+          <w:tab w:val="num" w:pos="720"/>
+        </w:tabs>
+        <w:ind w:left="720" w:hanging="360"/>
+      </w:pPr>
+      <w:rPr>
+        <w:rFonts w:ascii="Symbol" w:hAnsi="Symbol" w:hint="default"/>
+        <w:sz w:val="20"/>
+      </w:rPr>
+    </w:lvl>
+    <w:lvl w:ilvl="1">
+      <w:start w:val="1"/>
+      <w:numFmt w:val="bullet"/>
+      <w:lvlText w:val="o"/>
+      <w:lvlJc w:val="left"/>
+      <w:pPr>
+        <w:tabs>
+          <w:tab w:val="num" w:pos="1440"/>
+        </w:tabs>
+        <w:ind w:left="1440" w:hanging="360"/>
+      </w:pPr>
+      <w:rPr>
+        <w:rFonts w:ascii="Courier New" w:hAnsi="Courier New" w:hint="default"/>
+        <w:sz w:val="20"/>
+      </w:rPr>
+    </w:lvl>
+    <w:lvl w:ilvl="2" w:tentative="1">
+      <w:start w:val="1"/>
+      <w:numFmt w:val="bullet"/>
+      <w:lvlText w:val=""/>
+      <w:lvlJc w:val="left"/>
+      <w:pPr>
+        <w:tabs>
+          <w:tab w:val="num" w:pos="2160"/>
+        </w:tabs>
+        <w:ind w:left="2160" w:hanging="360"/>
+      </w:pPr>
+      <w:rPr>
+        <w:rFonts w:ascii="Wingdings" w:hAnsi="Wingdings" w:hint="default"/>
+        <w:sz w:val="20"/>
+      </w:rPr>
+    </w:lvl>
+    <w:lvl w:ilvl="3" w:tentative="1">
+      <w:start w:val="1"/>
+      <w:numFmt w:val="bullet"/>
+      <w:lvlText w:val=""/>
+      <w:lvlJc w:val="left"/>
+      <w:pPr>
+        <w:tabs>
+          <w:tab w:val="num" w:pos="2880"/>
+        </w:tabs>
+        <w:ind w:left="2880" w:hanging="360"/>
+      </w:pPr>
+      <w:rPr>
+        <w:rFonts w:ascii="Wingdings" w:hAnsi="Wingdings" w:hint="default"/>
+        <w:sz w:val="20"/>
+      </w:rPr>
+    </w:lvl>
+    <w:lvl w:ilvl="4" w:tentative="1">
+      <w:start w:val="1"/>
+      <w:numFmt w:val="bullet"/>
+      <w:lvlText w:val=""/>
+      <w:lvlJc w:val="left"/>
+      <w:pPr>
+        <w:tabs>
+          <w:tab w:val="num" w:pos="3600"/>
+        </w:tabs>
+        <w:ind w:left="3600" w:hanging="360"/>
+      </w:pPr>
+      <w:rPr>
+        <w:rFonts w:ascii="Wingdings" w:hAnsi="Wingdings" w:hint="default"/>
+        <w:sz w:val="20"/>
+      </w:rPr>
+    </w:lvl>
+    <w:lvl w:ilvl="5" w:tentative="1">
+      <w:start w:val="1"/>
+      <w:numFmt w:val="bullet"/>
+      <w:lvlText w:val=""/>
+      <w:lvlJc w:val="left"/>
+      <w:pPr>
+        <w:tabs>
+          <w:tab w:val="num" w:pos="4320"/>
+        </w:tabs>
+        <w:ind w:left="4320" w:hanging="360"/>
+      </w:pPr>
+      <w:rPr>
+        <w:rFonts w:ascii="Wingdings" w:hAnsi="Wingdings" w:hint="default"/>
+        <w:sz w:val="20"/>
+      </w:rPr>
+    </w:lvl>
+    <w:lvl w:ilvl="6" w:tentative="1">
+      <w:start w:val="1"/>
+      <w:numFmt w:val="bullet"/>
+      <w:lvlText w:val=""/>
+      <w:lvlJc w:val="left"/>
+      <w:pPr>
+        <w:tabs>
+          <w:tab w:val="num" w:pos="5040"/>
+        </w:tabs>
+        <w:ind w:left="5040" w:hanging="360"/>
+      </w:pPr>
+      <w:rPr>
+        <w:rFonts w:ascii="Wingdings" w:hAnsi="Wingdings" w:hint="default"/>
+        <w:sz w:val="20"/>
+      </w:rPr>
+    </w:lvl>
+    <w:lvl w:ilvl="7" w:tentative="1">
+      <w:start w:val="1"/>
+      <w:numFmt w:val="bullet"/>
+      <w:lvlText w:val=""/>
+      <w:lvlJc w:val="left"/>
+      <w:pPr>
+        <w:tabs>
+          <w:tab w:val="num" w:pos="5760"/>
+        </w:tabs>
+        <w:ind w:left="5760" w:hanging="360"/>
+      </w:pPr>
+      <w:rPr>
+        <w:rFonts w:ascii="Wingdings" w:hAnsi="Wingdings" w:hint="default"/>
+        <w:sz w:val="20"/>
+      </w:rPr>
+    </w:lvl>
+    <w:lvl w:ilvl="8" w:tentative="1">
+      <w:start w:val="1"/>
+      <w:numFmt w:val="bullet"/>
+      <w:lvlText w:val=""/>
+      <w:lvlJc w:val="left"/>
+      <w:pPr>
+        <w:tabs>
+          <w:tab w:val="num" w:pos="6480"/>
+        </w:tabs>
+        <w:ind w:left="6480" w:hanging="360"/>
+      </w:pPr>
+      <w:rPr>
+        <w:rFonts w:ascii="Wingdings" w:hAnsi="Wingdings" w:hint="default"/>
+        <w:sz w:val="20"/>
+      </w:rPr>
+    </w:lvl>
+  </w:abstractNum>
+  <w:abstractNum w:abstractNumId="3" w15:restartNumberingAfterBreak="0">
     <w:nsid w:val="06742D68"/>
     <w:multiLevelType w:val="multilevel"/>
     <w:tmpl w:val="6D00F2AE"/>
@@ -13049,7 +14617,7 @@
       </w:rPr>
     </w:lvl>
   </w:abstractNum>
-  <w:abstractNum w:abstractNumId="3" w15:restartNumberingAfterBreak="0">
+  <w:abstractNum w:abstractNumId="4" w15:restartNumberingAfterBreak="0">
     <w:nsid w:val="08666D85"/>
     <w:multiLevelType w:val="multilevel"/>
     <w:tmpl w:val="CBA28216"/>
@@ -13198,7 +14766,7 @@
       </w:rPr>
     </w:lvl>
   </w:abstractNum>
-  <w:abstractNum w:abstractNumId="4" w15:restartNumberingAfterBreak="0">
+  <w:abstractNum w:abstractNumId="5" w15:restartNumberingAfterBreak="0">
     <w:nsid w:val="09496297"/>
     <w:multiLevelType w:val="multilevel"/>
     <w:tmpl w:val="20582A82"/>
@@ -13315,7 +14883,7 @@
       </w:pPr>
     </w:lvl>
   </w:abstractNum>
-  <w:abstractNum w:abstractNumId="5" w15:restartNumberingAfterBreak="0">
+  <w:abstractNum w:abstractNumId="6" w15:restartNumberingAfterBreak="0">
     <w:nsid w:val="09A40559"/>
     <w:multiLevelType w:val="multilevel"/>
     <w:tmpl w:val="962CA0F8"/>
@@ -13464,7 +15032,7 @@
       </w:rPr>
     </w:lvl>
   </w:abstractNum>
-  <w:abstractNum w:abstractNumId="6" w15:restartNumberingAfterBreak="0">
+  <w:abstractNum w:abstractNumId="7" w15:restartNumberingAfterBreak="0">
     <w:nsid w:val="09CD2B2A"/>
     <w:multiLevelType w:val="multilevel"/>
     <w:tmpl w:val="315E55F8"/>
@@ -13577,7 +15145,7 @@
       </w:pPr>
     </w:lvl>
   </w:abstractNum>
-  <w:abstractNum w:abstractNumId="7" w15:restartNumberingAfterBreak="0">
+  <w:abstractNum w:abstractNumId="8" w15:restartNumberingAfterBreak="0">
     <w:nsid w:val="0AA34A95"/>
     <w:multiLevelType w:val="multilevel"/>
     <w:tmpl w:val="0A66469A"/>
@@ -13726,7 +15294,7 @@
       </w:rPr>
     </w:lvl>
   </w:abstractNum>
-  <w:abstractNum w:abstractNumId="8" w15:restartNumberingAfterBreak="0">
+  <w:abstractNum w:abstractNumId="9" w15:restartNumberingAfterBreak="0">
     <w:nsid w:val="0B352659"/>
     <w:multiLevelType w:val="multilevel"/>
     <w:tmpl w:val="CE784B26"/>
@@ -13875,7 +15443,7 @@
       </w:rPr>
     </w:lvl>
   </w:abstractNum>
-  <w:abstractNum w:abstractNumId="9" w15:restartNumberingAfterBreak="0">
+  <w:abstractNum w:abstractNumId="10" w15:restartNumberingAfterBreak="0">
     <w:nsid w:val="0C124161"/>
     <w:multiLevelType w:val="multilevel"/>
     <w:tmpl w:val="ADAE5888"/>
@@ -13988,7 +15556,7 @@
       </w:pPr>
     </w:lvl>
   </w:abstractNum>
-  <w:abstractNum w:abstractNumId="10" w15:restartNumberingAfterBreak="0">
+  <w:abstractNum w:abstractNumId="11" w15:restartNumberingAfterBreak="0">
     <w:nsid w:val="0CCA4251"/>
     <w:multiLevelType w:val="multilevel"/>
     <w:tmpl w:val="A23A19D0"/>
@@ -14137,7 +15705,7 @@
       </w:rPr>
     </w:lvl>
   </w:abstractNum>
-  <w:abstractNum w:abstractNumId="11" w15:restartNumberingAfterBreak="0">
+  <w:abstractNum w:abstractNumId="12" w15:restartNumberingAfterBreak="0">
     <w:nsid w:val="0CF4213A"/>
     <w:multiLevelType w:val="multilevel"/>
     <w:tmpl w:val="CA94439C"/>
@@ -14250,7 +15818,7 @@
       </w:pPr>
     </w:lvl>
   </w:abstractNum>
-  <w:abstractNum w:abstractNumId="12" w15:restartNumberingAfterBreak="0">
+  <w:abstractNum w:abstractNumId="13" w15:restartNumberingAfterBreak="0">
     <w:nsid w:val="0D6A5668"/>
     <w:multiLevelType w:val="multilevel"/>
     <w:tmpl w:val="118EF9C0"/>
@@ -14363,7 +15931,7 @@
       </w:pPr>
     </w:lvl>
   </w:abstractNum>
-  <w:abstractNum w:abstractNumId="13" w15:restartNumberingAfterBreak="0">
+  <w:abstractNum w:abstractNumId="14" w15:restartNumberingAfterBreak="0">
     <w:nsid w:val="0DBA591A"/>
     <w:multiLevelType w:val="multilevel"/>
     <w:tmpl w:val="062C19C0"/>
@@ -14476,7 +16044,7 @@
       </w:pPr>
     </w:lvl>
   </w:abstractNum>
-  <w:abstractNum w:abstractNumId="14" w15:restartNumberingAfterBreak="0">
+  <w:abstractNum w:abstractNumId="15" w15:restartNumberingAfterBreak="0">
     <w:nsid w:val="0E1C6F35"/>
     <w:multiLevelType w:val="multilevel"/>
     <w:tmpl w:val="441076D0"/>
@@ -14625,7 +16193,7 @@
       </w:rPr>
     </w:lvl>
   </w:abstractNum>
-  <w:abstractNum w:abstractNumId="15" w15:restartNumberingAfterBreak="0">
+  <w:abstractNum w:abstractNumId="16" w15:restartNumberingAfterBreak="0">
     <w:nsid w:val="0F8E7710"/>
     <w:multiLevelType w:val="multilevel"/>
     <w:tmpl w:val="DD36F5AE"/>
@@ -14774,7 +16342,7 @@
       </w:rPr>
     </w:lvl>
   </w:abstractNum>
-  <w:abstractNum w:abstractNumId="16" w15:restartNumberingAfterBreak="0">
+  <w:abstractNum w:abstractNumId="17" w15:restartNumberingAfterBreak="0">
     <w:nsid w:val="102D4364"/>
     <w:multiLevelType w:val="multilevel"/>
     <w:tmpl w:val="27CE5EC2"/>
@@ -14887,7 +16455,7 @@
       </w:pPr>
     </w:lvl>
   </w:abstractNum>
-  <w:abstractNum w:abstractNumId="17" w15:restartNumberingAfterBreak="0">
+  <w:abstractNum w:abstractNumId="18" w15:restartNumberingAfterBreak="0">
     <w:nsid w:val="10EB2AD6"/>
     <w:multiLevelType w:val="multilevel"/>
     <w:tmpl w:val="34364E1E"/>
@@ -15036,7 +16604,7 @@
       </w:rPr>
     </w:lvl>
   </w:abstractNum>
-  <w:abstractNum w:abstractNumId="18" w15:restartNumberingAfterBreak="0">
+  <w:abstractNum w:abstractNumId="19" w15:restartNumberingAfterBreak="0">
     <w:nsid w:val="112A394A"/>
     <w:multiLevelType w:val="multilevel"/>
     <w:tmpl w:val="26A01C0C"/>
@@ -15149,7 +16717,7 @@
       </w:pPr>
     </w:lvl>
   </w:abstractNum>
-  <w:abstractNum w:abstractNumId="19" w15:restartNumberingAfterBreak="0">
+  <w:abstractNum w:abstractNumId="20" w15:restartNumberingAfterBreak="0">
     <w:nsid w:val="130B38A8"/>
     <w:multiLevelType w:val="multilevel"/>
     <w:tmpl w:val="9DB6D7C8"/>
@@ -15298,7 +16866,7 @@
       </w:rPr>
     </w:lvl>
   </w:abstractNum>
-  <w:abstractNum w:abstractNumId="20" w15:restartNumberingAfterBreak="0">
+  <w:abstractNum w:abstractNumId="21" w15:restartNumberingAfterBreak="0">
     <w:nsid w:val="133C15B0"/>
     <w:multiLevelType w:val="multilevel"/>
     <w:tmpl w:val="642A3B50"/>
@@ -15447,7 +17015,7 @@
       </w:rPr>
     </w:lvl>
   </w:abstractNum>
-  <w:abstractNum w:abstractNumId="21" w15:restartNumberingAfterBreak="0">
+  <w:abstractNum w:abstractNumId="22" w15:restartNumberingAfterBreak="0">
     <w:nsid w:val="1366708B"/>
     <w:multiLevelType w:val="multilevel"/>
     <w:tmpl w:val="C6F8B712"/>
@@ -15564,7 +17132,7 @@
       </w:pPr>
     </w:lvl>
   </w:abstractNum>
-  <w:abstractNum w:abstractNumId="22" w15:restartNumberingAfterBreak="0">
+  <w:abstractNum w:abstractNumId="23" w15:restartNumberingAfterBreak="0">
     <w:nsid w:val="13F564B8"/>
     <w:multiLevelType w:val="multilevel"/>
     <w:tmpl w:val="4C34F7C0"/>
@@ -15713,7 +17281,7 @@
       </w:rPr>
     </w:lvl>
   </w:abstractNum>
-  <w:abstractNum w:abstractNumId="23" w15:restartNumberingAfterBreak="0">
+  <w:abstractNum w:abstractNumId="24" w15:restartNumberingAfterBreak="0">
     <w:nsid w:val="1650227E"/>
     <w:multiLevelType w:val="multilevel"/>
     <w:tmpl w:val="D102F716"/>
@@ -15826,7 +17394,7 @@
       </w:pPr>
     </w:lvl>
   </w:abstractNum>
-  <w:abstractNum w:abstractNumId="24" w15:restartNumberingAfterBreak="0">
+  <w:abstractNum w:abstractNumId="25" w15:restartNumberingAfterBreak="0">
     <w:nsid w:val="167F3139"/>
     <w:multiLevelType w:val="multilevel"/>
     <w:tmpl w:val="3C1C6A48"/>
@@ -15975,7 +17543,7 @@
       </w:rPr>
     </w:lvl>
   </w:abstractNum>
-  <w:abstractNum w:abstractNumId="25" w15:restartNumberingAfterBreak="0">
+  <w:abstractNum w:abstractNumId="26" w15:restartNumberingAfterBreak="0">
     <w:nsid w:val="16C948C7"/>
     <w:multiLevelType w:val="multilevel"/>
     <w:tmpl w:val="91C235CE"/>
@@ -16124,7 +17692,7 @@
       </w:rPr>
     </w:lvl>
   </w:abstractNum>
-  <w:abstractNum w:abstractNumId="26" w15:restartNumberingAfterBreak="0">
+  <w:abstractNum w:abstractNumId="27" w15:restartNumberingAfterBreak="0">
     <w:nsid w:val="17792EE2"/>
     <w:multiLevelType w:val="multilevel"/>
     <w:tmpl w:val="C0F2BD98"/>
@@ -16237,7 +17805,7 @@
       </w:pPr>
     </w:lvl>
   </w:abstractNum>
-  <w:abstractNum w:abstractNumId="27" w15:restartNumberingAfterBreak="0">
+  <w:abstractNum w:abstractNumId="28" w15:restartNumberingAfterBreak="0">
     <w:nsid w:val="17A14387"/>
     <w:multiLevelType w:val="multilevel"/>
     <w:tmpl w:val="CC9CF5F4"/>
@@ -16386,7 +17954,7 @@
       </w:rPr>
     </w:lvl>
   </w:abstractNum>
-  <w:abstractNum w:abstractNumId="28" w15:restartNumberingAfterBreak="0">
+  <w:abstractNum w:abstractNumId="29" w15:restartNumberingAfterBreak="0">
     <w:nsid w:val="192847B4"/>
     <w:multiLevelType w:val="multilevel"/>
     <w:tmpl w:val="27AEAE30"/>
@@ -16535,7 +18103,7 @@
       </w:rPr>
     </w:lvl>
   </w:abstractNum>
-  <w:abstractNum w:abstractNumId="29" w15:restartNumberingAfterBreak="0">
+  <w:abstractNum w:abstractNumId="30" w15:restartNumberingAfterBreak="0">
     <w:nsid w:val="1B037388"/>
     <w:multiLevelType w:val="multilevel"/>
     <w:tmpl w:val="16EA72A0"/>
@@ -16684,7 +18252,7 @@
       </w:rPr>
     </w:lvl>
   </w:abstractNum>
-  <w:abstractNum w:abstractNumId="30" w15:restartNumberingAfterBreak="0">
+  <w:abstractNum w:abstractNumId="31" w15:restartNumberingAfterBreak="0">
     <w:nsid w:val="1B1A68FB"/>
     <w:multiLevelType w:val="multilevel"/>
     <w:tmpl w:val="78F242AA"/>
@@ -16833,7 +18401,7 @@
       </w:rPr>
     </w:lvl>
   </w:abstractNum>
-  <w:abstractNum w:abstractNumId="31" w15:restartNumberingAfterBreak="0">
+  <w:abstractNum w:abstractNumId="32" w15:restartNumberingAfterBreak="0">
     <w:nsid w:val="1C662AD8"/>
     <w:multiLevelType w:val="multilevel"/>
     <w:tmpl w:val="9FC01F70"/>
@@ -16982,7 +18550,7 @@
       </w:rPr>
     </w:lvl>
   </w:abstractNum>
-  <w:abstractNum w:abstractNumId="32" w15:restartNumberingAfterBreak="0">
+  <w:abstractNum w:abstractNumId="33" w15:restartNumberingAfterBreak="0">
     <w:nsid w:val="1E7760DE"/>
     <w:multiLevelType w:val="multilevel"/>
     <w:tmpl w:val="DEAAD43C"/>
@@ -17131,7 +18699,7 @@
       </w:rPr>
     </w:lvl>
   </w:abstractNum>
-  <w:abstractNum w:abstractNumId="33" w15:restartNumberingAfterBreak="0">
+  <w:abstractNum w:abstractNumId="34" w15:restartNumberingAfterBreak="0">
     <w:nsid w:val="207E4314"/>
     <w:multiLevelType w:val="multilevel"/>
     <w:tmpl w:val="3C7CF0DA"/>
@@ -17244,7 +18812,7 @@
       </w:pPr>
     </w:lvl>
   </w:abstractNum>
-  <w:abstractNum w:abstractNumId="34" w15:restartNumberingAfterBreak="0">
+  <w:abstractNum w:abstractNumId="35" w15:restartNumberingAfterBreak="0">
     <w:nsid w:val="20907BED"/>
     <w:multiLevelType w:val="multilevel"/>
     <w:tmpl w:val="0E762C12"/>
@@ -17393,7 +18961,7 @@
       </w:rPr>
     </w:lvl>
   </w:abstractNum>
-  <w:abstractNum w:abstractNumId="35" w15:restartNumberingAfterBreak="0">
+  <w:abstractNum w:abstractNumId="36" w15:restartNumberingAfterBreak="0">
     <w:nsid w:val="20C72D45"/>
     <w:multiLevelType w:val="multilevel"/>
     <w:tmpl w:val="B3F081C2"/>
@@ -17506,7 +19074,7 @@
       </w:pPr>
     </w:lvl>
   </w:abstractNum>
-  <w:abstractNum w:abstractNumId="36" w15:restartNumberingAfterBreak="0">
+  <w:abstractNum w:abstractNumId="37" w15:restartNumberingAfterBreak="0">
     <w:nsid w:val="20FC13D7"/>
     <w:multiLevelType w:val="multilevel"/>
     <w:tmpl w:val="BAB89E5E"/>
@@ -17619,7 +19187,7 @@
       </w:pPr>
     </w:lvl>
   </w:abstractNum>
-  <w:abstractNum w:abstractNumId="37" w15:restartNumberingAfterBreak="0">
+  <w:abstractNum w:abstractNumId="38" w15:restartNumberingAfterBreak="0">
     <w:nsid w:val="21D0514F"/>
     <w:multiLevelType w:val="multilevel"/>
     <w:tmpl w:val="02863C0E"/>
@@ -17768,7 +19336,7 @@
       </w:rPr>
     </w:lvl>
   </w:abstractNum>
-  <w:abstractNum w:abstractNumId="38" w15:restartNumberingAfterBreak="0">
+  <w:abstractNum w:abstractNumId="39" w15:restartNumberingAfterBreak="0">
     <w:nsid w:val="234C60EF"/>
     <w:multiLevelType w:val="multilevel"/>
     <w:tmpl w:val="04302622"/>
@@ -17917,7 +19485,7 @@
       </w:rPr>
     </w:lvl>
   </w:abstractNum>
-  <w:abstractNum w:abstractNumId="39" w15:restartNumberingAfterBreak="0">
+  <w:abstractNum w:abstractNumId="40" w15:restartNumberingAfterBreak="0">
     <w:nsid w:val="2489466F"/>
     <w:multiLevelType w:val="multilevel"/>
     <w:tmpl w:val="AA7CE75A"/>
@@ -18030,7 +19598,7 @@
       </w:pPr>
     </w:lvl>
   </w:abstractNum>
-  <w:abstractNum w:abstractNumId="40" w15:restartNumberingAfterBreak="0">
+  <w:abstractNum w:abstractNumId="41" w15:restartNumberingAfterBreak="0">
     <w:nsid w:val="264F5469"/>
     <w:multiLevelType w:val="multilevel"/>
     <w:tmpl w:val="0178BF62"/>
@@ -18143,7 +19711,7 @@
       </w:pPr>
     </w:lvl>
   </w:abstractNum>
-  <w:abstractNum w:abstractNumId="41" w15:restartNumberingAfterBreak="0">
+  <w:abstractNum w:abstractNumId="42" w15:restartNumberingAfterBreak="0">
     <w:nsid w:val="2762060A"/>
     <w:multiLevelType w:val="multilevel"/>
     <w:tmpl w:val="A296EE54"/>
@@ -18256,7 +19824,7 @@
       </w:pPr>
     </w:lvl>
   </w:abstractNum>
-  <w:abstractNum w:abstractNumId="42" w15:restartNumberingAfterBreak="0">
+  <w:abstractNum w:abstractNumId="43" w15:restartNumberingAfterBreak="0">
     <w:nsid w:val="2858624B"/>
     <w:multiLevelType w:val="multilevel"/>
     <w:tmpl w:val="29A06542"/>
@@ -18405,7 +19973,7 @@
       </w:rPr>
     </w:lvl>
   </w:abstractNum>
-  <w:abstractNum w:abstractNumId="43" w15:restartNumberingAfterBreak="0">
+  <w:abstractNum w:abstractNumId="44" w15:restartNumberingAfterBreak="0">
     <w:nsid w:val="291F3F10"/>
     <w:multiLevelType w:val="multilevel"/>
     <w:tmpl w:val="2C16ABAA"/>
@@ -18522,7 +20090,7 @@
       </w:pPr>
     </w:lvl>
   </w:abstractNum>
-  <w:abstractNum w:abstractNumId="44" w15:restartNumberingAfterBreak="0">
+  <w:abstractNum w:abstractNumId="45" w15:restartNumberingAfterBreak="0">
     <w:nsid w:val="29586240"/>
     <w:multiLevelType w:val="multilevel"/>
     <w:tmpl w:val="0674E836"/>
@@ -18671,7 +20239,7 @@
       </w:rPr>
     </w:lvl>
   </w:abstractNum>
-  <w:abstractNum w:abstractNumId="45" w15:restartNumberingAfterBreak="0">
+  <w:abstractNum w:abstractNumId="46" w15:restartNumberingAfterBreak="0">
     <w:nsid w:val="2BB443F2"/>
     <w:multiLevelType w:val="multilevel"/>
     <w:tmpl w:val="B2C60402"/>
@@ -18784,7 +20352,7 @@
       </w:pPr>
     </w:lvl>
   </w:abstractNum>
-  <w:abstractNum w:abstractNumId="46" w15:restartNumberingAfterBreak="0">
+  <w:abstractNum w:abstractNumId="47" w15:restartNumberingAfterBreak="0">
     <w:nsid w:val="2C060E1A"/>
     <w:multiLevelType w:val="multilevel"/>
     <w:tmpl w:val="71F8A5C2"/>
@@ -18933,7 +20501,7 @@
       </w:rPr>
     </w:lvl>
   </w:abstractNum>
-  <w:abstractNum w:abstractNumId="47" w15:restartNumberingAfterBreak="0">
+  <w:abstractNum w:abstractNumId="48" w15:restartNumberingAfterBreak="0">
     <w:nsid w:val="2C435294"/>
     <w:multiLevelType w:val="multilevel"/>
     <w:tmpl w:val="5942A630"/>
@@ -19046,7 +20614,7 @@
       </w:pPr>
     </w:lvl>
   </w:abstractNum>
-  <w:abstractNum w:abstractNumId="48" w15:restartNumberingAfterBreak="0">
+  <w:abstractNum w:abstractNumId="49" w15:restartNumberingAfterBreak="0">
     <w:nsid w:val="2C463A73"/>
     <w:multiLevelType w:val="multilevel"/>
     <w:tmpl w:val="0BC62E34"/>
@@ -19195,7 +20763,7 @@
       </w:rPr>
     </w:lvl>
   </w:abstractNum>
-  <w:abstractNum w:abstractNumId="49" w15:restartNumberingAfterBreak="0">
+  <w:abstractNum w:abstractNumId="50" w15:restartNumberingAfterBreak="0">
     <w:nsid w:val="2CDC1E5D"/>
     <w:multiLevelType w:val="multilevel"/>
     <w:tmpl w:val="FC642ED4"/>
@@ -19308,7 +20876,7 @@
       </w:pPr>
     </w:lvl>
   </w:abstractNum>
-  <w:abstractNum w:abstractNumId="50" w15:restartNumberingAfterBreak="0">
+  <w:abstractNum w:abstractNumId="51" w15:restartNumberingAfterBreak="0">
     <w:nsid w:val="2E897250"/>
     <w:multiLevelType w:val="multilevel"/>
     <w:tmpl w:val="8F787BC4"/>
@@ -19457,7 +21025,124 @@
       </w:rPr>
     </w:lvl>
   </w:abstractNum>
-  <w:abstractNum w:abstractNumId="51" w15:restartNumberingAfterBreak="0">
+  <w:abstractNum w:abstractNumId="52" w15:restartNumberingAfterBreak="0">
+    <w:nsid w:val="2ED43E58"/>
+    <w:multiLevelType w:val="multilevel"/>
+    <w:tmpl w:val="042ED530"/>
+    <w:lvl w:ilvl="0">
+      <w:start w:val="1"/>
+      <w:numFmt w:val="decimal"/>
+      <w:lvlText w:val="%1."/>
+      <w:lvlJc w:val="left"/>
+      <w:pPr>
+        <w:tabs>
+          <w:tab w:val="num" w:pos="720"/>
+        </w:tabs>
+        <w:ind w:left="720" w:hanging="360"/>
+      </w:pPr>
+    </w:lvl>
+    <w:lvl w:ilvl="1">
+      <w:start w:val="1"/>
+      <w:numFmt w:val="bullet"/>
+      <w:lvlText w:val="o"/>
+      <w:lvlJc w:val="left"/>
+      <w:pPr>
+        <w:tabs>
+          <w:tab w:val="num" w:pos="1440"/>
+        </w:tabs>
+        <w:ind w:left="1440" w:hanging="360"/>
+      </w:pPr>
+      <w:rPr>
+        <w:rFonts w:ascii="Courier New" w:hAnsi="Courier New" w:hint="default"/>
+        <w:sz w:val="20"/>
+      </w:rPr>
+    </w:lvl>
+    <w:lvl w:ilvl="2" w:tentative="1">
+      <w:start w:val="1"/>
+      <w:numFmt w:val="decimal"/>
+      <w:lvlText w:val="%3."/>
+      <w:lvlJc w:val="left"/>
+      <w:pPr>
+        <w:tabs>
+          <w:tab w:val="num" w:pos="2160"/>
+        </w:tabs>
+        <w:ind w:left="2160" w:hanging="360"/>
+      </w:pPr>
+    </w:lvl>
+    <w:lvl w:ilvl="3" w:tentative="1">
+      <w:start w:val="1"/>
+      <w:numFmt w:val="decimal"/>
+      <w:lvlText w:val="%4."/>
+      <w:lvlJc w:val="left"/>
+      <w:pPr>
+        <w:tabs>
+          <w:tab w:val="num" w:pos="2880"/>
+        </w:tabs>
+        <w:ind w:left="2880" w:hanging="360"/>
+      </w:pPr>
+    </w:lvl>
+    <w:lvl w:ilvl="4" w:tentative="1">
+      <w:start w:val="1"/>
+      <w:numFmt w:val="decimal"/>
+      <w:lvlText w:val="%5."/>
+      <w:lvlJc w:val="left"/>
+      <w:pPr>
+        <w:tabs>
+          <w:tab w:val="num" w:pos="3600"/>
+        </w:tabs>
+        <w:ind w:left="3600" w:hanging="360"/>
+      </w:pPr>
+    </w:lvl>
+    <w:lvl w:ilvl="5" w:tentative="1">
+      <w:start w:val="1"/>
+      <w:numFmt w:val="decimal"/>
+      <w:lvlText w:val="%6."/>
+      <w:lvlJc w:val="left"/>
+      <w:pPr>
+        <w:tabs>
+          <w:tab w:val="num" w:pos="4320"/>
+        </w:tabs>
+        <w:ind w:left="4320" w:hanging="360"/>
+      </w:pPr>
+    </w:lvl>
+    <w:lvl w:ilvl="6" w:tentative="1">
+      <w:start w:val="1"/>
+      <w:numFmt w:val="decimal"/>
+      <w:lvlText w:val="%7."/>
+      <w:lvlJc w:val="left"/>
+      <w:pPr>
+        <w:tabs>
+          <w:tab w:val="num" w:pos="5040"/>
+        </w:tabs>
+        <w:ind w:left="5040" w:hanging="360"/>
+      </w:pPr>
+    </w:lvl>
+    <w:lvl w:ilvl="7" w:tentative="1">
+      <w:start w:val="1"/>
+      <w:numFmt w:val="decimal"/>
+      <w:lvlText w:val="%8."/>
+      <w:lvlJc w:val="left"/>
+      <w:pPr>
+        <w:tabs>
+          <w:tab w:val="num" w:pos="5760"/>
+        </w:tabs>
+        <w:ind w:left="5760" w:hanging="360"/>
+      </w:pPr>
+    </w:lvl>
+    <w:lvl w:ilvl="8" w:tentative="1">
+      <w:start w:val="1"/>
+      <w:numFmt w:val="decimal"/>
+      <w:lvlText w:val="%9."/>
+      <w:lvlJc w:val="left"/>
+      <w:pPr>
+        <w:tabs>
+          <w:tab w:val="num" w:pos="6480"/>
+        </w:tabs>
+        <w:ind w:left="6480" w:hanging="360"/>
+      </w:pPr>
+    </w:lvl>
+  </w:abstractNum>
+  <w:abstractNum w:abstractNumId="53" w15:restartNumberingAfterBreak="0">
     <w:nsid w:val="33592661"/>
     <w:multiLevelType w:val="multilevel"/>
     <w:tmpl w:val="292014D4"/>
@@ -19606,7 +21291,7 @@
       </w:rPr>
     </w:lvl>
   </w:abstractNum>
-  <w:abstractNum w:abstractNumId="52" w15:restartNumberingAfterBreak="0">
+  <w:abstractNum w:abstractNumId="54" w15:restartNumberingAfterBreak="0">
     <w:nsid w:val="336F57BA"/>
     <w:multiLevelType w:val="multilevel"/>
     <w:tmpl w:val="6BCA9A28"/>
@@ -19723,7 +21408,7 @@
       </w:pPr>
     </w:lvl>
   </w:abstractNum>
-  <w:abstractNum w:abstractNumId="53" w15:restartNumberingAfterBreak="0">
+  <w:abstractNum w:abstractNumId="55" w15:restartNumberingAfterBreak="0">
     <w:nsid w:val="33CD7FBF"/>
     <w:multiLevelType w:val="multilevel"/>
     <w:tmpl w:val="4B382E52"/>
@@ -19836,7 +21521,7 @@
       </w:pPr>
     </w:lvl>
   </w:abstractNum>
-  <w:abstractNum w:abstractNumId="54" w15:restartNumberingAfterBreak="0">
+  <w:abstractNum w:abstractNumId="56" w15:restartNumberingAfterBreak="0">
     <w:nsid w:val="350B263D"/>
     <w:multiLevelType w:val="multilevel"/>
     <w:tmpl w:val="3D705616"/>
@@ -19949,7 +21634,7 @@
       </w:pPr>
     </w:lvl>
   </w:abstractNum>
-  <w:abstractNum w:abstractNumId="55" w15:restartNumberingAfterBreak="0">
+  <w:abstractNum w:abstractNumId="57" w15:restartNumberingAfterBreak="0">
     <w:nsid w:val="3529263E"/>
     <w:multiLevelType w:val="multilevel"/>
     <w:tmpl w:val="833AB22C"/>
@@ -20098,7 +21783,7 @@
       </w:rPr>
     </w:lvl>
   </w:abstractNum>
-  <w:abstractNum w:abstractNumId="56" w15:restartNumberingAfterBreak="0">
+  <w:abstractNum w:abstractNumId="58" w15:restartNumberingAfterBreak="0">
     <w:nsid w:val="39F35E50"/>
     <w:multiLevelType w:val="multilevel"/>
     <w:tmpl w:val="C1B4BA46"/>
@@ -20211,7 +21896,7 @@
       </w:pPr>
     </w:lvl>
   </w:abstractNum>
-  <w:abstractNum w:abstractNumId="57" w15:restartNumberingAfterBreak="0">
+  <w:abstractNum w:abstractNumId="59" w15:restartNumberingAfterBreak="0">
     <w:nsid w:val="3B1545C2"/>
     <w:multiLevelType w:val="multilevel"/>
     <w:tmpl w:val="E480C09A"/>
@@ -20360,7 +22045,7 @@
       </w:rPr>
     </w:lvl>
   </w:abstractNum>
-  <w:abstractNum w:abstractNumId="58" w15:restartNumberingAfterBreak="0">
+  <w:abstractNum w:abstractNumId="60" w15:restartNumberingAfterBreak="0">
     <w:nsid w:val="3C3F6A6A"/>
     <w:multiLevelType w:val="multilevel"/>
     <w:tmpl w:val="8B163B1E"/>
@@ -20509,7 +22194,156 @@
       </w:rPr>
     </w:lvl>
   </w:abstractNum>
-  <w:abstractNum w:abstractNumId="59" w15:restartNumberingAfterBreak="0">
+  <w:abstractNum w:abstractNumId="61" w15:restartNumberingAfterBreak="0">
+    <w:nsid w:val="3DE07498"/>
+    <w:multiLevelType w:val="multilevel"/>
+    <w:tmpl w:val="804ED322"/>
+    <w:lvl w:ilvl="0">
+      <w:start w:val="1"/>
+      <w:numFmt w:val="bullet"/>
+      <w:lvlText w:val=""/>
+      <w:lvlJc w:val="left"/>
+      <w:pPr>
+        <w:tabs>
+          <w:tab w:val="num" w:pos="720"/>
+        </w:tabs>
+        <w:ind w:left="720" w:hanging="360"/>
+      </w:pPr>
+      <w:rPr>
+        <w:rFonts w:ascii="Symbol" w:hAnsi="Symbol" w:hint="default"/>
+        <w:sz w:val="20"/>
+      </w:rPr>
+    </w:lvl>
+    <w:lvl w:ilvl="1" w:tentative="1">
+      <w:start w:val="1"/>
+      <w:numFmt w:val="bullet"/>
+      <w:lvlText w:val="o"/>
+      <w:lvlJc w:val="left"/>
+      <w:pPr>
+        <w:tabs>
+          <w:tab w:val="num" w:pos="1440"/>
+        </w:tabs>
+        <w:ind w:left="1440" w:hanging="360"/>
+      </w:pPr>
+      <w:rPr>
+        <w:rFonts w:ascii="Courier New" w:hAnsi="Courier New" w:hint="default"/>
+        <w:sz w:val="20"/>
+      </w:rPr>
+    </w:lvl>
+    <w:lvl w:ilvl="2" w:tentative="1">
+      <w:start w:val="1"/>
+      <w:numFmt w:val="bullet"/>
+      <w:lvlText w:val=""/>
+      <w:lvlJc w:val="left"/>
+      <w:pPr>
+        <w:tabs>
+          <w:tab w:val="num" w:pos="2160"/>
+        </w:tabs>
+        <w:ind w:left="2160" w:hanging="360"/>
+      </w:pPr>
+      <w:rPr>
+        <w:rFonts w:ascii="Wingdings" w:hAnsi="Wingdings" w:hint="default"/>
+        <w:sz w:val="20"/>
+      </w:rPr>
+    </w:lvl>
+    <w:lvl w:ilvl="3" w:tentative="1">
+      <w:start w:val="1"/>
+      <w:numFmt w:val="bullet"/>
+      <w:lvlText w:val=""/>
+      <w:lvlJc w:val="left"/>
+      <w:pPr>
+        <w:tabs>
+          <w:tab w:val="num" w:pos="2880"/>
+        </w:tabs>
+        <w:ind w:left="2880" w:hanging="360"/>
+      </w:pPr>
+      <w:rPr>
+        <w:rFonts w:ascii="Wingdings" w:hAnsi="Wingdings" w:hint="default"/>
+        <w:sz w:val="20"/>
+      </w:rPr>
+    </w:lvl>
+    <w:lvl w:ilvl="4" w:tentative="1">
+      <w:start w:val="1"/>
+      <w:numFmt w:val="bullet"/>
+      <w:lvlText w:val=""/>
+      <w:lvlJc w:val="left"/>
+      <w:pPr>
+        <w:tabs>
+          <w:tab w:val="num" w:pos="3600"/>
+        </w:tabs>
+        <w:ind w:left="3600" w:hanging="360"/>
+      </w:pPr>
+      <w:rPr>
+        <w:rFonts w:ascii="Wingdings" w:hAnsi="Wingdings" w:hint="default"/>
+        <w:sz w:val="20"/>
+      </w:rPr>
+    </w:lvl>
+    <w:lvl w:ilvl="5" w:tentative="1">
+      <w:start w:val="1"/>
+      <w:numFmt w:val="bullet"/>
+      <w:lvlText w:val=""/>
+      <w:lvlJc w:val="left"/>
+      <w:pPr>
+        <w:tabs>
+          <w:tab w:val="num" w:pos="4320"/>
+        </w:tabs>
+        <w:ind w:left="4320" w:hanging="360"/>
+      </w:pPr>
+      <w:rPr>
+        <w:rFonts w:ascii="Wingdings" w:hAnsi="Wingdings" w:hint="default"/>
+        <w:sz w:val="20"/>
+      </w:rPr>
+    </w:lvl>
+    <w:lvl w:ilvl="6" w:tentative="1">
+      <w:start w:val="1"/>
+      <w:numFmt w:val="bullet"/>
+      <w:lvlText w:val=""/>
+      <w:lvlJc w:val="left"/>
+      <w:pPr>
+        <w:tabs>
+          <w:tab w:val="num" w:pos="5040"/>
+        </w:tabs>
+        <w:ind w:left="5040" w:hanging="360"/>
+      </w:pPr>
+      <w:rPr>
+        <w:rFonts w:ascii="Wingdings" w:hAnsi="Wingdings" w:hint="default"/>
+        <w:sz w:val="20"/>
+      </w:rPr>
+    </w:lvl>
+    <w:lvl w:ilvl="7" w:tentative="1">
+      <w:start w:val="1"/>
+      <w:numFmt w:val="bullet"/>
+      <w:lvlText w:val=""/>
+      <w:lvlJc w:val="left"/>
+      <w:pPr>
+        <w:tabs>
+          <w:tab w:val="num" w:pos="5760"/>
+        </w:tabs>
+        <w:ind w:left="5760" w:hanging="360"/>
+      </w:pPr>
+      <w:rPr>
+        <w:rFonts w:ascii="Wingdings" w:hAnsi="Wingdings" w:hint="default"/>
+        <w:sz w:val="20"/>
+      </w:rPr>
+    </w:lvl>
+    <w:lvl w:ilvl="8" w:tentative="1">
+      <w:start w:val="1"/>
+      <w:numFmt w:val="bullet"/>
+      <w:lvlText w:val=""/>
+      <w:lvlJc w:val="left"/>
+      <w:pPr>
+        <w:tabs>
+          <w:tab w:val="num" w:pos="6480"/>
+        </w:tabs>
+        <w:ind w:left="6480" w:hanging="360"/>
+      </w:pPr>
+      <w:rPr>
+        <w:rFonts w:ascii="Wingdings" w:hAnsi="Wingdings" w:hint="default"/>
+        <w:sz w:val="20"/>
+      </w:rPr>
+    </w:lvl>
+  </w:abstractNum>
+  <w:abstractNum w:abstractNumId="62" w15:restartNumberingAfterBreak="0">
     <w:nsid w:val="3E8E0236"/>
     <w:multiLevelType w:val="multilevel"/>
     <w:tmpl w:val="FC3408AA"/>
@@ -20658,7 +22492,7 @@
       </w:rPr>
     </w:lvl>
   </w:abstractNum>
-  <w:abstractNum w:abstractNumId="60" w15:restartNumberingAfterBreak="0">
+  <w:abstractNum w:abstractNumId="63" w15:restartNumberingAfterBreak="0">
     <w:nsid w:val="3F723ED6"/>
     <w:multiLevelType w:val="multilevel"/>
     <w:tmpl w:val="8C120962"/>
@@ -20771,7 +22605,7 @@
       </w:pPr>
     </w:lvl>
   </w:abstractNum>
-  <w:abstractNum w:abstractNumId="61" w15:restartNumberingAfterBreak="0">
+  <w:abstractNum w:abstractNumId="64" w15:restartNumberingAfterBreak="0">
     <w:nsid w:val="3F9029EC"/>
     <w:multiLevelType w:val="multilevel"/>
     <w:tmpl w:val="1548C6FE"/>
@@ -20920,7 +22754,7 @@
       </w:rPr>
     </w:lvl>
   </w:abstractNum>
-  <w:abstractNum w:abstractNumId="62" w15:restartNumberingAfterBreak="0">
+  <w:abstractNum w:abstractNumId="65" w15:restartNumberingAfterBreak="0">
     <w:nsid w:val="40A6600C"/>
     <w:multiLevelType w:val="multilevel"/>
     <w:tmpl w:val="FAAAD178"/>
@@ -21069,7 +22903,7 @@
       </w:rPr>
     </w:lvl>
   </w:abstractNum>
-  <w:abstractNum w:abstractNumId="63" w15:restartNumberingAfterBreak="0">
+  <w:abstractNum w:abstractNumId="66" w15:restartNumberingAfterBreak="0">
     <w:nsid w:val="416618EC"/>
     <w:multiLevelType w:val="multilevel"/>
     <w:tmpl w:val="89A293E4"/>
@@ -21186,7 +23020,7 @@
       </w:pPr>
     </w:lvl>
   </w:abstractNum>
-  <w:abstractNum w:abstractNumId="64" w15:restartNumberingAfterBreak="0">
+  <w:abstractNum w:abstractNumId="67" w15:restartNumberingAfterBreak="0">
     <w:nsid w:val="41CB39DB"/>
     <w:multiLevelType w:val="multilevel"/>
     <w:tmpl w:val="7B18D6D4"/>
@@ -21335,7 +23169,7 @@
       </w:rPr>
     </w:lvl>
   </w:abstractNum>
-  <w:abstractNum w:abstractNumId="65" w15:restartNumberingAfterBreak="0">
+  <w:abstractNum w:abstractNumId="68" w15:restartNumberingAfterBreak="0">
     <w:nsid w:val="42BA1CB7"/>
     <w:multiLevelType w:val="multilevel"/>
     <w:tmpl w:val="7C2E7534"/>
@@ -21484,7 +23318,7 @@
       </w:rPr>
     </w:lvl>
   </w:abstractNum>
-  <w:abstractNum w:abstractNumId="66" w15:restartNumberingAfterBreak="0">
+  <w:abstractNum w:abstractNumId="69" w15:restartNumberingAfterBreak="0">
     <w:nsid w:val="42ED313F"/>
     <w:multiLevelType w:val="multilevel"/>
     <w:tmpl w:val="CF6CF12A"/>
@@ -21597,7 +23431,7 @@
       </w:pPr>
     </w:lvl>
   </w:abstractNum>
-  <w:abstractNum w:abstractNumId="67" w15:restartNumberingAfterBreak="0">
+  <w:abstractNum w:abstractNumId="70" w15:restartNumberingAfterBreak="0">
     <w:nsid w:val="43DE5A63"/>
     <w:multiLevelType w:val="multilevel"/>
     <w:tmpl w:val="9F9A5C0A"/>
@@ -21710,7 +23544,7 @@
       </w:pPr>
     </w:lvl>
   </w:abstractNum>
-  <w:abstractNum w:abstractNumId="68" w15:restartNumberingAfterBreak="0">
+  <w:abstractNum w:abstractNumId="71" w15:restartNumberingAfterBreak="0">
     <w:nsid w:val="45093081"/>
     <w:multiLevelType w:val="multilevel"/>
     <w:tmpl w:val="038C91B2"/>
@@ -21859,7 +23693,7 @@
       </w:rPr>
     </w:lvl>
   </w:abstractNum>
-  <w:abstractNum w:abstractNumId="69" w15:restartNumberingAfterBreak="0">
+  <w:abstractNum w:abstractNumId="72" w15:restartNumberingAfterBreak="0">
     <w:nsid w:val="452F6922"/>
     <w:multiLevelType w:val="multilevel"/>
     <w:tmpl w:val="2F1461B2"/>
@@ -21972,7 +23806,7 @@
       </w:pPr>
     </w:lvl>
   </w:abstractNum>
-  <w:abstractNum w:abstractNumId="70" w15:restartNumberingAfterBreak="0">
+  <w:abstractNum w:abstractNumId="73" w15:restartNumberingAfterBreak="0">
     <w:nsid w:val="4617148D"/>
     <w:multiLevelType w:val="multilevel"/>
     <w:tmpl w:val="16204E04"/>
@@ -22121,7 +23955,7 @@
       </w:rPr>
     </w:lvl>
   </w:abstractNum>
-  <w:abstractNum w:abstractNumId="71" w15:restartNumberingAfterBreak="0">
+  <w:abstractNum w:abstractNumId="74" w15:restartNumberingAfterBreak="0">
     <w:nsid w:val="475E211B"/>
     <w:multiLevelType w:val="multilevel"/>
     <w:tmpl w:val="8C9A5E64"/>
@@ -22270,7 +24104,7 @@
       </w:rPr>
     </w:lvl>
   </w:abstractNum>
-  <w:abstractNum w:abstractNumId="72" w15:restartNumberingAfterBreak="0">
+  <w:abstractNum w:abstractNumId="75" w15:restartNumberingAfterBreak="0">
     <w:nsid w:val="48261D51"/>
     <w:multiLevelType w:val="multilevel"/>
     <w:tmpl w:val="CDCEFE46"/>
@@ -22419,7 +24253,7 @@
       </w:rPr>
     </w:lvl>
   </w:abstractNum>
-  <w:abstractNum w:abstractNumId="73" w15:restartNumberingAfterBreak="0">
+  <w:abstractNum w:abstractNumId="76" w15:restartNumberingAfterBreak="0">
     <w:nsid w:val="49B32D2C"/>
     <w:multiLevelType w:val="multilevel"/>
     <w:tmpl w:val="33D4BA94"/>
@@ -22568,7 +24402,7 @@
       </w:rPr>
     </w:lvl>
   </w:abstractNum>
-  <w:abstractNum w:abstractNumId="74" w15:restartNumberingAfterBreak="0">
+  <w:abstractNum w:abstractNumId="77" w15:restartNumberingAfterBreak="0">
     <w:nsid w:val="4A43386C"/>
     <w:multiLevelType w:val="multilevel"/>
     <w:tmpl w:val="829E491E"/>
@@ -22681,7 +24515,7 @@
       </w:pPr>
     </w:lvl>
   </w:abstractNum>
-  <w:abstractNum w:abstractNumId="75" w15:restartNumberingAfterBreak="0">
+  <w:abstractNum w:abstractNumId="78" w15:restartNumberingAfterBreak="0">
     <w:nsid w:val="4A863762"/>
     <w:multiLevelType w:val="multilevel"/>
     <w:tmpl w:val="CE04E828"/>
@@ -22830,7 +24664,7 @@
       </w:rPr>
     </w:lvl>
   </w:abstractNum>
-  <w:abstractNum w:abstractNumId="76" w15:restartNumberingAfterBreak="0">
+  <w:abstractNum w:abstractNumId="79" w15:restartNumberingAfterBreak="0">
     <w:nsid w:val="4B4E36B9"/>
     <w:multiLevelType w:val="multilevel"/>
     <w:tmpl w:val="104C8CB2"/>
@@ -22979,7 +24813,7 @@
       </w:rPr>
     </w:lvl>
   </w:abstractNum>
-  <w:abstractNum w:abstractNumId="77" w15:restartNumberingAfterBreak="0">
+  <w:abstractNum w:abstractNumId="80" w15:restartNumberingAfterBreak="0">
     <w:nsid w:val="4BE84BC9"/>
     <w:multiLevelType w:val="multilevel"/>
     <w:tmpl w:val="5E601504"/>
@@ -23128,7 +24962,7 @@
       </w:rPr>
     </w:lvl>
   </w:abstractNum>
-  <w:abstractNum w:abstractNumId="78" w15:restartNumberingAfterBreak="0">
+  <w:abstractNum w:abstractNumId="81" w15:restartNumberingAfterBreak="0">
     <w:nsid w:val="4D160DC0"/>
     <w:multiLevelType w:val="multilevel"/>
     <w:tmpl w:val="5B08A664"/>
@@ -23241,7 +25075,7 @@
       </w:pPr>
     </w:lvl>
   </w:abstractNum>
-  <w:abstractNum w:abstractNumId="79" w15:restartNumberingAfterBreak="0">
+  <w:abstractNum w:abstractNumId="82" w15:restartNumberingAfterBreak="0">
     <w:nsid w:val="4F344A32"/>
     <w:multiLevelType w:val="multilevel"/>
     <w:tmpl w:val="68865D4A"/>
@@ -23390,7 +25224,7 @@
       </w:rPr>
     </w:lvl>
   </w:abstractNum>
-  <w:abstractNum w:abstractNumId="80" w15:restartNumberingAfterBreak="0">
+  <w:abstractNum w:abstractNumId="83" w15:restartNumberingAfterBreak="0">
     <w:nsid w:val="4F8A3124"/>
     <w:multiLevelType w:val="multilevel"/>
     <w:tmpl w:val="BB3C6A0C"/>
@@ -23539,7 +25373,7 @@
       </w:rPr>
     </w:lvl>
   </w:abstractNum>
-  <w:abstractNum w:abstractNumId="81" w15:restartNumberingAfterBreak="0">
+  <w:abstractNum w:abstractNumId="84" w15:restartNumberingAfterBreak="0">
     <w:nsid w:val="4FE70E0F"/>
     <w:multiLevelType w:val="multilevel"/>
     <w:tmpl w:val="F60A90A8"/>
@@ -23652,7 +25486,7 @@
       </w:pPr>
     </w:lvl>
   </w:abstractNum>
-  <w:abstractNum w:abstractNumId="82" w15:restartNumberingAfterBreak="0">
+  <w:abstractNum w:abstractNumId="85" w15:restartNumberingAfterBreak="0">
     <w:nsid w:val="50B735DB"/>
     <w:multiLevelType w:val="multilevel"/>
     <w:tmpl w:val="AD22A39C"/>
@@ -23765,7 +25599,7 @@
       </w:pPr>
     </w:lvl>
   </w:abstractNum>
-  <w:abstractNum w:abstractNumId="83" w15:restartNumberingAfterBreak="0">
+  <w:abstractNum w:abstractNumId="86" w15:restartNumberingAfterBreak="0">
     <w:nsid w:val="51597B5D"/>
     <w:multiLevelType w:val="multilevel"/>
     <w:tmpl w:val="CCE62F06"/>
@@ -23914,7 +25748,7 @@
       </w:rPr>
     </w:lvl>
   </w:abstractNum>
-  <w:abstractNum w:abstractNumId="84" w15:restartNumberingAfterBreak="0">
+  <w:abstractNum w:abstractNumId="87" w15:restartNumberingAfterBreak="0">
     <w:nsid w:val="553D468D"/>
     <w:multiLevelType w:val="multilevel"/>
     <w:tmpl w:val="B50AE3E8"/>
@@ -24027,7 +25861,156 @@
       </w:pPr>
     </w:lvl>
   </w:abstractNum>
-  <w:abstractNum w:abstractNumId="85" w15:restartNumberingAfterBreak="0">
+  <w:abstractNum w:abstractNumId="88" w15:restartNumberingAfterBreak="0">
+    <w:nsid w:val="55C9506C"/>
+    <w:multiLevelType w:val="multilevel"/>
+    <w:tmpl w:val="2062C292"/>
+    <w:lvl w:ilvl="0">
+      <w:start w:val="1"/>
+      <w:numFmt w:val="bullet"/>
+      <w:lvlText w:val=""/>
+      <w:lvlJc w:val="left"/>
+      <w:pPr>
+        <w:tabs>
+          <w:tab w:val="num" w:pos="720"/>
+        </w:tabs>
+        <w:ind w:left="720" w:hanging="360"/>
+      </w:pPr>
+      <w:rPr>
+        <w:rFonts w:ascii="Symbol" w:hAnsi="Symbol" w:hint="default"/>
+        <w:sz w:val="20"/>
+      </w:rPr>
+    </w:lvl>
+    <w:lvl w:ilvl="1" w:tentative="1">
+      <w:start w:val="1"/>
+      <w:numFmt w:val="bullet"/>
+      <w:lvlText w:val="o"/>
+      <w:lvlJc w:val="left"/>
+      <w:pPr>
+        <w:tabs>
+          <w:tab w:val="num" w:pos="1440"/>
+        </w:tabs>
+        <w:ind w:left="1440" w:hanging="360"/>
+      </w:pPr>
+      <w:rPr>
+        <w:rFonts w:ascii="Courier New" w:hAnsi="Courier New" w:hint="default"/>
+        <w:sz w:val="20"/>
+      </w:rPr>
+    </w:lvl>
+    <w:lvl w:ilvl="2" w:tentative="1">
+      <w:start w:val="1"/>
+      <w:numFmt w:val="bullet"/>
+      <w:lvlText w:val=""/>
+      <w:lvlJc w:val="left"/>
+      <w:pPr>
+        <w:tabs>
+          <w:tab w:val="num" w:pos="2160"/>
+        </w:tabs>
+        <w:ind w:left="2160" w:hanging="360"/>
+      </w:pPr>
+      <w:rPr>
+        <w:rFonts w:ascii="Wingdings" w:hAnsi="Wingdings" w:hint="default"/>
+        <w:sz w:val="20"/>
+      </w:rPr>
+    </w:lvl>
+    <w:lvl w:ilvl="3" w:tentative="1">
+      <w:start w:val="1"/>
+      <w:numFmt w:val="bullet"/>
+      <w:lvlText w:val=""/>
+      <w:lvlJc w:val="left"/>
+      <w:pPr>
+        <w:tabs>
+          <w:tab w:val="num" w:pos="2880"/>
+        </w:tabs>
+        <w:ind w:left="2880" w:hanging="360"/>
+      </w:pPr>
+      <w:rPr>
+        <w:rFonts w:ascii="Wingdings" w:hAnsi="Wingdings" w:hint="default"/>
+        <w:sz w:val="20"/>
+      </w:rPr>
+    </w:lvl>
+    <w:lvl w:ilvl="4" w:tentative="1">
+      <w:start w:val="1"/>
+      <w:numFmt w:val="bullet"/>
+      <w:lvlText w:val=""/>
+      <w:lvlJc w:val="left"/>
+      <w:pPr>
+        <w:tabs>
+          <w:tab w:val="num" w:pos="3600"/>
+        </w:tabs>
+        <w:ind w:left="3600" w:hanging="360"/>
+      </w:pPr>
+      <w:rPr>
+        <w:rFonts w:ascii="Wingdings" w:hAnsi="Wingdings" w:hint="default"/>
+        <w:sz w:val="20"/>
+      </w:rPr>
+    </w:lvl>
+    <w:lvl w:ilvl="5" w:tentative="1">
+      <w:start w:val="1"/>
+      <w:numFmt w:val="bullet"/>
+      <w:lvlText w:val=""/>
+      <w:lvlJc w:val="left"/>
+      <w:pPr>
+        <w:tabs>
+          <w:tab w:val="num" w:pos="4320"/>
+        </w:tabs>
+        <w:ind w:left="4320" w:hanging="360"/>
+      </w:pPr>
+      <w:rPr>
+        <w:rFonts w:ascii="Wingdings" w:hAnsi="Wingdings" w:hint="default"/>
+        <w:sz w:val="20"/>
+      </w:rPr>
+    </w:lvl>
+    <w:lvl w:ilvl="6" w:tentative="1">
+      <w:start w:val="1"/>
+      <w:numFmt w:val="bullet"/>
+      <w:lvlText w:val=""/>
+      <w:lvlJc w:val="left"/>
+      <w:pPr>
+        <w:tabs>
+          <w:tab w:val="num" w:pos="5040"/>
+        </w:tabs>
+        <w:ind w:left="5040" w:hanging="360"/>
+      </w:pPr>
+      <w:rPr>
+        <w:rFonts w:ascii="Wingdings" w:hAnsi="Wingdings" w:hint="default"/>
+        <w:sz w:val="20"/>
+      </w:rPr>
+    </w:lvl>
+    <w:lvl w:ilvl="7" w:tentative="1">
+      <w:start w:val="1"/>
+      <w:numFmt w:val="bullet"/>
+      <w:lvlText w:val=""/>
+      <w:lvlJc w:val="left"/>
+      <w:pPr>
+        <w:tabs>
+          <w:tab w:val="num" w:pos="5760"/>
+        </w:tabs>
+        <w:ind w:left="5760" w:hanging="360"/>
+      </w:pPr>
+      <w:rPr>
+        <w:rFonts w:ascii="Wingdings" w:hAnsi="Wingdings" w:hint="default"/>
+        <w:sz w:val="20"/>
+      </w:rPr>
+    </w:lvl>
+    <w:lvl w:ilvl="8" w:tentative="1">
+      <w:start w:val="1"/>
+      <w:numFmt w:val="bullet"/>
+      <w:lvlText w:val=""/>
+      <w:lvlJc w:val="left"/>
+      <w:pPr>
+        <w:tabs>
+          <w:tab w:val="num" w:pos="6480"/>
+        </w:tabs>
+        <w:ind w:left="6480" w:hanging="360"/>
+      </w:pPr>
+      <w:rPr>
+        <w:rFonts w:ascii="Wingdings" w:hAnsi="Wingdings" w:hint="default"/>
+        <w:sz w:val="20"/>
+      </w:rPr>
+    </w:lvl>
+  </w:abstractNum>
+  <w:abstractNum w:abstractNumId="89" w15:restartNumberingAfterBreak="0">
     <w:nsid w:val="56652951"/>
     <w:multiLevelType w:val="multilevel"/>
     <w:tmpl w:val="7A163F82"/>
@@ -24144,7 +26127,7 @@
       </w:pPr>
     </w:lvl>
   </w:abstractNum>
-  <w:abstractNum w:abstractNumId="86" w15:restartNumberingAfterBreak="0">
+  <w:abstractNum w:abstractNumId="90" w15:restartNumberingAfterBreak="0">
     <w:nsid w:val="58993294"/>
     <w:multiLevelType w:val="multilevel"/>
     <w:tmpl w:val="4B2C2A0C"/>
@@ -24293,7 +26276,7 @@
       </w:rPr>
     </w:lvl>
   </w:abstractNum>
-  <w:abstractNum w:abstractNumId="87" w15:restartNumberingAfterBreak="0">
+  <w:abstractNum w:abstractNumId="91" w15:restartNumberingAfterBreak="0">
     <w:nsid w:val="59030172"/>
     <w:multiLevelType w:val="multilevel"/>
     <w:tmpl w:val="421ED242"/>
@@ -24442,7 +26425,7 @@
       </w:rPr>
     </w:lvl>
   </w:abstractNum>
-  <w:abstractNum w:abstractNumId="88" w15:restartNumberingAfterBreak="0">
+  <w:abstractNum w:abstractNumId="92" w15:restartNumberingAfterBreak="0">
     <w:nsid w:val="59567965"/>
     <w:multiLevelType w:val="multilevel"/>
     <w:tmpl w:val="C6EA86A2"/>
@@ -24591,7 +26574,7 @@
       </w:rPr>
     </w:lvl>
   </w:abstractNum>
-  <w:abstractNum w:abstractNumId="89" w15:restartNumberingAfterBreak="0">
+  <w:abstractNum w:abstractNumId="93" w15:restartNumberingAfterBreak="0">
     <w:nsid w:val="5A232D91"/>
     <w:multiLevelType w:val="multilevel"/>
     <w:tmpl w:val="8E329EF2"/>
@@ -24704,7 +26687,7 @@
       </w:pPr>
     </w:lvl>
   </w:abstractNum>
-  <w:abstractNum w:abstractNumId="90" w15:restartNumberingAfterBreak="0">
+  <w:abstractNum w:abstractNumId="94" w15:restartNumberingAfterBreak="0">
     <w:nsid w:val="5A6C3525"/>
     <w:multiLevelType w:val="multilevel"/>
     <w:tmpl w:val="0E32021E"/>
@@ -24853,7 +26836,7 @@
       </w:rPr>
     </w:lvl>
   </w:abstractNum>
-  <w:abstractNum w:abstractNumId="91" w15:restartNumberingAfterBreak="0">
+  <w:abstractNum w:abstractNumId="95" w15:restartNumberingAfterBreak="0">
     <w:nsid w:val="5A831618"/>
     <w:multiLevelType w:val="multilevel"/>
     <w:tmpl w:val="A4B42106"/>
@@ -25002,7 +26985,7 @@
       </w:rPr>
     </w:lvl>
   </w:abstractNum>
-  <w:abstractNum w:abstractNumId="92" w15:restartNumberingAfterBreak="0">
+  <w:abstractNum w:abstractNumId="96" w15:restartNumberingAfterBreak="0">
     <w:nsid w:val="5B0931A5"/>
     <w:multiLevelType w:val="multilevel"/>
     <w:tmpl w:val="7D8A85FA"/>
@@ -25151,7 +27134,7 @@
       </w:rPr>
     </w:lvl>
   </w:abstractNum>
-  <w:abstractNum w:abstractNumId="93" w15:restartNumberingAfterBreak="0">
+  <w:abstractNum w:abstractNumId="97" w15:restartNumberingAfterBreak="0">
     <w:nsid w:val="5B5E601B"/>
     <w:multiLevelType w:val="multilevel"/>
     <w:tmpl w:val="7F8C96E4"/>
@@ -25300,7 +27283,7 @@
       </w:rPr>
     </w:lvl>
   </w:abstractNum>
-  <w:abstractNum w:abstractNumId="94" w15:restartNumberingAfterBreak="0">
+  <w:abstractNum w:abstractNumId="98" w15:restartNumberingAfterBreak="0">
     <w:nsid w:val="5DC7613E"/>
     <w:multiLevelType w:val="multilevel"/>
     <w:tmpl w:val="C94ABC34"/>
@@ -25449,7 +27432,7 @@
       </w:rPr>
     </w:lvl>
   </w:abstractNum>
-  <w:abstractNum w:abstractNumId="95" w15:restartNumberingAfterBreak="0">
+  <w:abstractNum w:abstractNumId="99" w15:restartNumberingAfterBreak="0">
     <w:nsid w:val="5E953779"/>
     <w:multiLevelType w:val="multilevel"/>
     <w:tmpl w:val="B60EC55C"/>
@@ -25598,7 +27581,7 @@
       </w:rPr>
     </w:lvl>
   </w:abstractNum>
-  <w:abstractNum w:abstractNumId="96" w15:restartNumberingAfterBreak="0">
+  <w:abstractNum w:abstractNumId="100" w15:restartNumberingAfterBreak="0">
     <w:nsid w:val="60725084"/>
     <w:multiLevelType w:val="multilevel"/>
     <w:tmpl w:val="2612CBDA"/>
@@ -25747,7 +27730,7 @@
       </w:rPr>
     </w:lvl>
   </w:abstractNum>
-  <w:abstractNum w:abstractNumId="97" w15:restartNumberingAfterBreak="0">
+  <w:abstractNum w:abstractNumId="101" w15:restartNumberingAfterBreak="0">
     <w:nsid w:val="613A26EE"/>
     <w:multiLevelType w:val="multilevel"/>
     <w:tmpl w:val="7408CB28"/>
@@ -25896,7 +27879,7 @@
       </w:rPr>
     </w:lvl>
   </w:abstractNum>
-  <w:abstractNum w:abstractNumId="98" w15:restartNumberingAfterBreak="0">
+  <w:abstractNum w:abstractNumId="102" w15:restartNumberingAfterBreak="0">
     <w:nsid w:val="628426B2"/>
     <w:multiLevelType w:val="multilevel"/>
     <w:tmpl w:val="478636FC"/>
@@ -26009,7 +27992,7 @@
       </w:pPr>
     </w:lvl>
   </w:abstractNum>
-  <w:abstractNum w:abstractNumId="99" w15:restartNumberingAfterBreak="0">
+  <w:abstractNum w:abstractNumId="103" w15:restartNumberingAfterBreak="0">
     <w:nsid w:val="63EE64E9"/>
     <w:multiLevelType w:val="multilevel"/>
     <w:tmpl w:val="17B2898C"/>
@@ -26158,7 +28141,7 @@
       </w:rPr>
     </w:lvl>
   </w:abstractNum>
-  <w:abstractNum w:abstractNumId="100" w15:restartNumberingAfterBreak="0">
+  <w:abstractNum w:abstractNumId="104" w15:restartNumberingAfterBreak="0">
     <w:nsid w:val="646F34E7"/>
     <w:multiLevelType w:val="multilevel"/>
     <w:tmpl w:val="8F52D3E8"/>
@@ -26307,7 +28290,7 @@
       </w:rPr>
     </w:lvl>
   </w:abstractNum>
-  <w:abstractNum w:abstractNumId="101" w15:restartNumberingAfterBreak="0">
+  <w:abstractNum w:abstractNumId="105" w15:restartNumberingAfterBreak="0">
     <w:nsid w:val="677E0B26"/>
     <w:multiLevelType w:val="multilevel"/>
     <w:tmpl w:val="B448D494"/>
@@ -26456,7 +28439,7 @@
       </w:rPr>
     </w:lvl>
   </w:abstractNum>
-  <w:abstractNum w:abstractNumId="102" w15:restartNumberingAfterBreak="0">
+  <w:abstractNum w:abstractNumId="106" w15:restartNumberingAfterBreak="0">
     <w:nsid w:val="6849090A"/>
     <w:multiLevelType w:val="multilevel"/>
     <w:tmpl w:val="C994C5A0"/>
@@ -26605,7 +28588,156 @@
       </w:rPr>
     </w:lvl>
   </w:abstractNum>
-  <w:abstractNum w:abstractNumId="103" w15:restartNumberingAfterBreak="0">
+  <w:abstractNum w:abstractNumId="107" w15:restartNumberingAfterBreak="0">
+    <w:nsid w:val="68F84793"/>
+    <w:multiLevelType w:val="multilevel"/>
+    <w:tmpl w:val="3AA0909A"/>
+    <w:lvl w:ilvl="0">
+      <w:start w:val="1"/>
+      <w:numFmt w:val="bullet"/>
+      <w:lvlText w:val=""/>
+      <w:lvlJc w:val="left"/>
+      <w:pPr>
+        <w:tabs>
+          <w:tab w:val="num" w:pos="720"/>
+        </w:tabs>
+        <w:ind w:left="720" w:hanging="360"/>
+      </w:pPr>
+      <w:rPr>
+        <w:rFonts w:ascii="Symbol" w:hAnsi="Symbol" w:hint="default"/>
+        <w:sz w:val="20"/>
+      </w:rPr>
+    </w:lvl>
+    <w:lvl w:ilvl="1">
+      <w:start w:val="1"/>
+      <w:numFmt w:val="bullet"/>
+      <w:lvlText w:val="o"/>
+      <w:lvlJc w:val="left"/>
+      <w:pPr>
+        <w:tabs>
+          <w:tab w:val="num" w:pos="1440"/>
+        </w:tabs>
+        <w:ind w:left="1440" w:hanging="360"/>
+      </w:pPr>
+      <w:rPr>
+        <w:rFonts w:ascii="Courier New" w:hAnsi="Courier New" w:hint="default"/>
+        <w:sz w:val="20"/>
+      </w:rPr>
+    </w:lvl>
+    <w:lvl w:ilvl="2" w:tentative="1">
+      <w:start w:val="1"/>
+      <w:numFmt w:val="bullet"/>
+      <w:lvlText w:val=""/>
+      <w:lvlJc w:val="left"/>
+      <w:pPr>
+        <w:tabs>
+          <w:tab w:val="num" w:pos="2160"/>
+        </w:tabs>
+        <w:ind w:left="2160" w:hanging="360"/>
+      </w:pPr>
+      <w:rPr>
+        <w:rFonts w:ascii="Wingdings" w:hAnsi="Wingdings" w:hint="default"/>
+        <w:sz w:val="20"/>
+      </w:rPr>
+    </w:lvl>
+    <w:lvl w:ilvl="3" w:tentative="1">
+      <w:start w:val="1"/>
+      <w:numFmt w:val="bullet"/>
+      <w:lvlText w:val=""/>
+      <w:lvlJc w:val="left"/>
+      <w:pPr>
+        <w:tabs>
+          <w:tab w:val="num" w:pos="2880"/>
+        </w:tabs>
+        <w:ind w:left="2880" w:hanging="360"/>
+      </w:pPr>
+      <w:rPr>
+        <w:rFonts w:ascii="Wingdings" w:hAnsi="Wingdings" w:hint="default"/>
+        <w:sz w:val="20"/>
+      </w:rPr>
+    </w:lvl>
+    <w:lvl w:ilvl="4" w:tentative="1">
+      <w:start w:val="1"/>
+      <w:numFmt w:val="bullet"/>
+      <w:lvlText w:val=""/>
+      <w:lvlJc w:val="left"/>
+      <w:pPr>
+        <w:tabs>
+          <w:tab w:val="num" w:pos="3600"/>
+        </w:tabs>
+        <w:ind w:left="3600" w:hanging="360"/>
+      </w:pPr>
+      <w:rPr>
+        <w:rFonts w:ascii="Wingdings" w:hAnsi="Wingdings" w:hint="default"/>
+        <w:sz w:val="20"/>
+      </w:rPr>
+    </w:lvl>
+    <w:lvl w:ilvl="5" w:tentative="1">
+      <w:start w:val="1"/>
+      <w:numFmt w:val="bullet"/>
+      <w:lvlText w:val=""/>
+      <w:lvlJc w:val="left"/>
+      <w:pPr>
+        <w:tabs>
+          <w:tab w:val="num" w:pos="4320"/>
+        </w:tabs>
+        <w:ind w:left="4320" w:hanging="360"/>
+      </w:pPr>
+      <w:rPr>
+        <w:rFonts w:ascii="Wingdings" w:hAnsi="Wingdings" w:hint="default"/>
+        <w:sz w:val="20"/>
+      </w:rPr>
+    </w:lvl>
+    <w:lvl w:ilvl="6" w:tentative="1">
+      <w:start w:val="1"/>
+      <w:numFmt w:val="bullet"/>
+      <w:lvlText w:val=""/>
+      <w:lvlJc w:val="left"/>
+      <w:pPr>
+        <w:tabs>
+          <w:tab w:val="num" w:pos="5040"/>
+        </w:tabs>
+        <w:ind w:left="5040" w:hanging="360"/>
+      </w:pPr>
+      <w:rPr>
+        <w:rFonts w:ascii="Wingdings" w:hAnsi="Wingdings" w:hint="default"/>
+        <w:sz w:val="20"/>
+      </w:rPr>
+    </w:lvl>
+    <w:lvl w:ilvl="7" w:tentative="1">
+      <w:start w:val="1"/>
+      <w:numFmt w:val="bullet"/>
+      <w:lvlText w:val=""/>
+      <w:lvlJc w:val="left"/>
+      <w:pPr>
+        <w:tabs>
+          <w:tab w:val="num" w:pos="5760"/>
+        </w:tabs>
+        <w:ind w:left="5760" w:hanging="360"/>
+      </w:pPr>
+      <w:rPr>
+        <w:rFonts w:ascii="Wingdings" w:hAnsi="Wingdings" w:hint="default"/>
+        <w:sz w:val="20"/>
+      </w:rPr>
+    </w:lvl>
+    <w:lvl w:ilvl="8" w:tentative="1">
+      <w:start w:val="1"/>
+      <w:numFmt w:val="bullet"/>
+      <w:lvlText w:val=""/>
+      <w:lvlJc w:val="left"/>
+      <w:pPr>
+        <w:tabs>
+          <w:tab w:val="num" w:pos="6480"/>
+        </w:tabs>
+        <w:ind w:left="6480" w:hanging="360"/>
+      </w:pPr>
+      <w:rPr>
+        <w:rFonts w:ascii="Wingdings" w:hAnsi="Wingdings" w:hint="default"/>
+        <w:sz w:val="20"/>
+      </w:rPr>
+    </w:lvl>
+  </w:abstractNum>
+  <w:abstractNum w:abstractNumId="108" w15:restartNumberingAfterBreak="0">
     <w:nsid w:val="69E65F2D"/>
     <w:multiLevelType w:val="multilevel"/>
     <w:tmpl w:val="1F72C5D6"/>
@@ -26754,7 +28886,7 @@
       </w:rPr>
     </w:lvl>
   </w:abstractNum>
-  <w:abstractNum w:abstractNumId="104" w15:restartNumberingAfterBreak="0">
+  <w:abstractNum w:abstractNumId="109" w15:restartNumberingAfterBreak="0">
     <w:nsid w:val="6E6A2CA5"/>
     <w:multiLevelType w:val="multilevel"/>
     <w:tmpl w:val="CBE81AC8"/>
@@ -26903,7 +29035,7 @@
       </w:rPr>
     </w:lvl>
   </w:abstractNum>
-  <w:abstractNum w:abstractNumId="105" w15:restartNumberingAfterBreak="0">
+  <w:abstractNum w:abstractNumId="110" w15:restartNumberingAfterBreak="0">
     <w:nsid w:val="6FD921FB"/>
     <w:multiLevelType w:val="multilevel"/>
     <w:tmpl w:val="A3709FB6"/>
@@ -27016,7 +29148,7 @@
       </w:pPr>
     </w:lvl>
   </w:abstractNum>
-  <w:abstractNum w:abstractNumId="106" w15:restartNumberingAfterBreak="0">
+  <w:abstractNum w:abstractNumId="111" w15:restartNumberingAfterBreak="0">
     <w:nsid w:val="715D4259"/>
     <w:multiLevelType w:val="multilevel"/>
     <w:tmpl w:val="16ECC4AE"/>
@@ -27129,7 +29261,7 @@
       </w:pPr>
     </w:lvl>
   </w:abstractNum>
-  <w:abstractNum w:abstractNumId="107" w15:restartNumberingAfterBreak="0">
+  <w:abstractNum w:abstractNumId="112" w15:restartNumberingAfterBreak="0">
     <w:nsid w:val="72CA0AB5"/>
     <w:multiLevelType w:val="multilevel"/>
     <w:tmpl w:val="F48AE8EE"/>
@@ -27242,7 +29374,7 @@
       </w:pPr>
     </w:lvl>
   </w:abstractNum>
-  <w:abstractNum w:abstractNumId="108" w15:restartNumberingAfterBreak="0">
+  <w:abstractNum w:abstractNumId="113" w15:restartNumberingAfterBreak="0">
     <w:nsid w:val="72EF171C"/>
     <w:multiLevelType w:val="multilevel"/>
     <w:tmpl w:val="87BA506C"/>
@@ -27355,7 +29487,7 @@
       </w:pPr>
     </w:lvl>
   </w:abstractNum>
-  <w:abstractNum w:abstractNumId="109" w15:restartNumberingAfterBreak="0">
+  <w:abstractNum w:abstractNumId="114" w15:restartNumberingAfterBreak="0">
     <w:nsid w:val="73A42E84"/>
     <w:multiLevelType w:val="multilevel"/>
     <w:tmpl w:val="51CC6D12"/>
@@ -27504,7 +29636,7 @@
       </w:rPr>
     </w:lvl>
   </w:abstractNum>
-  <w:abstractNum w:abstractNumId="110" w15:restartNumberingAfterBreak="0">
+  <w:abstractNum w:abstractNumId="115" w15:restartNumberingAfterBreak="0">
     <w:nsid w:val="757B45E3"/>
     <w:multiLevelType w:val="multilevel"/>
     <w:tmpl w:val="A77CC540"/>
@@ -27653,7 +29785,7 @@
       </w:rPr>
     </w:lvl>
   </w:abstractNum>
-  <w:abstractNum w:abstractNumId="111" w15:restartNumberingAfterBreak="0">
+  <w:abstractNum w:abstractNumId="116" w15:restartNumberingAfterBreak="0">
     <w:nsid w:val="75A80763"/>
     <w:multiLevelType w:val="multilevel"/>
     <w:tmpl w:val="46F6DE76"/>
@@ -27802,7 +29934,7 @@
       </w:rPr>
     </w:lvl>
   </w:abstractNum>
-  <w:abstractNum w:abstractNumId="112" w15:restartNumberingAfterBreak="0">
+  <w:abstractNum w:abstractNumId="117" w15:restartNumberingAfterBreak="0">
     <w:nsid w:val="77C22387"/>
     <w:multiLevelType w:val="multilevel"/>
     <w:tmpl w:val="3C4C855C"/>
@@ -27951,7 +30083,7 @@
       </w:rPr>
     </w:lvl>
   </w:abstractNum>
-  <w:abstractNum w:abstractNumId="113" w15:restartNumberingAfterBreak="0">
+  <w:abstractNum w:abstractNumId="118" w15:restartNumberingAfterBreak="0">
     <w:nsid w:val="78D43A11"/>
     <w:multiLevelType w:val="multilevel"/>
     <w:tmpl w:val="E12E5AA4"/>
@@ -28100,7 +30232,7 @@
       </w:rPr>
     </w:lvl>
   </w:abstractNum>
-  <w:abstractNum w:abstractNumId="114" w15:restartNumberingAfterBreak="0">
+  <w:abstractNum w:abstractNumId="119" w15:restartNumberingAfterBreak="0">
     <w:nsid w:val="78E83281"/>
     <w:multiLevelType w:val="multilevel"/>
     <w:tmpl w:val="91B432BE"/>
@@ -28249,7 +30381,7 @@
       </w:rPr>
     </w:lvl>
   </w:abstractNum>
-  <w:abstractNum w:abstractNumId="115" w15:restartNumberingAfterBreak="0">
+  <w:abstractNum w:abstractNumId="120" w15:restartNumberingAfterBreak="0">
     <w:nsid w:val="79156B9B"/>
     <w:multiLevelType w:val="multilevel"/>
     <w:tmpl w:val="C0A62E34"/>
@@ -28398,7 +30530,7 @@
       </w:rPr>
     </w:lvl>
   </w:abstractNum>
-  <w:abstractNum w:abstractNumId="116" w15:restartNumberingAfterBreak="0">
+  <w:abstractNum w:abstractNumId="121" w15:restartNumberingAfterBreak="0">
     <w:nsid w:val="79C13014"/>
     <w:multiLevelType w:val="multilevel"/>
     <w:tmpl w:val="671272CC"/>
@@ -28547,7 +30679,7 @@
       </w:rPr>
     </w:lvl>
   </w:abstractNum>
-  <w:abstractNum w:abstractNumId="117" w15:restartNumberingAfterBreak="0">
+  <w:abstractNum w:abstractNumId="122" w15:restartNumberingAfterBreak="0">
     <w:nsid w:val="7ADB6ADE"/>
     <w:multiLevelType w:val="multilevel"/>
     <w:tmpl w:val="0FD0DDA6"/>
@@ -28696,7 +30828,7 @@
       </w:rPr>
     </w:lvl>
   </w:abstractNum>
-  <w:abstractNum w:abstractNumId="118" w15:restartNumberingAfterBreak="0">
+  <w:abstractNum w:abstractNumId="123" w15:restartNumberingAfterBreak="0">
     <w:nsid w:val="7C3E2197"/>
     <w:multiLevelType w:val="multilevel"/>
     <w:tmpl w:val="88105E4C"/>
@@ -28845,7 +30977,7 @@
       </w:rPr>
     </w:lvl>
   </w:abstractNum>
-  <w:abstractNum w:abstractNumId="119" w15:restartNumberingAfterBreak="0">
+  <w:abstractNum w:abstractNumId="124" w15:restartNumberingAfterBreak="0">
     <w:nsid w:val="7D532593"/>
     <w:multiLevelType w:val="multilevel"/>
     <w:tmpl w:val="5D0ACE8E"/>
@@ -28962,7 +31094,7 @@
       </w:pPr>
     </w:lvl>
   </w:abstractNum>
-  <w:abstractNum w:abstractNumId="120" w15:restartNumberingAfterBreak="0">
+  <w:abstractNum w:abstractNumId="125" w15:restartNumberingAfterBreak="0">
     <w:nsid w:val="7E2F1EE5"/>
     <w:multiLevelType w:val="multilevel"/>
     <w:tmpl w:val="E1B6B3F4"/>
@@ -29111,7 +31243,124 @@
       </w:rPr>
     </w:lvl>
   </w:abstractNum>
-  <w:abstractNum w:abstractNumId="121" w15:restartNumberingAfterBreak="0">
+  <w:abstractNum w:abstractNumId="126" w15:restartNumberingAfterBreak="0">
+    <w:nsid w:val="7E9D2798"/>
+    <w:multiLevelType w:val="multilevel"/>
+    <w:tmpl w:val="63E81FD6"/>
+    <w:lvl w:ilvl="0">
+      <w:start w:val="1"/>
+      <w:numFmt w:val="decimal"/>
+      <w:lvlText w:val="%1."/>
+      <w:lvlJc w:val="left"/>
+      <w:pPr>
+        <w:tabs>
+          <w:tab w:val="num" w:pos="720"/>
+        </w:tabs>
+        <w:ind w:left="720" w:hanging="360"/>
+      </w:pPr>
+    </w:lvl>
+    <w:lvl w:ilvl="1">
+      <w:start w:val="1"/>
+      <w:numFmt w:val="bullet"/>
+      <w:lvlText w:val="o"/>
+      <w:lvlJc w:val="left"/>
+      <w:pPr>
+        <w:tabs>
+          <w:tab w:val="num" w:pos="1440"/>
+        </w:tabs>
+        <w:ind w:left="1440" w:hanging="360"/>
+      </w:pPr>
+      <w:rPr>
+        <w:rFonts w:ascii="Courier New" w:hAnsi="Courier New" w:hint="default"/>
+        <w:sz w:val="20"/>
+      </w:rPr>
+    </w:lvl>
+    <w:lvl w:ilvl="2" w:tentative="1">
+      <w:start w:val="1"/>
+      <w:numFmt w:val="decimal"/>
+      <w:lvlText w:val="%3."/>
+      <w:lvlJc w:val="left"/>
+      <w:pPr>
+        <w:tabs>
+          <w:tab w:val="num" w:pos="2160"/>
+        </w:tabs>
+        <w:ind w:left="2160" w:hanging="360"/>
+      </w:pPr>
+    </w:lvl>
+    <w:lvl w:ilvl="3" w:tentative="1">
+      <w:start w:val="1"/>
+      <w:numFmt w:val="decimal"/>
+      <w:lvlText w:val="%4."/>
+      <w:lvlJc w:val="left"/>
+      <w:pPr>
+        <w:tabs>
+          <w:tab w:val="num" w:pos="2880"/>
+        </w:tabs>
+        <w:ind w:left="2880" w:hanging="360"/>
+      </w:pPr>
+    </w:lvl>
+    <w:lvl w:ilvl="4" w:tentative="1">
+      <w:start w:val="1"/>
+      <w:numFmt w:val="decimal"/>
+      <w:lvlText w:val="%5."/>
+      <w:lvlJc w:val="left"/>
+      <w:pPr>
+        <w:tabs>
+          <w:tab w:val="num" w:pos="3600"/>
+        </w:tabs>
+        <w:ind w:left="3600" w:hanging="360"/>
+      </w:pPr>
+    </w:lvl>
+    <w:lvl w:ilvl="5" w:tentative="1">
+      <w:start w:val="1"/>
+      <w:numFmt w:val="decimal"/>
+      <w:lvlText w:val="%6."/>
+      <w:lvlJc w:val="left"/>
+      <w:pPr>
+        <w:tabs>
+          <w:tab w:val="num" w:pos="4320"/>
+        </w:tabs>
+        <w:ind w:left="4320" w:hanging="360"/>
+      </w:pPr>
+    </w:lvl>
+    <w:lvl w:ilvl="6" w:tentative="1">
+      <w:start w:val="1"/>
+      <w:numFmt w:val="decimal"/>
+      <w:lvlText w:val="%7."/>
+      <w:lvlJc w:val="left"/>
+      <w:pPr>
+        <w:tabs>
+          <w:tab w:val="num" w:pos="5040"/>
+        </w:tabs>
+        <w:ind w:left="5040" w:hanging="360"/>
+      </w:pPr>
+    </w:lvl>
+    <w:lvl w:ilvl="7" w:tentative="1">
+      <w:start w:val="1"/>
+      <w:numFmt w:val="decimal"/>
+      <w:lvlText w:val="%8."/>
+      <w:lvlJc w:val="left"/>
+      <w:pPr>
+        <w:tabs>
+          <w:tab w:val="num" w:pos="5760"/>
+        </w:tabs>
+        <w:ind w:left="5760" w:hanging="360"/>
+      </w:pPr>
+    </w:lvl>
+    <w:lvl w:ilvl="8" w:tentative="1">
+      <w:start w:val="1"/>
+      <w:numFmt w:val="decimal"/>
+      <w:lvlText w:val="%9."/>
+      <w:lvlJc w:val="left"/>
+      <w:pPr>
+        <w:tabs>
+          <w:tab w:val="num" w:pos="6480"/>
+        </w:tabs>
+        <w:ind w:left="6480" w:hanging="360"/>
+      </w:pPr>
+    </w:lvl>
+  </w:abstractNum>
+  <w:abstractNum w:abstractNumId="127" w15:restartNumberingAfterBreak="0">
     <w:nsid w:val="7F3601B4"/>
     <w:multiLevelType w:val="multilevel"/>
     <w:tmpl w:val="07DE102E"/>
@@ -29224,7 +31473,7 @@
       </w:pPr>
     </w:lvl>
   </w:abstractNum>
-  <w:abstractNum w:abstractNumId="122" w15:restartNumberingAfterBreak="0">
+  <w:abstractNum w:abstractNumId="128" w15:restartNumberingAfterBreak="0">
     <w:nsid w:val="7F8A13D0"/>
     <w:multiLevelType w:val="multilevel"/>
     <w:tmpl w:val="AB5EDB70"/>
@@ -29374,373 +31623,391 @@
     </w:lvl>
   </w:abstractNum>
   <w:num w:numId="1" w16cid:durableId="192690355">
-    <w:abstractNumId w:val="93"/>
+    <w:abstractNumId w:val="97"/>
   </w:num>
   <w:num w:numId="2" w16cid:durableId="1794444519">
-    <w:abstractNumId w:val="98"/>
+    <w:abstractNumId w:val="102"/>
   </w:num>
   <w:num w:numId="3" w16cid:durableId="1584144904">
-    <w:abstractNumId w:val="32"/>
+    <w:abstractNumId w:val="33"/>
   </w:num>
   <w:num w:numId="4" w16cid:durableId="881747293">
-    <w:abstractNumId w:val="60"/>
+    <w:abstractNumId w:val="63"/>
   </w:num>
   <w:num w:numId="5" w16cid:durableId="367726496">
-    <w:abstractNumId w:val="120"/>
+    <w:abstractNumId w:val="125"/>
   </w:num>
   <w:num w:numId="6" w16cid:durableId="97913231">
-    <w:abstractNumId w:val="49"/>
+    <w:abstractNumId w:val="50"/>
   </w:num>
   <w:num w:numId="7" w16cid:durableId="465510605">
-    <w:abstractNumId w:val="99"/>
+    <w:abstractNumId w:val="103"/>
   </w:num>
   <w:num w:numId="8" w16cid:durableId="414673054">
-    <w:abstractNumId w:val="11"/>
+    <w:abstractNumId w:val="12"/>
   </w:num>
   <w:num w:numId="9" w16cid:durableId="1810050426">
-    <w:abstractNumId w:val="80"/>
+    <w:abstractNumId w:val="83"/>
   </w:num>
   <w:num w:numId="10" w16cid:durableId="1185750901">
-    <w:abstractNumId w:val="86"/>
+    <w:abstractNumId w:val="90"/>
   </w:num>
   <w:num w:numId="11" w16cid:durableId="1070277437">
     <w:abstractNumId w:val="1"/>
   </w:num>
   <w:num w:numId="12" w16cid:durableId="557979443">
-    <w:abstractNumId w:val="22"/>
+    <w:abstractNumId w:val="23"/>
   </w:num>
   <w:num w:numId="13" w16cid:durableId="317340650">
-    <w:abstractNumId w:val="64"/>
+    <w:abstractNumId w:val="67"/>
   </w:num>
   <w:num w:numId="14" w16cid:durableId="328023907">
-    <w:abstractNumId w:val="63"/>
+    <w:abstractNumId w:val="66"/>
   </w:num>
   <w:num w:numId="15" w16cid:durableId="1597129604">
-    <w:abstractNumId w:val="5"/>
+    <w:abstractNumId w:val="6"/>
   </w:num>
   <w:num w:numId="16" w16cid:durableId="1870944984">
+    <w:abstractNumId w:val="84"/>
+  </w:num>
+  <w:num w:numId="17" w16cid:durableId="1683968138">
+    <w:abstractNumId w:val="87"/>
+  </w:num>
+  <w:num w:numId="18" w16cid:durableId="288829627">
+    <w:abstractNumId w:val="14"/>
+  </w:num>
+  <w:num w:numId="19" w16cid:durableId="386340793">
+    <w:abstractNumId w:val="37"/>
+  </w:num>
+  <w:num w:numId="20" w16cid:durableId="723455090">
+    <w:abstractNumId w:val="76"/>
+  </w:num>
+  <w:num w:numId="21" w16cid:durableId="418598004">
+    <w:abstractNumId w:val="48"/>
+  </w:num>
+  <w:num w:numId="22" w16cid:durableId="463164135">
+    <w:abstractNumId w:val="60"/>
+  </w:num>
+  <w:num w:numId="23" w16cid:durableId="1142427482">
+    <w:abstractNumId w:val="41"/>
+  </w:num>
+  <w:num w:numId="24" w16cid:durableId="1275479849">
+    <w:abstractNumId w:val="26"/>
+  </w:num>
+  <w:num w:numId="25" w16cid:durableId="301666280">
+    <w:abstractNumId w:val="46"/>
+  </w:num>
+  <w:num w:numId="26" w16cid:durableId="1891066006">
+    <w:abstractNumId w:val="100"/>
+  </w:num>
+  <w:num w:numId="27" w16cid:durableId="455022706">
+    <w:abstractNumId w:val="106"/>
+  </w:num>
+  <w:num w:numId="28" w16cid:durableId="826939615">
+    <w:abstractNumId w:val="7"/>
+  </w:num>
+  <w:num w:numId="29" w16cid:durableId="244848398">
+    <w:abstractNumId w:val="108"/>
+  </w:num>
+  <w:num w:numId="30" w16cid:durableId="1133256623">
+    <w:abstractNumId w:val="32"/>
+  </w:num>
+  <w:num w:numId="31" w16cid:durableId="1659455694">
+    <w:abstractNumId w:val="21"/>
+  </w:num>
+  <w:num w:numId="32" w16cid:durableId="1336491417">
+    <w:abstractNumId w:val="92"/>
+  </w:num>
+  <w:num w:numId="33" w16cid:durableId="909115797">
+    <w:abstractNumId w:val="82"/>
+  </w:num>
+  <w:num w:numId="34" w16cid:durableId="1497113050">
+    <w:abstractNumId w:val="109"/>
+  </w:num>
+  <w:num w:numId="35" w16cid:durableId="1603797873">
+    <w:abstractNumId w:val="98"/>
+  </w:num>
+  <w:num w:numId="36" w16cid:durableId="1343319196">
+    <w:abstractNumId w:val="69"/>
+  </w:num>
+  <w:num w:numId="37" w16cid:durableId="1996058481">
+    <w:abstractNumId w:val="116"/>
+  </w:num>
+  <w:num w:numId="38" w16cid:durableId="284436130">
+    <w:abstractNumId w:val="27"/>
+  </w:num>
+  <w:num w:numId="39" w16cid:durableId="992759133">
+    <w:abstractNumId w:val="101"/>
+  </w:num>
+  <w:num w:numId="40" w16cid:durableId="1060708748">
+    <w:abstractNumId w:val="58"/>
+  </w:num>
+  <w:num w:numId="41" w16cid:durableId="1482384172">
+    <w:abstractNumId w:val="68"/>
+  </w:num>
+  <w:num w:numId="42" w16cid:durableId="308440354">
+    <w:abstractNumId w:val="85"/>
+  </w:num>
+  <w:num w:numId="43" w16cid:durableId="1247232488">
+    <w:abstractNumId w:val="11"/>
+  </w:num>
+  <w:num w:numId="44" w16cid:durableId="2122214950">
+    <w:abstractNumId w:val="40"/>
+  </w:num>
+  <w:num w:numId="45" w16cid:durableId="1190484142">
+    <w:abstractNumId w:val="3"/>
+  </w:num>
+  <w:num w:numId="46" w16cid:durableId="1621764922">
     <w:abstractNumId w:val="81"/>
   </w:num>
-  <w:num w:numId="17" w16cid:durableId="1683968138">
-    <w:abstractNumId w:val="84"/>
+  <w:num w:numId="47" w16cid:durableId="1894534262">
+    <w:abstractNumId w:val="123"/>
   </w:num>
-  <w:num w:numId="18" w16cid:durableId="288829627">
-    <w:abstractNumId w:val="13"/>
+  <w:num w:numId="48" w16cid:durableId="1804417964">
+    <w:abstractNumId w:val="30"/>
   </w:num>
-  <w:num w:numId="19" w16cid:durableId="386340793">
-    <w:abstractNumId w:val="36"/>
+  <w:num w:numId="49" w16cid:durableId="1199466914">
+    <w:abstractNumId w:val="121"/>
   </w:num>
-  <w:num w:numId="20" w16cid:durableId="723455090">
+  <w:num w:numId="50" w16cid:durableId="895893798">
     <w:abstractNumId w:val="73"/>
   </w:num>
-  <w:num w:numId="21" w16cid:durableId="418598004">
-    <w:abstractNumId w:val="47"/>
-  </w:num>
-  <w:num w:numId="22" w16cid:durableId="463164135">
-    <w:abstractNumId w:val="58"/>
-  </w:num>
-  <w:num w:numId="23" w16cid:durableId="1142427482">
-    <w:abstractNumId w:val="40"/>
-  </w:num>
-  <w:num w:numId="24" w16cid:durableId="1275479849">
-    <w:abstractNumId w:val="25"/>
-  </w:num>
-  <w:num w:numId="25" w16cid:durableId="301666280">
-    <w:abstractNumId w:val="45"/>
-  </w:num>
-  <w:num w:numId="26" w16cid:durableId="1891066006">
-    <w:abstractNumId w:val="96"/>
-  </w:num>
-  <w:num w:numId="27" w16cid:durableId="455022706">
-    <w:abstractNumId w:val="102"/>
-  </w:num>
-  <w:num w:numId="28" w16cid:durableId="826939615">
-    <w:abstractNumId w:val="6"/>
-  </w:num>
-  <w:num w:numId="29" w16cid:durableId="244848398">
-    <w:abstractNumId w:val="103"/>
-  </w:num>
-  <w:num w:numId="30" w16cid:durableId="1133256623">
-    <w:abstractNumId w:val="31"/>
-  </w:num>
-  <w:num w:numId="31" w16cid:durableId="1659455694">
-    <w:abstractNumId w:val="20"/>
-  </w:num>
-  <w:num w:numId="32" w16cid:durableId="1336491417">
-    <w:abstractNumId w:val="88"/>
-  </w:num>
-  <w:num w:numId="33" w16cid:durableId="909115797">
-    <w:abstractNumId w:val="79"/>
-  </w:num>
-  <w:num w:numId="34" w16cid:durableId="1497113050">
-    <w:abstractNumId w:val="104"/>
-  </w:num>
-  <w:num w:numId="35" w16cid:durableId="1603797873">
-    <w:abstractNumId w:val="94"/>
-  </w:num>
-  <w:num w:numId="36" w16cid:durableId="1343319196">
-    <w:abstractNumId w:val="66"/>
-  </w:num>
-  <w:num w:numId="37" w16cid:durableId="1996058481">
-    <w:abstractNumId w:val="111"/>
-  </w:num>
-  <w:num w:numId="38" w16cid:durableId="284436130">
-    <w:abstractNumId w:val="26"/>
-  </w:num>
-  <w:num w:numId="39" w16cid:durableId="992759133">
-    <w:abstractNumId w:val="97"/>
-  </w:num>
-  <w:num w:numId="40" w16cid:durableId="1060708748">
-    <w:abstractNumId w:val="56"/>
-  </w:num>
-  <w:num w:numId="41" w16cid:durableId="1482384172">
-    <w:abstractNumId w:val="65"/>
-  </w:num>
-  <w:num w:numId="42" w16cid:durableId="308440354">
-    <w:abstractNumId w:val="82"/>
-  </w:num>
-  <w:num w:numId="43" w16cid:durableId="1247232488">
-    <w:abstractNumId w:val="10"/>
-  </w:num>
-  <w:num w:numId="44" w16cid:durableId="2122214950">
-    <w:abstractNumId w:val="39"/>
-  </w:num>
-  <w:num w:numId="45" w16cid:durableId="1190484142">
-    <w:abstractNumId w:val="2"/>
-  </w:num>
-  <w:num w:numId="46" w16cid:durableId="1621764922">
-    <w:abstractNumId w:val="78"/>
-  </w:num>
-  <w:num w:numId="47" w16cid:durableId="1894534262">
-    <w:abstractNumId w:val="118"/>
-  </w:num>
-  <w:num w:numId="48" w16cid:durableId="1804417964">
-    <w:abstractNumId w:val="29"/>
-  </w:num>
-  <w:num w:numId="49" w16cid:durableId="1199466914">
-    <w:abstractNumId w:val="116"/>
-  </w:num>
-  <w:num w:numId="50" w16cid:durableId="895893798">
-    <w:abstractNumId w:val="70"/>
-  </w:num>
   <w:num w:numId="51" w16cid:durableId="162748658">
-    <w:abstractNumId w:val="7"/>
+    <w:abstractNumId w:val="8"/>
   </w:num>
   <w:num w:numId="52" w16cid:durableId="1314677041">
     <w:abstractNumId w:val="0"/>
   </w:num>
   <w:num w:numId="53" w16cid:durableId="1763646068">
-    <w:abstractNumId w:val="85"/>
+    <w:abstractNumId w:val="89"/>
   </w:num>
   <w:num w:numId="54" w16cid:durableId="1207134300">
+    <w:abstractNumId w:val="36"/>
+  </w:num>
+  <w:num w:numId="55" w16cid:durableId="873005170">
+    <w:abstractNumId w:val="86"/>
+  </w:num>
+  <w:num w:numId="56" w16cid:durableId="1308169849">
+    <w:abstractNumId w:val="77"/>
+  </w:num>
+  <w:num w:numId="57" w16cid:durableId="357968050">
+    <w:abstractNumId w:val="93"/>
+  </w:num>
+  <w:num w:numId="58" w16cid:durableId="1895892093">
+    <w:abstractNumId w:val="120"/>
+  </w:num>
+  <w:num w:numId="59" w16cid:durableId="1027221841">
+    <w:abstractNumId w:val="110"/>
+  </w:num>
+  <w:num w:numId="60" w16cid:durableId="2069063080">
+    <w:abstractNumId w:val="78"/>
+  </w:num>
+  <w:num w:numId="61" w16cid:durableId="49771116">
+    <w:abstractNumId w:val="56"/>
+  </w:num>
+  <w:num w:numId="62" w16cid:durableId="1448159084">
+    <w:abstractNumId w:val="118"/>
+  </w:num>
+  <w:num w:numId="63" w16cid:durableId="1575122264">
+    <w:abstractNumId w:val="10"/>
+  </w:num>
+  <w:num w:numId="64" w16cid:durableId="904991766">
+    <w:abstractNumId w:val="18"/>
+  </w:num>
+  <w:num w:numId="65" w16cid:durableId="831141903">
+    <w:abstractNumId w:val="55"/>
+  </w:num>
+  <w:num w:numId="66" w16cid:durableId="339043224">
+    <w:abstractNumId w:val="96"/>
+  </w:num>
+  <w:num w:numId="67" w16cid:durableId="1496143401">
+    <w:abstractNumId w:val="17"/>
+  </w:num>
+  <w:num w:numId="68" w16cid:durableId="1870217932">
+    <w:abstractNumId w:val="57"/>
+  </w:num>
+  <w:num w:numId="69" w16cid:durableId="636647002">
+    <w:abstractNumId w:val="70"/>
+  </w:num>
+  <w:num w:numId="70" w16cid:durableId="1385714199">
+    <w:abstractNumId w:val="47"/>
+  </w:num>
+  <w:num w:numId="71" w16cid:durableId="2077898425">
+    <w:abstractNumId w:val="111"/>
+  </w:num>
+  <w:num w:numId="72" w16cid:durableId="444547860">
+    <w:abstractNumId w:val="28"/>
+  </w:num>
+  <w:num w:numId="73" w16cid:durableId="1302029979">
+    <w:abstractNumId w:val="34"/>
+  </w:num>
+  <w:num w:numId="74" w16cid:durableId="1699622012">
+    <w:abstractNumId w:val="16"/>
+  </w:num>
+  <w:num w:numId="75" w16cid:durableId="1010185719">
+    <w:abstractNumId w:val="72"/>
+  </w:num>
+  <w:num w:numId="76" w16cid:durableId="68312096">
+    <w:abstractNumId w:val="119"/>
+  </w:num>
+  <w:num w:numId="77" w16cid:durableId="813985498">
+    <w:abstractNumId w:val="19"/>
+  </w:num>
+  <w:num w:numId="78" w16cid:durableId="1472091110">
+    <w:abstractNumId w:val="115"/>
+  </w:num>
+  <w:num w:numId="79" w16cid:durableId="1560744818">
+    <w:abstractNumId w:val="113"/>
+  </w:num>
+  <w:num w:numId="80" w16cid:durableId="2133285104">
+    <w:abstractNumId w:val="43"/>
+  </w:num>
+  <w:num w:numId="81" w16cid:durableId="1218783631">
+    <w:abstractNumId w:val="42"/>
+  </w:num>
+  <w:num w:numId="82" w16cid:durableId="1894808844">
+    <w:abstractNumId w:val="122"/>
+  </w:num>
+  <w:num w:numId="83" w16cid:durableId="154609397">
+    <w:abstractNumId w:val="127"/>
+  </w:num>
+  <w:num w:numId="84" w16cid:durableId="904415263">
+    <w:abstractNumId w:val="59"/>
+  </w:num>
+  <w:num w:numId="85" w16cid:durableId="1926957044">
+    <w:abstractNumId w:val="13"/>
+  </w:num>
+  <w:num w:numId="86" w16cid:durableId="1041907343">
+    <w:abstractNumId w:val="75"/>
+  </w:num>
+  <w:num w:numId="87" w16cid:durableId="637536826">
+    <w:abstractNumId w:val="39"/>
+  </w:num>
+  <w:num w:numId="88" w16cid:durableId="1955479532">
+    <w:abstractNumId w:val="25"/>
+  </w:num>
+  <w:num w:numId="89" w16cid:durableId="219024226">
+    <w:abstractNumId w:val="128"/>
+  </w:num>
+  <w:num w:numId="90" w16cid:durableId="1387878547">
+    <w:abstractNumId w:val="91"/>
+  </w:num>
+  <w:num w:numId="91" w16cid:durableId="320280345">
+    <w:abstractNumId w:val="79"/>
+  </w:num>
+  <w:num w:numId="92" w16cid:durableId="891773784">
+    <w:abstractNumId w:val="54"/>
+  </w:num>
+  <w:num w:numId="93" w16cid:durableId="1600140324">
+    <w:abstractNumId w:val="124"/>
+  </w:num>
+  <w:num w:numId="94" w16cid:durableId="803352876">
+    <w:abstractNumId w:val="9"/>
+  </w:num>
+  <w:num w:numId="95" w16cid:durableId="1983996636">
+    <w:abstractNumId w:val="49"/>
+  </w:num>
+  <w:num w:numId="96" w16cid:durableId="1258364294">
+    <w:abstractNumId w:val="80"/>
+  </w:num>
+  <w:num w:numId="97" w16cid:durableId="1542744364">
+    <w:abstractNumId w:val="74"/>
+  </w:num>
+  <w:num w:numId="98" w16cid:durableId="1179391935">
+    <w:abstractNumId w:val="65"/>
+  </w:num>
+  <w:num w:numId="99" w16cid:durableId="1507403615">
+    <w:abstractNumId w:val="64"/>
+  </w:num>
+  <w:num w:numId="100" w16cid:durableId="2095470275">
+    <w:abstractNumId w:val="104"/>
+  </w:num>
+  <w:num w:numId="101" w16cid:durableId="1136216192">
+    <w:abstractNumId w:val="53"/>
+  </w:num>
+  <w:num w:numId="102" w16cid:durableId="16928882">
+    <w:abstractNumId w:val="29"/>
+  </w:num>
+  <w:num w:numId="103" w16cid:durableId="1147824221">
+    <w:abstractNumId w:val="112"/>
+  </w:num>
+  <w:num w:numId="104" w16cid:durableId="1785152204">
+    <w:abstractNumId w:val="20"/>
+  </w:num>
+  <w:num w:numId="105" w16cid:durableId="2107965728">
+    <w:abstractNumId w:val="71"/>
+  </w:num>
+  <w:num w:numId="106" w16cid:durableId="1994990968">
+    <w:abstractNumId w:val="105"/>
+  </w:num>
+  <w:num w:numId="107" w16cid:durableId="1303272197">
+    <w:abstractNumId w:val="94"/>
+  </w:num>
+  <w:num w:numId="108" w16cid:durableId="1555314431">
+    <w:abstractNumId w:val="22"/>
+  </w:num>
+  <w:num w:numId="109" w16cid:durableId="759521048">
+    <w:abstractNumId w:val="38"/>
+  </w:num>
+  <w:num w:numId="110" w16cid:durableId="1747335696">
+    <w:abstractNumId w:val="99"/>
+  </w:num>
+  <w:num w:numId="111" w16cid:durableId="1733119241">
+    <w:abstractNumId w:val="62"/>
+  </w:num>
+  <w:num w:numId="112" w16cid:durableId="1455444160">
+    <w:abstractNumId w:val="24"/>
+  </w:num>
+  <w:num w:numId="113" w16cid:durableId="358509399">
     <w:abstractNumId w:val="35"/>
   </w:num>
-  <w:num w:numId="55" w16cid:durableId="873005170">
-    <w:abstractNumId w:val="83"/>
+  <w:num w:numId="114" w16cid:durableId="280769799">
+    <w:abstractNumId w:val="44"/>
   </w:num>
-  <w:num w:numId="56" w16cid:durableId="1308169849">
-    <w:abstractNumId w:val="74"/>
-  </w:num>
-  <w:num w:numId="57" w16cid:durableId="357968050">
-    <w:abstractNumId w:val="89"/>
-  </w:num>
-  <w:num w:numId="58" w16cid:durableId="1895892093">
-    <w:abstractNumId w:val="115"/>
-  </w:num>
-  <w:num w:numId="59" w16cid:durableId="1027221841">
-    <w:abstractNumId w:val="105"/>
-  </w:num>
-  <w:num w:numId="60" w16cid:durableId="2069063080">
-    <w:abstractNumId w:val="75"/>
-  </w:num>
-  <w:num w:numId="61" w16cid:durableId="49771116">
-    <w:abstractNumId w:val="54"/>
-  </w:num>
-  <w:num w:numId="62" w16cid:durableId="1448159084">
-    <w:abstractNumId w:val="113"/>
-  </w:num>
-  <w:num w:numId="63" w16cid:durableId="1575122264">
-    <w:abstractNumId w:val="9"/>
-  </w:num>
-  <w:num w:numId="64" w16cid:durableId="904991766">
-    <w:abstractNumId w:val="17"/>
-  </w:num>
-  <w:num w:numId="65" w16cid:durableId="831141903">
-    <w:abstractNumId w:val="53"/>
-  </w:num>
-  <w:num w:numId="66" w16cid:durableId="339043224">
-    <w:abstractNumId w:val="92"/>
-  </w:num>
-  <w:num w:numId="67" w16cid:durableId="1496143401">
-    <w:abstractNumId w:val="16"/>
-  </w:num>
-  <w:num w:numId="68" w16cid:durableId="1870217932">
-    <w:abstractNumId w:val="55"/>
-  </w:num>
-  <w:num w:numId="69" w16cid:durableId="636647002">
-    <w:abstractNumId w:val="67"/>
-  </w:num>
-  <w:num w:numId="70" w16cid:durableId="1385714199">
-    <w:abstractNumId w:val="46"/>
-  </w:num>
-  <w:num w:numId="71" w16cid:durableId="2077898425">
-    <w:abstractNumId w:val="106"/>
-  </w:num>
-  <w:num w:numId="72" w16cid:durableId="444547860">
-    <w:abstractNumId w:val="27"/>
-  </w:num>
-  <w:num w:numId="73" w16cid:durableId="1302029979">
-    <w:abstractNumId w:val="33"/>
-  </w:num>
-  <w:num w:numId="74" w16cid:durableId="1699622012">
+  <w:num w:numId="115" w16cid:durableId="1281063890">
     <w:abstractNumId w:val="15"/>
   </w:num>
-  <w:num w:numId="75" w16cid:durableId="1010185719">
-    <w:abstractNumId w:val="69"/>
+  <w:num w:numId="116" w16cid:durableId="331033586">
+    <w:abstractNumId w:val="4"/>
   </w:num>
-  <w:num w:numId="76" w16cid:durableId="68312096">
+  <w:num w:numId="117" w16cid:durableId="1451509980">
+    <w:abstractNumId w:val="51"/>
+  </w:num>
+  <w:num w:numId="118" w16cid:durableId="1912035400">
     <w:abstractNumId w:val="114"/>
   </w:num>
-  <w:num w:numId="77" w16cid:durableId="813985498">
-    <w:abstractNumId w:val="18"/>
+  <w:num w:numId="119" w16cid:durableId="46225977">
+    <w:abstractNumId w:val="31"/>
   </w:num>
-  <w:num w:numId="78" w16cid:durableId="1472091110">
-    <w:abstractNumId w:val="110"/>
-  </w:num>
-  <w:num w:numId="79" w16cid:durableId="1560744818">
-    <w:abstractNumId w:val="108"/>
-  </w:num>
-  <w:num w:numId="80" w16cid:durableId="2133285104">
-    <w:abstractNumId w:val="42"/>
-  </w:num>
-  <w:num w:numId="81" w16cid:durableId="1218783631">
-    <w:abstractNumId w:val="41"/>
-  </w:num>
-  <w:num w:numId="82" w16cid:durableId="1894808844">
+  <w:num w:numId="120" w16cid:durableId="1129326893">
     <w:abstractNumId w:val="117"/>
   </w:num>
-  <w:num w:numId="83" w16cid:durableId="154609397">
-    <w:abstractNumId w:val="121"/>
+  <w:num w:numId="121" w16cid:durableId="683021237">
+    <w:abstractNumId w:val="95"/>
   </w:num>
-  <w:num w:numId="84" w16cid:durableId="904415263">
-    <w:abstractNumId w:val="57"/>
+  <w:num w:numId="122" w16cid:durableId="156462817">
+    <w:abstractNumId w:val="45"/>
   </w:num>
-  <w:num w:numId="85" w16cid:durableId="1926957044">
-    <w:abstractNumId w:val="12"/>
+  <w:num w:numId="123" w16cid:durableId="519205073">
+    <w:abstractNumId w:val="5"/>
   </w:num>
-  <w:num w:numId="86" w16cid:durableId="1041907343">
-    <w:abstractNumId w:val="72"/>
+  <w:num w:numId="124" w16cid:durableId="604851618">
+    <w:abstractNumId w:val="2"/>
   </w:num>
-  <w:num w:numId="87" w16cid:durableId="637536826">
-    <w:abstractNumId w:val="38"/>
+  <w:num w:numId="125" w16cid:durableId="1644654324">
+    <w:abstractNumId w:val="126"/>
   </w:num>
-  <w:num w:numId="88" w16cid:durableId="1955479532">
-    <w:abstractNumId w:val="24"/>
+  <w:num w:numId="126" w16cid:durableId="1665547422">
+    <w:abstractNumId w:val="107"/>
   </w:num>
-  <w:num w:numId="89" w16cid:durableId="219024226">
-    <w:abstractNumId w:val="122"/>
-  </w:num>
-  <w:num w:numId="90" w16cid:durableId="1387878547">
-    <w:abstractNumId w:val="87"/>
-  </w:num>
-  <w:num w:numId="91" w16cid:durableId="320280345">
-    <w:abstractNumId w:val="76"/>
-  </w:num>
-  <w:num w:numId="92" w16cid:durableId="891773784">
+  <w:num w:numId="127" w16cid:durableId="147132538">
     <w:abstractNumId w:val="52"/>
   </w:num>
-  <w:num w:numId="93" w16cid:durableId="1600140324">
-    <w:abstractNumId w:val="119"/>
-  </w:num>
-  <w:num w:numId="94" w16cid:durableId="803352876">
-    <w:abstractNumId w:val="8"/>
-  </w:num>
-  <w:num w:numId="95" w16cid:durableId="1983996636">
-    <w:abstractNumId w:val="48"/>
-  </w:num>
-  <w:num w:numId="96" w16cid:durableId="1258364294">
-    <w:abstractNumId w:val="77"/>
-  </w:num>
-  <w:num w:numId="97" w16cid:durableId="1542744364">
-    <w:abstractNumId w:val="71"/>
-  </w:num>
-  <w:num w:numId="98" w16cid:durableId="1179391935">
-    <w:abstractNumId w:val="62"/>
-  </w:num>
-  <w:num w:numId="99" w16cid:durableId="1507403615">
+  <w:num w:numId="128" w16cid:durableId="953633194">
     <w:abstractNumId w:val="61"/>
   </w:num>
-  <w:num w:numId="100" w16cid:durableId="2095470275">
-    <w:abstractNumId w:val="100"/>
-  </w:num>
-  <w:num w:numId="101" w16cid:durableId="1136216192">
-    <w:abstractNumId w:val="51"/>
-  </w:num>
-  <w:num w:numId="102" w16cid:durableId="16928882">
-    <w:abstractNumId w:val="28"/>
-  </w:num>
-  <w:num w:numId="103" w16cid:durableId="1147824221">
-    <w:abstractNumId w:val="107"/>
-  </w:num>
-  <w:num w:numId="104" w16cid:durableId="1785152204">
-    <w:abstractNumId w:val="19"/>
-  </w:num>
-  <w:num w:numId="105" w16cid:durableId="2107965728">
-    <w:abstractNumId w:val="68"/>
-  </w:num>
-  <w:num w:numId="106" w16cid:durableId="1994990968">
-    <w:abstractNumId w:val="101"/>
-  </w:num>
-  <w:num w:numId="107" w16cid:durableId="1303272197">
-    <w:abstractNumId w:val="90"/>
-  </w:num>
-  <w:num w:numId="108" w16cid:durableId="1555314431">
-    <w:abstractNumId w:val="21"/>
-  </w:num>
-  <w:num w:numId="109" w16cid:durableId="759521048">
-    <w:abstractNumId w:val="37"/>
-  </w:num>
-  <w:num w:numId="110" w16cid:durableId="1747335696">
-    <w:abstractNumId w:val="95"/>
-  </w:num>
-  <w:num w:numId="111" w16cid:durableId="1733119241">
-    <w:abstractNumId w:val="59"/>
-  </w:num>
-  <w:num w:numId="112" w16cid:durableId="1455444160">
-    <w:abstractNumId w:val="23"/>
-  </w:num>
-  <w:num w:numId="113" w16cid:durableId="358509399">
-    <w:abstractNumId w:val="34"/>
-  </w:num>
-  <w:num w:numId="114" w16cid:durableId="280769799">
-    <w:abstractNumId w:val="43"/>
-  </w:num>
-  <w:num w:numId="115" w16cid:durableId="1281063890">
-    <w:abstractNumId w:val="14"/>
-  </w:num>
-  <w:num w:numId="116" w16cid:durableId="331033586">
-    <w:abstractNumId w:val="3"/>
-  </w:num>
-  <w:num w:numId="117" w16cid:durableId="1451509980">
-    <w:abstractNumId w:val="50"/>
-  </w:num>
-  <w:num w:numId="118" w16cid:durableId="1912035400">
-    <w:abstractNumId w:val="109"/>
-  </w:num>
-  <w:num w:numId="119" w16cid:durableId="46225977">
-    <w:abstractNumId w:val="30"/>
-  </w:num>
-  <w:num w:numId="120" w16cid:durableId="1129326893">
-    <w:abstractNumId w:val="112"/>
-  </w:num>
-  <w:num w:numId="121" w16cid:durableId="683021237">
-    <w:abstractNumId w:val="91"/>
-  </w:num>
-  <w:num w:numId="122" w16cid:durableId="156462817">
-    <w:abstractNumId w:val="44"/>
-  </w:num>
-  <w:num w:numId="123" w16cid:durableId="519205073">
-    <w:abstractNumId w:val="4"/>
+  <w:num w:numId="129" w16cid:durableId="2107647076">
+    <w:abstractNumId w:val="88"/>
   </w:num>
 </w:numbering>
 </file>

--- a/docs/Project status summary.docx
+++ b/docs/Project status summary.docx
@@ -12652,7 +12652,63 @@
         <w:rPr>
           <w:lang w:val="en-US"/>
         </w:rPr>
-        <w:t xml:space="preserve">: GraphAssignmentEnv expone reset/step, action_space=MultiDiscrete. </w:t>
+        <w:t xml:space="preserve">: </w:t>
+      </w:r>
+      <w:proofErr w:type="spellStart"/>
+      <w:r>
+        <w:rPr>
+          <w:lang w:val="en-US"/>
+        </w:rPr>
+        <w:t>GraphAssignmentEnv</w:t>
+      </w:r>
+      <w:proofErr w:type="spellEnd"/>
+      <w:r>
+        <w:rPr>
+          <w:lang w:val="en-US"/>
+        </w:rPr>
+        <w:t xml:space="preserve"> </w:t>
+      </w:r>
+      <w:proofErr w:type="spellStart"/>
+      <w:r>
+        <w:rPr>
+          <w:lang w:val="en-US"/>
+        </w:rPr>
+        <w:t>expone</w:t>
+      </w:r>
+      <w:proofErr w:type="spellEnd"/>
+      <w:r>
+        <w:rPr>
+          <w:lang w:val="en-US"/>
+        </w:rPr>
+        <w:t xml:space="preserve"> reset/step, </w:t>
+      </w:r>
+      <w:proofErr w:type="spellStart"/>
+      <w:r>
+        <w:rPr>
+          <w:lang w:val="en-US"/>
+        </w:rPr>
+        <w:t>action_space</w:t>
+      </w:r>
+      <w:proofErr w:type="spellEnd"/>
+      <w:r>
+        <w:rPr>
+          <w:lang w:val="en-US"/>
+        </w:rPr>
+        <w:t>=</w:t>
+      </w:r>
+      <w:proofErr w:type="spellStart"/>
+      <w:r>
+        <w:rPr>
+          <w:lang w:val="en-US"/>
+        </w:rPr>
+        <w:t>MultiDiscrete</w:t>
+      </w:r>
+      <w:proofErr w:type="spellEnd"/>
+      <w:r>
+        <w:rPr>
+          <w:lang w:val="en-US"/>
+        </w:rPr>
+        <w:t xml:space="preserve">. </w:t>
       </w:r>
     </w:p>
     <w:p>
@@ -13513,11 +13569,47 @@
           <w:lang w:val="en-US"/>
         </w:rPr>
       </w:pPr>
-      <w:r>
-        <w:rPr>
-          <w:lang w:val="en-US"/>
-        </w:rPr>
-        <w:t xml:space="preserve">graph_dict: grafo padded + action_mask </w:t>
+      <w:proofErr w:type="spellStart"/>
+      <w:r>
+        <w:rPr>
+          <w:lang w:val="en-US"/>
+        </w:rPr>
+        <w:t>graph_dict</w:t>
+      </w:r>
+      <w:proofErr w:type="spellEnd"/>
+      <w:r>
+        <w:rPr>
+          <w:lang w:val="en-US"/>
+        </w:rPr>
+        <w:t xml:space="preserve">: </w:t>
+      </w:r>
+      <w:proofErr w:type="spellStart"/>
+      <w:r>
+        <w:rPr>
+          <w:lang w:val="en-US"/>
+        </w:rPr>
+        <w:t>grafo</w:t>
+      </w:r>
+      <w:proofErr w:type="spellEnd"/>
+      <w:r>
+        <w:rPr>
+          <w:lang w:val="en-US"/>
+        </w:rPr>
+        <w:t xml:space="preserve"> padded + </w:t>
+      </w:r>
+      <w:proofErr w:type="spellStart"/>
+      <w:r>
+        <w:rPr>
+          <w:lang w:val="en-US"/>
+        </w:rPr>
+        <w:t>action_mask</w:t>
+      </w:r>
+      <w:proofErr w:type="spellEnd"/>
+      <w:r>
+        <w:rPr>
+          <w:lang w:val="en-US"/>
+        </w:rPr>
+        <w:t xml:space="preserve"> </w:t>
       </w:r>
     </w:p>
     <w:p>
@@ -13568,7 +13660,49 @@
         <w:rPr>
           <w:lang w:val="en-US"/>
         </w:rPr>
-        <w:t xml:space="preserve">con graph_dict: obs_dict → GNNFeatureExtractor → z → actor logits </w:t>
+        <w:t xml:space="preserve">con </w:t>
+      </w:r>
+      <w:proofErr w:type="spellStart"/>
+      <w:r>
+        <w:rPr>
+          <w:lang w:val="en-US"/>
+        </w:rPr>
+        <w:t>graph_dict</w:t>
+      </w:r>
+      <w:proofErr w:type="spellEnd"/>
+      <w:r>
+        <w:rPr>
+          <w:lang w:val="en-US"/>
+        </w:rPr>
+        <w:t xml:space="preserve">: </w:t>
+      </w:r>
+      <w:proofErr w:type="spellStart"/>
+      <w:r>
+        <w:rPr>
+          <w:lang w:val="en-US"/>
+        </w:rPr>
+        <w:t>obs_dict</w:t>
+      </w:r>
+      <w:proofErr w:type="spellEnd"/>
+      <w:r>
+        <w:rPr>
+          <w:lang w:val="en-US"/>
+        </w:rPr>
+        <w:t xml:space="preserve"> → </w:t>
+      </w:r>
+      <w:proofErr w:type="spellStart"/>
+      <w:r>
+        <w:rPr>
+          <w:lang w:val="en-US"/>
+        </w:rPr>
+        <w:t>GNNFeatureExtractor</w:t>
+      </w:r>
+      <w:proofErr w:type="spellEnd"/>
+      <w:r>
+        <w:rPr>
+          <w:lang w:val="en-US"/>
+        </w:rPr>
+        <w:t xml:space="preserve"> → z → actor logits </w:t>
       </w:r>
     </w:p>
     <w:p>
@@ -14006,6 +14140,413 @@
       <w:proofErr w:type="spellEnd"/>
       <w:r>
         <w:t xml:space="preserve"> (paso incremental correcto).</w:t>
+      </w:r>
+    </w:p>
+    <w:p/>
+    <w:p>
+      <w:pPr>
+        <w:pBdr>
+          <w:bottom w:val="single" w:sz="6" w:space="1" w:color="auto"/>
+        </w:pBdr>
+      </w:pPr>
+    </w:p>
+    <w:p/>
+    <w:p>
+      <w:pPr>
+        <w:rPr>
+          <w:b/>
+          <w:bCs/>
+        </w:rPr>
+      </w:pPr>
+      <w:r>
+        <w:rPr>
+          <w:b/>
+          <w:bCs/>
+        </w:rPr>
+        <w:t>Mapa mental mínimo (5 piezas)</w:t>
+      </w:r>
+    </w:p>
+    <w:p>
+      <w:r>
+        <w:t>Memoriza esta frase:</w:t>
+      </w:r>
+    </w:p>
+    <w:p>
+      <w:r>
+        <w:rPr>
+          <w:b/>
+          <w:bCs/>
+        </w:rPr>
+        <w:t>Train script</w:t>
+      </w:r>
+      <w:r>
+        <w:t xml:space="preserve"> orquesta → </w:t>
+      </w:r>
+      <w:proofErr w:type="spellStart"/>
+      <w:r>
+        <w:rPr>
+          <w:b/>
+          <w:bCs/>
+        </w:rPr>
+        <w:t>Env</w:t>
+      </w:r>
+      <w:proofErr w:type="spellEnd"/>
+      <w:r>
+        <w:t xml:space="preserve"> traduce/ejecuta → </w:t>
+      </w:r>
+      <w:r>
+        <w:rPr>
+          <w:b/>
+          <w:bCs/>
+        </w:rPr>
+        <w:t xml:space="preserve">Mask </w:t>
+      </w:r>
+      <w:proofErr w:type="spellStart"/>
+      <w:r>
+        <w:rPr>
+          <w:b/>
+          <w:bCs/>
+        </w:rPr>
+        <w:t>wrapper</w:t>
+      </w:r>
+      <w:proofErr w:type="spellEnd"/>
+      <w:r>
+        <w:t xml:space="preserve"> restringe acciones → </w:t>
+      </w:r>
+      <w:proofErr w:type="spellStart"/>
+      <w:r>
+        <w:rPr>
+          <w:b/>
+          <w:bCs/>
+        </w:rPr>
+        <w:t>Feature</w:t>
+      </w:r>
+      <w:proofErr w:type="spellEnd"/>
+      <w:r>
+        <w:rPr>
+          <w:b/>
+          <w:bCs/>
+        </w:rPr>
+        <w:t xml:space="preserve"> extractor</w:t>
+      </w:r>
+      <w:r>
+        <w:t xml:space="preserve"> aprende representación → </w:t>
+      </w:r>
+      <w:proofErr w:type="spellStart"/>
+      <w:r>
+        <w:rPr>
+          <w:b/>
+          <w:bCs/>
+        </w:rPr>
+        <w:t>Controller</w:t>
+      </w:r>
+      <w:proofErr w:type="spellEnd"/>
+      <w:r>
+        <w:t xml:space="preserve"> ejecuta en sim.</w:t>
+      </w:r>
+    </w:p>
+    <w:p>
+      <w:pPr>
+        <w:rPr>
+          <w:b/>
+          <w:bCs/>
+          <w:highlight w:val="yellow"/>
+        </w:rPr>
+      </w:pPr>
+      <w:r>
+        <w:rPr>
+          <w:b/>
+          <w:bCs/>
+          <w:highlight w:val="yellow"/>
+        </w:rPr>
+        <w:t>Archivos “top” (los que sí o sí debes dominar)</w:t>
+      </w:r>
+    </w:p>
+    <w:p>
+      <w:pPr>
+        <w:numPr>
+          <w:ilvl w:val="0"/>
+          <w:numId w:val="130"/>
+        </w:numPr>
+        <w:rPr>
+          <w:highlight w:val="yellow"/>
+        </w:rPr>
+      </w:pPr>
+      <w:r>
+        <w:rPr>
+          <w:highlight w:val="yellow"/>
+        </w:rPr>
+        <w:t xml:space="preserve">train_sb3_assignment_ppo.py → </w:t>
+      </w:r>
+      <w:r>
+        <w:rPr>
+          <w:b/>
+          <w:bCs/>
+          <w:highlight w:val="yellow"/>
+        </w:rPr>
+        <w:t>orquestación</w:t>
+      </w:r>
+      <w:r>
+        <w:rPr>
+          <w:highlight w:val="yellow"/>
+        </w:rPr>
+        <w:t xml:space="preserve"> (qué modo corre, qué </w:t>
+      </w:r>
+      <w:proofErr w:type="spellStart"/>
+      <w:r>
+        <w:rPr>
+          <w:highlight w:val="yellow"/>
+        </w:rPr>
+        <w:t>policy</w:t>
+      </w:r>
+      <w:proofErr w:type="spellEnd"/>
+      <w:r>
+        <w:rPr>
+          <w:highlight w:val="yellow"/>
+        </w:rPr>
+        <w:t xml:space="preserve"> usa, </w:t>
+      </w:r>
+      <w:proofErr w:type="spellStart"/>
+      <w:r>
+        <w:rPr>
+          <w:highlight w:val="yellow"/>
+        </w:rPr>
+        <w:t>wrappers</w:t>
+      </w:r>
+      <w:proofErr w:type="spellEnd"/>
+      <w:r>
+        <w:rPr>
+          <w:highlight w:val="yellow"/>
+        </w:rPr>
+        <w:t xml:space="preserve">) </w:t>
+      </w:r>
+    </w:p>
+    <w:p>
+      <w:pPr>
+        <w:numPr>
+          <w:ilvl w:val="0"/>
+          <w:numId w:val="130"/>
+        </w:numPr>
+        <w:rPr>
+          <w:highlight w:val="yellow"/>
+          <w:lang w:val="en-US"/>
+        </w:rPr>
+      </w:pPr>
+      <w:r>
+        <w:rPr>
+          <w:highlight w:val="yellow"/>
+          <w:lang w:val="en-US"/>
+        </w:rPr>
+        <w:t xml:space="preserve">graph_assignment_env.py → </w:t>
+      </w:r>
+      <w:r>
+        <w:rPr>
+          <w:b/>
+          <w:bCs/>
+          <w:highlight w:val="yellow"/>
+          <w:lang w:val="en-US"/>
+        </w:rPr>
+        <w:t>contrato Gym</w:t>
+      </w:r>
+      <w:r>
+        <w:rPr>
+          <w:highlight w:val="yellow"/>
+          <w:lang w:val="en-US"/>
+        </w:rPr>
+        <w:t xml:space="preserve"> + </w:t>
+      </w:r>
+      <w:r>
+        <w:rPr>
+          <w:b/>
+          <w:bCs/>
+          <w:highlight w:val="yellow"/>
+          <w:lang w:val="en-US"/>
+        </w:rPr>
+        <w:t>backend obs</w:t>
+      </w:r>
+      <w:r>
+        <w:rPr>
+          <w:highlight w:val="yellow"/>
+          <w:lang w:val="en-US"/>
+        </w:rPr>
+        <w:t xml:space="preserve"> + </w:t>
+      </w:r>
+      <w:r>
+        <w:rPr>
+          <w:b/>
+          <w:bCs/>
+          <w:highlight w:val="yellow"/>
+          <w:lang w:val="en-US"/>
+        </w:rPr>
+        <w:t>action_masks</w:t>
+      </w:r>
+      <w:r>
+        <w:rPr>
+          <w:highlight w:val="yellow"/>
+          <w:lang w:val="en-US"/>
+        </w:rPr>
+        <w:t xml:space="preserve"> + </w:t>
+      </w:r>
+      <w:r>
+        <w:rPr>
+          <w:b/>
+          <w:bCs/>
+          <w:highlight w:val="yellow"/>
+          <w:lang w:val="en-US"/>
+        </w:rPr>
+        <w:t>step/reset</w:t>
+      </w:r>
+      <w:r>
+        <w:rPr>
+          <w:highlight w:val="yellow"/>
+          <w:lang w:val="en-US"/>
+        </w:rPr>
+        <w:t xml:space="preserve"> </w:t>
+      </w:r>
+    </w:p>
+    <w:p>
+      <w:pPr>
+        <w:numPr>
+          <w:ilvl w:val="0"/>
+          <w:numId w:val="130"/>
+        </w:numPr>
+        <w:rPr>
+          <w:highlight w:val="yellow"/>
+          <w:lang w:val="en-US"/>
+        </w:rPr>
+      </w:pPr>
+      <w:r>
+        <w:rPr>
+          <w:highlight w:val="yellow"/>
+          <w:lang w:val="en-US"/>
+        </w:rPr>
+        <w:t xml:space="preserve">gnn_feature_extractor.py → </w:t>
+      </w:r>
+      <w:r>
+        <w:rPr>
+          <w:b/>
+          <w:bCs/>
+          <w:highlight w:val="yellow"/>
+          <w:lang w:val="en-US"/>
+        </w:rPr>
+        <w:t>dónde vive la GNN end-to-end</w:t>
+      </w:r>
+      <w:r>
+        <w:rPr>
+          <w:highlight w:val="yellow"/>
+          <w:lang w:val="en-US"/>
+        </w:rPr>
+        <w:t xml:space="preserve"> (pooling, shapes, architectures) </w:t>
+      </w:r>
+    </w:p>
+    <w:p>
+      <w:pPr>
+        <w:numPr>
+          <w:ilvl w:val="0"/>
+          <w:numId w:val="130"/>
+        </w:numPr>
+        <w:rPr>
+          <w:highlight w:val="yellow"/>
+        </w:rPr>
+      </w:pPr>
+      <w:r>
+        <w:rPr>
+          <w:highlight w:val="yellow"/>
+        </w:rPr>
+        <w:lastRenderedPageBreak/>
+        <w:t xml:space="preserve">gnn_minimal.py → </w:t>
+      </w:r>
+      <w:r>
+        <w:rPr>
+          <w:b/>
+          <w:bCs/>
+          <w:highlight w:val="yellow"/>
+        </w:rPr>
+        <w:t>qué es SAGE/GCN/GAT</w:t>
+      </w:r>
+      <w:r>
+        <w:rPr>
+          <w:highlight w:val="yellow"/>
+        </w:rPr>
+        <w:t xml:space="preserve"> y qué devuelve la GNN (</w:t>
+      </w:r>
+      <w:proofErr w:type="spellStart"/>
+      <w:r>
+        <w:rPr>
+          <w:highlight w:val="yellow"/>
+        </w:rPr>
+        <w:t>embeddings</w:t>
+      </w:r>
+      <w:proofErr w:type="spellEnd"/>
+      <w:r>
+        <w:rPr>
+          <w:highlight w:val="yellow"/>
+        </w:rPr>
+        <w:t>/</w:t>
+      </w:r>
+      <w:proofErr w:type="spellStart"/>
+      <w:r>
+        <w:rPr>
+          <w:highlight w:val="yellow"/>
+        </w:rPr>
+        <w:t>logits</w:t>
+      </w:r>
+      <w:proofErr w:type="spellEnd"/>
+      <w:r>
+        <w:rPr>
+          <w:highlight w:val="yellow"/>
+        </w:rPr>
+        <w:t>/</w:t>
+      </w:r>
+      <w:proofErr w:type="spellStart"/>
+      <w:r>
+        <w:rPr>
+          <w:highlight w:val="yellow"/>
+        </w:rPr>
+        <w:t>probs</w:t>
+      </w:r>
+      <w:proofErr w:type="spellEnd"/>
+      <w:r>
+        <w:rPr>
+          <w:highlight w:val="yellow"/>
+        </w:rPr>
+        <w:t xml:space="preserve">) </w:t>
+      </w:r>
+    </w:p>
+    <w:p>
+      <w:pPr>
+        <w:numPr>
+          <w:ilvl w:val="0"/>
+          <w:numId w:val="130"/>
+        </w:numPr>
+        <w:rPr>
+          <w:highlight w:val="yellow"/>
+        </w:rPr>
+      </w:pPr>
+      <w:r>
+        <w:rPr>
+          <w:highlight w:val="yellow"/>
+        </w:rPr>
+        <w:t xml:space="preserve">heuristic_controller.py → </w:t>
+      </w:r>
+      <w:r>
+        <w:rPr>
+          <w:b/>
+          <w:bCs/>
+          <w:highlight w:val="yellow"/>
+        </w:rPr>
+        <w:t>por qué RL solo decide asignación y no navegación</w:t>
+      </w:r>
+      <w:r>
+        <w:rPr>
+          <w:highlight w:val="yellow"/>
+        </w:rPr>
+        <w:t xml:space="preserve"> </w:t>
+      </w:r>
+    </w:p>
+    <w:p>
+      <w:r>
+        <w:t>Si entiendes 1–3, ya entiendes el 80% del “por qué funciona sin romper SB3”.</w:t>
       </w:r>
     </w:p>
     <w:p/>
@@ -22046,6 +22587,119 @@
     </w:lvl>
   </w:abstractNum>
   <w:abstractNum w:abstractNumId="60" w15:restartNumberingAfterBreak="0">
+    <w:nsid w:val="3BA72E0A"/>
+    <w:multiLevelType w:val="multilevel"/>
+    <w:tmpl w:val="BF5E2B4E"/>
+    <w:lvl w:ilvl="0">
+      <w:start w:val="1"/>
+      <w:numFmt w:val="decimal"/>
+      <w:lvlText w:val="%1."/>
+      <w:lvlJc w:val="left"/>
+      <w:pPr>
+        <w:tabs>
+          <w:tab w:val="num" w:pos="720"/>
+        </w:tabs>
+        <w:ind w:left="720" w:hanging="360"/>
+      </w:pPr>
+    </w:lvl>
+    <w:lvl w:ilvl="1" w:tentative="1">
+      <w:start w:val="1"/>
+      <w:numFmt w:val="decimal"/>
+      <w:lvlText w:val="%2."/>
+      <w:lvlJc w:val="left"/>
+      <w:pPr>
+        <w:tabs>
+          <w:tab w:val="num" w:pos="1440"/>
+        </w:tabs>
+        <w:ind w:left="1440" w:hanging="360"/>
+      </w:pPr>
+    </w:lvl>
+    <w:lvl w:ilvl="2" w:tentative="1">
+      <w:start w:val="1"/>
+      <w:numFmt w:val="decimal"/>
+      <w:lvlText w:val="%3."/>
+      <w:lvlJc w:val="left"/>
+      <w:pPr>
+        <w:tabs>
+          <w:tab w:val="num" w:pos="2160"/>
+        </w:tabs>
+        <w:ind w:left="2160" w:hanging="360"/>
+      </w:pPr>
+    </w:lvl>
+    <w:lvl w:ilvl="3" w:tentative="1">
+      <w:start w:val="1"/>
+      <w:numFmt w:val="decimal"/>
+      <w:lvlText w:val="%4."/>
+      <w:lvlJc w:val="left"/>
+      <w:pPr>
+        <w:tabs>
+          <w:tab w:val="num" w:pos="2880"/>
+        </w:tabs>
+        <w:ind w:left="2880" w:hanging="360"/>
+      </w:pPr>
+    </w:lvl>
+    <w:lvl w:ilvl="4" w:tentative="1">
+      <w:start w:val="1"/>
+      <w:numFmt w:val="decimal"/>
+      <w:lvlText w:val="%5."/>
+      <w:lvlJc w:val="left"/>
+      <w:pPr>
+        <w:tabs>
+          <w:tab w:val="num" w:pos="3600"/>
+        </w:tabs>
+        <w:ind w:left="3600" w:hanging="360"/>
+      </w:pPr>
+    </w:lvl>
+    <w:lvl w:ilvl="5" w:tentative="1">
+      <w:start w:val="1"/>
+      <w:numFmt w:val="decimal"/>
+      <w:lvlText w:val="%6."/>
+      <w:lvlJc w:val="left"/>
+      <w:pPr>
+        <w:tabs>
+          <w:tab w:val="num" w:pos="4320"/>
+        </w:tabs>
+        <w:ind w:left="4320" w:hanging="360"/>
+      </w:pPr>
+    </w:lvl>
+    <w:lvl w:ilvl="6" w:tentative="1">
+      <w:start w:val="1"/>
+      <w:numFmt w:val="decimal"/>
+      <w:lvlText w:val="%7."/>
+      <w:lvlJc w:val="left"/>
+      <w:pPr>
+        <w:tabs>
+          <w:tab w:val="num" w:pos="5040"/>
+        </w:tabs>
+        <w:ind w:left="5040" w:hanging="360"/>
+      </w:pPr>
+    </w:lvl>
+    <w:lvl w:ilvl="7" w:tentative="1">
+      <w:start w:val="1"/>
+      <w:numFmt w:val="decimal"/>
+      <w:lvlText w:val="%8."/>
+      <w:lvlJc w:val="left"/>
+      <w:pPr>
+        <w:tabs>
+          <w:tab w:val="num" w:pos="5760"/>
+        </w:tabs>
+        <w:ind w:left="5760" w:hanging="360"/>
+      </w:pPr>
+    </w:lvl>
+    <w:lvl w:ilvl="8" w:tentative="1">
+      <w:start w:val="1"/>
+      <w:numFmt w:val="decimal"/>
+      <w:lvlText w:val="%9."/>
+      <w:lvlJc w:val="left"/>
+      <w:pPr>
+        <w:tabs>
+          <w:tab w:val="num" w:pos="6480"/>
+        </w:tabs>
+        <w:ind w:left="6480" w:hanging="360"/>
+      </w:pPr>
+    </w:lvl>
+  </w:abstractNum>
+  <w:abstractNum w:abstractNumId="61" w15:restartNumberingAfterBreak="0">
     <w:nsid w:val="3C3F6A6A"/>
     <w:multiLevelType w:val="multilevel"/>
     <w:tmpl w:val="8B163B1E"/>
@@ -22194,7 +22848,7 @@
       </w:rPr>
     </w:lvl>
   </w:abstractNum>
-  <w:abstractNum w:abstractNumId="61" w15:restartNumberingAfterBreak="0">
+  <w:abstractNum w:abstractNumId="62" w15:restartNumberingAfterBreak="0">
     <w:nsid w:val="3DE07498"/>
     <w:multiLevelType w:val="multilevel"/>
     <w:tmpl w:val="804ED322"/>
@@ -22343,7 +22997,7 @@
       </w:rPr>
     </w:lvl>
   </w:abstractNum>
-  <w:abstractNum w:abstractNumId="62" w15:restartNumberingAfterBreak="0">
+  <w:abstractNum w:abstractNumId="63" w15:restartNumberingAfterBreak="0">
     <w:nsid w:val="3E8E0236"/>
     <w:multiLevelType w:val="multilevel"/>
     <w:tmpl w:val="FC3408AA"/>
@@ -22492,7 +23146,7 @@
       </w:rPr>
     </w:lvl>
   </w:abstractNum>
-  <w:abstractNum w:abstractNumId="63" w15:restartNumberingAfterBreak="0">
+  <w:abstractNum w:abstractNumId="64" w15:restartNumberingAfterBreak="0">
     <w:nsid w:val="3F723ED6"/>
     <w:multiLevelType w:val="multilevel"/>
     <w:tmpl w:val="8C120962"/>
@@ -22605,7 +23259,7 @@
       </w:pPr>
     </w:lvl>
   </w:abstractNum>
-  <w:abstractNum w:abstractNumId="64" w15:restartNumberingAfterBreak="0">
+  <w:abstractNum w:abstractNumId="65" w15:restartNumberingAfterBreak="0">
     <w:nsid w:val="3F9029EC"/>
     <w:multiLevelType w:val="multilevel"/>
     <w:tmpl w:val="1548C6FE"/>
@@ -22754,7 +23408,7 @@
       </w:rPr>
     </w:lvl>
   </w:abstractNum>
-  <w:abstractNum w:abstractNumId="65" w15:restartNumberingAfterBreak="0">
+  <w:abstractNum w:abstractNumId="66" w15:restartNumberingAfterBreak="0">
     <w:nsid w:val="40A6600C"/>
     <w:multiLevelType w:val="multilevel"/>
     <w:tmpl w:val="FAAAD178"/>
@@ -22903,7 +23557,7 @@
       </w:rPr>
     </w:lvl>
   </w:abstractNum>
-  <w:abstractNum w:abstractNumId="66" w15:restartNumberingAfterBreak="0">
+  <w:abstractNum w:abstractNumId="67" w15:restartNumberingAfterBreak="0">
     <w:nsid w:val="416618EC"/>
     <w:multiLevelType w:val="multilevel"/>
     <w:tmpl w:val="89A293E4"/>
@@ -23020,7 +23674,7 @@
       </w:pPr>
     </w:lvl>
   </w:abstractNum>
-  <w:abstractNum w:abstractNumId="67" w15:restartNumberingAfterBreak="0">
+  <w:abstractNum w:abstractNumId="68" w15:restartNumberingAfterBreak="0">
     <w:nsid w:val="41CB39DB"/>
     <w:multiLevelType w:val="multilevel"/>
     <w:tmpl w:val="7B18D6D4"/>
@@ -23169,7 +23823,7 @@
       </w:rPr>
     </w:lvl>
   </w:abstractNum>
-  <w:abstractNum w:abstractNumId="68" w15:restartNumberingAfterBreak="0">
+  <w:abstractNum w:abstractNumId="69" w15:restartNumberingAfterBreak="0">
     <w:nsid w:val="42BA1CB7"/>
     <w:multiLevelType w:val="multilevel"/>
     <w:tmpl w:val="7C2E7534"/>
@@ -23318,7 +23972,7 @@
       </w:rPr>
     </w:lvl>
   </w:abstractNum>
-  <w:abstractNum w:abstractNumId="69" w15:restartNumberingAfterBreak="0">
+  <w:abstractNum w:abstractNumId="70" w15:restartNumberingAfterBreak="0">
     <w:nsid w:val="42ED313F"/>
     <w:multiLevelType w:val="multilevel"/>
     <w:tmpl w:val="CF6CF12A"/>
@@ -23431,7 +24085,7 @@
       </w:pPr>
     </w:lvl>
   </w:abstractNum>
-  <w:abstractNum w:abstractNumId="70" w15:restartNumberingAfterBreak="0">
+  <w:abstractNum w:abstractNumId="71" w15:restartNumberingAfterBreak="0">
     <w:nsid w:val="43DE5A63"/>
     <w:multiLevelType w:val="multilevel"/>
     <w:tmpl w:val="9F9A5C0A"/>
@@ -23544,7 +24198,7 @@
       </w:pPr>
     </w:lvl>
   </w:abstractNum>
-  <w:abstractNum w:abstractNumId="71" w15:restartNumberingAfterBreak="0">
+  <w:abstractNum w:abstractNumId="72" w15:restartNumberingAfterBreak="0">
     <w:nsid w:val="45093081"/>
     <w:multiLevelType w:val="multilevel"/>
     <w:tmpl w:val="038C91B2"/>
@@ -23693,7 +24347,7 @@
       </w:rPr>
     </w:lvl>
   </w:abstractNum>
-  <w:abstractNum w:abstractNumId="72" w15:restartNumberingAfterBreak="0">
+  <w:abstractNum w:abstractNumId="73" w15:restartNumberingAfterBreak="0">
     <w:nsid w:val="452F6922"/>
     <w:multiLevelType w:val="multilevel"/>
     <w:tmpl w:val="2F1461B2"/>
@@ -23806,7 +24460,7 @@
       </w:pPr>
     </w:lvl>
   </w:abstractNum>
-  <w:abstractNum w:abstractNumId="73" w15:restartNumberingAfterBreak="0">
+  <w:abstractNum w:abstractNumId="74" w15:restartNumberingAfterBreak="0">
     <w:nsid w:val="4617148D"/>
     <w:multiLevelType w:val="multilevel"/>
     <w:tmpl w:val="16204E04"/>
@@ -23955,7 +24609,7 @@
       </w:rPr>
     </w:lvl>
   </w:abstractNum>
-  <w:abstractNum w:abstractNumId="74" w15:restartNumberingAfterBreak="0">
+  <w:abstractNum w:abstractNumId="75" w15:restartNumberingAfterBreak="0">
     <w:nsid w:val="475E211B"/>
     <w:multiLevelType w:val="multilevel"/>
     <w:tmpl w:val="8C9A5E64"/>
@@ -24104,7 +24758,7 @@
       </w:rPr>
     </w:lvl>
   </w:abstractNum>
-  <w:abstractNum w:abstractNumId="75" w15:restartNumberingAfterBreak="0">
+  <w:abstractNum w:abstractNumId="76" w15:restartNumberingAfterBreak="0">
     <w:nsid w:val="48261D51"/>
     <w:multiLevelType w:val="multilevel"/>
     <w:tmpl w:val="CDCEFE46"/>
@@ -24253,7 +24907,7 @@
       </w:rPr>
     </w:lvl>
   </w:abstractNum>
-  <w:abstractNum w:abstractNumId="76" w15:restartNumberingAfterBreak="0">
+  <w:abstractNum w:abstractNumId="77" w15:restartNumberingAfterBreak="0">
     <w:nsid w:val="49B32D2C"/>
     <w:multiLevelType w:val="multilevel"/>
     <w:tmpl w:val="33D4BA94"/>
@@ -24402,7 +25056,7 @@
       </w:rPr>
     </w:lvl>
   </w:abstractNum>
-  <w:abstractNum w:abstractNumId="77" w15:restartNumberingAfterBreak="0">
+  <w:abstractNum w:abstractNumId="78" w15:restartNumberingAfterBreak="0">
     <w:nsid w:val="4A43386C"/>
     <w:multiLevelType w:val="multilevel"/>
     <w:tmpl w:val="829E491E"/>
@@ -24515,7 +25169,7 @@
       </w:pPr>
     </w:lvl>
   </w:abstractNum>
-  <w:abstractNum w:abstractNumId="78" w15:restartNumberingAfterBreak="0">
+  <w:abstractNum w:abstractNumId="79" w15:restartNumberingAfterBreak="0">
     <w:nsid w:val="4A863762"/>
     <w:multiLevelType w:val="multilevel"/>
     <w:tmpl w:val="CE04E828"/>
@@ -24664,7 +25318,7 @@
       </w:rPr>
     </w:lvl>
   </w:abstractNum>
-  <w:abstractNum w:abstractNumId="79" w15:restartNumberingAfterBreak="0">
+  <w:abstractNum w:abstractNumId="80" w15:restartNumberingAfterBreak="0">
     <w:nsid w:val="4B4E36B9"/>
     <w:multiLevelType w:val="multilevel"/>
     <w:tmpl w:val="104C8CB2"/>
@@ -24813,7 +25467,7 @@
       </w:rPr>
     </w:lvl>
   </w:abstractNum>
-  <w:abstractNum w:abstractNumId="80" w15:restartNumberingAfterBreak="0">
+  <w:abstractNum w:abstractNumId="81" w15:restartNumberingAfterBreak="0">
     <w:nsid w:val="4BE84BC9"/>
     <w:multiLevelType w:val="multilevel"/>
     <w:tmpl w:val="5E601504"/>
@@ -24962,7 +25616,7 @@
       </w:rPr>
     </w:lvl>
   </w:abstractNum>
-  <w:abstractNum w:abstractNumId="81" w15:restartNumberingAfterBreak="0">
+  <w:abstractNum w:abstractNumId="82" w15:restartNumberingAfterBreak="0">
     <w:nsid w:val="4D160DC0"/>
     <w:multiLevelType w:val="multilevel"/>
     <w:tmpl w:val="5B08A664"/>
@@ -25075,7 +25729,7 @@
       </w:pPr>
     </w:lvl>
   </w:abstractNum>
-  <w:abstractNum w:abstractNumId="82" w15:restartNumberingAfterBreak="0">
+  <w:abstractNum w:abstractNumId="83" w15:restartNumberingAfterBreak="0">
     <w:nsid w:val="4F344A32"/>
     <w:multiLevelType w:val="multilevel"/>
     <w:tmpl w:val="68865D4A"/>
@@ -25224,7 +25878,7 @@
       </w:rPr>
     </w:lvl>
   </w:abstractNum>
-  <w:abstractNum w:abstractNumId="83" w15:restartNumberingAfterBreak="0">
+  <w:abstractNum w:abstractNumId="84" w15:restartNumberingAfterBreak="0">
     <w:nsid w:val="4F8A3124"/>
     <w:multiLevelType w:val="multilevel"/>
     <w:tmpl w:val="BB3C6A0C"/>
@@ -25373,7 +26027,7 @@
       </w:rPr>
     </w:lvl>
   </w:abstractNum>
-  <w:abstractNum w:abstractNumId="84" w15:restartNumberingAfterBreak="0">
+  <w:abstractNum w:abstractNumId="85" w15:restartNumberingAfterBreak="0">
     <w:nsid w:val="4FE70E0F"/>
     <w:multiLevelType w:val="multilevel"/>
     <w:tmpl w:val="F60A90A8"/>
@@ -25486,7 +26140,7 @@
       </w:pPr>
     </w:lvl>
   </w:abstractNum>
-  <w:abstractNum w:abstractNumId="85" w15:restartNumberingAfterBreak="0">
+  <w:abstractNum w:abstractNumId="86" w15:restartNumberingAfterBreak="0">
     <w:nsid w:val="50B735DB"/>
     <w:multiLevelType w:val="multilevel"/>
     <w:tmpl w:val="AD22A39C"/>
@@ -25599,7 +26253,7 @@
       </w:pPr>
     </w:lvl>
   </w:abstractNum>
-  <w:abstractNum w:abstractNumId="86" w15:restartNumberingAfterBreak="0">
+  <w:abstractNum w:abstractNumId="87" w15:restartNumberingAfterBreak="0">
     <w:nsid w:val="51597B5D"/>
     <w:multiLevelType w:val="multilevel"/>
     <w:tmpl w:val="CCE62F06"/>
@@ -25748,7 +26402,7 @@
       </w:rPr>
     </w:lvl>
   </w:abstractNum>
-  <w:abstractNum w:abstractNumId="87" w15:restartNumberingAfterBreak="0">
+  <w:abstractNum w:abstractNumId="88" w15:restartNumberingAfterBreak="0">
     <w:nsid w:val="553D468D"/>
     <w:multiLevelType w:val="multilevel"/>
     <w:tmpl w:val="B50AE3E8"/>
@@ -25861,7 +26515,7 @@
       </w:pPr>
     </w:lvl>
   </w:abstractNum>
-  <w:abstractNum w:abstractNumId="88" w15:restartNumberingAfterBreak="0">
+  <w:abstractNum w:abstractNumId="89" w15:restartNumberingAfterBreak="0">
     <w:nsid w:val="55C9506C"/>
     <w:multiLevelType w:val="multilevel"/>
     <w:tmpl w:val="2062C292"/>
@@ -26010,7 +26664,7 @@
       </w:rPr>
     </w:lvl>
   </w:abstractNum>
-  <w:abstractNum w:abstractNumId="89" w15:restartNumberingAfterBreak="0">
+  <w:abstractNum w:abstractNumId="90" w15:restartNumberingAfterBreak="0">
     <w:nsid w:val="56652951"/>
     <w:multiLevelType w:val="multilevel"/>
     <w:tmpl w:val="7A163F82"/>
@@ -26127,7 +26781,7 @@
       </w:pPr>
     </w:lvl>
   </w:abstractNum>
-  <w:abstractNum w:abstractNumId="90" w15:restartNumberingAfterBreak="0">
+  <w:abstractNum w:abstractNumId="91" w15:restartNumberingAfterBreak="0">
     <w:nsid w:val="58993294"/>
     <w:multiLevelType w:val="multilevel"/>
     <w:tmpl w:val="4B2C2A0C"/>
@@ -26276,7 +26930,7 @@
       </w:rPr>
     </w:lvl>
   </w:abstractNum>
-  <w:abstractNum w:abstractNumId="91" w15:restartNumberingAfterBreak="0">
+  <w:abstractNum w:abstractNumId="92" w15:restartNumberingAfterBreak="0">
     <w:nsid w:val="59030172"/>
     <w:multiLevelType w:val="multilevel"/>
     <w:tmpl w:val="421ED242"/>
@@ -26425,7 +27079,7 @@
       </w:rPr>
     </w:lvl>
   </w:abstractNum>
-  <w:abstractNum w:abstractNumId="92" w15:restartNumberingAfterBreak="0">
+  <w:abstractNum w:abstractNumId="93" w15:restartNumberingAfterBreak="0">
     <w:nsid w:val="59567965"/>
     <w:multiLevelType w:val="multilevel"/>
     <w:tmpl w:val="C6EA86A2"/>
@@ -26574,7 +27228,7 @@
       </w:rPr>
     </w:lvl>
   </w:abstractNum>
-  <w:abstractNum w:abstractNumId="93" w15:restartNumberingAfterBreak="0">
+  <w:abstractNum w:abstractNumId="94" w15:restartNumberingAfterBreak="0">
     <w:nsid w:val="5A232D91"/>
     <w:multiLevelType w:val="multilevel"/>
     <w:tmpl w:val="8E329EF2"/>
@@ -26687,7 +27341,7 @@
       </w:pPr>
     </w:lvl>
   </w:abstractNum>
-  <w:abstractNum w:abstractNumId="94" w15:restartNumberingAfterBreak="0">
+  <w:abstractNum w:abstractNumId="95" w15:restartNumberingAfterBreak="0">
     <w:nsid w:val="5A6C3525"/>
     <w:multiLevelType w:val="multilevel"/>
     <w:tmpl w:val="0E32021E"/>
@@ -26836,7 +27490,7 @@
       </w:rPr>
     </w:lvl>
   </w:abstractNum>
-  <w:abstractNum w:abstractNumId="95" w15:restartNumberingAfterBreak="0">
+  <w:abstractNum w:abstractNumId="96" w15:restartNumberingAfterBreak="0">
     <w:nsid w:val="5A831618"/>
     <w:multiLevelType w:val="multilevel"/>
     <w:tmpl w:val="A4B42106"/>
@@ -26985,7 +27639,7 @@
       </w:rPr>
     </w:lvl>
   </w:abstractNum>
-  <w:abstractNum w:abstractNumId="96" w15:restartNumberingAfterBreak="0">
+  <w:abstractNum w:abstractNumId="97" w15:restartNumberingAfterBreak="0">
     <w:nsid w:val="5B0931A5"/>
     <w:multiLevelType w:val="multilevel"/>
     <w:tmpl w:val="7D8A85FA"/>
@@ -27134,7 +27788,7 @@
       </w:rPr>
     </w:lvl>
   </w:abstractNum>
-  <w:abstractNum w:abstractNumId="97" w15:restartNumberingAfterBreak="0">
+  <w:abstractNum w:abstractNumId="98" w15:restartNumberingAfterBreak="0">
     <w:nsid w:val="5B5E601B"/>
     <w:multiLevelType w:val="multilevel"/>
     <w:tmpl w:val="7F8C96E4"/>
@@ -27283,7 +27937,7 @@
       </w:rPr>
     </w:lvl>
   </w:abstractNum>
-  <w:abstractNum w:abstractNumId="98" w15:restartNumberingAfterBreak="0">
+  <w:abstractNum w:abstractNumId="99" w15:restartNumberingAfterBreak="0">
     <w:nsid w:val="5DC7613E"/>
     <w:multiLevelType w:val="multilevel"/>
     <w:tmpl w:val="C94ABC34"/>
@@ -27432,7 +28086,7 @@
       </w:rPr>
     </w:lvl>
   </w:abstractNum>
-  <w:abstractNum w:abstractNumId="99" w15:restartNumberingAfterBreak="0">
+  <w:abstractNum w:abstractNumId="100" w15:restartNumberingAfterBreak="0">
     <w:nsid w:val="5E953779"/>
     <w:multiLevelType w:val="multilevel"/>
     <w:tmpl w:val="B60EC55C"/>
@@ -27581,7 +28235,7 @@
       </w:rPr>
     </w:lvl>
   </w:abstractNum>
-  <w:abstractNum w:abstractNumId="100" w15:restartNumberingAfterBreak="0">
+  <w:abstractNum w:abstractNumId="101" w15:restartNumberingAfterBreak="0">
     <w:nsid w:val="60725084"/>
     <w:multiLevelType w:val="multilevel"/>
     <w:tmpl w:val="2612CBDA"/>
@@ -27730,7 +28384,7 @@
       </w:rPr>
     </w:lvl>
   </w:abstractNum>
-  <w:abstractNum w:abstractNumId="101" w15:restartNumberingAfterBreak="0">
+  <w:abstractNum w:abstractNumId="102" w15:restartNumberingAfterBreak="0">
     <w:nsid w:val="613A26EE"/>
     <w:multiLevelType w:val="multilevel"/>
     <w:tmpl w:val="7408CB28"/>
@@ -27879,7 +28533,7 @@
       </w:rPr>
     </w:lvl>
   </w:abstractNum>
-  <w:abstractNum w:abstractNumId="102" w15:restartNumberingAfterBreak="0">
+  <w:abstractNum w:abstractNumId="103" w15:restartNumberingAfterBreak="0">
     <w:nsid w:val="628426B2"/>
     <w:multiLevelType w:val="multilevel"/>
     <w:tmpl w:val="478636FC"/>
@@ -27992,7 +28646,7 @@
       </w:pPr>
     </w:lvl>
   </w:abstractNum>
-  <w:abstractNum w:abstractNumId="103" w15:restartNumberingAfterBreak="0">
+  <w:abstractNum w:abstractNumId="104" w15:restartNumberingAfterBreak="0">
     <w:nsid w:val="63EE64E9"/>
     <w:multiLevelType w:val="multilevel"/>
     <w:tmpl w:val="17B2898C"/>
@@ -28141,7 +28795,7 @@
       </w:rPr>
     </w:lvl>
   </w:abstractNum>
-  <w:abstractNum w:abstractNumId="104" w15:restartNumberingAfterBreak="0">
+  <w:abstractNum w:abstractNumId="105" w15:restartNumberingAfterBreak="0">
     <w:nsid w:val="646F34E7"/>
     <w:multiLevelType w:val="multilevel"/>
     <w:tmpl w:val="8F52D3E8"/>
@@ -28290,7 +28944,7 @@
       </w:rPr>
     </w:lvl>
   </w:abstractNum>
-  <w:abstractNum w:abstractNumId="105" w15:restartNumberingAfterBreak="0">
+  <w:abstractNum w:abstractNumId="106" w15:restartNumberingAfterBreak="0">
     <w:nsid w:val="677E0B26"/>
     <w:multiLevelType w:val="multilevel"/>
     <w:tmpl w:val="B448D494"/>
@@ -28439,7 +29093,7 @@
       </w:rPr>
     </w:lvl>
   </w:abstractNum>
-  <w:abstractNum w:abstractNumId="106" w15:restartNumberingAfterBreak="0">
+  <w:abstractNum w:abstractNumId="107" w15:restartNumberingAfterBreak="0">
     <w:nsid w:val="6849090A"/>
     <w:multiLevelType w:val="multilevel"/>
     <w:tmpl w:val="C994C5A0"/>
@@ -28588,7 +29242,7 @@
       </w:rPr>
     </w:lvl>
   </w:abstractNum>
-  <w:abstractNum w:abstractNumId="107" w15:restartNumberingAfterBreak="0">
+  <w:abstractNum w:abstractNumId="108" w15:restartNumberingAfterBreak="0">
     <w:nsid w:val="68F84793"/>
     <w:multiLevelType w:val="multilevel"/>
     <w:tmpl w:val="3AA0909A"/>
@@ -28737,7 +29391,7 @@
       </w:rPr>
     </w:lvl>
   </w:abstractNum>
-  <w:abstractNum w:abstractNumId="108" w15:restartNumberingAfterBreak="0">
+  <w:abstractNum w:abstractNumId="109" w15:restartNumberingAfterBreak="0">
     <w:nsid w:val="69E65F2D"/>
     <w:multiLevelType w:val="multilevel"/>
     <w:tmpl w:val="1F72C5D6"/>
@@ -28886,7 +29540,7 @@
       </w:rPr>
     </w:lvl>
   </w:abstractNum>
-  <w:abstractNum w:abstractNumId="109" w15:restartNumberingAfterBreak="0">
+  <w:abstractNum w:abstractNumId="110" w15:restartNumberingAfterBreak="0">
     <w:nsid w:val="6E6A2CA5"/>
     <w:multiLevelType w:val="multilevel"/>
     <w:tmpl w:val="CBE81AC8"/>
@@ -29035,7 +29689,7 @@
       </w:rPr>
     </w:lvl>
   </w:abstractNum>
-  <w:abstractNum w:abstractNumId="110" w15:restartNumberingAfterBreak="0">
+  <w:abstractNum w:abstractNumId="111" w15:restartNumberingAfterBreak="0">
     <w:nsid w:val="6FD921FB"/>
     <w:multiLevelType w:val="multilevel"/>
     <w:tmpl w:val="A3709FB6"/>
@@ -29148,7 +29802,7 @@
       </w:pPr>
     </w:lvl>
   </w:abstractNum>
-  <w:abstractNum w:abstractNumId="111" w15:restartNumberingAfterBreak="0">
+  <w:abstractNum w:abstractNumId="112" w15:restartNumberingAfterBreak="0">
     <w:nsid w:val="715D4259"/>
     <w:multiLevelType w:val="multilevel"/>
     <w:tmpl w:val="16ECC4AE"/>
@@ -29261,7 +29915,7 @@
       </w:pPr>
     </w:lvl>
   </w:abstractNum>
-  <w:abstractNum w:abstractNumId="112" w15:restartNumberingAfterBreak="0">
+  <w:abstractNum w:abstractNumId="113" w15:restartNumberingAfterBreak="0">
     <w:nsid w:val="72CA0AB5"/>
     <w:multiLevelType w:val="multilevel"/>
     <w:tmpl w:val="F48AE8EE"/>
@@ -29374,7 +30028,7 @@
       </w:pPr>
     </w:lvl>
   </w:abstractNum>
-  <w:abstractNum w:abstractNumId="113" w15:restartNumberingAfterBreak="0">
+  <w:abstractNum w:abstractNumId="114" w15:restartNumberingAfterBreak="0">
     <w:nsid w:val="72EF171C"/>
     <w:multiLevelType w:val="multilevel"/>
     <w:tmpl w:val="87BA506C"/>
@@ -29487,7 +30141,7 @@
       </w:pPr>
     </w:lvl>
   </w:abstractNum>
-  <w:abstractNum w:abstractNumId="114" w15:restartNumberingAfterBreak="0">
+  <w:abstractNum w:abstractNumId="115" w15:restartNumberingAfterBreak="0">
     <w:nsid w:val="73A42E84"/>
     <w:multiLevelType w:val="multilevel"/>
     <w:tmpl w:val="51CC6D12"/>
@@ -29636,7 +30290,7 @@
       </w:rPr>
     </w:lvl>
   </w:abstractNum>
-  <w:abstractNum w:abstractNumId="115" w15:restartNumberingAfterBreak="0">
+  <w:abstractNum w:abstractNumId="116" w15:restartNumberingAfterBreak="0">
     <w:nsid w:val="757B45E3"/>
     <w:multiLevelType w:val="multilevel"/>
     <w:tmpl w:val="A77CC540"/>
@@ -29785,7 +30439,7 @@
       </w:rPr>
     </w:lvl>
   </w:abstractNum>
-  <w:abstractNum w:abstractNumId="116" w15:restartNumberingAfterBreak="0">
+  <w:abstractNum w:abstractNumId="117" w15:restartNumberingAfterBreak="0">
     <w:nsid w:val="75A80763"/>
     <w:multiLevelType w:val="multilevel"/>
     <w:tmpl w:val="46F6DE76"/>
@@ -29934,7 +30588,7 @@
       </w:rPr>
     </w:lvl>
   </w:abstractNum>
-  <w:abstractNum w:abstractNumId="117" w15:restartNumberingAfterBreak="0">
+  <w:abstractNum w:abstractNumId="118" w15:restartNumberingAfterBreak="0">
     <w:nsid w:val="77C22387"/>
     <w:multiLevelType w:val="multilevel"/>
     <w:tmpl w:val="3C4C855C"/>
@@ -30083,7 +30737,7 @@
       </w:rPr>
     </w:lvl>
   </w:abstractNum>
-  <w:abstractNum w:abstractNumId="118" w15:restartNumberingAfterBreak="0">
+  <w:abstractNum w:abstractNumId="119" w15:restartNumberingAfterBreak="0">
     <w:nsid w:val="78D43A11"/>
     <w:multiLevelType w:val="multilevel"/>
     <w:tmpl w:val="E12E5AA4"/>
@@ -30232,7 +30886,7 @@
       </w:rPr>
     </w:lvl>
   </w:abstractNum>
-  <w:abstractNum w:abstractNumId="119" w15:restartNumberingAfterBreak="0">
+  <w:abstractNum w:abstractNumId="120" w15:restartNumberingAfterBreak="0">
     <w:nsid w:val="78E83281"/>
     <w:multiLevelType w:val="multilevel"/>
     <w:tmpl w:val="91B432BE"/>
@@ -30381,7 +31035,7 @@
       </w:rPr>
     </w:lvl>
   </w:abstractNum>
-  <w:abstractNum w:abstractNumId="120" w15:restartNumberingAfterBreak="0">
+  <w:abstractNum w:abstractNumId="121" w15:restartNumberingAfterBreak="0">
     <w:nsid w:val="79156B9B"/>
     <w:multiLevelType w:val="multilevel"/>
     <w:tmpl w:val="C0A62E34"/>
@@ -30530,7 +31184,7 @@
       </w:rPr>
     </w:lvl>
   </w:abstractNum>
-  <w:abstractNum w:abstractNumId="121" w15:restartNumberingAfterBreak="0">
+  <w:abstractNum w:abstractNumId="122" w15:restartNumberingAfterBreak="0">
     <w:nsid w:val="79C13014"/>
     <w:multiLevelType w:val="multilevel"/>
     <w:tmpl w:val="671272CC"/>
@@ -30679,7 +31333,7 @@
       </w:rPr>
     </w:lvl>
   </w:abstractNum>
-  <w:abstractNum w:abstractNumId="122" w15:restartNumberingAfterBreak="0">
+  <w:abstractNum w:abstractNumId="123" w15:restartNumberingAfterBreak="0">
     <w:nsid w:val="7ADB6ADE"/>
     <w:multiLevelType w:val="multilevel"/>
     <w:tmpl w:val="0FD0DDA6"/>
@@ -30828,7 +31482,7 @@
       </w:rPr>
     </w:lvl>
   </w:abstractNum>
-  <w:abstractNum w:abstractNumId="123" w15:restartNumberingAfterBreak="0">
+  <w:abstractNum w:abstractNumId="124" w15:restartNumberingAfterBreak="0">
     <w:nsid w:val="7C3E2197"/>
     <w:multiLevelType w:val="multilevel"/>
     <w:tmpl w:val="88105E4C"/>
@@ -30977,7 +31631,7 @@
       </w:rPr>
     </w:lvl>
   </w:abstractNum>
-  <w:abstractNum w:abstractNumId="124" w15:restartNumberingAfterBreak="0">
+  <w:abstractNum w:abstractNumId="125" w15:restartNumberingAfterBreak="0">
     <w:nsid w:val="7D532593"/>
     <w:multiLevelType w:val="multilevel"/>
     <w:tmpl w:val="5D0ACE8E"/>
@@ -31094,7 +31748,7 @@
       </w:pPr>
     </w:lvl>
   </w:abstractNum>
-  <w:abstractNum w:abstractNumId="125" w15:restartNumberingAfterBreak="0">
+  <w:abstractNum w:abstractNumId="126" w15:restartNumberingAfterBreak="0">
     <w:nsid w:val="7E2F1EE5"/>
     <w:multiLevelType w:val="multilevel"/>
     <w:tmpl w:val="E1B6B3F4"/>
@@ -31243,7 +31897,7 @@
       </w:rPr>
     </w:lvl>
   </w:abstractNum>
-  <w:abstractNum w:abstractNumId="126" w15:restartNumberingAfterBreak="0">
+  <w:abstractNum w:abstractNumId="127" w15:restartNumberingAfterBreak="0">
     <w:nsid w:val="7E9D2798"/>
     <w:multiLevelType w:val="multilevel"/>
     <w:tmpl w:val="63E81FD6"/>
@@ -31360,7 +32014,7 @@
       </w:pPr>
     </w:lvl>
   </w:abstractNum>
-  <w:abstractNum w:abstractNumId="127" w15:restartNumberingAfterBreak="0">
+  <w:abstractNum w:abstractNumId="128" w15:restartNumberingAfterBreak="0">
     <w:nsid w:val="7F3601B4"/>
     <w:multiLevelType w:val="multilevel"/>
     <w:tmpl w:val="07DE102E"/>
@@ -31473,7 +32127,7 @@
       </w:pPr>
     </w:lvl>
   </w:abstractNum>
-  <w:abstractNum w:abstractNumId="128" w15:restartNumberingAfterBreak="0">
+  <w:abstractNum w:abstractNumId="129" w15:restartNumberingAfterBreak="0">
     <w:nsid w:val="7F8A13D0"/>
     <w:multiLevelType w:val="multilevel"/>
     <w:tmpl w:val="AB5EDB70"/>
@@ -31623,34 +32277,34 @@
     </w:lvl>
   </w:abstractNum>
   <w:num w:numId="1" w16cid:durableId="192690355">
-    <w:abstractNumId w:val="97"/>
+    <w:abstractNumId w:val="98"/>
   </w:num>
   <w:num w:numId="2" w16cid:durableId="1794444519">
-    <w:abstractNumId w:val="102"/>
+    <w:abstractNumId w:val="103"/>
   </w:num>
   <w:num w:numId="3" w16cid:durableId="1584144904">
     <w:abstractNumId w:val="33"/>
   </w:num>
   <w:num w:numId="4" w16cid:durableId="881747293">
-    <w:abstractNumId w:val="63"/>
+    <w:abstractNumId w:val="64"/>
   </w:num>
   <w:num w:numId="5" w16cid:durableId="367726496">
-    <w:abstractNumId w:val="125"/>
+    <w:abstractNumId w:val="126"/>
   </w:num>
   <w:num w:numId="6" w16cid:durableId="97913231">
     <w:abstractNumId w:val="50"/>
   </w:num>
   <w:num w:numId="7" w16cid:durableId="465510605">
-    <w:abstractNumId w:val="103"/>
+    <w:abstractNumId w:val="104"/>
   </w:num>
   <w:num w:numId="8" w16cid:durableId="414673054">
     <w:abstractNumId w:val="12"/>
   </w:num>
   <w:num w:numId="9" w16cid:durableId="1810050426">
-    <w:abstractNumId w:val="83"/>
+    <w:abstractNumId w:val="84"/>
   </w:num>
   <w:num w:numId="10" w16cid:durableId="1185750901">
-    <w:abstractNumId w:val="90"/>
+    <w:abstractNumId w:val="91"/>
   </w:num>
   <w:num w:numId="11" w16cid:durableId="1070277437">
     <w:abstractNumId w:val="1"/>
@@ -31659,19 +32313,19 @@
     <w:abstractNumId w:val="23"/>
   </w:num>
   <w:num w:numId="13" w16cid:durableId="317340650">
-    <w:abstractNumId w:val="67"/>
+    <w:abstractNumId w:val="68"/>
   </w:num>
   <w:num w:numId="14" w16cid:durableId="328023907">
-    <w:abstractNumId w:val="66"/>
+    <w:abstractNumId w:val="67"/>
   </w:num>
   <w:num w:numId="15" w16cid:durableId="1597129604">
     <w:abstractNumId w:val="6"/>
   </w:num>
   <w:num w:numId="16" w16cid:durableId="1870944984">
-    <w:abstractNumId w:val="84"/>
+    <w:abstractNumId w:val="85"/>
   </w:num>
   <w:num w:numId="17" w16cid:durableId="1683968138">
-    <w:abstractNumId w:val="87"/>
+    <w:abstractNumId w:val="88"/>
   </w:num>
   <w:num w:numId="18" w16cid:durableId="288829627">
     <w:abstractNumId w:val="14"/>
@@ -31680,13 +32334,13 @@
     <w:abstractNumId w:val="37"/>
   </w:num>
   <w:num w:numId="20" w16cid:durableId="723455090">
-    <w:abstractNumId w:val="76"/>
+    <w:abstractNumId w:val="77"/>
   </w:num>
   <w:num w:numId="21" w16cid:durableId="418598004">
     <w:abstractNumId w:val="48"/>
   </w:num>
   <w:num w:numId="22" w16cid:durableId="463164135">
-    <w:abstractNumId w:val="60"/>
+    <w:abstractNumId w:val="61"/>
   </w:num>
   <w:num w:numId="23" w16cid:durableId="1142427482">
     <w:abstractNumId w:val="41"/>
@@ -31698,16 +32352,16 @@
     <w:abstractNumId w:val="46"/>
   </w:num>
   <w:num w:numId="26" w16cid:durableId="1891066006">
-    <w:abstractNumId w:val="100"/>
+    <w:abstractNumId w:val="101"/>
   </w:num>
   <w:num w:numId="27" w16cid:durableId="455022706">
-    <w:abstractNumId w:val="106"/>
+    <w:abstractNumId w:val="107"/>
   </w:num>
   <w:num w:numId="28" w16cid:durableId="826939615">
     <w:abstractNumId w:val="7"/>
   </w:num>
   <w:num w:numId="29" w16cid:durableId="244848398">
-    <w:abstractNumId w:val="108"/>
+    <w:abstractNumId w:val="109"/>
   </w:num>
   <w:num w:numId="30" w16cid:durableId="1133256623">
     <w:abstractNumId w:val="32"/>
@@ -31716,37 +32370,37 @@
     <w:abstractNumId w:val="21"/>
   </w:num>
   <w:num w:numId="32" w16cid:durableId="1336491417">
-    <w:abstractNumId w:val="92"/>
+    <w:abstractNumId w:val="93"/>
   </w:num>
   <w:num w:numId="33" w16cid:durableId="909115797">
-    <w:abstractNumId w:val="82"/>
+    <w:abstractNumId w:val="83"/>
   </w:num>
   <w:num w:numId="34" w16cid:durableId="1497113050">
-    <w:abstractNumId w:val="109"/>
+    <w:abstractNumId w:val="110"/>
   </w:num>
   <w:num w:numId="35" w16cid:durableId="1603797873">
-    <w:abstractNumId w:val="98"/>
+    <w:abstractNumId w:val="99"/>
   </w:num>
   <w:num w:numId="36" w16cid:durableId="1343319196">
-    <w:abstractNumId w:val="69"/>
+    <w:abstractNumId w:val="70"/>
   </w:num>
   <w:num w:numId="37" w16cid:durableId="1996058481">
-    <w:abstractNumId w:val="116"/>
+    <w:abstractNumId w:val="117"/>
   </w:num>
   <w:num w:numId="38" w16cid:durableId="284436130">
     <w:abstractNumId w:val="27"/>
   </w:num>
   <w:num w:numId="39" w16cid:durableId="992759133">
-    <w:abstractNumId w:val="101"/>
+    <w:abstractNumId w:val="102"/>
   </w:num>
   <w:num w:numId="40" w16cid:durableId="1060708748">
     <w:abstractNumId w:val="58"/>
   </w:num>
   <w:num w:numId="41" w16cid:durableId="1482384172">
-    <w:abstractNumId w:val="68"/>
+    <w:abstractNumId w:val="69"/>
   </w:num>
   <w:num w:numId="42" w16cid:durableId="308440354">
-    <w:abstractNumId w:val="85"/>
+    <w:abstractNumId w:val="86"/>
   </w:num>
   <w:num w:numId="43" w16cid:durableId="1247232488">
     <w:abstractNumId w:val="11"/>
@@ -31758,19 +32412,19 @@
     <w:abstractNumId w:val="3"/>
   </w:num>
   <w:num w:numId="46" w16cid:durableId="1621764922">
-    <w:abstractNumId w:val="81"/>
+    <w:abstractNumId w:val="82"/>
   </w:num>
   <w:num w:numId="47" w16cid:durableId="1894534262">
-    <w:abstractNumId w:val="123"/>
+    <w:abstractNumId w:val="124"/>
   </w:num>
   <w:num w:numId="48" w16cid:durableId="1804417964">
     <w:abstractNumId w:val="30"/>
   </w:num>
   <w:num w:numId="49" w16cid:durableId="1199466914">
-    <w:abstractNumId w:val="121"/>
+    <w:abstractNumId w:val="122"/>
   </w:num>
   <w:num w:numId="50" w16cid:durableId="895893798">
-    <w:abstractNumId w:val="73"/>
+    <w:abstractNumId w:val="74"/>
   </w:num>
   <w:num w:numId="51" w16cid:durableId="162748658">
     <w:abstractNumId w:val="8"/>
@@ -31779,34 +32433,34 @@
     <w:abstractNumId w:val="0"/>
   </w:num>
   <w:num w:numId="53" w16cid:durableId="1763646068">
-    <w:abstractNumId w:val="89"/>
+    <w:abstractNumId w:val="90"/>
   </w:num>
   <w:num w:numId="54" w16cid:durableId="1207134300">
     <w:abstractNumId w:val="36"/>
   </w:num>
   <w:num w:numId="55" w16cid:durableId="873005170">
-    <w:abstractNumId w:val="86"/>
+    <w:abstractNumId w:val="87"/>
   </w:num>
   <w:num w:numId="56" w16cid:durableId="1308169849">
-    <w:abstractNumId w:val="77"/>
+    <w:abstractNumId w:val="78"/>
   </w:num>
   <w:num w:numId="57" w16cid:durableId="357968050">
-    <w:abstractNumId w:val="93"/>
+    <w:abstractNumId w:val="94"/>
   </w:num>
   <w:num w:numId="58" w16cid:durableId="1895892093">
-    <w:abstractNumId w:val="120"/>
+    <w:abstractNumId w:val="121"/>
   </w:num>
   <w:num w:numId="59" w16cid:durableId="1027221841">
-    <w:abstractNumId w:val="110"/>
+    <w:abstractNumId w:val="111"/>
   </w:num>
   <w:num w:numId="60" w16cid:durableId="2069063080">
-    <w:abstractNumId w:val="78"/>
+    <w:abstractNumId w:val="79"/>
   </w:num>
   <w:num w:numId="61" w16cid:durableId="49771116">
     <w:abstractNumId w:val="56"/>
   </w:num>
   <w:num w:numId="62" w16cid:durableId="1448159084">
-    <w:abstractNumId w:val="118"/>
+    <w:abstractNumId w:val="119"/>
   </w:num>
   <w:num w:numId="63" w16cid:durableId="1575122264">
     <w:abstractNumId w:val="10"/>
@@ -31818,7 +32472,7 @@
     <w:abstractNumId w:val="55"/>
   </w:num>
   <w:num w:numId="66" w16cid:durableId="339043224">
-    <w:abstractNumId w:val="96"/>
+    <w:abstractNumId w:val="97"/>
   </w:num>
   <w:num w:numId="67" w16cid:durableId="1496143401">
     <w:abstractNumId w:val="17"/>
@@ -31827,13 +32481,13 @@
     <w:abstractNumId w:val="57"/>
   </w:num>
   <w:num w:numId="69" w16cid:durableId="636647002">
-    <w:abstractNumId w:val="70"/>
+    <w:abstractNumId w:val="71"/>
   </w:num>
   <w:num w:numId="70" w16cid:durableId="1385714199">
     <w:abstractNumId w:val="47"/>
   </w:num>
   <w:num w:numId="71" w16cid:durableId="2077898425">
-    <w:abstractNumId w:val="111"/>
+    <w:abstractNumId w:val="112"/>
   </w:num>
   <w:num w:numId="72" w16cid:durableId="444547860">
     <w:abstractNumId w:val="28"/>
@@ -31845,19 +32499,19 @@
     <w:abstractNumId w:val="16"/>
   </w:num>
   <w:num w:numId="75" w16cid:durableId="1010185719">
-    <w:abstractNumId w:val="72"/>
+    <w:abstractNumId w:val="73"/>
   </w:num>
   <w:num w:numId="76" w16cid:durableId="68312096">
-    <w:abstractNumId w:val="119"/>
+    <w:abstractNumId w:val="120"/>
   </w:num>
   <w:num w:numId="77" w16cid:durableId="813985498">
     <w:abstractNumId w:val="19"/>
   </w:num>
   <w:num w:numId="78" w16cid:durableId="1472091110">
-    <w:abstractNumId w:val="115"/>
+    <w:abstractNumId w:val="116"/>
   </w:num>
   <w:num w:numId="79" w16cid:durableId="1560744818">
-    <w:abstractNumId w:val="113"/>
+    <w:abstractNumId w:val="114"/>
   </w:num>
   <w:num w:numId="80" w16cid:durableId="2133285104">
     <w:abstractNumId w:val="43"/>
@@ -31866,10 +32520,10 @@
     <w:abstractNumId w:val="42"/>
   </w:num>
   <w:num w:numId="82" w16cid:durableId="1894808844">
-    <w:abstractNumId w:val="122"/>
+    <w:abstractNumId w:val="123"/>
   </w:num>
   <w:num w:numId="83" w16cid:durableId="154609397">
-    <w:abstractNumId w:val="127"/>
+    <w:abstractNumId w:val="128"/>
   </w:num>
   <w:num w:numId="84" w16cid:durableId="904415263">
     <w:abstractNumId w:val="59"/>
@@ -31878,7 +32532,7 @@
     <w:abstractNumId w:val="13"/>
   </w:num>
   <w:num w:numId="86" w16cid:durableId="1041907343">
-    <w:abstractNumId w:val="75"/>
+    <w:abstractNumId w:val="76"/>
   </w:num>
   <w:num w:numId="87" w16cid:durableId="637536826">
     <w:abstractNumId w:val="39"/>
@@ -31887,19 +32541,19 @@
     <w:abstractNumId w:val="25"/>
   </w:num>
   <w:num w:numId="89" w16cid:durableId="219024226">
-    <w:abstractNumId w:val="128"/>
+    <w:abstractNumId w:val="129"/>
   </w:num>
   <w:num w:numId="90" w16cid:durableId="1387878547">
-    <w:abstractNumId w:val="91"/>
+    <w:abstractNumId w:val="92"/>
   </w:num>
   <w:num w:numId="91" w16cid:durableId="320280345">
-    <w:abstractNumId w:val="79"/>
+    <w:abstractNumId w:val="80"/>
   </w:num>
   <w:num w:numId="92" w16cid:durableId="891773784">
     <w:abstractNumId w:val="54"/>
   </w:num>
   <w:num w:numId="93" w16cid:durableId="1600140324">
-    <w:abstractNumId w:val="124"/>
+    <w:abstractNumId w:val="125"/>
   </w:num>
   <w:num w:numId="94" w16cid:durableId="803352876">
     <w:abstractNumId w:val="9"/>
@@ -31908,19 +32562,19 @@
     <w:abstractNumId w:val="49"/>
   </w:num>
   <w:num w:numId="96" w16cid:durableId="1258364294">
-    <w:abstractNumId w:val="80"/>
+    <w:abstractNumId w:val="81"/>
   </w:num>
   <w:num w:numId="97" w16cid:durableId="1542744364">
-    <w:abstractNumId w:val="74"/>
+    <w:abstractNumId w:val="75"/>
   </w:num>
   <w:num w:numId="98" w16cid:durableId="1179391935">
+    <w:abstractNumId w:val="66"/>
+  </w:num>
+  <w:num w:numId="99" w16cid:durableId="1507403615">
     <w:abstractNumId w:val="65"/>
   </w:num>
-  <w:num w:numId="99" w16cid:durableId="1507403615">
-    <w:abstractNumId w:val="64"/>
-  </w:num>
   <w:num w:numId="100" w16cid:durableId="2095470275">
-    <w:abstractNumId w:val="104"/>
+    <w:abstractNumId w:val="105"/>
   </w:num>
   <w:num w:numId="101" w16cid:durableId="1136216192">
     <w:abstractNumId w:val="53"/>
@@ -31929,19 +32583,19 @@
     <w:abstractNumId w:val="29"/>
   </w:num>
   <w:num w:numId="103" w16cid:durableId="1147824221">
-    <w:abstractNumId w:val="112"/>
+    <w:abstractNumId w:val="113"/>
   </w:num>
   <w:num w:numId="104" w16cid:durableId="1785152204">
     <w:abstractNumId w:val="20"/>
   </w:num>
   <w:num w:numId="105" w16cid:durableId="2107965728">
-    <w:abstractNumId w:val="71"/>
+    <w:abstractNumId w:val="72"/>
   </w:num>
   <w:num w:numId="106" w16cid:durableId="1994990968">
-    <w:abstractNumId w:val="105"/>
+    <w:abstractNumId w:val="106"/>
   </w:num>
   <w:num w:numId="107" w16cid:durableId="1303272197">
-    <w:abstractNumId w:val="94"/>
+    <w:abstractNumId w:val="95"/>
   </w:num>
   <w:num w:numId="108" w16cid:durableId="1555314431">
     <w:abstractNumId w:val="22"/>
@@ -31950,10 +32604,10 @@
     <w:abstractNumId w:val="38"/>
   </w:num>
   <w:num w:numId="110" w16cid:durableId="1747335696">
-    <w:abstractNumId w:val="99"/>
+    <w:abstractNumId w:val="100"/>
   </w:num>
   <w:num w:numId="111" w16cid:durableId="1733119241">
-    <w:abstractNumId w:val="62"/>
+    <w:abstractNumId w:val="63"/>
   </w:num>
   <w:num w:numId="112" w16cid:durableId="1455444160">
     <w:abstractNumId w:val="24"/>
@@ -31974,16 +32628,16 @@
     <w:abstractNumId w:val="51"/>
   </w:num>
   <w:num w:numId="118" w16cid:durableId="1912035400">
-    <w:abstractNumId w:val="114"/>
+    <w:abstractNumId w:val="115"/>
   </w:num>
   <w:num w:numId="119" w16cid:durableId="46225977">
     <w:abstractNumId w:val="31"/>
   </w:num>
   <w:num w:numId="120" w16cid:durableId="1129326893">
-    <w:abstractNumId w:val="117"/>
+    <w:abstractNumId w:val="118"/>
   </w:num>
   <w:num w:numId="121" w16cid:durableId="683021237">
-    <w:abstractNumId w:val="95"/>
+    <w:abstractNumId w:val="96"/>
   </w:num>
   <w:num w:numId="122" w16cid:durableId="156462817">
     <w:abstractNumId w:val="45"/>
@@ -31995,19 +32649,22 @@
     <w:abstractNumId w:val="2"/>
   </w:num>
   <w:num w:numId="125" w16cid:durableId="1644654324">
-    <w:abstractNumId w:val="126"/>
+    <w:abstractNumId w:val="127"/>
   </w:num>
   <w:num w:numId="126" w16cid:durableId="1665547422">
-    <w:abstractNumId w:val="107"/>
+    <w:abstractNumId w:val="108"/>
   </w:num>
   <w:num w:numId="127" w16cid:durableId="147132538">
     <w:abstractNumId w:val="52"/>
   </w:num>
   <w:num w:numId="128" w16cid:durableId="953633194">
-    <w:abstractNumId w:val="61"/>
+    <w:abstractNumId w:val="62"/>
   </w:num>
   <w:num w:numId="129" w16cid:durableId="2107647076">
-    <w:abstractNumId w:val="88"/>
+    <w:abstractNumId w:val="89"/>
+  </w:num>
+  <w:num w:numId="130" w16cid:durableId="1521625066">
+    <w:abstractNumId w:val="60"/>
   </w:num>
 </w:numbering>
 </file>
